--- a/Nhom8_BaoCao.docx
+++ b/Nhom8_BaoCao.docx
@@ -11978,9 +11978,9 @@
           <w:lang w:val="en-US"/>
         </w:rPr>
       </w:pPr>
-      <w:bookmarkStart w:id="4" w:name="_Toc140297269"/>
-      <w:bookmarkStart w:id="5" w:name="_Toc142813558"/>
-      <w:bookmarkStart w:id="6" w:name="_Toc237511168"/>
+      <w:bookmarkStart w:id="4" w:name="_Toc237511168"/>
+      <w:bookmarkStart w:id="5" w:name="_Toc140297269"/>
+      <w:bookmarkStart w:id="6" w:name="_Toc142813558"/>
       <w:r>
         <w:rPr>
           <w:rFonts w:cs="Times New Roman"/>
@@ -11988,7 +11988,7 @@
         </w:rPr>
         <w:t>Tầm nhìn, sứ mệnh và giá trị cốt lõi</w:t>
       </w:r>
-      <w:bookmarkEnd w:id="6"/>
+      <w:bookmarkEnd w:id="4"/>
     </w:p>
     <w:p>
       <w:pPr>
@@ -12403,7 +12403,7 @@
         </w:rPr>
         <w:lastRenderedPageBreak/>
         <w:drawing>
-          <wp:inline distT="0" distB="0" distL="0" distR="0" wp14:anchorId="18A847AB" wp14:editId="174189BD">
+          <wp:inline distT="0" distB="0" distL="0" distR="0" wp14:anchorId="18A847AB" wp14:editId="4A3D7D26">
             <wp:extent cx="5579745" cy="2936875"/>
             <wp:effectExtent l="0" t="0" r="0" b="0"/>
             <wp:docPr id="1563092666" name="Picture 2"/>
@@ -13221,8 +13221,8 @@
         <w:pStyle w:val="Heading1"/>
       </w:pPr>
       <w:bookmarkStart w:id="16" w:name="_Toc237511177"/>
-      <w:bookmarkEnd w:id="4"/>
       <w:bookmarkEnd w:id="5"/>
+      <w:bookmarkEnd w:id="6"/>
       <w:r>
         <w:lastRenderedPageBreak/>
         <w:t xml:space="preserve">HỆ THỐNG QUY TRÌNH NGHIỆP VỤ CỦA FPT </w:t>
@@ -13416,16 +13416,7 @@
           <w:bCs/>
           <w:lang w:val="en-US"/>
         </w:rPr>
-        <w:t xml:space="preserve">M1. </w:t>
-      </w:r>
-      <w:r>
-        <w:rPr>
-          <w:rFonts w:cs="Times New Roman"/>
-          <w:b/>
-          <w:bCs/>
-          <w:lang w:val="en-US"/>
-        </w:rPr>
-        <w:t>Quy trình quản lý nhà cung cấp</w:t>
+        <w:t>M1. Quy trình quản lý nhà cung cấp</w:t>
       </w:r>
     </w:p>
     <w:p>
@@ -14958,10 +14949,631 @@
           <w:rFonts w:cs="Times New Roman"/>
           <w:lang w:val="en-US"/>
         </w:rPr>
+        <w:t>Quy trình quản lý tồn kho</w:t>
+      </w:r>
+      <w:bookmarkEnd w:id="50"/>
+    </w:p>
+    <w:p>
+      <w:pPr>
+        <w:pStyle w:val="Heading3"/>
+        <w:rPr>
+          <w:rFonts w:cs="Times New Roman"/>
+          <w:lang w:val="en-US"/>
+        </w:rPr>
+      </w:pPr>
+      <w:bookmarkStart w:id="51" w:name="_Toc237511197"/>
+      <w:r>
+        <w:rPr>
+          <w:rFonts w:cs="Times New Roman"/>
+          <w:lang w:val="en-US"/>
+        </w:rPr>
+        <w:t>Mô tả quy trình</w:t>
+      </w:r>
+      <w:bookmarkEnd w:id="51"/>
+    </w:p>
+    <w:p>
+      <w:pPr>
+        <w:rPr>
+          <w:lang w:val="en-US"/>
+        </w:rPr>
+      </w:pPr>
+      <w:r>
+        <w:rPr>
+          <w:lang w:val="en-US"/>
+        </w:rPr>
+        <w:t>Quy trình quản lý tồn kho được xem xét từ thời điểm hệ thống hoặc nhân viên phát hiện nhu cầu bổ sung hàng hóa cho đến khi hàng được tiếp nhận, kiểm tra và cập nhật vào số lượng tồn kho của cửa hàng.</w:t>
+      </w:r>
+    </w:p>
+    <w:p>
+      <w:pPr>
+        <w:rPr>
+          <w:lang w:val="en-US"/>
+        </w:rPr>
+      </w:pPr>
+      <w:r>
+        <w:rPr>
+          <w:lang w:val="en-US"/>
+        </w:rPr>
+        <w:t>Quy trình có thể được mô tả qua các bước sau:</w:t>
+      </w:r>
+    </w:p>
+    <w:p>
+      <w:pPr>
+        <w:rPr>
+          <w:lang w:val="en-US"/>
+        </w:rPr>
+      </w:pPr>
+      <w:r>
+        <w:rPr>
+          <w:b/>
+          <w:bCs/>
+          <w:lang w:val="en-US"/>
+        </w:rPr>
+        <w:t>Bước 1: Theo dõi số lượng tồn kho</w:t>
+      </w:r>
+    </w:p>
+    <w:p>
+      <w:pPr>
+        <w:rPr>
+          <w:lang w:val="en-US"/>
+        </w:rPr>
+      </w:pPr>
+      <w:r>
+        <w:rPr>
+          <w:lang w:val="en-US"/>
+        </w:rPr>
         <w:lastRenderedPageBreak/>
-        <w:t>Quy trình quản lý tồn kho</w:t>
-      </w:r>
-      <w:bookmarkEnd w:id="50"/>
+        <w:t>Hệ thống quản lý tồn kho ghi nhận liên tục các giao dịch nhập, xuất và bán hàng tại cửa hàng. Dựa trên dữ liệu này, nhân viên có thể theo dõi số lượng của từng sản phẩm.</w:t>
+      </w:r>
+    </w:p>
+    <w:p>
+      <w:pPr>
+        <w:rPr>
+          <w:lang w:val="en-US"/>
+        </w:rPr>
+      </w:pPr>
+      <w:r>
+        <w:rPr>
+          <w:lang w:val="en-US"/>
+        </w:rPr>
+        <w:t xml:space="preserve">Khi số lượng một mặt hàng giảm xuống dưới mức cần thiết, nhu cầu bổ sung hàng được hình thành. Việc sử dụng phần mềm ERP, mã vạch và QR giúp doanh nghiệp cập nhật dữ liệu tồn kho nhanh và chính xác hơn. </w:t>
+      </w:r>
+    </w:p>
+    <w:p>
+      <w:pPr>
+        <w:rPr>
+          <w:lang w:val="en-US"/>
+        </w:rPr>
+      </w:pPr>
+      <w:r>
+        <w:rPr>
+          <w:b/>
+          <w:bCs/>
+          <w:lang w:val="en-US"/>
+        </w:rPr>
+        <w:t>Bước 2: Xác định nhu cầu bổ sung hàng</w:t>
+      </w:r>
+    </w:p>
+    <w:p>
+      <w:pPr>
+        <w:rPr>
+          <w:lang w:val="en-US"/>
+        </w:rPr>
+      </w:pPr>
+      <w:r>
+        <w:rPr>
+          <w:lang w:val="en-US"/>
+        </w:rPr>
+        <w:t>Nhân viên cửa hàng kiểm tra:</w:t>
+      </w:r>
+    </w:p>
+    <w:p>
+      <w:pPr>
+        <w:numPr>
+          <w:ilvl w:val="0"/>
+          <w:numId w:val="13"/>
+        </w:numPr>
+        <w:rPr>
+          <w:lang w:val="en-US"/>
+        </w:rPr>
+      </w:pPr>
+      <w:r>
+        <w:rPr>
+          <w:lang w:val="en-US"/>
+        </w:rPr>
+        <w:t xml:space="preserve">Số lượng tồn hiện tại. </w:t>
+      </w:r>
+    </w:p>
+    <w:p>
+      <w:pPr>
+        <w:numPr>
+          <w:ilvl w:val="0"/>
+          <w:numId w:val="13"/>
+        </w:numPr>
+        <w:rPr>
+          <w:lang w:val="en-US"/>
+        </w:rPr>
+      </w:pPr>
+      <w:r>
+        <w:rPr>
+          <w:lang w:val="en-US"/>
+        </w:rPr>
+        <w:t xml:space="preserve">Tốc độ bán sản phẩm. </w:t>
+      </w:r>
+    </w:p>
+    <w:p>
+      <w:pPr>
+        <w:numPr>
+          <w:ilvl w:val="0"/>
+          <w:numId w:val="13"/>
+        </w:numPr>
+        <w:rPr>
+          <w:lang w:val="en-US"/>
+        </w:rPr>
+      </w:pPr>
+      <w:r>
+        <w:rPr>
+          <w:lang w:val="en-US"/>
+        </w:rPr>
+        <w:t xml:space="preserve">Nhu cầu khách hàng. </w:t>
+      </w:r>
+    </w:p>
+    <w:p>
+      <w:pPr>
+        <w:numPr>
+          <w:ilvl w:val="0"/>
+          <w:numId w:val="13"/>
+        </w:numPr>
+        <w:rPr>
+          <w:lang w:val="en-US"/>
+        </w:rPr>
+      </w:pPr>
+      <w:r>
+        <w:rPr>
+          <w:lang w:val="en-US"/>
+        </w:rPr>
+        <w:t xml:space="preserve">Các chương trình khuyến mãi. </w:t>
+      </w:r>
+    </w:p>
+    <w:p>
+      <w:pPr>
+        <w:numPr>
+          <w:ilvl w:val="0"/>
+          <w:numId w:val="13"/>
+        </w:numPr>
+        <w:rPr>
+          <w:lang w:val="en-US"/>
+        </w:rPr>
+      </w:pPr>
+      <w:r>
+        <w:rPr>
+          <w:lang w:val="en-US"/>
+        </w:rPr>
+        <w:t xml:space="preserve">Lượng hàng dự kiến cần sử dụng trong thời gian tới. </w:t>
+      </w:r>
+    </w:p>
+    <w:p>
+      <w:pPr>
+        <w:rPr>
+          <w:lang w:val="en-US"/>
+        </w:rPr>
+      </w:pPr>
+      <w:r>
+        <w:rPr>
+          <w:lang w:val="en-US"/>
+        </w:rPr>
+        <w:t>Nếu lượng tồn vẫn đáp ứng nhu cầu, hàng hóa tiếp tục được theo dõi. Nếu lượng tồn thấp, nhân viên lập yêu cầu bổ sung.</w:t>
+      </w:r>
+    </w:p>
+    <w:p>
+      <w:pPr>
+        <w:rPr>
+          <w:lang w:val="en-US"/>
+        </w:rPr>
+      </w:pPr>
+      <w:r>
+        <w:rPr>
+          <w:b/>
+          <w:bCs/>
+          <w:lang w:val="en-US"/>
+        </w:rPr>
+        <w:t>Bước 3: Lập và gửi yêu cầu bổ sung hàng</w:t>
+      </w:r>
+    </w:p>
+    <w:p>
+      <w:pPr>
+        <w:rPr>
+          <w:lang w:val="en-US"/>
+        </w:rPr>
+      </w:pPr>
+      <w:r>
+        <w:rPr>
+          <w:lang w:val="en-US"/>
+        </w:rPr>
+        <w:t>Nhân viên xác định mã sản phẩm, số lượng cần bổ sung và gửi yêu cầu cho quản lý cửa hàng.</w:t>
+      </w:r>
+    </w:p>
+    <w:p>
+      <w:pPr>
+        <w:rPr>
+          <w:lang w:val="en-US"/>
+        </w:rPr>
+      </w:pPr>
+      <w:r>
+        <w:rPr>
+          <w:lang w:val="en-US"/>
+        </w:rPr>
+        <w:t>Yêu cầu này giúp tránh tình trạng bổ sung hàng tùy ý và tạo cơ chế kiểm soát trước khi thực hiện điều chuyển hàng.</w:t>
+      </w:r>
+    </w:p>
+    <w:p>
+      <w:pPr>
+        <w:rPr>
+          <w:lang w:val="en-US"/>
+        </w:rPr>
+      </w:pPr>
+      <w:r>
+        <w:rPr>
+          <w:b/>
+          <w:bCs/>
+          <w:lang w:val="en-US"/>
+        </w:rPr>
+        <w:t>Bước 4: Kiểm tra và phê duyệt</w:t>
+      </w:r>
+    </w:p>
+    <w:p>
+      <w:pPr>
+        <w:rPr>
+          <w:lang w:val="en-US"/>
+        </w:rPr>
+      </w:pPr>
+      <w:r>
+        <w:rPr>
+          <w:lang w:val="en-US"/>
+        </w:rPr>
+        <w:t>Quản lý cửa hàng kiểm tra tính hợp lý của yêu cầu dựa trên tồn kho thực tế và nhu cầu kinh doanh.</w:t>
+      </w:r>
+    </w:p>
+    <w:p>
+      <w:pPr>
+        <w:rPr>
+          <w:lang w:val="en-US"/>
+        </w:rPr>
+      </w:pPr>
+      <w:r>
+        <w:rPr>
+          <w:lang w:val="en-US"/>
+        </w:rPr>
+        <w:t>Nếu yêu cầu không hợp lý, quản lý yêu cầu nhân viên điều chỉnh.</w:t>
+      </w:r>
+    </w:p>
+    <w:p>
+      <w:pPr>
+        <w:rPr>
+          <w:lang w:val="en-US"/>
+        </w:rPr>
+      </w:pPr>
+      <w:r>
+        <w:rPr>
+          <w:lang w:val="en-US"/>
+        </w:rPr>
+        <w:lastRenderedPageBreak/>
+        <w:t>Nếu hợp lý, yêu cầu được phê duyệt và chuyển đến kho hoặc bộ phận phụ trách phân phối.</w:t>
+      </w:r>
+    </w:p>
+    <w:p>
+      <w:pPr>
+        <w:rPr>
+          <w:lang w:val="en-US"/>
+        </w:rPr>
+      </w:pPr>
+      <w:r>
+        <w:rPr>
+          <w:b/>
+          <w:bCs/>
+          <w:lang w:val="en-US"/>
+        </w:rPr>
+        <w:t>Bước 5: Kiểm tra hàng tại kho</w:t>
+      </w:r>
+    </w:p>
+    <w:p>
+      <w:pPr>
+        <w:rPr>
+          <w:lang w:val="en-US"/>
+        </w:rPr>
+      </w:pPr>
+      <w:r>
+        <w:rPr>
+          <w:lang w:val="en-US"/>
+        </w:rPr>
+        <w:t>Kho tiếp nhận yêu cầu và kiểm tra số lượng hàng hiện có.</w:t>
+      </w:r>
+    </w:p>
+    <w:p>
+      <w:pPr>
+        <w:rPr>
+          <w:lang w:val="en-US"/>
+        </w:rPr>
+      </w:pPr>
+      <w:r>
+        <w:rPr>
+          <w:lang w:val="en-US"/>
+        </w:rPr>
+        <w:t>Nếu hàng có sẵn, kho thực hiện chuẩn bị và xuất hàng.</w:t>
+      </w:r>
+    </w:p>
+    <w:p>
+      <w:pPr>
+        <w:rPr>
+          <w:lang w:val="en-US"/>
+        </w:rPr>
+      </w:pPr>
+      <w:r>
+        <w:rPr>
+          <w:lang w:val="en-US"/>
+        </w:rPr>
+        <w:t>Nếu không đủ, doanh nghiệp có thể lựa chọn bổ sung hàng từ nguồn khác, nhập thêm từ nhà cung cấp hoặc điều chuyển từ một địa điểm khác.</w:t>
+      </w:r>
+    </w:p>
+    <w:p>
+      <w:pPr>
+        <w:rPr>
+          <w:lang w:val="en-US"/>
+        </w:rPr>
+      </w:pPr>
+      <w:r>
+        <w:rPr>
+          <w:lang w:val="en-US"/>
+        </w:rPr>
+        <w:t xml:space="preserve">Trong mô hình chuỗi cung ứng bán lẻ nói chung, luồng hàng thường đi từ nhà cung cấp đến kho, từ kho đến cửa hàng và sau đó tới khách hàng. </w:t>
+      </w:r>
+    </w:p>
+    <w:p>
+      <w:pPr>
+        <w:rPr>
+          <w:lang w:val="en-US"/>
+        </w:rPr>
+      </w:pPr>
+      <w:r>
+        <w:rPr>
+          <w:b/>
+          <w:bCs/>
+          <w:lang w:val="en-US"/>
+        </w:rPr>
+        <w:t>Bước 6: Xuất kho và vận chuyển</w:t>
+      </w:r>
+    </w:p>
+    <w:p>
+      <w:pPr>
+        <w:rPr>
+          <w:lang w:val="en-US"/>
+        </w:rPr>
+      </w:pPr>
+      <w:r>
+        <w:rPr>
+          <w:lang w:val="en-US"/>
+        </w:rPr>
+        <w:t>Nhân viên kho chuẩn bị sản phẩm theo yêu cầu, kiểm tra mã hàng và số lượng trước khi lập chứng từ xuất kho.</w:t>
+      </w:r>
+    </w:p>
+    <w:p>
+      <w:pPr>
+        <w:rPr>
+          <w:lang w:val="en-US"/>
+        </w:rPr>
+      </w:pPr>
+      <w:r>
+        <w:rPr>
+          <w:lang w:val="en-US"/>
+        </w:rPr>
+        <w:t>Hàng sau đó được vận chuyển đến cửa hàng yêu cầu.</w:t>
+      </w:r>
+    </w:p>
+    <w:p>
+      <w:pPr>
+        <w:rPr>
+          <w:lang w:val="en-US"/>
+        </w:rPr>
+      </w:pPr>
+      <w:r>
+        <w:rPr>
+          <w:b/>
+          <w:bCs/>
+          <w:lang w:val="en-US"/>
+        </w:rPr>
+        <w:t>Bước 7: Tiếp nhận và kiểm tra hàng</w:t>
+      </w:r>
+    </w:p>
+    <w:p>
+      <w:pPr>
+        <w:rPr>
+          <w:lang w:val="en-US"/>
+        </w:rPr>
+      </w:pPr>
+      <w:r>
+        <w:rPr>
+          <w:lang w:val="en-US"/>
+        </w:rPr>
+        <w:t>Khi hàng đến cửa hàng, nhân viên tiến hành:</w:t>
+      </w:r>
+    </w:p>
+    <w:p>
+      <w:pPr>
+        <w:numPr>
+          <w:ilvl w:val="0"/>
+          <w:numId w:val="14"/>
+        </w:numPr>
+        <w:rPr>
+          <w:lang w:val="en-US"/>
+        </w:rPr>
+      </w:pPr>
+      <w:r>
+        <w:rPr>
+          <w:lang w:val="en-US"/>
+        </w:rPr>
+        <w:t xml:space="preserve">Đối chiếu mã sản phẩm. </w:t>
+      </w:r>
+    </w:p>
+    <w:p>
+      <w:pPr>
+        <w:numPr>
+          <w:ilvl w:val="0"/>
+          <w:numId w:val="14"/>
+        </w:numPr>
+        <w:rPr>
+          <w:lang w:val="en-US"/>
+        </w:rPr>
+      </w:pPr>
+      <w:r>
+        <w:rPr>
+          <w:lang w:val="en-US"/>
+        </w:rPr>
+        <w:t xml:space="preserve">Kiểm tra số lượng. </w:t>
+      </w:r>
+    </w:p>
+    <w:p>
+      <w:pPr>
+        <w:numPr>
+          <w:ilvl w:val="0"/>
+          <w:numId w:val="14"/>
+        </w:numPr>
+        <w:rPr>
+          <w:lang w:val="en-US"/>
+        </w:rPr>
+      </w:pPr>
+      <w:r>
+        <w:rPr>
+          <w:lang w:val="en-US"/>
+        </w:rPr>
+        <w:t xml:space="preserve">Kiểm tra tình trạng hàng hóa. </w:t>
+      </w:r>
+    </w:p>
+    <w:p>
+      <w:pPr>
+        <w:numPr>
+          <w:ilvl w:val="0"/>
+          <w:numId w:val="14"/>
+        </w:numPr>
+        <w:rPr>
+          <w:lang w:val="en-US"/>
+        </w:rPr>
+      </w:pPr>
+      <w:r>
+        <w:rPr>
+          <w:lang w:val="en-US"/>
+        </w:rPr>
+        <w:t xml:space="preserve">Đối chiếu hàng thực nhận với chứng từ. </w:t>
+      </w:r>
+    </w:p>
+    <w:p>
+      <w:pPr>
+        <w:rPr>
+          <w:lang w:val="en-US"/>
+        </w:rPr>
+      </w:pPr>
+      <w:r>
+        <w:rPr>
+          <w:lang w:val="en-US"/>
+        </w:rPr>
+        <w:t>Nếu phát hiện sai lệch, nhân viên lập biên bản và chuyển thông tin về bộ phận liên quan để xử lý.</w:t>
+      </w:r>
+    </w:p>
+    <w:p>
+      <w:pPr>
+        <w:rPr>
+          <w:lang w:val="en-US"/>
+        </w:rPr>
+      </w:pPr>
+      <w:r>
+        <w:rPr>
+          <w:b/>
+          <w:bCs/>
+          <w:lang w:val="en-US"/>
+        </w:rPr>
+        <w:t>Bước 8: Xác nhận nhập kho</w:t>
+      </w:r>
+    </w:p>
+    <w:p>
+      <w:pPr>
+        <w:rPr>
+          <w:lang w:val="en-US"/>
+        </w:rPr>
+      </w:pPr>
+      <w:r>
+        <w:rPr>
+          <w:lang w:val="en-US"/>
+        </w:rPr>
+        <w:t>Nếu hàng hóa đạt yêu cầu, nhân viên xác nhận nhận hàng.</w:t>
+      </w:r>
+    </w:p>
+    <w:p>
+      <w:pPr>
+        <w:rPr>
+          <w:lang w:val="en-US"/>
+        </w:rPr>
+      </w:pPr>
+      <w:r>
+        <w:rPr>
+          <w:lang w:val="en-US"/>
+        </w:rPr>
+        <w:t>Sản phẩm được đưa vào kho hoặc khu vực trưng bày.</w:t>
+      </w:r>
+    </w:p>
+    <w:p>
+      <w:pPr>
+        <w:rPr>
+          <w:lang w:val="en-US"/>
+        </w:rPr>
+      </w:pPr>
+      <w:r>
+        <w:rPr>
+          <w:b/>
+          <w:bCs/>
+          <w:lang w:val="en-US"/>
+        </w:rPr>
+        <w:lastRenderedPageBreak/>
+        <w:t>Bước 9: Cập nhật tồn kho</w:t>
+      </w:r>
+    </w:p>
+    <w:p>
+      <w:pPr>
+        <w:rPr>
+          <w:lang w:val="en-US"/>
+        </w:rPr>
+      </w:pPr>
+      <w:r>
+        <w:rPr>
+          <w:lang w:val="en-US"/>
+        </w:rPr>
+        <w:t>Hệ thống cập nhật số lượng tồn mới sau khi giao dịch nhập kho hoàn tất.</w:t>
+      </w:r>
+    </w:p>
+    <w:p>
+      <w:pPr>
+        <w:rPr>
+          <w:lang w:val="en-US"/>
+        </w:rPr>
+      </w:pPr>
+      <w:r>
+        <w:rPr>
+          <w:lang w:val="en-US"/>
+        </w:rPr>
+        <w:t>Từ thời điểm này, sản phẩm có thể tiếp tục được phân bổ cho hoạt động kinh doanh và bán hàng.</w:t>
+      </w:r>
+    </w:p>
+    <w:p>
+      <w:pPr>
+        <w:rPr>
+          <w:lang w:val="en-US"/>
+        </w:rPr>
+      </w:pPr>
+    </w:p>
+    <w:p>
+      <w:pPr>
+        <w:rPr>
+          <w:lang w:val="en-US"/>
+        </w:rPr>
+      </w:pPr>
     </w:p>
     <w:p>
       <w:pPr>
@@ -14971,15 +15583,75 @@
           <w:lang w:val="en-US"/>
         </w:rPr>
       </w:pPr>
-      <w:bookmarkStart w:id="51" w:name="_Toc237511197"/>
-      <w:r>
-        <w:rPr>
-          <w:rFonts w:cs="Times New Roman"/>
-          <w:lang w:val="en-US"/>
-        </w:rPr>
-        <w:t>Mô tả quy trình</w:t>
-      </w:r>
-      <w:bookmarkEnd w:id="51"/>
+      <w:bookmarkStart w:id="52" w:name="_Toc237511198"/>
+      <w:r>
+        <w:rPr>
+          <w:rFonts w:cs="Times New Roman"/>
+          <w:lang w:val="en-US"/>
+        </w:rPr>
+        <w:t>Mô hình BPMN</w:t>
+      </w:r>
+      <w:bookmarkEnd w:id="52"/>
+    </w:p>
+    <w:p>
+      <w:pPr>
+        <w:rPr>
+          <w:lang w:val="en-US"/>
+        </w:rPr>
+      </w:pPr>
+      <w:r>
+        <w:rPr>
+          <w:noProof/>
+        </w:rPr>
+        <w:drawing>
+          <wp:inline distT="0" distB="0" distL="0" distR="0" wp14:anchorId="3749E84D" wp14:editId="47DFC3F0">
+            <wp:extent cx="5579745" cy="3721100"/>
+            <wp:effectExtent l="0" t="0" r="0" b="0"/>
+            <wp:docPr id="1750042900" name="Picture 2"/>
+            <wp:cNvGraphicFramePr>
+              <a:graphicFrameLocks xmlns:a="http://schemas.openxmlformats.org/drawingml/2006/main" noChangeAspect="1"/>
+            </wp:cNvGraphicFramePr>
+            <a:graphic xmlns:a="http://schemas.openxmlformats.org/drawingml/2006/main">
+              <a:graphicData uri="http://schemas.openxmlformats.org/drawingml/2006/picture">
+                <pic:pic xmlns:pic="http://schemas.openxmlformats.org/drawingml/2006/picture">
+                  <pic:nvPicPr>
+                    <pic:cNvPr id="0" name="Picture 6"/>
+                    <pic:cNvPicPr>
+                      <a:picLocks noChangeAspect="1" noChangeArrowheads="1"/>
+                    </pic:cNvPicPr>
+                  </pic:nvPicPr>
+                  <pic:blipFill>
+                    <a:blip r:embed="rId11" cstate="print">
+                      <a:extLst>
+                        <a:ext uri="{28A0092B-C50C-407E-A947-70E740481C1C}">
+                          <a14:useLocalDpi xmlns:a14="http://schemas.microsoft.com/office/drawing/2010/main" val="0"/>
+                        </a:ext>
+                      </a:extLst>
+                    </a:blip>
+                    <a:srcRect/>
+                    <a:stretch>
+                      <a:fillRect/>
+                    </a:stretch>
+                  </pic:blipFill>
+                  <pic:spPr bwMode="auto">
+                    <a:xfrm>
+                      <a:off x="0" y="0"/>
+                      <a:ext cx="5579745" cy="3721100"/>
+                    </a:xfrm>
+                    <a:prstGeom prst="rect">
+                      <a:avLst/>
+                    </a:prstGeom>
+                    <a:noFill/>
+                    <a:ln>
+                      <a:noFill/>
+                    </a:ln>
+                  </pic:spPr>
+                </pic:pic>
+              </a:graphicData>
+            </a:graphic>
+          </wp:inline>
+        </w:drawing>
+      </w:r>
     </w:p>
     <w:p>
       <w:pPr>
@@ -14989,15 +15661,544 @@
           <w:lang w:val="en-US"/>
         </w:rPr>
       </w:pPr>
-      <w:bookmarkStart w:id="52" w:name="_Toc237511198"/>
-      <w:r>
-        <w:rPr>
-          <w:rFonts w:cs="Times New Roman"/>
-          <w:lang w:val="en-US"/>
-        </w:rPr>
-        <w:t>Mô hình BPMN</w:t>
-      </w:r>
-      <w:bookmarkEnd w:id="52"/>
+      <w:bookmarkStart w:id="53" w:name="_Toc237511199"/>
+      <w:r>
+        <w:rPr>
+          <w:rFonts w:cs="Times New Roman"/>
+          <w:lang w:val="en-US"/>
+        </w:rPr>
+        <w:t>Phân tích quy trình</w:t>
+      </w:r>
+      <w:bookmarkEnd w:id="53"/>
+    </w:p>
+    <w:p>
+      <w:pPr>
+        <w:rPr>
+          <w:lang w:val="en-US"/>
+        </w:rPr>
+      </w:pPr>
+      <w:r>
+        <w:rPr>
+          <w:lang w:val="en-US"/>
+        </w:rPr>
+        <w:t>Quy trình quản lý tồn kho bao gồm sự phối hợp giữa hệ thống thông tin, nhân viên cửa hàng, quản lý và bộ phận kho.</w:t>
+      </w:r>
+    </w:p>
+    <w:p>
+      <w:pPr>
+        <w:numPr>
+          <w:ilvl w:val="0"/>
+          <w:numId w:val="15"/>
+        </w:numPr>
+        <w:rPr>
+          <w:b/>
+          <w:bCs/>
+          <w:lang w:val="en-US"/>
+        </w:rPr>
+      </w:pPr>
+      <w:r>
+        <w:rPr>
+          <w:b/>
+          <w:bCs/>
+          <w:lang w:val="en-US"/>
+        </w:rPr>
+        <w:t>Đầu vào của quy trình</w:t>
+      </w:r>
+    </w:p>
+    <w:p>
+      <w:pPr>
+        <w:rPr>
+          <w:lang w:val="en-US"/>
+        </w:rPr>
+      </w:pPr>
+      <w:r>
+        <w:rPr>
+          <w:lang w:val="en-US"/>
+        </w:rPr>
+        <w:t>Đầu vào bao gồm:</w:t>
+      </w:r>
+    </w:p>
+    <w:p>
+      <w:pPr>
+        <w:numPr>
+          <w:ilvl w:val="0"/>
+          <w:numId w:val="15"/>
+        </w:numPr>
+        <w:rPr>
+          <w:lang w:val="en-US"/>
+        </w:rPr>
+      </w:pPr>
+      <w:r>
+        <w:rPr>
+          <w:lang w:val="en-US"/>
+        </w:rPr>
+        <w:t xml:space="preserve">Dữ liệu tồn kho hiện tại. </w:t>
+      </w:r>
+    </w:p>
+    <w:p>
+      <w:pPr>
+        <w:numPr>
+          <w:ilvl w:val="0"/>
+          <w:numId w:val="15"/>
+        </w:numPr>
+        <w:rPr>
+          <w:lang w:val="en-US"/>
+        </w:rPr>
+      </w:pPr>
+      <w:r>
+        <w:rPr>
+          <w:lang w:val="en-US"/>
+        </w:rPr>
+        <w:t xml:space="preserve">Dữ liệu bán hàng. </w:t>
+      </w:r>
+    </w:p>
+    <w:p>
+      <w:pPr>
+        <w:numPr>
+          <w:ilvl w:val="0"/>
+          <w:numId w:val="15"/>
+        </w:numPr>
+        <w:rPr>
+          <w:lang w:val="en-US"/>
+        </w:rPr>
+      </w:pPr>
+      <w:r>
+        <w:rPr>
+          <w:lang w:val="en-US"/>
+        </w:rPr>
+        <w:t xml:space="preserve">Nhu cầu khách hàng. </w:t>
+      </w:r>
+    </w:p>
+    <w:p>
+      <w:pPr>
+        <w:numPr>
+          <w:ilvl w:val="0"/>
+          <w:numId w:val="15"/>
+        </w:numPr>
+        <w:rPr>
+          <w:lang w:val="en-US"/>
+        </w:rPr>
+      </w:pPr>
+      <w:r>
+        <w:rPr>
+          <w:lang w:val="en-US"/>
+        </w:rPr>
+        <w:t xml:space="preserve">Mức tồn kho yêu cầu. </w:t>
+      </w:r>
+    </w:p>
+    <w:p>
+      <w:pPr>
+        <w:numPr>
+          <w:ilvl w:val="0"/>
+          <w:numId w:val="15"/>
+        </w:numPr>
+        <w:rPr>
+          <w:lang w:val="en-US"/>
+        </w:rPr>
+      </w:pPr>
+      <w:r>
+        <w:rPr>
+          <w:lang w:val="en-US"/>
+        </w:rPr>
+        <w:t xml:space="preserve">Thông tin sản phẩm. </w:t>
+      </w:r>
+    </w:p>
+    <w:p>
+      <w:pPr>
+        <w:numPr>
+          <w:ilvl w:val="0"/>
+          <w:numId w:val="15"/>
+        </w:numPr>
+        <w:rPr>
+          <w:lang w:val="en-US"/>
+        </w:rPr>
+      </w:pPr>
+      <w:r>
+        <w:rPr>
+          <w:lang w:val="en-US"/>
+        </w:rPr>
+        <w:t xml:space="preserve">Yêu cầu bổ sung hàng. </w:t>
+      </w:r>
+    </w:p>
+    <w:p>
+      <w:pPr>
+        <w:numPr>
+          <w:ilvl w:val="0"/>
+          <w:numId w:val="15"/>
+        </w:numPr>
+        <w:rPr>
+          <w:b/>
+          <w:bCs/>
+          <w:lang w:val="en-US"/>
+        </w:rPr>
+      </w:pPr>
+      <w:r>
+        <w:rPr>
+          <w:b/>
+          <w:bCs/>
+          <w:lang w:val="en-US"/>
+        </w:rPr>
+        <w:t>Hoạt động chính</w:t>
+      </w:r>
+    </w:p>
+    <w:p>
+      <w:pPr>
+        <w:rPr>
+          <w:lang w:val="en-US"/>
+        </w:rPr>
+      </w:pPr>
+      <w:r>
+        <w:rPr>
+          <w:lang w:val="en-US"/>
+        </w:rPr>
+        <w:t>Có thể chia quy trình thành 5 nhóm hoạt động:</w:t>
+      </w:r>
+    </w:p>
+    <w:p>
+      <w:pPr>
+        <w:rPr>
+          <w:lang w:val="en-US"/>
+        </w:rPr>
+      </w:pPr>
+      <w:r>
+        <w:rPr>
+          <w:b/>
+          <w:bCs/>
+          <w:lang w:val="en-US"/>
+        </w:rPr>
+        <w:t>Theo dõi:</w:t>
+      </w:r>
+      <w:r>
+        <w:rPr>
+          <w:lang w:val="en-US"/>
+        </w:rPr>
+        <w:t xml:space="preserve"> xác định lượng hàng hiện có.</w:t>
+      </w:r>
+    </w:p>
+    <w:p>
+      <w:pPr>
+        <w:rPr>
+          <w:lang w:val="en-US"/>
+        </w:rPr>
+      </w:pPr>
+      <w:r>
+        <w:rPr>
+          <w:b/>
+          <w:bCs/>
+          <w:lang w:val="en-US"/>
+        </w:rPr>
+        <w:t>Lập kế hoạch:</w:t>
+      </w:r>
+      <w:r>
+        <w:rPr>
+          <w:lang w:val="en-US"/>
+        </w:rPr>
+        <w:t xml:space="preserve"> xác định số lượng cần bổ sung.</w:t>
+      </w:r>
+    </w:p>
+    <w:p>
+      <w:pPr>
+        <w:rPr>
+          <w:lang w:val="en-US"/>
+        </w:rPr>
+      </w:pPr>
+      <w:r>
+        <w:rPr>
+          <w:b/>
+          <w:bCs/>
+          <w:lang w:val="en-US"/>
+        </w:rPr>
+        <w:t>Phê duyệt:</w:t>
+      </w:r>
+      <w:r>
+        <w:rPr>
+          <w:lang w:val="en-US"/>
+        </w:rPr>
+        <w:t xml:space="preserve"> kiểm tra tính hợp lý của yêu cầu.</w:t>
+      </w:r>
+    </w:p>
+    <w:p>
+      <w:pPr>
+        <w:rPr>
+          <w:lang w:val="en-US"/>
+        </w:rPr>
+      </w:pPr>
+      <w:r>
+        <w:rPr>
+          <w:b/>
+          <w:bCs/>
+          <w:lang w:val="en-US"/>
+        </w:rPr>
+        <w:t>Thực hiện:</w:t>
+      </w:r>
+      <w:r>
+        <w:rPr>
+          <w:lang w:val="en-US"/>
+        </w:rPr>
+        <w:t xml:space="preserve"> chuẩn bị, xuất và vận chuyển hàng.</w:t>
+      </w:r>
+    </w:p>
+    <w:p>
+      <w:pPr>
+        <w:rPr>
+          <w:lang w:val="en-US"/>
+        </w:rPr>
+      </w:pPr>
+      <w:r>
+        <w:rPr>
+          <w:b/>
+          <w:bCs/>
+          <w:lang w:val="en-US"/>
+        </w:rPr>
+        <w:t>Kiểm soát:</w:t>
+      </w:r>
+      <w:r>
+        <w:rPr>
+          <w:lang w:val="en-US"/>
+        </w:rPr>
+        <w:t xml:space="preserve"> kiểm đếm, xác nhận và cập nhật tồn kho.</w:t>
+      </w:r>
+    </w:p>
+    <w:p>
+      <w:pPr>
+        <w:numPr>
+          <w:ilvl w:val="0"/>
+          <w:numId w:val="15"/>
+        </w:numPr>
+        <w:rPr>
+          <w:b/>
+          <w:bCs/>
+          <w:lang w:val="en-US"/>
+        </w:rPr>
+      </w:pPr>
+      <w:r>
+        <w:rPr>
+          <w:b/>
+          <w:bCs/>
+          <w:lang w:val="en-US"/>
+        </w:rPr>
+        <w:t>Đầu ra</w:t>
+      </w:r>
+    </w:p>
+    <w:p>
+      <w:pPr>
+        <w:rPr>
+          <w:lang w:val="en-US"/>
+        </w:rPr>
+      </w:pPr>
+      <w:r>
+        <w:rPr>
+          <w:lang w:val="en-US"/>
+        </w:rPr>
+        <w:t>Kết quả của quy trình gồm:</w:t>
+      </w:r>
+    </w:p>
+    <w:p>
+      <w:pPr>
+        <w:numPr>
+          <w:ilvl w:val="0"/>
+          <w:numId w:val="16"/>
+        </w:numPr>
+        <w:rPr>
+          <w:lang w:val="en-US"/>
+        </w:rPr>
+      </w:pPr>
+      <w:r>
+        <w:rPr>
+          <w:lang w:val="en-US"/>
+        </w:rPr>
+        <w:t xml:space="preserve">Hàng hóa được bổ sung cho cửa hàng. </w:t>
+      </w:r>
+    </w:p>
+    <w:p>
+      <w:pPr>
+        <w:numPr>
+          <w:ilvl w:val="0"/>
+          <w:numId w:val="16"/>
+        </w:numPr>
+        <w:rPr>
+          <w:lang w:val="en-US"/>
+        </w:rPr>
+      </w:pPr>
+      <w:r>
+        <w:rPr>
+          <w:lang w:val="en-US"/>
+        </w:rPr>
+        <w:t xml:space="preserve">Dữ liệu tồn kho được cập nhật. </w:t>
+      </w:r>
+    </w:p>
+    <w:p>
+      <w:pPr>
+        <w:numPr>
+          <w:ilvl w:val="0"/>
+          <w:numId w:val="16"/>
+        </w:numPr>
+        <w:rPr>
+          <w:lang w:val="en-US"/>
+        </w:rPr>
+      </w:pPr>
+      <w:r>
+        <w:rPr>
+          <w:lang w:val="en-US"/>
+        </w:rPr>
+        <w:t xml:space="preserve">Nhu cầu bán hàng được bảo đảm. </w:t>
+      </w:r>
+    </w:p>
+    <w:p>
+      <w:pPr>
+        <w:numPr>
+          <w:ilvl w:val="0"/>
+          <w:numId w:val="16"/>
+        </w:numPr>
+        <w:rPr>
+          <w:lang w:val="en-US"/>
+        </w:rPr>
+      </w:pPr>
+      <w:r>
+        <w:rPr>
+          <w:lang w:val="en-US"/>
+        </w:rPr>
+        <w:t xml:space="preserve">Các sai lệch trong quá trình giao nhận được ghi nhận và xử lý. </w:t>
+      </w:r>
+    </w:p>
+    <w:p>
+      <w:pPr>
+        <w:numPr>
+          <w:ilvl w:val="0"/>
+          <w:numId w:val="15"/>
+        </w:numPr>
+        <w:rPr>
+          <w:b/>
+          <w:bCs/>
+          <w:lang w:val="en-US"/>
+        </w:rPr>
+      </w:pPr>
+      <w:r>
+        <w:rPr>
+          <w:b/>
+          <w:bCs/>
+          <w:lang w:val="en-US"/>
+        </w:rPr>
+        <w:t>Điểm kiểm soát</w:t>
+      </w:r>
+    </w:p>
+    <w:p>
+      <w:pPr>
+        <w:rPr>
+          <w:lang w:val="en-US"/>
+        </w:rPr>
+      </w:pPr>
+      <w:r>
+        <w:rPr>
+          <w:lang w:val="en-US"/>
+        </w:rPr>
+        <w:t>Các điểm kiểm soát quan trọng là:</w:t>
+      </w:r>
+    </w:p>
+    <w:p>
+      <w:pPr>
+        <w:numPr>
+          <w:ilvl w:val="0"/>
+          <w:numId w:val="17"/>
+        </w:numPr>
+        <w:rPr>
+          <w:lang w:val="en-US"/>
+        </w:rPr>
+      </w:pPr>
+      <w:r>
+        <w:rPr>
+          <w:lang w:val="en-US"/>
+        </w:rPr>
+        <w:t xml:space="preserve">Kiểm tra tồn kho trước khi yêu cầu bổ sung. </w:t>
+      </w:r>
+    </w:p>
+    <w:p>
+      <w:pPr>
+        <w:numPr>
+          <w:ilvl w:val="0"/>
+          <w:numId w:val="17"/>
+        </w:numPr>
+        <w:rPr>
+          <w:lang w:val="en-US"/>
+        </w:rPr>
+      </w:pPr>
+      <w:r>
+        <w:rPr>
+          <w:lang w:val="en-US"/>
+        </w:rPr>
+        <w:t xml:space="preserve">Phê duyệt yêu cầu. </w:t>
+      </w:r>
+    </w:p>
+    <w:p>
+      <w:pPr>
+        <w:numPr>
+          <w:ilvl w:val="0"/>
+          <w:numId w:val="17"/>
+        </w:numPr>
+        <w:rPr>
+          <w:lang w:val="en-US"/>
+        </w:rPr>
+      </w:pPr>
+      <w:r>
+        <w:rPr>
+          <w:lang w:val="en-US"/>
+        </w:rPr>
+        <w:t xml:space="preserve">Kiểm tra hàng tại kho. </w:t>
+      </w:r>
+    </w:p>
+    <w:p>
+      <w:pPr>
+        <w:numPr>
+          <w:ilvl w:val="0"/>
+          <w:numId w:val="17"/>
+        </w:numPr>
+        <w:rPr>
+          <w:lang w:val="en-US"/>
+        </w:rPr>
+      </w:pPr>
+      <w:r>
+        <w:rPr>
+          <w:lang w:val="en-US"/>
+        </w:rPr>
+        <w:t xml:space="preserve">Kiểm tra hàng khi nhận. </w:t>
+      </w:r>
+    </w:p>
+    <w:p>
+      <w:pPr>
+        <w:numPr>
+          <w:ilvl w:val="0"/>
+          <w:numId w:val="17"/>
+        </w:numPr>
+        <w:rPr>
+          <w:lang w:val="en-US"/>
+        </w:rPr>
+      </w:pPr>
+      <w:r>
+        <w:rPr>
+          <w:lang w:val="en-US"/>
+        </w:rPr>
+        <w:t xml:space="preserve">Đối chiếu tồn kho thực tế và hệ thống. </w:t>
+      </w:r>
+    </w:p>
+    <w:p>
+      <w:pPr>
+        <w:rPr>
+          <w:lang w:val="en-US"/>
+        </w:rPr>
+      </w:pPr>
+      <w:r>
+        <w:rPr>
+          <w:lang w:val="en-US"/>
+        </w:rPr>
+        <w:t>Việc kiểm soát các điểm này giúp hạn chế sai sót và thất thoát hàng hóa.</w:t>
+      </w:r>
+    </w:p>
+    <w:p>
+      <w:pPr>
+        <w:rPr>
+          <w:lang w:val="en-US"/>
+        </w:rPr>
+      </w:pPr>
     </w:p>
     <w:p>
       <w:pPr>
@@ -15007,15 +16208,2037 @@
           <w:lang w:val="en-US"/>
         </w:rPr>
       </w:pPr>
-      <w:bookmarkStart w:id="53" w:name="_Toc237511199"/>
-      <w:r>
-        <w:rPr>
-          <w:rFonts w:cs="Times New Roman"/>
-          <w:lang w:val="en-US"/>
-        </w:rPr>
-        <w:t>Phân tích quy trình</w:t>
-      </w:r>
-      <w:bookmarkEnd w:id="53"/>
+      <w:bookmarkStart w:id="54" w:name="_Toc237511200"/>
+      <w:r>
+        <w:rPr>
+          <w:rFonts w:cs="Times New Roman"/>
+          <w:lang w:val="en-US"/>
+        </w:rPr>
+        <w:t>Phân tích định tính</w:t>
+      </w:r>
+      <w:bookmarkEnd w:id="54"/>
+    </w:p>
+    <w:p>
+      <w:pPr>
+        <w:pStyle w:val="Heading4"/>
+        <w:rPr>
+          <w:rFonts w:cs="Times New Roman"/>
+          <w:lang w:val="en-US"/>
+        </w:rPr>
+      </w:pPr>
+      <w:bookmarkStart w:id="55" w:name="_Toc237511201"/>
+      <w:r>
+        <w:rPr>
+          <w:rFonts w:cs="Times New Roman"/>
+          <w:lang w:val="en-US"/>
+        </w:rPr>
+        <w:t>Phân tích giá trị gia tăng</w:t>
+      </w:r>
+      <w:bookmarkEnd w:id="55"/>
+    </w:p>
+    <w:p>
+      <w:pPr>
+        <w:rPr>
+          <w:lang w:val="en-US"/>
+        </w:rPr>
+      </w:pPr>
+      <w:r>
+        <w:rPr>
+          <w:lang w:val="en-US"/>
+        </w:rPr>
+        <w:t>Có thể chia hoạt động thành ba nhóm.</w:t>
+      </w:r>
+    </w:p>
+    <w:p>
+      <w:pPr>
+        <w:numPr>
+          <w:ilvl w:val="0"/>
+          <w:numId w:val="18"/>
+        </w:numPr>
+        <w:rPr>
+          <w:b/>
+          <w:bCs/>
+          <w:lang w:val="en-US"/>
+        </w:rPr>
+      </w:pPr>
+      <w:r>
+        <w:rPr>
+          <w:b/>
+          <w:bCs/>
+          <w:lang w:val="en-US"/>
+        </w:rPr>
+        <w:t>Hoạt động tạo giá trị</w:t>
+      </w:r>
+    </w:p>
+    <w:p>
+      <w:pPr>
+        <w:rPr>
+          <w:lang w:val="en-US"/>
+        </w:rPr>
+      </w:pPr>
+      <w:r>
+        <w:rPr>
+          <w:lang w:val="en-US"/>
+        </w:rPr>
+        <w:t>Các hoạt động góp phần trực tiếp bảo đảm sản phẩm có sẵn phục vụ hoạt động kinh doanh:</w:t>
+      </w:r>
+    </w:p>
+    <w:tbl>
+      <w:tblPr>
+        <w:tblW w:w="0" w:type="auto"/>
+        <w:tblCellSpacing w:w="15" w:type="dxa"/>
+        <w:tblBorders>
+          <w:top w:val="single" w:sz="4" w:space="0" w:color="auto"/>
+          <w:left w:val="single" w:sz="4" w:space="0" w:color="auto"/>
+          <w:bottom w:val="single" w:sz="4" w:space="0" w:color="auto"/>
+          <w:right w:val="single" w:sz="4" w:space="0" w:color="auto"/>
+          <w:insideH w:val="single" w:sz="4" w:space="0" w:color="auto"/>
+          <w:insideV w:val="single" w:sz="4" w:space="0" w:color="auto"/>
+        </w:tblBorders>
+        <w:tblCellMar>
+          <w:top w:w="15" w:type="dxa"/>
+          <w:left w:w="15" w:type="dxa"/>
+          <w:bottom w:w="15" w:type="dxa"/>
+          <w:right w:w="15" w:type="dxa"/>
+        </w:tblCellMar>
+        <w:tblLook w:val="04A0" w:firstRow="1" w:lastRow="0" w:firstColumn="1" w:lastColumn="0" w:noHBand="0" w:noVBand="1"/>
+      </w:tblPr>
+      <w:tblGrid>
+        <w:gridCol w:w="2803"/>
+        <w:gridCol w:w="4331"/>
+      </w:tblGrid>
+      <w:tr>
+        <w:trPr>
+          <w:tblHeader/>
+          <w:tblCellSpacing w:w="15" w:type="dxa"/>
+        </w:trPr>
+        <w:tc>
+          <w:tcPr>
+            <w:tcW w:w="0" w:type="auto"/>
+            <w:vAlign w:val="center"/>
+            <w:hideMark/>
+          </w:tcPr>
+          <w:p>
+            <w:pPr>
+              <w:rPr>
+                <w:b/>
+                <w:bCs/>
+                <w:lang w:val="en-US"/>
+              </w:rPr>
+            </w:pPr>
+            <w:r>
+              <w:rPr>
+                <w:b/>
+                <w:bCs/>
+                <w:lang w:val="en-US"/>
+              </w:rPr>
+              <w:t>Hoạt động</w:t>
+            </w:r>
+          </w:p>
+        </w:tc>
+        <w:tc>
+          <w:tcPr>
+            <w:tcW w:w="0" w:type="auto"/>
+            <w:vAlign w:val="center"/>
+            <w:hideMark/>
+          </w:tcPr>
+          <w:p>
+            <w:pPr>
+              <w:rPr>
+                <w:b/>
+                <w:bCs/>
+                <w:lang w:val="en-US"/>
+              </w:rPr>
+            </w:pPr>
+            <w:r>
+              <w:rPr>
+                <w:b/>
+                <w:bCs/>
+                <w:lang w:val="en-US"/>
+              </w:rPr>
+              <w:t>Giá trị</w:t>
+            </w:r>
+          </w:p>
+        </w:tc>
+      </w:tr>
+      <w:tr>
+        <w:trPr>
+          <w:tblCellSpacing w:w="15" w:type="dxa"/>
+        </w:trPr>
+        <w:tc>
+          <w:tcPr>
+            <w:tcW w:w="0" w:type="auto"/>
+            <w:vAlign w:val="center"/>
+            <w:hideMark/>
+          </w:tcPr>
+          <w:p>
+            <w:pPr>
+              <w:rPr>
+                <w:lang w:val="en-US"/>
+              </w:rPr>
+            </w:pPr>
+            <w:r>
+              <w:rPr>
+                <w:lang w:val="en-US"/>
+              </w:rPr>
+              <w:t>Xác định nhu cầu bổ sung</w:t>
+            </w:r>
+          </w:p>
+        </w:tc>
+        <w:tc>
+          <w:tcPr>
+            <w:tcW w:w="0" w:type="auto"/>
+            <w:vAlign w:val="center"/>
+            <w:hideMark/>
+          </w:tcPr>
+          <w:p>
+            <w:pPr>
+              <w:rPr>
+                <w:lang w:val="en-US"/>
+              </w:rPr>
+            </w:pPr>
+            <w:r>
+              <w:rPr>
+                <w:lang w:val="en-US"/>
+              </w:rPr>
+              <w:t>Giảm nguy cơ thiếu hàng</w:t>
+            </w:r>
+          </w:p>
+        </w:tc>
+      </w:tr>
+      <w:tr>
+        <w:trPr>
+          <w:tblCellSpacing w:w="15" w:type="dxa"/>
+        </w:trPr>
+        <w:tc>
+          <w:tcPr>
+            <w:tcW w:w="0" w:type="auto"/>
+            <w:vAlign w:val="center"/>
+            <w:hideMark/>
+          </w:tcPr>
+          <w:p>
+            <w:pPr>
+              <w:rPr>
+                <w:lang w:val="en-US"/>
+              </w:rPr>
+            </w:pPr>
+            <w:r>
+              <w:rPr>
+                <w:lang w:val="en-US"/>
+              </w:rPr>
+              <w:t>Chuẩn bị hàng</w:t>
+            </w:r>
+          </w:p>
+        </w:tc>
+        <w:tc>
+          <w:tcPr>
+            <w:tcW w:w="0" w:type="auto"/>
+            <w:vAlign w:val="center"/>
+            <w:hideMark/>
+          </w:tcPr>
+          <w:p>
+            <w:pPr>
+              <w:rPr>
+                <w:lang w:val="en-US"/>
+              </w:rPr>
+            </w:pPr>
+            <w:r>
+              <w:rPr>
+                <w:lang w:val="en-US"/>
+              </w:rPr>
+              <w:t>Đáp ứng đúng nhu cầu cửa hàng</w:t>
+            </w:r>
+          </w:p>
+        </w:tc>
+      </w:tr>
+      <w:tr>
+        <w:trPr>
+          <w:tblCellSpacing w:w="15" w:type="dxa"/>
+        </w:trPr>
+        <w:tc>
+          <w:tcPr>
+            <w:tcW w:w="0" w:type="auto"/>
+            <w:vAlign w:val="center"/>
+            <w:hideMark/>
+          </w:tcPr>
+          <w:p>
+            <w:pPr>
+              <w:rPr>
+                <w:lang w:val="en-US"/>
+              </w:rPr>
+            </w:pPr>
+            <w:r>
+              <w:rPr>
+                <w:lang w:val="en-US"/>
+              </w:rPr>
+              <w:t>Vận chuyển</w:t>
+            </w:r>
+          </w:p>
+        </w:tc>
+        <w:tc>
+          <w:tcPr>
+            <w:tcW w:w="0" w:type="auto"/>
+            <w:vAlign w:val="center"/>
+            <w:hideMark/>
+          </w:tcPr>
+          <w:p>
+            <w:pPr>
+              <w:rPr>
+                <w:lang w:val="en-US"/>
+              </w:rPr>
+            </w:pPr>
+            <w:r>
+              <w:rPr>
+                <w:lang w:val="en-US"/>
+              </w:rPr>
+              <w:t>Đưa sản phẩm đến nơi phát sinh nhu cầu</w:t>
+            </w:r>
+          </w:p>
+        </w:tc>
+      </w:tr>
+      <w:tr>
+        <w:trPr>
+          <w:tblCellSpacing w:w="15" w:type="dxa"/>
+        </w:trPr>
+        <w:tc>
+          <w:tcPr>
+            <w:tcW w:w="0" w:type="auto"/>
+            <w:vAlign w:val="center"/>
+            <w:hideMark/>
+          </w:tcPr>
+          <w:p>
+            <w:pPr>
+              <w:rPr>
+                <w:lang w:val="en-US"/>
+              </w:rPr>
+            </w:pPr>
+            <w:r>
+              <w:rPr>
+                <w:lang w:val="en-US"/>
+              </w:rPr>
+              <w:t>Kiểm tra hàng</w:t>
+            </w:r>
+          </w:p>
+        </w:tc>
+        <w:tc>
+          <w:tcPr>
+            <w:tcW w:w="0" w:type="auto"/>
+            <w:vAlign w:val="center"/>
+            <w:hideMark/>
+          </w:tcPr>
+          <w:p>
+            <w:pPr>
+              <w:rPr>
+                <w:lang w:val="en-US"/>
+              </w:rPr>
+            </w:pPr>
+            <w:r>
+              <w:rPr>
+                <w:lang w:val="en-US"/>
+              </w:rPr>
+              <w:t>Bảo đảm hàng đúng và đạt chất lượng</w:t>
+            </w:r>
+          </w:p>
+        </w:tc>
+      </w:tr>
+      <w:tr>
+        <w:trPr>
+          <w:tblCellSpacing w:w="15" w:type="dxa"/>
+        </w:trPr>
+        <w:tc>
+          <w:tcPr>
+            <w:tcW w:w="0" w:type="auto"/>
+            <w:vAlign w:val="center"/>
+            <w:hideMark/>
+          </w:tcPr>
+          <w:p>
+            <w:pPr>
+              <w:rPr>
+                <w:lang w:val="en-US"/>
+              </w:rPr>
+            </w:pPr>
+            <w:r>
+              <w:rPr>
+                <w:lang w:val="en-US"/>
+              </w:rPr>
+              <w:t>Nhập kho</w:t>
+            </w:r>
+          </w:p>
+        </w:tc>
+        <w:tc>
+          <w:tcPr>
+            <w:tcW w:w="0" w:type="auto"/>
+            <w:vAlign w:val="center"/>
+            <w:hideMark/>
+          </w:tcPr>
+          <w:p>
+            <w:pPr>
+              <w:rPr>
+                <w:lang w:val="en-US"/>
+              </w:rPr>
+            </w:pPr>
+            <w:r>
+              <w:rPr>
+                <w:lang w:val="en-US"/>
+              </w:rPr>
+              <w:t>Đưa hàng vào trạng thái sẵn sàng bán</w:t>
+            </w:r>
+          </w:p>
+        </w:tc>
+      </w:tr>
+      <w:tr>
+        <w:trPr>
+          <w:tblCellSpacing w:w="15" w:type="dxa"/>
+        </w:trPr>
+        <w:tc>
+          <w:tcPr>
+            <w:tcW w:w="0" w:type="auto"/>
+            <w:vAlign w:val="center"/>
+            <w:hideMark/>
+          </w:tcPr>
+          <w:p>
+            <w:pPr>
+              <w:rPr>
+                <w:lang w:val="en-US"/>
+              </w:rPr>
+            </w:pPr>
+            <w:r>
+              <w:rPr>
+                <w:lang w:val="en-US"/>
+              </w:rPr>
+              <w:t>Cập nhật tồn kho</w:t>
+            </w:r>
+          </w:p>
+        </w:tc>
+        <w:tc>
+          <w:tcPr>
+            <w:tcW w:w="0" w:type="auto"/>
+            <w:vAlign w:val="center"/>
+            <w:hideMark/>
+          </w:tcPr>
+          <w:p>
+            <w:pPr>
+              <w:rPr>
+                <w:lang w:val="en-US"/>
+              </w:rPr>
+            </w:pPr>
+            <w:r>
+              <w:rPr>
+                <w:lang w:val="en-US"/>
+              </w:rPr>
+              <w:t>Bảo đảm dữ liệu phản ánh thực tế</w:t>
+            </w:r>
+          </w:p>
+        </w:tc>
+      </w:tr>
+    </w:tbl>
+    <w:p>
+      <w:pPr>
+        <w:numPr>
+          <w:ilvl w:val="0"/>
+          <w:numId w:val="18"/>
+        </w:numPr>
+        <w:rPr>
+          <w:b/>
+          <w:bCs/>
+          <w:lang w:val="en-US"/>
+        </w:rPr>
+      </w:pPr>
+      <w:r>
+        <w:rPr>
+          <w:b/>
+          <w:bCs/>
+          <w:lang w:val="en-US"/>
+        </w:rPr>
+        <w:t>Hoạt động tạo giá trị cho doanh nghiệp</w:t>
+      </w:r>
+    </w:p>
+    <w:p>
+      <w:pPr>
+        <w:rPr>
+          <w:lang w:val="en-US"/>
+        </w:rPr>
+      </w:pPr>
+      <w:r>
+        <w:rPr>
+          <w:lang w:val="en-US"/>
+        </w:rPr>
+        <w:t>Một số hoạt động không trực tiếp làm thay đổi sản phẩm nhưng cần thiết cho việc kiểm soát:</w:t>
+      </w:r>
+    </w:p>
+    <w:p>
+      <w:pPr>
+        <w:numPr>
+          <w:ilvl w:val="0"/>
+          <w:numId w:val="18"/>
+        </w:numPr>
+        <w:rPr>
+          <w:lang w:val="en-US"/>
+        </w:rPr>
+      </w:pPr>
+      <w:r>
+        <w:rPr>
+          <w:lang w:val="en-US"/>
+        </w:rPr>
+        <w:t xml:space="preserve">Kiểm tra yêu cầu. </w:t>
+      </w:r>
+    </w:p>
+    <w:p>
+      <w:pPr>
+        <w:numPr>
+          <w:ilvl w:val="0"/>
+          <w:numId w:val="18"/>
+        </w:numPr>
+        <w:rPr>
+          <w:lang w:val="en-US"/>
+        </w:rPr>
+      </w:pPr>
+      <w:r>
+        <w:rPr>
+          <w:lang w:val="en-US"/>
+        </w:rPr>
+        <w:t xml:space="preserve">Phê duyệt yêu cầu. </w:t>
+      </w:r>
+    </w:p>
+    <w:p>
+      <w:pPr>
+        <w:numPr>
+          <w:ilvl w:val="0"/>
+          <w:numId w:val="18"/>
+        </w:numPr>
+        <w:rPr>
+          <w:lang w:val="en-US"/>
+        </w:rPr>
+      </w:pPr>
+      <w:r>
+        <w:rPr>
+          <w:lang w:val="en-US"/>
+        </w:rPr>
+        <w:t xml:space="preserve">Lập chứng từ. </w:t>
+      </w:r>
+    </w:p>
+    <w:p>
+      <w:pPr>
+        <w:numPr>
+          <w:ilvl w:val="0"/>
+          <w:numId w:val="18"/>
+        </w:numPr>
+        <w:rPr>
+          <w:lang w:val="en-US"/>
+        </w:rPr>
+      </w:pPr>
+      <w:r>
+        <w:rPr>
+          <w:lang w:val="en-US"/>
+        </w:rPr>
+        <w:t xml:space="preserve">Đối chiếu số liệu. </w:t>
+      </w:r>
+    </w:p>
+    <w:p>
+      <w:pPr>
+        <w:numPr>
+          <w:ilvl w:val="0"/>
+          <w:numId w:val="18"/>
+        </w:numPr>
+        <w:rPr>
+          <w:lang w:val="en-US"/>
+        </w:rPr>
+      </w:pPr>
+      <w:r>
+        <w:rPr>
+          <w:lang w:val="en-US"/>
+        </w:rPr>
+        <w:t xml:space="preserve">Ghi nhận sai lệch. </w:t>
+      </w:r>
+    </w:p>
+    <w:p>
+      <w:pPr>
+        <w:rPr>
+          <w:lang w:val="en-US"/>
+        </w:rPr>
+      </w:pPr>
+      <w:r>
+        <w:rPr>
+          <w:lang w:val="en-US"/>
+        </w:rPr>
+        <w:t>Những hoạt động này giúp doanh nghiệp hạn chế rủi ro và bảo đảm khả năng kiểm soát.</w:t>
+      </w:r>
+    </w:p>
+    <w:p>
+      <w:pPr>
+        <w:numPr>
+          <w:ilvl w:val="0"/>
+          <w:numId w:val="18"/>
+        </w:numPr>
+        <w:rPr>
+          <w:b/>
+          <w:bCs/>
+          <w:lang w:val="en-US"/>
+        </w:rPr>
+      </w:pPr>
+      <w:r>
+        <w:rPr>
+          <w:b/>
+          <w:bCs/>
+          <w:lang w:val="en-US"/>
+        </w:rPr>
+        <w:t>Hoạt động không tạo giá trị</w:t>
+      </w:r>
+    </w:p>
+    <w:p>
+      <w:pPr>
+        <w:rPr>
+          <w:lang w:val="en-US"/>
+        </w:rPr>
+      </w:pPr>
+      <w:r>
+        <w:rPr>
+          <w:lang w:val="en-US"/>
+        </w:rPr>
+        <w:t>Có thể phát sinh trong trường hợp quy trình chưa tối ưu:</w:t>
+      </w:r>
+    </w:p>
+    <w:p>
+      <w:pPr>
+        <w:numPr>
+          <w:ilvl w:val="0"/>
+          <w:numId w:val="19"/>
+        </w:numPr>
+        <w:rPr>
+          <w:lang w:val="en-US"/>
+        </w:rPr>
+      </w:pPr>
+      <w:r>
+        <w:rPr>
+          <w:lang w:val="en-US"/>
+        </w:rPr>
+        <w:t xml:space="preserve">Nhập dữ liệu nhiều lần. </w:t>
+      </w:r>
+    </w:p>
+    <w:p>
+      <w:pPr>
+        <w:numPr>
+          <w:ilvl w:val="0"/>
+          <w:numId w:val="19"/>
+        </w:numPr>
+        <w:rPr>
+          <w:lang w:val="en-US"/>
+        </w:rPr>
+      </w:pPr>
+      <w:r>
+        <w:rPr>
+          <w:lang w:val="en-US"/>
+        </w:rPr>
+        <w:t xml:space="preserve">Chờ quản lý phê duyệt quá lâu. </w:t>
+      </w:r>
+    </w:p>
+    <w:p>
+      <w:pPr>
+        <w:numPr>
+          <w:ilvl w:val="0"/>
+          <w:numId w:val="19"/>
+        </w:numPr>
+        <w:rPr>
+          <w:lang w:val="en-US"/>
+        </w:rPr>
+      </w:pPr>
+      <w:r>
+        <w:rPr>
+          <w:lang w:val="en-US"/>
+        </w:rPr>
+        <w:t xml:space="preserve">Chờ hàng từ kho. </w:t>
+      </w:r>
+    </w:p>
+    <w:p>
+      <w:pPr>
+        <w:numPr>
+          <w:ilvl w:val="0"/>
+          <w:numId w:val="19"/>
+        </w:numPr>
+        <w:rPr>
+          <w:lang w:val="en-US"/>
+        </w:rPr>
+      </w:pPr>
+      <w:r>
+        <w:rPr>
+          <w:lang w:val="en-US"/>
+        </w:rPr>
+        <w:t xml:space="preserve">Kiểm tra lặp lại không cần thiết. </w:t>
+      </w:r>
+    </w:p>
+    <w:p>
+      <w:pPr>
+        <w:numPr>
+          <w:ilvl w:val="0"/>
+          <w:numId w:val="19"/>
+        </w:numPr>
+        <w:rPr>
+          <w:lang w:val="en-US"/>
+        </w:rPr>
+      </w:pPr>
+      <w:r>
+        <w:rPr>
+          <w:lang w:val="en-US"/>
+        </w:rPr>
+        <w:t xml:space="preserve">Trao đổi thủ công giữa các bộ phận. </w:t>
+      </w:r>
+    </w:p>
+    <w:p>
+      <w:pPr>
+        <w:numPr>
+          <w:ilvl w:val="0"/>
+          <w:numId w:val="19"/>
+        </w:numPr>
+        <w:rPr>
+          <w:lang w:val="en-US"/>
+        </w:rPr>
+      </w:pPr>
+      <w:r>
+        <w:rPr>
+          <w:lang w:val="en-US"/>
+        </w:rPr>
+        <w:t xml:space="preserve">Sửa sai do nhập nhầm dữ liệu. </w:t>
+      </w:r>
+    </w:p>
+    <w:p>
+      <w:pPr>
+        <w:rPr>
+          <w:lang w:val="en-US"/>
+        </w:rPr>
+      </w:pPr>
+      <w:r>
+        <w:rPr>
+          <w:lang w:val="en-US"/>
+        </w:rPr>
+        <w:t>Đây là các hoạt động nên được giảm thiểu.</w:t>
+      </w:r>
+    </w:p>
+    <w:p>
+      <w:pPr>
+        <w:rPr>
+          <w:lang w:val="en-US"/>
+        </w:rPr>
+      </w:pPr>
+    </w:p>
+    <w:p>
+      <w:pPr>
+        <w:pStyle w:val="Heading4"/>
+        <w:rPr>
+          <w:rFonts w:cs="Times New Roman"/>
+          <w:lang w:val="en-US"/>
+        </w:rPr>
+      </w:pPr>
+      <w:bookmarkStart w:id="56" w:name="_Toc237511202"/>
+      <w:r>
+        <w:rPr>
+          <w:rFonts w:cs="Times New Roman"/>
+          <w:lang w:val="en-US"/>
+        </w:rPr>
+        <w:t>Phân tích sự lãng phí</w:t>
+      </w:r>
+      <w:bookmarkEnd w:id="56"/>
+    </w:p>
+    <w:p>
+      <w:pPr>
+        <w:rPr>
+          <w:lang w:val="en-US"/>
+        </w:rPr>
+      </w:pPr>
+      <w:r>
+        <w:rPr>
+          <w:lang w:val="en-US"/>
+        </w:rPr>
+        <w:t>Có thể áp dụng tư duy Lean để xác định các dạng lãng phí.</w:t>
+      </w:r>
+    </w:p>
+    <w:p>
+      <w:pPr>
+        <w:numPr>
+          <w:ilvl w:val="0"/>
+          <w:numId w:val="20"/>
+        </w:numPr>
+        <w:rPr>
+          <w:b/>
+          <w:bCs/>
+          <w:lang w:val="en-US"/>
+        </w:rPr>
+      </w:pPr>
+      <w:r>
+        <w:rPr>
+          <w:b/>
+          <w:bCs/>
+          <w:lang w:val="en-US"/>
+        </w:rPr>
+        <w:t>1. Tồn kho dư thừa</w:t>
+      </w:r>
+    </w:p>
+    <w:p>
+      <w:pPr>
+        <w:rPr>
+          <w:lang w:val="en-US"/>
+        </w:rPr>
+      </w:pPr>
+      <w:r>
+        <w:rPr>
+          <w:lang w:val="en-US"/>
+        </w:rPr>
+        <w:t>Nếu doanh nghiệp nhập nhiều hơn nhu cầu, hàng có thể tồn lâu.</w:t>
+      </w:r>
+    </w:p>
+    <w:p>
+      <w:pPr>
+        <w:rPr>
+          <w:lang w:val="en-US"/>
+        </w:rPr>
+      </w:pPr>
+      <w:r>
+        <w:rPr>
+          <w:lang w:val="en-US"/>
+        </w:rPr>
+        <w:t>Đối với thiết bị công nghệ, điều này đặc biệt đáng chú ý do sản phẩm có vòng đời ngắn và model mới liên tục xuất hiện.</w:t>
+      </w:r>
+    </w:p>
+    <w:p>
+      <w:pPr>
+        <w:rPr>
+          <w:lang w:val="en-US"/>
+        </w:rPr>
+      </w:pPr>
+      <w:r>
+        <w:rPr>
+          <w:lang w:val="en-US"/>
+        </w:rPr>
+        <w:t>Hậu quả:</w:t>
+      </w:r>
+    </w:p>
+    <w:p>
+      <w:pPr>
+        <w:numPr>
+          <w:ilvl w:val="0"/>
+          <w:numId w:val="20"/>
+        </w:numPr>
+        <w:rPr>
+          <w:lang w:val="en-US"/>
+        </w:rPr>
+      </w:pPr>
+      <w:r>
+        <w:rPr>
+          <w:lang w:val="en-US"/>
+        </w:rPr>
+        <w:t xml:space="preserve">Chiếm diện tích kho. </w:t>
+      </w:r>
+    </w:p>
+    <w:p>
+      <w:pPr>
+        <w:numPr>
+          <w:ilvl w:val="0"/>
+          <w:numId w:val="20"/>
+        </w:numPr>
+        <w:rPr>
+          <w:lang w:val="en-US"/>
+        </w:rPr>
+      </w:pPr>
+      <w:r>
+        <w:rPr>
+          <w:lang w:val="en-US"/>
+        </w:rPr>
+        <w:t xml:space="preserve">Tăng vốn bị giữ trong hàng hóa. </w:t>
+      </w:r>
+    </w:p>
+    <w:p>
+      <w:pPr>
+        <w:numPr>
+          <w:ilvl w:val="0"/>
+          <w:numId w:val="20"/>
+        </w:numPr>
+        <w:rPr>
+          <w:lang w:val="en-US"/>
+        </w:rPr>
+      </w:pPr>
+      <w:r>
+        <w:rPr>
+          <w:lang w:val="en-US"/>
+        </w:rPr>
+        <w:t xml:space="preserve">Tăng nguy cơ giảm giá. </w:t>
+      </w:r>
+    </w:p>
+    <w:p>
+      <w:pPr>
+        <w:numPr>
+          <w:ilvl w:val="0"/>
+          <w:numId w:val="20"/>
+        </w:numPr>
+        <w:rPr>
+          <w:lang w:val="en-US"/>
+        </w:rPr>
+      </w:pPr>
+      <w:r>
+        <w:rPr>
+          <w:lang w:val="en-US"/>
+        </w:rPr>
+        <w:t xml:space="preserve">Tăng chi phí lưu kho. </w:t>
+      </w:r>
+    </w:p>
+    <w:p>
+      <w:pPr>
+        <w:rPr>
+          <w:lang w:val="en-US"/>
+        </w:rPr>
+      </w:pPr>
+      <w:r>
+        <w:rPr>
+          <w:lang w:val="en-US"/>
+        </w:rPr>
+        <w:t xml:space="preserve">FPT Shop cũng chỉ ra rằng vòng quay hàng tồn kho là chỉ số phản ánh hiệu quả quản lý hàng tồn, tức tốc độ hàng được luân chuyển trong một khoảng thời gian. </w:t>
+      </w:r>
+    </w:p>
+    <w:p>
+      <w:pPr>
+        <w:numPr>
+          <w:ilvl w:val="0"/>
+          <w:numId w:val="20"/>
+        </w:numPr>
+        <w:rPr>
+          <w:b/>
+          <w:bCs/>
+          <w:lang w:val="en-US"/>
+        </w:rPr>
+      </w:pPr>
+      <w:r>
+        <w:rPr>
+          <w:b/>
+          <w:bCs/>
+          <w:lang w:val="en-US"/>
+        </w:rPr>
+        <w:t>2. Chờ đợi</w:t>
+      </w:r>
+    </w:p>
+    <w:p>
+      <w:pPr>
+        <w:rPr>
+          <w:lang w:val="en-US"/>
+        </w:rPr>
+      </w:pPr>
+      <w:r>
+        <w:rPr>
+          <w:lang w:val="en-US"/>
+        </w:rPr>
+        <w:t>Có thể xảy ra khi:</w:t>
+      </w:r>
+    </w:p>
+    <w:p>
+      <w:pPr>
+        <w:numPr>
+          <w:ilvl w:val="0"/>
+          <w:numId w:val="21"/>
+        </w:numPr>
+        <w:rPr>
+          <w:lang w:val="en-US"/>
+        </w:rPr>
+      </w:pPr>
+      <w:r>
+        <w:rPr>
+          <w:lang w:val="en-US"/>
+        </w:rPr>
+        <w:t xml:space="preserve">Chờ quản lý phê duyệt. </w:t>
+      </w:r>
+    </w:p>
+    <w:p>
+      <w:pPr>
+        <w:numPr>
+          <w:ilvl w:val="0"/>
+          <w:numId w:val="21"/>
+        </w:numPr>
+        <w:rPr>
+          <w:lang w:val="en-US"/>
+        </w:rPr>
+      </w:pPr>
+      <w:r>
+        <w:rPr>
+          <w:lang w:val="en-US"/>
+        </w:rPr>
+        <w:t xml:space="preserve">Chờ kho xác nhận. </w:t>
+      </w:r>
+    </w:p>
+    <w:p>
+      <w:pPr>
+        <w:numPr>
+          <w:ilvl w:val="0"/>
+          <w:numId w:val="21"/>
+        </w:numPr>
+        <w:rPr>
+          <w:lang w:val="en-US"/>
+        </w:rPr>
+      </w:pPr>
+      <w:r>
+        <w:rPr>
+          <w:lang w:val="en-US"/>
+        </w:rPr>
+        <w:t xml:space="preserve">Chờ vận chuyển. </w:t>
+      </w:r>
+    </w:p>
+    <w:p>
+      <w:pPr>
+        <w:numPr>
+          <w:ilvl w:val="0"/>
+          <w:numId w:val="21"/>
+        </w:numPr>
+        <w:rPr>
+          <w:lang w:val="en-US"/>
+        </w:rPr>
+      </w:pPr>
+      <w:r>
+        <w:rPr>
+          <w:lang w:val="en-US"/>
+        </w:rPr>
+        <w:t xml:space="preserve">Chờ xử lý sai lệch. </w:t>
+      </w:r>
+    </w:p>
+    <w:p>
+      <w:pPr>
+        <w:rPr>
+          <w:lang w:val="en-US"/>
+        </w:rPr>
+      </w:pPr>
+      <w:r>
+        <w:rPr>
+          <w:lang w:val="en-US"/>
+        </w:rPr>
+        <w:t>Thời gian chờ càng dài càng làm tăng nguy cơ cửa hàng thiếu hàng.</w:t>
+      </w:r>
+    </w:p>
+    <w:p>
+      <w:pPr>
+        <w:numPr>
+          <w:ilvl w:val="0"/>
+          <w:numId w:val="20"/>
+        </w:numPr>
+        <w:rPr>
+          <w:b/>
+          <w:bCs/>
+          <w:lang w:val="en-US"/>
+        </w:rPr>
+      </w:pPr>
+      <w:r>
+        <w:rPr>
+          <w:b/>
+          <w:bCs/>
+          <w:lang w:val="en-US"/>
+        </w:rPr>
+        <w:t>3. Xử lý thừa</w:t>
+      </w:r>
+    </w:p>
+    <w:p>
+      <w:pPr>
+        <w:rPr>
+          <w:lang w:val="en-US"/>
+        </w:rPr>
+      </w:pPr>
+      <w:r>
+        <w:rPr>
+          <w:lang w:val="en-US"/>
+        </w:rPr>
+        <w:t>Ví dụ:</w:t>
+      </w:r>
+    </w:p>
+    <w:p>
+      <w:pPr>
+        <w:numPr>
+          <w:ilvl w:val="0"/>
+          <w:numId w:val="22"/>
+        </w:numPr>
+        <w:rPr>
+          <w:lang w:val="en-US"/>
+        </w:rPr>
+      </w:pPr>
+      <w:r>
+        <w:rPr>
+          <w:lang w:val="en-US"/>
+        </w:rPr>
+        <w:t xml:space="preserve">Kiểm tra cùng một thông tin nhiều lần. </w:t>
+      </w:r>
+    </w:p>
+    <w:p>
+      <w:pPr>
+        <w:numPr>
+          <w:ilvl w:val="0"/>
+          <w:numId w:val="22"/>
+        </w:numPr>
+        <w:rPr>
+          <w:lang w:val="en-US"/>
+        </w:rPr>
+      </w:pPr>
+      <w:r>
+        <w:rPr>
+          <w:lang w:val="en-US"/>
+        </w:rPr>
+        <w:t xml:space="preserve">Nhập dữ liệu vào nhiều hệ thống khác nhau. </w:t>
+      </w:r>
+    </w:p>
+    <w:p>
+      <w:pPr>
+        <w:numPr>
+          <w:ilvl w:val="0"/>
+          <w:numId w:val="22"/>
+        </w:numPr>
+        <w:rPr>
+          <w:lang w:val="en-US"/>
+        </w:rPr>
+      </w:pPr>
+      <w:r>
+        <w:rPr>
+          <w:lang w:val="en-US"/>
+        </w:rPr>
+        <w:t xml:space="preserve">Tạo chứng từ thủ công trong khi dữ liệu đã có trên hệ thống. </w:t>
+      </w:r>
+    </w:p>
+    <w:p>
+      <w:pPr>
+        <w:numPr>
+          <w:ilvl w:val="0"/>
+          <w:numId w:val="20"/>
+        </w:numPr>
+        <w:rPr>
+          <w:b/>
+          <w:bCs/>
+          <w:lang w:val="en-US"/>
+        </w:rPr>
+      </w:pPr>
+      <w:r>
+        <w:rPr>
+          <w:b/>
+          <w:bCs/>
+          <w:lang w:val="en-US"/>
+        </w:rPr>
+        <w:t>4. Sai lỗi</w:t>
+      </w:r>
+    </w:p>
+    <w:p>
+      <w:pPr>
+        <w:rPr>
+          <w:lang w:val="en-US"/>
+        </w:rPr>
+      </w:pPr>
+      <w:r>
+        <w:rPr>
+          <w:lang w:val="en-US"/>
+        </w:rPr>
+        <w:t>Sai sót có thể bao gồm:</w:t>
+      </w:r>
+    </w:p>
+    <w:p>
+      <w:pPr>
+        <w:numPr>
+          <w:ilvl w:val="0"/>
+          <w:numId w:val="23"/>
+        </w:numPr>
+        <w:rPr>
+          <w:lang w:val="en-US"/>
+        </w:rPr>
+      </w:pPr>
+      <w:r>
+        <w:rPr>
+          <w:lang w:val="en-US"/>
+        </w:rPr>
+        <w:t xml:space="preserve">Sai mã sản phẩm. </w:t>
+      </w:r>
+    </w:p>
+    <w:p>
+      <w:pPr>
+        <w:numPr>
+          <w:ilvl w:val="0"/>
+          <w:numId w:val="23"/>
+        </w:numPr>
+        <w:rPr>
+          <w:lang w:val="en-US"/>
+        </w:rPr>
+      </w:pPr>
+      <w:r>
+        <w:rPr>
+          <w:lang w:val="en-US"/>
+        </w:rPr>
+        <w:t xml:space="preserve">Sai số lượng. </w:t>
+      </w:r>
+    </w:p>
+    <w:p>
+      <w:pPr>
+        <w:numPr>
+          <w:ilvl w:val="0"/>
+          <w:numId w:val="23"/>
+        </w:numPr>
+        <w:rPr>
+          <w:lang w:val="en-US"/>
+        </w:rPr>
+      </w:pPr>
+      <w:r>
+        <w:rPr>
+          <w:lang w:val="en-US"/>
+        </w:rPr>
+        <w:t xml:space="preserve">Hàng lỗi. </w:t>
+      </w:r>
+    </w:p>
+    <w:p>
+      <w:pPr>
+        <w:numPr>
+          <w:ilvl w:val="0"/>
+          <w:numId w:val="23"/>
+        </w:numPr>
+        <w:rPr>
+          <w:lang w:val="en-US"/>
+        </w:rPr>
+      </w:pPr>
+      <w:r>
+        <w:rPr>
+          <w:lang w:val="en-US"/>
+        </w:rPr>
+        <w:t xml:space="preserve">Sai dữ liệu trên hệ thống. </w:t>
+      </w:r>
+    </w:p>
+    <w:p>
+      <w:pPr>
+        <w:rPr>
+          <w:lang w:val="en-US"/>
+        </w:rPr>
+      </w:pPr>
+      <w:r>
+        <w:rPr>
+          <w:lang w:val="en-US"/>
+        </w:rPr>
+        <w:t>Sai lỗi tạo ra quá trình xử lý lại và làm tăng chi phí.</w:t>
+      </w:r>
+    </w:p>
+    <w:p>
+      <w:pPr>
+        <w:numPr>
+          <w:ilvl w:val="0"/>
+          <w:numId w:val="20"/>
+        </w:numPr>
+        <w:rPr>
+          <w:b/>
+          <w:bCs/>
+          <w:lang w:val="en-US"/>
+        </w:rPr>
+      </w:pPr>
+      <w:r>
+        <w:rPr>
+          <w:b/>
+          <w:bCs/>
+          <w:lang w:val="en-US"/>
+        </w:rPr>
+        <w:t>5. Vận chuyển không cần thiết</w:t>
+      </w:r>
+    </w:p>
+    <w:p>
+      <w:pPr>
+        <w:rPr>
+          <w:lang w:val="en-US"/>
+        </w:rPr>
+      </w:pPr>
+      <w:r>
+        <w:rPr>
+          <w:lang w:val="en-US"/>
+        </w:rPr>
+        <w:t>Nếu phân bổ hàng chưa tối ưu, hàng có thể phải điều chuyển nhiều lần giữa các kho/cửa hàng.</w:t>
+      </w:r>
+    </w:p>
+    <w:p>
+      <w:pPr>
+        <w:numPr>
+          <w:ilvl w:val="0"/>
+          <w:numId w:val="20"/>
+        </w:numPr>
+        <w:rPr>
+          <w:b/>
+          <w:bCs/>
+          <w:lang w:val="en-US"/>
+        </w:rPr>
+      </w:pPr>
+      <w:r>
+        <w:rPr>
+          <w:b/>
+          <w:bCs/>
+          <w:lang w:val="en-US"/>
+        </w:rPr>
+        <w:t>6. Thiếu tồn kho</w:t>
+      </w:r>
+    </w:p>
+    <w:p>
+      <w:pPr>
+        <w:rPr>
+          <w:lang w:val="en-US"/>
+        </w:rPr>
+      </w:pPr>
+      <w:r>
+        <w:rPr>
+          <w:lang w:val="en-US"/>
+        </w:rPr>
+        <w:t>Mặc dù Lean thường tập trung vào tồn kho dư thừa, trong bán lẻ việc tồn kho quá thấp cũng gây hậu quả:</w:t>
+      </w:r>
+    </w:p>
+    <w:p>
+      <w:pPr>
+        <w:numPr>
+          <w:ilvl w:val="0"/>
+          <w:numId w:val="24"/>
+        </w:numPr>
+        <w:rPr>
+          <w:lang w:val="en-US"/>
+        </w:rPr>
+      </w:pPr>
+      <w:r>
+        <w:rPr>
+          <w:lang w:val="en-US"/>
+        </w:rPr>
+        <w:t xml:space="preserve">Mất cơ hội bán hàng. </w:t>
+      </w:r>
+    </w:p>
+    <w:p>
+      <w:pPr>
+        <w:numPr>
+          <w:ilvl w:val="0"/>
+          <w:numId w:val="24"/>
+        </w:numPr>
+        <w:rPr>
+          <w:lang w:val="en-US"/>
+        </w:rPr>
+      </w:pPr>
+      <w:r>
+        <w:rPr>
+          <w:lang w:val="en-US"/>
+        </w:rPr>
+        <w:t xml:space="preserve">Khách hàng phải chờ. </w:t>
+      </w:r>
+    </w:p>
+    <w:p>
+      <w:pPr>
+        <w:numPr>
+          <w:ilvl w:val="0"/>
+          <w:numId w:val="24"/>
+        </w:numPr>
+        <w:rPr>
+          <w:lang w:val="en-US"/>
+        </w:rPr>
+      </w:pPr>
+      <w:r>
+        <w:rPr>
+          <w:lang w:val="en-US"/>
+        </w:rPr>
+        <w:t xml:space="preserve">Khách chuyển sang đối thủ. </w:t>
+      </w:r>
+    </w:p>
+    <w:p>
+      <w:pPr>
+        <w:rPr>
+          <w:lang w:val="en-US"/>
+        </w:rPr>
+      </w:pPr>
+      <w:r>
+        <w:rPr>
+          <w:lang w:val="en-US"/>
+        </w:rPr>
+        <w:t xml:space="preserve">Do đó cần cân bằng giữa </w:t>
+      </w:r>
+      <w:r>
+        <w:rPr>
+          <w:b/>
+          <w:bCs/>
+          <w:lang w:val="en-US"/>
+        </w:rPr>
+        <w:t>thiếu hàng và dư hàng</w:t>
+      </w:r>
+      <w:r>
+        <w:rPr>
+          <w:lang w:val="en-US"/>
+        </w:rPr>
+        <w:t>.</w:t>
+      </w:r>
+    </w:p>
+    <w:p>
+      <w:pPr>
+        <w:rPr>
+          <w:lang w:val="en-US"/>
+        </w:rPr>
+      </w:pPr>
+    </w:p>
+    <w:p>
+      <w:pPr>
+        <w:pStyle w:val="Heading4"/>
+        <w:rPr>
+          <w:rFonts w:cs="Times New Roman"/>
+          <w:lang w:val="en-US"/>
+        </w:rPr>
+      </w:pPr>
+      <w:bookmarkStart w:id="57" w:name="_Toc237511203"/>
+      <w:r>
+        <w:rPr>
+          <w:rFonts w:cs="Times New Roman"/>
+          <w:lang w:val="en-US"/>
+        </w:rPr>
+        <w:t>Phân tích các bên liên quan</w:t>
+      </w:r>
+      <w:bookmarkEnd w:id="57"/>
+    </w:p>
+    <w:p>
+      <w:pPr>
+        <w:numPr>
+          <w:ilvl w:val="0"/>
+          <w:numId w:val="25"/>
+        </w:numPr>
+        <w:rPr>
+          <w:b/>
+          <w:bCs/>
+          <w:lang w:val="en-US"/>
+        </w:rPr>
+      </w:pPr>
+      <w:r>
+        <w:rPr>
+          <w:b/>
+          <w:bCs/>
+          <w:lang w:val="en-US"/>
+        </w:rPr>
+        <w:t>Nhân viên cửa hàng</w:t>
+      </w:r>
+    </w:p>
+    <w:p>
+      <w:pPr>
+        <w:rPr>
+          <w:lang w:val="en-US"/>
+        </w:rPr>
+      </w:pPr>
+      <w:r>
+        <w:rPr>
+          <w:b/>
+          <w:bCs/>
+          <w:lang w:val="en-US"/>
+        </w:rPr>
+        <w:t>Vai trò:</w:t>
+      </w:r>
+      <w:r>
+        <w:rPr>
+          <w:lang w:val="en-US"/>
+        </w:rPr>
+        <w:t xml:space="preserve"> kiểm tra tồn kho, tạo yêu cầu và tiếp nhận hàng.</w:t>
+      </w:r>
+    </w:p>
+    <w:p>
+      <w:pPr>
+        <w:rPr>
+          <w:lang w:val="en-US"/>
+        </w:rPr>
+      </w:pPr>
+      <w:r>
+        <w:rPr>
+          <w:b/>
+          <w:bCs/>
+          <w:lang w:val="en-US"/>
+        </w:rPr>
+        <w:t>Mong muốn:</w:t>
+      </w:r>
+    </w:p>
+    <w:p>
+      <w:pPr>
+        <w:numPr>
+          <w:ilvl w:val="0"/>
+          <w:numId w:val="25"/>
+        </w:numPr>
+        <w:rPr>
+          <w:lang w:val="en-US"/>
+        </w:rPr>
+      </w:pPr>
+      <w:r>
+        <w:rPr>
+          <w:lang w:val="en-US"/>
+        </w:rPr>
+        <w:t xml:space="preserve">Có đủ hàng bán. </w:t>
+      </w:r>
+    </w:p>
+    <w:p>
+      <w:pPr>
+        <w:numPr>
+          <w:ilvl w:val="0"/>
+          <w:numId w:val="25"/>
+        </w:numPr>
+        <w:rPr>
+          <w:lang w:val="en-US"/>
+        </w:rPr>
+      </w:pPr>
+      <w:r>
+        <w:rPr>
+          <w:lang w:val="en-US"/>
+        </w:rPr>
+        <w:t xml:space="preserve">Dữ liệu tồn kho chính xác. </w:t>
+      </w:r>
+    </w:p>
+    <w:p>
+      <w:pPr>
+        <w:numPr>
+          <w:ilvl w:val="0"/>
+          <w:numId w:val="25"/>
+        </w:numPr>
+        <w:rPr>
+          <w:lang w:val="en-US"/>
+        </w:rPr>
+      </w:pPr>
+      <w:r>
+        <w:rPr>
+          <w:lang w:val="en-US"/>
+        </w:rPr>
+        <w:t xml:space="preserve">Quy trình nhập hàng nhanh. </w:t>
+      </w:r>
+    </w:p>
+    <w:p>
+      <w:pPr>
+        <w:numPr>
+          <w:ilvl w:val="0"/>
+          <w:numId w:val="25"/>
+        </w:numPr>
+        <w:rPr>
+          <w:b/>
+          <w:bCs/>
+          <w:lang w:val="en-US"/>
+        </w:rPr>
+      </w:pPr>
+      <w:r>
+        <w:rPr>
+          <w:b/>
+          <w:bCs/>
+          <w:lang w:val="en-US"/>
+        </w:rPr>
+        <w:t>Quản lý cửa hàng</w:t>
+      </w:r>
+    </w:p>
+    <w:p>
+      <w:pPr>
+        <w:rPr>
+          <w:lang w:val="en-US"/>
+        </w:rPr>
+      </w:pPr>
+      <w:r>
+        <w:rPr>
+          <w:b/>
+          <w:bCs/>
+          <w:lang w:val="en-US"/>
+        </w:rPr>
+        <w:t>Vai trò:</w:t>
+      </w:r>
+      <w:r>
+        <w:rPr>
+          <w:lang w:val="en-US"/>
+        </w:rPr>
+        <w:t xml:space="preserve"> kiểm soát và phê duyệt nhu cầu.</w:t>
+      </w:r>
+    </w:p>
+    <w:p>
+      <w:pPr>
+        <w:rPr>
+          <w:lang w:val="en-US"/>
+        </w:rPr>
+      </w:pPr>
+      <w:r>
+        <w:rPr>
+          <w:b/>
+          <w:bCs/>
+          <w:lang w:val="en-US"/>
+        </w:rPr>
+        <w:t>Mong muốn:</w:t>
+      </w:r>
+    </w:p>
+    <w:p>
+      <w:pPr>
+        <w:numPr>
+          <w:ilvl w:val="0"/>
+          <w:numId w:val="26"/>
+        </w:numPr>
+        <w:rPr>
+          <w:lang w:val="en-US"/>
+        </w:rPr>
+      </w:pPr>
+      <w:r>
+        <w:rPr>
+          <w:lang w:val="en-US"/>
+        </w:rPr>
+        <w:t xml:space="preserve">Hạn chế tồn kho dư thừa. </w:t>
+      </w:r>
+    </w:p>
+    <w:p>
+      <w:pPr>
+        <w:numPr>
+          <w:ilvl w:val="0"/>
+          <w:numId w:val="26"/>
+        </w:numPr>
+        <w:rPr>
+          <w:lang w:val="en-US"/>
+        </w:rPr>
+      </w:pPr>
+      <w:r>
+        <w:rPr>
+          <w:lang w:val="en-US"/>
+        </w:rPr>
+        <w:t xml:space="preserve">Đảm bảo đủ hàng. </w:t>
+      </w:r>
+    </w:p>
+    <w:p>
+      <w:pPr>
+        <w:numPr>
+          <w:ilvl w:val="0"/>
+          <w:numId w:val="26"/>
+        </w:numPr>
+        <w:rPr>
+          <w:lang w:val="en-US"/>
+        </w:rPr>
+      </w:pPr>
+      <w:r>
+        <w:rPr>
+          <w:lang w:val="en-US"/>
+        </w:rPr>
+        <w:t xml:space="preserve">Giảm sai sót. </w:t>
+      </w:r>
+    </w:p>
+    <w:p>
+      <w:pPr>
+        <w:numPr>
+          <w:ilvl w:val="0"/>
+          <w:numId w:val="25"/>
+        </w:numPr>
+        <w:rPr>
+          <w:b/>
+          <w:bCs/>
+          <w:lang w:val="en-US"/>
+        </w:rPr>
+      </w:pPr>
+      <w:r>
+        <w:rPr>
+          <w:b/>
+          <w:bCs/>
+          <w:lang w:val="en-US"/>
+        </w:rPr>
+        <w:t>Bộ phận kho</w:t>
+      </w:r>
+    </w:p>
+    <w:p>
+      <w:pPr>
+        <w:rPr>
+          <w:lang w:val="en-US"/>
+        </w:rPr>
+      </w:pPr>
+      <w:r>
+        <w:rPr>
+          <w:b/>
+          <w:bCs/>
+          <w:lang w:val="en-US"/>
+        </w:rPr>
+        <w:t>Vai trò:</w:t>
+      </w:r>
+      <w:r>
+        <w:rPr>
+          <w:lang w:val="en-US"/>
+        </w:rPr>
+        <w:t xml:space="preserve"> quản lý nguồn hàng, chuẩn bị và xuất hàng.</w:t>
+      </w:r>
+    </w:p>
+    <w:p>
+      <w:pPr>
+        <w:rPr>
+          <w:lang w:val="en-US"/>
+        </w:rPr>
+      </w:pPr>
+      <w:r>
+        <w:rPr>
+          <w:b/>
+          <w:bCs/>
+          <w:lang w:val="en-US"/>
+        </w:rPr>
+        <w:t>Mong muốn:</w:t>
+      </w:r>
+    </w:p>
+    <w:p>
+      <w:pPr>
+        <w:numPr>
+          <w:ilvl w:val="0"/>
+          <w:numId w:val="27"/>
+        </w:numPr>
+        <w:rPr>
+          <w:lang w:val="en-US"/>
+        </w:rPr>
+      </w:pPr>
+      <w:r>
+        <w:rPr>
+          <w:lang w:val="en-US"/>
+        </w:rPr>
+        <w:t xml:space="preserve">Yêu cầu rõ ràng. </w:t>
+      </w:r>
+    </w:p>
+    <w:p>
+      <w:pPr>
+        <w:numPr>
+          <w:ilvl w:val="0"/>
+          <w:numId w:val="27"/>
+        </w:numPr>
+        <w:rPr>
+          <w:lang w:val="en-US"/>
+        </w:rPr>
+      </w:pPr>
+      <w:r>
+        <w:rPr>
+          <w:lang w:val="en-US"/>
+        </w:rPr>
+        <w:t xml:space="preserve">Kế hoạch phân phối hợp lý. </w:t>
+      </w:r>
+    </w:p>
+    <w:p>
+      <w:pPr>
+        <w:numPr>
+          <w:ilvl w:val="0"/>
+          <w:numId w:val="27"/>
+        </w:numPr>
+        <w:rPr>
+          <w:lang w:val="en-US"/>
+        </w:rPr>
+      </w:pPr>
+      <w:r>
+        <w:rPr>
+          <w:lang w:val="en-US"/>
+        </w:rPr>
+        <w:t xml:space="preserve">Giảm các yêu cầu khẩn cấp. </w:t>
+      </w:r>
+    </w:p>
+    <w:p>
+      <w:pPr>
+        <w:numPr>
+          <w:ilvl w:val="0"/>
+          <w:numId w:val="25"/>
+        </w:numPr>
+        <w:rPr>
+          <w:b/>
+          <w:bCs/>
+          <w:lang w:val="en-US"/>
+        </w:rPr>
+      </w:pPr>
+      <w:r>
+        <w:rPr>
+          <w:b/>
+          <w:bCs/>
+          <w:lang w:val="en-US"/>
+        </w:rPr>
+        <w:t>Bộ phận vận chuyển</w:t>
+      </w:r>
+    </w:p>
+    <w:p>
+      <w:pPr>
+        <w:rPr>
+          <w:lang w:val="en-US"/>
+        </w:rPr>
+      </w:pPr>
+      <w:r>
+        <w:rPr>
+          <w:b/>
+          <w:bCs/>
+          <w:lang w:val="en-US"/>
+        </w:rPr>
+        <w:t>Vai trò:</w:t>
+      </w:r>
+      <w:r>
+        <w:rPr>
+          <w:lang w:val="en-US"/>
+        </w:rPr>
+        <w:t xml:space="preserve"> đưa hàng từ kho tới cửa hàng.</w:t>
+      </w:r>
+    </w:p>
+    <w:p>
+      <w:pPr>
+        <w:rPr>
+          <w:lang w:val="en-US"/>
+        </w:rPr>
+      </w:pPr>
+      <w:r>
+        <w:rPr>
+          <w:b/>
+          <w:bCs/>
+          <w:lang w:val="en-US"/>
+        </w:rPr>
+        <w:t>Mong muốn:</w:t>
+      </w:r>
+    </w:p>
+    <w:p>
+      <w:pPr>
+        <w:numPr>
+          <w:ilvl w:val="0"/>
+          <w:numId w:val="28"/>
+        </w:numPr>
+        <w:rPr>
+          <w:lang w:val="en-US"/>
+        </w:rPr>
+      </w:pPr>
+      <w:r>
+        <w:rPr>
+          <w:lang w:val="en-US"/>
+        </w:rPr>
+        <w:t xml:space="preserve">Lịch giao hàng ổn định. </w:t>
+      </w:r>
+    </w:p>
+    <w:p>
+      <w:pPr>
+        <w:numPr>
+          <w:ilvl w:val="0"/>
+          <w:numId w:val="28"/>
+        </w:numPr>
+        <w:rPr>
+          <w:lang w:val="en-US"/>
+        </w:rPr>
+      </w:pPr>
+      <w:r>
+        <w:rPr>
+          <w:lang w:val="en-US"/>
+        </w:rPr>
+        <w:t xml:space="preserve">Tuyến vận chuyển tối ưu. </w:t>
+      </w:r>
+    </w:p>
+    <w:p>
+      <w:pPr>
+        <w:numPr>
+          <w:ilvl w:val="0"/>
+          <w:numId w:val="28"/>
+        </w:numPr>
+        <w:rPr>
+          <w:lang w:val="en-US"/>
+        </w:rPr>
+      </w:pPr>
+      <w:r>
+        <w:rPr>
+          <w:lang w:val="en-US"/>
+        </w:rPr>
+        <w:t xml:space="preserve">Hạn chế giao lại. </w:t>
+      </w:r>
+    </w:p>
+    <w:p>
+      <w:pPr>
+        <w:numPr>
+          <w:ilvl w:val="0"/>
+          <w:numId w:val="25"/>
+        </w:numPr>
+        <w:rPr>
+          <w:b/>
+          <w:bCs/>
+          <w:lang w:val="en-US"/>
+        </w:rPr>
+      </w:pPr>
+      <w:r>
+        <w:rPr>
+          <w:b/>
+          <w:bCs/>
+          <w:lang w:val="en-US"/>
+        </w:rPr>
+        <w:t>Nhà cung cấp</w:t>
+      </w:r>
+    </w:p>
+    <w:p>
+      <w:pPr>
+        <w:rPr>
+          <w:lang w:val="en-US"/>
+        </w:rPr>
+      </w:pPr>
+      <w:r>
+        <w:rPr>
+          <w:b/>
+          <w:bCs/>
+          <w:lang w:val="en-US"/>
+        </w:rPr>
+        <w:t>Vai trò:</w:t>
+      </w:r>
+      <w:r>
+        <w:rPr>
+          <w:lang w:val="en-US"/>
+        </w:rPr>
+        <w:t xml:space="preserve"> cung cấp hàng cho doanh nghiệp.</w:t>
+      </w:r>
+    </w:p>
+    <w:p>
+      <w:pPr>
+        <w:rPr>
+          <w:lang w:val="en-US"/>
+        </w:rPr>
+      </w:pPr>
+      <w:r>
+        <w:rPr>
+          <w:b/>
+          <w:bCs/>
+          <w:lang w:val="en-US"/>
+        </w:rPr>
+        <w:t>Mong muốn:</w:t>
+      </w:r>
+    </w:p>
+    <w:p>
+      <w:pPr>
+        <w:numPr>
+          <w:ilvl w:val="0"/>
+          <w:numId w:val="29"/>
+        </w:numPr>
+        <w:rPr>
+          <w:lang w:val="en-US"/>
+        </w:rPr>
+      </w:pPr>
+      <w:r>
+        <w:rPr>
+          <w:lang w:val="en-US"/>
+        </w:rPr>
+        <w:t xml:space="preserve">Đơn hàng rõ ràng. </w:t>
+      </w:r>
+    </w:p>
+    <w:p>
+      <w:pPr>
+        <w:numPr>
+          <w:ilvl w:val="0"/>
+          <w:numId w:val="29"/>
+        </w:numPr>
+        <w:rPr>
+          <w:lang w:val="en-US"/>
+        </w:rPr>
+      </w:pPr>
+      <w:r>
+        <w:rPr>
+          <w:lang w:val="en-US"/>
+        </w:rPr>
+        <w:t xml:space="preserve">Kế hoạch mua hàng ổn định. </w:t>
+      </w:r>
+    </w:p>
+    <w:p>
+      <w:pPr>
+        <w:numPr>
+          <w:ilvl w:val="0"/>
+          <w:numId w:val="29"/>
+        </w:numPr>
+        <w:rPr>
+          <w:lang w:val="en-US"/>
+        </w:rPr>
+      </w:pPr>
+      <w:r>
+        <w:rPr>
+          <w:lang w:val="en-US"/>
+        </w:rPr>
+        <w:t xml:space="preserve">Thanh toán đúng thỏa thuận. </w:t>
+      </w:r>
+    </w:p>
+    <w:p>
+      <w:pPr>
+        <w:numPr>
+          <w:ilvl w:val="0"/>
+          <w:numId w:val="25"/>
+        </w:numPr>
+        <w:rPr>
+          <w:b/>
+          <w:bCs/>
+          <w:lang w:val="en-US"/>
+        </w:rPr>
+      </w:pPr>
+      <w:r>
+        <w:rPr>
+          <w:b/>
+          <w:bCs/>
+          <w:lang w:val="en-US"/>
+        </w:rPr>
+        <w:t>Khách hàng</w:t>
+      </w:r>
+    </w:p>
+    <w:p>
+      <w:pPr>
+        <w:rPr>
+          <w:lang w:val="en-US"/>
+        </w:rPr>
+      </w:pPr>
+      <w:r>
+        <w:rPr>
+          <w:lang w:val="en-US"/>
+        </w:rPr>
+        <w:t>Khách hàng không trực tiếp tham gia quy trình kho nhưng là đối tượng chịu tác động cuối cùng.</w:t>
+      </w:r>
+    </w:p>
+    <w:p>
+      <w:pPr>
+        <w:rPr>
+          <w:lang w:val="en-US"/>
+        </w:rPr>
+      </w:pPr>
+      <w:r>
+        <w:rPr>
+          <w:lang w:val="en-US"/>
+        </w:rPr>
+        <w:t>Khách hàng mong muốn:</w:t>
+      </w:r>
+    </w:p>
+    <w:p>
+      <w:pPr>
+        <w:numPr>
+          <w:ilvl w:val="0"/>
+          <w:numId w:val="30"/>
+        </w:numPr>
+        <w:rPr>
+          <w:lang w:val="en-US"/>
+        </w:rPr>
+      </w:pPr>
+      <w:r>
+        <w:rPr>
+          <w:lang w:val="en-US"/>
+        </w:rPr>
+        <w:t xml:space="preserve">Sản phẩm luôn có sẵn. </w:t>
+      </w:r>
+    </w:p>
+    <w:p>
+      <w:pPr>
+        <w:numPr>
+          <w:ilvl w:val="0"/>
+          <w:numId w:val="30"/>
+        </w:numPr>
+        <w:rPr>
+          <w:lang w:val="en-US"/>
+        </w:rPr>
+      </w:pPr>
+      <w:r>
+        <w:rPr>
+          <w:lang w:val="en-US"/>
+        </w:rPr>
+        <w:t xml:space="preserve">Không phải chờ lâu. </w:t>
+      </w:r>
+    </w:p>
+    <w:p>
+      <w:pPr>
+        <w:numPr>
+          <w:ilvl w:val="0"/>
+          <w:numId w:val="30"/>
+        </w:numPr>
+        <w:rPr>
+          <w:lang w:val="en-US"/>
+        </w:rPr>
+      </w:pPr>
+      <w:r>
+        <w:rPr>
+          <w:lang w:val="en-US"/>
+        </w:rPr>
+        <w:t xml:space="preserve">Nhận đúng sản phẩm. </w:t>
+      </w:r>
+    </w:p>
+    <w:p>
+      <w:pPr>
+        <w:numPr>
+          <w:ilvl w:val="0"/>
+          <w:numId w:val="30"/>
+        </w:numPr>
+        <w:rPr>
+          <w:lang w:val="en-US"/>
+        </w:rPr>
+      </w:pPr>
+      <w:r>
+        <w:rPr>
+          <w:lang w:val="en-US"/>
+        </w:rPr>
+        <w:t>Sản phẩm đạt chất lượng.</w:t>
+      </w:r>
+    </w:p>
+    <w:p>
+      <w:pPr>
+        <w:rPr>
+          <w:lang w:val="en-US"/>
+        </w:rPr>
+      </w:pPr>
     </w:p>
     <w:p>
       <w:pPr>
@@ -15025,15 +18248,15 @@
           <w:lang w:val="en-US"/>
         </w:rPr>
       </w:pPr>
-      <w:bookmarkStart w:id="54" w:name="_Toc237511200"/>
-      <w:r>
-        <w:rPr>
-          <w:rFonts w:cs="Times New Roman"/>
-          <w:lang w:val="en-US"/>
-        </w:rPr>
-        <w:t>Phân tích định tính</w:t>
-      </w:r>
-      <w:bookmarkEnd w:id="54"/>
+      <w:bookmarkStart w:id="58" w:name="_Toc237511204"/>
+      <w:r>
+        <w:rPr>
+          <w:rFonts w:cs="Times New Roman"/>
+          <w:lang w:val="en-US"/>
+        </w:rPr>
+        <w:t>Phân tính định lượng</w:t>
+      </w:r>
+      <w:bookmarkEnd w:id="58"/>
     </w:p>
     <w:p>
       <w:pPr>
@@ -15043,15 +18266,939 @@
           <w:lang w:val="en-US"/>
         </w:rPr>
       </w:pPr>
-      <w:bookmarkStart w:id="55" w:name="_Toc237511201"/>
-      <w:r>
-        <w:rPr>
-          <w:rFonts w:cs="Times New Roman"/>
-          <w:lang w:val="en-US"/>
-        </w:rPr>
-        <w:t>Phân tích giá trị gia tăng</w:t>
-      </w:r>
-      <w:bookmarkEnd w:id="55"/>
+      <w:bookmarkStart w:id="59" w:name="_Toc237511205"/>
+      <w:r>
+        <w:rPr>
+          <w:rFonts w:cs="Times New Roman"/>
+          <w:lang w:val="en-US"/>
+        </w:rPr>
+        <w:t>Thời gian</w:t>
+      </w:r>
+      <w:bookmarkEnd w:id="59"/>
+    </w:p>
+    <w:p>
+      <w:pPr>
+        <w:spacing w:before="100" w:beforeAutospacing="1" w:after="100" w:afterAutospacing="1" w:line="240" w:lineRule="auto"/>
+        <w:rPr>
+          <w:rFonts w:eastAsia="Times New Roman" w:cs="Times New Roman"/>
+          <w:sz w:val="24"/>
+          <w:szCs w:val="24"/>
+          <w:lang w:val="en-US"/>
+        </w:rPr>
+      </w:pPr>
+      <w:r>
+        <w:rPr>
+          <w:rFonts w:eastAsia="Times New Roman" w:cs="Times New Roman"/>
+          <w:sz w:val="24"/>
+          <w:szCs w:val="24"/>
+          <w:lang w:val="en-US"/>
+        </w:rPr>
+        <w:t>Giả định một yêu cầu bổ sung hàng thông thường có thời gian xử lý như sau:</w:t>
+      </w:r>
+    </w:p>
+    <w:tbl>
+      <w:tblPr>
+        <w:tblW w:w="0" w:type="auto"/>
+        <w:tblCellSpacing w:w="15" w:type="dxa"/>
+        <w:tblBorders>
+          <w:top w:val="single" w:sz="4" w:space="0" w:color="auto"/>
+          <w:left w:val="single" w:sz="4" w:space="0" w:color="auto"/>
+          <w:bottom w:val="single" w:sz="4" w:space="0" w:color="auto"/>
+          <w:right w:val="single" w:sz="4" w:space="0" w:color="auto"/>
+          <w:insideH w:val="single" w:sz="4" w:space="0" w:color="auto"/>
+          <w:insideV w:val="single" w:sz="4" w:space="0" w:color="auto"/>
+        </w:tblBorders>
+        <w:tblCellMar>
+          <w:top w:w="15" w:type="dxa"/>
+          <w:left w:w="15" w:type="dxa"/>
+          <w:bottom w:w="15" w:type="dxa"/>
+          <w:right w:w="15" w:type="dxa"/>
+        </w:tblCellMar>
+        <w:tblLook w:val="04A0" w:firstRow="1" w:lastRow="0" w:firstColumn="1" w:lastColumn="0" w:noHBand="0" w:noVBand="1"/>
+      </w:tblPr>
+      <w:tblGrid>
+        <w:gridCol w:w="3695"/>
+        <w:gridCol w:w="2249"/>
+      </w:tblGrid>
+      <w:tr>
+        <w:trPr>
+          <w:tblHeader/>
+          <w:tblCellSpacing w:w="15" w:type="dxa"/>
+        </w:trPr>
+        <w:tc>
+          <w:tcPr>
+            <w:tcW w:w="0" w:type="auto"/>
+            <w:vAlign w:val="center"/>
+            <w:hideMark/>
+          </w:tcPr>
+          <w:p>
+            <w:pPr>
+              <w:spacing w:after="0" w:line="240" w:lineRule="auto"/>
+              <w:jc w:val="center"/>
+              <w:rPr>
+                <w:rFonts w:eastAsia="Times New Roman" w:cs="Times New Roman"/>
+                <w:b/>
+                <w:bCs/>
+                <w:sz w:val="24"/>
+                <w:szCs w:val="24"/>
+                <w:lang w:val="en-US"/>
+              </w:rPr>
+            </w:pPr>
+            <w:r>
+              <w:rPr>
+                <w:rFonts w:eastAsia="Times New Roman" w:cs="Times New Roman"/>
+                <w:b/>
+                <w:bCs/>
+                <w:sz w:val="24"/>
+                <w:szCs w:val="24"/>
+                <w:lang w:val="en-US"/>
+              </w:rPr>
+              <w:t>Hoạt động</w:t>
+            </w:r>
+          </w:p>
+        </w:tc>
+        <w:tc>
+          <w:tcPr>
+            <w:tcW w:w="0" w:type="auto"/>
+            <w:vAlign w:val="center"/>
+            <w:hideMark/>
+          </w:tcPr>
+          <w:p>
+            <w:pPr>
+              <w:spacing w:after="0" w:line="240" w:lineRule="auto"/>
+              <w:jc w:val="center"/>
+              <w:rPr>
+                <w:rFonts w:eastAsia="Times New Roman" w:cs="Times New Roman"/>
+                <w:b/>
+                <w:bCs/>
+                <w:sz w:val="24"/>
+                <w:szCs w:val="24"/>
+                <w:lang w:val="en-US"/>
+              </w:rPr>
+            </w:pPr>
+            <w:r>
+              <w:rPr>
+                <w:rFonts w:eastAsia="Times New Roman" w:cs="Times New Roman"/>
+                <w:b/>
+                <w:bCs/>
+                <w:sz w:val="24"/>
+                <w:szCs w:val="24"/>
+                <w:lang w:val="en-US"/>
+              </w:rPr>
+              <w:t>Thời gian trung bình</w:t>
+            </w:r>
+          </w:p>
+        </w:tc>
+      </w:tr>
+      <w:tr>
+        <w:trPr>
+          <w:tblCellSpacing w:w="15" w:type="dxa"/>
+        </w:trPr>
+        <w:tc>
+          <w:tcPr>
+            <w:tcW w:w="0" w:type="auto"/>
+            <w:vAlign w:val="center"/>
+            <w:hideMark/>
+          </w:tcPr>
+          <w:p>
+            <w:pPr>
+              <w:spacing w:after="0" w:line="240" w:lineRule="auto"/>
+              <w:rPr>
+                <w:rFonts w:eastAsia="Times New Roman" w:cs="Times New Roman"/>
+                <w:sz w:val="24"/>
+                <w:szCs w:val="24"/>
+                <w:lang w:val="en-US"/>
+              </w:rPr>
+            </w:pPr>
+            <w:r>
+              <w:rPr>
+                <w:rFonts w:eastAsia="Times New Roman" w:cs="Times New Roman"/>
+                <w:sz w:val="24"/>
+                <w:szCs w:val="24"/>
+                <w:lang w:val="en-US"/>
+              </w:rPr>
+              <w:t>Phát hiện tồn kho thấp và lập yêu cầu</w:t>
+            </w:r>
+          </w:p>
+        </w:tc>
+        <w:tc>
+          <w:tcPr>
+            <w:tcW w:w="0" w:type="auto"/>
+            <w:vAlign w:val="center"/>
+            <w:hideMark/>
+          </w:tcPr>
+          <w:p>
+            <w:pPr>
+              <w:spacing w:after="0" w:line="240" w:lineRule="auto"/>
+              <w:rPr>
+                <w:rFonts w:eastAsia="Times New Roman" w:cs="Times New Roman"/>
+                <w:sz w:val="24"/>
+                <w:szCs w:val="24"/>
+                <w:lang w:val="en-US"/>
+              </w:rPr>
+            </w:pPr>
+            <w:r>
+              <w:rPr>
+                <w:rFonts w:eastAsia="Times New Roman" w:cs="Times New Roman"/>
+                <w:sz w:val="24"/>
+                <w:szCs w:val="24"/>
+                <w:lang w:val="en-US"/>
+              </w:rPr>
+              <w:t>15 phút</w:t>
+            </w:r>
+          </w:p>
+        </w:tc>
+      </w:tr>
+      <w:tr>
+        <w:trPr>
+          <w:tblCellSpacing w:w="15" w:type="dxa"/>
+        </w:trPr>
+        <w:tc>
+          <w:tcPr>
+            <w:tcW w:w="0" w:type="auto"/>
+            <w:vAlign w:val="center"/>
+            <w:hideMark/>
+          </w:tcPr>
+          <w:p>
+            <w:pPr>
+              <w:spacing w:after="0" w:line="240" w:lineRule="auto"/>
+              <w:rPr>
+                <w:rFonts w:eastAsia="Times New Roman" w:cs="Times New Roman"/>
+                <w:sz w:val="24"/>
+                <w:szCs w:val="24"/>
+                <w:lang w:val="en-US"/>
+              </w:rPr>
+            </w:pPr>
+            <w:r>
+              <w:rPr>
+                <w:rFonts w:eastAsia="Times New Roman" w:cs="Times New Roman"/>
+                <w:sz w:val="24"/>
+                <w:szCs w:val="24"/>
+                <w:lang w:val="en-US"/>
+              </w:rPr>
+              <w:t>Quản lý kiểm tra và phê duyệt</w:t>
+            </w:r>
+          </w:p>
+        </w:tc>
+        <w:tc>
+          <w:tcPr>
+            <w:tcW w:w="0" w:type="auto"/>
+            <w:vAlign w:val="center"/>
+            <w:hideMark/>
+          </w:tcPr>
+          <w:p>
+            <w:pPr>
+              <w:spacing w:after="0" w:line="240" w:lineRule="auto"/>
+              <w:rPr>
+                <w:rFonts w:eastAsia="Times New Roman" w:cs="Times New Roman"/>
+                <w:sz w:val="24"/>
+                <w:szCs w:val="24"/>
+                <w:lang w:val="en-US"/>
+              </w:rPr>
+            </w:pPr>
+            <w:r>
+              <w:rPr>
+                <w:rFonts w:eastAsia="Times New Roman" w:cs="Times New Roman"/>
+                <w:sz w:val="24"/>
+                <w:szCs w:val="24"/>
+                <w:lang w:val="en-US"/>
+              </w:rPr>
+              <w:t>20 phút</w:t>
+            </w:r>
+          </w:p>
+        </w:tc>
+      </w:tr>
+      <w:tr>
+        <w:trPr>
+          <w:tblCellSpacing w:w="15" w:type="dxa"/>
+        </w:trPr>
+        <w:tc>
+          <w:tcPr>
+            <w:tcW w:w="0" w:type="auto"/>
+            <w:vAlign w:val="center"/>
+            <w:hideMark/>
+          </w:tcPr>
+          <w:p>
+            <w:pPr>
+              <w:spacing w:after="0" w:line="240" w:lineRule="auto"/>
+              <w:rPr>
+                <w:rFonts w:eastAsia="Times New Roman" w:cs="Times New Roman"/>
+                <w:sz w:val="24"/>
+                <w:szCs w:val="24"/>
+                <w:lang w:val="en-US"/>
+              </w:rPr>
+            </w:pPr>
+            <w:r>
+              <w:rPr>
+                <w:rFonts w:eastAsia="Times New Roman" w:cs="Times New Roman"/>
+                <w:sz w:val="24"/>
+                <w:szCs w:val="24"/>
+                <w:lang w:val="en-US"/>
+              </w:rPr>
+              <w:t>Kho tiếp nhận và kiểm tra tồn</w:t>
+            </w:r>
+          </w:p>
+        </w:tc>
+        <w:tc>
+          <w:tcPr>
+            <w:tcW w:w="0" w:type="auto"/>
+            <w:vAlign w:val="center"/>
+            <w:hideMark/>
+          </w:tcPr>
+          <w:p>
+            <w:pPr>
+              <w:spacing w:after="0" w:line="240" w:lineRule="auto"/>
+              <w:rPr>
+                <w:rFonts w:eastAsia="Times New Roman" w:cs="Times New Roman"/>
+                <w:sz w:val="24"/>
+                <w:szCs w:val="24"/>
+                <w:lang w:val="en-US"/>
+              </w:rPr>
+            </w:pPr>
+            <w:r>
+              <w:rPr>
+                <w:rFonts w:eastAsia="Times New Roman" w:cs="Times New Roman"/>
+                <w:sz w:val="24"/>
+                <w:szCs w:val="24"/>
+                <w:lang w:val="en-US"/>
+              </w:rPr>
+              <w:t>15 phút</w:t>
+            </w:r>
+          </w:p>
+        </w:tc>
+      </w:tr>
+      <w:tr>
+        <w:trPr>
+          <w:tblCellSpacing w:w="15" w:type="dxa"/>
+        </w:trPr>
+        <w:tc>
+          <w:tcPr>
+            <w:tcW w:w="0" w:type="auto"/>
+            <w:vAlign w:val="center"/>
+            <w:hideMark/>
+          </w:tcPr>
+          <w:p>
+            <w:pPr>
+              <w:spacing w:after="0" w:line="240" w:lineRule="auto"/>
+              <w:rPr>
+                <w:rFonts w:eastAsia="Times New Roman" w:cs="Times New Roman"/>
+                <w:sz w:val="24"/>
+                <w:szCs w:val="24"/>
+                <w:lang w:val="en-US"/>
+              </w:rPr>
+            </w:pPr>
+            <w:r>
+              <w:rPr>
+                <w:rFonts w:eastAsia="Times New Roman" w:cs="Times New Roman"/>
+                <w:sz w:val="24"/>
+                <w:szCs w:val="24"/>
+                <w:lang w:val="en-US"/>
+              </w:rPr>
+              <w:t>Chuẩn bị hàng</w:t>
+            </w:r>
+          </w:p>
+        </w:tc>
+        <w:tc>
+          <w:tcPr>
+            <w:tcW w:w="0" w:type="auto"/>
+            <w:vAlign w:val="center"/>
+            <w:hideMark/>
+          </w:tcPr>
+          <w:p>
+            <w:pPr>
+              <w:spacing w:after="0" w:line="240" w:lineRule="auto"/>
+              <w:rPr>
+                <w:rFonts w:eastAsia="Times New Roman" w:cs="Times New Roman"/>
+                <w:sz w:val="24"/>
+                <w:szCs w:val="24"/>
+                <w:lang w:val="en-US"/>
+              </w:rPr>
+            </w:pPr>
+            <w:r>
+              <w:rPr>
+                <w:rFonts w:eastAsia="Times New Roman" w:cs="Times New Roman"/>
+                <w:sz w:val="24"/>
+                <w:szCs w:val="24"/>
+                <w:lang w:val="en-US"/>
+              </w:rPr>
+              <w:t>30 phút</w:t>
+            </w:r>
+          </w:p>
+        </w:tc>
+      </w:tr>
+      <w:tr>
+        <w:trPr>
+          <w:tblCellSpacing w:w="15" w:type="dxa"/>
+        </w:trPr>
+        <w:tc>
+          <w:tcPr>
+            <w:tcW w:w="0" w:type="auto"/>
+            <w:vAlign w:val="center"/>
+            <w:hideMark/>
+          </w:tcPr>
+          <w:p>
+            <w:pPr>
+              <w:spacing w:after="0" w:line="240" w:lineRule="auto"/>
+              <w:rPr>
+                <w:rFonts w:eastAsia="Times New Roman" w:cs="Times New Roman"/>
+                <w:sz w:val="24"/>
+                <w:szCs w:val="24"/>
+                <w:lang w:val="en-US"/>
+              </w:rPr>
+            </w:pPr>
+            <w:r>
+              <w:rPr>
+                <w:rFonts w:eastAsia="Times New Roman" w:cs="Times New Roman"/>
+                <w:sz w:val="24"/>
+                <w:szCs w:val="24"/>
+                <w:lang w:val="en-US"/>
+              </w:rPr>
+              <w:t>Xuất kho và hoàn tất chứng từ</w:t>
+            </w:r>
+          </w:p>
+        </w:tc>
+        <w:tc>
+          <w:tcPr>
+            <w:tcW w:w="0" w:type="auto"/>
+            <w:vAlign w:val="center"/>
+            <w:hideMark/>
+          </w:tcPr>
+          <w:p>
+            <w:pPr>
+              <w:spacing w:after="0" w:line="240" w:lineRule="auto"/>
+              <w:rPr>
+                <w:rFonts w:eastAsia="Times New Roman" w:cs="Times New Roman"/>
+                <w:sz w:val="24"/>
+                <w:szCs w:val="24"/>
+                <w:lang w:val="en-US"/>
+              </w:rPr>
+            </w:pPr>
+            <w:r>
+              <w:rPr>
+                <w:rFonts w:eastAsia="Times New Roman" w:cs="Times New Roman"/>
+                <w:sz w:val="24"/>
+                <w:szCs w:val="24"/>
+                <w:lang w:val="en-US"/>
+              </w:rPr>
+              <w:t>20 phút</w:t>
+            </w:r>
+          </w:p>
+        </w:tc>
+      </w:tr>
+      <w:tr>
+        <w:trPr>
+          <w:tblCellSpacing w:w="15" w:type="dxa"/>
+        </w:trPr>
+        <w:tc>
+          <w:tcPr>
+            <w:tcW w:w="0" w:type="auto"/>
+            <w:vAlign w:val="center"/>
+            <w:hideMark/>
+          </w:tcPr>
+          <w:p>
+            <w:pPr>
+              <w:spacing w:after="0" w:line="240" w:lineRule="auto"/>
+              <w:rPr>
+                <w:rFonts w:eastAsia="Times New Roman" w:cs="Times New Roman"/>
+                <w:sz w:val="24"/>
+                <w:szCs w:val="24"/>
+                <w:lang w:val="en-US"/>
+              </w:rPr>
+            </w:pPr>
+            <w:r>
+              <w:rPr>
+                <w:rFonts w:eastAsia="Times New Roman" w:cs="Times New Roman"/>
+                <w:sz w:val="24"/>
+                <w:szCs w:val="24"/>
+                <w:lang w:val="en-US"/>
+              </w:rPr>
+              <w:t>Vận chuyển đến cửa hàng</w:t>
+            </w:r>
+          </w:p>
+        </w:tc>
+        <w:tc>
+          <w:tcPr>
+            <w:tcW w:w="0" w:type="auto"/>
+            <w:vAlign w:val="center"/>
+            <w:hideMark/>
+          </w:tcPr>
+          <w:p>
+            <w:pPr>
+              <w:spacing w:after="0" w:line="240" w:lineRule="auto"/>
+              <w:rPr>
+                <w:rFonts w:eastAsia="Times New Roman" w:cs="Times New Roman"/>
+                <w:sz w:val="24"/>
+                <w:szCs w:val="24"/>
+                <w:lang w:val="en-US"/>
+              </w:rPr>
+            </w:pPr>
+            <w:r>
+              <w:rPr>
+                <w:rFonts w:eastAsia="Times New Roman" w:cs="Times New Roman"/>
+                <w:sz w:val="24"/>
+                <w:szCs w:val="24"/>
+                <w:lang w:val="en-US"/>
+              </w:rPr>
+              <w:t>180 phút</w:t>
+            </w:r>
+          </w:p>
+        </w:tc>
+      </w:tr>
+      <w:tr>
+        <w:trPr>
+          <w:tblCellSpacing w:w="15" w:type="dxa"/>
+        </w:trPr>
+        <w:tc>
+          <w:tcPr>
+            <w:tcW w:w="0" w:type="auto"/>
+            <w:vAlign w:val="center"/>
+            <w:hideMark/>
+          </w:tcPr>
+          <w:p>
+            <w:pPr>
+              <w:spacing w:after="0" w:line="240" w:lineRule="auto"/>
+              <w:rPr>
+                <w:rFonts w:eastAsia="Times New Roman" w:cs="Times New Roman"/>
+                <w:sz w:val="24"/>
+                <w:szCs w:val="24"/>
+                <w:lang w:val="en-US"/>
+              </w:rPr>
+            </w:pPr>
+            <w:r>
+              <w:rPr>
+                <w:rFonts w:eastAsia="Times New Roman" w:cs="Times New Roman"/>
+                <w:sz w:val="24"/>
+                <w:szCs w:val="24"/>
+                <w:lang w:val="en-US"/>
+              </w:rPr>
+              <w:t>Tiếp nhận, kiểm đếm hàng</w:t>
+            </w:r>
+          </w:p>
+        </w:tc>
+        <w:tc>
+          <w:tcPr>
+            <w:tcW w:w="0" w:type="auto"/>
+            <w:vAlign w:val="center"/>
+            <w:hideMark/>
+          </w:tcPr>
+          <w:p>
+            <w:pPr>
+              <w:spacing w:after="0" w:line="240" w:lineRule="auto"/>
+              <w:rPr>
+                <w:rFonts w:eastAsia="Times New Roman" w:cs="Times New Roman"/>
+                <w:sz w:val="24"/>
+                <w:szCs w:val="24"/>
+                <w:lang w:val="en-US"/>
+              </w:rPr>
+            </w:pPr>
+            <w:r>
+              <w:rPr>
+                <w:rFonts w:eastAsia="Times New Roman" w:cs="Times New Roman"/>
+                <w:sz w:val="24"/>
+                <w:szCs w:val="24"/>
+                <w:lang w:val="en-US"/>
+              </w:rPr>
+              <w:t>25 phút</w:t>
+            </w:r>
+          </w:p>
+        </w:tc>
+      </w:tr>
+      <w:tr>
+        <w:trPr>
+          <w:tblCellSpacing w:w="15" w:type="dxa"/>
+        </w:trPr>
+        <w:tc>
+          <w:tcPr>
+            <w:tcW w:w="0" w:type="auto"/>
+            <w:vAlign w:val="center"/>
+            <w:hideMark/>
+          </w:tcPr>
+          <w:p>
+            <w:pPr>
+              <w:spacing w:after="0" w:line="240" w:lineRule="auto"/>
+              <w:rPr>
+                <w:rFonts w:eastAsia="Times New Roman" w:cs="Times New Roman"/>
+                <w:sz w:val="24"/>
+                <w:szCs w:val="24"/>
+                <w:lang w:val="en-US"/>
+              </w:rPr>
+            </w:pPr>
+            <w:r>
+              <w:rPr>
+                <w:rFonts w:eastAsia="Times New Roman" w:cs="Times New Roman"/>
+                <w:sz w:val="24"/>
+                <w:szCs w:val="24"/>
+                <w:lang w:val="en-US"/>
+              </w:rPr>
+              <w:t>Xác nhận nhập và cập nhật hệ thống</w:t>
+            </w:r>
+          </w:p>
+        </w:tc>
+        <w:tc>
+          <w:tcPr>
+            <w:tcW w:w="0" w:type="auto"/>
+            <w:vAlign w:val="center"/>
+            <w:hideMark/>
+          </w:tcPr>
+          <w:p>
+            <w:pPr>
+              <w:spacing w:after="0" w:line="240" w:lineRule="auto"/>
+              <w:rPr>
+                <w:rFonts w:eastAsia="Times New Roman" w:cs="Times New Roman"/>
+                <w:sz w:val="24"/>
+                <w:szCs w:val="24"/>
+                <w:lang w:val="en-US"/>
+              </w:rPr>
+            </w:pPr>
+            <w:r>
+              <w:rPr>
+                <w:rFonts w:eastAsia="Times New Roman" w:cs="Times New Roman"/>
+                <w:sz w:val="24"/>
+                <w:szCs w:val="24"/>
+                <w:lang w:val="en-US"/>
+              </w:rPr>
+              <w:t>15 phút</w:t>
+            </w:r>
+          </w:p>
+        </w:tc>
+      </w:tr>
+      <w:tr>
+        <w:trPr>
+          <w:tblCellSpacing w:w="15" w:type="dxa"/>
+        </w:trPr>
+        <w:tc>
+          <w:tcPr>
+            <w:tcW w:w="0" w:type="auto"/>
+            <w:vAlign w:val="center"/>
+            <w:hideMark/>
+          </w:tcPr>
+          <w:p>
+            <w:pPr>
+              <w:spacing w:after="0" w:line="240" w:lineRule="auto"/>
+              <w:rPr>
+                <w:rFonts w:eastAsia="Times New Roman" w:cs="Times New Roman"/>
+                <w:sz w:val="24"/>
+                <w:szCs w:val="24"/>
+                <w:lang w:val="en-US"/>
+              </w:rPr>
+            </w:pPr>
+            <w:r>
+              <w:rPr>
+                <w:rFonts w:eastAsia="Times New Roman" w:cs="Times New Roman"/>
+                <w:b/>
+                <w:bCs/>
+                <w:sz w:val="24"/>
+                <w:szCs w:val="24"/>
+                <w:lang w:val="en-US"/>
+              </w:rPr>
+              <w:t>Tổng thời gian xử lý</w:t>
+            </w:r>
+          </w:p>
+        </w:tc>
+        <w:tc>
+          <w:tcPr>
+            <w:tcW w:w="0" w:type="auto"/>
+            <w:vAlign w:val="center"/>
+            <w:hideMark/>
+          </w:tcPr>
+          <w:p>
+            <w:pPr>
+              <w:spacing w:after="0" w:line="240" w:lineRule="auto"/>
+              <w:rPr>
+                <w:rFonts w:eastAsia="Times New Roman" w:cs="Times New Roman"/>
+                <w:sz w:val="24"/>
+                <w:szCs w:val="24"/>
+                <w:lang w:val="en-US"/>
+              </w:rPr>
+            </w:pPr>
+            <w:r>
+              <w:rPr>
+                <w:rFonts w:eastAsia="Times New Roman" w:cs="Times New Roman"/>
+                <w:b/>
+                <w:bCs/>
+                <w:sz w:val="24"/>
+                <w:szCs w:val="24"/>
+                <w:lang w:val="en-US"/>
+              </w:rPr>
+              <w:t>320 phút</w:t>
+            </w:r>
+          </w:p>
+        </w:tc>
+      </w:tr>
+    </w:tbl>
+    <w:p>
+      <w:pPr>
+        <w:spacing w:before="100" w:beforeAutospacing="1" w:after="100" w:afterAutospacing="1" w:line="240" w:lineRule="auto"/>
+        <w:rPr>
+          <w:rFonts w:eastAsia="Times New Roman" w:cs="Times New Roman"/>
+          <w:sz w:val="24"/>
+          <w:szCs w:val="24"/>
+          <w:lang w:val="en-US"/>
+        </w:rPr>
+      </w:pPr>
+      <w:r>
+        <w:rPr>
+          <w:rFonts w:eastAsia="Times New Roman" w:cs="Times New Roman"/>
+          <w:sz w:val="24"/>
+          <w:szCs w:val="24"/>
+          <w:lang w:val="en-US"/>
+        </w:rPr>
+        <w:t>Tổng thời gian hoàn thành một chu kỳ bổ sung hàng là:</w:t>
+      </w:r>
+    </w:p>
+    <w:p>
+      <w:pPr>
+        <w:spacing w:before="100" w:beforeAutospacing="1" w:after="100" w:afterAutospacing="1" w:line="240" w:lineRule="auto"/>
+        <w:rPr>
+          <w:rFonts w:eastAsia="Times New Roman" w:cs="Times New Roman"/>
+          <w:sz w:val="24"/>
+          <w:szCs w:val="24"/>
+          <w:lang w:val="en-US"/>
+        </w:rPr>
+      </w:pPr>
+      <w:r>
+        <w:rPr>
+          <w:rFonts w:eastAsia="Times New Roman" w:cs="Times New Roman"/>
+          <w:b/>
+          <w:bCs/>
+          <w:sz w:val="24"/>
+          <w:szCs w:val="24"/>
+          <w:lang w:val="en-US"/>
+        </w:rPr>
+        <w:t>320 phút = 5,33 giờ</w:t>
+      </w:r>
+    </w:p>
+    <w:p>
+      <w:pPr>
+        <w:spacing w:before="100" w:beforeAutospacing="1" w:after="100" w:afterAutospacing="1" w:line="240" w:lineRule="auto"/>
+        <w:rPr>
+          <w:rFonts w:eastAsia="Times New Roman" w:cs="Times New Roman"/>
+          <w:sz w:val="24"/>
+          <w:szCs w:val="24"/>
+          <w:lang w:val="en-US"/>
+        </w:rPr>
+      </w:pPr>
+      <w:r>
+        <w:rPr>
+          <w:rFonts w:eastAsia="Times New Roman" w:cs="Times New Roman"/>
+          <w:sz w:val="24"/>
+          <w:szCs w:val="24"/>
+          <w:lang w:val="en-US"/>
+        </w:rPr>
+        <w:t>Trong đó, thời gian vận chuyển chiếm:</w:t>
+      </w:r>
+    </w:p>
+    <w:p>
+      <w:pPr>
+        <w:spacing w:before="100" w:beforeAutospacing="1" w:after="100" w:afterAutospacing="1" w:line="240" w:lineRule="auto"/>
+        <w:rPr>
+          <w:rFonts w:eastAsia="Times New Roman" w:cs="Times New Roman"/>
+          <w:sz w:val="24"/>
+          <w:szCs w:val="24"/>
+          <w:lang w:val="en-US"/>
+        </w:rPr>
+      </w:pPr>
+      <w:r>
+        <w:rPr>
+          <w:rFonts w:eastAsia="Times New Roman" w:cs="Times New Roman"/>
+          <w:b/>
+          <w:bCs/>
+          <w:sz w:val="24"/>
+          <w:szCs w:val="24"/>
+          <w:lang w:val="en-US"/>
+        </w:rPr>
+        <w:t>180 / 320 × 100 = 56,25%</w:t>
+      </w:r>
+    </w:p>
+    <w:p>
+      <w:pPr>
+        <w:spacing w:before="100" w:beforeAutospacing="1" w:after="100" w:afterAutospacing="1" w:line="240" w:lineRule="auto"/>
+        <w:rPr>
+          <w:rFonts w:eastAsia="Times New Roman" w:cs="Times New Roman"/>
+          <w:sz w:val="24"/>
+          <w:szCs w:val="24"/>
+          <w:lang w:val="en-US"/>
+        </w:rPr>
+      </w:pPr>
+      <w:r>
+        <w:rPr>
+          <w:rFonts w:eastAsia="Times New Roman" w:cs="Times New Roman"/>
+          <w:sz w:val="24"/>
+          <w:szCs w:val="24"/>
+          <w:lang w:val="en-US"/>
+        </w:rPr>
+        <w:lastRenderedPageBreak/>
+        <w:t xml:space="preserve">Như vậy, hoạt động vận chuyển chiếm khoảng </w:t>
+      </w:r>
+      <w:r>
+        <w:rPr>
+          <w:rFonts w:eastAsia="Times New Roman" w:cs="Times New Roman"/>
+          <w:b/>
+          <w:bCs/>
+          <w:sz w:val="24"/>
+          <w:szCs w:val="24"/>
+          <w:lang w:val="en-US"/>
+        </w:rPr>
+        <w:t>56,25% tổng thời gian của quy trình</w:t>
+      </w:r>
+      <w:r>
+        <w:rPr>
+          <w:rFonts w:eastAsia="Times New Roman" w:cs="Times New Roman"/>
+          <w:sz w:val="24"/>
+          <w:szCs w:val="24"/>
+          <w:lang w:val="en-US"/>
+        </w:rPr>
+        <w:t>, là công đoạn có thời gian xử lý lớn nhất.</w:t>
+      </w:r>
+    </w:p>
+    <w:p>
+      <w:pPr>
+        <w:spacing w:before="100" w:beforeAutospacing="1" w:after="100" w:afterAutospacing="1" w:line="240" w:lineRule="auto"/>
+        <w:rPr>
+          <w:rFonts w:eastAsia="Times New Roman" w:cs="Times New Roman"/>
+          <w:sz w:val="24"/>
+          <w:szCs w:val="24"/>
+          <w:lang w:val="en-US"/>
+        </w:rPr>
+      </w:pPr>
+      <w:r>
+        <w:rPr>
+          <w:rFonts w:eastAsia="Times New Roman" w:cs="Times New Roman"/>
+          <w:sz w:val="24"/>
+          <w:szCs w:val="24"/>
+          <w:lang w:val="en-US"/>
+        </w:rPr>
+        <w:t xml:space="preserve">Giả định thời gian chờ giữa các công đoạn là khoảng </w:t>
+      </w:r>
+      <w:r>
+        <w:rPr>
+          <w:rFonts w:eastAsia="Times New Roman" w:cs="Times New Roman"/>
+          <w:b/>
+          <w:bCs/>
+          <w:sz w:val="24"/>
+          <w:szCs w:val="24"/>
+          <w:lang w:val="en-US"/>
+        </w:rPr>
+        <w:t>45 phút</w:t>
+      </w:r>
+      <w:r>
+        <w:rPr>
+          <w:rFonts w:eastAsia="Times New Roman" w:cs="Times New Roman"/>
+          <w:sz w:val="24"/>
+          <w:szCs w:val="24"/>
+          <w:lang w:val="en-US"/>
+        </w:rPr>
+        <w:t>, tỷ lệ thời gian chờ được tính như sau:</w:t>
+      </w:r>
+    </w:p>
+    <w:p>
+      <w:pPr>
+        <w:spacing w:before="100" w:beforeAutospacing="1" w:after="100" w:afterAutospacing="1" w:line="240" w:lineRule="auto"/>
+        <w:rPr>
+          <w:rFonts w:eastAsia="Times New Roman" w:cs="Times New Roman"/>
+          <w:sz w:val="24"/>
+          <w:szCs w:val="24"/>
+          <w:lang w:val="en-US"/>
+        </w:rPr>
+      </w:pPr>
+      <w:r>
+        <w:rPr>
+          <w:rFonts w:eastAsia="Times New Roman" w:cs="Times New Roman"/>
+          <w:b/>
+          <w:bCs/>
+          <w:sz w:val="24"/>
+          <w:szCs w:val="24"/>
+          <w:lang w:val="en-US"/>
+        </w:rPr>
+        <w:t>Tỷ lệ thời gian chờ = 45 / 320 × 100 = 14,06%</w:t>
+      </w:r>
+    </w:p>
+    <w:p>
+      <w:pPr>
+        <w:spacing w:before="100" w:beforeAutospacing="1" w:after="100" w:afterAutospacing="1" w:line="240" w:lineRule="auto"/>
+        <w:rPr>
+          <w:rFonts w:eastAsia="Times New Roman" w:cs="Times New Roman"/>
+          <w:sz w:val="24"/>
+          <w:szCs w:val="24"/>
+          <w:lang w:val="en-US"/>
+        </w:rPr>
+      </w:pPr>
+      <w:r>
+        <w:rPr>
+          <w:rFonts w:eastAsia="Times New Roman" w:cs="Times New Roman"/>
+          <w:sz w:val="24"/>
+          <w:szCs w:val="24"/>
+          <w:lang w:val="en-US"/>
+        </w:rPr>
+        <w:t xml:space="preserve">Điều này cho thấy khoảng </w:t>
+      </w:r>
+      <w:r>
+        <w:rPr>
+          <w:rFonts w:eastAsia="Times New Roman" w:cs="Times New Roman"/>
+          <w:b/>
+          <w:bCs/>
+          <w:sz w:val="24"/>
+          <w:szCs w:val="24"/>
+          <w:lang w:val="en-US"/>
+        </w:rPr>
+        <w:t>14,06% tổng thời gian của quy trình là thời gian chờ</w:t>
+      </w:r>
+      <w:r>
+        <w:rPr>
+          <w:rFonts w:eastAsia="Times New Roman" w:cs="Times New Roman"/>
+          <w:sz w:val="24"/>
+          <w:szCs w:val="24"/>
+          <w:lang w:val="en-US"/>
+        </w:rPr>
+        <w:t>, chủ yếu phát sinh tại các bước phê duyệt yêu cầu và chờ kho xử lý.</w:t>
+      </w:r>
+    </w:p>
+    <w:p>
+      <w:pPr>
+        <w:spacing w:before="100" w:beforeAutospacing="1" w:after="100" w:afterAutospacing="1" w:line="240" w:lineRule="auto"/>
+        <w:rPr>
+          <w:rFonts w:eastAsia="Times New Roman" w:cs="Times New Roman"/>
+          <w:sz w:val="24"/>
+          <w:szCs w:val="24"/>
+          <w:lang w:val="en-US"/>
+        </w:rPr>
+      </w:pPr>
+      <w:r>
+        <w:rPr>
+          <w:rFonts w:eastAsia="Times New Roman" w:cs="Times New Roman"/>
+          <w:sz w:val="24"/>
+          <w:szCs w:val="24"/>
+          <w:lang w:val="en-US"/>
+        </w:rPr>
+        <w:t xml:space="preserve">Nếu doanh nghiệp ứng dụng tự động hóa trong khâu cảnh báo tồn kho, phê duyệt yêu cầu và điều phối hàng hóa, thời gian toàn bộ quy trình có thể giảm từ khoảng </w:t>
+      </w:r>
+      <w:r>
+        <w:rPr>
+          <w:rFonts w:eastAsia="Times New Roman" w:cs="Times New Roman"/>
+          <w:b/>
+          <w:bCs/>
+          <w:sz w:val="24"/>
+          <w:szCs w:val="24"/>
+          <w:lang w:val="en-US"/>
+        </w:rPr>
+        <w:t>5,33 giờ xuống còn 4,5–4,8 giờ</w:t>
+      </w:r>
+      <w:r>
+        <w:rPr>
+          <w:rFonts w:eastAsia="Times New Roman" w:cs="Times New Roman"/>
+          <w:sz w:val="24"/>
+          <w:szCs w:val="24"/>
+          <w:lang w:val="en-US"/>
+        </w:rPr>
+        <w:t>.</w:t>
+      </w:r>
+    </w:p>
+    <w:p>
+      <w:pPr>
+        <w:rPr>
+          <w:lang w:val="en-US"/>
+        </w:rPr>
+      </w:pPr>
     </w:p>
     <w:p>
       <w:pPr>
@@ -15061,15 +19208,368 @@
           <w:lang w:val="en-US"/>
         </w:rPr>
       </w:pPr>
-      <w:bookmarkStart w:id="56" w:name="_Toc237511202"/>
-      <w:r>
-        <w:rPr>
-          <w:rFonts w:cs="Times New Roman"/>
-          <w:lang w:val="en-US"/>
-        </w:rPr>
-        <w:t>Phân tích sự lãng phí</w:t>
-      </w:r>
-      <w:bookmarkEnd w:id="56"/>
+      <w:bookmarkStart w:id="60" w:name="_Toc237511206"/>
+      <w:r>
+        <w:rPr>
+          <w:rFonts w:cs="Times New Roman"/>
+          <w:lang w:val="en-US"/>
+        </w:rPr>
+        <w:t>Chất lượng</w:t>
+      </w:r>
+      <w:bookmarkEnd w:id="60"/>
+    </w:p>
+    <w:p>
+      <w:pPr>
+        <w:rPr>
+          <w:lang w:val="en-US"/>
+        </w:rPr>
+      </w:pPr>
+      <w:r>
+        <w:rPr>
+          <w:lang w:val="en-US"/>
+        </w:rPr>
+        <w:t xml:space="preserve">Giả định trong một tháng, một cửa hàng thực hiện </w:t>
+      </w:r>
+      <w:r>
+        <w:rPr>
+          <w:b/>
+          <w:bCs/>
+          <w:lang w:val="en-US"/>
+        </w:rPr>
+        <w:t>200 giao dịch bổ sung hàng</w:t>
+      </w:r>
+      <w:r>
+        <w:rPr>
+          <w:lang w:val="en-US"/>
+        </w:rPr>
+        <w:t>, trong đó:</w:t>
+      </w:r>
+    </w:p>
+    <w:p>
+      <w:pPr>
+        <w:numPr>
+          <w:ilvl w:val="0"/>
+          <w:numId w:val="31"/>
+        </w:numPr>
+        <w:rPr>
+          <w:lang w:val="en-US"/>
+        </w:rPr>
+      </w:pPr>
+      <w:r>
+        <w:rPr>
+          <w:lang w:val="en-US"/>
+        </w:rPr>
+        <w:t xml:space="preserve">192 giao dịch đúng hoàn toàn. </w:t>
+      </w:r>
+    </w:p>
+    <w:p>
+      <w:pPr>
+        <w:numPr>
+          <w:ilvl w:val="0"/>
+          <w:numId w:val="31"/>
+        </w:numPr>
+        <w:rPr>
+          <w:lang w:val="en-US"/>
+        </w:rPr>
+      </w:pPr>
+      <w:r>
+        <w:rPr>
+          <w:lang w:val="en-US"/>
+        </w:rPr>
+        <w:t xml:space="preserve">5 giao dịch sai số lượng. </w:t>
+      </w:r>
+    </w:p>
+    <w:p>
+      <w:pPr>
+        <w:numPr>
+          <w:ilvl w:val="0"/>
+          <w:numId w:val="31"/>
+        </w:numPr>
+        <w:rPr>
+          <w:lang w:val="en-US"/>
+        </w:rPr>
+      </w:pPr>
+      <w:r>
+        <w:rPr>
+          <w:lang w:val="en-US"/>
+        </w:rPr>
+        <w:t xml:space="preserve">2 giao dịch sai mã sản phẩm. </w:t>
+      </w:r>
+    </w:p>
+    <w:p>
+      <w:pPr>
+        <w:numPr>
+          <w:ilvl w:val="0"/>
+          <w:numId w:val="31"/>
+        </w:numPr>
+        <w:rPr>
+          <w:lang w:val="en-US"/>
+        </w:rPr>
+      </w:pPr>
+      <w:r>
+        <w:rPr>
+          <w:lang w:val="en-US"/>
+        </w:rPr>
+        <w:t xml:space="preserve">1 giao dịch có sản phẩm bị lỗi hoặc hư hỏng. </w:t>
+      </w:r>
+    </w:p>
+    <w:p>
+      <w:pPr>
+        <w:rPr>
+          <w:lang w:val="en-US"/>
+        </w:rPr>
+      </w:pPr>
+      <w:r>
+        <w:rPr>
+          <w:b/>
+          <w:bCs/>
+          <w:lang w:val="en-US"/>
+        </w:rPr>
+        <w:t>Tỷ lệ giao hàng chính xác:</w:t>
+      </w:r>
+    </w:p>
+    <w:p>
+      <w:pPr>
+        <w:rPr>
+          <w:lang w:val="en-US"/>
+        </w:rPr>
+      </w:pPr>
+      <w:r>
+        <w:rPr>
+          <w:b/>
+          <w:bCs/>
+          <w:lang w:val="en-US"/>
+        </w:rPr>
+        <w:t>192 / 200 × 100 = 96%</w:t>
+      </w:r>
+    </w:p>
+    <w:p>
+      <w:pPr>
+        <w:rPr>
+          <w:lang w:val="en-US"/>
+        </w:rPr>
+      </w:pPr>
+      <w:r>
+        <w:rPr>
+          <w:lang w:val="en-US"/>
+        </w:rPr>
+        <w:t xml:space="preserve">Như vậy, tỷ lệ giao hàng chính xác đạt </w:t>
+      </w:r>
+      <w:r>
+        <w:rPr>
+          <w:b/>
+          <w:bCs/>
+          <w:lang w:val="en-US"/>
+        </w:rPr>
+        <w:t>96%</w:t>
+      </w:r>
+      <w:r>
+        <w:rPr>
+          <w:lang w:val="en-US"/>
+        </w:rPr>
+        <w:t>.</w:t>
+      </w:r>
+    </w:p>
+    <w:p>
+      <w:pPr>
+        <w:rPr>
+          <w:lang w:val="en-US"/>
+        </w:rPr>
+      </w:pPr>
+      <w:r>
+        <w:rPr>
+          <w:lang w:val="en-US"/>
+        </w:rPr>
+        <w:t>Tổng số giao dịch phát sinh sai lệch là:</w:t>
+      </w:r>
+    </w:p>
+    <w:p>
+      <w:pPr>
+        <w:rPr>
+          <w:lang w:val="en-US"/>
+        </w:rPr>
+      </w:pPr>
+      <w:r>
+        <w:rPr>
+          <w:b/>
+          <w:bCs/>
+          <w:lang w:val="en-US"/>
+        </w:rPr>
+        <w:t>5 + 2 + 1 = 8 giao dịch</w:t>
+      </w:r>
+    </w:p>
+    <w:p>
+      <w:pPr>
+        <w:rPr>
+          <w:lang w:val="en-US"/>
+        </w:rPr>
+      </w:pPr>
+      <w:r>
+        <w:rPr>
+          <w:lang w:val="en-US"/>
+        </w:rPr>
+        <w:t>Tỷ lệ sai sót được tính:</w:t>
+      </w:r>
+    </w:p>
+    <w:p>
+      <w:pPr>
+        <w:rPr>
+          <w:lang w:val="en-US"/>
+        </w:rPr>
+      </w:pPr>
+      <w:r>
+        <w:rPr>
+          <w:b/>
+          <w:bCs/>
+          <w:lang w:val="en-US"/>
+        </w:rPr>
+        <w:t>8 / 200 × 100 = 4%</w:t>
+      </w:r>
+    </w:p>
+    <w:p>
+      <w:pPr>
+        <w:rPr>
+          <w:lang w:val="en-US"/>
+        </w:rPr>
+      </w:pPr>
+      <w:r>
+        <w:rPr>
+          <w:lang w:val="en-US"/>
+        </w:rPr>
+        <w:t xml:space="preserve">Như vậy, tỷ lệ sai sót của quy trình là </w:t>
+      </w:r>
+      <w:r>
+        <w:rPr>
+          <w:b/>
+          <w:bCs/>
+          <w:lang w:val="en-US"/>
+        </w:rPr>
+        <w:t>4%</w:t>
+      </w:r>
+      <w:r>
+        <w:rPr>
+          <w:lang w:val="en-US"/>
+        </w:rPr>
+        <w:t>.</w:t>
+      </w:r>
+    </w:p>
+    <w:p>
+      <w:pPr>
+        <w:rPr>
+          <w:lang w:val="en-US"/>
+        </w:rPr>
+      </w:pPr>
+      <w:r>
+        <w:rPr>
+          <w:lang w:val="en-US"/>
+        </w:rPr>
+        <w:lastRenderedPageBreak/>
+        <w:t>Giả định khi kiểm kê 1.000 mã hàng, có 970 mã có số lượng thực tế khớp với số liệu trên hệ thống.</w:t>
+      </w:r>
+    </w:p>
+    <w:p>
+      <w:pPr>
+        <w:rPr>
+          <w:lang w:val="en-US"/>
+        </w:rPr>
+      </w:pPr>
+      <w:r>
+        <w:rPr>
+          <w:b/>
+          <w:bCs/>
+          <w:lang w:val="en-US"/>
+        </w:rPr>
+        <w:t>Độ chính xác tồn kho = 970 / 1.000 × 100 = 97%</w:t>
+      </w:r>
+    </w:p>
+    <w:p>
+      <w:pPr>
+        <w:rPr>
+          <w:lang w:val="en-US"/>
+        </w:rPr>
+      </w:pPr>
+      <w:r>
+        <w:rPr>
+          <w:lang w:val="en-US"/>
+        </w:rPr>
+        <w:t xml:space="preserve">Như vậy, độ chính xác tồn kho đạt </w:t>
+      </w:r>
+      <w:r>
+        <w:rPr>
+          <w:b/>
+          <w:bCs/>
+          <w:lang w:val="en-US"/>
+        </w:rPr>
+        <w:t>97%</w:t>
+      </w:r>
+      <w:r>
+        <w:rPr>
+          <w:lang w:val="en-US"/>
+        </w:rPr>
+        <w:t>, cho thấy dữ liệu trên hệ thống nhìn chung có độ chính xác tương đối cao.</w:t>
+      </w:r>
+    </w:p>
+    <w:p>
+      <w:pPr>
+        <w:rPr>
+          <w:lang w:val="en-US"/>
+        </w:rPr>
+      </w:pPr>
+      <w:r>
+        <w:rPr>
+          <w:lang w:val="en-US"/>
+        </w:rPr>
+        <w:t>Ngoài ra, giả định trong tháng có 500 lượt phát sinh nhu cầu mua sản phẩm, trong đó có 20 lượt sản phẩm không có sẵn tại thời điểm khách hàng yêu cầu.</w:t>
+      </w:r>
+    </w:p>
+    <w:p>
+      <w:pPr>
+        <w:rPr>
+          <w:lang w:val="en-US"/>
+        </w:rPr>
+      </w:pPr>
+      <w:r>
+        <w:rPr>
+          <w:b/>
+          <w:bCs/>
+          <w:lang w:val="en-US"/>
+        </w:rPr>
+        <w:t>Tỷ lệ thiếu hàng = 20 / 500 × 100 = 4%</w:t>
+      </w:r>
+    </w:p>
+    <w:p>
+      <w:pPr>
+        <w:rPr>
+          <w:lang w:val="en-US"/>
+        </w:rPr>
+      </w:pPr>
+      <w:r>
+        <w:rPr>
+          <w:lang w:val="en-US"/>
+        </w:rPr>
+        <w:t xml:space="preserve">Điều này có nghĩa là cứ 100 lượt phát sinh nhu cầu thì trung bình có khoảng </w:t>
+      </w:r>
+      <w:r>
+        <w:rPr>
+          <w:b/>
+          <w:bCs/>
+          <w:lang w:val="en-US"/>
+        </w:rPr>
+        <w:t>4 lượt không được đáp ứng ngay do thiếu hàng</w:t>
+      </w:r>
+      <w:r>
+        <w:rPr>
+          <w:lang w:val="en-US"/>
+        </w:rPr>
+        <w:t>.</w:t>
+      </w:r>
+    </w:p>
+    <w:p>
+      <w:pPr>
+        <w:rPr>
+          <w:lang w:val="en-US"/>
+        </w:rPr>
+      </w:pPr>
     </w:p>
     <w:p>
       <w:pPr>
@@ -15079,78 +19579,6 @@
           <w:lang w:val="en-US"/>
         </w:rPr>
       </w:pPr>
-      <w:bookmarkStart w:id="57" w:name="_Toc237511203"/>
-      <w:r>
-        <w:rPr>
-          <w:rFonts w:cs="Times New Roman"/>
-          <w:lang w:val="en-US"/>
-        </w:rPr>
-        <w:t>Phân tích các bên liên quan</w:t>
-      </w:r>
-      <w:bookmarkEnd w:id="57"/>
-    </w:p>
-    <w:p>
-      <w:pPr>
-        <w:pStyle w:val="Heading3"/>
-        <w:rPr>
-          <w:rFonts w:cs="Times New Roman"/>
-          <w:lang w:val="en-US"/>
-        </w:rPr>
-      </w:pPr>
-      <w:bookmarkStart w:id="58" w:name="_Toc237511204"/>
-      <w:r>
-        <w:rPr>
-          <w:rFonts w:cs="Times New Roman"/>
-          <w:lang w:val="en-US"/>
-        </w:rPr>
-        <w:t>Phân tính định lượng</w:t>
-      </w:r>
-      <w:bookmarkEnd w:id="58"/>
-    </w:p>
-    <w:p>
-      <w:pPr>
-        <w:pStyle w:val="Heading4"/>
-        <w:rPr>
-          <w:rFonts w:cs="Times New Roman"/>
-          <w:lang w:val="en-US"/>
-        </w:rPr>
-      </w:pPr>
-      <w:bookmarkStart w:id="59" w:name="_Toc237511205"/>
-      <w:r>
-        <w:rPr>
-          <w:rFonts w:cs="Times New Roman"/>
-          <w:lang w:val="en-US"/>
-        </w:rPr>
-        <w:t>Thời gian</w:t>
-      </w:r>
-      <w:bookmarkEnd w:id="59"/>
-    </w:p>
-    <w:p>
-      <w:pPr>
-        <w:pStyle w:val="Heading4"/>
-        <w:rPr>
-          <w:rFonts w:cs="Times New Roman"/>
-          <w:lang w:val="en-US"/>
-        </w:rPr>
-      </w:pPr>
-      <w:bookmarkStart w:id="60" w:name="_Toc237511206"/>
-      <w:r>
-        <w:rPr>
-          <w:rFonts w:cs="Times New Roman"/>
-          <w:lang w:val="en-US"/>
-        </w:rPr>
-        <w:t>Chất lượng</w:t>
-      </w:r>
-      <w:bookmarkEnd w:id="60"/>
-    </w:p>
-    <w:p>
-      <w:pPr>
-        <w:pStyle w:val="Heading4"/>
-        <w:rPr>
-          <w:rFonts w:cs="Times New Roman"/>
-          <w:lang w:val="en-US"/>
-        </w:rPr>
-      </w:pPr>
       <w:bookmarkStart w:id="61" w:name="_Toc237511207"/>
       <w:r>
         <w:rPr>
@@ -15160,6 +19588,872 @@
         <w:t>Chi phí</w:t>
       </w:r>
       <w:bookmarkEnd w:id="61"/>
+    </w:p>
+    <w:p>
+      <w:pPr>
+        <w:spacing w:before="100" w:beforeAutospacing="1" w:after="100" w:afterAutospacing="1" w:line="240" w:lineRule="auto"/>
+        <w:rPr>
+          <w:rFonts w:eastAsia="Times New Roman" w:cs="Times New Roman"/>
+          <w:sz w:val="24"/>
+          <w:szCs w:val="24"/>
+          <w:lang w:val="en-US"/>
+        </w:rPr>
+      </w:pPr>
+      <w:r>
+        <w:rPr>
+          <w:rFonts w:eastAsia="Times New Roman" w:cs="Times New Roman"/>
+          <w:sz w:val="24"/>
+          <w:szCs w:val="24"/>
+          <w:lang w:val="en-US"/>
+        </w:rPr>
+        <w:t>Giả định chi phí trung bình cho một lần bổ sung hàng như sau:</w:t>
+      </w:r>
+    </w:p>
+    <w:tbl>
+      <w:tblPr>
+        <w:tblW w:w="0" w:type="auto"/>
+        <w:tblCellSpacing w:w="15" w:type="dxa"/>
+        <w:tblBorders>
+          <w:top w:val="single" w:sz="4" w:space="0" w:color="auto"/>
+          <w:left w:val="single" w:sz="4" w:space="0" w:color="auto"/>
+          <w:bottom w:val="single" w:sz="4" w:space="0" w:color="auto"/>
+          <w:right w:val="single" w:sz="4" w:space="0" w:color="auto"/>
+          <w:insideH w:val="single" w:sz="4" w:space="0" w:color="auto"/>
+          <w:insideV w:val="single" w:sz="4" w:space="0" w:color="auto"/>
+        </w:tblBorders>
+        <w:tblCellMar>
+          <w:top w:w="15" w:type="dxa"/>
+          <w:left w:w="15" w:type="dxa"/>
+          <w:bottom w:w="15" w:type="dxa"/>
+          <w:right w:w="15" w:type="dxa"/>
+        </w:tblCellMar>
+        <w:tblLook w:val="04A0" w:firstRow="1" w:lastRow="0" w:firstColumn="1" w:lastColumn="0" w:noHBand="0" w:noVBand="1"/>
+      </w:tblPr>
+      <w:tblGrid>
+        <w:gridCol w:w="3138"/>
+        <w:gridCol w:w="2023"/>
+      </w:tblGrid>
+      <w:tr>
+        <w:trPr>
+          <w:tblHeader/>
+          <w:tblCellSpacing w:w="15" w:type="dxa"/>
+        </w:trPr>
+        <w:tc>
+          <w:tcPr>
+            <w:tcW w:w="0" w:type="auto"/>
+            <w:vAlign w:val="center"/>
+            <w:hideMark/>
+          </w:tcPr>
+          <w:p>
+            <w:pPr>
+              <w:spacing w:after="0" w:line="240" w:lineRule="auto"/>
+              <w:jc w:val="center"/>
+              <w:rPr>
+                <w:rFonts w:eastAsia="Times New Roman" w:cs="Times New Roman"/>
+                <w:b/>
+                <w:bCs/>
+                <w:sz w:val="24"/>
+                <w:szCs w:val="24"/>
+                <w:lang w:val="en-US"/>
+              </w:rPr>
+            </w:pPr>
+            <w:r>
+              <w:rPr>
+                <w:rFonts w:eastAsia="Times New Roman" w:cs="Times New Roman"/>
+                <w:b/>
+                <w:bCs/>
+                <w:sz w:val="24"/>
+                <w:szCs w:val="24"/>
+                <w:lang w:val="en-US"/>
+              </w:rPr>
+              <w:t>Khoản chi phí</w:t>
+            </w:r>
+          </w:p>
+        </w:tc>
+        <w:tc>
+          <w:tcPr>
+            <w:tcW w:w="0" w:type="auto"/>
+            <w:vAlign w:val="center"/>
+            <w:hideMark/>
+          </w:tcPr>
+          <w:p>
+            <w:pPr>
+              <w:spacing w:after="0" w:line="240" w:lineRule="auto"/>
+              <w:jc w:val="center"/>
+              <w:rPr>
+                <w:rFonts w:eastAsia="Times New Roman" w:cs="Times New Roman"/>
+                <w:b/>
+                <w:bCs/>
+                <w:sz w:val="24"/>
+                <w:szCs w:val="24"/>
+                <w:lang w:val="en-US"/>
+              </w:rPr>
+            </w:pPr>
+            <w:r>
+              <w:rPr>
+                <w:rFonts w:eastAsia="Times New Roman" w:cs="Times New Roman"/>
+                <w:b/>
+                <w:bCs/>
+                <w:sz w:val="24"/>
+                <w:szCs w:val="24"/>
+                <w:lang w:val="en-US"/>
+              </w:rPr>
+              <w:t>Chi phí trung bình</w:t>
+            </w:r>
+          </w:p>
+        </w:tc>
+      </w:tr>
+      <w:tr>
+        <w:trPr>
+          <w:tblCellSpacing w:w="15" w:type="dxa"/>
+        </w:trPr>
+        <w:tc>
+          <w:tcPr>
+            <w:tcW w:w="0" w:type="auto"/>
+            <w:vAlign w:val="center"/>
+            <w:hideMark/>
+          </w:tcPr>
+          <w:p>
+            <w:pPr>
+              <w:spacing w:after="0" w:line="240" w:lineRule="auto"/>
+              <w:rPr>
+                <w:rFonts w:eastAsia="Times New Roman" w:cs="Times New Roman"/>
+                <w:sz w:val="24"/>
+                <w:szCs w:val="24"/>
+                <w:lang w:val="en-US"/>
+              </w:rPr>
+            </w:pPr>
+            <w:r>
+              <w:rPr>
+                <w:rFonts w:eastAsia="Times New Roman" w:cs="Times New Roman"/>
+                <w:sz w:val="24"/>
+                <w:szCs w:val="24"/>
+                <w:lang w:val="en-US"/>
+              </w:rPr>
+              <w:t>Nhân công lập và xử lý yêu cầu</w:t>
+            </w:r>
+          </w:p>
+        </w:tc>
+        <w:tc>
+          <w:tcPr>
+            <w:tcW w:w="0" w:type="auto"/>
+            <w:vAlign w:val="center"/>
+            <w:hideMark/>
+          </w:tcPr>
+          <w:p>
+            <w:pPr>
+              <w:spacing w:after="0" w:line="240" w:lineRule="auto"/>
+              <w:rPr>
+                <w:rFonts w:eastAsia="Times New Roman" w:cs="Times New Roman"/>
+                <w:sz w:val="24"/>
+                <w:szCs w:val="24"/>
+                <w:lang w:val="en-US"/>
+              </w:rPr>
+            </w:pPr>
+            <w:r>
+              <w:rPr>
+                <w:rFonts w:eastAsia="Times New Roman" w:cs="Times New Roman"/>
+                <w:sz w:val="24"/>
+                <w:szCs w:val="24"/>
+                <w:lang w:val="en-US"/>
+              </w:rPr>
+              <w:t>30.000 đồng</w:t>
+            </w:r>
+          </w:p>
+        </w:tc>
+      </w:tr>
+      <w:tr>
+        <w:trPr>
+          <w:tblCellSpacing w:w="15" w:type="dxa"/>
+        </w:trPr>
+        <w:tc>
+          <w:tcPr>
+            <w:tcW w:w="0" w:type="auto"/>
+            <w:vAlign w:val="center"/>
+            <w:hideMark/>
+          </w:tcPr>
+          <w:p>
+            <w:pPr>
+              <w:spacing w:after="0" w:line="240" w:lineRule="auto"/>
+              <w:rPr>
+                <w:rFonts w:eastAsia="Times New Roman" w:cs="Times New Roman"/>
+                <w:sz w:val="24"/>
+                <w:szCs w:val="24"/>
+                <w:lang w:val="en-US"/>
+              </w:rPr>
+            </w:pPr>
+            <w:r>
+              <w:rPr>
+                <w:rFonts w:eastAsia="Times New Roman" w:cs="Times New Roman"/>
+                <w:sz w:val="24"/>
+                <w:szCs w:val="24"/>
+                <w:lang w:val="en-US"/>
+              </w:rPr>
+              <w:t>Chuẩn bị và đóng gói tại kho</w:t>
+            </w:r>
+          </w:p>
+        </w:tc>
+        <w:tc>
+          <w:tcPr>
+            <w:tcW w:w="0" w:type="auto"/>
+            <w:vAlign w:val="center"/>
+            <w:hideMark/>
+          </w:tcPr>
+          <w:p>
+            <w:pPr>
+              <w:spacing w:after="0" w:line="240" w:lineRule="auto"/>
+              <w:rPr>
+                <w:rFonts w:eastAsia="Times New Roman" w:cs="Times New Roman"/>
+                <w:sz w:val="24"/>
+                <w:szCs w:val="24"/>
+                <w:lang w:val="en-US"/>
+              </w:rPr>
+            </w:pPr>
+            <w:r>
+              <w:rPr>
+                <w:rFonts w:eastAsia="Times New Roman" w:cs="Times New Roman"/>
+                <w:sz w:val="24"/>
+                <w:szCs w:val="24"/>
+                <w:lang w:val="en-US"/>
+              </w:rPr>
+              <w:t>40.000 đồng</w:t>
+            </w:r>
+          </w:p>
+        </w:tc>
+      </w:tr>
+      <w:tr>
+        <w:trPr>
+          <w:tblCellSpacing w:w="15" w:type="dxa"/>
+        </w:trPr>
+        <w:tc>
+          <w:tcPr>
+            <w:tcW w:w="0" w:type="auto"/>
+            <w:vAlign w:val="center"/>
+            <w:hideMark/>
+          </w:tcPr>
+          <w:p>
+            <w:pPr>
+              <w:spacing w:after="0" w:line="240" w:lineRule="auto"/>
+              <w:rPr>
+                <w:rFonts w:eastAsia="Times New Roman" w:cs="Times New Roman"/>
+                <w:sz w:val="24"/>
+                <w:szCs w:val="24"/>
+                <w:lang w:val="en-US"/>
+              </w:rPr>
+            </w:pPr>
+            <w:r>
+              <w:rPr>
+                <w:rFonts w:eastAsia="Times New Roman" w:cs="Times New Roman"/>
+                <w:sz w:val="24"/>
+                <w:szCs w:val="24"/>
+                <w:lang w:val="en-US"/>
+              </w:rPr>
+              <w:t>Vận chuyển</w:t>
+            </w:r>
+          </w:p>
+        </w:tc>
+        <w:tc>
+          <w:tcPr>
+            <w:tcW w:w="0" w:type="auto"/>
+            <w:vAlign w:val="center"/>
+            <w:hideMark/>
+          </w:tcPr>
+          <w:p>
+            <w:pPr>
+              <w:spacing w:after="0" w:line="240" w:lineRule="auto"/>
+              <w:rPr>
+                <w:rFonts w:eastAsia="Times New Roman" w:cs="Times New Roman"/>
+                <w:sz w:val="24"/>
+                <w:szCs w:val="24"/>
+                <w:lang w:val="en-US"/>
+              </w:rPr>
+            </w:pPr>
+            <w:r>
+              <w:rPr>
+                <w:rFonts w:eastAsia="Times New Roman" w:cs="Times New Roman"/>
+                <w:sz w:val="24"/>
+                <w:szCs w:val="24"/>
+                <w:lang w:val="en-US"/>
+              </w:rPr>
+              <w:t>120.000 đồng</w:t>
+            </w:r>
+          </w:p>
+        </w:tc>
+      </w:tr>
+      <w:tr>
+        <w:trPr>
+          <w:tblCellSpacing w:w="15" w:type="dxa"/>
+        </w:trPr>
+        <w:tc>
+          <w:tcPr>
+            <w:tcW w:w="0" w:type="auto"/>
+            <w:vAlign w:val="center"/>
+            <w:hideMark/>
+          </w:tcPr>
+          <w:p>
+            <w:pPr>
+              <w:spacing w:after="0" w:line="240" w:lineRule="auto"/>
+              <w:rPr>
+                <w:rFonts w:eastAsia="Times New Roman" w:cs="Times New Roman"/>
+                <w:sz w:val="24"/>
+                <w:szCs w:val="24"/>
+                <w:lang w:val="en-US"/>
+              </w:rPr>
+            </w:pPr>
+            <w:r>
+              <w:rPr>
+                <w:rFonts w:eastAsia="Times New Roman" w:cs="Times New Roman"/>
+                <w:sz w:val="24"/>
+                <w:szCs w:val="24"/>
+                <w:lang w:val="en-US"/>
+              </w:rPr>
+              <w:t>Tiếp nhận và kiểm đếm</w:t>
+            </w:r>
+          </w:p>
+        </w:tc>
+        <w:tc>
+          <w:tcPr>
+            <w:tcW w:w="0" w:type="auto"/>
+            <w:vAlign w:val="center"/>
+            <w:hideMark/>
+          </w:tcPr>
+          <w:p>
+            <w:pPr>
+              <w:spacing w:after="0" w:line="240" w:lineRule="auto"/>
+              <w:rPr>
+                <w:rFonts w:eastAsia="Times New Roman" w:cs="Times New Roman"/>
+                <w:sz w:val="24"/>
+                <w:szCs w:val="24"/>
+                <w:lang w:val="en-US"/>
+              </w:rPr>
+            </w:pPr>
+            <w:r>
+              <w:rPr>
+                <w:rFonts w:eastAsia="Times New Roman" w:cs="Times New Roman"/>
+                <w:sz w:val="24"/>
+                <w:szCs w:val="24"/>
+                <w:lang w:val="en-US"/>
+              </w:rPr>
+              <w:t>25.000 đồng</w:t>
+            </w:r>
+          </w:p>
+        </w:tc>
+      </w:tr>
+      <w:tr>
+        <w:trPr>
+          <w:tblCellSpacing w:w="15" w:type="dxa"/>
+        </w:trPr>
+        <w:tc>
+          <w:tcPr>
+            <w:tcW w:w="0" w:type="auto"/>
+            <w:vAlign w:val="center"/>
+            <w:hideMark/>
+          </w:tcPr>
+          <w:p>
+            <w:pPr>
+              <w:spacing w:after="0" w:line="240" w:lineRule="auto"/>
+              <w:rPr>
+                <w:rFonts w:eastAsia="Times New Roman" w:cs="Times New Roman"/>
+                <w:sz w:val="24"/>
+                <w:szCs w:val="24"/>
+                <w:lang w:val="en-US"/>
+              </w:rPr>
+            </w:pPr>
+            <w:r>
+              <w:rPr>
+                <w:rFonts w:eastAsia="Times New Roman" w:cs="Times New Roman"/>
+                <w:sz w:val="24"/>
+                <w:szCs w:val="24"/>
+                <w:lang w:val="en-US"/>
+              </w:rPr>
+              <w:t>Chi phí hệ thống và chứng từ</w:t>
+            </w:r>
+          </w:p>
+        </w:tc>
+        <w:tc>
+          <w:tcPr>
+            <w:tcW w:w="0" w:type="auto"/>
+            <w:vAlign w:val="center"/>
+            <w:hideMark/>
+          </w:tcPr>
+          <w:p>
+            <w:pPr>
+              <w:spacing w:after="0" w:line="240" w:lineRule="auto"/>
+              <w:rPr>
+                <w:rFonts w:eastAsia="Times New Roman" w:cs="Times New Roman"/>
+                <w:sz w:val="24"/>
+                <w:szCs w:val="24"/>
+                <w:lang w:val="en-US"/>
+              </w:rPr>
+            </w:pPr>
+            <w:r>
+              <w:rPr>
+                <w:rFonts w:eastAsia="Times New Roman" w:cs="Times New Roman"/>
+                <w:sz w:val="24"/>
+                <w:szCs w:val="24"/>
+                <w:lang w:val="en-US"/>
+              </w:rPr>
+              <w:t>15.000 đồng</w:t>
+            </w:r>
+          </w:p>
+        </w:tc>
+      </w:tr>
+      <w:tr>
+        <w:trPr>
+          <w:tblCellSpacing w:w="15" w:type="dxa"/>
+        </w:trPr>
+        <w:tc>
+          <w:tcPr>
+            <w:tcW w:w="0" w:type="auto"/>
+            <w:vAlign w:val="center"/>
+            <w:hideMark/>
+          </w:tcPr>
+          <w:p>
+            <w:pPr>
+              <w:spacing w:after="0" w:line="240" w:lineRule="auto"/>
+              <w:rPr>
+                <w:rFonts w:eastAsia="Times New Roman" w:cs="Times New Roman"/>
+                <w:sz w:val="24"/>
+                <w:szCs w:val="24"/>
+                <w:lang w:val="en-US"/>
+              </w:rPr>
+            </w:pPr>
+            <w:r>
+              <w:rPr>
+                <w:rFonts w:eastAsia="Times New Roman" w:cs="Times New Roman"/>
+                <w:b/>
+                <w:bCs/>
+                <w:sz w:val="24"/>
+                <w:szCs w:val="24"/>
+                <w:lang w:val="en-US"/>
+              </w:rPr>
+              <w:t>Tổng chi phí/lần</w:t>
+            </w:r>
+          </w:p>
+        </w:tc>
+        <w:tc>
+          <w:tcPr>
+            <w:tcW w:w="0" w:type="auto"/>
+            <w:vAlign w:val="center"/>
+            <w:hideMark/>
+          </w:tcPr>
+          <w:p>
+            <w:pPr>
+              <w:spacing w:after="0" w:line="240" w:lineRule="auto"/>
+              <w:rPr>
+                <w:rFonts w:eastAsia="Times New Roman" w:cs="Times New Roman"/>
+                <w:sz w:val="24"/>
+                <w:szCs w:val="24"/>
+                <w:lang w:val="en-US"/>
+              </w:rPr>
+            </w:pPr>
+            <w:r>
+              <w:rPr>
+                <w:rFonts w:eastAsia="Times New Roman" w:cs="Times New Roman"/>
+                <w:b/>
+                <w:bCs/>
+                <w:sz w:val="24"/>
+                <w:szCs w:val="24"/>
+                <w:lang w:val="en-US"/>
+              </w:rPr>
+              <w:t>230.000 đồng</w:t>
+            </w:r>
+          </w:p>
+        </w:tc>
+      </w:tr>
+    </w:tbl>
+    <w:p>
+      <w:pPr>
+        <w:spacing w:before="100" w:beforeAutospacing="1" w:after="100" w:afterAutospacing="1" w:line="240" w:lineRule="auto"/>
+        <w:rPr>
+          <w:rFonts w:eastAsia="Times New Roman" w:cs="Times New Roman"/>
+          <w:sz w:val="24"/>
+          <w:szCs w:val="24"/>
+          <w:lang w:val="en-US"/>
+        </w:rPr>
+      </w:pPr>
+      <w:r>
+        <w:rPr>
+          <w:rFonts w:eastAsia="Times New Roman" w:cs="Times New Roman"/>
+          <w:sz w:val="24"/>
+          <w:szCs w:val="24"/>
+          <w:lang w:val="en-US"/>
+        </w:rPr>
+        <w:t xml:space="preserve">Nếu một cửa hàng thực hiện </w:t>
+      </w:r>
+      <w:r>
+        <w:rPr>
+          <w:rFonts w:eastAsia="Times New Roman" w:cs="Times New Roman"/>
+          <w:b/>
+          <w:bCs/>
+          <w:sz w:val="24"/>
+          <w:szCs w:val="24"/>
+          <w:lang w:val="en-US"/>
+        </w:rPr>
+        <w:t>200 lượt bổ sung hàng/tháng</w:t>
+      </w:r>
+      <w:r>
+        <w:rPr>
+          <w:rFonts w:eastAsia="Times New Roman" w:cs="Times New Roman"/>
+          <w:sz w:val="24"/>
+          <w:szCs w:val="24"/>
+          <w:lang w:val="en-US"/>
+        </w:rPr>
+        <w:t>, tổng chi phí vận hành quy trình là:</w:t>
+      </w:r>
+    </w:p>
+    <w:p>
+      <w:pPr>
+        <w:spacing w:before="100" w:beforeAutospacing="1" w:after="100" w:afterAutospacing="1" w:line="240" w:lineRule="auto"/>
+        <w:rPr>
+          <w:rFonts w:eastAsia="Times New Roman" w:cs="Times New Roman"/>
+          <w:sz w:val="24"/>
+          <w:szCs w:val="24"/>
+          <w:lang w:val="en-US"/>
+        </w:rPr>
+      </w:pPr>
+      <w:r>
+        <w:rPr>
+          <w:rFonts w:eastAsia="Times New Roman" w:cs="Times New Roman"/>
+          <w:b/>
+          <w:bCs/>
+          <w:sz w:val="24"/>
+          <w:szCs w:val="24"/>
+          <w:lang w:val="en-US"/>
+        </w:rPr>
+        <w:t>230.000 × 200 = 46.000.000 đồng/tháng</w:t>
+      </w:r>
+    </w:p>
+    <w:p>
+      <w:pPr>
+        <w:spacing w:before="100" w:beforeAutospacing="1" w:after="100" w:afterAutospacing="1" w:line="240" w:lineRule="auto"/>
+        <w:rPr>
+          <w:rFonts w:eastAsia="Times New Roman" w:cs="Times New Roman"/>
+          <w:sz w:val="24"/>
+          <w:szCs w:val="24"/>
+          <w:lang w:val="en-US"/>
+        </w:rPr>
+      </w:pPr>
+      <w:r>
+        <w:rPr>
+          <w:rFonts w:eastAsia="Times New Roman" w:cs="Times New Roman"/>
+          <w:sz w:val="24"/>
+          <w:szCs w:val="24"/>
+          <w:lang w:val="en-US"/>
+        </w:rPr>
+        <w:t>Trong đó, chi phí vận chuyển là:</w:t>
+      </w:r>
+    </w:p>
+    <w:p>
+      <w:pPr>
+        <w:spacing w:before="100" w:beforeAutospacing="1" w:after="100" w:afterAutospacing="1" w:line="240" w:lineRule="auto"/>
+        <w:rPr>
+          <w:rFonts w:eastAsia="Times New Roman" w:cs="Times New Roman"/>
+          <w:sz w:val="24"/>
+          <w:szCs w:val="24"/>
+          <w:lang w:val="en-US"/>
+        </w:rPr>
+      </w:pPr>
+      <w:r>
+        <w:rPr>
+          <w:rFonts w:eastAsia="Times New Roman" w:cs="Times New Roman"/>
+          <w:b/>
+          <w:bCs/>
+          <w:sz w:val="24"/>
+          <w:szCs w:val="24"/>
+          <w:lang w:val="en-US"/>
+        </w:rPr>
+        <w:t>120.000 × 200 = 24.000.000 đồng/tháng</w:t>
+      </w:r>
+    </w:p>
+    <w:p>
+      <w:pPr>
+        <w:spacing w:before="100" w:beforeAutospacing="1" w:after="100" w:afterAutospacing="1" w:line="240" w:lineRule="auto"/>
+        <w:rPr>
+          <w:rFonts w:eastAsia="Times New Roman" w:cs="Times New Roman"/>
+          <w:sz w:val="24"/>
+          <w:szCs w:val="24"/>
+          <w:lang w:val="en-US"/>
+        </w:rPr>
+      </w:pPr>
+      <w:r>
+        <w:rPr>
+          <w:rFonts w:eastAsia="Times New Roman" w:cs="Times New Roman"/>
+          <w:sz w:val="24"/>
+          <w:szCs w:val="24"/>
+          <w:lang w:val="en-US"/>
+        </w:rPr>
+        <w:t>Tỷ trọng chi phí vận chuyển:</w:t>
+      </w:r>
+    </w:p>
+    <w:p>
+      <w:pPr>
+        <w:spacing w:before="100" w:beforeAutospacing="1" w:after="100" w:afterAutospacing="1" w:line="240" w:lineRule="auto"/>
+        <w:rPr>
+          <w:rFonts w:eastAsia="Times New Roman" w:cs="Times New Roman"/>
+          <w:sz w:val="24"/>
+          <w:szCs w:val="24"/>
+          <w:lang w:val="en-US"/>
+        </w:rPr>
+      </w:pPr>
+      <w:r>
+        <w:rPr>
+          <w:rFonts w:eastAsia="Times New Roman" w:cs="Times New Roman"/>
+          <w:b/>
+          <w:bCs/>
+          <w:sz w:val="24"/>
+          <w:szCs w:val="24"/>
+          <w:lang w:val="en-US"/>
+        </w:rPr>
+        <w:lastRenderedPageBreak/>
+        <w:t>24.000.000 / 46.000.000 × 100 = 52,17%</w:t>
+      </w:r>
+    </w:p>
+    <w:p>
+      <w:pPr>
+        <w:spacing w:before="100" w:beforeAutospacing="1" w:after="100" w:afterAutospacing="1" w:line="240" w:lineRule="auto"/>
+        <w:rPr>
+          <w:rFonts w:eastAsia="Times New Roman" w:cs="Times New Roman"/>
+          <w:sz w:val="24"/>
+          <w:szCs w:val="24"/>
+          <w:lang w:val="en-US"/>
+        </w:rPr>
+      </w:pPr>
+      <w:r>
+        <w:rPr>
+          <w:rFonts w:eastAsia="Times New Roman" w:cs="Times New Roman"/>
+          <w:sz w:val="24"/>
+          <w:szCs w:val="24"/>
+          <w:lang w:val="en-US"/>
+        </w:rPr>
+        <w:t xml:space="preserve">Như vậy, chi phí vận chuyển chiếm khoảng </w:t>
+      </w:r>
+      <w:r>
+        <w:rPr>
+          <w:rFonts w:eastAsia="Times New Roman" w:cs="Times New Roman"/>
+          <w:b/>
+          <w:bCs/>
+          <w:sz w:val="24"/>
+          <w:szCs w:val="24"/>
+          <w:lang w:val="en-US"/>
+        </w:rPr>
+        <w:t>52,17% tổng chi phí trực tiếp của quy trình</w:t>
+      </w:r>
+      <w:r>
+        <w:rPr>
+          <w:rFonts w:eastAsia="Times New Roman" w:cs="Times New Roman"/>
+          <w:sz w:val="24"/>
+          <w:szCs w:val="24"/>
+          <w:lang w:val="en-US"/>
+        </w:rPr>
+        <w:t>.</w:t>
+      </w:r>
+    </w:p>
+    <w:p>
+      <w:pPr>
+        <w:spacing w:before="100" w:beforeAutospacing="1" w:after="100" w:afterAutospacing="1" w:line="240" w:lineRule="auto"/>
+        <w:rPr>
+          <w:rFonts w:eastAsia="Times New Roman" w:cs="Times New Roman"/>
+          <w:sz w:val="24"/>
+          <w:szCs w:val="24"/>
+          <w:lang w:val="en-US"/>
+        </w:rPr>
+      </w:pPr>
+      <w:r>
+        <w:rPr>
+          <w:rFonts w:eastAsia="Times New Roman" w:cs="Times New Roman"/>
+          <w:sz w:val="24"/>
+          <w:szCs w:val="24"/>
+          <w:lang w:val="en-US"/>
+        </w:rPr>
+        <w:t>Giả định tỷ lệ sai sót là 4%, với 200 giao dịch/tháng thì số giao dịch sai là:</w:t>
+      </w:r>
+    </w:p>
+    <w:p>
+      <w:pPr>
+        <w:spacing w:before="100" w:beforeAutospacing="1" w:after="100" w:afterAutospacing="1" w:line="240" w:lineRule="auto"/>
+        <w:rPr>
+          <w:rFonts w:eastAsia="Times New Roman" w:cs="Times New Roman"/>
+          <w:sz w:val="24"/>
+          <w:szCs w:val="24"/>
+          <w:lang w:val="en-US"/>
+        </w:rPr>
+      </w:pPr>
+      <w:r>
+        <w:rPr>
+          <w:rFonts w:eastAsia="Times New Roman" w:cs="Times New Roman"/>
+          <w:b/>
+          <w:bCs/>
+          <w:sz w:val="24"/>
+          <w:szCs w:val="24"/>
+          <w:lang w:val="en-US"/>
+        </w:rPr>
+        <w:t>200 × 4% = 8 giao dịch</w:t>
+      </w:r>
+    </w:p>
+    <w:p>
+      <w:pPr>
+        <w:spacing w:before="100" w:beforeAutospacing="1" w:after="100" w:afterAutospacing="1" w:line="240" w:lineRule="auto"/>
+        <w:rPr>
+          <w:rFonts w:eastAsia="Times New Roman" w:cs="Times New Roman"/>
+          <w:sz w:val="24"/>
+          <w:szCs w:val="24"/>
+          <w:lang w:val="en-US"/>
+        </w:rPr>
+      </w:pPr>
+      <w:r>
+        <w:rPr>
+          <w:rFonts w:eastAsia="Times New Roman" w:cs="Times New Roman"/>
+          <w:sz w:val="24"/>
+          <w:szCs w:val="24"/>
+          <w:lang w:val="en-US"/>
+        </w:rPr>
+        <w:t xml:space="preserve">Nếu trung bình mỗi sai sót phát sinh khoảng </w:t>
+      </w:r>
+      <w:r>
+        <w:rPr>
+          <w:rFonts w:eastAsia="Times New Roman" w:cs="Times New Roman"/>
+          <w:b/>
+          <w:bCs/>
+          <w:sz w:val="24"/>
+          <w:szCs w:val="24"/>
+          <w:lang w:val="en-US"/>
+        </w:rPr>
+        <w:t>150.000 đồng</w:t>
+      </w:r>
+      <w:r>
+        <w:rPr>
+          <w:rFonts w:eastAsia="Times New Roman" w:cs="Times New Roman"/>
+          <w:sz w:val="24"/>
+          <w:szCs w:val="24"/>
+          <w:lang w:val="en-US"/>
+        </w:rPr>
+        <w:t xml:space="preserve"> chi phí xử lý lại, vận chuyển bổ sung và nhân công thì:</w:t>
+      </w:r>
+    </w:p>
+    <w:p>
+      <w:pPr>
+        <w:spacing w:before="100" w:beforeAutospacing="1" w:after="100" w:afterAutospacing="1" w:line="240" w:lineRule="auto"/>
+        <w:rPr>
+          <w:rFonts w:eastAsia="Times New Roman" w:cs="Times New Roman"/>
+          <w:sz w:val="24"/>
+          <w:szCs w:val="24"/>
+          <w:lang w:val="en-US"/>
+        </w:rPr>
+      </w:pPr>
+      <w:r>
+        <w:rPr>
+          <w:rFonts w:eastAsia="Times New Roman" w:cs="Times New Roman"/>
+          <w:b/>
+          <w:bCs/>
+          <w:sz w:val="24"/>
+          <w:szCs w:val="24"/>
+          <w:lang w:val="en-US"/>
+        </w:rPr>
+        <w:t>8 × 150.000 = 1.200.000 đồng/tháng</w:t>
+      </w:r>
+    </w:p>
+    <w:p>
+      <w:pPr>
+        <w:spacing w:before="100" w:beforeAutospacing="1" w:after="100" w:afterAutospacing="1" w:line="240" w:lineRule="auto"/>
+        <w:rPr>
+          <w:rFonts w:eastAsia="Times New Roman" w:cs="Times New Roman"/>
+          <w:sz w:val="24"/>
+          <w:szCs w:val="24"/>
+          <w:lang w:val="en-US"/>
+        </w:rPr>
+      </w:pPr>
+      <w:r>
+        <w:rPr>
+          <w:rFonts w:eastAsia="Times New Roman" w:cs="Times New Roman"/>
+          <w:sz w:val="24"/>
+          <w:szCs w:val="24"/>
+          <w:lang w:val="en-US"/>
+        </w:rPr>
+        <w:t xml:space="preserve">Ngoài ra, giả định mỗi trường hợp thiếu hàng có thể làm mất trung bình khoảng </w:t>
+      </w:r>
+      <w:r>
+        <w:rPr>
+          <w:rFonts w:eastAsia="Times New Roman" w:cs="Times New Roman"/>
+          <w:b/>
+          <w:bCs/>
+          <w:sz w:val="24"/>
+          <w:szCs w:val="24"/>
+          <w:lang w:val="en-US"/>
+        </w:rPr>
+        <w:t>1.500.000 đồng doanh thu tiềm năng</w:t>
+      </w:r>
+      <w:r>
+        <w:rPr>
+          <w:rFonts w:eastAsia="Times New Roman" w:cs="Times New Roman"/>
+          <w:sz w:val="24"/>
+          <w:szCs w:val="24"/>
+          <w:lang w:val="en-US"/>
+        </w:rPr>
+        <w:t>.</w:t>
+      </w:r>
+    </w:p>
+    <w:p>
+      <w:pPr>
+        <w:spacing w:before="100" w:beforeAutospacing="1" w:after="100" w:afterAutospacing="1" w:line="240" w:lineRule="auto"/>
+        <w:rPr>
+          <w:rFonts w:eastAsia="Times New Roman" w:cs="Times New Roman"/>
+          <w:sz w:val="24"/>
+          <w:szCs w:val="24"/>
+          <w:lang w:val="en-US"/>
+        </w:rPr>
+      </w:pPr>
+      <w:r>
+        <w:rPr>
+          <w:rFonts w:eastAsia="Times New Roman" w:cs="Times New Roman"/>
+          <w:sz w:val="24"/>
+          <w:szCs w:val="24"/>
+          <w:lang w:val="en-US"/>
+        </w:rPr>
+        <w:t>Với 20 lượt thiếu hàng:</w:t>
+      </w:r>
+    </w:p>
+    <w:p>
+      <w:pPr>
+        <w:spacing w:before="100" w:beforeAutospacing="1" w:after="100" w:afterAutospacing="1" w:line="240" w:lineRule="auto"/>
+        <w:rPr>
+          <w:rFonts w:eastAsia="Times New Roman" w:cs="Times New Roman"/>
+          <w:sz w:val="24"/>
+          <w:szCs w:val="24"/>
+          <w:lang w:val="en-US"/>
+        </w:rPr>
+      </w:pPr>
+      <w:r>
+        <w:rPr>
+          <w:rFonts w:eastAsia="Times New Roman" w:cs="Times New Roman"/>
+          <w:b/>
+          <w:bCs/>
+          <w:sz w:val="24"/>
+          <w:szCs w:val="24"/>
+          <w:lang w:val="en-US"/>
+        </w:rPr>
+        <w:t>20 × 1.500.000 = 30.000.000 đồng doanh thu tiềm năng</w:t>
+      </w:r>
+    </w:p>
+    <w:p>
+      <w:pPr>
+        <w:spacing w:before="100" w:beforeAutospacing="1" w:after="100" w:afterAutospacing="1" w:line="240" w:lineRule="auto"/>
+        <w:rPr>
+          <w:rFonts w:eastAsia="Times New Roman" w:cs="Times New Roman"/>
+          <w:sz w:val="24"/>
+          <w:szCs w:val="24"/>
+          <w:lang w:val="en-US"/>
+        </w:rPr>
+      </w:pPr>
+      <w:r>
+        <w:rPr>
+          <w:rFonts w:eastAsia="Times New Roman" w:cs="Times New Roman"/>
+          <w:sz w:val="24"/>
+          <w:szCs w:val="24"/>
+          <w:lang w:val="en-US"/>
+        </w:rPr>
+        <w:t>Con số này không phải chi phí phát sinh trực tiếp nhưng phản ánh mức độ ảnh hưởng của thiếu tồn kho đến doanh thu của doanh nghiệp.</w:t>
+      </w:r>
     </w:p>
     <w:p>
       <w:pPr>
@@ -16147,7 +21441,7 @@
           <w:lang w:val="en-US"/>
         </w:rPr>
       </w:pPr>
-      <w:hyperlink r:id="rId11" w:history="1">
+      <w:hyperlink r:id="rId12" w:history="1">
         <w:r>
           <w:rPr>
             <w:rStyle w:val="Hyperlink"/>
@@ -16175,7 +21469,7 @@
           <w:lang w:val="en-US"/>
         </w:rPr>
       </w:pPr>
-      <w:hyperlink r:id="rId12" w:history="1">
+      <w:hyperlink r:id="rId13" w:history="1">
         <w:r>
           <w:rPr>
             <w:rStyle w:val="Hyperlink"/>
@@ -16203,7 +21497,7 @@
           <w:lang w:val="en-US"/>
         </w:rPr>
       </w:pPr>
-      <w:hyperlink r:id="rId13" w:history="1">
+      <w:hyperlink r:id="rId14" w:history="1">
         <w:r>
           <w:rPr>
             <w:rStyle w:val="Hyperlink"/>
@@ -16231,7 +21525,7 @@
           <w:lang w:val="en-US"/>
         </w:rPr>
       </w:pPr>
-      <w:hyperlink r:id="rId14" w:history="1">
+      <w:hyperlink r:id="rId15" w:history="1">
         <w:r>
           <w:rPr>
             <w:rStyle w:val="Hyperlink"/>
@@ -16376,6 +21670,155 @@
 <file path=word/numbering.xml><?xml version="1.0" encoding="utf-8"?>
 <w:numbering xmlns:wpc="http://schemas.microsoft.com/office/word/2010/wordprocessingCanvas" xmlns:cx="http://schemas.microsoft.com/office/drawing/2014/chartex" xmlns:cx1="http://schemas.microsoft.com/office/drawing/2015/9/8/chartex" xmlns:cx2="http://schemas.microsoft.com/office/drawing/2015/10/21/chartex" xmlns:cx3="http://schemas.microsoft.com/office/drawing/2016/5/9/chartex" xmlns:cx4="http://schemas.microsoft.com/office/drawing/2016/5/10/chartex" xmlns:cx5="http://schemas.microsoft.com/office/drawing/2016/5/11/chartex" xmlns:cx6="http://schemas.microsoft.com/office/drawing/2016/5/12/chartex" xmlns:cx7="http://schemas.microsoft.com/office/drawing/2016/5/13/chartex" xmlns:cx8="http://schemas.microsoft.com/office/drawing/2016/5/14/chartex" xmlns:mc="http://schemas.openxmlformats.org/markup-compatibility/2006" xmlns:aink="http://schemas.microsoft.com/office/drawing/2016/ink" xmlns:am3d="http://schemas.microsoft.com/office/drawing/2017/model3d" xmlns:o="urn:schemas-microsoft-com:office:office" xmlns:oel="http://schemas.microsoft.com/office/2019/extlst" xmlns:r="http://schemas.openxmlformats.org/officeDocument/2006/relationships" xmlns:m="http://schemas.openxmlformats.org/officeDocument/2006/math" xmlns:v="urn:schemas-microsoft-com:vml" xmlns:wp14="http://schemas.microsoft.com/office/word/2010/wordprocessingDrawing" xmlns:wp="http://schemas.openxmlformats.org/drawingml/2006/wordprocessingDrawing" xmlns:w10="urn:schemas-microsoft-com:office:word" xmlns:w="http://schemas.openxmlformats.org/wordprocessingml/2006/main" xmlns:w14="http://schemas.microsoft.com/office/word/2010/wordml" xmlns:w15="http://schemas.microsoft.com/office/word/2012/wordml" xmlns:w16cei="http://schemas.microsoft.com/office/word/2026/wordml/cei" xmlns:w16cex="http://schemas.microsoft.com/office/word/2018/wordml/cex" xmlns:w16cid="http://schemas.microsoft.com/office/word/2016/wordml/cid" xmlns:w16="http://schemas.microsoft.com/office/word/2018/wordml" xmlns:w16du="http://schemas.microsoft.com/office/word/2023/wordml/word16du" xmlns:w16sdtdh="http://schemas.microsoft.com/office/word/2020/wordml/sdtdatahash" xmlns:w16sdtfl="http://schemas.microsoft.com/office/word/2024/wordml/sdtformatlock" xmlns:w16se="http://schemas.microsoft.com/office/word/2015/wordml/symex" xmlns:wpg="http://schemas.microsoft.com/office/word/2010/wordprocessingGroup" xmlns:wpi="http://schemas.microsoft.com/office/word/2010/wordprocessingInk" xmlns:wne="http://schemas.microsoft.com/office/word/2006/wordml" xmlns:wps="http://schemas.microsoft.com/office/word/2010/wordprocessingShape" mc:Ignorable="w14 w15 w16se w16cid w16 w16cex w16sdtdh w16sdtfl w16du wp14">
   <w:abstractNum w:abstractNumId="0" w15:restartNumberingAfterBreak="0">
+    <w:nsid w:val="01762808"/>
+    <w:multiLevelType w:val="multilevel"/>
+    <w:tmpl w:val="CC7A14E8"/>
+    <w:lvl w:ilvl="0">
+      <w:start w:val="1"/>
+      <w:numFmt w:val="bullet"/>
+      <w:lvlText w:val=""/>
+      <w:lvlJc w:val="left"/>
+      <w:pPr>
+        <w:tabs>
+          <w:tab w:val="num" w:pos="720"/>
+        </w:tabs>
+        <w:ind w:left="720" w:hanging="360"/>
+      </w:pPr>
+      <w:rPr>
+        <w:rFonts w:ascii="Symbol" w:hAnsi="Symbol" w:hint="default"/>
+        <w:sz w:val="20"/>
+      </w:rPr>
+    </w:lvl>
+    <w:lvl w:ilvl="1" w:tentative="1">
+      <w:start w:val="1"/>
+      <w:numFmt w:val="bullet"/>
+      <w:lvlText w:val="o"/>
+      <w:lvlJc w:val="left"/>
+      <w:pPr>
+        <w:tabs>
+          <w:tab w:val="num" w:pos="1440"/>
+        </w:tabs>
+        <w:ind w:left="1440" w:hanging="360"/>
+      </w:pPr>
+      <w:rPr>
+        <w:rFonts w:ascii="Courier New" w:hAnsi="Courier New" w:hint="default"/>
+        <w:sz w:val="20"/>
+      </w:rPr>
+    </w:lvl>
+    <w:lvl w:ilvl="2" w:tentative="1">
+      <w:start w:val="1"/>
+      <w:numFmt w:val="bullet"/>
+      <w:lvlText w:val=""/>
+      <w:lvlJc w:val="left"/>
+      <w:pPr>
+        <w:tabs>
+          <w:tab w:val="num" w:pos="2160"/>
+        </w:tabs>
+        <w:ind w:left="2160" w:hanging="360"/>
+      </w:pPr>
+      <w:rPr>
+        <w:rFonts w:ascii="Wingdings" w:hAnsi="Wingdings" w:hint="default"/>
+        <w:sz w:val="20"/>
+      </w:rPr>
+    </w:lvl>
+    <w:lvl w:ilvl="3" w:tentative="1">
+      <w:start w:val="1"/>
+      <w:numFmt w:val="bullet"/>
+      <w:lvlText w:val=""/>
+      <w:lvlJc w:val="left"/>
+      <w:pPr>
+        <w:tabs>
+          <w:tab w:val="num" w:pos="2880"/>
+        </w:tabs>
+        <w:ind w:left="2880" w:hanging="360"/>
+      </w:pPr>
+      <w:rPr>
+        <w:rFonts w:ascii="Wingdings" w:hAnsi="Wingdings" w:hint="default"/>
+        <w:sz w:val="20"/>
+      </w:rPr>
+    </w:lvl>
+    <w:lvl w:ilvl="4" w:tentative="1">
+      <w:start w:val="1"/>
+      <w:numFmt w:val="bullet"/>
+      <w:lvlText w:val=""/>
+      <w:lvlJc w:val="left"/>
+      <w:pPr>
+        <w:tabs>
+          <w:tab w:val="num" w:pos="3600"/>
+        </w:tabs>
+        <w:ind w:left="3600" w:hanging="360"/>
+      </w:pPr>
+      <w:rPr>
+        <w:rFonts w:ascii="Wingdings" w:hAnsi="Wingdings" w:hint="default"/>
+        <w:sz w:val="20"/>
+      </w:rPr>
+    </w:lvl>
+    <w:lvl w:ilvl="5" w:tentative="1">
+      <w:start w:val="1"/>
+      <w:numFmt w:val="bullet"/>
+      <w:lvlText w:val=""/>
+      <w:lvlJc w:val="left"/>
+      <w:pPr>
+        <w:tabs>
+          <w:tab w:val="num" w:pos="4320"/>
+        </w:tabs>
+        <w:ind w:left="4320" w:hanging="360"/>
+      </w:pPr>
+      <w:rPr>
+        <w:rFonts w:ascii="Wingdings" w:hAnsi="Wingdings" w:hint="default"/>
+        <w:sz w:val="20"/>
+      </w:rPr>
+    </w:lvl>
+    <w:lvl w:ilvl="6" w:tentative="1">
+      <w:start w:val="1"/>
+      <w:numFmt w:val="bullet"/>
+      <w:lvlText w:val=""/>
+      <w:lvlJc w:val="left"/>
+      <w:pPr>
+        <w:tabs>
+          <w:tab w:val="num" w:pos="5040"/>
+        </w:tabs>
+        <w:ind w:left="5040" w:hanging="360"/>
+      </w:pPr>
+      <w:rPr>
+        <w:rFonts w:ascii="Wingdings" w:hAnsi="Wingdings" w:hint="default"/>
+        <w:sz w:val="20"/>
+      </w:rPr>
+    </w:lvl>
+    <w:lvl w:ilvl="7" w:tentative="1">
+      <w:start w:val="1"/>
+      <w:numFmt w:val="bullet"/>
+      <w:lvlText w:val=""/>
+      <w:lvlJc w:val="left"/>
+      <w:pPr>
+        <w:tabs>
+          <w:tab w:val="num" w:pos="5760"/>
+        </w:tabs>
+        <w:ind w:left="5760" w:hanging="360"/>
+      </w:pPr>
+      <w:rPr>
+        <w:rFonts w:ascii="Wingdings" w:hAnsi="Wingdings" w:hint="default"/>
+        <w:sz w:val="20"/>
+      </w:rPr>
+    </w:lvl>
+    <w:lvl w:ilvl="8" w:tentative="1">
+      <w:start w:val="1"/>
+      <w:numFmt w:val="bullet"/>
+      <w:lvlText w:val=""/>
+      <w:lvlJc w:val="left"/>
+      <w:pPr>
+        <w:tabs>
+          <w:tab w:val="num" w:pos="6480"/>
+        </w:tabs>
+        <w:ind w:left="6480" w:hanging="360"/>
+      </w:pPr>
+      <w:rPr>
+        <w:rFonts w:ascii="Wingdings" w:hAnsi="Wingdings" w:hint="default"/>
+        <w:sz w:val="20"/>
+      </w:rPr>
+    </w:lvl>
+  </w:abstractNum>
+  <w:abstractNum w:abstractNumId="1" w15:restartNumberingAfterBreak="0">
     <w:nsid w:val="026C075E"/>
     <w:multiLevelType w:val="multilevel"/>
     <w:tmpl w:val="0409001D"/>
@@ -16461,7 +21904,156 @@
       </w:pPr>
     </w:lvl>
   </w:abstractNum>
-  <w:abstractNum w:abstractNumId="1" w15:restartNumberingAfterBreak="0">
+  <w:abstractNum w:abstractNumId="2" w15:restartNumberingAfterBreak="0">
+    <w:nsid w:val="03AA3F5D"/>
+    <w:multiLevelType w:val="multilevel"/>
+    <w:tmpl w:val="438480B8"/>
+    <w:lvl w:ilvl="0">
+      <w:start w:val="1"/>
+      <w:numFmt w:val="bullet"/>
+      <w:lvlText w:val=""/>
+      <w:lvlJc w:val="left"/>
+      <w:pPr>
+        <w:tabs>
+          <w:tab w:val="num" w:pos="720"/>
+        </w:tabs>
+        <w:ind w:left="720" w:hanging="360"/>
+      </w:pPr>
+      <w:rPr>
+        <w:rFonts w:ascii="Symbol" w:hAnsi="Symbol" w:hint="default"/>
+        <w:sz w:val="20"/>
+      </w:rPr>
+    </w:lvl>
+    <w:lvl w:ilvl="1" w:tentative="1">
+      <w:start w:val="1"/>
+      <w:numFmt w:val="bullet"/>
+      <w:lvlText w:val="o"/>
+      <w:lvlJc w:val="left"/>
+      <w:pPr>
+        <w:tabs>
+          <w:tab w:val="num" w:pos="1440"/>
+        </w:tabs>
+        <w:ind w:left="1440" w:hanging="360"/>
+      </w:pPr>
+      <w:rPr>
+        <w:rFonts w:ascii="Courier New" w:hAnsi="Courier New" w:hint="default"/>
+        <w:sz w:val="20"/>
+      </w:rPr>
+    </w:lvl>
+    <w:lvl w:ilvl="2" w:tentative="1">
+      <w:start w:val="1"/>
+      <w:numFmt w:val="bullet"/>
+      <w:lvlText w:val=""/>
+      <w:lvlJc w:val="left"/>
+      <w:pPr>
+        <w:tabs>
+          <w:tab w:val="num" w:pos="2160"/>
+        </w:tabs>
+        <w:ind w:left="2160" w:hanging="360"/>
+      </w:pPr>
+      <w:rPr>
+        <w:rFonts w:ascii="Wingdings" w:hAnsi="Wingdings" w:hint="default"/>
+        <w:sz w:val="20"/>
+      </w:rPr>
+    </w:lvl>
+    <w:lvl w:ilvl="3" w:tentative="1">
+      <w:start w:val="1"/>
+      <w:numFmt w:val="bullet"/>
+      <w:lvlText w:val=""/>
+      <w:lvlJc w:val="left"/>
+      <w:pPr>
+        <w:tabs>
+          <w:tab w:val="num" w:pos="2880"/>
+        </w:tabs>
+        <w:ind w:left="2880" w:hanging="360"/>
+      </w:pPr>
+      <w:rPr>
+        <w:rFonts w:ascii="Wingdings" w:hAnsi="Wingdings" w:hint="default"/>
+        <w:sz w:val="20"/>
+      </w:rPr>
+    </w:lvl>
+    <w:lvl w:ilvl="4" w:tentative="1">
+      <w:start w:val="1"/>
+      <w:numFmt w:val="bullet"/>
+      <w:lvlText w:val=""/>
+      <w:lvlJc w:val="left"/>
+      <w:pPr>
+        <w:tabs>
+          <w:tab w:val="num" w:pos="3600"/>
+        </w:tabs>
+        <w:ind w:left="3600" w:hanging="360"/>
+      </w:pPr>
+      <w:rPr>
+        <w:rFonts w:ascii="Wingdings" w:hAnsi="Wingdings" w:hint="default"/>
+        <w:sz w:val="20"/>
+      </w:rPr>
+    </w:lvl>
+    <w:lvl w:ilvl="5" w:tentative="1">
+      <w:start w:val="1"/>
+      <w:numFmt w:val="bullet"/>
+      <w:lvlText w:val=""/>
+      <w:lvlJc w:val="left"/>
+      <w:pPr>
+        <w:tabs>
+          <w:tab w:val="num" w:pos="4320"/>
+        </w:tabs>
+        <w:ind w:left="4320" w:hanging="360"/>
+      </w:pPr>
+      <w:rPr>
+        <w:rFonts w:ascii="Wingdings" w:hAnsi="Wingdings" w:hint="default"/>
+        <w:sz w:val="20"/>
+      </w:rPr>
+    </w:lvl>
+    <w:lvl w:ilvl="6" w:tentative="1">
+      <w:start w:val="1"/>
+      <w:numFmt w:val="bullet"/>
+      <w:lvlText w:val=""/>
+      <w:lvlJc w:val="left"/>
+      <w:pPr>
+        <w:tabs>
+          <w:tab w:val="num" w:pos="5040"/>
+        </w:tabs>
+        <w:ind w:left="5040" w:hanging="360"/>
+      </w:pPr>
+      <w:rPr>
+        <w:rFonts w:ascii="Wingdings" w:hAnsi="Wingdings" w:hint="default"/>
+        <w:sz w:val="20"/>
+      </w:rPr>
+    </w:lvl>
+    <w:lvl w:ilvl="7" w:tentative="1">
+      <w:start w:val="1"/>
+      <w:numFmt w:val="bullet"/>
+      <w:lvlText w:val=""/>
+      <w:lvlJc w:val="left"/>
+      <w:pPr>
+        <w:tabs>
+          <w:tab w:val="num" w:pos="5760"/>
+        </w:tabs>
+        <w:ind w:left="5760" w:hanging="360"/>
+      </w:pPr>
+      <w:rPr>
+        <w:rFonts w:ascii="Wingdings" w:hAnsi="Wingdings" w:hint="default"/>
+        <w:sz w:val="20"/>
+      </w:rPr>
+    </w:lvl>
+    <w:lvl w:ilvl="8" w:tentative="1">
+      <w:start w:val="1"/>
+      <w:numFmt w:val="bullet"/>
+      <w:lvlText w:val=""/>
+      <w:lvlJc w:val="left"/>
+      <w:pPr>
+        <w:tabs>
+          <w:tab w:val="num" w:pos="6480"/>
+        </w:tabs>
+        <w:ind w:left="6480" w:hanging="360"/>
+      </w:pPr>
+      <w:rPr>
+        <w:rFonts w:ascii="Wingdings" w:hAnsi="Wingdings" w:hint="default"/>
+        <w:sz w:val="20"/>
+      </w:rPr>
+    </w:lvl>
+  </w:abstractNum>
+  <w:abstractNum w:abstractNumId="3" w15:restartNumberingAfterBreak="0">
     <w:nsid w:val="08304C7E"/>
     <w:multiLevelType w:val="hybridMultilevel"/>
     <w:tmpl w:val="60E8FBA2"/>
@@ -16574,7 +22166,156 @@
       </w:rPr>
     </w:lvl>
   </w:abstractNum>
-  <w:abstractNum w:abstractNumId="2" w15:restartNumberingAfterBreak="0">
+  <w:abstractNum w:abstractNumId="4" w15:restartNumberingAfterBreak="0">
+    <w:nsid w:val="0BB429C2"/>
+    <w:multiLevelType w:val="multilevel"/>
+    <w:tmpl w:val="40267F84"/>
+    <w:lvl w:ilvl="0">
+      <w:start w:val="1"/>
+      <w:numFmt w:val="bullet"/>
+      <w:lvlText w:val=""/>
+      <w:lvlJc w:val="left"/>
+      <w:pPr>
+        <w:tabs>
+          <w:tab w:val="num" w:pos="720"/>
+        </w:tabs>
+        <w:ind w:left="720" w:hanging="360"/>
+      </w:pPr>
+      <w:rPr>
+        <w:rFonts w:ascii="Symbol" w:hAnsi="Symbol" w:hint="default"/>
+        <w:sz w:val="20"/>
+      </w:rPr>
+    </w:lvl>
+    <w:lvl w:ilvl="1" w:tentative="1">
+      <w:start w:val="1"/>
+      <w:numFmt w:val="bullet"/>
+      <w:lvlText w:val="o"/>
+      <w:lvlJc w:val="left"/>
+      <w:pPr>
+        <w:tabs>
+          <w:tab w:val="num" w:pos="1440"/>
+        </w:tabs>
+        <w:ind w:left="1440" w:hanging="360"/>
+      </w:pPr>
+      <w:rPr>
+        <w:rFonts w:ascii="Courier New" w:hAnsi="Courier New" w:hint="default"/>
+        <w:sz w:val="20"/>
+      </w:rPr>
+    </w:lvl>
+    <w:lvl w:ilvl="2" w:tentative="1">
+      <w:start w:val="1"/>
+      <w:numFmt w:val="bullet"/>
+      <w:lvlText w:val=""/>
+      <w:lvlJc w:val="left"/>
+      <w:pPr>
+        <w:tabs>
+          <w:tab w:val="num" w:pos="2160"/>
+        </w:tabs>
+        <w:ind w:left="2160" w:hanging="360"/>
+      </w:pPr>
+      <w:rPr>
+        <w:rFonts w:ascii="Wingdings" w:hAnsi="Wingdings" w:hint="default"/>
+        <w:sz w:val="20"/>
+      </w:rPr>
+    </w:lvl>
+    <w:lvl w:ilvl="3" w:tentative="1">
+      <w:start w:val="1"/>
+      <w:numFmt w:val="bullet"/>
+      <w:lvlText w:val=""/>
+      <w:lvlJc w:val="left"/>
+      <w:pPr>
+        <w:tabs>
+          <w:tab w:val="num" w:pos="2880"/>
+        </w:tabs>
+        <w:ind w:left="2880" w:hanging="360"/>
+      </w:pPr>
+      <w:rPr>
+        <w:rFonts w:ascii="Wingdings" w:hAnsi="Wingdings" w:hint="default"/>
+        <w:sz w:val="20"/>
+      </w:rPr>
+    </w:lvl>
+    <w:lvl w:ilvl="4" w:tentative="1">
+      <w:start w:val="1"/>
+      <w:numFmt w:val="bullet"/>
+      <w:lvlText w:val=""/>
+      <w:lvlJc w:val="left"/>
+      <w:pPr>
+        <w:tabs>
+          <w:tab w:val="num" w:pos="3600"/>
+        </w:tabs>
+        <w:ind w:left="3600" w:hanging="360"/>
+      </w:pPr>
+      <w:rPr>
+        <w:rFonts w:ascii="Wingdings" w:hAnsi="Wingdings" w:hint="default"/>
+        <w:sz w:val="20"/>
+      </w:rPr>
+    </w:lvl>
+    <w:lvl w:ilvl="5" w:tentative="1">
+      <w:start w:val="1"/>
+      <w:numFmt w:val="bullet"/>
+      <w:lvlText w:val=""/>
+      <w:lvlJc w:val="left"/>
+      <w:pPr>
+        <w:tabs>
+          <w:tab w:val="num" w:pos="4320"/>
+        </w:tabs>
+        <w:ind w:left="4320" w:hanging="360"/>
+      </w:pPr>
+      <w:rPr>
+        <w:rFonts w:ascii="Wingdings" w:hAnsi="Wingdings" w:hint="default"/>
+        <w:sz w:val="20"/>
+      </w:rPr>
+    </w:lvl>
+    <w:lvl w:ilvl="6" w:tentative="1">
+      <w:start w:val="1"/>
+      <w:numFmt w:val="bullet"/>
+      <w:lvlText w:val=""/>
+      <w:lvlJc w:val="left"/>
+      <w:pPr>
+        <w:tabs>
+          <w:tab w:val="num" w:pos="5040"/>
+        </w:tabs>
+        <w:ind w:left="5040" w:hanging="360"/>
+      </w:pPr>
+      <w:rPr>
+        <w:rFonts w:ascii="Wingdings" w:hAnsi="Wingdings" w:hint="default"/>
+        <w:sz w:val="20"/>
+      </w:rPr>
+    </w:lvl>
+    <w:lvl w:ilvl="7" w:tentative="1">
+      <w:start w:val="1"/>
+      <w:numFmt w:val="bullet"/>
+      <w:lvlText w:val=""/>
+      <w:lvlJc w:val="left"/>
+      <w:pPr>
+        <w:tabs>
+          <w:tab w:val="num" w:pos="5760"/>
+        </w:tabs>
+        <w:ind w:left="5760" w:hanging="360"/>
+      </w:pPr>
+      <w:rPr>
+        <w:rFonts w:ascii="Wingdings" w:hAnsi="Wingdings" w:hint="default"/>
+        <w:sz w:val="20"/>
+      </w:rPr>
+    </w:lvl>
+    <w:lvl w:ilvl="8" w:tentative="1">
+      <w:start w:val="1"/>
+      <w:numFmt w:val="bullet"/>
+      <w:lvlText w:val=""/>
+      <w:lvlJc w:val="left"/>
+      <w:pPr>
+        <w:tabs>
+          <w:tab w:val="num" w:pos="6480"/>
+        </w:tabs>
+        <w:ind w:left="6480" w:hanging="360"/>
+      </w:pPr>
+      <w:rPr>
+        <w:rFonts w:ascii="Wingdings" w:hAnsi="Wingdings" w:hint="default"/>
+        <w:sz w:val="20"/>
+      </w:rPr>
+    </w:lvl>
+  </w:abstractNum>
+  <w:abstractNum w:abstractNumId="5" w15:restartNumberingAfterBreak="0">
     <w:nsid w:val="0EC67D81"/>
     <w:multiLevelType w:val="hybridMultilevel"/>
     <w:tmpl w:val="23A4A08E"/>
@@ -16687,7 +22428,305 @@
       </w:rPr>
     </w:lvl>
   </w:abstractNum>
-  <w:abstractNum w:abstractNumId="3" w15:restartNumberingAfterBreak="0">
+  <w:abstractNum w:abstractNumId="6" w15:restartNumberingAfterBreak="0">
+    <w:nsid w:val="12FC79DE"/>
+    <w:multiLevelType w:val="multilevel"/>
+    <w:tmpl w:val="3B8E225C"/>
+    <w:lvl w:ilvl="0">
+      <w:start w:val="1"/>
+      <w:numFmt w:val="bullet"/>
+      <w:lvlText w:val=""/>
+      <w:lvlJc w:val="left"/>
+      <w:pPr>
+        <w:tabs>
+          <w:tab w:val="num" w:pos="720"/>
+        </w:tabs>
+        <w:ind w:left="720" w:hanging="360"/>
+      </w:pPr>
+      <w:rPr>
+        <w:rFonts w:ascii="Symbol" w:hAnsi="Symbol" w:hint="default"/>
+        <w:sz w:val="20"/>
+      </w:rPr>
+    </w:lvl>
+    <w:lvl w:ilvl="1" w:tentative="1">
+      <w:start w:val="1"/>
+      <w:numFmt w:val="bullet"/>
+      <w:lvlText w:val="o"/>
+      <w:lvlJc w:val="left"/>
+      <w:pPr>
+        <w:tabs>
+          <w:tab w:val="num" w:pos="1440"/>
+        </w:tabs>
+        <w:ind w:left="1440" w:hanging="360"/>
+      </w:pPr>
+      <w:rPr>
+        <w:rFonts w:ascii="Courier New" w:hAnsi="Courier New" w:hint="default"/>
+        <w:sz w:val="20"/>
+      </w:rPr>
+    </w:lvl>
+    <w:lvl w:ilvl="2" w:tentative="1">
+      <w:start w:val="1"/>
+      <w:numFmt w:val="bullet"/>
+      <w:lvlText w:val=""/>
+      <w:lvlJc w:val="left"/>
+      <w:pPr>
+        <w:tabs>
+          <w:tab w:val="num" w:pos="2160"/>
+        </w:tabs>
+        <w:ind w:left="2160" w:hanging="360"/>
+      </w:pPr>
+      <w:rPr>
+        <w:rFonts w:ascii="Wingdings" w:hAnsi="Wingdings" w:hint="default"/>
+        <w:sz w:val="20"/>
+      </w:rPr>
+    </w:lvl>
+    <w:lvl w:ilvl="3" w:tentative="1">
+      <w:start w:val="1"/>
+      <w:numFmt w:val="bullet"/>
+      <w:lvlText w:val=""/>
+      <w:lvlJc w:val="left"/>
+      <w:pPr>
+        <w:tabs>
+          <w:tab w:val="num" w:pos="2880"/>
+        </w:tabs>
+        <w:ind w:left="2880" w:hanging="360"/>
+      </w:pPr>
+      <w:rPr>
+        <w:rFonts w:ascii="Wingdings" w:hAnsi="Wingdings" w:hint="default"/>
+        <w:sz w:val="20"/>
+      </w:rPr>
+    </w:lvl>
+    <w:lvl w:ilvl="4" w:tentative="1">
+      <w:start w:val="1"/>
+      <w:numFmt w:val="bullet"/>
+      <w:lvlText w:val=""/>
+      <w:lvlJc w:val="left"/>
+      <w:pPr>
+        <w:tabs>
+          <w:tab w:val="num" w:pos="3600"/>
+        </w:tabs>
+        <w:ind w:left="3600" w:hanging="360"/>
+      </w:pPr>
+      <w:rPr>
+        <w:rFonts w:ascii="Wingdings" w:hAnsi="Wingdings" w:hint="default"/>
+        <w:sz w:val="20"/>
+      </w:rPr>
+    </w:lvl>
+    <w:lvl w:ilvl="5" w:tentative="1">
+      <w:start w:val="1"/>
+      <w:numFmt w:val="bullet"/>
+      <w:lvlText w:val=""/>
+      <w:lvlJc w:val="left"/>
+      <w:pPr>
+        <w:tabs>
+          <w:tab w:val="num" w:pos="4320"/>
+        </w:tabs>
+        <w:ind w:left="4320" w:hanging="360"/>
+      </w:pPr>
+      <w:rPr>
+        <w:rFonts w:ascii="Wingdings" w:hAnsi="Wingdings" w:hint="default"/>
+        <w:sz w:val="20"/>
+      </w:rPr>
+    </w:lvl>
+    <w:lvl w:ilvl="6" w:tentative="1">
+      <w:start w:val="1"/>
+      <w:numFmt w:val="bullet"/>
+      <w:lvlText w:val=""/>
+      <w:lvlJc w:val="left"/>
+      <w:pPr>
+        <w:tabs>
+          <w:tab w:val="num" w:pos="5040"/>
+        </w:tabs>
+        <w:ind w:left="5040" w:hanging="360"/>
+      </w:pPr>
+      <w:rPr>
+        <w:rFonts w:ascii="Wingdings" w:hAnsi="Wingdings" w:hint="default"/>
+        <w:sz w:val="20"/>
+      </w:rPr>
+    </w:lvl>
+    <w:lvl w:ilvl="7" w:tentative="1">
+      <w:start w:val="1"/>
+      <w:numFmt w:val="bullet"/>
+      <w:lvlText w:val=""/>
+      <w:lvlJc w:val="left"/>
+      <w:pPr>
+        <w:tabs>
+          <w:tab w:val="num" w:pos="5760"/>
+        </w:tabs>
+        <w:ind w:left="5760" w:hanging="360"/>
+      </w:pPr>
+      <w:rPr>
+        <w:rFonts w:ascii="Wingdings" w:hAnsi="Wingdings" w:hint="default"/>
+        <w:sz w:val="20"/>
+      </w:rPr>
+    </w:lvl>
+    <w:lvl w:ilvl="8" w:tentative="1">
+      <w:start w:val="1"/>
+      <w:numFmt w:val="bullet"/>
+      <w:lvlText w:val=""/>
+      <w:lvlJc w:val="left"/>
+      <w:pPr>
+        <w:tabs>
+          <w:tab w:val="num" w:pos="6480"/>
+        </w:tabs>
+        <w:ind w:left="6480" w:hanging="360"/>
+      </w:pPr>
+      <w:rPr>
+        <w:rFonts w:ascii="Wingdings" w:hAnsi="Wingdings" w:hint="default"/>
+        <w:sz w:val="20"/>
+      </w:rPr>
+    </w:lvl>
+  </w:abstractNum>
+  <w:abstractNum w:abstractNumId="7" w15:restartNumberingAfterBreak="0">
+    <w:nsid w:val="13D338B1"/>
+    <w:multiLevelType w:val="multilevel"/>
+    <w:tmpl w:val="31B09B52"/>
+    <w:lvl w:ilvl="0">
+      <w:start w:val="1"/>
+      <w:numFmt w:val="bullet"/>
+      <w:lvlText w:val=""/>
+      <w:lvlJc w:val="left"/>
+      <w:pPr>
+        <w:tabs>
+          <w:tab w:val="num" w:pos="720"/>
+        </w:tabs>
+        <w:ind w:left="720" w:hanging="360"/>
+      </w:pPr>
+      <w:rPr>
+        <w:rFonts w:ascii="Symbol" w:hAnsi="Symbol" w:hint="default"/>
+        <w:sz w:val="20"/>
+      </w:rPr>
+    </w:lvl>
+    <w:lvl w:ilvl="1" w:tentative="1">
+      <w:start w:val="1"/>
+      <w:numFmt w:val="bullet"/>
+      <w:lvlText w:val="o"/>
+      <w:lvlJc w:val="left"/>
+      <w:pPr>
+        <w:tabs>
+          <w:tab w:val="num" w:pos="1440"/>
+        </w:tabs>
+        <w:ind w:left="1440" w:hanging="360"/>
+      </w:pPr>
+      <w:rPr>
+        <w:rFonts w:ascii="Courier New" w:hAnsi="Courier New" w:hint="default"/>
+        <w:sz w:val="20"/>
+      </w:rPr>
+    </w:lvl>
+    <w:lvl w:ilvl="2" w:tentative="1">
+      <w:start w:val="1"/>
+      <w:numFmt w:val="bullet"/>
+      <w:lvlText w:val=""/>
+      <w:lvlJc w:val="left"/>
+      <w:pPr>
+        <w:tabs>
+          <w:tab w:val="num" w:pos="2160"/>
+        </w:tabs>
+        <w:ind w:left="2160" w:hanging="360"/>
+      </w:pPr>
+      <w:rPr>
+        <w:rFonts w:ascii="Wingdings" w:hAnsi="Wingdings" w:hint="default"/>
+        <w:sz w:val="20"/>
+      </w:rPr>
+    </w:lvl>
+    <w:lvl w:ilvl="3" w:tentative="1">
+      <w:start w:val="1"/>
+      <w:numFmt w:val="bullet"/>
+      <w:lvlText w:val=""/>
+      <w:lvlJc w:val="left"/>
+      <w:pPr>
+        <w:tabs>
+          <w:tab w:val="num" w:pos="2880"/>
+        </w:tabs>
+        <w:ind w:left="2880" w:hanging="360"/>
+      </w:pPr>
+      <w:rPr>
+        <w:rFonts w:ascii="Wingdings" w:hAnsi="Wingdings" w:hint="default"/>
+        <w:sz w:val="20"/>
+      </w:rPr>
+    </w:lvl>
+    <w:lvl w:ilvl="4" w:tentative="1">
+      <w:start w:val="1"/>
+      <w:numFmt w:val="bullet"/>
+      <w:lvlText w:val=""/>
+      <w:lvlJc w:val="left"/>
+      <w:pPr>
+        <w:tabs>
+          <w:tab w:val="num" w:pos="3600"/>
+        </w:tabs>
+        <w:ind w:left="3600" w:hanging="360"/>
+      </w:pPr>
+      <w:rPr>
+        <w:rFonts w:ascii="Wingdings" w:hAnsi="Wingdings" w:hint="default"/>
+        <w:sz w:val="20"/>
+      </w:rPr>
+    </w:lvl>
+    <w:lvl w:ilvl="5" w:tentative="1">
+      <w:start w:val="1"/>
+      <w:numFmt w:val="bullet"/>
+      <w:lvlText w:val=""/>
+      <w:lvlJc w:val="left"/>
+      <w:pPr>
+        <w:tabs>
+          <w:tab w:val="num" w:pos="4320"/>
+        </w:tabs>
+        <w:ind w:left="4320" w:hanging="360"/>
+      </w:pPr>
+      <w:rPr>
+        <w:rFonts w:ascii="Wingdings" w:hAnsi="Wingdings" w:hint="default"/>
+        <w:sz w:val="20"/>
+      </w:rPr>
+    </w:lvl>
+    <w:lvl w:ilvl="6" w:tentative="1">
+      <w:start w:val="1"/>
+      <w:numFmt w:val="bullet"/>
+      <w:lvlText w:val=""/>
+      <w:lvlJc w:val="left"/>
+      <w:pPr>
+        <w:tabs>
+          <w:tab w:val="num" w:pos="5040"/>
+        </w:tabs>
+        <w:ind w:left="5040" w:hanging="360"/>
+      </w:pPr>
+      <w:rPr>
+        <w:rFonts w:ascii="Wingdings" w:hAnsi="Wingdings" w:hint="default"/>
+        <w:sz w:val="20"/>
+      </w:rPr>
+    </w:lvl>
+    <w:lvl w:ilvl="7" w:tentative="1">
+      <w:start w:val="1"/>
+      <w:numFmt w:val="bullet"/>
+      <w:lvlText w:val=""/>
+      <w:lvlJc w:val="left"/>
+      <w:pPr>
+        <w:tabs>
+          <w:tab w:val="num" w:pos="5760"/>
+        </w:tabs>
+        <w:ind w:left="5760" w:hanging="360"/>
+      </w:pPr>
+      <w:rPr>
+        <w:rFonts w:ascii="Wingdings" w:hAnsi="Wingdings" w:hint="default"/>
+        <w:sz w:val="20"/>
+      </w:rPr>
+    </w:lvl>
+    <w:lvl w:ilvl="8" w:tentative="1">
+      <w:start w:val="1"/>
+      <w:numFmt w:val="bullet"/>
+      <w:lvlText w:val=""/>
+      <w:lvlJc w:val="left"/>
+      <w:pPr>
+        <w:tabs>
+          <w:tab w:val="num" w:pos="6480"/>
+        </w:tabs>
+        <w:ind w:left="6480" w:hanging="360"/>
+      </w:pPr>
+      <w:rPr>
+        <w:rFonts w:ascii="Wingdings" w:hAnsi="Wingdings" w:hint="default"/>
+        <w:sz w:val="20"/>
+      </w:rPr>
+    </w:lvl>
+  </w:abstractNum>
+  <w:abstractNum w:abstractNumId="8" w15:restartNumberingAfterBreak="0">
     <w:nsid w:val="17CC1A17"/>
     <w:multiLevelType w:val="hybridMultilevel"/>
     <w:tmpl w:val="4DD08BEC"/>
@@ -16800,7 +22839,305 @@
       </w:rPr>
     </w:lvl>
   </w:abstractNum>
-  <w:abstractNum w:abstractNumId="4" w15:restartNumberingAfterBreak="0">
+  <w:abstractNum w:abstractNumId="9" w15:restartNumberingAfterBreak="0">
+    <w:nsid w:val="1A6D0656"/>
+    <w:multiLevelType w:val="multilevel"/>
+    <w:tmpl w:val="601A2B88"/>
+    <w:lvl w:ilvl="0">
+      <w:start w:val="1"/>
+      <w:numFmt w:val="bullet"/>
+      <w:lvlText w:val=""/>
+      <w:lvlJc w:val="left"/>
+      <w:pPr>
+        <w:tabs>
+          <w:tab w:val="num" w:pos="720"/>
+        </w:tabs>
+        <w:ind w:left="720" w:hanging="360"/>
+      </w:pPr>
+      <w:rPr>
+        <w:rFonts w:ascii="Symbol" w:hAnsi="Symbol" w:hint="default"/>
+        <w:sz w:val="20"/>
+      </w:rPr>
+    </w:lvl>
+    <w:lvl w:ilvl="1" w:tentative="1">
+      <w:start w:val="1"/>
+      <w:numFmt w:val="bullet"/>
+      <w:lvlText w:val="o"/>
+      <w:lvlJc w:val="left"/>
+      <w:pPr>
+        <w:tabs>
+          <w:tab w:val="num" w:pos="1440"/>
+        </w:tabs>
+        <w:ind w:left="1440" w:hanging="360"/>
+      </w:pPr>
+      <w:rPr>
+        <w:rFonts w:ascii="Courier New" w:hAnsi="Courier New" w:hint="default"/>
+        <w:sz w:val="20"/>
+      </w:rPr>
+    </w:lvl>
+    <w:lvl w:ilvl="2" w:tentative="1">
+      <w:start w:val="1"/>
+      <w:numFmt w:val="bullet"/>
+      <w:lvlText w:val=""/>
+      <w:lvlJc w:val="left"/>
+      <w:pPr>
+        <w:tabs>
+          <w:tab w:val="num" w:pos="2160"/>
+        </w:tabs>
+        <w:ind w:left="2160" w:hanging="360"/>
+      </w:pPr>
+      <w:rPr>
+        <w:rFonts w:ascii="Wingdings" w:hAnsi="Wingdings" w:hint="default"/>
+        <w:sz w:val="20"/>
+      </w:rPr>
+    </w:lvl>
+    <w:lvl w:ilvl="3" w:tentative="1">
+      <w:start w:val="1"/>
+      <w:numFmt w:val="bullet"/>
+      <w:lvlText w:val=""/>
+      <w:lvlJc w:val="left"/>
+      <w:pPr>
+        <w:tabs>
+          <w:tab w:val="num" w:pos="2880"/>
+        </w:tabs>
+        <w:ind w:left="2880" w:hanging="360"/>
+      </w:pPr>
+      <w:rPr>
+        <w:rFonts w:ascii="Wingdings" w:hAnsi="Wingdings" w:hint="default"/>
+        <w:sz w:val="20"/>
+      </w:rPr>
+    </w:lvl>
+    <w:lvl w:ilvl="4" w:tentative="1">
+      <w:start w:val="1"/>
+      <w:numFmt w:val="bullet"/>
+      <w:lvlText w:val=""/>
+      <w:lvlJc w:val="left"/>
+      <w:pPr>
+        <w:tabs>
+          <w:tab w:val="num" w:pos="3600"/>
+        </w:tabs>
+        <w:ind w:left="3600" w:hanging="360"/>
+      </w:pPr>
+      <w:rPr>
+        <w:rFonts w:ascii="Wingdings" w:hAnsi="Wingdings" w:hint="default"/>
+        <w:sz w:val="20"/>
+      </w:rPr>
+    </w:lvl>
+    <w:lvl w:ilvl="5" w:tentative="1">
+      <w:start w:val="1"/>
+      <w:numFmt w:val="bullet"/>
+      <w:lvlText w:val=""/>
+      <w:lvlJc w:val="left"/>
+      <w:pPr>
+        <w:tabs>
+          <w:tab w:val="num" w:pos="4320"/>
+        </w:tabs>
+        <w:ind w:left="4320" w:hanging="360"/>
+      </w:pPr>
+      <w:rPr>
+        <w:rFonts w:ascii="Wingdings" w:hAnsi="Wingdings" w:hint="default"/>
+        <w:sz w:val="20"/>
+      </w:rPr>
+    </w:lvl>
+    <w:lvl w:ilvl="6" w:tentative="1">
+      <w:start w:val="1"/>
+      <w:numFmt w:val="bullet"/>
+      <w:lvlText w:val=""/>
+      <w:lvlJc w:val="left"/>
+      <w:pPr>
+        <w:tabs>
+          <w:tab w:val="num" w:pos="5040"/>
+        </w:tabs>
+        <w:ind w:left="5040" w:hanging="360"/>
+      </w:pPr>
+      <w:rPr>
+        <w:rFonts w:ascii="Wingdings" w:hAnsi="Wingdings" w:hint="default"/>
+        <w:sz w:val="20"/>
+      </w:rPr>
+    </w:lvl>
+    <w:lvl w:ilvl="7" w:tentative="1">
+      <w:start w:val="1"/>
+      <w:numFmt w:val="bullet"/>
+      <w:lvlText w:val=""/>
+      <w:lvlJc w:val="left"/>
+      <w:pPr>
+        <w:tabs>
+          <w:tab w:val="num" w:pos="5760"/>
+        </w:tabs>
+        <w:ind w:left="5760" w:hanging="360"/>
+      </w:pPr>
+      <w:rPr>
+        <w:rFonts w:ascii="Wingdings" w:hAnsi="Wingdings" w:hint="default"/>
+        <w:sz w:val="20"/>
+      </w:rPr>
+    </w:lvl>
+    <w:lvl w:ilvl="8" w:tentative="1">
+      <w:start w:val="1"/>
+      <w:numFmt w:val="bullet"/>
+      <w:lvlText w:val=""/>
+      <w:lvlJc w:val="left"/>
+      <w:pPr>
+        <w:tabs>
+          <w:tab w:val="num" w:pos="6480"/>
+        </w:tabs>
+        <w:ind w:left="6480" w:hanging="360"/>
+      </w:pPr>
+      <w:rPr>
+        <w:rFonts w:ascii="Wingdings" w:hAnsi="Wingdings" w:hint="default"/>
+        <w:sz w:val="20"/>
+      </w:rPr>
+    </w:lvl>
+  </w:abstractNum>
+  <w:abstractNum w:abstractNumId="10" w15:restartNumberingAfterBreak="0">
+    <w:nsid w:val="1F1F151A"/>
+    <w:multiLevelType w:val="multilevel"/>
+    <w:tmpl w:val="7902CB72"/>
+    <w:lvl w:ilvl="0">
+      <w:start w:val="1"/>
+      <w:numFmt w:val="bullet"/>
+      <w:lvlText w:val=""/>
+      <w:lvlJc w:val="left"/>
+      <w:pPr>
+        <w:tabs>
+          <w:tab w:val="num" w:pos="720"/>
+        </w:tabs>
+        <w:ind w:left="720" w:hanging="360"/>
+      </w:pPr>
+      <w:rPr>
+        <w:rFonts w:ascii="Symbol" w:hAnsi="Symbol" w:hint="default"/>
+        <w:sz w:val="20"/>
+      </w:rPr>
+    </w:lvl>
+    <w:lvl w:ilvl="1" w:tentative="1">
+      <w:start w:val="1"/>
+      <w:numFmt w:val="bullet"/>
+      <w:lvlText w:val="o"/>
+      <w:lvlJc w:val="left"/>
+      <w:pPr>
+        <w:tabs>
+          <w:tab w:val="num" w:pos="1440"/>
+        </w:tabs>
+        <w:ind w:left="1440" w:hanging="360"/>
+      </w:pPr>
+      <w:rPr>
+        <w:rFonts w:ascii="Courier New" w:hAnsi="Courier New" w:hint="default"/>
+        <w:sz w:val="20"/>
+      </w:rPr>
+    </w:lvl>
+    <w:lvl w:ilvl="2" w:tentative="1">
+      <w:start w:val="1"/>
+      <w:numFmt w:val="bullet"/>
+      <w:lvlText w:val=""/>
+      <w:lvlJc w:val="left"/>
+      <w:pPr>
+        <w:tabs>
+          <w:tab w:val="num" w:pos="2160"/>
+        </w:tabs>
+        <w:ind w:left="2160" w:hanging="360"/>
+      </w:pPr>
+      <w:rPr>
+        <w:rFonts w:ascii="Wingdings" w:hAnsi="Wingdings" w:hint="default"/>
+        <w:sz w:val="20"/>
+      </w:rPr>
+    </w:lvl>
+    <w:lvl w:ilvl="3" w:tentative="1">
+      <w:start w:val="1"/>
+      <w:numFmt w:val="bullet"/>
+      <w:lvlText w:val=""/>
+      <w:lvlJc w:val="left"/>
+      <w:pPr>
+        <w:tabs>
+          <w:tab w:val="num" w:pos="2880"/>
+        </w:tabs>
+        <w:ind w:left="2880" w:hanging="360"/>
+      </w:pPr>
+      <w:rPr>
+        <w:rFonts w:ascii="Wingdings" w:hAnsi="Wingdings" w:hint="default"/>
+        <w:sz w:val="20"/>
+      </w:rPr>
+    </w:lvl>
+    <w:lvl w:ilvl="4" w:tentative="1">
+      <w:start w:val="1"/>
+      <w:numFmt w:val="bullet"/>
+      <w:lvlText w:val=""/>
+      <w:lvlJc w:val="left"/>
+      <w:pPr>
+        <w:tabs>
+          <w:tab w:val="num" w:pos="3600"/>
+        </w:tabs>
+        <w:ind w:left="3600" w:hanging="360"/>
+      </w:pPr>
+      <w:rPr>
+        <w:rFonts w:ascii="Wingdings" w:hAnsi="Wingdings" w:hint="default"/>
+        <w:sz w:val="20"/>
+      </w:rPr>
+    </w:lvl>
+    <w:lvl w:ilvl="5" w:tentative="1">
+      <w:start w:val="1"/>
+      <w:numFmt w:val="bullet"/>
+      <w:lvlText w:val=""/>
+      <w:lvlJc w:val="left"/>
+      <w:pPr>
+        <w:tabs>
+          <w:tab w:val="num" w:pos="4320"/>
+        </w:tabs>
+        <w:ind w:left="4320" w:hanging="360"/>
+      </w:pPr>
+      <w:rPr>
+        <w:rFonts w:ascii="Wingdings" w:hAnsi="Wingdings" w:hint="default"/>
+        <w:sz w:val="20"/>
+      </w:rPr>
+    </w:lvl>
+    <w:lvl w:ilvl="6" w:tentative="1">
+      <w:start w:val="1"/>
+      <w:numFmt w:val="bullet"/>
+      <w:lvlText w:val=""/>
+      <w:lvlJc w:val="left"/>
+      <w:pPr>
+        <w:tabs>
+          <w:tab w:val="num" w:pos="5040"/>
+        </w:tabs>
+        <w:ind w:left="5040" w:hanging="360"/>
+      </w:pPr>
+      <w:rPr>
+        <w:rFonts w:ascii="Wingdings" w:hAnsi="Wingdings" w:hint="default"/>
+        <w:sz w:val="20"/>
+      </w:rPr>
+    </w:lvl>
+    <w:lvl w:ilvl="7" w:tentative="1">
+      <w:start w:val="1"/>
+      <w:numFmt w:val="bullet"/>
+      <w:lvlText w:val=""/>
+      <w:lvlJc w:val="left"/>
+      <w:pPr>
+        <w:tabs>
+          <w:tab w:val="num" w:pos="5760"/>
+        </w:tabs>
+        <w:ind w:left="5760" w:hanging="360"/>
+      </w:pPr>
+      <w:rPr>
+        <w:rFonts w:ascii="Wingdings" w:hAnsi="Wingdings" w:hint="default"/>
+        <w:sz w:val="20"/>
+      </w:rPr>
+    </w:lvl>
+    <w:lvl w:ilvl="8" w:tentative="1">
+      <w:start w:val="1"/>
+      <w:numFmt w:val="bullet"/>
+      <w:lvlText w:val=""/>
+      <w:lvlJc w:val="left"/>
+      <w:pPr>
+        <w:tabs>
+          <w:tab w:val="num" w:pos="6480"/>
+        </w:tabs>
+        <w:ind w:left="6480" w:hanging="360"/>
+      </w:pPr>
+      <w:rPr>
+        <w:rFonts w:ascii="Wingdings" w:hAnsi="Wingdings" w:hint="default"/>
+        <w:sz w:val="20"/>
+      </w:rPr>
+    </w:lvl>
+  </w:abstractNum>
+  <w:abstractNum w:abstractNumId="11" w15:restartNumberingAfterBreak="0">
     <w:nsid w:val="31216981"/>
     <w:multiLevelType w:val="hybridMultilevel"/>
     <w:tmpl w:val="8418187E"/>
@@ -16913,7 +23250,7 @@
       </w:rPr>
     </w:lvl>
   </w:abstractNum>
-  <w:abstractNum w:abstractNumId="5" w15:restartNumberingAfterBreak="0">
+  <w:abstractNum w:abstractNumId="12" w15:restartNumberingAfterBreak="0">
     <w:nsid w:val="41186EFC"/>
     <w:multiLevelType w:val="hybridMultilevel"/>
     <w:tmpl w:val="076C06EC"/>
@@ -17026,7 +23363,305 @@
       </w:rPr>
     </w:lvl>
   </w:abstractNum>
-  <w:abstractNum w:abstractNumId="6" w15:restartNumberingAfterBreak="0">
+  <w:abstractNum w:abstractNumId="13" w15:restartNumberingAfterBreak="0">
+    <w:nsid w:val="4297626B"/>
+    <w:multiLevelType w:val="multilevel"/>
+    <w:tmpl w:val="BC4E716E"/>
+    <w:lvl w:ilvl="0">
+      <w:start w:val="1"/>
+      <w:numFmt w:val="bullet"/>
+      <w:lvlText w:val=""/>
+      <w:lvlJc w:val="left"/>
+      <w:pPr>
+        <w:tabs>
+          <w:tab w:val="num" w:pos="720"/>
+        </w:tabs>
+        <w:ind w:left="720" w:hanging="360"/>
+      </w:pPr>
+      <w:rPr>
+        <w:rFonts w:ascii="Symbol" w:hAnsi="Symbol" w:hint="default"/>
+        <w:sz w:val="20"/>
+      </w:rPr>
+    </w:lvl>
+    <w:lvl w:ilvl="1" w:tentative="1">
+      <w:start w:val="1"/>
+      <w:numFmt w:val="bullet"/>
+      <w:lvlText w:val="o"/>
+      <w:lvlJc w:val="left"/>
+      <w:pPr>
+        <w:tabs>
+          <w:tab w:val="num" w:pos="1440"/>
+        </w:tabs>
+        <w:ind w:left="1440" w:hanging="360"/>
+      </w:pPr>
+      <w:rPr>
+        <w:rFonts w:ascii="Courier New" w:hAnsi="Courier New" w:hint="default"/>
+        <w:sz w:val="20"/>
+      </w:rPr>
+    </w:lvl>
+    <w:lvl w:ilvl="2" w:tentative="1">
+      <w:start w:val="1"/>
+      <w:numFmt w:val="bullet"/>
+      <w:lvlText w:val=""/>
+      <w:lvlJc w:val="left"/>
+      <w:pPr>
+        <w:tabs>
+          <w:tab w:val="num" w:pos="2160"/>
+        </w:tabs>
+        <w:ind w:left="2160" w:hanging="360"/>
+      </w:pPr>
+      <w:rPr>
+        <w:rFonts w:ascii="Wingdings" w:hAnsi="Wingdings" w:hint="default"/>
+        <w:sz w:val="20"/>
+      </w:rPr>
+    </w:lvl>
+    <w:lvl w:ilvl="3" w:tentative="1">
+      <w:start w:val="1"/>
+      <w:numFmt w:val="bullet"/>
+      <w:lvlText w:val=""/>
+      <w:lvlJc w:val="left"/>
+      <w:pPr>
+        <w:tabs>
+          <w:tab w:val="num" w:pos="2880"/>
+        </w:tabs>
+        <w:ind w:left="2880" w:hanging="360"/>
+      </w:pPr>
+      <w:rPr>
+        <w:rFonts w:ascii="Wingdings" w:hAnsi="Wingdings" w:hint="default"/>
+        <w:sz w:val="20"/>
+      </w:rPr>
+    </w:lvl>
+    <w:lvl w:ilvl="4" w:tentative="1">
+      <w:start w:val="1"/>
+      <w:numFmt w:val="bullet"/>
+      <w:lvlText w:val=""/>
+      <w:lvlJc w:val="left"/>
+      <w:pPr>
+        <w:tabs>
+          <w:tab w:val="num" w:pos="3600"/>
+        </w:tabs>
+        <w:ind w:left="3600" w:hanging="360"/>
+      </w:pPr>
+      <w:rPr>
+        <w:rFonts w:ascii="Wingdings" w:hAnsi="Wingdings" w:hint="default"/>
+        <w:sz w:val="20"/>
+      </w:rPr>
+    </w:lvl>
+    <w:lvl w:ilvl="5" w:tentative="1">
+      <w:start w:val="1"/>
+      <w:numFmt w:val="bullet"/>
+      <w:lvlText w:val=""/>
+      <w:lvlJc w:val="left"/>
+      <w:pPr>
+        <w:tabs>
+          <w:tab w:val="num" w:pos="4320"/>
+        </w:tabs>
+        <w:ind w:left="4320" w:hanging="360"/>
+      </w:pPr>
+      <w:rPr>
+        <w:rFonts w:ascii="Wingdings" w:hAnsi="Wingdings" w:hint="default"/>
+        <w:sz w:val="20"/>
+      </w:rPr>
+    </w:lvl>
+    <w:lvl w:ilvl="6" w:tentative="1">
+      <w:start w:val="1"/>
+      <w:numFmt w:val="bullet"/>
+      <w:lvlText w:val=""/>
+      <w:lvlJc w:val="left"/>
+      <w:pPr>
+        <w:tabs>
+          <w:tab w:val="num" w:pos="5040"/>
+        </w:tabs>
+        <w:ind w:left="5040" w:hanging="360"/>
+      </w:pPr>
+      <w:rPr>
+        <w:rFonts w:ascii="Wingdings" w:hAnsi="Wingdings" w:hint="default"/>
+        <w:sz w:val="20"/>
+      </w:rPr>
+    </w:lvl>
+    <w:lvl w:ilvl="7" w:tentative="1">
+      <w:start w:val="1"/>
+      <w:numFmt w:val="bullet"/>
+      <w:lvlText w:val=""/>
+      <w:lvlJc w:val="left"/>
+      <w:pPr>
+        <w:tabs>
+          <w:tab w:val="num" w:pos="5760"/>
+        </w:tabs>
+        <w:ind w:left="5760" w:hanging="360"/>
+      </w:pPr>
+      <w:rPr>
+        <w:rFonts w:ascii="Wingdings" w:hAnsi="Wingdings" w:hint="default"/>
+        <w:sz w:val="20"/>
+      </w:rPr>
+    </w:lvl>
+    <w:lvl w:ilvl="8" w:tentative="1">
+      <w:start w:val="1"/>
+      <w:numFmt w:val="bullet"/>
+      <w:lvlText w:val=""/>
+      <w:lvlJc w:val="left"/>
+      <w:pPr>
+        <w:tabs>
+          <w:tab w:val="num" w:pos="6480"/>
+        </w:tabs>
+        <w:ind w:left="6480" w:hanging="360"/>
+      </w:pPr>
+      <w:rPr>
+        <w:rFonts w:ascii="Wingdings" w:hAnsi="Wingdings" w:hint="default"/>
+        <w:sz w:val="20"/>
+      </w:rPr>
+    </w:lvl>
+  </w:abstractNum>
+  <w:abstractNum w:abstractNumId="14" w15:restartNumberingAfterBreak="0">
+    <w:nsid w:val="42992F2D"/>
+    <w:multiLevelType w:val="multilevel"/>
+    <w:tmpl w:val="F8A6AAD0"/>
+    <w:lvl w:ilvl="0">
+      <w:start w:val="1"/>
+      <w:numFmt w:val="bullet"/>
+      <w:lvlText w:val=""/>
+      <w:lvlJc w:val="left"/>
+      <w:pPr>
+        <w:tabs>
+          <w:tab w:val="num" w:pos="720"/>
+        </w:tabs>
+        <w:ind w:left="720" w:hanging="360"/>
+      </w:pPr>
+      <w:rPr>
+        <w:rFonts w:ascii="Symbol" w:hAnsi="Symbol" w:hint="default"/>
+        <w:sz w:val="20"/>
+      </w:rPr>
+    </w:lvl>
+    <w:lvl w:ilvl="1" w:tentative="1">
+      <w:start w:val="1"/>
+      <w:numFmt w:val="bullet"/>
+      <w:lvlText w:val="o"/>
+      <w:lvlJc w:val="left"/>
+      <w:pPr>
+        <w:tabs>
+          <w:tab w:val="num" w:pos="1440"/>
+        </w:tabs>
+        <w:ind w:left="1440" w:hanging="360"/>
+      </w:pPr>
+      <w:rPr>
+        <w:rFonts w:ascii="Courier New" w:hAnsi="Courier New" w:hint="default"/>
+        <w:sz w:val="20"/>
+      </w:rPr>
+    </w:lvl>
+    <w:lvl w:ilvl="2" w:tentative="1">
+      <w:start w:val="1"/>
+      <w:numFmt w:val="bullet"/>
+      <w:lvlText w:val=""/>
+      <w:lvlJc w:val="left"/>
+      <w:pPr>
+        <w:tabs>
+          <w:tab w:val="num" w:pos="2160"/>
+        </w:tabs>
+        <w:ind w:left="2160" w:hanging="360"/>
+      </w:pPr>
+      <w:rPr>
+        <w:rFonts w:ascii="Wingdings" w:hAnsi="Wingdings" w:hint="default"/>
+        <w:sz w:val="20"/>
+      </w:rPr>
+    </w:lvl>
+    <w:lvl w:ilvl="3" w:tentative="1">
+      <w:start w:val="1"/>
+      <w:numFmt w:val="bullet"/>
+      <w:lvlText w:val=""/>
+      <w:lvlJc w:val="left"/>
+      <w:pPr>
+        <w:tabs>
+          <w:tab w:val="num" w:pos="2880"/>
+        </w:tabs>
+        <w:ind w:left="2880" w:hanging="360"/>
+      </w:pPr>
+      <w:rPr>
+        <w:rFonts w:ascii="Wingdings" w:hAnsi="Wingdings" w:hint="default"/>
+        <w:sz w:val="20"/>
+      </w:rPr>
+    </w:lvl>
+    <w:lvl w:ilvl="4" w:tentative="1">
+      <w:start w:val="1"/>
+      <w:numFmt w:val="bullet"/>
+      <w:lvlText w:val=""/>
+      <w:lvlJc w:val="left"/>
+      <w:pPr>
+        <w:tabs>
+          <w:tab w:val="num" w:pos="3600"/>
+        </w:tabs>
+        <w:ind w:left="3600" w:hanging="360"/>
+      </w:pPr>
+      <w:rPr>
+        <w:rFonts w:ascii="Wingdings" w:hAnsi="Wingdings" w:hint="default"/>
+        <w:sz w:val="20"/>
+      </w:rPr>
+    </w:lvl>
+    <w:lvl w:ilvl="5" w:tentative="1">
+      <w:start w:val="1"/>
+      <w:numFmt w:val="bullet"/>
+      <w:lvlText w:val=""/>
+      <w:lvlJc w:val="left"/>
+      <w:pPr>
+        <w:tabs>
+          <w:tab w:val="num" w:pos="4320"/>
+        </w:tabs>
+        <w:ind w:left="4320" w:hanging="360"/>
+      </w:pPr>
+      <w:rPr>
+        <w:rFonts w:ascii="Wingdings" w:hAnsi="Wingdings" w:hint="default"/>
+        <w:sz w:val="20"/>
+      </w:rPr>
+    </w:lvl>
+    <w:lvl w:ilvl="6" w:tentative="1">
+      <w:start w:val="1"/>
+      <w:numFmt w:val="bullet"/>
+      <w:lvlText w:val=""/>
+      <w:lvlJc w:val="left"/>
+      <w:pPr>
+        <w:tabs>
+          <w:tab w:val="num" w:pos="5040"/>
+        </w:tabs>
+        <w:ind w:left="5040" w:hanging="360"/>
+      </w:pPr>
+      <w:rPr>
+        <w:rFonts w:ascii="Wingdings" w:hAnsi="Wingdings" w:hint="default"/>
+        <w:sz w:val="20"/>
+      </w:rPr>
+    </w:lvl>
+    <w:lvl w:ilvl="7" w:tentative="1">
+      <w:start w:val="1"/>
+      <w:numFmt w:val="bullet"/>
+      <w:lvlText w:val=""/>
+      <w:lvlJc w:val="left"/>
+      <w:pPr>
+        <w:tabs>
+          <w:tab w:val="num" w:pos="5760"/>
+        </w:tabs>
+        <w:ind w:left="5760" w:hanging="360"/>
+      </w:pPr>
+      <w:rPr>
+        <w:rFonts w:ascii="Wingdings" w:hAnsi="Wingdings" w:hint="default"/>
+        <w:sz w:val="20"/>
+      </w:rPr>
+    </w:lvl>
+    <w:lvl w:ilvl="8" w:tentative="1">
+      <w:start w:val="1"/>
+      <w:numFmt w:val="bullet"/>
+      <w:lvlText w:val=""/>
+      <w:lvlJc w:val="left"/>
+      <w:pPr>
+        <w:tabs>
+          <w:tab w:val="num" w:pos="6480"/>
+        </w:tabs>
+        <w:ind w:left="6480" w:hanging="360"/>
+      </w:pPr>
+      <w:rPr>
+        <w:rFonts w:ascii="Wingdings" w:hAnsi="Wingdings" w:hint="default"/>
+        <w:sz w:val="20"/>
+      </w:rPr>
+    </w:lvl>
+  </w:abstractNum>
+  <w:abstractNum w:abstractNumId="15" w15:restartNumberingAfterBreak="0">
     <w:nsid w:val="44332C03"/>
     <w:multiLevelType w:val="hybridMultilevel"/>
     <w:tmpl w:val="5A54BE80"/>
@@ -17139,7 +23774,156 @@
       </w:rPr>
     </w:lvl>
   </w:abstractNum>
-  <w:abstractNum w:abstractNumId="7" w15:restartNumberingAfterBreak="0">
+  <w:abstractNum w:abstractNumId="16" w15:restartNumberingAfterBreak="0">
+    <w:nsid w:val="484F3329"/>
+    <w:multiLevelType w:val="multilevel"/>
+    <w:tmpl w:val="F8B2598E"/>
+    <w:lvl w:ilvl="0">
+      <w:start w:val="1"/>
+      <w:numFmt w:val="bullet"/>
+      <w:lvlText w:val=""/>
+      <w:lvlJc w:val="left"/>
+      <w:pPr>
+        <w:tabs>
+          <w:tab w:val="num" w:pos="720"/>
+        </w:tabs>
+        <w:ind w:left="720" w:hanging="360"/>
+      </w:pPr>
+      <w:rPr>
+        <w:rFonts w:ascii="Symbol" w:hAnsi="Symbol" w:hint="default"/>
+        <w:sz w:val="20"/>
+      </w:rPr>
+    </w:lvl>
+    <w:lvl w:ilvl="1" w:tentative="1">
+      <w:start w:val="1"/>
+      <w:numFmt w:val="bullet"/>
+      <w:lvlText w:val="o"/>
+      <w:lvlJc w:val="left"/>
+      <w:pPr>
+        <w:tabs>
+          <w:tab w:val="num" w:pos="1440"/>
+        </w:tabs>
+        <w:ind w:left="1440" w:hanging="360"/>
+      </w:pPr>
+      <w:rPr>
+        <w:rFonts w:ascii="Courier New" w:hAnsi="Courier New" w:hint="default"/>
+        <w:sz w:val="20"/>
+      </w:rPr>
+    </w:lvl>
+    <w:lvl w:ilvl="2" w:tentative="1">
+      <w:start w:val="1"/>
+      <w:numFmt w:val="bullet"/>
+      <w:lvlText w:val=""/>
+      <w:lvlJc w:val="left"/>
+      <w:pPr>
+        <w:tabs>
+          <w:tab w:val="num" w:pos="2160"/>
+        </w:tabs>
+        <w:ind w:left="2160" w:hanging="360"/>
+      </w:pPr>
+      <w:rPr>
+        <w:rFonts w:ascii="Wingdings" w:hAnsi="Wingdings" w:hint="default"/>
+        <w:sz w:val="20"/>
+      </w:rPr>
+    </w:lvl>
+    <w:lvl w:ilvl="3" w:tentative="1">
+      <w:start w:val="1"/>
+      <w:numFmt w:val="bullet"/>
+      <w:lvlText w:val=""/>
+      <w:lvlJc w:val="left"/>
+      <w:pPr>
+        <w:tabs>
+          <w:tab w:val="num" w:pos="2880"/>
+        </w:tabs>
+        <w:ind w:left="2880" w:hanging="360"/>
+      </w:pPr>
+      <w:rPr>
+        <w:rFonts w:ascii="Wingdings" w:hAnsi="Wingdings" w:hint="default"/>
+        <w:sz w:val="20"/>
+      </w:rPr>
+    </w:lvl>
+    <w:lvl w:ilvl="4" w:tentative="1">
+      <w:start w:val="1"/>
+      <w:numFmt w:val="bullet"/>
+      <w:lvlText w:val=""/>
+      <w:lvlJc w:val="left"/>
+      <w:pPr>
+        <w:tabs>
+          <w:tab w:val="num" w:pos="3600"/>
+        </w:tabs>
+        <w:ind w:left="3600" w:hanging="360"/>
+      </w:pPr>
+      <w:rPr>
+        <w:rFonts w:ascii="Wingdings" w:hAnsi="Wingdings" w:hint="default"/>
+        <w:sz w:val="20"/>
+      </w:rPr>
+    </w:lvl>
+    <w:lvl w:ilvl="5" w:tentative="1">
+      <w:start w:val="1"/>
+      <w:numFmt w:val="bullet"/>
+      <w:lvlText w:val=""/>
+      <w:lvlJc w:val="left"/>
+      <w:pPr>
+        <w:tabs>
+          <w:tab w:val="num" w:pos="4320"/>
+        </w:tabs>
+        <w:ind w:left="4320" w:hanging="360"/>
+      </w:pPr>
+      <w:rPr>
+        <w:rFonts w:ascii="Wingdings" w:hAnsi="Wingdings" w:hint="default"/>
+        <w:sz w:val="20"/>
+      </w:rPr>
+    </w:lvl>
+    <w:lvl w:ilvl="6" w:tentative="1">
+      <w:start w:val="1"/>
+      <w:numFmt w:val="bullet"/>
+      <w:lvlText w:val=""/>
+      <w:lvlJc w:val="left"/>
+      <w:pPr>
+        <w:tabs>
+          <w:tab w:val="num" w:pos="5040"/>
+        </w:tabs>
+        <w:ind w:left="5040" w:hanging="360"/>
+      </w:pPr>
+      <w:rPr>
+        <w:rFonts w:ascii="Wingdings" w:hAnsi="Wingdings" w:hint="default"/>
+        <w:sz w:val="20"/>
+      </w:rPr>
+    </w:lvl>
+    <w:lvl w:ilvl="7" w:tentative="1">
+      <w:start w:val="1"/>
+      <w:numFmt w:val="bullet"/>
+      <w:lvlText w:val=""/>
+      <w:lvlJc w:val="left"/>
+      <w:pPr>
+        <w:tabs>
+          <w:tab w:val="num" w:pos="5760"/>
+        </w:tabs>
+        <w:ind w:left="5760" w:hanging="360"/>
+      </w:pPr>
+      <w:rPr>
+        <w:rFonts w:ascii="Wingdings" w:hAnsi="Wingdings" w:hint="default"/>
+        <w:sz w:val="20"/>
+      </w:rPr>
+    </w:lvl>
+    <w:lvl w:ilvl="8" w:tentative="1">
+      <w:start w:val="1"/>
+      <w:numFmt w:val="bullet"/>
+      <w:lvlText w:val=""/>
+      <w:lvlJc w:val="left"/>
+      <w:pPr>
+        <w:tabs>
+          <w:tab w:val="num" w:pos="6480"/>
+        </w:tabs>
+        <w:ind w:left="6480" w:hanging="360"/>
+      </w:pPr>
+      <w:rPr>
+        <w:rFonts w:ascii="Wingdings" w:hAnsi="Wingdings" w:hint="default"/>
+        <w:sz w:val="20"/>
+      </w:rPr>
+    </w:lvl>
+  </w:abstractNum>
+  <w:abstractNum w:abstractNumId="17" w15:restartNumberingAfterBreak="0">
     <w:nsid w:val="4DAD274E"/>
     <w:multiLevelType w:val="hybridMultilevel"/>
     <w:tmpl w:val="0D221C78"/>
@@ -17252,7 +24036,7 @@
       </w:rPr>
     </w:lvl>
   </w:abstractNum>
-  <w:abstractNum w:abstractNumId="8" w15:restartNumberingAfterBreak="0">
+  <w:abstractNum w:abstractNumId="18" w15:restartNumberingAfterBreak="0">
     <w:nsid w:val="4DB27B38"/>
     <w:multiLevelType w:val="hybridMultilevel"/>
     <w:tmpl w:val="B69E39E8"/>
@@ -17365,7 +24149,305 @@
       </w:rPr>
     </w:lvl>
   </w:abstractNum>
-  <w:abstractNum w:abstractNumId="9" w15:restartNumberingAfterBreak="0">
+  <w:abstractNum w:abstractNumId="19" w15:restartNumberingAfterBreak="0">
+    <w:nsid w:val="5B4F3C8E"/>
+    <w:multiLevelType w:val="multilevel"/>
+    <w:tmpl w:val="BB5E9226"/>
+    <w:lvl w:ilvl="0">
+      <w:start w:val="1"/>
+      <w:numFmt w:val="bullet"/>
+      <w:lvlText w:val=""/>
+      <w:lvlJc w:val="left"/>
+      <w:pPr>
+        <w:tabs>
+          <w:tab w:val="num" w:pos="720"/>
+        </w:tabs>
+        <w:ind w:left="720" w:hanging="360"/>
+      </w:pPr>
+      <w:rPr>
+        <w:rFonts w:ascii="Symbol" w:hAnsi="Symbol" w:hint="default"/>
+        <w:sz w:val="20"/>
+      </w:rPr>
+    </w:lvl>
+    <w:lvl w:ilvl="1" w:tentative="1">
+      <w:start w:val="1"/>
+      <w:numFmt w:val="bullet"/>
+      <w:lvlText w:val="o"/>
+      <w:lvlJc w:val="left"/>
+      <w:pPr>
+        <w:tabs>
+          <w:tab w:val="num" w:pos="1440"/>
+        </w:tabs>
+        <w:ind w:left="1440" w:hanging="360"/>
+      </w:pPr>
+      <w:rPr>
+        <w:rFonts w:ascii="Courier New" w:hAnsi="Courier New" w:hint="default"/>
+        <w:sz w:val="20"/>
+      </w:rPr>
+    </w:lvl>
+    <w:lvl w:ilvl="2" w:tentative="1">
+      <w:start w:val="1"/>
+      <w:numFmt w:val="bullet"/>
+      <w:lvlText w:val=""/>
+      <w:lvlJc w:val="left"/>
+      <w:pPr>
+        <w:tabs>
+          <w:tab w:val="num" w:pos="2160"/>
+        </w:tabs>
+        <w:ind w:left="2160" w:hanging="360"/>
+      </w:pPr>
+      <w:rPr>
+        <w:rFonts w:ascii="Wingdings" w:hAnsi="Wingdings" w:hint="default"/>
+        <w:sz w:val="20"/>
+      </w:rPr>
+    </w:lvl>
+    <w:lvl w:ilvl="3" w:tentative="1">
+      <w:start w:val="1"/>
+      <w:numFmt w:val="bullet"/>
+      <w:lvlText w:val=""/>
+      <w:lvlJc w:val="left"/>
+      <w:pPr>
+        <w:tabs>
+          <w:tab w:val="num" w:pos="2880"/>
+        </w:tabs>
+        <w:ind w:left="2880" w:hanging="360"/>
+      </w:pPr>
+      <w:rPr>
+        <w:rFonts w:ascii="Wingdings" w:hAnsi="Wingdings" w:hint="default"/>
+        <w:sz w:val="20"/>
+      </w:rPr>
+    </w:lvl>
+    <w:lvl w:ilvl="4" w:tentative="1">
+      <w:start w:val="1"/>
+      <w:numFmt w:val="bullet"/>
+      <w:lvlText w:val=""/>
+      <w:lvlJc w:val="left"/>
+      <w:pPr>
+        <w:tabs>
+          <w:tab w:val="num" w:pos="3600"/>
+        </w:tabs>
+        <w:ind w:left="3600" w:hanging="360"/>
+      </w:pPr>
+      <w:rPr>
+        <w:rFonts w:ascii="Wingdings" w:hAnsi="Wingdings" w:hint="default"/>
+        <w:sz w:val="20"/>
+      </w:rPr>
+    </w:lvl>
+    <w:lvl w:ilvl="5" w:tentative="1">
+      <w:start w:val="1"/>
+      <w:numFmt w:val="bullet"/>
+      <w:lvlText w:val=""/>
+      <w:lvlJc w:val="left"/>
+      <w:pPr>
+        <w:tabs>
+          <w:tab w:val="num" w:pos="4320"/>
+        </w:tabs>
+        <w:ind w:left="4320" w:hanging="360"/>
+      </w:pPr>
+      <w:rPr>
+        <w:rFonts w:ascii="Wingdings" w:hAnsi="Wingdings" w:hint="default"/>
+        <w:sz w:val="20"/>
+      </w:rPr>
+    </w:lvl>
+    <w:lvl w:ilvl="6" w:tentative="1">
+      <w:start w:val="1"/>
+      <w:numFmt w:val="bullet"/>
+      <w:lvlText w:val=""/>
+      <w:lvlJc w:val="left"/>
+      <w:pPr>
+        <w:tabs>
+          <w:tab w:val="num" w:pos="5040"/>
+        </w:tabs>
+        <w:ind w:left="5040" w:hanging="360"/>
+      </w:pPr>
+      <w:rPr>
+        <w:rFonts w:ascii="Wingdings" w:hAnsi="Wingdings" w:hint="default"/>
+        <w:sz w:val="20"/>
+      </w:rPr>
+    </w:lvl>
+    <w:lvl w:ilvl="7" w:tentative="1">
+      <w:start w:val="1"/>
+      <w:numFmt w:val="bullet"/>
+      <w:lvlText w:val=""/>
+      <w:lvlJc w:val="left"/>
+      <w:pPr>
+        <w:tabs>
+          <w:tab w:val="num" w:pos="5760"/>
+        </w:tabs>
+        <w:ind w:left="5760" w:hanging="360"/>
+      </w:pPr>
+      <w:rPr>
+        <w:rFonts w:ascii="Wingdings" w:hAnsi="Wingdings" w:hint="default"/>
+        <w:sz w:val="20"/>
+      </w:rPr>
+    </w:lvl>
+    <w:lvl w:ilvl="8" w:tentative="1">
+      <w:start w:val="1"/>
+      <w:numFmt w:val="bullet"/>
+      <w:lvlText w:val=""/>
+      <w:lvlJc w:val="left"/>
+      <w:pPr>
+        <w:tabs>
+          <w:tab w:val="num" w:pos="6480"/>
+        </w:tabs>
+        <w:ind w:left="6480" w:hanging="360"/>
+      </w:pPr>
+      <w:rPr>
+        <w:rFonts w:ascii="Wingdings" w:hAnsi="Wingdings" w:hint="default"/>
+        <w:sz w:val="20"/>
+      </w:rPr>
+    </w:lvl>
+  </w:abstractNum>
+  <w:abstractNum w:abstractNumId="20" w15:restartNumberingAfterBreak="0">
+    <w:nsid w:val="5D9724F9"/>
+    <w:multiLevelType w:val="multilevel"/>
+    <w:tmpl w:val="3F00475A"/>
+    <w:lvl w:ilvl="0">
+      <w:start w:val="1"/>
+      <w:numFmt w:val="bullet"/>
+      <w:lvlText w:val=""/>
+      <w:lvlJc w:val="left"/>
+      <w:pPr>
+        <w:tabs>
+          <w:tab w:val="num" w:pos="720"/>
+        </w:tabs>
+        <w:ind w:left="720" w:hanging="360"/>
+      </w:pPr>
+      <w:rPr>
+        <w:rFonts w:ascii="Symbol" w:hAnsi="Symbol" w:hint="default"/>
+        <w:sz w:val="20"/>
+      </w:rPr>
+    </w:lvl>
+    <w:lvl w:ilvl="1" w:tentative="1">
+      <w:start w:val="1"/>
+      <w:numFmt w:val="bullet"/>
+      <w:lvlText w:val="o"/>
+      <w:lvlJc w:val="left"/>
+      <w:pPr>
+        <w:tabs>
+          <w:tab w:val="num" w:pos="1440"/>
+        </w:tabs>
+        <w:ind w:left="1440" w:hanging="360"/>
+      </w:pPr>
+      <w:rPr>
+        <w:rFonts w:ascii="Courier New" w:hAnsi="Courier New" w:hint="default"/>
+        <w:sz w:val="20"/>
+      </w:rPr>
+    </w:lvl>
+    <w:lvl w:ilvl="2" w:tentative="1">
+      <w:start w:val="1"/>
+      <w:numFmt w:val="bullet"/>
+      <w:lvlText w:val=""/>
+      <w:lvlJc w:val="left"/>
+      <w:pPr>
+        <w:tabs>
+          <w:tab w:val="num" w:pos="2160"/>
+        </w:tabs>
+        <w:ind w:left="2160" w:hanging="360"/>
+      </w:pPr>
+      <w:rPr>
+        <w:rFonts w:ascii="Wingdings" w:hAnsi="Wingdings" w:hint="default"/>
+        <w:sz w:val="20"/>
+      </w:rPr>
+    </w:lvl>
+    <w:lvl w:ilvl="3" w:tentative="1">
+      <w:start w:val="1"/>
+      <w:numFmt w:val="bullet"/>
+      <w:lvlText w:val=""/>
+      <w:lvlJc w:val="left"/>
+      <w:pPr>
+        <w:tabs>
+          <w:tab w:val="num" w:pos="2880"/>
+        </w:tabs>
+        <w:ind w:left="2880" w:hanging="360"/>
+      </w:pPr>
+      <w:rPr>
+        <w:rFonts w:ascii="Wingdings" w:hAnsi="Wingdings" w:hint="default"/>
+        <w:sz w:val="20"/>
+      </w:rPr>
+    </w:lvl>
+    <w:lvl w:ilvl="4" w:tentative="1">
+      <w:start w:val="1"/>
+      <w:numFmt w:val="bullet"/>
+      <w:lvlText w:val=""/>
+      <w:lvlJc w:val="left"/>
+      <w:pPr>
+        <w:tabs>
+          <w:tab w:val="num" w:pos="3600"/>
+        </w:tabs>
+        <w:ind w:left="3600" w:hanging="360"/>
+      </w:pPr>
+      <w:rPr>
+        <w:rFonts w:ascii="Wingdings" w:hAnsi="Wingdings" w:hint="default"/>
+        <w:sz w:val="20"/>
+      </w:rPr>
+    </w:lvl>
+    <w:lvl w:ilvl="5" w:tentative="1">
+      <w:start w:val="1"/>
+      <w:numFmt w:val="bullet"/>
+      <w:lvlText w:val=""/>
+      <w:lvlJc w:val="left"/>
+      <w:pPr>
+        <w:tabs>
+          <w:tab w:val="num" w:pos="4320"/>
+        </w:tabs>
+        <w:ind w:left="4320" w:hanging="360"/>
+      </w:pPr>
+      <w:rPr>
+        <w:rFonts w:ascii="Wingdings" w:hAnsi="Wingdings" w:hint="default"/>
+        <w:sz w:val="20"/>
+      </w:rPr>
+    </w:lvl>
+    <w:lvl w:ilvl="6" w:tentative="1">
+      <w:start w:val="1"/>
+      <w:numFmt w:val="bullet"/>
+      <w:lvlText w:val=""/>
+      <w:lvlJc w:val="left"/>
+      <w:pPr>
+        <w:tabs>
+          <w:tab w:val="num" w:pos="5040"/>
+        </w:tabs>
+        <w:ind w:left="5040" w:hanging="360"/>
+      </w:pPr>
+      <w:rPr>
+        <w:rFonts w:ascii="Wingdings" w:hAnsi="Wingdings" w:hint="default"/>
+        <w:sz w:val="20"/>
+      </w:rPr>
+    </w:lvl>
+    <w:lvl w:ilvl="7" w:tentative="1">
+      <w:start w:val="1"/>
+      <w:numFmt w:val="bullet"/>
+      <w:lvlText w:val=""/>
+      <w:lvlJc w:val="left"/>
+      <w:pPr>
+        <w:tabs>
+          <w:tab w:val="num" w:pos="5760"/>
+        </w:tabs>
+        <w:ind w:left="5760" w:hanging="360"/>
+      </w:pPr>
+      <w:rPr>
+        <w:rFonts w:ascii="Wingdings" w:hAnsi="Wingdings" w:hint="default"/>
+        <w:sz w:val="20"/>
+      </w:rPr>
+    </w:lvl>
+    <w:lvl w:ilvl="8" w:tentative="1">
+      <w:start w:val="1"/>
+      <w:numFmt w:val="bullet"/>
+      <w:lvlText w:val=""/>
+      <w:lvlJc w:val="left"/>
+      <w:pPr>
+        <w:tabs>
+          <w:tab w:val="num" w:pos="6480"/>
+        </w:tabs>
+        <w:ind w:left="6480" w:hanging="360"/>
+      </w:pPr>
+      <w:rPr>
+        <w:rFonts w:ascii="Wingdings" w:hAnsi="Wingdings" w:hint="default"/>
+        <w:sz w:val="20"/>
+      </w:rPr>
+    </w:lvl>
+  </w:abstractNum>
+  <w:abstractNum w:abstractNumId="21" w15:restartNumberingAfterBreak="0">
     <w:nsid w:val="5ECC7BB7"/>
     <w:multiLevelType w:val="hybridMultilevel"/>
     <w:tmpl w:val="CB18EAF6"/>
@@ -17454,7 +24536,7 @@
       </w:pPr>
     </w:lvl>
   </w:abstractNum>
-  <w:abstractNum w:abstractNumId="10" w15:restartNumberingAfterBreak="0">
+  <w:abstractNum w:abstractNumId="22" w15:restartNumberingAfterBreak="0">
     <w:nsid w:val="5F4D565D"/>
     <w:multiLevelType w:val="multilevel"/>
     <w:tmpl w:val="80887786"/>
@@ -17593,7 +24675,1050 @@
       </w:rPr>
     </w:lvl>
   </w:abstractNum>
-  <w:abstractNum w:abstractNumId="11" w15:restartNumberingAfterBreak="0">
+  <w:abstractNum w:abstractNumId="23" w15:restartNumberingAfterBreak="0">
+    <w:nsid w:val="62534632"/>
+    <w:multiLevelType w:val="multilevel"/>
+    <w:tmpl w:val="63DA2002"/>
+    <w:lvl w:ilvl="0">
+      <w:start w:val="1"/>
+      <w:numFmt w:val="bullet"/>
+      <w:lvlText w:val=""/>
+      <w:lvlJc w:val="left"/>
+      <w:pPr>
+        <w:tabs>
+          <w:tab w:val="num" w:pos="720"/>
+        </w:tabs>
+        <w:ind w:left="720" w:hanging="360"/>
+      </w:pPr>
+      <w:rPr>
+        <w:rFonts w:ascii="Symbol" w:hAnsi="Symbol" w:hint="default"/>
+        <w:sz w:val="20"/>
+      </w:rPr>
+    </w:lvl>
+    <w:lvl w:ilvl="1" w:tentative="1">
+      <w:start w:val="1"/>
+      <w:numFmt w:val="bullet"/>
+      <w:lvlText w:val="o"/>
+      <w:lvlJc w:val="left"/>
+      <w:pPr>
+        <w:tabs>
+          <w:tab w:val="num" w:pos="1440"/>
+        </w:tabs>
+        <w:ind w:left="1440" w:hanging="360"/>
+      </w:pPr>
+      <w:rPr>
+        <w:rFonts w:ascii="Courier New" w:hAnsi="Courier New" w:hint="default"/>
+        <w:sz w:val="20"/>
+      </w:rPr>
+    </w:lvl>
+    <w:lvl w:ilvl="2" w:tentative="1">
+      <w:start w:val="1"/>
+      <w:numFmt w:val="bullet"/>
+      <w:lvlText w:val=""/>
+      <w:lvlJc w:val="left"/>
+      <w:pPr>
+        <w:tabs>
+          <w:tab w:val="num" w:pos="2160"/>
+        </w:tabs>
+        <w:ind w:left="2160" w:hanging="360"/>
+      </w:pPr>
+      <w:rPr>
+        <w:rFonts w:ascii="Wingdings" w:hAnsi="Wingdings" w:hint="default"/>
+        <w:sz w:val="20"/>
+      </w:rPr>
+    </w:lvl>
+    <w:lvl w:ilvl="3" w:tentative="1">
+      <w:start w:val="1"/>
+      <w:numFmt w:val="bullet"/>
+      <w:lvlText w:val=""/>
+      <w:lvlJc w:val="left"/>
+      <w:pPr>
+        <w:tabs>
+          <w:tab w:val="num" w:pos="2880"/>
+        </w:tabs>
+        <w:ind w:left="2880" w:hanging="360"/>
+      </w:pPr>
+      <w:rPr>
+        <w:rFonts w:ascii="Wingdings" w:hAnsi="Wingdings" w:hint="default"/>
+        <w:sz w:val="20"/>
+      </w:rPr>
+    </w:lvl>
+    <w:lvl w:ilvl="4" w:tentative="1">
+      <w:start w:val="1"/>
+      <w:numFmt w:val="bullet"/>
+      <w:lvlText w:val=""/>
+      <w:lvlJc w:val="left"/>
+      <w:pPr>
+        <w:tabs>
+          <w:tab w:val="num" w:pos="3600"/>
+        </w:tabs>
+        <w:ind w:left="3600" w:hanging="360"/>
+      </w:pPr>
+      <w:rPr>
+        <w:rFonts w:ascii="Wingdings" w:hAnsi="Wingdings" w:hint="default"/>
+        <w:sz w:val="20"/>
+      </w:rPr>
+    </w:lvl>
+    <w:lvl w:ilvl="5" w:tentative="1">
+      <w:start w:val="1"/>
+      <w:numFmt w:val="bullet"/>
+      <w:lvlText w:val=""/>
+      <w:lvlJc w:val="left"/>
+      <w:pPr>
+        <w:tabs>
+          <w:tab w:val="num" w:pos="4320"/>
+        </w:tabs>
+        <w:ind w:left="4320" w:hanging="360"/>
+      </w:pPr>
+      <w:rPr>
+        <w:rFonts w:ascii="Wingdings" w:hAnsi="Wingdings" w:hint="default"/>
+        <w:sz w:val="20"/>
+      </w:rPr>
+    </w:lvl>
+    <w:lvl w:ilvl="6" w:tentative="1">
+      <w:start w:val="1"/>
+      <w:numFmt w:val="bullet"/>
+      <w:lvlText w:val=""/>
+      <w:lvlJc w:val="left"/>
+      <w:pPr>
+        <w:tabs>
+          <w:tab w:val="num" w:pos="5040"/>
+        </w:tabs>
+        <w:ind w:left="5040" w:hanging="360"/>
+      </w:pPr>
+      <w:rPr>
+        <w:rFonts w:ascii="Wingdings" w:hAnsi="Wingdings" w:hint="default"/>
+        <w:sz w:val="20"/>
+      </w:rPr>
+    </w:lvl>
+    <w:lvl w:ilvl="7" w:tentative="1">
+      <w:start w:val="1"/>
+      <w:numFmt w:val="bullet"/>
+      <w:lvlText w:val=""/>
+      <w:lvlJc w:val="left"/>
+      <w:pPr>
+        <w:tabs>
+          <w:tab w:val="num" w:pos="5760"/>
+        </w:tabs>
+        <w:ind w:left="5760" w:hanging="360"/>
+      </w:pPr>
+      <w:rPr>
+        <w:rFonts w:ascii="Wingdings" w:hAnsi="Wingdings" w:hint="default"/>
+        <w:sz w:val="20"/>
+      </w:rPr>
+    </w:lvl>
+    <w:lvl w:ilvl="8" w:tentative="1">
+      <w:start w:val="1"/>
+      <w:numFmt w:val="bullet"/>
+      <w:lvlText w:val=""/>
+      <w:lvlJc w:val="left"/>
+      <w:pPr>
+        <w:tabs>
+          <w:tab w:val="num" w:pos="6480"/>
+        </w:tabs>
+        <w:ind w:left="6480" w:hanging="360"/>
+      </w:pPr>
+      <w:rPr>
+        <w:rFonts w:ascii="Wingdings" w:hAnsi="Wingdings" w:hint="default"/>
+        <w:sz w:val="20"/>
+      </w:rPr>
+    </w:lvl>
+  </w:abstractNum>
+  <w:abstractNum w:abstractNumId="24" w15:restartNumberingAfterBreak="0">
+    <w:nsid w:val="6AB74C73"/>
+    <w:multiLevelType w:val="multilevel"/>
+    <w:tmpl w:val="3F92389E"/>
+    <w:lvl w:ilvl="0">
+      <w:start w:val="1"/>
+      <w:numFmt w:val="bullet"/>
+      <w:lvlText w:val=""/>
+      <w:lvlJc w:val="left"/>
+      <w:pPr>
+        <w:tabs>
+          <w:tab w:val="num" w:pos="720"/>
+        </w:tabs>
+        <w:ind w:left="720" w:hanging="360"/>
+      </w:pPr>
+      <w:rPr>
+        <w:rFonts w:ascii="Symbol" w:hAnsi="Symbol" w:hint="default"/>
+        <w:sz w:val="20"/>
+      </w:rPr>
+    </w:lvl>
+    <w:lvl w:ilvl="1" w:tentative="1">
+      <w:start w:val="1"/>
+      <w:numFmt w:val="bullet"/>
+      <w:lvlText w:val="o"/>
+      <w:lvlJc w:val="left"/>
+      <w:pPr>
+        <w:tabs>
+          <w:tab w:val="num" w:pos="1440"/>
+        </w:tabs>
+        <w:ind w:left="1440" w:hanging="360"/>
+      </w:pPr>
+      <w:rPr>
+        <w:rFonts w:ascii="Courier New" w:hAnsi="Courier New" w:hint="default"/>
+        <w:sz w:val="20"/>
+      </w:rPr>
+    </w:lvl>
+    <w:lvl w:ilvl="2" w:tentative="1">
+      <w:start w:val="1"/>
+      <w:numFmt w:val="bullet"/>
+      <w:lvlText w:val=""/>
+      <w:lvlJc w:val="left"/>
+      <w:pPr>
+        <w:tabs>
+          <w:tab w:val="num" w:pos="2160"/>
+        </w:tabs>
+        <w:ind w:left="2160" w:hanging="360"/>
+      </w:pPr>
+      <w:rPr>
+        <w:rFonts w:ascii="Wingdings" w:hAnsi="Wingdings" w:hint="default"/>
+        <w:sz w:val="20"/>
+      </w:rPr>
+    </w:lvl>
+    <w:lvl w:ilvl="3" w:tentative="1">
+      <w:start w:val="1"/>
+      <w:numFmt w:val="bullet"/>
+      <w:lvlText w:val=""/>
+      <w:lvlJc w:val="left"/>
+      <w:pPr>
+        <w:tabs>
+          <w:tab w:val="num" w:pos="2880"/>
+        </w:tabs>
+        <w:ind w:left="2880" w:hanging="360"/>
+      </w:pPr>
+      <w:rPr>
+        <w:rFonts w:ascii="Wingdings" w:hAnsi="Wingdings" w:hint="default"/>
+        <w:sz w:val="20"/>
+      </w:rPr>
+    </w:lvl>
+    <w:lvl w:ilvl="4" w:tentative="1">
+      <w:start w:val="1"/>
+      <w:numFmt w:val="bullet"/>
+      <w:lvlText w:val=""/>
+      <w:lvlJc w:val="left"/>
+      <w:pPr>
+        <w:tabs>
+          <w:tab w:val="num" w:pos="3600"/>
+        </w:tabs>
+        <w:ind w:left="3600" w:hanging="360"/>
+      </w:pPr>
+      <w:rPr>
+        <w:rFonts w:ascii="Wingdings" w:hAnsi="Wingdings" w:hint="default"/>
+        <w:sz w:val="20"/>
+      </w:rPr>
+    </w:lvl>
+    <w:lvl w:ilvl="5" w:tentative="1">
+      <w:start w:val="1"/>
+      <w:numFmt w:val="bullet"/>
+      <w:lvlText w:val=""/>
+      <w:lvlJc w:val="left"/>
+      <w:pPr>
+        <w:tabs>
+          <w:tab w:val="num" w:pos="4320"/>
+        </w:tabs>
+        <w:ind w:left="4320" w:hanging="360"/>
+      </w:pPr>
+      <w:rPr>
+        <w:rFonts w:ascii="Wingdings" w:hAnsi="Wingdings" w:hint="default"/>
+        <w:sz w:val="20"/>
+      </w:rPr>
+    </w:lvl>
+    <w:lvl w:ilvl="6" w:tentative="1">
+      <w:start w:val="1"/>
+      <w:numFmt w:val="bullet"/>
+      <w:lvlText w:val=""/>
+      <w:lvlJc w:val="left"/>
+      <w:pPr>
+        <w:tabs>
+          <w:tab w:val="num" w:pos="5040"/>
+        </w:tabs>
+        <w:ind w:left="5040" w:hanging="360"/>
+      </w:pPr>
+      <w:rPr>
+        <w:rFonts w:ascii="Wingdings" w:hAnsi="Wingdings" w:hint="default"/>
+        <w:sz w:val="20"/>
+      </w:rPr>
+    </w:lvl>
+    <w:lvl w:ilvl="7" w:tentative="1">
+      <w:start w:val="1"/>
+      <w:numFmt w:val="bullet"/>
+      <w:lvlText w:val=""/>
+      <w:lvlJc w:val="left"/>
+      <w:pPr>
+        <w:tabs>
+          <w:tab w:val="num" w:pos="5760"/>
+        </w:tabs>
+        <w:ind w:left="5760" w:hanging="360"/>
+      </w:pPr>
+      <w:rPr>
+        <w:rFonts w:ascii="Wingdings" w:hAnsi="Wingdings" w:hint="default"/>
+        <w:sz w:val="20"/>
+      </w:rPr>
+    </w:lvl>
+    <w:lvl w:ilvl="8" w:tentative="1">
+      <w:start w:val="1"/>
+      <w:numFmt w:val="bullet"/>
+      <w:lvlText w:val=""/>
+      <w:lvlJc w:val="left"/>
+      <w:pPr>
+        <w:tabs>
+          <w:tab w:val="num" w:pos="6480"/>
+        </w:tabs>
+        <w:ind w:left="6480" w:hanging="360"/>
+      </w:pPr>
+      <w:rPr>
+        <w:rFonts w:ascii="Wingdings" w:hAnsi="Wingdings" w:hint="default"/>
+        <w:sz w:val="20"/>
+      </w:rPr>
+    </w:lvl>
+  </w:abstractNum>
+  <w:abstractNum w:abstractNumId="25" w15:restartNumberingAfterBreak="0">
+    <w:nsid w:val="6C6060C9"/>
+    <w:multiLevelType w:val="multilevel"/>
+    <w:tmpl w:val="79A06654"/>
+    <w:lvl w:ilvl="0">
+      <w:start w:val="1"/>
+      <w:numFmt w:val="bullet"/>
+      <w:lvlText w:val=""/>
+      <w:lvlJc w:val="left"/>
+      <w:pPr>
+        <w:tabs>
+          <w:tab w:val="num" w:pos="720"/>
+        </w:tabs>
+        <w:ind w:left="720" w:hanging="360"/>
+      </w:pPr>
+      <w:rPr>
+        <w:rFonts w:ascii="Symbol" w:hAnsi="Symbol" w:hint="default"/>
+        <w:sz w:val="20"/>
+      </w:rPr>
+    </w:lvl>
+    <w:lvl w:ilvl="1" w:tentative="1">
+      <w:start w:val="1"/>
+      <w:numFmt w:val="bullet"/>
+      <w:lvlText w:val="o"/>
+      <w:lvlJc w:val="left"/>
+      <w:pPr>
+        <w:tabs>
+          <w:tab w:val="num" w:pos="1440"/>
+        </w:tabs>
+        <w:ind w:left="1440" w:hanging="360"/>
+      </w:pPr>
+      <w:rPr>
+        <w:rFonts w:ascii="Courier New" w:hAnsi="Courier New" w:hint="default"/>
+        <w:sz w:val="20"/>
+      </w:rPr>
+    </w:lvl>
+    <w:lvl w:ilvl="2" w:tentative="1">
+      <w:start w:val="1"/>
+      <w:numFmt w:val="bullet"/>
+      <w:lvlText w:val=""/>
+      <w:lvlJc w:val="left"/>
+      <w:pPr>
+        <w:tabs>
+          <w:tab w:val="num" w:pos="2160"/>
+        </w:tabs>
+        <w:ind w:left="2160" w:hanging="360"/>
+      </w:pPr>
+      <w:rPr>
+        <w:rFonts w:ascii="Wingdings" w:hAnsi="Wingdings" w:hint="default"/>
+        <w:sz w:val="20"/>
+      </w:rPr>
+    </w:lvl>
+    <w:lvl w:ilvl="3" w:tentative="1">
+      <w:start w:val="1"/>
+      <w:numFmt w:val="bullet"/>
+      <w:lvlText w:val=""/>
+      <w:lvlJc w:val="left"/>
+      <w:pPr>
+        <w:tabs>
+          <w:tab w:val="num" w:pos="2880"/>
+        </w:tabs>
+        <w:ind w:left="2880" w:hanging="360"/>
+      </w:pPr>
+      <w:rPr>
+        <w:rFonts w:ascii="Wingdings" w:hAnsi="Wingdings" w:hint="default"/>
+        <w:sz w:val="20"/>
+      </w:rPr>
+    </w:lvl>
+    <w:lvl w:ilvl="4" w:tentative="1">
+      <w:start w:val="1"/>
+      <w:numFmt w:val="bullet"/>
+      <w:lvlText w:val=""/>
+      <w:lvlJc w:val="left"/>
+      <w:pPr>
+        <w:tabs>
+          <w:tab w:val="num" w:pos="3600"/>
+        </w:tabs>
+        <w:ind w:left="3600" w:hanging="360"/>
+      </w:pPr>
+      <w:rPr>
+        <w:rFonts w:ascii="Wingdings" w:hAnsi="Wingdings" w:hint="default"/>
+        <w:sz w:val="20"/>
+      </w:rPr>
+    </w:lvl>
+    <w:lvl w:ilvl="5" w:tentative="1">
+      <w:start w:val="1"/>
+      <w:numFmt w:val="bullet"/>
+      <w:lvlText w:val=""/>
+      <w:lvlJc w:val="left"/>
+      <w:pPr>
+        <w:tabs>
+          <w:tab w:val="num" w:pos="4320"/>
+        </w:tabs>
+        <w:ind w:left="4320" w:hanging="360"/>
+      </w:pPr>
+      <w:rPr>
+        <w:rFonts w:ascii="Wingdings" w:hAnsi="Wingdings" w:hint="default"/>
+        <w:sz w:val="20"/>
+      </w:rPr>
+    </w:lvl>
+    <w:lvl w:ilvl="6" w:tentative="1">
+      <w:start w:val="1"/>
+      <w:numFmt w:val="bullet"/>
+      <w:lvlText w:val=""/>
+      <w:lvlJc w:val="left"/>
+      <w:pPr>
+        <w:tabs>
+          <w:tab w:val="num" w:pos="5040"/>
+        </w:tabs>
+        <w:ind w:left="5040" w:hanging="360"/>
+      </w:pPr>
+      <w:rPr>
+        <w:rFonts w:ascii="Wingdings" w:hAnsi="Wingdings" w:hint="default"/>
+        <w:sz w:val="20"/>
+      </w:rPr>
+    </w:lvl>
+    <w:lvl w:ilvl="7" w:tentative="1">
+      <w:start w:val="1"/>
+      <w:numFmt w:val="bullet"/>
+      <w:lvlText w:val=""/>
+      <w:lvlJc w:val="left"/>
+      <w:pPr>
+        <w:tabs>
+          <w:tab w:val="num" w:pos="5760"/>
+        </w:tabs>
+        <w:ind w:left="5760" w:hanging="360"/>
+      </w:pPr>
+      <w:rPr>
+        <w:rFonts w:ascii="Wingdings" w:hAnsi="Wingdings" w:hint="default"/>
+        <w:sz w:val="20"/>
+      </w:rPr>
+    </w:lvl>
+    <w:lvl w:ilvl="8" w:tentative="1">
+      <w:start w:val="1"/>
+      <w:numFmt w:val="bullet"/>
+      <w:lvlText w:val=""/>
+      <w:lvlJc w:val="left"/>
+      <w:pPr>
+        <w:tabs>
+          <w:tab w:val="num" w:pos="6480"/>
+        </w:tabs>
+        <w:ind w:left="6480" w:hanging="360"/>
+      </w:pPr>
+      <w:rPr>
+        <w:rFonts w:ascii="Wingdings" w:hAnsi="Wingdings" w:hint="default"/>
+        <w:sz w:val="20"/>
+      </w:rPr>
+    </w:lvl>
+  </w:abstractNum>
+  <w:abstractNum w:abstractNumId="26" w15:restartNumberingAfterBreak="0">
+    <w:nsid w:val="6FD179F9"/>
+    <w:multiLevelType w:val="multilevel"/>
+    <w:tmpl w:val="2452D90A"/>
+    <w:lvl w:ilvl="0">
+      <w:start w:val="1"/>
+      <w:numFmt w:val="bullet"/>
+      <w:lvlText w:val=""/>
+      <w:lvlJc w:val="left"/>
+      <w:pPr>
+        <w:tabs>
+          <w:tab w:val="num" w:pos="720"/>
+        </w:tabs>
+        <w:ind w:left="720" w:hanging="360"/>
+      </w:pPr>
+      <w:rPr>
+        <w:rFonts w:ascii="Symbol" w:hAnsi="Symbol" w:hint="default"/>
+        <w:sz w:val="20"/>
+      </w:rPr>
+    </w:lvl>
+    <w:lvl w:ilvl="1" w:tentative="1">
+      <w:start w:val="1"/>
+      <w:numFmt w:val="bullet"/>
+      <w:lvlText w:val="o"/>
+      <w:lvlJc w:val="left"/>
+      <w:pPr>
+        <w:tabs>
+          <w:tab w:val="num" w:pos="1440"/>
+        </w:tabs>
+        <w:ind w:left="1440" w:hanging="360"/>
+      </w:pPr>
+      <w:rPr>
+        <w:rFonts w:ascii="Courier New" w:hAnsi="Courier New" w:hint="default"/>
+        <w:sz w:val="20"/>
+      </w:rPr>
+    </w:lvl>
+    <w:lvl w:ilvl="2" w:tentative="1">
+      <w:start w:val="1"/>
+      <w:numFmt w:val="bullet"/>
+      <w:lvlText w:val=""/>
+      <w:lvlJc w:val="left"/>
+      <w:pPr>
+        <w:tabs>
+          <w:tab w:val="num" w:pos="2160"/>
+        </w:tabs>
+        <w:ind w:left="2160" w:hanging="360"/>
+      </w:pPr>
+      <w:rPr>
+        <w:rFonts w:ascii="Wingdings" w:hAnsi="Wingdings" w:hint="default"/>
+        <w:sz w:val="20"/>
+      </w:rPr>
+    </w:lvl>
+    <w:lvl w:ilvl="3" w:tentative="1">
+      <w:start w:val="1"/>
+      <w:numFmt w:val="bullet"/>
+      <w:lvlText w:val=""/>
+      <w:lvlJc w:val="left"/>
+      <w:pPr>
+        <w:tabs>
+          <w:tab w:val="num" w:pos="2880"/>
+        </w:tabs>
+        <w:ind w:left="2880" w:hanging="360"/>
+      </w:pPr>
+      <w:rPr>
+        <w:rFonts w:ascii="Wingdings" w:hAnsi="Wingdings" w:hint="default"/>
+        <w:sz w:val="20"/>
+      </w:rPr>
+    </w:lvl>
+    <w:lvl w:ilvl="4" w:tentative="1">
+      <w:start w:val="1"/>
+      <w:numFmt w:val="bullet"/>
+      <w:lvlText w:val=""/>
+      <w:lvlJc w:val="left"/>
+      <w:pPr>
+        <w:tabs>
+          <w:tab w:val="num" w:pos="3600"/>
+        </w:tabs>
+        <w:ind w:left="3600" w:hanging="360"/>
+      </w:pPr>
+      <w:rPr>
+        <w:rFonts w:ascii="Wingdings" w:hAnsi="Wingdings" w:hint="default"/>
+        <w:sz w:val="20"/>
+      </w:rPr>
+    </w:lvl>
+    <w:lvl w:ilvl="5" w:tentative="1">
+      <w:start w:val="1"/>
+      <w:numFmt w:val="bullet"/>
+      <w:lvlText w:val=""/>
+      <w:lvlJc w:val="left"/>
+      <w:pPr>
+        <w:tabs>
+          <w:tab w:val="num" w:pos="4320"/>
+        </w:tabs>
+        <w:ind w:left="4320" w:hanging="360"/>
+      </w:pPr>
+      <w:rPr>
+        <w:rFonts w:ascii="Wingdings" w:hAnsi="Wingdings" w:hint="default"/>
+        <w:sz w:val="20"/>
+      </w:rPr>
+    </w:lvl>
+    <w:lvl w:ilvl="6" w:tentative="1">
+      <w:start w:val="1"/>
+      <w:numFmt w:val="bullet"/>
+      <w:lvlText w:val=""/>
+      <w:lvlJc w:val="left"/>
+      <w:pPr>
+        <w:tabs>
+          <w:tab w:val="num" w:pos="5040"/>
+        </w:tabs>
+        <w:ind w:left="5040" w:hanging="360"/>
+      </w:pPr>
+      <w:rPr>
+        <w:rFonts w:ascii="Wingdings" w:hAnsi="Wingdings" w:hint="default"/>
+        <w:sz w:val="20"/>
+      </w:rPr>
+    </w:lvl>
+    <w:lvl w:ilvl="7" w:tentative="1">
+      <w:start w:val="1"/>
+      <w:numFmt w:val="bullet"/>
+      <w:lvlText w:val=""/>
+      <w:lvlJc w:val="left"/>
+      <w:pPr>
+        <w:tabs>
+          <w:tab w:val="num" w:pos="5760"/>
+        </w:tabs>
+        <w:ind w:left="5760" w:hanging="360"/>
+      </w:pPr>
+      <w:rPr>
+        <w:rFonts w:ascii="Wingdings" w:hAnsi="Wingdings" w:hint="default"/>
+        <w:sz w:val="20"/>
+      </w:rPr>
+    </w:lvl>
+    <w:lvl w:ilvl="8" w:tentative="1">
+      <w:start w:val="1"/>
+      <w:numFmt w:val="bullet"/>
+      <w:lvlText w:val=""/>
+      <w:lvlJc w:val="left"/>
+      <w:pPr>
+        <w:tabs>
+          <w:tab w:val="num" w:pos="6480"/>
+        </w:tabs>
+        <w:ind w:left="6480" w:hanging="360"/>
+      </w:pPr>
+      <w:rPr>
+        <w:rFonts w:ascii="Wingdings" w:hAnsi="Wingdings" w:hint="default"/>
+        <w:sz w:val="20"/>
+      </w:rPr>
+    </w:lvl>
+  </w:abstractNum>
+  <w:abstractNum w:abstractNumId="27" w15:restartNumberingAfterBreak="0">
+    <w:nsid w:val="73943A12"/>
+    <w:multiLevelType w:val="multilevel"/>
+    <w:tmpl w:val="1CFEAEAE"/>
+    <w:lvl w:ilvl="0">
+      <w:start w:val="1"/>
+      <w:numFmt w:val="bullet"/>
+      <w:lvlText w:val=""/>
+      <w:lvlJc w:val="left"/>
+      <w:pPr>
+        <w:tabs>
+          <w:tab w:val="num" w:pos="720"/>
+        </w:tabs>
+        <w:ind w:left="720" w:hanging="360"/>
+      </w:pPr>
+      <w:rPr>
+        <w:rFonts w:ascii="Symbol" w:hAnsi="Symbol" w:hint="default"/>
+        <w:sz w:val="20"/>
+      </w:rPr>
+    </w:lvl>
+    <w:lvl w:ilvl="1" w:tentative="1">
+      <w:start w:val="1"/>
+      <w:numFmt w:val="bullet"/>
+      <w:lvlText w:val="o"/>
+      <w:lvlJc w:val="left"/>
+      <w:pPr>
+        <w:tabs>
+          <w:tab w:val="num" w:pos="1440"/>
+        </w:tabs>
+        <w:ind w:left="1440" w:hanging="360"/>
+      </w:pPr>
+      <w:rPr>
+        <w:rFonts w:ascii="Courier New" w:hAnsi="Courier New" w:hint="default"/>
+        <w:sz w:val="20"/>
+      </w:rPr>
+    </w:lvl>
+    <w:lvl w:ilvl="2" w:tentative="1">
+      <w:start w:val="1"/>
+      <w:numFmt w:val="bullet"/>
+      <w:lvlText w:val=""/>
+      <w:lvlJc w:val="left"/>
+      <w:pPr>
+        <w:tabs>
+          <w:tab w:val="num" w:pos="2160"/>
+        </w:tabs>
+        <w:ind w:left="2160" w:hanging="360"/>
+      </w:pPr>
+      <w:rPr>
+        <w:rFonts w:ascii="Wingdings" w:hAnsi="Wingdings" w:hint="default"/>
+        <w:sz w:val="20"/>
+      </w:rPr>
+    </w:lvl>
+    <w:lvl w:ilvl="3" w:tentative="1">
+      <w:start w:val="1"/>
+      <w:numFmt w:val="bullet"/>
+      <w:lvlText w:val=""/>
+      <w:lvlJc w:val="left"/>
+      <w:pPr>
+        <w:tabs>
+          <w:tab w:val="num" w:pos="2880"/>
+        </w:tabs>
+        <w:ind w:left="2880" w:hanging="360"/>
+      </w:pPr>
+      <w:rPr>
+        <w:rFonts w:ascii="Wingdings" w:hAnsi="Wingdings" w:hint="default"/>
+        <w:sz w:val="20"/>
+      </w:rPr>
+    </w:lvl>
+    <w:lvl w:ilvl="4" w:tentative="1">
+      <w:start w:val="1"/>
+      <w:numFmt w:val="bullet"/>
+      <w:lvlText w:val=""/>
+      <w:lvlJc w:val="left"/>
+      <w:pPr>
+        <w:tabs>
+          <w:tab w:val="num" w:pos="3600"/>
+        </w:tabs>
+        <w:ind w:left="3600" w:hanging="360"/>
+      </w:pPr>
+      <w:rPr>
+        <w:rFonts w:ascii="Wingdings" w:hAnsi="Wingdings" w:hint="default"/>
+        <w:sz w:val="20"/>
+      </w:rPr>
+    </w:lvl>
+    <w:lvl w:ilvl="5" w:tentative="1">
+      <w:start w:val="1"/>
+      <w:numFmt w:val="bullet"/>
+      <w:lvlText w:val=""/>
+      <w:lvlJc w:val="left"/>
+      <w:pPr>
+        <w:tabs>
+          <w:tab w:val="num" w:pos="4320"/>
+        </w:tabs>
+        <w:ind w:left="4320" w:hanging="360"/>
+      </w:pPr>
+      <w:rPr>
+        <w:rFonts w:ascii="Wingdings" w:hAnsi="Wingdings" w:hint="default"/>
+        <w:sz w:val="20"/>
+      </w:rPr>
+    </w:lvl>
+    <w:lvl w:ilvl="6" w:tentative="1">
+      <w:start w:val="1"/>
+      <w:numFmt w:val="bullet"/>
+      <w:lvlText w:val=""/>
+      <w:lvlJc w:val="left"/>
+      <w:pPr>
+        <w:tabs>
+          <w:tab w:val="num" w:pos="5040"/>
+        </w:tabs>
+        <w:ind w:left="5040" w:hanging="360"/>
+      </w:pPr>
+      <w:rPr>
+        <w:rFonts w:ascii="Wingdings" w:hAnsi="Wingdings" w:hint="default"/>
+        <w:sz w:val="20"/>
+      </w:rPr>
+    </w:lvl>
+    <w:lvl w:ilvl="7" w:tentative="1">
+      <w:start w:val="1"/>
+      <w:numFmt w:val="bullet"/>
+      <w:lvlText w:val=""/>
+      <w:lvlJc w:val="left"/>
+      <w:pPr>
+        <w:tabs>
+          <w:tab w:val="num" w:pos="5760"/>
+        </w:tabs>
+        <w:ind w:left="5760" w:hanging="360"/>
+      </w:pPr>
+      <w:rPr>
+        <w:rFonts w:ascii="Wingdings" w:hAnsi="Wingdings" w:hint="default"/>
+        <w:sz w:val="20"/>
+      </w:rPr>
+    </w:lvl>
+    <w:lvl w:ilvl="8" w:tentative="1">
+      <w:start w:val="1"/>
+      <w:numFmt w:val="bullet"/>
+      <w:lvlText w:val=""/>
+      <w:lvlJc w:val="left"/>
+      <w:pPr>
+        <w:tabs>
+          <w:tab w:val="num" w:pos="6480"/>
+        </w:tabs>
+        <w:ind w:left="6480" w:hanging="360"/>
+      </w:pPr>
+      <w:rPr>
+        <w:rFonts w:ascii="Wingdings" w:hAnsi="Wingdings" w:hint="default"/>
+        <w:sz w:val="20"/>
+      </w:rPr>
+    </w:lvl>
+  </w:abstractNum>
+  <w:abstractNum w:abstractNumId="28" w15:restartNumberingAfterBreak="0">
+    <w:nsid w:val="73C812AE"/>
+    <w:multiLevelType w:val="multilevel"/>
+    <w:tmpl w:val="A81A7FB2"/>
+    <w:lvl w:ilvl="0">
+      <w:start w:val="1"/>
+      <w:numFmt w:val="bullet"/>
+      <w:lvlText w:val=""/>
+      <w:lvlJc w:val="left"/>
+      <w:pPr>
+        <w:tabs>
+          <w:tab w:val="num" w:pos="720"/>
+        </w:tabs>
+        <w:ind w:left="720" w:hanging="360"/>
+      </w:pPr>
+      <w:rPr>
+        <w:rFonts w:ascii="Symbol" w:hAnsi="Symbol" w:hint="default"/>
+        <w:sz w:val="20"/>
+      </w:rPr>
+    </w:lvl>
+    <w:lvl w:ilvl="1" w:tentative="1">
+      <w:start w:val="1"/>
+      <w:numFmt w:val="bullet"/>
+      <w:lvlText w:val="o"/>
+      <w:lvlJc w:val="left"/>
+      <w:pPr>
+        <w:tabs>
+          <w:tab w:val="num" w:pos="1440"/>
+        </w:tabs>
+        <w:ind w:left="1440" w:hanging="360"/>
+      </w:pPr>
+      <w:rPr>
+        <w:rFonts w:ascii="Courier New" w:hAnsi="Courier New" w:hint="default"/>
+        <w:sz w:val="20"/>
+      </w:rPr>
+    </w:lvl>
+    <w:lvl w:ilvl="2" w:tentative="1">
+      <w:start w:val="1"/>
+      <w:numFmt w:val="bullet"/>
+      <w:lvlText w:val=""/>
+      <w:lvlJc w:val="left"/>
+      <w:pPr>
+        <w:tabs>
+          <w:tab w:val="num" w:pos="2160"/>
+        </w:tabs>
+        <w:ind w:left="2160" w:hanging="360"/>
+      </w:pPr>
+      <w:rPr>
+        <w:rFonts w:ascii="Wingdings" w:hAnsi="Wingdings" w:hint="default"/>
+        <w:sz w:val="20"/>
+      </w:rPr>
+    </w:lvl>
+    <w:lvl w:ilvl="3" w:tentative="1">
+      <w:start w:val="1"/>
+      <w:numFmt w:val="bullet"/>
+      <w:lvlText w:val=""/>
+      <w:lvlJc w:val="left"/>
+      <w:pPr>
+        <w:tabs>
+          <w:tab w:val="num" w:pos="2880"/>
+        </w:tabs>
+        <w:ind w:left="2880" w:hanging="360"/>
+      </w:pPr>
+      <w:rPr>
+        <w:rFonts w:ascii="Wingdings" w:hAnsi="Wingdings" w:hint="default"/>
+        <w:sz w:val="20"/>
+      </w:rPr>
+    </w:lvl>
+    <w:lvl w:ilvl="4" w:tentative="1">
+      <w:start w:val="1"/>
+      <w:numFmt w:val="bullet"/>
+      <w:lvlText w:val=""/>
+      <w:lvlJc w:val="left"/>
+      <w:pPr>
+        <w:tabs>
+          <w:tab w:val="num" w:pos="3600"/>
+        </w:tabs>
+        <w:ind w:left="3600" w:hanging="360"/>
+      </w:pPr>
+      <w:rPr>
+        <w:rFonts w:ascii="Wingdings" w:hAnsi="Wingdings" w:hint="default"/>
+        <w:sz w:val="20"/>
+      </w:rPr>
+    </w:lvl>
+    <w:lvl w:ilvl="5" w:tentative="1">
+      <w:start w:val="1"/>
+      <w:numFmt w:val="bullet"/>
+      <w:lvlText w:val=""/>
+      <w:lvlJc w:val="left"/>
+      <w:pPr>
+        <w:tabs>
+          <w:tab w:val="num" w:pos="4320"/>
+        </w:tabs>
+        <w:ind w:left="4320" w:hanging="360"/>
+      </w:pPr>
+      <w:rPr>
+        <w:rFonts w:ascii="Wingdings" w:hAnsi="Wingdings" w:hint="default"/>
+        <w:sz w:val="20"/>
+      </w:rPr>
+    </w:lvl>
+    <w:lvl w:ilvl="6" w:tentative="1">
+      <w:start w:val="1"/>
+      <w:numFmt w:val="bullet"/>
+      <w:lvlText w:val=""/>
+      <w:lvlJc w:val="left"/>
+      <w:pPr>
+        <w:tabs>
+          <w:tab w:val="num" w:pos="5040"/>
+        </w:tabs>
+        <w:ind w:left="5040" w:hanging="360"/>
+      </w:pPr>
+      <w:rPr>
+        <w:rFonts w:ascii="Wingdings" w:hAnsi="Wingdings" w:hint="default"/>
+        <w:sz w:val="20"/>
+      </w:rPr>
+    </w:lvl>
+    <w:lvl w:ilvl="7" w:tentative="1">
+      <w:start w:val="1"/>
+      <w:numFmt w:val="bullet"/>
+      <w:lvlText w:val=""/>
+      <w:lvlJc w:val="left"/>
+      <w:pPr>
+        <w:tabs>
+          <w:tab w:val="num" w:pos="5760"/>
+        </w:tabs>
+        <w:ind w:left="5760" w:hanging="360"/>
+      </w:pPr>
+      <w:rPr>
+        <w:rFonts w:ascii="Wingdings" w:hAnsi="Wingdings" w:hint="default"/>
+        <w:sz w:val="20"/>
+      </w:rPr>
+    </w:lvl>
+    <w:lvl w:ilvl="8" w:tentative="1">
+      <w:start w:val="1"/>
+      <w:numFmt w:val="bullet"/>
+      <w:lvlText w:val=""/>
+      <w:lvlJc w:val="left"/>
+      <w:pPr>
+        <w:tabs>
+          <w:tab w:val="num" w:pos="6480"/>
+        </w:tabs>
+        <w:ind w:left="6480" w:hanging="360"/>
+      </w:pPr>
+      <w:rPr>
+        <w:rFonts w:ascii="Wingdings" w:hAnsi="Wingdings" w:hint="default"/>
+        <w:sz w:val="20"/>
+      </w:rPr>
+    </w:lvl>
+  </w:abstractNum>
+  <w:abstractNum w:abstractNumId="29" w15:restartNumberingAfterBreak="0">
+    <w:nsid w:val="7A4F7E54"/>
+    <w:multiLevelType w:val="multilevel"/>
+    <w:tmpl w:val="43C41720"/>
+    <w:lvl w:ilvl="0">
+      <w:start w:val="1"/>
+      <w:numFmt w:val="bullet"/>
+      <w:lvlText w:val=""/>
+      <w:lvlJc w:val="left"/>
+      <w:pPr>
+        <w:tabs>
+          <w:tab w:val="num" w:pos="720"/>
+        </w:tabs>
+        <w:ind w:left="720" w:hanging="360"/>
+      </w:pPr>
+      <w:rPr>
+        <w:rFonts w:ascii="Symbol" w:hAnsi="Symbol" w:hint="default"/>
+        <w:sz w:val="20"/>
+      </w:rPr>
+    </w:lvl>
+    <w:lvl w:ilvl="1" w:tentative="1">
+      <w:start w:val="1"/>
+      <w:numFmt w:val="bullet"/>
+      <w:lvlText w:val="o"/>
+      <w:lvlJc w:val="left"/>
+      <w:pPr>
+        <w:tabs>
+          <w:tab w:val="num" w:pos="1440"/>
+        </w:tabs>
+        <w:ind w:left="1440" w:hanging="360"/>
+      </w:pPr>
+      <w:rPr>
+        <w:rFonts w:ascii="Courier New" w:hAnsi="Courier New" w:hint="default"/>
+        <w:sz w:val="20"/>
+      </w:rPr>
+    </w:lvl>
+    <w:lvl w:ilvl="2" w:tentative="1">
+      <w:start w:val="1"/>
+      <w:numFmt w:val="bullet"/>
+      <w:lvlText w:val=""/>
+      <w:lvlJc w:val="left"/>
+      <w:pPr>
+        <w:tabs>
+          <w:tab w:val="num" w:pos="2160"/>
+        </w:tabs>
+        <w:ind w:left="2160" w:hanging="360"/>
+      </w:pPr>
+      <w:rPr>
+        <w:rFonts w:ascii="Wingdings" w:hAnsi="Wingdings" w:hint="default"/>
+        <w:sz w:val="20"/>
+      </w:rPr>
+    </w:lvl>
+    <w:lvl w:ilvl="3" w:tentative="1">
+      <w:start w:val="1"/>
+      <w:numFmt w:val="bullet"/>
+      <w:lvlText w:val=""/>
+      <w:lvlJc w:val="left"/>
+      <w:pPr>
+        <w:tabs>
+          <w:tab w:val="num" w:pos="2880"/>
+        </w:tabs>
+        <w:ind w:left="2880" w:hanging="360"/>
+      </w:pPr>
+      <w:rPr>
+        <w:rFonts w:ascii="Wingdings" w:hAnsi="Wingdings" w:hint="default"/>
+        <w:sz w:val="20"/>
+      </w:rPr>
+    </w:lvl>
+    <w:lvl w:ilvl="4" w:tentative="1">
+      <w:start w:val="1"/>
+      <w:numFmt w:val="bullet"/>
+      <w:lvlText w:val=""/>
+      <w:lvlJc w:val="left"/>
+      <w:pPr>
+        <w:tabs>
+          <w:tab w:val="num" w:pos="3600"/>
+        </w:tabs>
+        <w:ind w:left="3600" w:hanging="360"/>
+      </w:pPr>
+      <w:rPr>
+        <w:rFonts w:ascii="Wingdings" w:hAnsi="Wingdings" w:hint="default"/>
+        <w:sz w:val="20"/>
+      </w:rPr>
+    </w:lvl>
+    <w:lvl w:ilvl="5" w:tentative="1">
+      <w:start w:val="1"/>
+      <w:numFmt w:val="bullet"/>
+      <w:lvlText w:val=""/>
+      <w:lvlJc w:val="left"/>
+      <w:pPr>
+        <w:tabs>
+          <w:tab w:val="num" w:pos="4320"/>
+        </w:tabs>
+        <w:ind w:left="4320" w:hanging="360"/>
+      </w:pPr>
+      <w:rPr>
+        <w:rFonts w:ascii="Wingdings" w:hAnsi="Wingdings" w:hint="default"/>
+        <w:sz w:val="20"/>
+      </w:rPr>
+    </w:lvl>
+    <w:lvl w:ilvl="6" w:tentative="1">
+      <w:start w:val="1"/>
+      <w:numFmt w:val="bullet"/>
+      <w:lvlText w:val=""/>
+      <w:lvlJc w:val="left"/>
+      <w:pPr>
+        <w:tabs>
+          <w:tab w:val="num" w:pos="5040"/>
+        </w:tabs>
+        <w:ind w:left="5040" w:hanging="360"/>
+      </w:pPr>
+      <w:rPr>
+        <w:rFonts w:ascii="Wingdings" w:hAnsi="Wingdings" w:hint="default"/>
+        <w:sz w:val="20"/>
+      </w:rPr>
+    </w:lvl>
+    <w:lvl w:ilvl="7" w:tentative="1">
+      <w:start w:val="1"/>
+      <w:numFmt w:val="bullet"/>
+      <w:lvlText w:val=""/>
+      <w:lvlJc w:val="left"/>
+      <w:pPr>
+        <w:tabs>
+          <w:tab w:val="num" w:pos="5760"/>
+        </w:tabs>
+        <w:ind w:left="5760" w:hanging="360"/>
+      </w:pPr>
+      <w:rPr>
+        <w:rFonts w:ascii="Wingdings" w:hAnsi="Wingdings" w:hint="default"/>
+        <w:sz w:val="20"/>
+      </w:rPr>
+    </w:lvl>
+    <w:lvl w:ilvl="8" w:tentative="1">
+      <w:start w:val="1"/>
+      <w:numFmt w:val="bullet"/>
+      <w:lvlText w:val=""/>
+      <w:lvlJc w:val="left"/>
+      <w:pPr>
+        <w:tabs>
+          <w:tab w:val="num" w:pos="6480"/>
+        </w:tabs>
+        <w:ind w:left="6480" w:hanging="360"/>
+      </w:pPr>
+      <w:rPr>
+        <w:rFonts w:ascii="Wingdings" w:hAnsi="Wingdings" w:hint="default"/>
+        <w:sz w:val="20"/>
+      </w:rPr>
+    </w:lvl>
+  </w:abstractNum>
+  <w:abstractNum w:abstractNumId="30" w15:restartNumberingAfterBreak="0">
     <w:nsid w:val="7BAB3244"/>
     <w:multiLevelType w:val="hybridMultilevel"/>
     <w:tmpl w:val="192062D4"/>
@@ -17707,40 +25832,97 @@
     </w:lvl>
   </w:abstractNum>
   <w:num w:numId="1" w16cid:durableId="407965790">
+    <w:abstractNumId w:val="22"/>
+  </w:num>
+  <w:num w:numId="2" w16cid:durableId="921375706">
+    <w:abstractNumId w:val="17"/>
+  </w:num>
+  <w:num w:numId="3" w16cid:durableId="45761529">
+    <w:abstractNumId w:val="30"/>
+  </w:num>
+  <w:num w:numId="4" w16cid:durableId="412972430">
+    <w:abstractNumId w:val="5"/>
+  </w:num>
+  <w:num w:numId="5" w16cid:durableId="1781754746">
+    <w:abstractNumId w:val="1"/>
+  </w:num>
+  <w:num w:numId="6" w16cid:durableId="761071293">
+    <w:abstractNumId w:val="12"/>
+  </w:num>
+  <w:num w:numId="7" w16cid:durableId="1647274906">
+    <w:abstractNumId w:val="15"/>
+  </w:num>
+  <w:num w:numId="8" w16cid:durableId="327826615">
+    <w:abstractNumId w:val="3"/>
+  </w:num>
+  <w:num w:numId="9" w16cid:durableId="963853446">
+    <w:abstractNumId w:val="8"/>
+  </w:num>
+  <w:num w:numId="10" w16cid:durableId="923145344">
+    <w:abstractNumId w:val="11"/>
+  </w:num>
+  <w:num w:numId="11" w16cid:durableId="2043359590">
+    <w:abstractNumId w:val="18"/>
+  </w:num>
+  <w:num w:numId="12" w16cid:durableId="2134058340">
+    <w:abstractNumId w:val="21"/>
+  </w:num>
+  <w:num w:numId="13" w16cid:durableId="1647778212">
+    <w:abstractNumId w:val="20"/>
+  </w:num>
+  <w:num w:numId="14" w16cid:durableId="2084716324">
+    <w:abstractNumId w:val="26"/>
+  </w:num>
+  <w:num w:numId="15" w16cid:durableId="1929920886">
+    <w:abstractNumId w:val="13"/>
+  </w:num>
+  <w:num w:numId="16" w16cid:durableId="976300174">
+    <w:abstractNumId w:val="0"/>
+  </w:num>
+  <w:num w:numId="17" w16cid:durableId="1465662763">
+    <w:abstractNumId w:val="6"/>
+  </w:num>
+  <w:num w:numId="18" w16cid:durableId="359012470">
+    <w:abstractNumId w:val="16"/>
+  </w:num>
+  <w:num w:numId="19" w16cid:durableId="471291918">
+    <w:abstractNumId w:val="7"/>
+  </w:num>
+  <w:num w:numId="20" w16cid:durableId="818107904">
+    <w:abstractNumId w:val="14"/>
+  </w:num>
+  <w:num w:numId="21" w16cid:durableId="1384406808">
+    <w:abstractNumId w:val="29"/>
+  </w:num>
+  <w:num w:numId="22" w16cid:durableId="102119352">
+    <w:abstractNumId w:val="25"/>
+  </w:num>
+  <w:num w:numId="23" w16cid:durableId="860169218">
+    <w:abstractNumId w:val="19"/>
+  </w:num>
+  <w:num w:numId="24" w16cid:durableId="1181745404">
+    <w:abstractNumId w:val="9"/>
+  </w:num>
+  <w:num w:numId="25" w16cid:durableId="1714379844">
+    <w:abstractNumId w:val="27"/>
+  </w:num>
+  <w:num w:numId="26" w16cid:durableId="890851186">
+    <w:abstractNumId w:val="28"/>
+  </w:num>
+  <w:num w:numId="27" w16cid:durableId="1545555633">
+    <w:abstractNumId w:val="2"/>
+  </w:num>
+  <w:num w:numId="28" w16cid:durableId="860585848">
     <w:abstractNumId w:val="10"/>
   </w:num>
-  <w:num w:numId="2" w16cid:durableId="921375706">
-    <w:abstractNumId w:val="7"/>
+  <w:num w:numId="29" w16cid:durableId="673067637">
+    <w:abstractNumId w:val="23"/>
   </w:num>
-  <w:num w:numId="3" w16cid:durableId="45761529">
-    <w:abstractNumId w:val="11"/>
+  <w:num w:numId="30" w16cid:durableId="886720641">
+    <w:abstractNumId w:val="24"/>
   </w:num>
-  <w:num w:numId="4" w16cid:durableId="412972430">
-    <w:abstractNumId w:val="2"/>
-  </w:num>
-  <w:num w:numId="5" w16cid:durableId="1781754746">
-    <w:abstractNumId w:val="0"/>
-  </w:num>
-  <w:num w:numId="6" w16cid:durableId="761071293">
-    <w:abstractNumId w:val="5"/>
-  </w:num>
-  <w:num w:numId="7" w16cid:durableId="1647274906">
-    <w:abstractNumId w:val="6"/>
-  </w:num>
-  <w:num w:numId="8" w16cid:durableId="327826615">
-    <w:abstractNumId w:val="1"/>
-  </w:num>
-  <w:num w:numId="9" w16cid:durableId="963853446">
-    <w:abstractNumId w:val="3"/>
-  </w:num>
-  <w:num w:numId="10" w16cid:durableId="923145344">
+  <w:num w:numId="31" w16cid:durableId="1091505971">
     <w:abstractNumId w:val="4"/>
-  </w:num>
-  <w:num w:numId="11" w16cid:durableId="2043359590">
-    <w:abstractNumId w:val="8"/>
-  </w:num>
-  <w:num w:numId="12" w16cid:durableId="2134058340">
-    <w:abstractNumId w:val="9"/>
   </w:num>
   <w:numIdMacAtCleanup w:val="12"/>
 </w:numbering>
@@ -18705,6 +26887,48 @@
       <w:shd w:val="clear" w:color="auto" w:fill="E1DFDD"/>
     </w:rPr>
   </w:style>
+  <w:style w:type="paragraph" w:styleId="NormalWeb">
+    <w:name w:val="Normal (Web)"/>
+    <w:basedOn w:val="Normal"/>
+    <w:uiPriority w:val="99"/>
+    <w:semiHidden/>
+    <w:unhideWhenUsed/>
+    <w:rsid w:val="00133EE7"/>
+    <w:pPr>
+      <w:spacing w:before="100" w:beforeAutospacing="1" w:after="100" w:afterAutospacing="1" w:line="240" w:lineRule="auto"/>
+    </w:pPr>
+    <w:rPr>
+      <w:rFonts w:eastAsia="Times New Roman" w:cs="Times New Roman"/>
+      <w:sz w:val="24"/>
+      <w:szCs w:val="24"/>
+      <w:lang w:val="en-US"/>
+    </w:rPr>
+  </w:style>
+  <w:style w:type="character" w:styleId="Strong">
+    <w:name w:val="Strong"/>
+    <w:basedOn w:val="DefaultParagraphFont"/>
+    <w:uiPriority w:val="22"/>
+    <w:qFormat/>
+    <w:rsid w:val="00133EE7"/>
+    <w:rPr>
+      <w:b/>
+      <w:bCs/>
+    </w:rPr>
+  </w:style>
+  <w:style w:type="paragraph" w:customStyle="1" w:styleId="pdq2pgselectionanchorcontainer">
+    <w:name w:val="pdq2pg_selectionanchorcontainer"/>
+    <w:basedOn w:val="Normal"/>
+    <w:rsid w:val="001B7BAC"/>
+    <w:pPr>
+      <w:spacing w:before="100" w:beforeAutospacing="1" w:after="100" w:afterAutospacing="1" w:line="240" w:lineRule="auto"/>
+    </w:pPr>
+    <w:rPr>
+      <w:rFonts w:eastAsia="Times New Roman" w:cs="Times New Roman"/>
+      <w:sz w:val="24"/>
+      <w:szCs w:val="24"/>
+      <w:lang w:val="en-US"/>
+    </w:rPr>
+  </w:style>
 </w:styles>
 </file>
 

--- a/Nhom8_BaoCao.docx
+++ b/Nhom8_BaoCao.docx
@@ -1207,7 +1207,7 @@
         </w:rPr>
         <w:fldChar w:fldCharType="separate"/>
       </w:r>
-      <w:hyperlink w:anchor="_Toc237511164" w:history="1">
+      <w:hyperlink w:anchor="_Toc237855890" w:history="1">
         <w:r>
           <w:rPr>
             <w:rStyle w:val="Hyperlink"/>
@@ -1253,7 +1253,7 @@
             <w:noProof/>
             <w:webHidden/>
           </w:rPr>
-          <w:instrText xml:space="preserve"> PAGEREF _Toc237511164 \h </w:instrText>
+          <w:instrText xml:space="preserve"> PAGEREF _Toc237855890 \h </w:instrText>
         </w:r>
         <w:r>
           <w:rPr>
@@ -1301,7 +1301,7 @@
           <w14:ligatures w14:val="standardContextual"/>
         </w:rPr>
       </w:pPr>
-      <w:hyperlink w:anchor="_Toc237511165" w:history="1">
+      <w:hyperlink w:anchor="_Toc237855891" w:history="1">
         <w:r>
           <w:rPr>
             <w:rStyle w:val="Hyperlink"/>
@@ -1351,7 +1351,7 @@
             <w:noProof/>
             <w:webHidden/>
           </w:rPr>
-          <w:instrText xml:space="preserve"> PAGEREF _Toc237511165 \h </w:instrText>
+          <w:instrText xml:space="preserve"> PAGEREF _Toc237855891 \h </w:instrText>
         </w:r>
         <w:r>
           <w:rPr>
@@ -1399,7 +1399,7 @@
           <w14:ligatures w14:val="standardContextual"/>
         </w:rPr>
       </w:pPr>
-      <w:hyperlink w:anchor="_Toc237511166" w:history="1">
+      <w:hyperlink w:anchor="_Toc237855892" w:history="1">
         <w:r>
           <w:rPr>
             <w:rStyle w:val="Hyperlink"/>
@@ -1449,7 +1449,7 @@
             <w:noProof/>
             <w:webHidden/>
           </w:rPr>
-          <w:instrText xml:space="preserve"> PAGEREF _Toc237511166 \h </w:instrText>
+          <w:instrText xml:space="preserve"> PAGEREF _Toc237855892 \h </w:instrText>
         </w:r>
         <w:r>
           <w:rPr>
@@ -1497,7 +1497,7 @@
           <w14:ligatures w14:val="standardContextual"/>
         </w:rPr>
       </w:pPr>
-      <w:hyperlink w:anchor="_Toc237511167" w:history="1">
+      <w:hyperlink w:anchor="_Toc237855893" w:history="1">
         <w:r>
           <w:rPr>
             <w:rStyle w:val="Hyperlink"/>
@@ -1547,7 +1547,7 @@
             <w:noProof/>
             <w:webHidden/>
           </w:rPr>
-          <w:instrText xml:space="preserve"> PAGEREF _Toc237511167 \h </w:instrText>
+          <w:instrText xml:space="preserve"> PAGEREF _Toc237855893 \h </w:instrText>
         </w:r>
         <w:r>
           <w:rPr>
@@ -1595,7 +1595,7 @@
           <w14:ligatures w14:val="standardContextual"/>
         </w:rPr>
       </w:pPr>
-      <w:hyperlink w:anchor="_Toc237511168" w:history="1">
+      <w:hyperlink w:anchor="_Toc237855894" w:history="1">
         <w:r>
           <w:rPr>
             <w:rStyle w:val="Hyperlink"/>
@@ -1645,7 +1645,7 @@
             <w:noProof/>
             <w:webHidden/>
           </w:rPr>
-          <w:instrText xml:space="preserve"> PAGEREF _Toc237511168 \h </w:instrText>
+          <w:instrText xml:space="preserve"> PAGEREF _Toc237855894 \h </w:instrText>
         </w:r>
         <w:r>
           <w:rPr>
@@ -1693,7 +1693,7 @@
           <w14:ligatures w14:val="standardContextual"/>
         </w:rPr>
       </w:pPr>
-      <w:hyperlink w:anchor="_Toc237511169" w:history="1">
+      <w:hyperlink w:anchor="_Toc237855895" w:history="1">
         <w:r>
           <w:rPr>
             <w:rStyle w:val="Hyperlink"/>
@@ -1741,7 +1741,7 @@
             <w:noProof/>
             <w:webHidden/>
           </w:rPr>
-          <w:instrText xml:space="preserve"> PAGEREF _Toc237511169 \h </w:instrText>
+          <w:instrText xml:space="preserve"> PAGEREF _Toc237855895 \h </w:instrText>
         </w:r>
         <w:r>
           <w:rPr>
@@ -1789,7 +1789,7 @@
           <w14:ligatures w14:val="standardContextual"/>
         </w:rPr>
       </w:pPr>
-      <w:hyperlink w:anchor="_Toc237511170" w:history="1">
+      <w:hyperlink w:anchor="_Toc237855896" w:history="1">
         <w:r>
           <w:rPr>
             <w:rStyle w:val="Hyperlink"/>
@@ -1837,7 +1837,7 @@
             <w:noProof/>
             <w:webHidden/>
           </w:rPr>
-          <w:instrText xml:space="preserve"> PAGEREF _Toc237511170 \h </w:instrText>
+          <w:instrText xml:space="preserve"> PAGEREF _Toc237855896 \h </w:instrText>
         </w:r>
         <w:r>
           <w:rPr>
@@ -1885,7 +1885,7 @@
           <w14:ligatures w14:val="standardContextual"/>
         </w:rPr>
       </w:pPr>
-      <w:hyperlink w:anchor="_Toc237511171" w:history="1">
+      <w:hyperlink w:anchor="_Toc237855897" w:history="1">
         <w:r>
           <w:rPr>
             <w:rStyle w:val="Hyperlink"/>
@@ -1933,7 +1933,7 @@
             <w:noProof/>
             <w:webHidden/>
           </w:rPr>
-          <w:instrText xml:space="preserve"> PAGEREF _Toc237511171 \h </w:instrText>
+          <w:instrText xml:space="preserve"> PAGEREF _Toc237855897 \h </w:instrText>
         </w:r>
         <w:r>
           <w:rPr>
@@ -1981,7 +1981,7 @@
           <w14:ligatures w14:val="standardContextual"/>
         </w:rPr>
       </w:pPr>
-      <w:hyperlink w:anchor="_Toc237511172" w:history="1">
+      <w:hyperlink w:anchor="_Toc237855898" w:history="1">
         <w:r>
           <w:rPr>
             <w:rStyle w:val="Hyperlink"/>
@@ -2031,7 +2031,7 @@
             <w:noProof/>
             <w:webHidden/>
           </w:rPr>
-          <w:instrText xml:space="preserve"> PAGEREF _Toc237511172 \h </w:instrText>
+          <w:instrText xml:space="preserve"> PAGEREF _Toc237855898 \h </w:instrText>
         </w:r>
         <w:r>
           <w:rPr>
@@ -2079,7 +2079,7 @@
           <w14:ligatures w14:val="standardContextual"/>
         </w:rPr>
       </w:pPr>
-      <w:hyperlink w:anchor="_Toc237511173" w:history="1">
+      <w:hyperlink w:anchor="_Toc237855899" w:history="1">
         <w:r>
           <w:rPr>
             <w:rStyle w:val="Hyperlink"/>
@@ -2129,7 +2129,7 @@
             <w:noProof/>
             <w:webHidden/>
           </w:rPr>
-          <w:instrText xml:space="preserve"> PAGEREF _Toc237511173 \h </w:instrText>
+          <w:instrText xml:space="preserve"> PAGEREF _Toc237855899 \h </w:instrText>
         </w:r>
         <w:r>
           <w:rPr>
@@ -2177,7 +2177,7 @@
           <w14:ligatures w14:val="standardContextual"/>
         </w:rPr>
       </w:pPr>
-      <w:hyperlink w:anchor="_Toc237511174" w:history="1">
+      <w:hyperlink w:anchor="_Toc237855900" w:history="1">
         <w:r>
           <w:rPr>
             <w:rStyle w:val="Hyperlink"/>
@@ -2227,7 +2227,7 @@
             <w:noProof/>
             <w:webHidden/>
           </w:rPr>
-          <w:instrText xml:space="preserve"> PAGEREF _Toc237511174 \h </w:instrText>
+          <w:instrText xml:space="preserve"> PAGEREF _Toc237855900 \h </w:instrText>
         </w:r>
         <w:r>
           <w:rPr>
@@ -2275,7 +2275,7 @@
           <w14:ligatures w14:val="standardContextual"/>
         </w:rPr>
       </w:pPr>
-      <w:hyperlink w:anchor="_Toc237511175" w:history="1">
+      <w:hyperlink w:anchor="_Toc237855901" w:history="1">
         <w:r>
           <w:rPr>
             <w:rStyle w:val="Hyperlink"/>
@@ -2325,7 +2325,7 @@
             <w:noProof/>
             <w:webHidden/>
           </w:rPr>
-          <w:instrText xml:space="preserve"> PAGEREF _Toc237511175 \h </w:instrText>
+          <w:instrText xml:space="preserve"> PAGEREF _Toc237855901 \h </w:instrText>
         </w:r>
         <w:r>
           <w:rPr>
@@ -2373,7 +2373,7 @@
           <w14:ligatures w14:val="standardContextual"/>
         </w:rPr>
       </w:pPr>
-      <w:hyperlink w:anchor="_Toc237511176" w:history="1">
+      <w:hyperlink w:anchor="_Toc237855902" w:history="1">
         <w:r>
           <w:rPr>
             <w:rStyle w:val="Hyperlink"/>
@@ -2423,7 +2423,7 @@
             <w:noProof/>
             <w:webHidden/>
           </w:rPr>
-          <w:instrText xml:space="preserve"> PAGEREF _Toc237511176 \h </w:instrText>
+          <w:instrText xml:space="preserve"> PAGEREF _Toc237855902 \h </w:instrText>
         </w:r>
         <w:r>
           <w:rPr>
@@ -2471,7 +2471,7 @@
           <w14:ligatures w14:val="standardContextual"/>
         </w:rPr>
       </w:pPr>
-      <w:hyperlink w:anchor="_Toc237511177" w:history="1">
+      <w:hyperlink w:anchor="_Toc237855903" w:history="1">
         <w:r>
           <w:rPr>
             <w:rStyle w:val="Hyperlink"/>
@@ -2517,7 +2517,7 @@
             <w:noProof/>
             <w:webHidden/>
           </w:rPr>
-          <w:instrText xml:space="preserve"> PAGEREF _Toc237511177 \h </w:instrText>
+          <w:instrText xml:space="preserve"> PAGEREF _Toc237855903 \h </w:instrText>
         </w:r>
         <w:r>
           <w:rPr>
@@ -2565,7 +2565,7 @@
           <w14:ligatures w14:val="standardContextual"/>
         </w:rPr>
       </w:pPr>
-      <w:hyperlink w:anchor="_Toc237511178" w:history="1">
+      <w:hyperlink w:anchor="_Toc237855904" w:history="1">
         <w:r>
           <w:rPr>
             <w:rStyle w:val="Hyperlink"/>
@@ -2615,7 +2615,7 @@
             <w:noProof/>
             <w:webHidden/>
           </w:rPr>
-          <w:instrText xml:space="preserve"> PAGEREF _Toc237511178 \h </w:instrText>
+          <w:instrText xml:space="preserve"> PAGEREF _Toc237855904 \h </w:instrText>
         </w:r>
         <w:r>
           <w:rPr>
@@ -2663,7 +2663,7 @@
           <w14:ligatures w14:val="standardContextual"/>
         </w:rPr>
       </w:pPr>
-      <w:hyperlink w:anchor="_Toc237511179" w:history="1">
+      <w:hyperlink w:anchor="_Toc237855905" w:history="1">
         <w:r>
           <w:rPr>
             <w:rStyle w:val="Hyperlink"/>
@@ -2713,7 +2713,7 @@
             <w:noProof/>
             <w:webHidden/>
           </w:rPr>
-          <w:instrText xml:space="preserve"> PAGEREF _Toc237511179 \h </w:instrText>
+          <w:instrText xml:space="preserve"> PAGEREF _Toc237855905 \h </w:instrText>
         </w:r>
         <w:r>
           <w:rPr>
@@ -2761,7 +2761,7 @@
           <w14:ligatures w14:val="standardContextual"/>
         </w:rPr>
       </w:pPr>
-      <w:hyperlink w:anchor="_Toc237511180" w:history="1">
+      <w:hyperlink w:anchor="_Toc237855906" w:history="1">
         <w:r>
           <w:rPr>
             <w:rStyle w:val="Hyperlink"/>
@@ -2811,7 +2811,7 @@
             <w:noProof/>
             <w:webHidden/>
           </w:rPr>
-          <w:instrText xml:space="preserve"> PAGEREF _Toc237511180 \h </w:instrText>
+          <w:instrText xml:space="preserve"> PAGEREF _Toc237855906 \h </w:instrText>
         </w:r>
         <w:r>
           <w:rPr>
@@ -2859,7 +2859,7 @@
           <w14:ligatures w14:val="standardContextual"/>
         </w:rPr>
       </w:pPr>
-      <w:hyperlink w:anchor="_Toc237511181" w:history="1">
+      <w:hyperlink w:anchor="_Toc237855907" w:history="1">
         <w:r>
           <w:rPr>
             <w:rStyle w:val="Hyperlink"/>
@@ -2909,7 +2909,7 @@
             <w:noProof/>
             <w:webHidden/>
           </w:rPr>
-          <w:instrText xml:space="preserve"> PAGEREF _Toc237511181 \h </w:instrText>
+          <w:instrText xml:space="preserve"> PAGEREF _Toc237855907 \h </w:instrText>
         </w:r>
         <w:r>
           <w:rPr>
@@ -2957,7 +2957,7 @@
           <w14:ligatures w14:val="standardContextual"/>
         </w:rPr>
       </w:pPr>
-      <w:hyperlink w:anchor="_Toc237511182" w:history="1">
+      <w:hyperlink w:anchor="_Toc237855908" w:history="1">
         <w:r>
           <w:rPr>
             <w:rStyle w:val="Hyperlink"/>
@@ -3005,7 +3005,7 @@
             <w:noProof/>
             <w:webHidden/>
           </w:rPr>
-          <w:instrText xml:space="preserve"> PAGEREF _Toc237511182 \h </w:instrText>
+          <w:instrText xml:space="preserve"> PAGEREF _Toc237855908 \h </w:instrText>
         </w:r>
         <w:r>
           <w:rPr>
@@ -3053,7 +3053,7 @@
           <w14:ligatures w14:val="standardContextual"/>
         </w:rPr>
       </w:pPr>
-      <w:hyperlink w:anchor="_Toc237511183" w:history="1">
+      <w:hyperlink w:anchor="_Toc237855909" w:history="1">
         <w:r>
           <w:rPr>
             <w:rStyle w:val="Hyperlink"/>
@@ -3099,7 +3099,7 @@
             <w:noProof/>
             <w:webHidden/>
           </w:rPr>
-          <w:instrText xml:space="preserve"> PAGEREF _Toc237511183 \h </w:instrText>
+          <w:instrText xml:space="preserve"> PAGEREF _Toc237855909 \h </w:instrText>
         </w:r>
         <w:r>
           <w:rPr>
@@ -3147,7 +3147,7 @@
           <w14:ligatures w14:val="standardContextual"/>
         </w:rPr>
       </w:pPr>
-      <w:hyperlink w:anchor="_Toc237511184" w:history="1">
+      <w:hyperlink w:anchor="_Toc237855910" w:history="1">
         <w:r>
           <w:rPr>
             <w:rStyle w:val="Hyperlink"/>
@@ -3197,7 +3197,7 @@
             <w:noProof/>
             <w:webHidden/>
           </w:rPr>
-          <w:instrText xml:space="preserve"> PAGEREF _Toc237511184 \h </w:instrText>
+          <w:instrText xml:space="preserve"> PAGEREF _Toc237855910 \h </w:instrText>
         </w:r>
         <w:r>
           <w:rPr>
@@ -3245,11 +3245,10 @@
           <w14:ligatures w14:val="standardContextual"/>
         </w:rPr>
       </w:pPr>
-      <w:hyperlink w:anchor="_Toc237511185" w:history="1">
-        <w:r>
-          <w:rPr>
-            <w:rStyle w:val="Hyperlink"/>
-            <w:rFonts w:cs="Times New Roman"/>
+      <w:hyperlink w:anchor="_Toc237855911" w:history="1">
+        <w:r>
+          <w:rPr>
+            <w:rStyle w:val="Hyperlink"/>
             <w:noProof/>
             <w:lang w:val="en-US"/>
           </w:rPr>
@@ -3270,11 +3269,10 @@
         <w:r>
           <w:rPr>
             <w:rStyle w:val="Hyperlink"/>
-            <w:rFonts w:cs="Times New Roman"/>
-            <w:noProof/>
-            <w:lang w:val="en-US"/>
-          </w:rPr>
-          <w:t>Mô tả quy trình</w:t>
+            <w:noProof/>
+            <w:lang w:val="en-US"/>
+          </w:rPr>
+          <w:t>Phương pháp thực hiện</w:t>
         </w:r>
         <w:r>
           <w:rPr>
@@ -3295,7 +3293,199 @@
             <w:noProof/>
             <w:webHidden/>
           </w:rPr>
-          <w:instrText xml:space="preserve"> PAGEREF _Toc237511185 \h </w:instrText>
+          <w:instrText xml:space="preserve"> PAGEREF _Toc237855911 \h </w:instrText>
+        </w:r>
+        <w:r>
+          <w:rPr>
+            <w:noProof/>
+            <w:webHidden/>
+          </w:rPr>
+        </w:r>
+        <w:r>
+          <w:rPr>
+            <w:noProof/>
+            <w:webHidden/>
+          </w:rPr>
+          <w:fldChar w:fldCharType="separate"/>
+        </w:r>
+        <w:r>
+          <w:rPr>
+            <w:noProof/>
+            <w:webHidden/>
+          </w:rPr>
+          <w:t>18</w:t>
+        </w:r>
+        <w:r>
+          <w:rPr>
+            <w:noProof/>
+            <w:webHidden/>
+          </w:rPr>
+          <w:fldChar w:fldCharType="end"/>
+        </w:r>
+      </w:hyperlink>
+    </w:p>
+    <w:p>
+      <w:pPr>
+        <w:pStyle w:val="TOC4"/>
+        <w:tabs>
+          <w:tab w:val="left" w:pos="1920"/>
+          <w:tab w:val="right" w:leader="dot" w:pos="8777"/>
+        </w:tabs>
+        <w:rPr>
+          <w:rFonts w:asciiTheme="minorHAnsi" w:eastAsiaTheme="minorEastAsia" w:hAnsiTheme="minorHAnsi"/>
+          <w:noProof/>
+          <w:kern w:val="2"/>
+          <w:sz w:val="24"/>
+          <w:szCs w:val="24"/>
+          <w:lang w:val="en-US"/>
+          <w14:ligatures w14:val="standardContextual"/>
+        </w:rPr>
+      </w:pPr>
+      <w:hyperlink w:anchor="_Toc237855912" w:history="1">
+        <w:r>
+          <w:rPr>
+            <w:rStyle w:val="Hyperlink"/>
+            <w:noProof/>
+            <w:lang w:val="en-US"/>
+          </w:rPr>
+          <w:t>3.1.1.1.</w:t>
+        </w:r>
+        <w:r>
+          <w:rPr>
+            <w:rFonts w:asciiTheme="minorHAnsi" w:eastAsiaTheme="minorEastAsia" w:hAnsiTheme="minorHAnsi"/>
+            <w:noProof/>
+            <w:kern w:val="2"/>
+            <w:sz w:val="24"/>
+            <w:szCs w:val="24"/>
+            <w:lang w:val="en-US"/>
+            <w14:ligatures w14:val="standardContextual"/>
+          </w:rPr>
+          <w:tab/>
+        </w:r>
+        <w:r>
+          <w:rPr>
+            <w:rStyle w:val="Hyperlink"/>
+            <w:noProof/>
+            <w:lang w:val="en-US"/>
+          </w:rPr>
+          <w:t>Dự trên bằng chứng</w:t>
+        </w:r>
+        <w:r>
+          <w:rPr>
+            <w:noProof/>
+            <w:webHidden/>
+          </w:rPr>
+          <w:tab/>
+        </w:r>
+        <w:r>
+          <w:rPr>
+            <w:noProof/>
+            <w:webHidden/>
+          </w:rPr>
+          <w:fldChar w:fldCharType="begin"/>
+        </w:r>
+        <w:r>
+          <w:rPr>
+            <w:noProof/>
+            <w:webHidden/>
+          </w:rPr>
+          <w:instrText xml:space="preserve"> PAGEREF _Toc237855912 \h </w:instrText>
+        </w:r>
+        <w:r>
+          <w:rPr>
+            <w:noProof/>
+            <w:webHidden/>
+          </w:rPr>
+        </w:r>
+        <w:r>
+          <w:rPr>
+            <w:noProof/>
+            <w:webHidden/>
+          </w:rPr>
+          <w:fldChar w:fldCharType="separate"/>
+        </w:r>
+        <w:r>
+          <w:rPr>
+            <w:noProof/>
+            <w:webHidden/>
+          </w:rPr>
+          <w:t>18</w:t>
+        </w:r>
+        <w:r>
+          <w:rPr>
+            <w:noProof/>
+            <w:webHidden/>
+          </w:rPr>
+          <w:fldChar w:fldCharType="end"/>
+        </w:r>
+      </w:hyperlink>
+    </w:p>
+    <w:p>
+      <w:pPr>
+        <w:pStyle w:val="TOC4"/>
+        <w:tabs>
+          <w:tab w:val="left" w:pos="1920"/>
+          <w:tab w:val="right" w:leader="dot" w:pos="8777"/>
+        </w:tabs>
+        <w:rPr>
+          <w:rFonts w:asciiTheme="minorHAnsi" w:eastAsiaTheme="minorEastAsia" w:hAnsiTheme="minorHAnsi"/>
+          <w:noProof/>
+          <w:kern w:val="2"/>
+          <w:sz w:val="24"/>
+          <w:szCs w:val="24"/>
+          <w:lang w:val="en-US"/>
+          <w14:ligatures w14:val="standardContextual"/>
+        </w:rPr>
+      </w:pPr>
+      <w:hyperlink w:anchor="_Toc237855913" w:history="1">
+        <w:r>
+          <w:rPr>
+            <w:rStyle w:val="Hyperlink"/>
+            <w:noProof/>
+            <w:lang w:val="en-US"/>
+          </w:rPr>
+          <w:t>3.1.1.2.</w:t>
+        </w:r>
+        <w:r>
+          <w:rPr>
+            <w:rFonts w:asciiTheme="minorHAnsi" w:eastAsiaTheme="minorEastAsia" w:hAnsiTheme="minorHAnsi"/>
+            <w:noProof/>
+            <w:kern w:val="2"/>
+            <w:sz w:val="24"/>
+            <w:szCs w:val="24"/>
+            <w:lang w:val="en-US"/>
+            <w14:ligatures w14:val="standardContextual"/>
+          </w:rPr>
+          <w:tab/>
+        </w:r>
+        <w:r>
+          <w:rPr>
+            <w:rStyle w:val="Hyperlink"/>
+            <w:noProof/>
+            <w:lang w:val="en-US"/>
+          </w:rPr>
+          <w:t>Phỏng vấn</w:t>
+        </w:r>
+        <w:r>
+          <w:rPr>
+            <w:noProof/>
+            <w:webHidden/>
+          </w:rPr>
+          <w:tab/>
+        </w:r>
+        <w:r>
+          <w:rPr>
+            <w:noProof/>
+            <w:webHidden/>
+          </w:rPr>
+          <w:fldChar w:fldCharType="begin"/>
+        </w:r>
+        <w:r>
+          <w:rPr>
+            <w:noProof/>
+            <w:webHidden/>
+          </w:rPr>
+          <w:instrText xml:space="preserve"> PAGEREF _Toc237855913 \h </w:instrText>
         </w:r>
         <w:r>
           <w:rPr>
@@ -3343,7 +3533,7 @@
           <w14:ligatures w14:val="standardContextual"/>
         </w:rPr>
       </w:pPr>
-      <w:hyperlink w:anchor="_Toc237511186" w:history="1">
+      <w:hyperlink w:anchor="_Toc237855914" w:history="1">
         <w:r>
           <w:rPr>
             <w:rStyle w:val="Hyperlink"/>
@@ -3372,7 +3562,7 @@
             <w:noProof/>
             <w:lang w:val="en-US"/>
           </w:rPr>
-          <w:t>Mô hình BPMN</w:t>
+          <w:t>Mô hình hoá quy trình</w:t>
         </w:r>
         <w:r>
           <w:rPr>
@@ -3393,7 +3583,7 @@
             <w:noProof/>
             <w:webHidden/>
           </w:rPr>
-          <w:instrText xml:space="preserve"> PAGEREF _Toc237511186 \h </w:instrText>
+          <w:instrText xml:space="preserve"> PAGEREF _Toc237855914 \h </w:instrText>
         </w:r>
         <w:r>
           <w:rPr>
@@ -3441,7 +3631,7 @@
           <w14:ligatures w14:val="standardContextual"/>
         </w:rPr>
       </w:pPr>
-      <w:hyperlink w:anchor="_Toc237511187" w:history="1">
+      <w:hyperlink w:anchor="_Toc237855915" w:history="1">
         <w:r>
           <w:rPr>
             <w:rStyle w:val="Hyperlink"/>
@@ -3491,7 +3681,7 @@
             <w:noProof/>
             <w:webHidden/>
           </w:rPr>
-          <w:instrText xml:space="preserve"> PAGEREF _Toc237511187 \h </w:instrText>
+          <w:instrText xml:space="preserve"> PAGEREF _Toc237855915 \h </w:instrText>
         </w:r>
         <w:r>
           <w:rPr>
@@ -3511,7 +3701,7 @@
             <w:noProof/>
             <w:webHidden/>
           </w:rPr>
-          <w:t>18</w:t>
+          <w:t>19</w:t>
         </w:r>
         <w:r>
           <w:rPr>
@@ -3539,7 +3729,7 @@
           <w14:ligatures w14:val="standardContextual"/>
         </w:rPr>
       </w:pPr>
-      <w:hyperlink w:anchor="_Toc237511188" w:history="1">
+      <w:hyperlink w:anchor="_Toc237855916" w:history="1">
         <w:r>
           <w:rPr>
             <w:rStyle w:val="Hyperlink"/>
@@ -3589,7 +3779,7 @@
             <w:noProof/>
             <w:webHidden/>
           </w:rPr>
-          <w:instrText xml:space="preserve"> PAGEREF _Toc237511188 \h </w:instrText>
+          <w:instrText xml:space="preserve"> PAGEREF _Toc237855916 \h </w:instrText>
         </w:r>
         <w:r>
           <w:rPr>
@@ -3609,7 +3799,7 @@
             <w:noProof/>
             <w:webHidden/>
           </w:rPr>
-          <w:t>18</w:t>
+          <w:t>19</w:t>
         </w:r>
         <w:r>
           <w:rPr>
@@ -3637,7 +3827,7 @@
           <w14:ligatures w14:val="standardContextual"/>
         </w:rPr>
       </w:pPr>
-      <w:hyperlink w:anchor="_Toc237511189" w:history="1">
+      <w:hyperlink w:anchor="_Toc237855917" w:history="1">
         <w:r>
           <w:rPr>
             <w:rStyle w:val="Hyperlink"/>
@@ -3687,7 +3877,7 @@
             <w:noProof/>
             <w:webHidden/>
           </w:rPr>
-          <w:instrText xml:space="preserve"> PAGEREF _Toc237511189 \h </w:instrText>
+          <w:instrText xml:space="preserve"> PAGEREF _Toc237855917 \h </w:instrText>
         </w:r>
         <w:r>
           <w:rPr>
@@ -3707,7 +3897,7 @@
             <w:noProof/>
             <w:webHidden/>
           </w:rPr>
-          <w:t>18</w:t>
+          <w:t>19</w:t>
         </w:r>
         <w:r>
           <w:rPr>
@@ -3735,7 +3925,7 @@
           <w14:ligatures w14:val="standardContextual"/>
         </w:rPr>
       </w:pPr>
-      <w:hyperlink w:anchor="_Toc237511190" w:history="1">
+      <w:hyperlink w:anchor="_Toc237855918" w:history="1">
         <w:r>
           <w:rPr>
             <w:rStyle w:val="Hyperlink"/>
@@ -3785,7 +3975,7 @@
             <w:noProof/>
             <w:webHidden/>
           </w:rPr>
-          <w:instrText xml:space="preserve"> PAGEREF _Toc237511190 \h </w:instrText>
+          <w:instrText xml:space="preserve"> PAGEREF _Toc237855918 \h </w:instrText>
         </w:r>
         <w:r>
           <w:rPr>
@@ -3805,7 +3995,7 @@
             <w:noProof/>
             <w:webHidden/>
           </w:rPr>
-          <w:t>18</w:t>
+          <w:t>19</w:t>
         </w:r>
         <w:r>
           <w:rPr>
@@ -3833,7 +4023,7 @@
           <w14:ligatures w14:val="standardContextual"/>
         </w:rPr>
       </w:pPr>
-      <w:hyperlink w:anchor="_Toc237511191" w:history="1">
+      <w:hyperlink w:anchor="_Toc237855919" w:history="1">
         <w:r>
           <w:rPr>
             <w:rStyle w:val="Hyperlink"/>
@@ -3883,7 +4073,7 @@
             <w:noProof/>
             <w:webHidden/>
           </w:rPr>
-          <w:instrText xml:space="preserve"> PAGEREF _Toc237511191 \h </w:instrText>
+          <w:instrText xml:space="preserve"> PAGEREF _Toc237855919 \h </w:instrText>
         </w:r>
         <w:r>
           <w:rPr>
@@ -3903,7 +4093,7 @@
             <w:noProof/>
             <w:webHidden/>
           </w:rPr>
-          <w:t>18</w:t>
+          <w:t>19</w:t>
         </w:r>
         <w:r>
           <w:rPr>
@@ -3931,7 +4121,7 @@
           <w14:ligatures w14:val="standardContextual"/>
         </w:rPr>
       </w:pPr>
-      <w:hyperlink w:anchor="_Toc237511192" w:history="1">
+      <w:hyperlink w:anchor="_Toc237855920" w:history="1">
         <w:r>
           <w:rPr>
             <w:rStyle w:val="Hyperlink"/>
@@ -3981,7 +4171,7 @@
             <w:noProof/>
             <w:webHidden/>
           </w:rPr>
-          <w:instrText xml:space="preserve"> PAGEREF _Toc237511192 \h </w:instrText>
+          <w:instrText xml:space="preserve"> PAGEREF _Toc237855920 \h </w:instrText>
         </w:r>
         <w:r>
           <w:rPr>
@@ -4001,7 +4191,7 @@
             <w:noProof/>
             <w:webHidden/>
           </w:rPr>
-          <w:t>18</w:t>
+          <w:t>19</w:t>
         </w:r>
         <w:r>
           <w:rPr>
@@ -4029,7 +4219,7 @@
           <w14:ligatures w14:val="standardContextual"/>
         </w:rPr>
       </w:pPr>
-      <w:hyperlink w:anchor="_Toc237511193" w:history="1">
+      <w:hyperlink w:anchor="_Toc237855921" w:history="1">
         <w:r>
           <w:rPr>
             <w:rStyle w:val="Hyperlink"/>
@@ -4079,7 +4269,7 @@
             <w:noProof/>
             <w:webHidden/>
           </w:rPr>
-          <w:instrText xml:space="preserve"> PAGEREF _Toc237511193 \h </w:instrText>
+          <w:instrText xml:space="preserve"> PAGEREF _Toc237855921 \h </w:instrText>
         </w:r>
         <w:r>
           <w:rPr>
@@ -4099,7 +4289,7 @@
             <w:noProof/>
             <w:webHidden/>
           </w:rPr>
-          <w:t>18</w:t>
+          <w:t>19</w:t>
         </w:r>
         <w:r>
           <w:rPr>
@@ -4127,7 +4317,7 @@
           <w14:ligatures w14:val="standardContextual"/>
         </w:rPr>
       </w:pPr>
-      <w:hyperlink w:anchor="_Toc237511194" w:history="1">
+      <w:hyperlink w:anchor="_Toc237855922" w:history="1">
         <w:r>
           <w:rPr>
             <w:rStyle w:val="Hyperlink"/>
@@ -4177,7 +4367,7 @@
             <w:noProof/>
             <w:webHidden/>
           </w:rPr>
-          <w:instrText xml:space="preserve"> PAGEREF _Toc237511194 \h </w:instrText>
+          <w:instrText xml:space="preserve"> PAGEREF _Toc237855922 \h </w:instrText>
         </w:r>
         <w:r>
           <w:rPr>
@@ -4197,7 +4387,7 @@
             <w:noProof/>
             <w:webHidden/>
           </w:rPr>
-          <w:t>18</w:t>
+          <w:t>19</w:t>
         </w:r>
         <w:r>
           <w:rPr>
@@ -4225,7 +4415,7 @@
           <w14:ligatures w14:val="standardContextual"/>
         </w:rPr>
       </w:pPr>
-      <w:hyperlink w:anchor="_Toc237511195" w:history="1">
+      <w:hyperlink w:anchor="_Toc237855923" w:history="1">
         <w:r>
           <w:rPr>
             <w:rStyle w:val="Hyperlink"/>
@@ -4275,7 +4465,7 @@
             <w:noProof/>
             <w:webHidden/>
           </w:rPr>
-          <w:instrText xml:space="preserve"> PAGEREF _Toc237511195 \h </w:instrText>
+          <w:instrText xml:space="preserve"> PAGEREF _Toc237855923 \h </w:instrText>
         </w:r>
         <w:r>
           <w:rPr>
@@ -4295,7 +4485,7 @@
             <w:noProof/>
             <w:webHidden/>
           </w:rPr>
-          <w:t>18</w:t>
+          <w:t>19</w:t>
         </w:r>
         <w:r>
           <w:rPr>
@@ -4323,7 +4513,7 @@
           <w14:ligatures w14:val="standardContextual"/>
         </w:rPr>
       </w:pPr>
-      <w:hyperlink w:anchor="_Toc237511196" w:history="1">
+      <w:hyperlink w:anchor="_Toc237855924" w:history="1">
         <w:r>
           <w:rPr>
             <w:rStyle w:val="Hyperlink"/>
@@ -4373,7 +4563,7 @@
             <w:noProof/>
             <w:webHidden/>
           </w:rPr>
-          <w:instrText xml:space="preserve"> PAGEREF _Toc237511196 \h </w:instrText>
+          <w:instrText xml:space="preserve"> PAGEREF _Toc237855924 \h </w:instrText>
         </w:r>
         <w:r>
           <w:rPr>
@@ -4421,11 +4611,10 @@
           <w14:ligatures w14:val="standardContextual"/>
         </w:rPr>
       </w:pPr>
-      <w:hyperlink w:anchor="_Toc237511197" w:history="1">
-        <w:r>
-          <w:rPr>
-            <w:rStyle w:val="Hyperlink"/>
-            <w:rFonts w:cs="Times New Roman"/>
+      <w:hyperlink w:anchor="_Toc237855925" w:history="1">
+        <w:r>
+          <w:rPr>
+            <w:rStyle w:val="Hyperlink"/>
             <w:noProof/>
             <w:lang w:val="en-US"/>
           </w:rPr>
@@ -4446,11 +4635,10 @@
         <w:r>
           <w:rPr>
             <w:rStyle w:val="Hyperlink"/>
-            <w:rFonts w:cs="Times New Roman"/>
-            <w:noProof/>
-            <w:lang w:val="en-US"/>
-          </w:rPr>
-          <w:t>Mô tả quy trình</w:t>
+            <w:noProof/>
+            <w:lang w:val="en-US"/>
+          </w:rPr>
+          <w:t>Phương pháp thực hiện</w:t>
         </w:r>
         <w:r>
           <w:rPr>
@@ -4471,7 +4659,199 @@
             <w:noProof/>
             <w:webHidden/>
           </w:rPr>
-          <w:instrText xml:space="preserve"> PAGEREF _Toc237511197 \h </w:instrText>
+          <w:instrText xml:space="preserve"> PAGEREF _Toc237855925 \h </w:instrText>
+        </w:r>
+        <w:r>
+          <w:rPr>
+            <w:noProof/>
+            <w:webHidden/>
+          </w:rPr>
+        </w:r>
+        <w:r>
+          <w:rPr>
+            <w:noProof/>
+            <w:webHidden/>
+          </w:rPr>
+          <w:fldChar w:fldCharType="separate"/>
+        </w:r>
+        <w:r>
+          <w:rPr>
+            <w:noProof/>
+            <w:webHidden/>
+          </w:rPr>
+          <w:t>19</w:t>
+        </w:r>
+        <w:r>
+          <w:rPr>
+            <w:noProof/>
+            <w:webHidden/>
+          </w:rPr>
+          <w:fldChar w:fldCharType="end"/>
+        </w:r>
+      </w:hyperlink>
+    </w:p>
+    <w:p>
+      <w:pPr>
+        <w:pStyle w:val="TOC4"/>
+        <w:tabs>
+          <w:tab w:val="left" w:pos="1920"/>
+          <w:tab w:val="right" w:leader="dot" w:pos="8777"/>
+        </w:tabs>
+        <w:rPr>
+          <w:rFonts w:asciiTheme="minorHAnsi" w:eastAsiaTheme="minorEastAsia" w:hAnsiTheme="minorHAnsi"/>
+          <w:noProof/>
+          <w:kern w:val="2"/>
+          <w:sz w:val="24"/>
+          <w:szCs w:val="24"/>
+          <w:lang w:val="en-US"/>
+          <w14:ligatures w14:val="standardContextual"/>
+        </w:rPr>
+      </w:pPr>
+      <w:hyperlink w:anchor="_Toc237855926" w:history="1">
+        <w:r>
+          <w:rPr>
+            <w:rStyle w:val="Hyperlink"/>
+            <w:noProof/>
+            <w:lang w:val="en-US"/>
+          </w:rPr>
+          <w:t>3.2.1.1.</w:t>
+        </w:r>
+        <w:r>
+          <w:rPr>
+            <w:rFonts w:asciiTheme="minorHAnsi" w:eastAsiaTheme="minorEastAsia" w:hAnsiTheme="minorHAnsi"/>
+            <w:noProof/>
+            <w:kern w:val="2"/>
+            <w:sz w:val="24"/>
+            <w:szCs w:val="24"/>
+            <w:lang w:val="en-US"/>
+            <w14:ligatures w14:val="standardContextual"/>
+          </w:rPr>
+          <w:tab/>
+        </w:r>
+        <w:r>
+          <w:rPr>
+            <w:rStyle w:val="Hyperlink"/>
+            <w:noProof/>
+            <w:lang w:val="en-US"/>
+          </w:rPr>
+          <w:t>Dự trên bằng chứng</w:t>
+        </w:r>
+        <w:r>
+          <w:rPr>
+            <w:noProof/>
+            <w:webHidden/>
+          </w:rPr>
+          <w:tab/>
+        </w:r>
+        <w:r>
+          <w:rPr>
+            <w:noProof/>
+            <w:webHidden/>
+          </w:rPr>
+          <w:fldChar w:fldCharType="begin"/>
+        </w:r>
+        <w:r>
+          <w:rPr>
+            <w:noProof/>
+            <w:webHidden/>
+          </w:rPr>
+          <w:instrText xml:space="preserve"> PAGEREF _Toc237855926 \h </w:instrText>
+        </w:r>
+        <w:r>
+          <w:rPr>
+            <w:noProof/>
+            <w:webHidden/>
+          </w:rPr>
+        </w:r>
+        <w:r>
+          <w:rPr>
+            <w:noProof/>
+            <w:webHidden/>
+          </w:rPr>
+          <w:fldChar w:fldCharType="separate"/>
+        </w:r>
+        <w:r>
+          <w:rPr>
+            <w:noProof/>
+            <w:webHidden/>
+          </w:rPr>
+          <w:t>19</w:t>
+        </w:r>
+        <w:r>
+          <w:rPr>
+            <w:noProof/>
+            <w:webHidden/>
+          </w:rPr>
+          <w:fldChar w:fldCharType="end"/>
+        </w:r>
+      </w:hyperlink>
+    </w:p>
+    <w:p>
+      <w:pPr>
+        <w:pStyle w:val="TOC4"/>
+        <w:tabs>
+          <w:tab w:val="left" w:pos="1920"/>
+          <w:tab w:val="right" w:leader="dot" w:pos="8777"/>
+        </w:tabs>
+        <w:rPr>
+          <w:rFonts w:asciiTheme="minorHAnsi" w:eastAsiaTheme="minorEastAsia" w:hAnsiTheme="minorHAnsi"/>
+          <w:noProof/>
+          <w:kern w:val="2"/>
+          <w:sz w:val="24"/>
+          <w:szCs w:val="24"/>
+          <w:lang w:val="en-US"/>
+          <w14:ligatures w14:val="standardContextual"/>
+        </w:rPr>
+      </w:pPr>
+      <w:hyperlink w:anchor="_Toc237855927" w:history="1">
+        <w:r>
+          <w:rPr>
+            <w:rStyle w:val="Hyperlink"/>
+            <w:noProof/>
+            <w:lang w:val="en-US"/>
+          </w:rPr>
+          <w:t>3.2.1.2.</w:t>
+        </w:r>
+        <w:r>
+          <w:rPr>
+            <w:rFonts w:asciiTheme="minorHAnsi" w:eastAsiaTheme="minorEastAsia" w:hAnsiTheme="minorHAnsi"/>
+            <w:noProof/>
+            <w:kern w:val="2"/>
+            <w:sz w:val="24"/>
+            <w:szCs w:val="24"/>
+            <w:lang w:val="en-US"/>
+            <w14:ligatures w14:val="standardContextual"/>
+          </w:rPr>
+          <w:tab/>
+        </w:r>
+        <w:r>
+          <w:rPr>
+            <w:rStyle w:val="Hyperlink"/>
+            <w:noProof/>
+            <w:lang w:val="en-US"/>
+          </w:rPr>
+          <w:t>Phỏng vấn</w:t>
+        </w:r>
+        <w:r>
+          <w:rPr>
+            <w:noProof/>
+            <w:webHidden/>
+          </w:rPr>
+          <w:tab/>
+        </w:r>
+        <w:r>
+          <w:rPr>
+            <w:noProof/>
+            <w:webHidden/>
+          </w:rPr>
+          <w:fldChar w:fldCharType="begin"/>
+        </w:r>
+        <w:r>
+          <w:rPr>
+            <w:noProof/>
+            <w:webHidden/>
+          </w:rPr>
+          <w:instrText xml:space="preserve"> PAGEREF _Toc237855927 \h </w:instrText>
         </w:r>
         <w:r>
           <w:rPr>
@@ -4519,7 +4899,7 @@
           <w14:ligatures w14:val="standardContextual"/>
         </w:rPr>
       </w:pPr>
-      <w:hyperlink w:anchor="_Toc237511198" w:history="1">
+      <w:hyperlink w:anchor="_Toc237855928" w:history="1">
         <w:r>
           <w:rPr>
             <w:rStyle w:val="Hyperlink"/>
@@ -4548,7 +4928,7 @@
             <w:noProof/>
             <w:lang w:val="en-US"/>
           </w:rPr>
-          <w:t>Mô hình BPMN</w:t>
+          <w:t>Mô hình hoá quy trình</w:t>
         </w:r>
         <w:r>
           <w:rPr>
@@ -4569,7 +4949,7 @@
             <w:noProof/>
             <w:webHidden/>
           </w:rPr>
-          <w:instrText xml:space="preserve"> PAGEREF _Toc237511198 \h </w:instrText>
+          <w:instrText xml:space="preserve"> PAGEREF _Toc237855928 \h </w:instrText>
         </w:r>
         <w:r>
           <w:rPr>
@@ -4589,7 +4969,7 @@
             <w:noProof/>
             <w:webHidden/>
           </w:rPr>
-          <w:t>19</w:t>
+          <w:t>20</w:t>
         </w:r>
         <w:r>
           <w:rPr>
@@ -4617,7 +4997,7 @@
           <w14:ligatures w14:val="standardContextual"/>
         </w:rPr>
       </w:pPr>
-      <w:hyperlink w:anchor="_Toc237511199" w:history="1">
+      <w:hyperlink w:anchor="_Toc237855929" w:history="1">
         <w:r>
           <w:rPr>
             <w:rStyle w:val="Hyperlink"/>
@@ -4667,7 +5047,7 @@
             <w:noProof/>
             <w:webHidden/>
           </w:rPr>
-          <w:instrText xml:space="preserve"> PAGEREF _Toc237511199 \h </w:instrText>
+          <w:instrText xml:space="preserve"> PAGEREF _Toc237855929 \h </w:instrText>
         </w:r>
         <w:r>
           <w:rPr>
@@ -4687,7 +5067,7 @@
             <w:noProof/>
             <w:webHidden/>
           </w:rPr>
-          <w:t>19</w:t>
+          <w:t>20</w:t>
         </w:r>
         <w:r>
           <w:rPr>
@@ -4715,7 +5095,7 @@
           <w14:ligatures w14:val="standardContextual"/>
         </w:rPr>
       </w:pPr>
-      <w:hyperlink w:anchor="_Toc237511200" w:history="1">
+      <w:hyperlink w:anchor="_Toc237855930" w:history="1">
         <w:r>
           <w:rPr>
             <w:rStyle w:val="Hyperlink"/>
@@ -4765,7 +5145,7 @@
             <w:noProof/>
             <w:webHidden/>
           </w:rPr>
-          <w:instrText xml:space="preserve"> PAGEREF _Toc237511200 \h </w:instrText>
+          <w:instrText xml:space="preserve"> PAGEREF _Toc237855930 \h </w:instrText>
         </w:r>
         <w:r>
           <w:rPr>
@@ -4785,7 +5165,7 @@
             <w:noProof/>
             <w:webHidden/>
           </w:rPr>
-          <w:t>19</w:t>
+          <w:t>20</w:t>
         </w:r>
         <w:r>
           <w:rPr>
@@ -4813,7 +5193,7 @@
           <w14:ligatures w14:val="standardContextual"/>
         </w:rPr>
       </w:pPr>
-      <w:hyperlink w:anchor="_Toc237511201" w:history="1">
+      <w:hyperlink w:anchor="_Toc237855931" w:history="1">
         <w:r>
           <w:rPr>
             <w:rStyle w:val="Hyperlink"/>
@@ -4863,7 +5243,7 @@
             <w:noProof/>
             <w:webHidden/>
           </w:rPr>
-          <w:instrText xml:space="preserve"> PAGEREF _Toc237511201 \h </w:instrText>
+          <w:instrText xml:space="preserve"> PAGEREF _Toc237855931 \h </w:instrText>
         </w:r>
         <w:r>
           <w:rPr>
@@ -4883,7 +5263,7 @@
             <w:noProof/>
             <w:webHidden/>
           </w:rPr>
-          <w:t>19</w:t>
+          <w:t>20</w:t>
         </w:r>
         <w:r>
           <w:rPr>
@@ -4911,7 +5291,7 @@
           <w14:ligatures w14:val="standardContextual"/>
         </w:rPr>
       </w:pPr>
-      <w:hyperlink w:anchor="_Toc237511202" w:history="1">
+      <w:hyperlink w:anchor="_Toc237855932" w:history="1">
         <w:r>
           <w:rPr>
             <w:rStyle w:val="Hyperlink"/>
@@ -4961,7 +5341,7 @@
             <w:noProof/>
             <w:webHidden/>
           </w:rPr>
-          <w:instrText xml:space="preserve"> PAGEREF _Toc237511202 \h </w:instrText>
+          <w:instrText xml:space="preserve"> PAGEREF _Toc237855932 \h </w:instrText>
         </w:r>
         <w:r>
           <w:rPr>
@@ -4981,7 +5361,7 @@
             <w:noProof/>
             <w:webHidden/>
           </w:rPr>
-          <w:t>19</w:t>
+          <w:t>20</w:t>
         </w:r>
         <w:r>
           <w:rPr>
@@ -5009,7 +5389,7 @@
           <w14:ligatures w14:val="standardContextual"/>
         </w:rPr>
       </w:pPr>
-      <w:hyperlink w:anchor="_Toc237511203" w:history="1">
+      <w:hyperlink w:anchor="_Toc237855933" w:history="1">
         <w:r>
           <w:rPr>
             <w:rStyle w:val="Hyperlink"/>
@@ -5059,7 +5439,7 @@
             <w:noProof/>
             <w:webHidden/>
           </w:rPr>
-          <w:instrText xml:space="preserve"> PAGEREF _Toc237511203 \h </w:instrText>
+          <w:instrText xml:space="preserve"> PAGEREF _Toc237855933 \h </w:instrText>
         </w:r>
         <w:r>
           <w:rPr>
@@ -5079,7 +5459,7 @@
             <w:noProof/>
             <w:webHidden/>
           </w:rPr>
-          <w:t>19</w:t>
+          <w:t>20</w:t>
         </w:r>
         <w:r>
           <w:rPr>
@@ -5107,7 +5487,7 @@
           <w14:ligatures w14:val="standardContextual"/>
         </w:rPr>
       </w:pPr>
-      <w:hyperlink w:anchor="_Toc237511204" w:history="1">
+      <w:hyperlink w:anchor="_Toc237855934" w:history="1">
         <w:r>
           <w:rPr>
             <w:rStyle w:val="Hyperlink"/>
@@ -5157,7 +5537,7 @@
             <w:noProof/>
             <w:webHidden/>
           </w:rPr>
-          <w:instrText xml:space="preserve"> PAGEREF _Toc237511204 \h </w:instrText>
+          <w:instrText xml:space="preserve"> PAGEREF _Toc237855934 \h </w:instrText>
         </w:r>
         <w:r>
           <w:rPr>
@@ -5177,7 +5557,7 @@
             <w:noProof/>
             <w:webHidden/>
           </w:rPr>
-          <w:t>19</w:t>
+          <w:t>20</w:t>
         </w:r>
         <w:r>
           <w:rPr>
@@ -5205,7 +5585,7 @@
           <w14:ligatures w14:val="standardContextual"/>
         </w:rPr>
       </w:pPr>
-      <w:hyperlink w:anchor="_Toc237511205" w:history="1">
+      <w:hyperlink w:anchor="_Toc237855935" w:history="1">
         <w:r>
           <w:rPr>
             <w:rStyle w:val="Hyperlink"/>
@@ -5255,7 +5635,7 @@
             <w:noProof/>
             <w:webHidden/>
           </w:rPr>
-          <w:instrText xml:space="preserve"> PAGEREF _Toc237511205 \h </w:instrText>
+          <w:instrText xml:space="preserve"> PAGEREF _Toc237855935 \h </w:instrText>
         </w:r>
         <w:r>
           <w:rPr>
@@ -5275,7 +5655,7 @@
             <w:noProof/>
             <w:webHidden/>
           </w:rPr>
-          <w:t>19</w:t>
+          <w:t>20</w:t>
         </w:r>
         <w:r>
           <w:rPr>
@@ -5303,7 +5683,7 @@
           <w14:ligatures w14:val="standardContextual"/>
         </w:rPr>
       </w:pPr>
-      <w:hyperlink w:anchor="_Toc237511206" w:history="1">
+      <w:hyperlink w:anchor="_Toc237855936" w:history="1">
         <w:r>
           <w:rPr>
             <w:rStyle w:val="Hyperlink"/>
@@ -5353,7 +5733,7 @@
             <w:noProof/>
             <w:webHidden/>
           </w:rPr>
-          <w:instrText xml:space="preserve"> PAGEREF _Toc237511206 \h </w:instrText>
+          <w:instrText xml:space="preserve"> PAGEREF _Toc237855936 \h </w:instrText>
         </w:r>
         <w:r>
           <w:rPr>
@@ -5373,7 +5753,7 @@
             <w:noProof/>
             <w:webHidden/>
           </w:rPr>
-          <w:t>19</w:t>
+          <w:t>20</w:t>
         </w:r>
         <w:r>
           <w:rPr>
@@ -5401,7 +5781,7 @@
           <w14:ligatures w14:val="standardContextual"/>
         </w:rPr>
       </w:pPr>
-      <w:hyperlink w:anchor="_Toc237511207" w:history="1">
+      <w:hyperlink w:anchor="_Toc237855937" w:history="1">
         <w:r>
           <w:rPr>
             <w:rStyle w:val="Hyperlink"/>
@@ -5451,7 +5831,7 @@
             <w:noProof/>
             <w:webHidden/>
           </w:rPr>
-          <w:instrText xml:space="preserve"> PAGEREF _Toc237511207 \h </w:instrText>
+          <w:instrText xml:space="preserve"> PAGEREF _Toc237855937 \h </w:instrText>
         </w:r>
         <w:r>
           <w:rPr>
@@ -5471,7 +5851,7 @@
             <w:noProof/>
             <w:webHidden/>
           </w:rPr>
-          <w:t>19</w:t>
+          <w:t>20</w:t>
         </w:r>
         <w:r>
           <w:rPr>
@@ -5499,7 +5879,7 @@
           <w14:ligatures w14:val="standardContextual"/>
         </w:rPr>
       </w:pPr>
-      <w:hyperlink w:anchor="_Toc237511208" w:history="1">
+      <w:hyperlink w:anchor="_Toc237855938" w:history="1">
         <w:r>
           <w:rPr>
             <w:rStyle w:val="Hyperlink"/>
@@ -5549,7 +5929,7 @@
             <w:noProof/>
             <w:webHidden/>
           </w:rPr>
-          <w:instrText xml:space="preserve"> PAGEREF _Toc237511208 \h </w:instrText>
+          <w:instrText xml:space="preserve"> PAGEREF _Toc237855938 \h </w:instrText>
         </w:r>
         <w:r>
           <w:rPr>
@@ -5597,11 +5977,10 @@
           <w14:ligatures w14:val="standardContextual"/>
         </w:rPr>
       </w:pPr>
-      <w:hyperlink w:anchor="_Toc237511209" w:history="1">
-        <w:r>
-          <w:rPr>
-            <w:rStyle w:val="Hyperlink"/>
-            <w:rFonts w:cs="Times New Roman"/>
+      <w:hyperlink w:anchor="_Toc237855939" w:history="1">
+        <w:r>
+          <w:rPr>
+            <w:rStyle w:val="Hyperlink"/>
             <w:noProof/>
             <w:lang w:val="en-US"/>
           </w:rPr>
@@ -5622,11 +6001,10 @@
         <w:r>
           <w:rPr>
             <w:rStyle w:val="Hyperlink"/>
-            <w:rFonts w:cs="Times New Roman"/>
-            <w:noProof/>
-            <w:lang w:val="en-US"/>
-          </w:rPr>
-          <w:t>Mô tả quy trình</w:t>
+            <w:noProof/>
+            <w:lang w:val="en-US"/>
+          </w:rPr>
+          <w:t>Phương pháp thực hiện</w:t>
         </w:r>
         <w:r>
           <w:rPr>
@@ -5647,7 +6025,199 @@
             <w:noProof/>
             <w:webHidden/>
           </w:rPr>
-          <w:instrText xml:space="preserve"> PAGEREF _Toc237511209 \h </w:instrText>
+          <w:instrText xml:space="preserve"> PAGEREF _Toc237855939 \h </w:instrText>
+        </w:r>
+        <w:r>
+          <w:rPr>
+            <w:noProof/>
+            <w:webHidden/>
+          </w:rPr>
+        </w:r>
+        <w:r>
+          <w:rPr>
+            <w:noProof/>
+            <w:webHidden/>
+          </w:rPr>
+          <w:fldChar w:fldCharType="separate"/>
+        </w:r>
+        <w:r>
+          <w:rPr>
+            <w:noProof/>
+            <w:webHidden/>
+          </w:rPr>
+          <w:t>20</w:t>
+        </w:r>
+        <w:r>
+          <w:rPr>
+            <w:noProof/>
+            <w:webHidden/>
+          </w:rPr>
+          <w:fldChar w:fldCharType="end"/>
+        </w:r>
+      </w:hyperlink>
+    </w:p>
+    <w:p>
+      <w:pPr>
+        <w:pStyle w:val="TOC4"/>
+        <w:tabs>
+          <w:tab w:val="left" w:pos="1920"/>
+          <w:tab w:val="right" w:leader="dot" w:pos="8777"/>
+        </w:tabs>
+        <w:rPr>
+          <w:rFonts w:asciiTheme="minorHAnsi" w:eastAsiaTheme="minorEastAsia" w:hAnsiTheme="minorHAnsi"/>
+          <w:noProof/>
+          <w:kern w:val="2"/>
+          <w:sz w:val="24"/>
+          <w:szCs w:val="24"/>
+          <w:lang w:val="en-US"/>
+          <w14:ligatures w14:val="standardContextual"/>
+        </w:rPr>
+      </w:pPr>
+      <w:hyperlink w:anchor="_Toc237855940" w:history="1">
+        <w:r>
+          <w:rPr>
+            <w:rStyle w:val="Hyperlink"/>
+            <w:noProof/>
+            <w:lang w:val="en-US"/>
+          </w:rPr>
+          <w:t>3.3.1.1.</w:t>
+        </w:r>
+        <w:r>
+          <w:rPr>
+            <w:rFonts w:asciiTheme="minorHAnsi" w:eastAsiaTheme="minorEastAsia" w:hAnsiTheme="minorHAnsi"/>
+            <w:noProof/>
+            <w:kern w:val="2"/>
+            <w:sz w:val="24"/>
+            <w:szCs w:val="24"/>
+            <w:lang w:val="en-US"/>
+            <w14:ligatures w14:val="standardContextual"/>
+          </w:rPr>
+          <w:tab/>
+        </w:r>
+        <w:r>
+          <w:rPr>
+            <w:rStyle w:val="Hyperlink"/>
+            <w:noProof/>
+            <w:lang w:val="en-US"/>
+          </w:rPr>
+          <w:t>Dự trên bằng chứng</w:t>
+        </w:r>
+        <w:r>
+          <w:rPr>
+            <w:noProof/>
+            <w:webHidden/>
+          </w:rPr>
+          <w:tab/>
+        </w:r>
+        <w:r>
+          <w:rPr>
+            <w:noProof/>
+            <w:webHidden/>
+          </w:rPr>
+          <w:fldChar w:fldCharType="begin"/>
+        </w:r>
+        <w:r>
+          <w:rPr>
+            <w:noProof/>
+            <w:webHidden/>
+          </w:rPr>
+          <w:instrText xml:space="preserve"> PAGEREF _Toc237855940 \h </w:instrText>
+        </w:r>
+        <w:r>
+          <w:rPr>
+            <w:noProof/>
+            <w:webHidden/>
+          </w:rPr>
+        </w:r>
+        <w:r>
+          <w:rPr>
+            <w:noProof/>
+            <w:webHidden/>
+          </w:rPr>
+          <w:fldChar w:fldCharType="separate"/>
+        </w:r>
+        <w:r>
+          <w:rPr>
+            <w:noProof/>
+            <w:webHidden/>
+          </w:rPr>
+          <w:t>20</w:t>
+        </w:r>
+        <w:r>
+          <w:rPr>
+            <w:noProof/>
+            <w:webHidden/>
+          </w:rPr>
+          <w:fldChar w:fldCharType="end"/>
+        </w:r>
+      </w:hyperlink>
+    </w:p>
+    <w:p>
+      <w:pPr>
+        <w:pStyle w:val="TOC4"/>
+        <w:tabs>
+          <w:tab w:val="left" w:pos="1920"/>
+          <w:tab w:val="right" w:leader="dot" w:pos="8777"/>
+        </w:tabs>
+        <w:rPr>
+          <w:rFonts w:asciiTheme="minorHAnsi" w:eastAsiaTheme="minorEastAsia" w:hAnsiTheme="minorHAnsi"/>
+          <w:noProof/>
+          <w:kern w:val="2"/>
+          <w:sz w:val="24"/>
+          <w:szCs w:val="24"/>
+          <w:lang w:val="en-US"/>
+          <w14:ligatures w14:val="standardContextual"/>
+        </w:rPr>
+      </w:pPr>
+      <w:hyperlink w:anchor="_Toc237855941" w:history="1">
+        <w:r>
+          <w:rPr>
+            <w:rStyle w:val="Hyperlink"/>
+            <w:noProof/>
+            <w:lang w:val="en-US"/>
+          </w:rPr>
+          <w:t>3.3.1.2.</w:t>
+        </w:r>
+        <w:r>
+          <w:rPr>
+            <w:rFonts w:asciiTheme="minorHAnsi" w:eastAsiaTheme="minorEastAsia" w:hAnsiTheme="minorHAnsi"/>
+            <w:noProof/>
+            <w:kern w:val="2"/>
+            <w:sz w:val="24"/>
+            <w:szCs w:val="24"/>
+            <w:lang w:val="en-US"/>
+            <w14:ligatures w14:val="standardContextual"/>
+          </w:rPr>
+          <w:tab/>
+        </w:r>
+        <w:r>
+          <w:rPr>
+            <w:rStyle w:val="Hyperlink"/>
+            <w:noProof/>
+            <w:lang w:val="en-US"/>
+          </w:rPr>
+          <w:t>Phỏng vấn</w:t>
+        </w:r>
+        <w:r>
+          <w:rPr>
+            <w:noProof/>
+            <w:webHidden/>
+          </w:rPr>
+          <w:tab/>
+        </w:r>
+        <w:r>
+          <w:rPr>
+            <w:noProof/>
+            <w:webHidden/>
+          </w:rPr>
+          <w:fldChar w:fldCharType="begin"/>
+        </w:r>
+        <w:r>
+          <w:rPr>
+            <w:noProof/>
+            <w:webHidden/>
+          </w:rPr>
+          <w:instrText xml:space="preserve"> PAGEREF _Toc237855941 \h </w:instrText>
         </w:r>
         <w:r>
           <w:rPr>
@@ -5695,7 +6265,7 @@
           <w14:ligatures w14:val="standardContextual"/>
         </w:rPr>
       </w:pPr>
-      <w:hyperlink w:anchor="_Toc237511210" w:history="1">
+      <w:hyperlink w:anchor="_Toc237855942" w:history="1">
         <w:r>
           <w:rPr>
             <w:rStyle w:val="Hyperlink"/>
@@ -5724,7 +6294,7 @@
             <w:noProof/>
             <w:lang w:val="en-US"/>
           </w:rPr>
-          <w:t>Mô hình BPMN</w:t>
+          <w:t>Mô hình hoá quy trình</w:t>
         </w:r>
         <w:r>
           <w:rPr>
@@ -5745,7 +6315,7 @@
             <w:noProof/>
             <w:webHidden/>
           </w:rPr>
-          <w:instrText xml:space="preserve"> PAGEREF _Toc237511210 \h </w:instrText>
+          <w:instrText xml:space="preserve"> PAGEREF _Toc237855942 \h </w:instrText>
         </w:r>
         <w:r>
           <w:rPr>
@@ -5765,7 +6335,7 @@
             <w:noProof/>
             <w:webHidden/>
           </w:rPr>
-          <w:t>20</w:t>
+          <w:t>21</w:t>
         </w:r>
         <w:r>
           <w:rPr>
@@ -5793,7 +6363,7 @@
           <w14:ligatures w14:val="standardContextual"/>
         </w:rPr>
       </w:pPr>
-      <w:hyperlink w:anchor="_Toc237511211" w:history="1">
+      <w:hyperlink w:anchor="_Toc237855943" w:history="1">
         <w:r>
           <w:rPr>
             <w:rStyle w:val="Hyperlink"/>
@@ -5843,7 +6413,7 @@
             <w:noProof/>
             <w:webHidden/>
           </w:rPr>
-          <w:instrText xml:space="preserve"> PAGEREF _Toc237511211 \h </w:instrText>
+          <w:instrText xml:space="preserve"> PAGEREF _Toc237855943 \h </w:instrText>
         </w:r>
         <w:r>
           <w:rPr>
@@ -5863,7 +6433,7 @@
             <w:noProof/>
             <w:webHidden/>
           </w:rPr>
-          <w:t>20</w:t>
+          <w:t>21</w:t>
         </w:r>
         <w:r>
           <w:rPr>
@@ -5891,7 +6461,7 @@
           <w14:ligatures w14:val="standardContextual"/>
         </w:rPr>
       </w:pPr>
-      <w:hyperlink w:anchor="_Toc237511212" w:history="1">
+      <w:hyperlink w:anchor="_Toc237855944" w:history="1">
         <w:r>
           <w:rPr>
             <w:rStyle w:val="Hyperlink"/>
@@ -5941,7 +6511,7 @@
             <w:noProof/>
             <w:webHidden/>
           </w:rPr>
-          <w:instrText xml:space="preserve"> PAGEREF _Toc237511212 \h </w:instrText>
+          <w:instrText xml:space="preserve"> PAGEREF _Toc237855944 \h </w:instrText>
         </w:r>
         <w:r>
           <w:rPr>
@@ -5961,7 +6531,7 @@
             <w:noProof/>
             <w:webHidden/>
           </w:rPr>
-          <w:t>20</w:t>
+          <w:t>21</w:t>
         </w:r>
         <w:r>
           <w:rPr>
@@ -5989,7 +6559,7 @@
           <w14:ligatures w14:val="standardContextual"/>
         </w:rPr>
       </w:pPr>
-      <w:hyperlink w:anchor="_Toc237511213" w:history="1">
+      <w:hyperlink w:anchor="_Toc237855945" w:history="1">
         <w:r>
           <w:rPr>
             <w:rStyle w:val="Hyperlink"/>
@@ -6039,7 +6609,7 @@
             <w:noProof/>
             <w:webHidden/>
           </w:rPr>
-          <w:instrText xml:space="preserve"> PAGEREF _Toc237511213 \h </w:instrText>
+          <w:instrText xml:space="preserve"> PAGEREF _Toc237855945 \h </w:instrText>
         </w:r>
         <w:r>
           <w:rPr>
@@ -6059,7 +6629,7 @@
             <w:noProof/>
             <w:webHidden/>
           </w:rPr>
-          <w:t>20</w:t>
+          <w:t>21</w:t>
         </w:r>
         <w:r>
           <w:rPr>
@@ -6087,7 +6657,7 @@
           <w14:ligatures w14:val="standardContextual"/>
         </w:rPr>
       </w:pPr>
-      <w:hyperlink w:anchor="_Toc237511214" w:history="1">
+      <w:hyperlink w:anchor="_Toc237855946" w:history="1">
         <w:r>
           <w:rPr>
             <w:rStyle w:val="Hyperlink"/>
@@ -6137,7 +6707,7 @@
             <w:noProof/>
             <w:webHidden/>
           </w:rPr>
-          <w:instrText xml:space="preserve"> PAGEREF _Toc237511214 \h </w:instrText>
+          <w:instrText xml:space="preserve"> PAGEREF _Toc237855946 \h </w:instrText>
         </w:r>
         <w:r>
           <w:rPr>
@@ -6157,7 +6727,7 @@
             <w:noProof/>
             <w:webHidden/>
           </w:rPr>
-          <w:t>20</w:t>
+          <w:t>21</w:t>
         </w:r>
         <w:r>
           <w:rPr>
@@ -6185,7 +6755,7 @@
           <w14:ligatures w14:val="standardContextual"/>
         </w:rPr>
       </w:pPr>
-      <w:hyperlink w:anchor="_Toc237511215" w:history="1">
+      <w:hyperlink w:anchor="_Toc237855947" w:history="1">
         <w:r>
           <w:rPr>
             <w:rStyle w:val="Hyperlink"/>
@@ -6235,7 +6805,7 @@
             <w:noProof/>
             <w:webHidden/>
           </w:rPr>
-          <w:instrText xml:space="preserve"> PAGEREF _Toc237511215 \h </w:instrText>
+          <w:instrText xml:space="preserve"> PAGEREF _Toc237855947 \h </w:instrText>
         </w:r>
         <w:r>
           <w:rPr>
@@ -6255,7 +6825,7 @@
             <w:noProof/>
             <w:webHidden/>
           </w:rPr>
-          <w:t>20</w:t>
+          <w:t>21</w:t>
         </w:r>
         <w:r>
           <w:rPr>
@@ -6283,7 +6853,7 @@
           <w14:ligatures w14:val="standardContextual"/>
         </w:rPr>
       </w:pPr>
-      <w:hyperlink w:anchor="_Toc237511216" w:history="1">
+      <w:hyperlink w:anchor="_Toc237855948" w:history="1">
         <w:r>
           <w:rPr>
             <w:rStyle w:val="Hyperlink"/>
@@ -6333,7 +6903,7 @@
             <w:noProof/>
             <w:webHidden/>
           </w:rPr>
-          <w:instrText xml:space="preserve"> PAGEREF _Toc237511216 \h </w:instrText>
+          <w:instrText xml:space="preserve"> PAGEREF _Toc237855948 \h </w:instrText>
         </w:r>
         <w:r>
           <w:rPr>
@@ -6353,7 +6923,7 @@
             <w:noProof/>
             <w:webHidden/>
           </w:rPr>
-          <w:t>20</w:t>
+          <w:t>21</w:t>
         </w:r>
         <w:r>
           <w:rPr>
@@ -6381,7 +6951,7 @@
           <w14:ligatures w14:val="standardContextual"/>
         </w:rPr>
       </w:pPr>
-      <w:hyperlink w:anchor="_Toc237511217" w:history="1">
+      <w:hyperlink w:anchor="_Toc237855949" w:history="1">
         <w:r>
           <w:rPr>
             <w:rStyle w:val="Hyperlink"/>
@@ -6431,7 +7001,7 @@
             <w:noProof/>
             <w:webHidden/>
           </w:rPr>
-          <w:instrText xml:space="preserve"> PAGEREF _Toc237511217 \h </w:instrText>
+          <w:instrText xml:space="preserve"> PAGEREF _Toc237855949 \h </w:instrText>
         </w:r>
         <w:r>
           <w:rPr>
@@ -6451,7 +7021,7 @@
             <w:noProof/>
             <w:webHidden/>
           </w:rPr>
-          <w:t>20</w:t>
+          <w:t>21</w:t>
         </w:r>
         <w:r>
           <w:rPr>
@@ -6479,7 +7049,7 @@
           <w14:ligatures w14:val="standardContextual"/>
         </w:rPr>
       </w:pPr>
-      <w:hyperlink w:anchor="_Toc237511218" w:history="1">
+      <w:hyperlink w:anchor="_Toc237855950" w:history="1">
         <w:r>
           <w:rPr>
             <w:rStyle w:val="Hyperlink"/>
@@ -6529,7 +7099,7 @@
             <w:noProof/>
             <w:webHidden/>
           </w:rPr>
-          <w:instrText xml:space="preserve"> PAGEREF _Toc237511218 \h </w:instrText>
+          <w:instrText xml:space="preserve"> PAGEREF _Toc237855950 \h </w:instrText>
         </w:r>
         <w:r>
           <w:rPr>
@@ -6549,7 +7119,7 @@
             <w:noProof/>
             <w:webHidden/>
           </w:rPr>
-          <w:t>20</w:t>
+          <w:t>21</w:t>
         </w:r>
         <w:r>
           <w:rPr>
@@ -6577,7 +7147,7 @@
           <w14:ligatures w14:val="standardContextual"/>
         </w:rPr>
       </w:pPr>
-      <w:hyperlink w:anchor="_Toc237511219" w:history="1">
+      <w:hyperlink w:anchor="_Toc237855951" w:history="1">
         <w:r>
           <w:rPr>
             <w:rStyle w:val="Hyperlink"/>
@@ -6627,7 +7197,7 @@
             <w:noProof/>
             <w:webHidden/>
           </w:rPr>
-          <w:instrText xml:space="preserve"> PAGEREF _Toc237511219 \h </w:instrText>
+          <w:instrText xml:space="preserve"> PAGEREF _Toc237855951 \h </w:instrText>
         </w:r>
         <w:r>
           <w:rPr>
@@ -6647,7 +7217,7 @@
             <w:noProof/>
             <w:webHidden/>
           </w:rPr>
-          <w:t>20</w:t>
+          <w:t>21</w:t>
         </w:r>
         <w:r>
           <w:rPr>
@@ -6675,7 +7245,7 @@
           <w14:ligatures w14:val="standardContextual"/>
         </w:rPr>
       </w:pPr>
-      <w:hyperlink w:anchor="_Toc237511220" w:history="1">
+      <w:hyperlink w:anchor="_Toc237855952" w:history="1">
         <w:r>
           <w:rPr>
             <w:rStyle w:val="Hyperlink"/>
@@ -6725,7 +7295,7 @@
             <w:noProof/>
             <w:webHidden/>
           </w:rPr>
-          <w:instrText xml:space="preserve"> PAGEREF _Toc237511220 \h </w:instrText>
+          <w:instrText xml:space="preserve"> PAGEREF _Toc237855952 \h </w:instrText>
         </w:r>
         <w:r>
           <w:rPr>
@@ -6773,11 +7343,10 @@
           <w14:ligatures w14:val="standardContextual"/>
         </w:rPr>
       </w:pPr>
-      <w:hyperlink w:anchor="_Toc237511221" w:history="1">
-        <w:r>
-          <w:rPr>
-            <w:rStyle w:val="Hyperlink"/>
-            <w:rFonts w:cs="Times New Roman"/>
+      <w:hyperlink w:anchor="_Toc237855953" w:history="1">
+        <w:r>
+          <w:rPr>
+            <w:rStyle w:val="Hyperlink"/>
             <w:noProof/>
             <w:lang w:val="en-US"/>
           </w:rPr>
@@ -6798,11 +7367,10 @@
         <w:r>
           <w:rPr>
             <w:rStyle w:val="Hyperlink"/>
-            <w:rFonts w:cs="Times New Roman"/>
-            <w:noProof/>
-            <w:lang w:val="en-US"/>
-          </w:rPr>
-          <w:t>Mô tả quy trình</w:t>
+            <w:noProof/>
+            <w:lang w:val="en-US"/>
+          </w:rPr>
+          <w:t>Phương pháp thực hiện</w:t>
         </w:r>
         <w:r>
           <w:rPr>
@@ -6823,7 +7391,199 @@
             <w:noProof/>
             <w:webHidden/>
           </w:rPr>
-          <w:instrText xml:space="preserve"> PAGEREF _Toc237511221 \h </w:instrText>
+          <w:instrText xml:space="preserve"> PAGEREF _Toc237855953 \h </w:instrText>
+        </w:r>
+        <w:r>
+          <w:rPr>
+            <w:noProof/>
+            <w:webHidden/>
+          </w:rPr>
+        </w:r>
+        <w:r>
+          <w:rPr>
+            <w:noProof/>
+            <w:webHidden/>
+          </w:rPr>
+          <w:fldChar w:fldCharType="separate"/>
+        </w:r>
+        <w:r>
+          <w:rPr>
+            <w:noProof/>
+            <w:webHidden/>
+          </w:rPr>
+          <w:t>21</w:t>
+        </w:r>
+        <w:r>
+          <w:rPr>
+            <w:noProof/>
+            <w:webHidden/>
+          </w:rPr>
+          <w:fldChar w:fldCharType="end"/>
+        </w:r>
+      </w:hyperlink>
+    </w:p>
+    <w:p>
+      <w:pPr>
+        <w:pStyle w:val="TOC4"/>
+        <w:tabs>
+          <w:tab w:val="left" w:pos="1920"/>
+          <w:tab w:val="right" w:leader="dot" w:pos="8777"/>
+        </w:tabs>
+        <w:rPr>
+          <w:rFonts w:asciiTheme="minorHAnsi" w:eastAsiaTheme="minorEastAsia" w:hAnsiTheme="minorHAnsi"/>
+          <w:noProof/>
+          <w:kern w:val="2"/>
+          <w:sz w:val="24"/>
+          <w:szCs w:val="24"/>
+          <w:lang w:val="en-US"/>
+          <w14:ligatures w14:val="standardContextual"/>
+        </w:rPr>
+      </w:pPr>
+      <w:hyperlink w:anchor="_Toc237855954" w:history="1">
+        <w:r>
+          <w:rPr>
+            <w:rStyle w:val="Hyperlink"/>
+            <w:noProof/>
+            <w:lang w:val="en-US"/>
+          </w:rPr>
+          <w:t>3.4.1.1.</w:t>
+        </w:r>
+        <w:r>
+          <w:rPr>
+            <w:rFonts w:asciiTheme="minorHAnsi" w:eastAsiaTheme="minorEastAsia" w:hAnsiTheme="minorHAnsi"/>
+            <w:noProof/>
+            <w:kern w:val="2"/>
+            <w:sz w:val="24"/>
+            <w:szCs w:val="24"/>
+            <w:lang w:val="en-US"/>
+            <w14:ligatures w14:val="standardContextual"/>
+          </w:rPr>
+          <w:tab/>
+        </w:r>
+        <w:r>
+          <w:rPr>
+            <w:rStyle w:val="Hyperlink"/>
+            <w:noProof/>
+            <w:lang w:val="en-US"/>
+          </w:rPr>
+          <w:t>Dự trên bằng chứng</w:t>
+        </w:r>
+        <w:r>
+          <w:rPr>
+            <w:noProof/>
+            <w:webHidden/>
+          </w:rPr>
+          <w:tab/>
+        </w:r>
+        <w:r>
+          <w:rPr>
+            <w:noProof/>
+            <w:webHidden/>
+          </w:rPr>
+          <w:fldChar w:fldCharType="begin"/>
+        </w:r>
+        <w:r>
+          <w:rPr>
+            <w:noProof/>
+            <w:webHidden/>
+          </w:rPr>
+          <w:instrText xml:space="preserve"> PAGEREF _Toc237855954 \h </w:instrText>
+        </w:r>
+        <w:r>
+          <w:rPr>
+            <w:noProof/>
+            <w:webHidden/>
+          </w:rPr>
+        </w:r>
+        <w:r>
+          <w:rPr>
+            <w:noProof/>
+            <w:webHidden/>
+          </w:rPr>
+          <w:fldChar w:fldCharType="separate"/>
+        </w:r>
+        <w:r>
+          <w:rPr>
+            <w:noProof/>
+            <w:webHidden/>
+          </w:rPr>
+          <w:t>21</w:t>
+        </w:r>
+        <w:r>
+          <w:rPr>
+            <w:noProof/>
+            <w:webHidden/>
+          </w:rPr>
+          <w:fldChar w:fldCharType="end"/>
+        </w:r>
+      </w:hyperlink>
+    </w:p>
+    <w:p>
+      <w:pPr>
+        <w:pStyle w:val="TOC4"/>
+        <w:tabs>
+          <w:tab w:val="left" w:pos="1920"/>
+          <w:tab w:val="right" w:leader="dot" w:pos="8777"/>
+        </w:tabs>
+        <w:rPr>
+          <w:rFonts w:asciiTheme="minorHAnsi" w:eastAsiaTheme="minorEastAsia" w:hAnsiTheme="minorHAnsi"/>
+          <w:noProof/>
+          <w:kern w:val="2"/>
+          <w:sz w:val="24"/>
+          <w:szCs w:val="24"/>
+          <w:lang w:val="en-US"/>
+          <w14:ligatures w14:val="standardContextual"/>
+        </w:rPr>
+      </w:pPr>
+      <w:hyperlink w:anchor="_Toc237855955" w:history="1">
+        <w:r>
+          <w:rPr>
+            <w:rStyle w:val="Hyperlink"/>
+            <w:noProof/>
+            <w:lang w:val="en-US"/>
+          </w:rPr>
+          <w:t>3.4.1.2.</w:t>
+        </w:r>
+        <w:r>
+          <w:rPr>
+            <w:rFonts w:asciiTheme="minorHAnsi" w:eastAsiaTheme="minorEastAsia" w:hAnsiTheme="minorHAnsi"/>
+            <w:noProof/>
+            <w:kern w:val="2"/>
+            <w:sz w:val="24"/>
+            <w:szCs w:val="24"/>
+            <w:lang w:val="en-US"/>
+            <w14:ligatures w14:val="standardContextual"/>
+          </w:rPr>
+          <w:tab/>
+        </w:r>
+        <w:r>
+          <w:rPr>
+            <w:rStyle w:val="Hyperlink"/>
+            <w:noProof/>
+            <w:lang w:val="en-US"/>
+          </w:rPr>
+          <w:t>Phỏng vấn</w:t>
+        </w:r>
+        <w:r>
+          <w:rPr>
+            <w:noProof/>
+            <w:webHidden/>
+          </w:rPr>
+          <w:tab/>
+        </w:r>
+        <w:r>
+          <w:rPr>
+            <w:noProof/>
+            <w:webHidden/>
+          </w:rPr>
+          <w:fldChar w:fldCharType="begin"/>
+        </w:r>
+        <w:r>
+          <w:rPr>
+            <w:noProof/>
+            <w:webHidden/>
+          </w:rPr>
+          <w:instrText xml:space="preserve"> PAGEREF _Toc237855955 \h </w:instrText>
         </w:r>
         <w:r>
           <w:rPr>
@@ -6871,7 +7631,7 @@
           <w14:ligatures w14:val="standardContextual"/>
         </w:rPr>
       </w:pPr>
-      <w:hyperlink w:anchor="_Toc237511222" w:history="1">
+      <w:hyperlink w:anchor="_Toc237855956" w:history="1">
         <w:r>
           <w:rPr>
             <w:rStyle w:val="Hyperlink"/>
@@ -6900,7 +7660,7 @@
             <w:noProof/>
             <w:lang w:val="en-US"/>
           </w:rPr>
-          <w:t>Mô hình BPMN</w:t>
+          <w:t>Mô hình hoá quy trình</w:t>
         </w:r>
         <w:r>
           <w:rPr>
@@ -6921,7 +7681,7 @@
             <w:noProof/>
             <w:webHidden/>
           </w:rPr>
-          <w:instrText xml:space="preserve"> PAGEREF _Toc237511222 \h </w:instrText>
+          <w:instrText xml:space="preserve"> PAGEREF _Toc237855956 \h </w:instrText>
         </w:r>
         <w:r>
           <w:rPr>
@@ -6941,7 +7701,7 @@
             <w:noProof/>
             <w:webHidden/>
           </w:rPr>
-          <w:t>21</w:t>
+          <w:t>22</w:t>
         </w:r>
         <w:r>
           <w:rPr>
@@ -6969,7 +7729,7 @@
           <w14:ligatures w14:val="standardContextual"/>
         </w:rPr>
       </w:pPr>
-      <w:hyperlink w:anchor="_Toc237511223" w:history="1">
+      <w:hyperlink w:anchor="_Toc237855957" w:history="1">
         <w:r>
           <w:rPr>
             <w:rStyle w:val="Hyperlink"/>
@@ -7019,7 +7779,7 @@
             <w:noProof/>
             <w:webHidden/>
           </w:rPr>
-          <w:instrText xml:space="preserve"> PAGEREF _Toc237511223 \h </w:instrText>
+          <w:instrText xml:space="preserve"> PAGEREF _Toc237855957 \h </w:instrText>
         </w:r>
         <w:r>
           <w:rPr>
@@ -7039,7 +7799,7 @@
             <w:noProof/>
             <w:webHidden/>
           </w:rPr>
-          <w:t>21</w:t>
+          <w:t>22</w:t>
         </w:r>
         <w:r>
           <w:rPr>
@@ -7067,7 +7827,7 @@
           <w14:ligatures w14:val="standardContextual"/>
         </w:rPr>
       </w:pPr>
-      <w:hyperlink w:anchor="_Toc237511224" w:history="1">
+      <w:hyperlink w:anchor="_Toc237855958" w:history="1">
         <w:r>
           <w:rPr>
             <w:rStyle w:val="Hyperlink"/>
@@ -7117,7 +7877,7 @@
             <w:noProof/>
             <w:webHidden/>
           </w:rPr>
-          <w:instrText xml:space="preserve"> PAGEREF _Toc237511224 \h </w:instrText>
+          <w:instrText xml:space="preserve"> PAGEREF _Toc237855958 \h </w:instrText>
         </w:r>
         <w:r>
           <w:rPr>
@@ -7137,7 +7897,7 @@
             <w:noProof/>
             <w:webHidden/>
           </w:rPr>
-          <w:t>21</w:t>
+          <w:t>22</w:t>
         </w:r>
         <w:r>
           <w:rPr>
@@ -7165,7 +7925,7 @@
           <w14:ligatures w14:val="standardContextual"/>
         </w:rPr>
       </w:pPr>
-      <w:hyperlink w:anchor="_Toc237511225" w:history="1">
+      <w:hyperlink w:anchor="_Toc237855959" w:history="1">
         <w:r>
           <w:rPr>
             <w:rStyle w:val="Hyperlink"/>
@@ -7215,7 +7975,7 @@
             <w:noProof/>
             <w:webHidden/>
           </w:rPr>
-          <w:instrText xml:space="preserve"> PAGEREF _Toc237511225 \h </w:instrText>
+          <w:instrText xml:space="preserve"> PAGEREF _Toc237855959 \h </w:instrText>
         </w:r>
         <w:r>
           <w:rPr>
@@ -7235,7 +7995,7 @@
             <w:noProof/>
             <w:webHidden/>
           </w:rPr>
-          <w:t>21</w:t>
+          <w:t>22</w:t>
         </w:r>
         <w:r>
           <w:rPr>
@@ -7263,7 +8023,7 @@
           <w14:ligatures w14:val="standardContextual"/>
         </w:rPr>
       </w:pPr>
-      <w:hyperlink w:anchor="_Toc237511226" w:history="1">
+      <w:hyperlink w:anchor="_Toc237855960" w:history="1">
         <w:r>
           <w:rPr>
             <w:rStyle w:val="Hyperlink"/>
@@ -7313,7 +8073,7 @@
             <w:noProof/>
             <w:webHidden/>
           </w:rPr>
-          <w:instrText xml:space="preserve"> PAGEREF _Toc237511226 \h </w:instrText>
+          <w:instrText xml:space="preserve"> PAGEREF _Toc237855960 \h </w:instrText>
         </w:r>
         <w:r>
           <w:rPr>
@@ -7333,7 +8093,7 @@
             <w:noProof/>
             <w:webHidden/>
           </w:rPr>
-          <w:t>21</w:t>
+          <w:t>22</w:t>
         </w:r>
         <w:r>
           <w:rPr>
@@ -7361,7 +8121,7 @@
           <w14:ligatures w14:val="standardContextual"/>
         </w:rPr>
       </w:pPr>
-      <w:hyperlink w:anchor="_Toc237511227" w:history="1">
+      <w:hyperlink w:anchor="_Toc237855961" w:history="1">
         <w:r>
           <w:rPr>
             <w:rStyle w:val="Hyperlink"/>
@@ -7411,7 +8171,7 @@
             <w:noProof/>
             <w:webHidden/>
           </w:rPr>
-          <w:instrText xml:space="preserve"> PAGEREF _Toc237511227 \h </w:instrText>
+          <w:instrText xml:space="preserve"> PAGEREF _Toc237855961 \h </w:instrText>
         </w:r>
         <w:r>
           <w:rPr>
@@ -7431,7 +8191,7 @@
             <w:noProof/>
             <w:webHidden/>
           </w:rPr>
-          <w:t>21</w:t>
+          <w:t>22</w:t>
         </w:r>
         <w:r>
           <w:rPr>
@@ -7459,7 +8219,7 @@
           <w14:ligatures w14:val="standardContextual"/>
         </w:rPr>
       </w:pPr>
-      <w:hyperlink w:anchor="_Toc237511228" w:history="1">
+      <w:hyperlink w:anchor="_Toc237855962" w:history="1">
         <w:r>
           <w:rPr>
             <w:rStyle w:val="Hyperlink"/>
@@ -7509,7 +8269,7 @@
             <w:noProof/>
             <w:webHidden/>
           </w:rPr>
-          <w:instrText xml:space="preserve"> PAGEREF _Toc237511228 \h </w:instrText>
+          <w:instrText xml:space="preserve"> PAGEREF _Toc237855962 \h </w:instrText>
         </w:r>
         <w:r>
           <w:rPr>
@@ -7529,7 +8289,7 @@
             <w:noProof/>
             <w:webHidden/>
           </w:rPr>
-          <w:t>21</w:t>
+          <w:t>22</w:t>
         </w:r>
         <w:r>
           <w:rPr>
@@ -7557,7 +8317,7 @@
           <w14:ligatures w14:val="standardContextual"/>
         </w:rPr>
       </w:pPr>
-      <w:hyperlink w:anchor="_Toc237511229" w:history="1">
+      <w:hyperlink w:anchor="_Toc237855963" w:history="1">
         <w:r>
           <w:rPr>
             <w:rStyle w:val="Hyperlink"/>
@@ -7607,7 +8367,7 @@
             <w:noProof/>
             <w:webHidden/>
           </w:rPr>
-          <w:instrText xml:space="preserve"> PAGEREF _Toc237511229 \h </w:instrText>
+          <w:instrText xml:space="preserve"> PAGEREF _Toc237855963 \h </w:instrText>
         </w:r>
         <w:r>
           <w:rPr>
@@ -7627,7 +8387,7 @@
             <w:noProof/>
             <w:webHidden/>
           </w:rPr>
-          <w:t>21</w:t>
+          <w:t>22</w:t>
         </w:r>
         <w:r>
           <w:rPr>
@@ -7655,7 +8415,7 @@
           <w14:ligatures w14:val="standardContextual"/>
         </w:rPr>
       </w:pPr>
-      <w:hyperlink w:anchor="_Toc237511230" w:history="1">
+      <w:hyperlink w:anchor="_Toc237855964" w:history="1">
         <w:r>
           <w:rPr>
             <w:rStyle w:val="Hyperlink"/>
@@ -7705,7 +8465,7 @@
             <w:noProof/>
             <w:webHidden/>
           </w:rPr>
-          <w:instrText xml:space="preserve"> PAGEREF _Toc237511230 \h </w:instrText>
+          <w:instrText xml:space="preserve"> PAGEREF _Toc237855964 \h </w:instrText>
         </w:r>
         <w:r>
           <w:rPr>
@@ -7725,7 +8485,7 @@
             <w:noProof/>
             <w:webHidden/>
           </w:rPr>
-          <w:t>21</w:t>
+          <w:t>22</w:t>
         </w:r>
         <w:r>
           <w:rPr>
@@ -7753,7 +8513,7 @@
           <w14:ligatures w14:val="standardContextual"/>
         </w:rPr>
       </w:pPr>
-      <w:hyperlink w:anchor="_Toc237511231" w:history="1">
+      <w:hyperlink w:anchor="_Toc237855965" w:history="1">
         <w:r>
           <w:rPr>
             <w:rStyle w:val="Hyperlink"/>
@@ -7803,7 +8563,7 @@
             <w:noProof/>
             <w:webHidden/>
           </w:rPr>
-          <w:instrText xml:space="preserve"> PAGEREF _Toc237511231 \h </w:instrText>
+          <w:instrText xml:space="preserve"> PAGEREF _Toc237855965 \h </w:instrText>
         </w:r>
         <w:r>
           <w:rPr>
@@ -7823,7 +8583,7 @@
             <w:noProof/>
             <w:webHidden/>
           </w:rPr>
-          <w:t>21</w:t>
+          <w:t>22</w:t>
         </w:r>
         <w:r>
           <w:rPr>
@@ -7851,7 +8611,7 @@
           <w14:ligatures w14:val="standardContextual"/>
         </w:rPr>
       </w:pPr>
-      <w:hyperlink w:anchor="_Toc237511232" w:history="1">
+      <w:hyperlink w:anchor="_Toc237855966" w:history="1">
         <w:r>
           <w:rPr>
             <w:rStyle w:val="Hyperlink"/>
@@ -7901,7 +8661,7 @@
             <w:noProof/>
             <w:webHidden/>
           </w:rPr>
-          <w:instrText xml:space="preserve"> PAGEREF _Toc237511232 \h </w:instrText>
+          <w:instrText xml:space="preserve"> PAGEREF _Toc237855966 \h </w:instrText>
         </w:r>
         <w:r>
           <w:rPr>
@@ -7949,11 +8709,10 @@
           <w14:ligatures w14:val="standardContextual"/>
         </w:rPr>
       </w:pPr>
-      <w:hyperlink w:anchor="_Toc237511233" w:history="1">
-        <w:r>
-          <w:rPr>
-            <w:rStyle w:val="Hyperlink"/>
-            <w:rFonts w:cs="Times New Roman"/>
+      <w:hyperlink w:anchor="_Toc237855967" w:history="1">
+        <w:r>
+          <w:rPr>
+            <w:rStyle w:val="Hyperlink"/>
             <w:noProof/>
             <w:lang w:val="en-US"/>
           </w:rPr>
@@ -7974,11 +8733,10 @@
         <w:r>
           <w:rPr>
             <w:rStyle w:val="Hyperlink"/>
-            <w:rFonts w:cs="Times New Roman"/>
-            <w:noProof/>
-            <w:lang w:val="en-US"/>
-          </w:rPr>
-          <w:t>Mô tả quy trình</w:t>
+            <w:noProof/>
+            <w:lang w:val="en-US"/>
+          </w:rPr>
+          <w:t>Phương pháp thực hiện</w:t>
         </w:r>
         <w:r>
           <w:rPr>
@@ -7999,7 +8757,7 @@
             <w:noProof/>
             <w:webHidden/>
           </w:rPr>
-          <w:instrText xml:space="preserve"> PAGEREF _Toc237511233 \h </w:instrText>
+          <w:instrText xml:space="preserve"> PAGEREF _Toc237855967 \h </w:instrText>
         </w:r>
         <w:r>
           <w:rPr>
@@ -8020,6 +8778,198 @@
             <w:webHidden/>
           </w:rPr>
           <w:t>22</w:t>
+        </w:r>
+        <w:r>
+          <w:rPr>
+            <w:noProof/>
+            <w:webHidden/>
+          </w:rPr>
+          <w:fldChar w:fldCharType="end"/>
+        </w:r>
+      </w:hyperlink>
+    </w:p>
+    <w:p>
+      <w:pPr>
+        <w:pStyle w:val="TOC4"/>
+        <w:tabs>
+          <w:tab w:val="left" w:pos="1920"/>
+          <w:tab w:val="right" w:leader="dot" w:pos="8777"/>
+        </w:tabs>
+        <w:rPr>
+          <w:rFonts w:asciiTheme="minorHAnsi" w:eastAsiaTheme="minorEastAsia" w:hAnsiTheme="minorHAnsi"/>
+          <w:noProof/>
+          <w:kern w:val="2"/>
+          <w:sz w:val="24"/>
+          <w:szCs w:val="24"/>
+          <w:lang w:val="en-US"/>
+          <w14:ligatures w14:val="standardContextual"/>
+        </w:rPr>
+      </w:pPr>
+      <w:hyperlink w:anchor="_Toc237855968" w:history="1">
+        <w:r>
+          <w:rPr>
+            <w:rStyle w:val="Hyperlink"/>
+            <w:noProof/>
+            <w:lang w:val="en-US"/>
+          </w:rPr>
+          <w:t>3.5.1.1.</w:t>
+        </w:r>
+        <w:r>
+          <w:rPr>
+            <w:rFonts w:asciiTheme="minorHAnsi" w:eastAsiaTheme="minorEastAsia" w:hAnsiTheme="minorHAnsi"/>
+            <w:noProof/>
+            <w:kern w:val="2"/>
+            <w:sz w:val="24"/>
+            <w:szCs w:val="24"/>
+            <w:lang w:val="en-US"/>
+            <w14:ligatures w14:val="standardContextual"/>
+          </w:rPr>
+          <w:tab/>
+        </w:r>
+        <w:r>
+          <w:rPr>
+            <w:rStyle w:val="Hyperlink"/>
+            <w:noProof/>
+            <w:lang w:val="en-US"/>
+          </w:rPr>
+          <w:t>Dự trên bằng chứng</w:t>
+        </w:r>
+        <w:r>
+          <w:rPr>
+            <w:noProof/>
+            <w:webHidden/>
+          </w:rPr>
+          <w:tab/>
+        </w:r>
+        <w:r>
+          <w:rPr>
+            <w:noProof/>
+            <w:webHidden/>
+          </w:rPr>
+          <w:fldChar w:fldCharType="begin"/>
+        </w:r>
+        <w:r>
+          <w:rPr>
+            <w:noProof/>
+            <w:webHidden/>
+          </w:rPr>
+          <w:instrText xml:space="preserve"> PAGEREF _Toc237855968 \h </w:instrText>
+        </w:r>
+        <w:r>
+          <w:rPr>
+            <w:noProof/>
+            <w:webHidden/>
+          </w:rPr>
+        </w:r>
+        <w:r>
+          <w:rPr>
+            <w:noProof/>
+            <w:webHidden/>
+          </w:rPr>
+          <w:fldChar w:fldCharType="separate"/>
+        </w:r>
+        <w:r>
+          <w:rPr>
+            <w:noProof/>
+            <w:webHidden/>
+          </w:rPr>
+          <w:t>22</w:t>
+        </w:r>
+        <w:r>
+          <w:rPr>
+            <w:noProof/>
+            <w:webHidden/>
+          </w:rPr>
+          <w:fldChar w:fldCharType="end"/>
+        </w:r>
+      </w:hyperlink>
+    </w:p>
+    <w:p>
+      <w:pPr>
+        <w:pStyle w:val="TOC4"/>
+        <w:tabs>
+          <w:tab w:val="left" w:pos="1920"/>
+          <w:tab w:val="right" w:leader="dot" w:pos="8777"/>
+        </w:tabs>
+        <w:rPr>
+          <w:rFonts w:asciiTheme="minorHAnsi" w:eastAsiaTheme="minorEastAsia" w:hAnsiTheme="minorHAnsi"/>
+          <w:noProof/>
+          <w:kern w:val="2"/>
+          <w:sz w:val="24"/>
+          <w:szCs w:val="24"/>
+          <w:lang w:val="en-US"/>
+          <w14:ligatures w14:val="standardContextual"/>
+        </w:rPr>
+      </w:pPr>
+      <w:hyperlink w:anchor="_Toc237855969" w:history="1">
+        <w:r>
+          <w:rPr>
+            <w:rStyle w:val="Hyperlink"/>
+            <w:noProof/>
+            <w:lang w:val="en-US"/>
+          </w:rPr>
+          <w:t>3.5.1.2.</w:t>
+        </w:r>
+        <w:r>
+          <w:rPr>
+            <w:rFonts w:asciiTheme="minorHAnsi" w:eastAsiaTheme="minorEastAsia" w:hAnsiTheme="minorHAnsi"/>
+            <w:noProof/>
+            <w:kern w:val="2"/>
+            <w:sz w:val="24"/>
+            <w:szCs w:val="24"/>
+            <w:lang w:val="en-US"/>
+            <w14:ligatures w14:val="standardContextual"/>
+          </w:rPr>
+          <w:tab/>
+        </w:r>
+        <w:r>
+          <w:rPr>
+            <w:rStyle w:val="Hyperlink"/>
+            <w:noProof/>
+            <w:lang w:val="en-US"/>
+          </w:rPr>
+          <w:t>Phỏng vấn</w:t>
+        </w:r>
+        <w:r>
+          <w:rPr>
+            <w:noProof/>
+            <w:webHidden/>
+          </w:rPr>
+          <w:tab/>
+        </w:r>
+        <w:r>
+          <w:rPr>
+            <w:noProof/>
+            <w:webHidden/>
+          </w:rPr>
+          <w:fldChar w:fldCharType="begin"/>
+        </w:r>
+        <w:r>
+          <w:rPr>
+            <w:noProof/>
+            <w:webHidden/>
+          </w:rPr>
+          <w:instrText xml:space="preserve"> PAGEREF _Toc237855969 \h </w:instrText>
+        </w:r>
+        <w:r>
+          <w:rPr>
+            <w:noProof/>
+            <w:webHidden/>
+          </w:rPr>
+        </w:r>
+        <w:r>
+          <w:rPr>
+            <w:noProof/>
+            <w:webHidden/>
+          </w:rPr>
+          <w:fldChar w:fldCharType="separate"/>
+        </w:r>
+        <w:r>
+          <w:rPr>
+            <w:noProof/>
+            <w:webHidden/>
+          </w:rPr>
+          <w:t>23</w:t>
         </w:r>
         <w:r>
           <w:rPr>
@@ -8047,7 +8997,7 @@
           <w14:ligatures w14:val="standardContextual"/>
         </w:rPr>
       </w:pPr>
-      <w:hyperlink w:anchor="_Toc237511234" w:history="1">
+      <w:hyperlink w:anchor="_Toc237855970" w:history="1">
         <w:r>
           <w:rPr>
             <w:rStyle w:val="Hyperlink"/>
@@ -8076,7 +9026,7 @@
             <w:noProof/>
             <w:lang w:val="en-US"/>
           </w:rPr>
-          <w:t>Mô hình BPMN</w:t>
+          <w:t>Mô hình hoá quy trình</w:t>
         </w:r>
         <w:r>
           <w:rPr>
@@ -8097,7 +9047,7 @@
             <w:noProof/>
             <w:webHidden/>
           </w:rPr>
-          <w:instrText xml:space="preserve"> PAGEREF _Toc237511234 \h </w:instrText>
+          <w:instrText xml:space="preserve"> PAGEREF _Toc237855970 \h </w:instrText>
         </w:r>
         <w:r>
           <w:rPr>
@@ -8117,7 +9067,7 @@
             <w:noProof/>
             <w:webHidden/>
           </w:rPr>
-          <w:t>22</w:t>
+          <w:t>23</w:t>
         </w:r>
         <w:r>
           <w:rPr>
@@ -8145,7 +9095,7 @@
           <w14:ligatures w14:val="standardContextual"/>
         </w:rPr>
       </w:pPr>
-      <w:hyperlink w:anchor="_Toc237511235" w:history="1">
+      <w:hyperlink w:anchor="_Toc237855971" w:history="1">
         <w:r>
           <w:rPr>
             <w:rStyle w:val="Hyperlink"/>
@@ -8195,7 +9145,7 @@
             <w:noProof/>
             <w:webHidden/>
           </w:rPr>
-          <w:instrText xml:space="preserve"> PAGEREF _Toc237511235 \h </w:instrText>
+          <w:instrText xml:space="preserve"> PAGEREF _Toc237855971 \h </w:instrText>
         </w:r>
         <w:r>
           <w:rPr>
@@ -8215,7 +9165,7 @@
             <w:noProof/>
             <w:webHidden/>
           </w:rPr>
-          <w:t>22</w:t>
+          <w:t>23</w:t>
         </w:r>
         <w:r>
           <w:rPr>
@@ -8243,7 +9193,7 @@
           <w14:ligatures w14:val="standardContextual"/>
         </w:rPr>
       </w:pPr>
-      <w:hyperlink w:anchor="_Toc237511236" w:history="1">
+      <w:hyperlink w:anchor="_Toc237855972" w:history="1">
         <w:r>
           <w:rPr>
             <w:rStyle w:val="Hyperlink"/>
@@ -8293,7 +9243,7 @@
             <w:noProof/>
             <w:webHidden/>
           </w:rPr>
-          <w:instrText xml:space="preserve"> PAGEREF _Toc237511236 \h </w:instrText>
+          <w:instrText xml:space="preserve"> PAGEREF _Toc237855972 \h </w:instrText>
         </w:r>
         <w:r>
           <w:rPr>
@@ -8313,7 +9263,7 @@
             <w:noProof/>
             <w:webHidden/>
           </w:rPr>
-          <w:t>22</w:t>
+          <w:t>23</w:t>
         </w:r>
         <w:r>
           <w:rPr>
@@ -8341,7 +9291,7 @@
           <w14:ligatures w14:val="standardContextual"/>
         </w:rPr>
       </w:pPr>
-      <w:hyperlink w:anchor="_Toc237511237" w:history="1">
+      <w:hyperlink w:anchor="_Toc237855973" w:history="1">
         <w:r>
           <w:rPr>
             <w:rStyle w:val="Hyperlink"/>
@@ -8391,7 +9341,7 @@
             <w:noProof/>
             <w:webHidden/>
           </w:rPr>
-          <w:instrText xml:space="preserve"> PAGEREF _Toc237511237 \h </w:instrText>
+          <w:instrText xml:space="preserve"> PAGEREF _Toc237855973 \h </w:instrText>
         </w:r>
         <w:r>
           <w:rPr>
@@ -8411,7 +9361,7 @@
             <w:noProof/>
             <w:webHidden/>
           </w:rPr>
-          <w:t>22</w:t>
+          <w:t>23</w:t>
         </w:r>
         <w:r>
           <w:rPr>
@@ -8439,7 +9389,7 @@
           <w14:ligatures w14:val="standardContextual"/>
         </w:rPr>
       </w:pPr>
-      <w:hyperlink w:anchor="_Toc237511238" w:history="1">
+      <w:hyperlink w:anchor="_Toc237855974" w:history="1">
         <w:r>
           <w:rPr>
             <w:rStyle w:val="Hyperlink"/>
@@ -8489,7 +9439,7 @@
             <w:noProof/>
             <w:webHidden/>
           </w:rPr>
-          <w:instrText xml:space="preserve"> PAGEREF _Toc237511238 \h </w:instrText>
+          <w:instrText xml:space="preserve"> PAGEREF _Toc237855974 \h </w:instrText>
         </w:r>
         <w:r>
           <w:rPr>
@@ -8509,7 +9459,7 @@
             <w:noProof/>
             <w:webHidden/>
           </w:rPr>
-          <w:t>22</w:t>
+          <w:t>23</w:t>
         </w:r>
         <w:r>
           <w:rPr>
@@ -8537,7 +9487,7 @@
           <w14:ligatures w14:val="standardContextual"/>
         </w:rPr>
       </w:pPr>
-      <w:hyperlink w:anchor="_Toc237511239" w:history="1">
+      <w:hyperlink w:anchor="_Toc237855975" w:history="1">
         <w:r>
           <w:rPr>
             <w:rStyle w:val="Hyperlink"/>
@@ -8587,7 +9537,7 @@
             <w:noProof/>
             <w:webHidden/>
           </w:rPr>
-          <w:instrText xml:space="preserve"> PAGEREF _Toc237511239 \h </w:instrText>
+          <w:instrText xml:space="preserve"> PAGEREF _Toc237855975 \h </w:instrText>
         </w:r>
         <w:r>
           <w:rPr>
@@ -8607,7 +9557,7 @@
             <w:noProof/>
             <w:webHidden/>
           </w:rPr>
-          <w:t>22</w:t>
+          <w:t>23</w:t>
         </w:r>
         <w:r>
           <w:rPr>
@@ -8635,7 +9585,7 @@
           <w14:ligatures w14:val="standardContextual"/>
         </w:rPr>
       </w:pPr>
-      <w:hyperlink w:anchor="_Toc237511240" w:history="1">
+      <w:hyperlink w:anchor="_Toc237855976" w:history="1">
         <w:r>
           <w:rPr>
             <w:rStyle w:val="Hyperlink"/>
@@ -8685,7 +9635,7 @@
             <w:noProof/>
             <w:webHidden/>
           </w:rPr>
-          <w:instrText xml:space="preserve"> PAGEREF _Toc237511240 \h </w:instrText>
+          <w:instrText xml:space="preserve"> PAGEREF _Toc237855976 \h </w:instrText>
         </w:r>
         <w:r>
           <w:rPr>
@@ -8705,7 +9655,7 @@
             <w:noProof/>
             <w:webHidden/>
           </w:rPr>
-          <w:t>22</w:t>
+          <w:t>23</w:t>
         </w:r>
         <w:r>
           <w:rPr>
@@ -8733,7 +9683,7 @@
           <w14:ligatures w14:val="standardContextual"/>
         </w:rPr>
       </w:pPr>
-      <w:hyperlink w:anchor="_Toc237511241" w:history="1">
+      <w:hyperlink w:anchor="_Toc237855977" w:history="1">
         <w:r>
           <w:rPr>
             <w:rStyle w:val="Hyperlink"/>
@@ -8783,7 +9733,7 @@
             <w:noProof/>
             <w:webHidden/>
           </w:rPr>
-          <w:instrText xml:space="preserve"> PAGEREF _Toc237511241 \h </w:instrText>
+          <w:instrText xml:space="preserve"> PAGEREF _Toc237855977 \h </w:instrText>
         </w:r>
         <w:r>
           <w:rPr>
@@ -8803,7 +9753,7 @@
             <w:noProof/>
             <w:webHidden/>
           </w:rPr>
-          <w:t>22</w:t>
+          <w:t>23</w:t>
         </w:r>
         <w:r>
           <w:rPr>
@@ -8831,7 +9781,7 @@
           <w14:ligatures w14:val="standardContextual"/>
         </w:rPr>
       </w:pPr>
-      <w:hyperlink w:anchor="_Toc237511242" w:history="1">
+      <w:hyperlink w:anchor="_Toc237855978" w:history="1">
         <w:r>
           <w:rPr>
             <w:rStyle w:val="Hyperlink"/>
@@ -8881,7 +9831,7 @@
             <w:noProof/>
             <w:webHidden/>
           </w:rPr>
-          <w:instrText xml:space="preserve"> PAGEREF _Toc237511242 \h </w:instrText>
+          <w:instrText xml:space="preserve"> PAGEREF _Toc237855978 \h </w:instrText>
         </w:r>
         <w:r>
           <w:rPr>
@@ -8901,7 +9851,7 @@
             <w:noProof/>
             <w:webHidden/>
           </w:rPr>
-          <w:t>22</w:t>
+          <w:t>23</w:t>
         </w:r>
         <w:r>
           <w:rPr>
@@ -8929,7 +9879,7 @@
           <w14:ligatures w14:val="standardContextual"/>
         </w:rPr>
       </w:pPr>
-      <w:hyperlink w:anchor="_Toc237511243" w:history="1">
+      <w:hyperlink w:anchor="_Toc237855979" w:history="1">
         <w:r>
           <w:rPr>
             <w:rStyle w:val="Hyperlink"/>
@@ -8979,7 +9929,7 @@
             <w:noProof/>
             <w:webHidden/>
           </w:rPr>
-          <w:instrText xml:space="preserve"> PAGEREF _Toc237511243 \h </w:instrText>
+          <w:instrText xml:space="preserve"> PAGEREF _Toc237855979 \h </w:instrText>
         </w:r>
         <w:r>
           <w:rPr>
@@ -8999,7 +9949,7 @@
             <w:noProof/>
             <w:webHidden/>
           </w:rPr>
-          <w:t>22</w:t>
+          <w:t>23</w:t>
         </w:r>
         <w:r>
           <w:rPr>
@@ -9027,7 +9977,7 @@
           <w14:ligatures w14:val="standardContextual"/>
         </w:rPr>
       </w:pPr>
-      <w:hyperlink w:anchor="_Toc237511244" w:history="1">
+      <w:hyperlink w:anchor="_Toc237855980" w:history="1">
         <w:r>
           <w:rPr>
             <w:rStyle w:val="Hyperlink"/>
@@ -9077,7 +10027,7 @@
             <w:noProof/>
             <w:webHidden/>
           </w:rPr>
-          <w:instrText xml:space="preserve"> PAGEREF _Toc237511244 \h </w:instrText>
+          <w:instrText xml:space="preserve"> PAGEREF _Toc237855980 \h </w:instrText>
         </w:r>
         <w:r>
           <w:rPr>
@@ -9125,11 +10075,10 @@
           <w14:ligatures w14:val="standardContextual"/>
         </w:rPr>
       </w:pPr>
-      <w:hyperlink w:anchor="_Toc237511245" w:history="1">
-        <w:r>
-          <w:rPr>
-            <w:rStyle w:val="Hyperlink"/>
-            <w:rFonts w:cs="Times New Roman"/>
+      <w:hyperlink w:anchor="_Toc237855981" w:history="1">
+        <w:r>
+          <w:rPr>
+            <w:rStyle w:val="Hyperlink"/>
             <w:noProof/>
             <w:lang w:val="en-US"/>
           </w:rPr>
@@ -9150,11 +10099,10 @@
         <w:r>
           <w:rPr>
             <w:rStyle w:val="Hyperlink"/>
-            <w:rFonts w:cs="Times New Roman"/>
-            <w:noProof/>
-            <w:lang w:val="en-US"/>
-          </w:rPr>
-          <w:t>Mô tả quy trình</w:t>
+            <w:noProof/>
+            <w:lang w:val="en-US"/>
+          </w:rPr>
+          <w:t>Phương pháp thực hiện</w:t>
         </w:r>
         <w:r>
           <w:rPr>
@@ -9175,7 +10123,7 @@
             <w:noProof/>
             <w:webHidden/>
           </w:rPr>
-          <w:instrText xml:space="preserve"> PAGEREF _Toc237511245 \h </w:instrText>
+          <w:instrText xml:space="preserve"> PAGEREF _Toc237855981 \h </w:instrText>
         </w:r>
         <w:r>
           <w:rPr>
@@ -9196,6 +10144,198 @@
             <w:webHidden/>
           </w:rPr>
           <w:t>23</w:t>
+        </w:r>
+        <w:r>
+          <w:rPr>
+            <w:noProof/>
+            <w:webHidden/>
+          </w:rPr>
+          <w:fldChar w:fldCharType="end"/>
+        </w:r>
+      </w:hyperlink>
+    </w:p>
+    <w:p>
+      <w:pPr>
+        <w:pStyle w:val="TOC4"/>
+        <w:tabs>
+          <w:tab w:val="left" w:pos="1920"/>
+          <w:tab w:val="right" w:leader="dot" w:pos="8777"/>
+        </w:tabs>
+        <w:rPr>
+          <w:rFonts w:asciiTheme="minorHAnsi" w:eastAsiaTheme="minorEastAsia" w:hAnsiTheme="minorHAnsi"/>
+          <w:noProof/>
+          <w:kern w:val="2"/>
+          <w:sz w:val="24"/>
+          <w:szCs w:val="24"/>
+          <w:lang w:val="en-US"/>
+          <w14:ligatures w14:val="standardContextual"/>
+        </w:rPr>
+      </w:pPr>
+      <w:hyperlink w:anchor="_Toc237855982" w:history="1">
+        <w:r>
+          <w:rPr>
+            <w:rStyle w:val="Hyperlink"/>
+            <w:noProof/>
+            <w:lang w:val="en-US"/>
+          </w:rPr>
+          <w:t>3.6.1.1.</w:t>
+        </w:r>
+        <w:r>
+          <w:rPr>
+            <w:rFonts w:asciiTheme="minorHAnsi" w:eastAsiaTheme="minorEastAsia" w:hAnsiTheme="minorHAnsi"/>
+            <w:noProof/>
+            <w:kern w:val="2"/>
+            <w:sz w:val="24"/>
+            <w:szCs w:val="24"/>
+            <w:lang w:val="en-US"/>
+            <w14:ligatures w14:val="standardContextual"/>
+          </w:rPr>
+          <w:tab/>
+        </w:r>
+        <w:r>
+          <w:rPr>
+            <w:rStyle w:val="Hyperlink"/>
+            <w:noProof/>
+            <w:lang w:val="en-US"/>
+          </w:rPr>
+          <w:t>Dự trên bằng chứng</w:t>
+        </w:r>
+        <w:r>
+          <w:rPr>
+            <w:noProof/>
+            <w:webHidden/>
+          </w:rPr>
+          <w:tab/>
+        </w:r>
+        <w:r>
+          <w:rPr>
+            <w:noProof/>
+            <w:webHidden/>
+          </w:rPr>
+          <w:fldChar w:fldCharType="begin"/>
+        </w:r>
+        <w:r>
+          <w:rPr>
+            <w:noProof/>
+            <w:webHidden/>
+          </w:rPr>
+          <w:instrText xml:space="preserve"> PAGEREF _Toc237855982 \h </w:instrText>
+        </w:r>
+        <w:r>
+          <w:rPr>
+            <w:noProof/>
+            <w:webHidden/>
+          </w:rPr>
+        </w:r>
+        <w:r>
+          <w:rPr>
+            <w:noProof/>
+            <w:webHidden/>
+          </w:rPr>
+          <w:fldChar w:fldCharType="separate"/>
+        </w:r>
+        <w:r>
+          <w:rPr>
+            <w:noProof/>
+            <w:webHidden/>
+          </w:rPr>
+          <w:t>23</w:t>
+        </w:r>
+        <w:r>
+          <w:rPr>
+            <w:noProof/>
+            <w:webHidden/>
+          </w:rPr>
+          <w:fldChar w:fldCharType="end"/>
+        </w:r>
+      </w:hyperlink>
+    </w:p>
+    <w:p>
+      <w:pPr>
+        <w:pStyle w:val="TOC4"/>
+        <w:tabs>
+          <w:tab w:val="left" w:pos="1920"/>
+          <w:tab w:val="right" w:leader="dot" w:pos="8777"/>
+        </w:tabs>
+        <w:rPr>
+          <w:rFonts w:asciiTheme="minorHAnsi" w:eastAsiaTheme="minorEastAsia" w:hAnsiTheme="minorHAnsi"/>
+          <w:noProof/>
+          <w:kern w:val="2"/>
+          <w:sz w:val="24"/>
+          <w:szCs w:val="24"/>
+          <w:lang w:val="en-US"/>
+          <w14:ligatures w14:val="standardContextual"/>
+        </w:rPr>
+      </w:pPr>
+      <w:hyperlink w:anchor="_Toc237855983" w:history="1">
+        <w:r>
+          <w:rPr>
+            <w:rStyle w:val="Hyperlink"/>
+            <w:noProof/>
+            <w:lang w:val="en-US"/>
+          </w:rPr>
+          <w:t>3.6.1.2.</w:t>
+        </w:r>
+        <w:r>
+          <w:rPr>
+            <w:rFonts w:asciiTheme="minorHAnsi" w:eastAsiaTheme="minorEastAsia" w:hAnsiTheme="minorHAnsi"/>
+            <w:noProof/>
+            <w:kern w:val="2"/>
+            <w:sz w:val="24"/>
+            <w:szCs w:val="24"/>
+            <w:lang w:val="en-US"/>
+            <w14:ligatures w14:val="standardContextual"/>
+          </w:rPr>
+          <w:tab/>
+        </w:r>
+        <w:r>
+          <w:rPr>
+            <w:rStyle w:val="Hyperlink"/>
+            <w:noProof/>
+            <w:lang w:val="en-US"/>
+          </w:rPr>
+          <w:t>Phỏng vấn</w:t>
+        </w:r>
+        <w:r>
+          <w:rPr>
+            <w:noProof/>
+            <w:webHidden/>
+          </w:rPr>
+          <w:tab/>
+        </w:r>
+        <w:r>
+          <w:rPr>
+            <w:noProof/>
+            <w:webHidden/>
+          </w:rPr>
+          <w:fldChar w:fldCharType="begin"/>
+        </w:r>
+        <w:r>
+          <w:rPr>
+            <w:noProof/>
+            <w:webHidden/>
+          </w:rPr>
+          <w:instrText xml:space="preserve"> PAGEREF _Toc237855983 \h </w:instrText>
+        </w:r>
+        <w:r>
+          <w:rPr>
+            <w:noProof/>
+            <w:webHidden/>
+          </w:rPr>
+        </w:r>
+        <w:r>
+          <w:rPr>
+            <w:noProof/>
+            <w:webHidden/>
+          </w:rPr>
+          <w:fldChar w:fldCharType="separate"/>
+        </w:r>
+        <w:r>
+          <w:rPr>
+            <w:noProof/>
+            <w:webHidden/>
+          </w:rPr>
+          <w:t>24</w:t>
         </w:r>
         <w:r>
           <w:rPr>
@@ -9223,7 +10363,7 @@
           <w14:ligatures w14:val="standardContextual"/>
         </w:rPr>
       </w:pPr>
-      <w:hyperlink w:anchor="_Toc237511246" w:history="1">
+      <w:hyperlink w:anchor="_Toc237855984" w:history="1">
         <w:r>
           <w:rPr>
             <w:rStyle w:val="Hyperlink"/>
@@ -9252,7 +10392,7 @@
             <w:noProof/>
             <w:lang w:val="en-US"/>
           </w:rPr>
-          <w:t>Mô hình BPMN</w:t>
+          <w:t>Mô hình hoá quy trình</w:t>
         </w:r>
         <w:r>
           <w:rPr>
@@ -9273,7 +10413,7 @@
             <w:noProof/>
             <w:webHidden/>
           </w:rPr>
-          <w:instrText xml:space="preserve"> PAGEREF _Toc237511246 \h </w:instrText>
+          <w:instrText xml:space="preserve"> PAGEREF _Toc237855984 \h </w:instrText>
         </w:r>
         <w:r>
           <w:rPr>
@@ -9293,7 +10433,7 @@
             <w:noProof/>
             <w:webHidden/>
           </w:rPr>
-          <w:t>23</w:t>
+          <w:t>24</w:t>
         </w:r>
         <w:r>
           <w:rPr>
@@ -9321,7 +10461,7 @@
           <w14:ligatures w14:val="standardContextual"/>
         </w:rPr>
       </w:pPr>
-      <w:hyperlink w:anchor="_Toc237511247" w:history="1">
+      <w:hyperlink w:anchor="_Toc237855985" w:history="1">
         <w:r>
           <w:rPr>
             <w:rStyle w:val="Hyperlink"/>
@@ -9371,7 +10511,7 @@
             <w:noProof/>
             <w:webHidden/>
           </w:rPr>
-          <w:instrText xml:space="preserve"> PAGEREF _Toc237511247 \h </w:instrText>
+          <w:instrText xml:space="preserve"> PAGEREF _Toc237855985 \h </w:instrText>
         </w:r>
         <w:r>
           <w:rPr>
@@ -9391,7 +10531,7 @@
             <w:noProof/>
             <w:webHidden/>
           </w:rPr>
-          <w:t>23</w:t>
+          <w:t>24</w:t>
         </w:r>
         <w:r>
           <w:rPr>
@@ -9419,7 +10559,7 @@
           <w14:ligatures w14:val="standardContextual"/>
         </w:rPr>
       </w:pPr>
-      <w:hyperlink w:anchor="_Toc237511248" w:history="1">
+      <w:hyperlink w:anchor="_Toc237855986" w:history="1">
         <w:r>
           <w:rPr>
             <w:rStyle w:val="Hyperlink"/>
@@ -9469,7 +10609,7 @@
             <w:noProof/>
             <w:webHidden/>
           </w:rPr>
-          <w:instrText xml:space="preserve"> PAGEREF _Toc237511248 \h </w:instrText>
+          <w:instrText xml:space="preserve"> PAGEREF _Toc237855986 \h </w:instrText>
         </w:r>
         <w:r>
           <w:rPr>
@@ -9489,7 +10629,7 @@
             <w:noProof/>
             <w:webHidden/>
           </w:rPr>
-          <w:t>23</w:t>
+          <w:t>24</w:t>
         </w:r>
         <w:r>
           <w:rPr>
@@ -9517,7 +10657,7 @@
           <w14:ligatures w14:val="standardContextual"/>
         </w:rPr>
       </w:pPr>
-      <w:hyperlink w:anchor="_Toc237511249" w:history="1">
+      <w:hyperlink w:anchor="_Toc237855987" w:history="1">
         <w:r>
           <w:rPr>
             <w:rStyle w:val="Hyperlink"/>
@@ -9567,7 +10707,7 @@
             <w:noProof/>
             <w:webHidden/>
           </w:rPr>
-          <w:instrText xml:space="preserve"> PAGEREF _Toc237511249 \h </w:instrText>
+          <w:instrText xml:space="preserve"> PAGEREF _Toc237855987 \h </w:instrText>
         </w:r>
         <w:r>
           <w:rPr>
@@ -9587,7 +10727,7 @@
             <w:noProof/>
             <w:webHidden/>
           </w:rPr>
-          <w:t>23</w:t>
+          <w:t>24</w:t>
         </w:r>
         <w:r>
           <w:rPr>
@@ -9615,7 +10755,7 @@
           <w14:ligatures w14:val="standardContextual"/>
         </w:rPr>
       </w:pPr>
-      <w:hyperlink w:anchor="_Toc237511250" w:history="1">
+      <w:hyperlink w:anchor="_Toc237855988" w:history="1">
         <w:r>
           <w:rPr>
             <w:rStyle w:val="Hyperlink"/>
@@ -9665,7 +10805,7 @@
             <w:noProof/>
             <w:webHidden/>
           </w:rPr>
-          <w:instrText xml:space="preserve"> PAGEREF _Toc237511250 \h </w:instrText>
+          <w:instrText xml:space="preserve"> PAGEREF _Toc237855988 \h </w:instrText>
         </w:r>
         <w:r>
           <w:rPr>
@@ -9685,7 +10825,7 @@
             <w:noProof/>
             <w:webHidden/>
           </w:rPr>
-          <w:t>23</w:t>
+          <w:t>24</w:t>
         </w:r>
         <w:r>
           <w:rPr>
@@ -9713,7 +10853,7 @@
           <w14:ligatures w14:val="standardContextual"/>
         </w:rPr>
       </w:pPr>
-      <w:hyperlink w:anchor="_Toc237511251" w:history="1">
+      <w:hyperlink w:anchor="_Toc237855989" w:history="1">
         <w:r>
           <w:rPr>
             <w:rStyle w:val="Hyperlink"/>
@@ -9763,7 +10903,7 @@
             <w:noProof/>
             <w:webHidden/>
           </w:rPr>
-          <w:instrText xml:space="preserve"> PAGEREF _Toc237511251 \h </w:instrText>
+          <w:instrText xml:space="preserve"> PAGEREF _Toc237855989 \h </w:instrText>
         </w:r>
         <w:r>
           <w:rPr>
@@ -9783,7 +10923,7 @@
             <w:noProof/>
             <w:webHidden/>
           </w:rPr>
-          <w:t>23</w:t>
+          <w:t>24</w:t>
         </w:r>
         <w:r>
           <w:rPr>
@@ -9811,7 +10951,7 @@
           <w14:ligatures w14:val="standardContextual"/>
         </w:rPr>
       </w:pPr>
-      <w:hyperlink w:anchor="_Toc237511252" w:history="1">
+      <w:hyperlink w:anchor="_Toc237855990" w:history="1">
         <w:r>
           <w:rPr>
             <w:rStyle w:val="Hyperlink"/>
@@ -9861,7 +11001,7 @@
             <w:noProof/>
             <w:webHidden/>
           </w:rPr>
-          <w:instrText xml:space="preserve"> PAGEREF _Toc237511252 \h </w:instrText>
+          <w:instrText xml:space="preserve"> PAGEREF _Toc237855990 \h </w:instrText>
         </w:r>
         <w:r>
           <w:rPr>
@@ -9881,7 +11021,7 @@
             <w:noProof/>
             <w:webHidden/>
           </w:rPr>
-          <w:t>23</w:t>
+          <w:t>24</w:t>
         </w:r>
         <w:r>
           <w:rPr>
@@ -9909,7 +11049,7 @@
           <w14:ligatures w14:val="standardContextual"/>
         </w:rPr>
       </w:pPr>
-      <w:hyperlink w:anchor="_Toc237511253" w:history="1">
+      <w:hyperlink w:anchor="_Toc237855991" w:history="1">
         <w:r>
           <w:rPr>
             <w:rStyle w:val="Hyperlink"/>
@@ -9959,7 +11099,7 @@
             <w:noProof/>
             <w:webHidden/>
           </w:rPr>
-          <w:instrText xml:space="preserve"> PAGEREF _Toc237511253 \h </w:instrText>
+          <w:instrText xml:space="preserve"> PAGEREF _Toc237855991 \h </w:instrText>
         </w:r>
         <w:r>
           <w:rPr>
@@ -9979,7 +11119,7 @@
             <w:noProof/>
             <w:webHidden/>
           </w:rPr>
-          <w:t>23</w:t>
+          <w:t>24</w:t>
         </w:r>
         <w:r>
           <w:rPr>
@@ -10007,7 +11147,7 @@
           <w14:ligatures w14:val="standardContextual"/>
         </w:rPr>
       </w:pPr>
-      <w:hyperlink w:anchor="_Toc237511254" w:history="1">
+      <w:hyperlink w:anchor="_Toc237855992" w:history="1">
         <w:r>
           <w:rPr>
             <w:rStyle w:val="Hyperlink"/>
@@ -10057,7 +11197,7 @@
             <w:noProof/>
             <w:webHidden/>
           </w:rPr>
-          <w:instrText xml:space="preserve"> PAGEREF _Toc237511254 \h </w:instrText>
+          <w:instrText xml:space="preserve"> PAGEREF _Toc237855992 \h </w:instrText>
         </w:r>
         <w:r>
           <w:rPr>
@@ -10077,7 +11217,7 @@
             <w:noProof/>
             <w:webHidden/>
           </w:rPr>
-          <w:t>23</w:t>
+          <w:t>24</w:t>
         </w:r>
         <w:r>
           <w:rPr>
@@ -10105,7 +11245,7 @@
           <w14:ligatures w14:val="standardContextual"/>
         </w:rPr>
       </w:pPr>
-      <w:hyperlink w:anchor="_Toc237511255" w:history="1">
+      <w:hyperlink w:anchor="_Toc237855993" w:history="1">
         <w:r>
           <w:rPr>
             <w:rStyle w:val="Hyperlink"/>
@@ -10155,7 +11295,7 @@
             <w:noProof/>
             <w:webHidden/>
           </w:rPr>
-          <w:instrText xml:space="preserve"> PAGEREF _Toc237511255 \h </w:instrText>
+          <w:instrText xml:space="preserve"> PAGEREF _Toc237855993 \h </w:instrText>
         </w:r>
         <w:r>
           <w:rPr>
@@ -10175,7 +11315,7 @@
             <w:noProof/>
             <w:webHidden/>
           </w:rPr>
-          <w:t>23</w:t>
+          <w:t>24</w:t>
         </w:r>
         <w:r>
           <w:rPr>
@@ -10203,7 +11343,7 @@
           <w14:ligatures w14:val="standardContextual"/>
         </w:rPr>
       </w:pPr>
-      <w:hyperlink w:anchor="_Toc237511256" w:history="1">
+      <w:hyperlink w:anchor="_Toc237855994" w:history="1">
         <w:r>
           <w:rPr>
             <w:rStyle w:val="Hyperlink"/>
@@ -10249,7 +11389,7 @@
             <w:noProof/>
             <w:webHidden/>
           </w:rPr>
-          <w:instrText xml:space="preserve"> PAGEREF _Toc237511256 \h </w:instrText>
+          <w:instrText xml:space="preserve"> PAGEREF _Toc237855994 \h </w:instrText>
         </w:r>
         <w:r>
           <w:rPr>
@@ -10269,7 +11409,7 @@
             <w:noProof/>
             <w:webHidden/>
           </w:rPr>
-          <w:t>24</w:t>
+          <w:t>25</w:t>
         </w:r>
         <w:r>
           <w:rPr>
@@ -11517,7 +12657,7 @@
         </w:rPr>
         <w:br w:type="page"/>
       </w:r>
-      <w:bookmarkStart w:id="0" w:name="_Toc237511164"/>
+      <w:bookmarkStart w:id="0" w:name="_Toc237855890"/>
       <w:r>
         <w:lastRenderedPageBreak/>
         <w:t xml:space="preserve">GIỚI THIỆU VỀ CÔNG TY FPT </w:t>
@@ -11535,7 +12675,7 @@
           <w:lang w:val="en-US"/>
         </w:rPr>
       </w:pPr>
-      <w:bookmarkStart w:id="1" w:name="_Toc237511165"/>
+      <w:bookmarkStart w:id="1" w:name="_Toc237855891"/>
       <w:r>
         <w:rPr>
           <w:rFonts w:eastAsia="Times New Roman" w:cs="Times New Roman"/>
@@ -11560,7 +12700,7 @@
           <w:lang w:val="en-US"/>
         </w:rPr>
       </w:pPr>
-      <w:bookmarkStart w:id="2" w:name="_Toc237511166"/>
+      <w:bookmarkStart w:id="2" w:name="_Toc237855892"/>
       <w:r>
         <w:rPr>
           <w:rFonts w:eastAsia="Times New Roman" w:cs="Times New Roman"/>
@@ -11688,7 +12828,7 @@
           <w:lang w:val="en-US"/>
         </w:rPr>
       </w:pPr>
-      <w:bookmarkStart w:id="3" w:name="_Toc237511167"/>
+      <w:bookmarkStart w:id="3" w:name="_Toc237855893"/>
       <w:r>
         <w:rPr>
           <w:rFonts w:eastAsia="Times New Roman" w:cs="Times New Roman"/>
@@ -11980,7 +13120,7 @@
       </w:pPr>
       <w:bookmarkStart w:id="4" w:name="_Toc140297269"/>
       <w:bookmarkStart w:id="5" w:name="_Toc142813558"/>
-      <w:bookmarkStart w:id="6" w:name="_Toc237511168"/>
+      <w:bookmarkStart w:id="6" w:name="_Toc237855894"/>
       <w:r>
         <w:rPr>
           <w:rFonts w:cs="Times New Roman"/>
@@ -12014,7 +13154,7 @@
           <w:lang w:val="en-US"/>
         </w:rPr>
       </w:pPr>
-      <w:bookmarkStart w:id="7" w:name="_Toc237511169"/>
+      <w:bookmarkStart w:id="7" w:name="_Toc237855895"/>
       <w:r>
         <w:rPr>
           <w:lang w:val="en-US"/>
@@ -12047,7 +13187,7 @@
           <w:lang w:val="en-US"/>
         </w:rPr>
       </w:pPr>
-      <w:bookmarkStart w:id="8" w:name="_Toc237511170"/>
+      <w:bookmarkStart w:id="8" w:name="_Toc237855896"/>
       <w:r>
         <w:rPr>
           <w:lang w:val="en-US"/>
@@ -12081,7 +13221,7 @@
           <w:lang w:val="en-US"/>
         </w:rPr>
       </w:pPr>
-      <w:bookmarkStart w:id="9" w:name="_Toc237511171"/>
+      <w:bookmarkStart w:id="9" w:name="_Toc237855897"/>
       <w:r>
         <w:rPr>
           <w:lang w:val="en-US"/>
@@ -12216,7 +13356,7 @@
           <w:lang w:val="en-US"/>
         </w:rPr>
       </w:pPr>
-      <w:bookmarkStart w:id="10" w:name="_Toc237511172"/>
+      <w:bookmarkStart w:id="10" w:name="_Toc237855898"/>
       <w:r>
         <w:rPr>
           <w:rFonts w:cs="Times New Roman"/>
@@ -12344,7 +13484,7 @@
           <w:lang w:val="en-US"/>
         </w:rPr>
       </w:pPr>
-      <w:bookmarkStart w:id="11" w:name="_Toc237511173"/>
+      <w:bookmarkStart w:id="11" w:name="_Toc237855899"/>
       <w:r>
         <w:rPr>
           <w:rFonts w:cs="Times New Roman"/>
@@ -12362,7 +13502,7 @@
           <w:lang w:val="en-US"/>
         </w:rPr>
       </w:pPr>
-      <w:bookmarkStart w:id="12" w:name="_Toc237511174"/>
+      <w:bookmarkStart w:id="12" w:name="_Toc237855900"/>
       <w:r>
         <w:rPr>
           <w:rFonts w:cs="Times New Roman"/>
@@ -12403,7 +13543,7 @@
         </w:rPr>
         <w:lastRenderedPageBreak/>
         <w:drawing>
-          <wp:inline distT="0" distB="0" distL="0" distR="0" wp14:anchorId="18A847AB" wp14:editId="174189BD">
+          <wp:inline distT="0" distB="0" distL="0" distR="0" wp14:anchorId="18A847AB" wp14:editId="542ADE8A">
             <wp:extent cx="5579745" cy="2936875"/>
             <wp:effectExtent l="0" t="0" r="0" b="0"/>
             <wp:docPr id="1563092666" name="Picture 2"/>
@@ -12801,7 +13941,7 @@
           <w:lang w:val="en-US"/>
         </w:rPr>
       </w:pPr>
-      <w:bookmarkStart w:id="14" w:name="_Toc237511175"/>
+      <w:bookmarkStart w:id="14" w:name="_Toc237855901"/>
       <w:r>
         <w:rPr>
           <w:rFonts w:cs="Times New Roman"/>
@@ -12950,7 +14090,7 @@
           <w:lang w:val="en-US"/>
         </w:rPr>
       </w:pPr>
-      <w:bookmarkStart w:id="15" w:name="_Toc237511176"/>
+      <w:bookmarkStart w:id="15" w:name="_Toc237855902"/>
       <w:r>
         <w:rPr>
           <w:rFonts w:cs="Times New Roman"/>
@@ -13220,7 +14360,7 @@
       <w:pPr>
         <w:pStyle w:val="Heading1"/>
       </w:pPr>
-      <w:bookmarkStart w:id="16" w:name="_Toc237511177"/>
+      <w:bookmarkStart w:id="16" w:name="_Toc237855903"/>
       <w:bookmarkEnd w:id="4"/>
       <w:bookmarkEnd w:id="5"/>
       <w:r>
@@ -13240,7 +14380,7 @@
           <w:lang w:val="en-US"/>
         </w:rPr>
       </w:pPr>
-      <w:bookmarkStart w:id="17" w:name="_Toc237511178"/>
+      <w:bookmarkStart w:id="17" w:name="_Toc237855904"/>
       <w:r>
         <w:rPr>
           <w:rFonts w:eastAsia="Times New Roman" w:cs="Times New Roman"/>
@@ -13380,7 +14520,7 @@
       <w:bookmarkStart w:id="23" w:name="_Toc237420292"/>
       <w:bookmarkStart w:id="24" w:name="_Toc237419113"/>
       <w:bookmarkStart w:id="25" w:name="_Toc237420293"/>
-      <w:bookmarkStart w:id="26" w:name="_Toc237511179"/>
+      <w:bookmarkStart w:id="26" w:name="_Toc237855905"/>
       <w:bookmarkEnd w:id="18"/>
       <w:bookmarkEnd w:id="19"/>
       <w:bookmarkEnd w:id="20"/>
@@ -13416,16 +14556,45 @@
           <w:bCs/>
           <w:lang w:val="en-US"/>
         </w:rPr>
-        <w:t xml:space="preserve">M1. </w:t>
-      </w:r>
-      <w:r>
+        <w:t>M1. Quy trình quản lý nhà cung cấp</w:t>
+      </w:r>
+    </w:p>
+    <w:p>
+      <w:pPr>
+        <w:ind w:firstLine="227"/>
+        <w:jc w:val="both"/>
+        <w:rPr>
+          <w:rFonts w:cs="Times New Roman"/>
+          <w:lang w:val="en-US"/>
+        </w:rPr>
+      </w:pPr>
+      <w:r>
+        <w:rPr>
+          <w:rFonts w:cs="Times New Roman"/>
+          <w:lang w:val="en-US"/>
+        </w:rPr>
+        <w:t>Quy trình quản lý nhà cung cấp nhằm lựa chọn, đánh giá và duy trì quan hệ với các nhà cung cấp hàng hóa, dịch vụ phục vụ hoạt động kinh doanh của FPT Shop.</w:t>
+      </w:r>
+    </w:p>
+    <w:p>
+      <w:pPr>
+        <w:ind w:firstLine="227"/>
+        <w:jc w:val="both"/>
         <w:rPr>
           <w:rFonts w:cs="Times New Roman"/>
           <w:b/>
           <w:bCs/>
           <w:lang w:val="en-US"/>
         </w:rPr>
-        <w:t>Quy trình quản lý nhà cung cấp</w:t>
+      </w:pPr>
+      <w:r>
+        <w:rPr>
+          <w:rFonts w:cs="Times New Roman"/>
+          <w:b/>
+          <w:bCs/>
+          <w:lang w:val="en-US"/>
+        </w:rPr>
+        <w:t>M2. Quy trình quản lý tồn kho</w:t>
       </w:r>
     </w:p>
     <w:p>
@@ -13442,7 +14611,7 @@
           <w:rFonts w:cs="Times New Roman"/>
           <w:lang w:val="en-US"/>
         </w:rPr>
-        <w:t>Quy trình quản lý nhà cung cấp nhằm lựa chọn, đánh giá và duy trì quan hệ với các nhà cung cấp hàng hóa, dịch vụ phục vụ hoạt động kinh doanh của FPT Shop.</w:t>
+        <w:t>Quy trình quản lý tồn kho nhằm theo dõi, kiểm soát và tối ưu lượng hàng hóa tại các kho và cửa hàng, bảo đảm nguồn hàng phục vụ hoạt động kinh doanh.</w:t>
       </w:r>
     </w:p>
     <w:p>
@@ -13463,7 +14632,7 @@
           <w:bCs/>
           <w:lang w:val="en-US"/>
         </w:rPr>
-        <w:t>M2. Quy trình quản lý tồn kho</w:t>
+        <w:t>M3. Quy trình quản lý hiệu suất cửa hàng</w:t>
       </w:r>
     </w:p>
     <w:p>
@@ -13480,7 +14649,7 @@
           <w:rFonts w:cs="Times New Roman"/>
           <w:lang w:val="en-US"/>
         </w:rPr>
-        <w:t>Quy trình quản lý tồn kho nhằm theo dõi, kiểm soát và tối ưu lượng hàng hóa tại các kho và cửa hàng, bảo đảm nguồn hàng phục vụ hoạt động kinh doanh.</w:t>
+        <w:t>Quy trình quản lý hiệu suất cửa hàng nhằm theo dõi, đánh giá kết quả hoạt động của các cửa hàng dựa trên các chỉ tiêu kinh doanh và chất lượng phục vụ.</w:t>
       </w:r>
     </w:p>
     <w:p>
@@ -13501,7 +14670,7 @@
           <w:bCs/>
           <w:lang w:val="en-US"/>
         </w:rPr>
-        <w:t>M3. Quy trình quản lý hiệu suất cửa hàng</w:t>
+        <w:t>M4. Quy trình quản lý giá và chương trình khuyến mại</w:t>
       </w:r>
     </w:p>
     <w:p>
@@ -13518,7 +14687,8 @@
           <w:rFonts w:cs="Times New Roman"/>
           <w:lang w:val="en-US"/>
         </w:rPr>
-        <w:t>Quy trình quản lý hiệu suất cửa hàng nhằm theo dõi, đánh giá kết quả hoạt động của các cửa hàng dựa trên các chỉ tiêu kinh doanh và chất lượng phục vụ.</w:t>
+        <w:lastRenderedPageBreak/>
+        <w:t>Quy trình quản lý giá và chương trình khuyến mại nhằm xây dựng, phê duyệt và triển khai giá bán, chương trình ưu đãi trên các kênh kinh doanh.</w:t>
       </w:r>
     </w:p>
     <w:p>
@@ -13539,7 +14709,7 @@
           <w:bCs/>
           <w:lang w:val="en-US"/>
         </w:rPr>
-        <w:t>M4. Quy trình quản lý giá và chương trình khuyến mại</w:t>
+        <w:t>M5. Quy trình quản lý chất lượng dịch vụ</w:t>
       </w:r>
     </w:p>
     <w:p>
@@ -13556,9 +14726,26 @@
           <w:rFonts w:cs="Times New Roman"/>
           <w:lang w:val="en-US"/>
         </w:rPr>
-        <w:lastRenderedPageBreak/>
-        <w:t>Quy trình quản lý giá và chương trình khuyến mại nhằm xây dựng, phê duyệt và triển khai giá bán, chương trình ưu đãi trên các kênh kinh doanh.</w:t>
-      </w:r>
+        <w:t>Quy trình quản lý chất lượng dịch vụ nhằm theo dõi chất lượng phục vụ khách hàng, tiếp nhận phản hồi và triển khai các hoạt động cải thiện chất lượng dịch vụ.</w:t>
+      </w:r>
+    </w:p>
+    <w:p>
+      <w:pPr>
+        <w:pStyle w:val="Heading2"/>
+        <w:rPr>
+          <w:rFonts w:cs="Times New Roman"/>
+          <w:lang w:val="en-US"/>
+        </w:rPr>
+      </w:pPr>
+      <w:bookmarkStart w:id="27" w:name="_Toc237855906"/>
+      <w:r>
+        <w:rPr>
+          <w:rFonts w:cs="Times New Roman"/>
+          <w:lang w:val="en-US"/>
+        </w:rPr>
+        <w:t>Nhóm quy trình cốt lõi (Core Processes)</w:t>
+      </w:r>
+      <w:bookmarkEnd w:id="27"/>
     </w:p>
     <w:p>
       <w:pPr>
@@ -13578,7 +14765,7 @@
           <w:bCs/>
           <w:lang w:val="en-US"/>
         </w:rPr>
-        <w:t>M5. Quy trình quản lý chất lượng dịch vụ</w:t>
+        <w:t>C1. Quy trình nhập hàng và tiếp nhận hàng hóa</w:t>
       </w:r>
     </w:p>
     <w:p>
@@ -13595,26 +14782,8 @@
           <w:rFonts w:cs="Times New Roman"/>
           <w:lang w:val="en-US"/>
         </w:rPr>
-        <w:t>Quy trình quản lý chất lượng dịch vụ nhằm theo dõi chất lượng phục vụ khách hàng, tiếp nhận phản hồi và triển khai các hoạt động cải thiện chất lượng dịch vụ.</w:t>
-      </w:r>
-    </w:p>
-    <w:p>
-      <w:pPr>
-        <w:pStyle w:val="Heading2"/>
-        <w:rPr>
-          <w:rFonts w:cs="Times New Roman"/>
-          <w:lang w:val="en-US"/>
-        </w:rPr>
-      </w:pPr>
-      <w:bookmarkStart w:id="27" w:name="_Toc237511180"/>
-      <w:r>
-        <w:rPr>
-          <w:rFonts w:cs="Times New Roman"/>
-          <w:lang w:val="en-US"/>
-        </w:rPr>
-        <w:t>Nhóm quy trình cốt lõi (Core Processes)</w:t>
-      </w:r>
-      <w:bookmarkEnd w:id="27"/>
+        <w:t>Quy trình nhập hàng và tiếp nhận hàng hóa đảm bảo sản phẩm từ nhà cung cấp được đưa vào hệ thống kho và cửa hàng để phục vụ hoạt động kinh doanh.</w:t>
+      </w:r>
     </w:p>
     <w:p>
       <w:pPr>
@@ -13634,7 +14803,7 @@
           <w:bCs/>
           <w:lang w:val="en-US"/>
         </w:rPr>
-        <w:t>C1. Quy trình nhập hàng và tiếp nhận hàng hóa</w:t>
+        <w:t>C2. Quy trình điều chuyển hàng hóa</w:t>
       </w:r>
     </w:p>
     <w:p>
@@ -13651,7 +14820,7 @@
           <w:rFonts w:cs="Times New Roman"/>
           <w:lang w:val="en-US"/>
         </w:rPr>
-        <w:t>Quy trình nhập hàng và tiếp nhận hàng hóa đảm bảo sản phẩm từ nhà cung cấp được đưa vào hệ thống kho và cửa hàng để phục vụ hoạt động kinh doanh.</w:t>
+        <w:t>Quy trình điều chuyển hàng hóa thực hiện việc phân bổ và luân chuyển sản phẩm giữa các kho, cửa hàng dựa trên nhu cầu thực tế.</w:t>
       </w:r>
     </w:p>
     <w:p>
@@ -13672,7 +14841,7 @@
           <w:bCs/>
           <w:lang w:val="en-US"/>
         </w:rPr>
-        <w:t>C2. Quy trình điều chuyển hàng hóa</w:t>
+        <w:t>C3. Quy trình bán hàng tại cửa hàng</w:t>
       </w:r>
     </w:p>
     <w:p>
@@ -13689,7 +14858,7 @@
           <w:rFonts w:cs="Times New Roman"/>
           <w:lang w:val="en-US"/>
         </w:rPr>
-        <w:t>Quy trình điều chuyển hàng hóa thực hiện việc phân bổ và luân chuyển sản phẩm giữa các kho, cửa hàng dựa trên nhu cầu thực tế.</w:t>
+        <w:t>Quy trình bán hàng tại cửa hàng bao gồm các hoạt động tư vấn, lựa chọn sản phẩm, lập giao dịch, thanh toán và bàn giao sản phẩm cho khách hàng.</w:t>
       </w:r>
     </w:p>
     <w:p>
@@ -13710,7 +14879,7 @@
           <w:bCs/>
           <w:lang w:val="en-US"/>
         </w:rPr>
-        <w:t>C3. Quy trình bán hàng tại cửa hàng</w:t>
+        <w:t>C4. Quy trình bán hàng trực tuyến</w:t>
       </w:r>
     </w:p>
     <w:p>
@@ -13727,7 +14896,7 @@
           <w:rFonts w:cs="Times New Roman"/>
           <w:lang w:val="en-US"/>
         </w:rPr>
-        <w:t>Quy trình bán hàng tại cửa hàng bao gồm các hoạt động tư vấn, lựa chọn sản phẩm, lập giao dịch, thanh toán và bàn giao sản phẩm cho khách hàng.</w:t>
+        <w:t>Quy trình bán hàng trực tuyến thực hiện việc tiếp nhận và xử lý đơn hàng thông qua website/kênh trực tuyến, từ khi khách hàng lựa chọn sản phẩm đến khi đơn hàng được hoàn tất.</w:t>
       </w:r>
     </w:p>
     <w:p>
@@ -13748,7 +14917,7 @@
           <w:bCs/>
           <w:lang w:val="en-US"/>
         </w:rPr>
-        <w:t>C4. Quy trình bán hàng trực tuyến</w:t>
+        <w:t>C5. Quy trình giao hàng và lắp đặt</w:t>
       </w:r>
     </w:p>
     <w:p>
@@ -13765,7 +14934,7 @@
           <w:rFonts w:cs="Times New Roman"/>
           <w:lang w:val="en-US"/>
         </w:rPr>
-        <w:t>Quy trình bán hàng trực tuyến thực hiện việc tiếp nhận và xử lý đơn hàng thông qua website/kênh trực tuyến, từ khi khách hàng lựa chọn sản phẩm đến khi đơn hàng được hoàn tất.</w:t>
+        <w:t>Quy trình giao hàng và lắp đặt đảm bảo sản phẩm được vận chuyển đến khách hàng và thực hiện lắp đặt đối với những sản phẩm có yêu cầu.</w:t>
       </w:r>
     </w:p>
     <w:p>
@@ -13786,7 +14955,7 @@
           <w:bCs/>
           <w:lang w:val="en-US"/>
         </w:rPr>
-        <w:t>C5. Quy trình giao hàng và lắp đặt</w:t>
+        <w:t>C6. Quy trình bảo hành sản phẩm</w:t>
       </w:r>
     </w:p>
     <w:p>
@@ -13803,7 +14972,8 @@
           <w:rFonts w:cs="Times New Roman"/>
           <w:lang w:val="en-US"/>
         </w:rPr>
-        <w:t>Quy trình giao hàng và lắp đặt đảm bảo sản phẩm được vận chuyển đến khách hàng và thực hiện lắp đặt đối với những sản phẩm có yêu cầu.</w:t>
+        <w:lastRenderedPageBreak/>
+        <w:t>Quy trình bảo hành sản phẩm xử lý các yêu cầu bảo hành của khách hàng, từ tiếp nhận sản phẩm, kiểm tra điều kiện bảo hành đến sửa chữa, đổi sản phẩm hoặc hoàn tất yêu cầu.</w:t>
       </w:r>
     </w:p>
     <w:p>
@@ -13824,7 +14994,7 @@
           <w:bCs/>
           <w:lang w:val="en-US"/>
         </w:rPr>
-        <w:t>C6. Quy trình bảo hành sản phẩm</w:t>
+        <w:t>C7. Quy trình đổi trả sản phẩm</w:t>
       </w:r>
     </w:p>
     <w:p>
@@ -13841,8 +15011,7 @@
           <w:rFonts w:cs="Times New Roman"/>
           <w:lang w:val="en-US"/>
         </w:rPr>
-        <w:lastRenderedPageBreak/>
-        <w:t>Quy trình bảo hành sản phẩm xử lý các yêu cầu bảo hành của khách hàng, từ tiếp nhận sản phẩm, kiểm tra điều kiện bảo hành đến sửa chữa, đổi sản phẩm hoặc hoàn tất yêu cầu.</w:t>
+        <w:t>Quy trình đổi trả sản phẩm xử lý yêu cầu đổi hoặc trả hàng của khách hàng dựa trên các điều kiện và chính sách của FPT Shop.</w:t>
       </w:r>
     </w:p>
     <w:p>
@@ -13863,7 +15032,7 @@
           <w:bCs/>
           <w:lang w:val="en-US"/>
         </w:rPr>
-        <w:t>C7. Quy trình đổi trả sản phẩm</w:t>
+        <w:t>C8. Quy trình xử lý phản ánh và khiếu nại khách hàng</w:t>
       </w:r>
     </w:p>
     <w:p>
@@ -13880,8 +15049,28 @@
           <w:rFonts w:cs="Times New Roman"/>
           <w:lang w:val="en-US"/>
         </w:rPr>
-        <w:t>Quy trình đổi trả sản phẩm xử lý yêu cầu đổi hoặc trả hàng của khách hàng dựa trên các điều kiện và chính sách của FPT Shop.</w:t>
-      </w:r>
+        <w:t>Quy trình xử lý phản ánh và khiếu nại tiếp nhận, xác minh và giải quyết các phản ánh, khiếu nại phát sinh trong quá trình khách hàng sử dụng sản phẩm và dịch vụ.</w:t>
+      </w:r>
+    </w:p>
+    <w:p>
+      <w:pPr>
+        <w:pStyle w:val="Heading2"/>
+        <w:rPr>
+          <w:rFonts w:cs="Times New Roman"/>
+          <w:lang w:val="en-US"/>
+        </w:rPr>
+      </w:pPr>
+      <w:bookmarkStart w:id="28" w:name="_Toc237420296"/>
+      <w:bookmarkStart w:id="29" w:name="_Toc237855907"/>
+      <w:bookmarkEnd w:id="28"/>
+      <w:r>
+        <w:rPr>
+          <w:rFonts w:cs="Times New Roman"/>
+          <w:lang w:val="en-US"/>
+        </w:rPr>
+        <w:t>Nhóm quy trình hỗ trợ (Support Processes)</w:t>
+      </w:r>
+      <w:bookmarkEnd w:id="29"/>
     </w:p>
     <w:p>
       <w:pPr>
@@ -13901,7 +15090,7 @@
           <w:bCs/>
           <w:lang w:val="en-US"/>
         </w:rPr>
-        <w:t>C8. Quy trình xử lý phản ánh và khiếu nại khách hàng</w:t>
+        <w:t>S1. Quy trình tuyển dụng nhân sự</w:t>
       </w:r>
     </w:p>
     <w:p>
@@ -13918,28 +15107,8 @@
           <w:rFonts w:cs="Times New Roman"/>
           <w:lang w:val="en-US"/>
         </w:rPr>
-        <w:t>Quy trình xử lý phản ánh và khiếu nại tiếp nhận, xác minh và giải quyết các phản ánh, khiếu nại phát sinh trong quá trình khách hàng sử dụng sản phẩm và dịch vụ.</w:t>
-      </w:r>
-    </w:p>
-    <w:p>
-      <w:pPr>
-        <w:pStyle w:val="Heading2"/>
-        <w:rPr>
-          <w:rFonts w:cs="Times New Roman"/>
-          <w:lang w:val="en-US"/>
-        </w:rPr>
-      </w:pPr>
-      <w:bookmarkStart w:id="28" w:name="_Toc237420296"/>
-      <w:bookmarkStart w:id="29" w:name="_Toc237511181"/>
-      <w:bookmarkEnd w:id="28"/>
-      <w:r>
-        <w:rPr>
-          <w:rFonts w:cs="Times New Roman"/>
-          <w:lang w:val="en-US"/>
-        </w:rPr>
-        <w:t>Nhóm quy trình hỗ trợ (Support Processes)</w:t>
-      </w:r>
-      <w:bookmarkEnd w:id="29"/>
+        <w:t>Quy trình tuyển dụng nhân sự nhằm bổ sung nhân lực cho các cửa hàng và bộ phận chức năng của FPT Shop.</w:t>
+      </w:r>
     </w:p>
     <w:p>
       <w:pPr>
@@ -13959,7 +15128,7 @@
           <w:bCs/>
           <w:lang w:val="en-US"/>
         </w:rPr>
-        <w:t>S1. Quy trình tuyển dụng nhân sự</w:t>
+        <w:t>S2. Quy trình đào tạo và phát triển nhân viên</w:t>
       </w:r>
     </w:p>
     <w:p>
@@ -13976,7 +15145,7 @@
           <w:rFonts w:cs="Times New Roman"/>
           <w:lang w:val="en-US"/>
         </w:rPr>
-        <w:t>Quy trình tuyển dụng nhân sự nhằm bổ sung nhân lực cho các cửa hàng và bộ phận chức năng của FPT Shop.</w:t>
+        <w:t>Quy trình đào tạo và phát triển nhân viên nhằm trang bị kiến thức, kỹ năng và nghiệp vụ cần thiết cho người lao động.</w:t>
       </w:r>
     </w:p>
     <w:p>
@@ -13997,7 +15166,7 @@
           <w:bCs/>
           <w:lang w:val="en-US"/>
         </w:rPr>
-        <w:t>S2. Quy trình đào tạo và phát triển nhân viên</w:t>
+        <w:t>S3. Quy trình hỗ trợ công nghệ thông tin</w:t>
       </w:r>
     </w:p>
     <w:p>
@@ -14014,7 +15183,7 @@
           <w:rFonts w:cs="Times New Roman"/>
           <w:lang w:val="en-US"/>
         </w:rPr>
-        <w:t>Quy trình đào tạo và phát triển nhân viên nhằm trang bị kiến thức, kỹ năng và nghiệp vụ cần thiết cho người lao động.</w:t>
+        <w:t>Quy trình hỗ trợ công nghệ thông tin tiếp nhận và xử lý các yêu cầu, sự cố liên quan đến hệ thống công nghệ phục vụ hoạt động của FPT Shop.</w:t>
       </w:r>
     </w:p>
     <w:p>
@@ -14035,7 +15204,7 @@
           <w:bCs/>
           <w:lang w:val="en-US"/>
         </w:rPr>
-        <w:t>S3. Quy trình hỗ trợ công nghệ thông tin</w:t>
+        <w:t>S4. Quy trình tài chính – kế toán</w:t>
       </w:r>
     </w:p>
     <w:p>
@@ -14052,44 +15221,6 @@
           <w:rFonts w:cs="Times New Roman"/>
           <w:lang w:val="en-US"/>
         </w:rPr>
-        <w:t>Quy trình hỗ trợ công nghệ thông tin tiếp nhận và xử lý các yêu cầu, sự cố liên quan đến hệ thống công nghệ phục vụ hoạt động của FPT Shop.</w:t>
-      </w:r>
-    </w:p>
-    <w:p>
-      <w:pPr>
-        <w:ind w:firstLine="227"/>
-        <w:jc w:val="both"/>
-        <w:rPr>
-          <w:rFonts w:cs="Times New Roman"/>
-          <w:b/>
-          <w:bCs/>
-          <w:lang w:val="en-US"/>
-        </w:rPr>
-      </w:pPr>
-      <w:r>
-        <w:rPr>
-          <w:rFonts w:cs="Times New Roman"/>
-          <w:b/>
-          <w:bCs/>
-          <w:lang w:val="en-US"/>
-        </w:rPr>
-        <w:t>S4. Quy trình tài chính – kế toán</w:t>
-      </w:r>
-    </w:p>
-    <w:p>
-      <w:pPr>
-        <w:ind w:firstLine="227"/>
-        <w:jc w:val="both"/>
-        <w:rPr>
-          <w:rFonts w:cs="Times New Roman"/>
-          <w:lang w:val="en-US"/>
-        </w:rPr>
-      </w:pPr>
-      <w:r>
-        <w:rPr>
-          <w:rFonts w:cs="Times New Roman"/>
-          <w:lang w:val="en-US"/>
-        </w:rPr>
         <w:t>Quy trình tài chính – kế toán thực hiện việc kiểm soát, ghi nhận và xử lý các giao dịch tài chính phát sinh trong hoạt động kinh doanh.</w:t>
       </w:r>
     </w:p>
@@ -14100,7 +15231,7 @@
           <w:lang w:val="en-US"/>
         </w:rPr>
       </w:pPr>
-      <w:bookmarkStart w:id="30" w:name="_Toc237511182"/>
+      <w:bookmarkStart w:id="30" w:name="_Toc237855908"/>
       <w:r>
         <w:rPr>
           <w:lang w:val="en-US"/>
@@ -14691,7 +15822,7 @@
       <w:pPr>
         <w:pStyle w:val="Heading1"/>
       </w:pPr>
-      <w:bookmarkStart w:id="33" w:name="_Toc237511183"/>
+      <w:bookmarkStart w:id="33" w:name="_Toc237855909"/>
       <w:r>
         <w:lastRenderedPageBreak/>
         <w:t>MÔ HÌNH HOÁ VÀ PHÂN TÍCH CÁC QUY TRÌNH BẰNG NPMN</w:t>
@@ -14706,7 +15837,7 @@
           <w:lang w:val="en-US"/>
         </w:rPr>
       </w:pPr>
-      <w:bookmarkStart w:id="34" w:name="_Toc237511184"/>
+      <w:bookmarkStart w:id="34" w:name="_Toc237855910"/>
       <w:r>
         <w:rPr>
           <w:rFonts w:cs="Times New Roman"/>
@@ -14720,27 +15851,214 @@
       <w:pPr>
         <w:pStyle w:val="Heading3"/>
         <w:rPr>
-          <w:rFonts w:cs="Times New Roman"/>
-          <w:lang w:val="en-US"/>
-        </w:rPr>
-      </w:pPr>
-      <w:bookmarkStart w:id="35" w:name="_Toc237419119"/>
-      <w:bookmarkStart w:id="36" w:name="_Toc237420300"/>
-      <w:bookmarkStart w:id="37" w:name="_Toc237419120"/>
-      <w:bookmarkStart w:id="38" w:name="_Toc237420301"/>
-      <w:bookmarkStart w:id="39" w:name="_Toc237511185"/>
+          <w:lang w:val="en-US"/>
+        </w:rPr>
+      </w:pPr>
+      <w:bookmarkStart w:id="35" w:name="_Toc237855911"/>
+      <w:r>
+        <w:rPr>
+          <w:lang w:val="en-US"/>
+        </w:rPr>
+        <w:t>Phương pháp thực hiện</w:t>
+      </w:r>
       <w:bookmarkEnd w:id="35"/>
+    </w:p>
+    <w:p>
+      <w:pPr>
+        <w:pStyle w:val="Heading4"/>
+        <w:rPr>
+          <w:lang w:val="en-US"/>
+        </w:rPr>
+      </w:pPr>
+      <w:bookmarkStart w:id="36" w:name="_Toc237855912"/>
+      <w:r>
+        <w:rPr>
+          <w:lang w:val="en-US"/>
+        </w:rPr>
+        <w:t>Dự trên bằng chứng</w:t>
+      </w:r>
       <w:bookmarkEnd w:id="36"/>
+    </w:p>
+    <w:p>
+      <w:pPr>
+        <w:rPr>
+          <w:lang w:val="en-US"/>
+        </w:rPr>
+      </w:pPr>
+      <w:r>
+        <w:rPr>
+          <w:lang w:val="en-US"/>
+        </w:rPr>
+        <w:t>Mô tả quy trình hiện có</w:t>
+      </w:r>
+    </w:p>
+    <w:p>
+      <w:pPr>
+        <w:rPr>
+          <w:lang w:val="en-US"/>
+        </w:rPr>
+      </w:pPr>
+      <w:r>
+        <w:rPr>
+          <w:lang w:val="en-US"/>
+        </w:rPr>
+        <w:t>Sơ đồ tổ chức</w:t>
+      </w:r>
+    </w:p>
+    <w:p>
+      <w:pPr>
+        <w:rPr>
+          <w:lang w:val="en-US"/>
+        </w:rPr>
+      </w:pPr>
+      <w:r>
+        <w:rPr>
+          <w:lang w:val="en-US"/>
+        </w:rPr>
+        <w:t>Kế hoạch làm việc</w:t>
+      </w:r>
+    </w:p>
+    <w:p>
+      <w:pPr>
+        <w:rPr>
+          <w:lang w:val="en-US"/>
+        </w:rPr>
+      </w:pPr>
+      <w:r>
+        <w:rPr>
+          <w:lang w:val="en-US"/>
+        </w:rPr>
+        <w:t>Thuật ngữ và sổ tay</w:t>
+      </w:r>
+    </w:p>
+    <w:p>
+      <w:pPr>
+        <w:rPr>
+          <w:lang w:val="en-US"/>
+        </w:rPr>
+      </w:pPr>
+      <w:r>
+        <w:rPr>
+          <w:lang w:val="en-US"/>
+        </w:rPr>
+        <w:t>Biểu mẫu</w:t>
+      </w:r>
+    </w:p>
+    <w:p>
+      <w:pPr>
+        <w:pStyle w:val="Heading4"/>
+        <w:rPr>
+          <w:lang w:val="en-US"/>
+        </w:rPr>
+      </w:pPr>
+      <w:bookmarkStart w:id="37" w:name="_Toc237855913"/>
+      <w:r>
+        <w:rPr>
+          <w:lang w:val="en-US"/>
+        </w:rPr>
+        <w:t>Phỏng vấn</w:t>
+      </w:r>
       <w:bookmarkEnd w:id="37"/>
+    </w:p>
+    <w:p>
+      <w:pPr>
+        <w:rPr>
+          <w:lang w:val="en-US"/>
+        </w:rPr>
+      </w:pPr>
+      <w:r>
+        <w:rPr>
+          <w:lang w:val="en-US"/>
+        </w:rPr>
+        <w:t>10 câu hỏi định tính</w:t>
+      </w:r>
+    </w:p>
+    <w:p>
+      <w:pPr>
+        <w:rPr>
+          <w:lang w:val="en-US"/>
+        </w:rPr>
+      </w:pPr>
+      <w:r>
+        <w:rPr>
+          <w:lang w:val="en-US"/>
+        </w:rPr>
+        <w:tab/>
+        <w:t>5 câu có cấu trúc</w:t>
+      </w:r>
+    </w:p>
+    <w:p>
+      <w:pPr>
+        <w:rPr>
+          <w:lang w:val="en-US"/>
+        </w:rPr>
+      </w:pPr>
+      <w:r>
+        <w:rPr>
+          <w:lang w:val="en-US"/>
+        </w:rPr>
+        <w:tab/>
+        <w:t>5 câu không cấu trúc</w:t>
+      </w:r>
+    </w:p>
+    <w:p>
+      <w:pPr>
+        <w:rPr>
+          <w:lang w:val="en-US"/>
+        </w:rPr>
+      </w:pPr>
+      <w:r>
+        <w:rPr>
+          <w:lang w:val="en-US"/>
+        </w:rPr>
+        <w:t>10 câu hỏi định lượng</w:t>
+      </w:r>
+    </w:p>
+    <w:p>
+      <w:pPr>
+        <w:pStyle w:val="Heading3"/>
+        <w:rPr>
+          <w:rFonts w:cs="Times New Roman"/>
+          <w:lang w:val="en-US"/>
+        </w:rPr>
+      </w:pPr>
+      <w:bookmarkStart w:id="38" w:name="_Toc237419119"/>
+      <w:bookmarkStart w:id="39" w:name="_Toc237420300"/>
+      <w:bookmarkStart w:id="40" w:name="_Toc237419120"/>
+      <w:bookmarkStart w:id="41" w:name="_Toc237420301"/>
+      <w:bookmarkStart w:id="42" w:name="_Toc237855914"/>
       <w:bookmarkEnd w:id="38"/>
-      <w:r>
-        <w:rPr>
-          <w:rFonts w:cs="Times New Roman"/>
-          <w:lang w:val="en-US"/>
-        </w:rPr>
-        <w:t>Mô tả quy trình</w:t>
-      </w:r>
       <w:bookmarkEnd w:id="39"/>
+      <w:bookmarkEnd w:id="40"/>
+      <w:bookmarkEnd w:id="41"/>
+      <w:r>
+        <w:rPr>
+          <w:rFonts w:cs="Times New Roman"/>
+          <w:lang w:val="en-US"/>
+        </w:rPr>
+        <w:t xml:space="preserve">Mô hình </w:t>
+      </w:r>
+      <w:r>
+        <w:rPr>
+          <w:rFonts w:cs="Times New Roman"/>
+          <w:lang w:val="en-US"/>
+        </w:rPr>
+        <w:t>hoá quy trình</w:t>
+      </w:r>
+      <w:bookmarkEnd w:id="42"/>
+    </w:p>
+    <w:p>
+      <w:pPr>
+        <w:rPr>
+          <w:lang w:val="en-US"/>
+        </w:rPr>
+      </w:pPr>
+      <w:r>
+        <w:rPr>
+          <w:lang w:val="en-US"/>
+        </w:rPr>
+        <w:t>BPMN</w:t>
+      </w:r>
     </w:p>
     <w:p>
       <w:pPr>
@@ -14750,15 +16068,16 @@
           <w:lang w:val="en-US"/>
         </w:rPr>
       </w:pPr>
-      <w:bookmarkStart w:id="40" w:name="_Toc237511186"/>
-      <w:r>
-        <w:rPr>
-          <w:rFonts w:cs="Times New Roman"/>
-          <w:lang w:val="en-US"/>
-        </w:rPr>
-        <w:t>Mô hình BPMN</w:t>
-      </w:r>
-      <w:bookmarkEnd w:id="40"/>
+      <w:bookmarkStart w:id="43" w:name="_Toc237855915"/>
+      <w:r>
+        <w:rPr>
+          <w:rFonts w:cs="Times New Roman"/>
+          <w:lang w:val="en-US"/>
+        </w:rPr>
+        <w:lastRenderedPageBreak/>
+        <w:t>Phân tích quy trình</w:t>
+      </w:r>
+      <w:bookmarkEnd w:id="43"/>
     </w:p>
     <w:p>
       <w:pPr>
@@ -14768,7 +16087,397 @@
           <w:lang w:val="en-US"/>
         </w:rPr>
       </w:pPr>
-      <w:bookmarkStart w:id="41" w:name="_Toc237511187"/>
+      <w:bookmarkStart w:id="44" w:name="_Toc237855916"/>
+      <w:r>
+        <w:rPr>
+          <w:rFonts w:cs="Times New Roman"/>
+          <w:lang w:val="en-US"/>
+        </w:rPr>
+        <w:t>Phân tích định tính</w:t>
+      </w:r>
+      <w:bookmarkEnd w:id="44"/>
+    </w:p>
+    <w:p>
+      <w:pPr>
+        <w:pStyle w:val="Heading4"/>
+        <w:rPr>
+          <w:rFonts w:cs="Times New Roman"/>
+          <w:lang w:val="en-US"/>
+        </w:rPr>
+      </w:pPr>
+      <w:bookmarkStart w:id="45" w:name="_Toc237855917"/>
+      <w:r>
+        <w:rPr>
+          <w:rFonts w:cs="Times New Roman"/>
+          <w:lang w:val="en-US"/>
+        </w:rPr>
+        <w:t>Phân tích giá trị gia tăng</w:t>
+      </w:r>
+      <w:bookmarkEnd w:id="45"/>
+    </w:p>
+    <w:p>
+      <w:pPr>
+        <w:pStyle w:val="Heading4"/>
+        <w:rPr>
+          <w:rFonts w:cs="Times New Roman"/>
+          <w:lang w:val="en-US"/>
+        </w:rPr>
+      </w:pPr>
+      <w:bookmarkStart w:id="46" w:name="_Toc237855918"/>
+      <w:r>
+        <w:rPr>
+          <w:rFonts w:cs="Times New Roman"/>
+          <w:lang w:val="en-US"/>
+        </w:rPr>
+        <w:t>Phân tích</w:t>
+      </w:r>
+      <w:r>
+        <w:rPr>
+          <w:rFonts w:cs="Times New Roman"/>
+          <w:lang w:val="en-US"/>
+        </w:rPr>
+        <w:t xml:space="preserve"> sự</w:t>
+      </w:r>
+      <w:r>
+        <w:rPr>
+          <w:rFonts w:cs="Times New Roman"/>
+          <w:lang w:val="en-US"/>
+        </w:rPr>
+        <w:t xml:space="preserve"> lãng phí</w:t>
+      </w:r>
+      <w:bookmarkEnd w:id="46"/>
+    </w:p>
+    <w:p>
+      <w:pPr>
+        <w:pStyle w:val="Heading4"/>
+        <w:rPr>
+          <w:rFonts w:cs="Times New Roman"/>
+          <w:lang w:val="en-US"/>
+        </w:rPr>
+      </w:pPr>
+      <w:bookmarkStart w:id="47" w:name="_Toc237855919"/>
+      <w:r>
+        <w:rPr>
+          <w:rFonts w:cs="Times New Roman"/>
+          <w:lang w:val="en-US"/>
+        </w:rPr>
+        <w:t>Phân tích các bên liên quan</w:t>
+      </w:r>
+      <w:bookmarkEnd w:id="47"/>
+    </w:p>
+    <w:p>
+      <w:pPr>
+        <w:pStyle w:val="Heading3"/>
+        <w:rPr>
+          <w:rFonts w:cs="Times New Roman"/>
+          <w:lang w:val="en-US"/>
+        </w:rPr>
+      </w:pPr>
+      <w:bookmarkStart w:id="48" w:name="_Toc237855920"/>
+      <w:r>
+        <w:rPr>
+          <w:rFonts w:cs="Times New Roman"/>
+          <w:lang w:val="en-US"/>
+        </w:rPr>
+        <w:t>Phân tính định lượng</w:t>
+      </w:r>
+      <w:bookmarkEnd w:id="48"/>
+    </w:p>
+    <w:p>
+      <w:pPr>
+        <w:pStyle w:val="Heading4"/>
+        <w:rPr>
+          <w:rFonts w:cs="Times New Roman"/>
+          <w:lang w:val="en-US"/>
+        </w:rPr>
+      </w:pPr>
+      <w:bookmarkStart w:id="49" w:name="_Toc237855921"/>
+      <w:r>
+        <w:rPr>
+          <w:rFonts w:cs="Times New Roman"/>
+          <w:lang w:val="en-US"/>
+        </w:rPr>
+        <w:t>Thời gian</w:t>
+      </w:r>
+      <w:bookmarkEnd w:id="49"/>
+    </w:p>
+    <w:p>
+      <w:pPr>
+        <w:pStyle w:val="Heading4"/>
+        <w:rPr>
+          <w:rFonts w:cs="Times New Roman"/>
+          <w:lang w:val="en-US"/>
+        </w:rPr>
+      </w:pPr>
+      <w:bookmarkStart w:id="50" w:name="_Toc237855922"/>
+      <w:r>
+        <w:rPr>
+          <w:rFonts w:cs="Times New Roman"/>
+          <w:lang w:val="en-US"/>
+        </w:rPr>
+        <w:t>Chất lượng</w:t>
+      </w:r>
+      <w:bookmarkEnd w:id="50"/>
+    </w:p>
+    <w:p>
+      <w:pPr>
+        <w:pStyle w:val="Heading4"/>
+        <w:rPr>
+          <w:rFonts w:cs="Times New Roman"/>
+          <w:lang w:val="en-US"/>
+        </w:rPr>
+      </w:pPr>
+      <w:bookmarkStart w:id="51" w:name="_Toc237855923"/>
+      <w:r>
+        <w:rPr>
+          <w:rFonts w:cs="Times New Roman"/>
+          <w:lang w:val="en-US"/>
+        </w:rPr>
+        <w:t>Chi phí</w:t>
+      </w:r>
+      <w:bookmarkEnd w:id="51"/>
+    </w:p>
+    <w:p>
+      <w:pPr>
+        <w:rPr>
+          <w:rFonts w:cs="Times New Roman"/>
+          <w:lang w:val="en-US"/>
+        </w:rPr>
+      </w:pPr>
+    </w:p>
+    <w:p>
+      <w:pPr>
+        <w:pStyle w:val="Heading2"/>
+        <w:rPr>
+          <w:rFonts w:cs="Times New Roman"/>
+          <w:lang w:val="en-US"/>
+        </w:rPr>
+      </w:pPr>
+      <w:bookmarkStart w:id="52" w:name="_Toc237855924"/>
+      <w:r>
+        <w:rPr>
+          <w:rFonts w:cs="Times New Roman"/>
+          <w:lang w:val="en-US"/>
+        </w:rPr>
+        <w:t>Quy trình quản lý tồn kho</w:t>
+      </w:r>
+      <w:bookmarkEnd w:id="52"/>
+    </w:p>
+    <w:p>
+      <w:pPr>
+        <w:pStyle w:val="Heading3"/>
+        <w:rPr>
+          <w:lang w:val="en-US"/>
+        </w:rPr>
+      </w:pPr>
+      <w:bookmarkStart w:id="53" w:name="_Toc237855925"/>
+      <w:r>
+        <w:rPr>
+          <w:lang w:val="en-US"/>
+        </w:rPr>
+        <w:t>Phương pháp thực hiện</w:t>
+      </w:r>
+      <w:bookmarkEnd w:id="53"/>
+    </w:p>
+    <w:p>
+      <w:pPr>
+        <w:pStyle w:val="Heading4"/>
+        <w:rPr>
+          <w:lang w:val="en-US"/>
+        </w:rPr>
+      </w:pPr>
+      <w:bookmarkStart w:id="54" w:name="_Toc237855926"/>
+      <w:r>
+        <w:rPr>
+          <w:lang w:val="en-US"/>
+        </w:rPr>
+        <w:t>Dự trên bằng chứng</w:t>
+      </w:r>
+      <w:bookmarkEnd w:id="54"/>
+    </w:p>
+    <w:p>
+      <w:pPr>
+        <w:rPr>
+          <w:lang w:val="en-US"/>
+        </w:rPr>
+      </w:pPr>
+      <w:r>
+        <w:rPr>
+          <w:lang w:val="en-US"/>
+        </w:rPr>
+        <w:t>Mô tả quy trình hiện có</w:t>
+      </w:r>
+    </w:p>
+    <w:p>
+      <w:pPr>
+        <w:rPr>
+          <w:lang w:val="en-US"/>
+        </w:rPr>
+      </w:pPr>
+      <w:r>
+        <w:rPr>
+          <w:lang w:val="en-US"/>
+        </w:rPr>
+        <w:t>Sơ đồ tổ chức</w:t>
+      </w:r>
+    </w:p>
+    <w:p>
+      <w:pPr>
+        <w:rPr>
+          <w:lang w:val="en-US"/>
+        </w:rPr>
+      </w:pPr>
+      <w:r>
+        <w:rPr>
+          <w:lang w:val="en-US"/>
+        </w:rPr>
+        <w:t>Kế hoạch làm việc</w:t>
+      </w:r>
+    </w:p>
+    <w:p>
+      <w:pPr>
+        <w:rPr>
+          <w:lang w:val="en-US"/>
+        </w:rPr>
+      </w:pPr>
+      <w:r>
+        <w:rPr>
+          <w:lang w:val="en-US"/>
+        </w:rPr>
+        <w:t>Thuật ngữ và sổ tay</w:t>
+      </w:r>
+    </w:p>
+    <w:p>
+      <w:pPr>
+        <w:rPr>
+          <w:lang w:val="en-US"/>
+        </w:rPr>
+      </w:pPr>
+      <w:r>
+        <w:rPr>
+          <w:lang w:val="en-US"/>
+        </w:rPr>
+        <w:t>Biểu mẫu</w:t>
+      </w:r>
+    </w:p>
+    <w:p>
+      <w:pPr>
+        <w:pStyle w:val="Heading4"/>
+        <w:rPr>
+          <w:lang w:val="en-US"/>
+        </w:rPr>
+      </w:pPr>
+      <w:bookmarkStart w:id="55" w:name="_Toc237855927"/>
+      <w:r>
+        <w:rPr>
+          <w:lang w:val="en-US"/>
+        </w:rPr>
+        <w:t>Phỏng vấn</w:t>
+      </w:r>
+      <w:bookmarkEnd w:id="55"/>
+    </w:p>
+    <w:p>
+      <w:pPr>
+        <w:rPr>
+          <w:lang w:val="en-US"/>
+        </w:rPr>
+      </w:pPr>
+      <w:r>
+        <w:rPr>
+          <w:lang w:val="en-US"/>
+        </w:rPr>
+        <w:t>10 câu hỏi định tính</w:t>
+      </w:r>
+    </w:p>
+    <w:p>
+      <w:pPr>
+        <w:rPr>
+          <w:lang w:val="en-US"/>
+        </w:rPr>
+      </w:pPr>
+      <w:r>
+        <w:rPr>
+          <w:lang w:val="en-US"/>
+        </w:rPr>
+        <w:tab/>
+        <w:t>5 câu có cấu trúc</w:t>
+      </w:r>
+    </w:p>
+    <w:p>
+      <w:pPr>
+        <w:rPr>
+          <w:lang w:val="en-US"/>
+        </w:rPr>
+      </w:pPr>
+      <w:r>
+        <w:rPr>
+          <w:lang w:val="en-US"/>
+        </w:rPr>
+        <w:tab/>
+        <w:t>5 câu không cấu trúc</w:t>
+      </w:r>
+    </w:p>
+    <w:p>
+      <w:pPr>
+        <w:rPr>
+          <w:lang w:val="en-US"/>
+        </w:rPr>
+      </w:pPr>
+      <w:r>
+        <w:rPr>
+          <w:lang w:val="en-US"/>
+        </w:rPr>
+        <w:t>10 câu hỏi định lượng</w:t>
+      </w:r>
+    </w:p>
+    <w:p>
+      <w:pPr>
+        <w:pStyle w:val="Heading3"/>
+        <w:rPr>
+          <w:rFonts w:cs="Times New Roman"/>
+          <w:lang w:val="en-US"/>
+        </w:rPr>
+      </w:pPr>
+      <w:bookmarkStart w:id="56" w:name="_Toc237855928"/>
+      <w:r>
+        <w:rPr>
+          <w:rFonts w:cs="Times New Roman"/>
+          <w:lang w:val="en-US"/>
+        </w:rPr>
+        <w:lastRenderedPageBreak/>
+        <w:t xml:space="preserve">Mô hình </w:t>
+      </w:r>
+      <w:r>
+        <w:rPr>
+          <w:rFonts w:cs="Times New Roman"/>
+          <w:lang w:val="en-US"/>
+        </w:rPr>
+        <w:t>hoá quy trình</w:t>
+      </w:r>
+      <w:bookmarkEnd w:id="56"/>
+    </w:p>
+    <w:p>
+      <w:pPr>
+        <w:rPr>
+          <w:lang w:val="en-US"/>
+        </w:rPr>
+      </w:pPr>
+      <w:r>
+        <w:rPr>
+          <w:lang w:val="en-US"/>
+        </w:rPr>
+        <w:t>BPMN</w:t>
+      </w:r>
+    </w:p>
+    <w:p>
+      <w:pPr>
+        <w:pStyle w:val="Heading3"/>
+        <w:rPr>
+          <w:rFonts w:cs="Times New Roman"/>
+          <w:lang w:val="en-US"/>
+        </w:rPr>
+      </w:pPr>
+      <w:bookmarkStart w:id="57" w:name="_Toc237855929"/>
       <w:r>
         <w:rPr>
           <w:rFonts w:cs="Times New Roman"/>
@@ -14776,7 +16485,7 @@
         </w:rPr>
         <w:t>Phân tích quy trình</w:t>
       </w:r>
-      <w:bookmarkEnd w:id="41"/>
+      <w:bookmarkEnd w:id="57"/>
     </w:p>
     <w:p>
       <w:pPr>
@@ -14786,7 +16495,7 @@
           <w:lang w:val="en-US"/>
         </w:rPr>
       </w:pPr>
-      <w:bookmarkStart w:id="42" w:name="_Toc237511188"/>
+      <w:bookmarkStart w:id="58" w:name="_Toc237855930"/>
       <w:r>
         <w:rPr>
           <w:rFonts w:cs="Times New Roman"/>
@@ -14794,7 +16503,7 @@
         </w:rPr>
         <w:t>Phân tích định tính</w:t>
       </w:r>
-      <w:bookmarkEnd w:id="42"/>
+      <w:bookmarkEnd w:id="58"/>
     </w:p>
     <w:p>
       <w:pPr>
@@ -14804,7 +16513,7 @@
           <w:lang w:val="en-US"/>
         </w:rPr>
       </w:pPr>
-      <w:bookmarkStart w:id="43" w:name="_Toc237511189"/>
+      <w:bookmarkStart w:id="59" w:name="_Toc237855931"/>
       <w:r>
         <w:rPr>
           <w:rFonts w:cs="Times New Roman"/>
@@ -14812,7 +16521,7 @@
         </w:rPr>
         <w:t>Phân tích giá trị gia tăng</w:t>
       </w:r>
-      <w:bookmarkEnd w:id="43"/>
+      <w:bookmarkEnd w:id="59"/>
     </w:p>
     <w:p>
       <w:pPr>
@@ -14822,29 +16531,15 @@
           <w:lang w:val="en-US"/>
         </w:rPr>
       </w:pPr>
-      <w:bookmarkStart w:id="44" w:name="_Toc237511190"/>
-      <w:r>
-        <w:rPr>
-          <w:rFonts w:cs="Times New Roman"/>
-          <w:lang w:val="en-US"/>
-        </w:rPr>
-        <w:t>Phân tích</w:t>
-      </w:r>
-      <w:r>
-        <w:rPr>
-          <w:rFonts w:cs="Times New Roman"/>
-          <w:lang w:val="en-US"/>
-        </w:rPr>
-        <w:t xml:space="preserve"> sự</w:t>
-      </w:r>
-      <w:r>
-        <w:rPr>
-          <w:rFonts w:cs="Times New Roman"/>
-          <w:lang w:val="en-US"/>
-        </w:rPr>
-        <w:t xml:space="preserve"> lãng phí</w:t>
-      </w:r>
-      <w:bookmarkEnd w:id="44"/>
+      <w:bookmarkStart w:id="60" w:name="_Toc237855932"/>
+      <w:r>
+        <w:rPr>
+          <w:rFonts w:cs="Times New Roman"/>
+          <w:lang w:val="en-US"/>
+        </w:rPr>
+        <w:t>Phân tích sự lãng phí</w:t>
+      </w:r>
+      <w:bookmarkEnd w:id="60"/>
     </w:p>
     <w:p>
       <w:pPr>
@@ -14854,7 +16549,7 @@
           <w:lang w:val="en-US"/>
         </w:rPr>
       </w:pPr>
-      <w:bookmarkStart w:id="45" w:name="_Toc237511191"/>
+      <w:bookmarkStart w:id="61" w:name="_Toc237855933"/>
       <w:r>
         <w:rPr>
           <w:rFonts w:cs="Times New Roman"/>
@@ -14862,7 +16557,7 @@
         </w:rPr>
         <w:t>Phân tích các bên liên quan</w:t>
       </w:r>
-      <w:bookmarkEnd w:id="45"/>
+      <w:bookmarkEnd w:id="61"/>
     </w:p>
     <w:p>
       <w:pPr>
@@ -14872,7 +16567,7 @@
           <w:lang w:val="en-US"/>
         </w:rPr>
       </w:pPr>
-      <w:bookmarkStart w:id="46" w:name="_Toc237511192"/>
+      <w:bookmarkStart w:id="62" w:name="_Toc237855934"/>
       <w:r>
         <w:rPr>
           <w:rFonts w:cs="Times New Roman"/>
@@ -14880,7 +16575,7 @@
         </w:rPr>
         <w:t>Phân tính định lượng</w:t>
       </w:r>
-      <w:bookmarkEnd w:id="46"/>
+      <w:bookmarkEnd w:id="62"/>
     </w:p>
     <w:p>
       <w:pPr>
@@ -14890,7 +16585,7 @@
           <w:lang w:val="en-US"/>
         </w:rPr>
       </w:pPr>
-      <w:bookmarkStart w:id="47" w:name="_Toc237511193"/>
+      <w:bookmarkStart w:id="63" w:name="_Toc237855935"/>
       <w:r>
         <w:rPr>
           <w:rFonts w:cs="Times New Roman"/>
@@ -14898,7 +16593,7 @@
         </w:rPr>
         <w:t>Thời gian</w:t>
       </w:r>
-      <w:bookmarkEnd w:id="47"/>
+      <w:bookmarkEnd w:id="63"/>
     </w:p>
     <w:p>
       <w:pPr>
@@ -14908,7 +16603,7 @@
           <w:lang w:val="en-US"/>
         </w:rPr>
       </w:pPr>
-      <w:bookmarkStart w:id="48" w:name="_Toc237511194"/>
+      <w:bookmarkStart w:id="64" w:name="_Toc237855936"/>
       <w:r>
         <w:rPr>
           <w:rFonts w:cs="Times New Roman"/>
@@ -14916,7 +16611,7 @@
         </w:rPr>
         <w:t>Chất lượng</w:t>
       </w:r>
-      <w:bookmarkEnd w:id="48"/>
+      <w:bookmarkEnd w:id="64"/>
     </w:p>
     <w:p>
       <w:pPr>
@@ -14926,7 +16621,7 @@
           <w:lang w:val="en-US"/>
         </w:rPr>
       </w:pPr>
-      <w:bookmarkStart w:id="49" w:name="_Toc237511195"/>
+      <w:bookmarkStart w:id="65" w:name="_Toc237855937"/>
       <w:r>
         <w:rPr>
           <w:rFonts w:cs="Times New Roman"/>
@@ -14934,7 +16629,7 @@
         </w:rPr>
         <w:t>Chi phí</w:t>
       </w:r>
-      <w:bookmarkEnd w:id="49"/>
+      <w:bookmarkEnd w:id="65"/>
     </w:p>
     <w:p>
       <w:pPr>
@@ -14952,16 +16647,183 @@
           <w:lang w:val="en-US"/>
         </w:rPr>
       </w:pPr>
-      <w:bookmarkStart w:id="50" w:name="_Toc237511196"/>
-      <w:r>
-        <w:rPr>
-          <w:rFonts w:cs="Times New Roman"/>
+      <w:bookmarkStart w:id="66" w:name="_Toc237855938"/>
+      <w:r>
+        <w:rPr>
+          <w:rFonts w:cs="Times New Roman"/>
+          <w:lang w:val="en-US"/>
+        </w:rPr>
+        <w:t>Quy trình bán hàng trực tuyến</w:t>
+      </w:r>
+      <w:bookmarkEnd w:id="66"/>
+    </w:p>
+    <w:p>
+      <w:pPr>
+        <w:pStyle w:val="Heading3"/>
+        <w:rPr>
+          <w:lang w:val="en-US"/>
+        </w:rPr>
+      </w:pPr>
+      <w:bookmarkStart w:id="67" w:name="_Toc237855939"/>
+      <w:r>
+        <w:rPr>
+          <w:lang w:val="en-US"/>
+        </w:rPr>
+        <w:t>Phương pháp thực hiện</w:t>
+      </w:r>
+      <w:bookmarkEnd w:id="67"/>
+    </w:p>
+    <w:p>
+      <w:pPr>
+        <w:pStyle w:val="Heading4"/>
+        <w:rPr>
+          <w:lang w:val="en-US"/>
+        </w:rPr>
+      </w:pPr>
+      <w:bookmarkStart w:id="68" w:name="_Toc237855940"/>
+      <w:r>
+        <w:rPr>
+          <w:lang w:val="en-US"/>
+        </w:rPr>
+        <w:t>Dự trên bằng chứng</w:t>
+      </w:r>
+      <w:bookmarkEnd w:id="68"/>
+    </w:p>
+    <w:p>
+      <w:pPr>
+        <w:rPr>
+          <w:lang w:val="en-US"/>
+        </w:rPr>
+      </w:pPr>
+      <w:r>
+        <w:rPr>
+          <w:lang w:val="en-US"/>
+        </w:rPr>
+        <w:t>Mô tả quy trình hiện có</w:t>
+      </w:r>
+    </w:p>
+    <w:p>
+      <w:pPr>
+        <w:rPr>
+          <w:lang w:val="en-US"/>
+        </w:rPr>
+      </w:pPr>
+      <w:r>
+        <w:rPr>
+          <w:lang w:val="en-US"/>
+        </w:rPr>
+        <w:t>Sơ đồ tổ chức</w:t>
+      </w:r>
+    </w:p>
+    <w:p>
+      <w:pPr>
+        <w:rPr>
+          <w:lang w:val="en-US"/>
+        </w:rPr>
+      </w:pPr>
+      <w:r>
+        <w:rPr>
+          <w:lang w:val="en-US"/>
+        </w:rPr>
+        <w:t>Kế hoạch làm việc</w:t>
+      </w:r>
+    </w:p>
+    <w:p>
+      <w:pPr>
+        <w:rPr>
+          <w:lang w:val="en-US"/>
+        </w:rPr>
+      </w:pPr>
+      <w:r>
+        <w:rPr>
+          <w:lang w:val="en-US"/>
+        </w:rPr>
+        <w:t>Thuật ngữ và sổ tay</w:t>
+      </w:r>
+    </w:p>
+    <w:p>
+      <w:pPr>
+        <w:rPr>
+          <w:lang w:val="en-US"/>
+        </w:rPr>
+      </w:pPr>
+      <w:r>
+        <w:rPr>
+          <w:lang w:val="en-US"/>
+        </w:rPr>
+        <w:t>Biểu mẫu</w:t>
+      </w:r>
+    </w:p>
+    <w:p>
+      <w:pPr>
+        <w:pStyle w:val="Heading4"/>
+        <w:rPr>
+          <w:lang w:val="en-US"/>
+        </w:rPr>
+      </w:pPr>
+      <w:bookmarkStart w:id="69" w:name="_Toc237855941"/>
+      <w:r>
+        <w:rPr>
+          <w:lang w:val="en-US"/>
+        </w:rPr>
+        <w:t>Phỏng vấn</w:t>
+      </w:r>
+      <w:bookmarkEnd w:id="69"/>
+    </w:p>
+    <w:p>
+      <w:pPr>
+        <w:rPr>
+          <w:lang w:val="en-US"/>
+        </w:rPr>
+      </w:pPr>
+      <w:r>
+        <w:rPr>
+          <w:lang w:val="en-US"/>
+        </w:rPr>
+        <w:t>10 câu hỏi định tính</w:t>
+      </w:r>
+    </w:p>
+    <w:p>
+      <w:pPr>
+        <w:rPr>
+          <w:lang w:val="en-US"/>
+        </w:rPr>
+      </w:pPr>
+      <w:r>
+        <w:rPr>
+          <w:lang w:val="en-US"/>
+        </w:rPr>
+        <w:tab/>
+        <w:t>5 câu có cấu trúc</w:t>
+      </w:r>
+    </w:p>
+    <w:p>
+      <w:pPr>
+        <w:rPr>
+          <w:lang w:val="en-US"/>
+        </w:rPr>
+      </w:pPr>
+      <w:r>
+        <w:rPr>
           <w:lang w:val="en-US"/>
         </w:rPr>
         <w:lastRenderedPageBreak/>
-        <w:t>Quy trình quản lý tồn kho</w:t>
-      </w:r>
-      <w:bookmarkEnd w:id="50"/>
+        <w:tab/>
+        <w:t>5 câu không cấu trúc</w:t>
+      </w:r>
+    </w:p>
+    <w:p>
+      <w:pPr>
+        <w:rPr>
+          <w:lang w:val="en-US"/>
+        </w:rPr>
+      </w:pPr>
+      <w:r>
+        <w:rPr>
+          <w:lang w:val="en-US"/>
+        </w:rPr>
+        <w:t>10 câu hỏi định lượng</w:t>
+      </w:r>
     </w:p>
     <w:p>
       <w:pPr>
@@ -14971,15 +16833,22 @@
           <w:lang w:val="en-US"/>
         </w:rPr>
       </w:pPr>
-      <w:bookmarkStart w:id="51" w:name="_Toc237511197"/>
-      <w:r>
-        <w:rPr>
-          <w:rFonts w:cs="Times New Roman"/>
-          <w:lang w:val="en-US"/>
-        </w:rPr>
-        <w:t>Mô tả quy trình</w:t>
-      </w:r>
-      <w:bookmarkEnd w:id="51"/>
+      <w:bookmarkStart w:id="70" w:name="_Toc237855942"/>
+      <w:r>
+        <w:rPr>
+          <w:rFonts w:cs="Times New Roman"/>
+          <w:lang w:val="en-US"/>
+        </w:rPr>
+        <w:t xml:space="preserve">Mô hình </w:t>
+      </w:r>
+      <w:r>
+        <w:rPr>
+          <w:rFonts w:cs="Times New Roman"/>
+          <w:lang w:val="en-US"/>
+        </w:rPr>
+        <w:t>hoá quy trình</w:t>
+      </w:r>
+      <w:bookmarkEnd w:id="70"/>
     </w:p>
     <w:p>
       <w:pPr>
@@ -14989,15 +16858,15 @@
           <w:lang w:val="en-US"/>
         </w:rPr>
       </w:pPr>
-      <w:bookmarkStart w:id="52" w:name="_Toc237511198"/>
-      <w:r>
-        <w:rPr>
-          <w:rFonts w:cs="Times New Roman"/>
-          <w:lang w:val="en-US"/>
-        </w:rPr>
-        <w:t>Mô hình BPMN</w:t>
-      </w:r>
-      <w:bookmarkEnd w:id="52"/>
+      <w:bookmarkStart w:id="71" w:name="_Toc237855943"/>
+      <w:r>
+        <w:rPr>
+          <w:rFonts w:cs="Times New Roman"/>
+          <w:lang w:val="en-US"/>
+        </w:rPr>
+        <w:t>Phân tích quy trình</w:t>
+      </w:r>
+      <w:bookmarkEnd w:id="71"/>
     </w:p>
     <w:p>
       <w:pPr>
@@ -15007,7 +16876,383 @@
           <w:lang w:val="en-US"/>
         </w:rPr>
       </w:pPr>
-      <w:bookmarkStart w:id="53" w:name="_Toc237511199"/>
+      <w:bookmarkStart w:id="72" w:name="_Toc237855944"/>
+      <w:r>
+        <w:rPr>
+          <w:rFonts w:cs="Times New Roman"/>
+          <w:lang w:val="en-US"/>
+        </w:rPr>
+        <w:t>Phân tích định tính</w:t>
+      </w:r>
+      <w:bookmarkEnd w:id="72"/>
+    </w:p>
+    <w:p>
+      <w:pPr>
+        <w:pStyle w:val="Heading4"/>
+        <w:rPr>
+          <w:rFonts w:cs="Times New Roman"/>
+          <w:lang w:val="en-US"/>
+        </w:rPr>
+      </w:pPr>
+      <w:bookmarkStart w:id="73" w:name="_Toc237855945"/>
+      <w:r>
+        <w:rPr>
+          <w:rFonts w:cs="Times New Roman"/>
+          <w:lang w:val="en-US"/>
+        </w:rPr>
+        <w:t>Phân tích giá trị gia tăng</w:t>
+      </w:r>
+      <w:bookmarkEnd w:id="73"/>
+    </w:p>
+    <w:p>
+      <w:pPr>
+        <w:pStyle w:val="Heading4"/>
+        <w:rPr>
+          <w:rFonts w:cs="Times New Roman"/>
+          <w:lang w:val="en-US"/>
+        </w:rPr>
+      </w:pPr>
+      <w:bookmarkStart w:id="74" w:name="_Toc237855946"/>
+      <w:r>
+        <w:rPr>
+          <w:rFonts w:cs="Times New Roman"/>
+          <w:lang w:val="en-US"/>
+        </w:rPr>
+        <w:t>Phân tích sự lãng phí</w:t>
+      </w:r>
+      <w:bookmarkEnd w:id="74"/>
+    </w:p>
+    <w:p>
+      <w:pPr>
+        <w:pStyle w:val="Heading4"/>
+        <w:rPr>
+          <w:rFonts w:cs="Times New Roman"/>
+          <w:lang w:val="en-US"/>
+        </w:rPr>
+      </w:pPr>
+      <w:bookmarkStart w:id="75" w:name="_Toc237855947"/>
+      <w:r>
+        <w:rPr>
+          <w:rFonts w:cs="Times New Roman"/>
+          <w:lang w:val="en-US"/>
+        </w:rPr>
+        <w:t>Phân tích các bên liên quan</w:t>
+      </w:r>
+      <w:bookmarkEnd w:id="75"/>
+    </w:p>
+    <w:p>
+      <w:pPr>
+        <w:pStyle w:val="Heading3"/>
+        <w:rPr>
+          <w:rFonts w:cs="Times New Roman"/>
+          <w:lang w:val="en-US"/>
+        </w:rPr>
+      </w:pPr>
+      <w:bookmarkStart w:id="76" w:name="_Toc237855948"/>
+      <w:r>
+        <w:rPr>
+          <w:rFonts w:cs="Times New Roman"/>
+          <w:lang w:val="en-US"/>
+        </w:rPr>
+        <w:t>Phân tính định lượng</w:t>
+      </w:r>
+      <w:bookmarkEnd w:id="76"/>
+    </w:p>
+    <w:p>
+      <w:pPr>
+        <w:pStyle w:val="Heading4"/>
+        <w:rPr>
+          <w:rFonts w:cs="Times New Roman"/>
+          <w:lang w:val="en-US"/>
+        </w:rPr>
+      </w:pPr>
+      <w:bookmarkStart w:id="77" w:name="_Toc237855949"/>
+      <w:r>
+        <w:rPr>
+          <w:rFonts w:cs="Times New Roman"/>
+          <w:lang w:val="en-US"/>
+        </w:rPr>
+        <w:t>Thời gian</w:t>
+      </w:r>
+      <w:bookmarkEnd w:id="77"/>
+    </w:p>
+    <w:p>
+      <w:pPr>
+        <w:pStyle w:val="Heading4"/>
+        <w:rPr>
+          <w:rFonts w:cs="Times New Roman"/>
+          <w:lang w:val="en-US"/>
+        </w:rPr>
+      </w:pPr>
+      <w:bookmarkStart w:id="78" w:name="_Toc237855950"/>
+      <w:r>
+        <w:rPr>
+          <w:rFonts w:cs="Times New Roman"/>
+          <w:lang w:val="en-US"/>
+        </w:rPr>
+        <w:t>Chất lượng</w:t>
+      </w:r>
+      <w:bookmarkEnd w:id="78"/>
+    </w:p>
+    <w:p>
+      <w:pPr>
+        <w:pStyle w:val="Heading4"/>
+        <w:rPr>
+          <w:rFonts w:cs="Times New Roman"/>
+          <w:lang w:val="en-US"/>
+        </w:rPr>
+      </w:pPr>
+      <w:bookmarkStart w:id="79" w:name="_Toc237855951"/>
+      <w:r>
+        <w:rPr>
+          <w:rFonts w:cs="Times New Roman"/>
+          <w:lang w:val="en-US"/>
+        </w:rPr>
+        <w:t>Chi phí</w:t>
+      </w:r>
+      <w:bookmarkEnd w:id="79"/>
+    </w:p>
+    <w:p>
+      <w:pPr>
+        <w:rPr>
+          <w:rFonts w:cs="Times New Roman"/>
+          <w:lang w:val="en-US"/>
+        </w:rPr>
+      </w:pPr>
+    </w:p>
+    <w:p>
+      <w:pPr>
+        <w:pStyle w:val="Heading2"/>
+        <w:rPr>
+          <w:rFonts w:cs="Times New Roman"/>
+          <w:lang w:val="en-US"/>
+        </w:rPr>
+      </w:pPr>
+      <w:bookmarkStart w:id="80" w:name="_Toc237855952"/>
+      <w:r>
+        <w:rPr>
+          <w:rFonts w:cs="Times New Roman"/>
+          <w:lang w:val="en-US"/>
+        </w:rPr>
+        <w:t>Quy trình bảo hành sản phẩm</w:t>
+      </w:r>
+      <w:bookmarkEnd w:id="80"/>
+    </w:p>
+    <w:p>
+      <w:pPr>
+        <w:pStyle w:val="Heading3"/>
+        <w:rPr>
+          <w:lang w:val="en-US"/>
+        </w:rPr>
+      </w:pPr>
+      <w:bookmarkStart w:id="81" w:name="_Toc237855953"/>
+      <w:r>
+        <w:rPr>
+          <w:lang w:val="en-US"/>
+        </w:rPr>
+        <w:t>Phương pháp thực hiện</w:t>
+      </w:r>
+      <w:bookmarkEnd w:id="81"/>
+    </w:p>
+    <w:p>
+      <w:pPr>
+        <w:pStyle w:val="Heading4"/>
+        <w:rPr>
+          <w:lang w:val="en-US"/>
+        </w:rPr>
+      </w:pPr>
+      <w:bookmarkStart w:id="82" w:name="_Toc237855954"/>
+      <w:r>
+        <w:rPr>
+          <w:lang w:val="en-US"/>
+        </w:rPr>
+        <w:t>Dự trên bằng chứng</w:t>
+      </w:r>
+      <w:bookmarkEnd w:id="82"/>
+    </w:p>
+    <w:p>
+      <w:pPr>
+        <w:rPr>
+          <w:lang w:val="en-US"/>
+        </w:rPr>
+      </w:pPr>
+      <w:r>
+        <w:rPr>
+          <w:lang w:val="en-US"/>
+        </w:rPr>
+        <w:t>Mô tả quy trình hiện có</w:t>
+      </w:r>
+    </w:p>
+    <w:p>
+      <w:pPr>
+        <w:rPr>
+          <w:lang w:val="en-US"/>
+        </w:rPr>
+      </w:pPr>
+      <w:r>
+        <w:rPr>
+          <w:lang w:val="en-US"/>
+        </w:rPr>
+        <w:t>Sơ đồ tổ chức</w:t>
+      </w:r>
+    </w:p>
+    <w:p>
+      <w:pPr>
+        <w:rPr>
+          <w:lang w:val="en-US"/>
+        </w:rPr>
+      </w:pPr>
+      <w:r>
+        <w:rPr>
+          <w:lang w:val="en-US"/>
+        </w:rPr>
+        <w:t>Kế hoạch làm việc</w:t>
+      </w:r>
+    </w:p>
+    <w:p>
+      <w:pPr>
+        <w:rPr>
+          <w:lang w:val="en-US"/>
+        </w:rPr>
+      </w:pPr>
+      <w:r>
+        <w:rPr>
+          <w:lang w:val="en-US"/>
+        </w:rPr>
+        <w:t>Thuật ngữ và sổ tay</w:t>
+      </w:r>
+    </w:p>
+    <w:p>
+      <w:pPr>
+        <w:rPr>
+          <w:lang w:val="en-US"/>
+        </w:rPr>
+      </w:pPr>
+      <w:r>
+        <w:rPr>
+          <w:lang w:val="en-US"/>
+        </w:rPr>
+        <w:t>Biểu mẫu</w:t>
+      </w:r>
+    </w:p>
+    <w:p>
+      <w:pPr>
+        <w:pStyle w:val="Heading4"/>
+        <w:rPr>
+          <w:lang w:val="en-US"/>
+        </w:rPr>
+      </w:pPr>
+      <w:bookmarkStart w:id="83" w:name="_Toc237855955"/>
+      <w:r>
+        <w:rPr>
+          <w:lang w:val="en-US"/>
+        </w:rPr>
+        <w:t>Phỏng vấn</w:t>
+      </w:r>
+      <w:bookmarkEnd w:id="83"/>
+    </w:p>
+    <w:p>
+      <w:pPr>
+        <w:rPr>
+          <w:lang w:val="en-US"/>
+        </w:rPr>
+      </w:pPr>
+      <w:r>
+        <w:rPr>
+          <w:lang w:val="en-US"/>
+        </w:rPr>
+        <w:t>10 câu hỏi định tính</w:t>
+      </w:r>
+    </w:p>
+    <w:p>
+      <w:pPr>
+        <w:rPr>
+          <w:lang w:val="en-US"/>
+        </w:rPr>
+      </w:pPr>
+      <w:r>
+        <w:rPr>
+          <w:lang w:val="en-US"/>
+        </w:rPr>
+        <w:lastRenderedPageBreak/>
+        <w:tab/>
+        <w:t>5 câu có cấu trúc</w:t>
+      </w:r>
+    </w:p>
+    <w:p>
+      <w:pPr>
+        <w:rPr>
+          <w:lang w:val="en-US"/>
+        </w:rPr>
+      </w:pPr>
+      <w:r>
+        <w:rPr>
+          <w:lang w:val="en-US"/>
+        </w:rPr>
+        <w:tab/>
+        <w:t>5 câu không cấu trúc</w:t>
+      </w:r>
+    </w:p>
+    <w:p>
+      <w:pPr>
+        <w:rPr>
+          <w:lang w:val="en-US"/>
+        </w:rPr>
+      </w:pPr>
+      <w:r>
+        <w:rPr>
+          <w:lang w:val="en-US"/>
+        </w:rPr>
+        <w:t>10 câu hỏi định lượng</w:t>
+      </w:r>
+    </w:p>
+    <w:p>
+      <w:pPr>
+        <w:pStyle w:val="Heading3"/>
+        <w:rPr>
+          <w:rFonts w:cs="Times New Roman"/>
+          <w:lang w:val="en-US"/>
+        </w:rPr>
+      </w:pPr>
+      <w:bookmarkStart w:id="84" w:name="_Toc237855956"/>
+      <w:r>
+        <w:rPr>
+          <w:rFonts w:cs="Times New Roman"/>
+          <w:lang w:val="en-US"/>
+        </w:rPr>
+        <w:t xml:space="preserve">Mô hình </w:t>
+      </w:r>
+      <w:r>
+        <w:rPr>
+          <w:rFonts w:cs="Times New Roman"/>
+          <w:lang w:val="en-US"/>
+        </w:rPr>
+        <w:t>hoá quy trình</w:t>
+      </w:r>
+      <w:bookmarkEnd w:id="84"/>
+    </w:p>
+    <w:p>
+      <w:pPr>
+        <w:rPr>
+          <w:lang w:val="en-US"/>
+        </w:rPr>
+      </w:pPr>
+      <w:r>
+        <w:rPr>
+          <w:lang w:val="en-US"/>
+        </w:rPr>
+        <w:t>BPMN</w:t>
+      </w:r>
+    </w:p>
+    <w:p>
+      <w:pPr>
+        <w:pStyle w:val="Heading3"/>
+        <w:rPr>
+          <w:rFonts w:cs="Times New Roman"/>
+          <w:lang w:val="en-US"/>
+        </w:rPr>
+      </w:pPr>
+      <w:bookmarkStart w:id="85" w:name="_Toc237855957"/>
       <w:r>
         <w:rPr>
           <w:rFonts w:cs="Times New Roman"/>
@@ -15015,7 +17260,7 @@
         </w:rPr>
         <w:t>Phân tích quy trình</w:t>
       </w:r>
-      <w:bookmarkEnd w:id="53"/>
+      <w:bookmarkEnd w:id="85"/>
     </w:p>
     <w:p>
       <w:pPr>
@@ -15025,7 +17270,7 @@
           <w:lang w:val="en-US"/>
         </w:rPr>
       </w:pPr>
-      <w:bookmarkStart w:id="54" w:name="_Toc237511200"/>
+      <w:bookmarkStart w:id="86" w:name="_Toc237855958"/>
       <w:r>
         <w:rPr>
           <w:rFonts w:cs="Times New Roman"/>
@@ -15033,7 +17278,7 @@
         </w:rPr>
         <w:t>Phân tích định tính</w:t>
       </w:r>
-      <w:bookmarkEnd w:id="54"/>
+      <w:bookmarkEnd w:id="86"/>
     </w:p>
     <w:p>
       <w:pPr>
@@ -15043,7 +17288,7 @@
           <w:lang w:val="en-US"/>
         </w:rPr>
       </w:pPr>
-      <w:bookmarkStart w:id="55" w:name="_Toc237511201"/>
+      <w:bookmarkStart w:id="87" w:name="_Toc237855959"/>
       <w:r>
         <w:rPr>
           <w:rFonts w:cs="Times New Roman"/>
@@ -15051,7 +17296,7 @@
         </w:rPr>
         <w:t>Phân tích giá trị gia tăng</w:t>
       </w:r>
-      <w:bookmarkEnd w:id="55"/>
+      <w:bookmarkEnd w:id="87"/>
     </w:p>
     <w:p>
       <w:pPr>
@@ -15061,7 +17306,7 @@
           <w:lang w:val="en-US"/>
         </w:rPr>
       </w:pPr>
-      <w:bookmarkStart w:id="56" w:name="_Toc237511202"/>
+      <w:bookmarkStart w:id="88" w:name="_Toc237855960"/>
       <w:r>
         <w:rPr>
           <w:rFonts w:cs="Times New Roman"/>
@@ -15069,7 +17314,7 @@
         </w:rPr>
         <w:t>Phân tích sự lãng phí</w:t>
       </w:r>
-      <w:bookmarkEnd w:id="56"/>
+      <w:bookmarkEnd w:id="88"/>
     </w:p>
     <w:p>
       <w:pPr>
@@ -15079,7 +17324,7 @@
           <w:lang w:val="en-US"/>
         </w:rPr>
       </w:pPr>
-      <w:bookmarkStart w:id="57" w:name="_Toc237511203"/>
+      <w:bookmarkStart w:id="89" w:name="_Toc237855961"/>
       <w:r>
         <w:rPr>
           <w:rFonts w:cs="Times New Roman"/>
@@ -15087,7 +17332,7 @@
         </w:rPr>
         <w:t>Phân tích các bên liên quan</w:t>
       </w:r>
-      <w:bookmarkEnd w:id="57"/>
+      <w:bookmarkEnd w:id="89"/>
     </w:p>
     <w:p>
       <w:pPr>
@@ -15097,7 +17342,7 @@
           <w:lang w:val="en-US"/>
         </w:rPr>
       </w:pPr>
-      <w:bookmarkStart w:id="58" w:name="_Toc237511204"/>
+      <w:bookmarkStart w:id="90" w:name="_Toc237855962"/>
       <w:r>
         <w:rPr>
           <w:rFonts w:cs="Times New Roman"/>
@@ -15105,7 +17350,7 @@
         </w:rPr>
         <w:t>Phân tính định lượng</w:t>
       </w:r>
-      <w:bookmarkEnd w:id="58"/>
+      <w:bookmarkEnd w:id="90"/>
     </w:p>
     <w:p>
       <w:pPr>
@@ -15115,7 +17360,7 @@
           <w:lang w:val="en-US"/>
         </w:rPr>
       </w:pPr>
-      <w:bookmarkStart w:id="59" w:name="_Toc237511205"/>
+      <w:bookmarkStart w:id="91" w:name="_Toc237855963"/>
       <w:r>
         <w:rPr>
           <w:rFonts w:cs="Times New Roman"/>
@@ -15123,7 +17368,7 @@
         </w:rPr>
         <w:t>Thời gian</w:t>
       </w:r>
-      <w:bookmarkEnd w:id="59"/>
+      <w:bookmarkEnd w:id="91"/>
     </w:p>
     <w:p>
       <w:pPr>
@@ -15133,7 +17378,7 @@
           <w:lang w:val="en-US"/>
         </w:rPr>
       </w:pPr>
-      <w:bookmarkStart w:id="60" w:name="_Toc237511206"/>
+      <w:bookmarkStart w:id="92" w:name="_Toc237855964"/>
       <w:r>
         <w:rPr>
           <w:rFonts w:cs="Times New Roman"/>
@@ -15141,7 +17386,7 @@
         </w:rPr>
         <w:t>Chất lượng</w:t>
       </w:r>
-      <w:bookmarkEnd w:id="60"/>
+      <w:bookmarkEnd w:id="92"/>
     </w:p>
     <w:p>
       <w:pPr>
@@ -15151,7 +17396,7 @@
           <w:lang w:val="en-US"/>
         </w:rPr>
       </w:pPr>
-      <w:bookmarkStart w:id="61" w:name="_Toc237511207"/>
+      <w:bookmarkStart w:id="93" w:name="_Toc237855965"/>
       <w:r>
         <w:rPr>
           <w:rFonts w:cs="Times New Roman"/>
@@ -15159,7 +17404,7 @@
         </w:rPr>
         <w:t>Chi phí</w:t>
       </w:r>
-      <w:bookmarkEnd w:id="61"/>
+      <w:bookmarkEnd w:id="93"/>
     </w:p>
     <w:p>
       <w:pPr>
@@ -15177,16 +17422,183 @@
           <w:lang w:val="en-US"/>
         </w:rPr>
       </w:pPr>
-      <w:bookmarkStart w:id="62" w:name="_Toc237511208"/>
-      <w:r>
-        <w:rPr>
-          <w:rFonts w:cs="Times New Roman"/>
+      <w:bookmarkStart w:id="94" w:name="_Toc237855966"/>
+      <w:r>
+        <w:rPr>
+          <w:rFonts w:cs="Times New Roman"/>
+          <w:lang w:val="en-US"/>
+        </w:rPr>
+        <w:t>Quy trình tuyển dụng nhân sự</w:t>
+      </w:r>
+      <w:bookmarkEnd w:id="94"/>
+    </w:p>
+    <w:p>
+      <w:pPr>
+        <w:pStyle w:val="Heading3"/>
+        <w:rPr>
+          <w:lang w:val="en-US"/>
+        </w:rPr>
+      </w:pPr>
+      <w:bookmarkStart w:id="95" w:name="_Toc237855967"/>
+      <w:r>
+        <w:rPr>
+          <w:lang w:val="en-US"/>
+        </w:rPr>
+        <w:t>Phương pháp thực hiện</w:t>
+      </w:r>
+      <w:bookmarkEnd w:id="95"/>
+    </w:p>
+    <w:p>
+      <w:pPr>
+        <w:pStyle w:val="Heading4"/>
+        <w:rPr>
+          <w:lang w:val="en-US"/>
+        </w:rPr>
+      </w:pPr>
+      <w:bookmarkStart w:id="96" w:name="_Toc237855968"/>
+      <w:r>
+        <w:rPr>
+          <w:lang w:val="en-US"/>
+        </w:rPr>
+        <w:t>Dự trên bằng chứng</w:t>
+      </w:r>
+      <w:bookmarkEnd w:id="96"/>
+    </w:p>
+    <w:p>
+      <w:pPr>
+        <w:rPr>
+          <w:lang w:val="en-US"/>
+        </w:rPr>
+      </w:pPr>
+      <w:r>
+        <w:rPr>
+          <w:lang w:val="en-US"/>
+        </w:rPr>
+        <w:t>Mô tả quy trình hiện có</w:t>
+      </w:r>
+    </w:p>
+    <w:p>
+      <w:pPr>
+        <w:rPr>
+          <w:lang w:val="en-US"/>
+        </w:rPr>
+      </w:pPr>
+      <w:r>
+        <w:rPr>
+          <w:lang w:val="en-US"/>
+        </w:rPr>
+        <w:t>Sơ đồ tổ chức</w:t>
+      </w:r>
+    </w:p>
+    <w:p>
+      <w:pPr>
+        <w:rPr>
+          <w:lang w:val="en-US"/>
+        </w:rPr>
+      </w:pPr>
+      <w:r>
+        <w:rPr>
+          <w:lang w:val="en-US"/>
+        </w:rPr>
+        <w:t>Kế hoạch làm việc</w:t>
+      </w:r>
+    </w:p>
+    <w:p>
+      <w:pPr>
+        <w:rPr>
+          <w:lang w:val="en-US"/>
+        </w:rPr>
+      </w:pPr>
+      <w:r>
+        <w:rPr>
+          <w:lang w:val="en-US"/>
+        </w:rPr>
+        <w:t>Thuật ngữ và sổ tay</w:t>
+      </w:r>
+    </w:p>
+    <w:p>
+      <w:pPr>
+        <w:rPr>
+          <w:lang w:val="en-US"/>
+        </w:rPr>
+      </w:pPr>
+      <w:r>
+        <w:rPr>
+          <w:lang w:val="en-US"/>
+        </w:rPr>
+        <w:t>Biểu mẫu</w:t>
+      </w:r>
+    </w:p>
+    <w:p>
+      <w:pPr>
+        <w:pStyle w:val="Heading4"/>
+        <w:rPr>
+          <w:lang w:val="en-US"/>
+        </w:rPr>
+      </w:pPr>
+      <w:bookmarkStart w:id="97" w:name="_Toc237855969"/>
+      <w:r>
+        <w:rPr>
           <w:lang w:val="en-US"/>
         </w:rPr>
         <w:lastRenderedPageBreak/>
-        <w:t>Quy trình bán hàng trực tuyến</w:t>
-      </w:r>
-      <w:bookmarkEnd w:id="62"/>
+        <w:t>Phỏng vấn</w:t>
+      </w:r>
+      <w:bookmarkEnd w:id="97"/>
+    </w:p>
+    <w:p>
+      <w:pPr>
+        <w:rPr>
+          <w:lang w:val="en-US"/>
+        </w:rPr>
+      </w:pPr>
+      <w:r>
+        <w:rPr>
+          <w:lang w:val="en-US"/>
+        </w:rPr>
+        <w:t>10 câu hỏi định tính</w:t>
+      </w:r>
+    </w:p>
+    <w:p>
+      <w:pPr>
+        <w:rPr>
+          <w:lang w:val="en-US"/>
+        </w:rPr>
+      </w:pPr>
+      <w:r>
+        <w:rPr>
+          <w:lang w:val="en-US"/>
+        </w:rPr>
+        <w:tab/>
+        <w:t>5 câu có cấu trúc</w:t>
+      </w:r>
+    </w:p>
+    <w:p>
+      <w:pPr>
+        <w:rPr>
+          <w:lang w:val="en-US"/>
+        </w:rPr>
+      </w:pPr>
+      <w:r>
+        <w:rPr>
+          <w:lang w:val="en-US"/>
+        </w:rPr>
+        <w:tab/>
+        <w:t>5 câu không cấu trúc</w:t>
+      </w:r>
+    </w:p>
+    <w:p>
+      <w:pPr>
+        <w:rPr>
+          <w:lang w:val="en-US"/>
+        </w:rPr>
+      </w:pPr>
+      <w:r>
+        <w:rPr>
+          <w:lang w:val="en-US"/>
+        </w:rPr>
+        <w:t>10 câu hỏi định lượng</w:t>
+      </w:r>
     </w:p>
     <w:p>
       <w:pPr>
@@ -15196,15 +17608,35 @@
           <w:lang w:val="en-US"/>
         </w:rPr>
       </w:pPr>
-      <w:bookmarkStart w:id="63" w:name="_Toc237511209"/>
-      <w:r>
-        <w:rPr>
-          <w:rFonts w:cs="Times New Roman"/>
-          <w:lang w:val="en-US"/>
-        </w:rPr>
-        <w:t>Mô tả quy trình</w:t>
-      </w:r>
-      <w:bookmarkEnd w:id="63"/>
+      <w:bookmarkStart w:id="98" w:name="_Toc237855970"/>
+      <w:r>
+        <w:rPr>
+          <w:rFonts w:cs="Times New Roman"/>
+          <w:lang w:val="en-US"/>
+        </w:rPr>
+        <w:t xml:space="preserve">Mô hình </w:t>
+      </w:r>
+      <w:r>
+        <w:rPr>
+          <w:rFonts w:cs="Times New Roman"/>
+          <w:lang w:val="en-US"/>
+        </w:rPr>
+        <w:t>hoá quy trình</w:t>
+      </w:r>
+      <w:bookmarkEnd w:id="98"/>
+    </w:p>
+    <w:p>
+      <w:pPr>
+        <w:rPr>
+          <w:lang w:val="en-US"/>
+        </w:rPr>
+      </w:pPr>
+      <w:r>
+        <w:rPr>
+          <w:lang w:val="en-US"/>
+        </w:rPr>
+        <w:t>BPMN</w:t>
+      </w:r>
     </w:p>
     <w:p>
       <w:pPr>
@@ -15214,15 +17646,15 @@
           <w:lang w:val="en-US"/>
         </w:rPr>
       </w:pPr>
-      <w:bookmarkStart w:id="64" w:name="_Toc237511210"/>
-      <w:r>
-        <w:rPr>
-          <w:rFonts w:cs="Times New Roman"/>
-          <w:lang w:val="en-US"/>
-        </w:rPr>
-        <w:t>Mô hình BPMN</w:t>
-      </w:r>
-      <w:bookmarkEnd w:id="64"/>
+      <w:bookmarkStart w:id="99" w:name="_Toc237855971"/>
+      <w:r>
+        <w:rPr>
+          <w:rFonts w:cs="Times New Roman"/>
+          <w:lang w:val="en-US"/>
+        </w:rPr>
+        <w:t>Phân tích quy trình</w:t>
+      </w:r>
+      <w:bookmarkEnd w:id="99"/>
     </w:p>
     <w:p>
       <w:pPr>
@@ -15232,7 +17664,383 @@
           <w:lang w:val="en-US"/>
         </w:rPr>
       </w:pPr>
-      <w:bookmarkStart w:id="65" w:name="_Toc237511211"/>
+      <w:bookmarkStart w:id="100" w:name="_Toc237855972"/>
+      <w:r>
+        <w:rPr>
+          <w:rFonts w:cs="Times New Roman"/>
+          <w:lang w:val="en-US"/>
+        </w:rPr>
+        <w:t>Phân tích định tính</w:t>
+      </w:r>
+      <w:bookmarkEnd w:id="100"/>
+    </w:p>
+    <w:p>
+      <w:pPr>
+        <w:pStyle w:val="Heading4"/>
+        <w:rPr>
+          <w:rFonts w:cs="Times New Roman"/>
+          <w:lang w:val="en-US"/>
+        </w:rPr>
+      </w:pPr>
+      <w:bookmarkStart w:id="101" w:name="_Toc237855973"/>
+      <w:r>
+        <w:rPr>
+          <w:rFonts w:cs="Times New Roman"/>
+          <w:lang w:val="en-US"/>
+        </w:rPr>
+        <w:t>Phân tích giá trị gia tăng</w:t>
+      </w:r>
+      <w:bookmarkEnd w:id="101"/>
+    </w:p>
+    <w:p>
+      <w:pPr>
+        <w:pStyle w:val="Heading4"/>
+        <w:rPr>
+          <w:rFonts w:cs="Times New Roman"/>
+          <w:lang w:val="en-US"/>
+        </w:rPr>
+      </w:pPr>
+      <w:bookmarkStart w:id="102" w:name="_Toc237855974"/>
+      <w:r>
+        <w:rPr>
+          <w:rFonts w:cs="Times New Roman"/>
+          <w:lang w:val="en-US"/>
+        </w:rPr>
+        <w:t>Phân tích sự lãng phí</w:t>
+      </w:r>
+      <w:bookmarkEnd w:id="102"/>
+    </w:p>
+    <w:p>
+      <w:pPr>
+        <w:pStyle w:val="Heading4"/>
+        <w:rPr>
+          <w:rFonts w:cs="Times New Roman"/>
+          <w:lang w:val="en-US"/>
+        </w:rPr>
+      </w:pPr>
+      <w:bookmarkStart w:id="103" w:name="_Toc237855975"/>
+      <w:r>
+        <w:rPr>
+          <w:rFonts w:cs="Times New Roman"/>
+          <w:lang w:val="en-US"/>
+        </w:rPr>
+        <w:t>Phân tích các bên liên quan</w:t>
+      </w:r>
+      <w:bookmarkEnd w:id="103"/>
+    </w:p>
+    <w:p>
+      <w:pPr>
+        <w:pStyle w:val="Heading3"/>
+        <w:rPr>
+          <w:rFonts w:cs="Times New Roman"/>
+          <w:lang w:val="en-US"/>
+        </w:rPr>
+      </w:pPr>
+      <w:bookmarkStart w:id="104" w:name="_Toc237855976"/>
+      <w:r>
+        <w:rPr>
+          <w:rFonts w:cs="Times New Roman"/>
+          <w:lang w:val="en-US"/>
+        </w:rPr>
+        <w:t>Phân tính định lượng</w:t>
+      </w:r>
+      <w:bookmarkEnd w:id="104"/>
+    </w:p>
+    <w:p>
+      <w:pPr>
+        <w:pStyle w:val="Heading4"/>
+        <w:rPr>
+          <w:rFonts w:cs="Times New Roman"/>
+          <w:lang w:val="en-US"/>
+        </w:rPr>
+      </w:pPr>
+      <w:bookmarkStart w:id="105" w:name="_Toc237855977"/>
+      <w:r>
+        <w:rPr>
+          <w:rFonts w:cs="Times New Roman"/>
+          <w:lang w:val="en-US"/>
+        </w:rPr>
+        <w:t>Thời gian</w:t>
+      </w:r>
+      <w:bookmarkEnd w:id="105"/>
+    </w:p>
+    <w:p>
+      <w:pPr>
+        <w:pStyle w:val="Heading4"/>
+        <w:rPr>
+          <w:rFonts w:cs="Times New Roman"/>
+          <w:lang w:val="en-US"/>
+        </w:rPr>
+      </w:pPr>
+      <w:bookmarkStart w:id="106" w:name="_Toc237855978"/>
+      <w:r>
+        <w:rPr>
+          <w:rFonts w:cs="Times New Roman"/>
+          <w:lang w:val="en-US"/>
+        </w:rPr>
+        <w:t>Chất lượng</w:t>
+      </w:r>
+      <w:bookmarkEnd w:id="106"/>
+    </w:p>
+    <w:p>
+      <w:pPr>
+        <w:pStyle w:val="Heading4"/>
+        <w:rPr>
+          <w:rFonts w:cs="Times New Roman"/>
+          <w:lang w:val="en-US"/>
+        </w:rPr>
+      </w:pPr>
+      <w:bookmarkStart w:id="107" w:name="_Toc237855979"/>
+      <w:r>
+        <w:rPr>
+          <w:rFonts w:cs="Times New Roman"/>
+          <w:lang w:val="en-US"/>
+        </w:rPr>
+        <w:t>Chi phí</w:t>
+      </w:r>
+      <w:bookmarkEnd w:id="107"/>
+    </w:p>
+    <w:p>
+      <w:pPr>
+        <w:rPr>
+          <w:rFonts w:cs="Times New Roman"/>
+          <w:lang w:val="en-US"/>
+        </w:rPr>
+      </w:pPr>
+    </w:p>
+    <w:p>
+      <w:pPr>
+        <w:pStyle w:val="Heading2"/>
+        <w:rPr>
+          <w:rFonts w:cs="Times New Roman"/>
+          <w:lang w:val="en-US"/>
+        </w:rPr>
+      </w:pPr>
+      <w:bookmarkStart w:id="108" w:name="_Toc237855980"/>
+      <w:r>
+        <w:rPr>
+          <w:rFonts w:cs="Times New Roman"/>
+          <w:lang w:val="en-US"/>
+        </w:rPr>
+        <w:t>Quy trình hỗ trợ Công nghệ thông tin</w:t>
+      </w:r>
+      <w:bookmarkEnd w:id="108"/>
+    </w:p>
+    <w:p>
+      <w:pPr>
+        <w:pStyle w:val="Heading3"/>
+        <w:rPr>
+          <w:lang w:val="en-US"/>
+        </w:rPr>
+      </w:pPr>
+      <w:bookmarkStart w:id="109" w:name="_Toc237855981"/>
+      <w:r>
+        <w:rPr>
+          <w:lang w:val="en-US"/>
+        </w:rPr>
+        <w:t>Phương pháp thực hiện</w:t>
+      </w:r>
+      <w:bookmarkEnd w:id="109"/>
+    </w:p>
+    <w:p>
+      <w:pPr>
+        <w:pStyle w:val="Heading4"/>
+        <w:rPr>
+          <w:lang w:val="en-US"/>
+        </w:rPr>
+      </w:pPr>
+      <w:bookmarkStart w:id="110" w:name="_Toc237855982"/>
+      <w:r>
+        <w:rPr>
+          <w:lang w:val="en-US"/>
+        </w:rPr>
+        <w:t>Dự trên bằng chứng</w:t>
+      </w:r>
+      <w:bookmarkEnd w:id="110"/>
+    </w:p>
+    <w:p>
+      <w:pPr>
+        <w:rPr>
+          <w:lang w:val="en-US"/>
+        </w:rPr>
+      </w:pPr>
+      <w:r>
+        <w:rPr>
+          <w:lang w:val="en-US"/>
+        </w:rPr>
+        <w:t>Mô tả quy trình hiện có</w:t>
+      </w:r>
+    </w:p>
+    <w:p>
+      <w:pPr>
+        <w:rPr>
+          <w:lang w:val="en-US"/>
+        </w:rPr>
+      </w:pPr>
+      <w:r>
+        <w:rPr>
+          <w:lang w:val="en-US"/>
+        </w:rPr>
+        <w:t>Sơ đồ tổ chức</w:t>
+      </w:r>
+    </w:p>
+    <w:p>
+      <w:pPr>
+        <w:rPr>
+          <w:lang w:val="en-US"/>
+        </w:rPr>
+      </w:pPr>
+      <w:r>
+        <w:rPr>
+          <w:lang w:val="en-US"/>
+        </w:rPr>
+        <w:t>Kế hoạch làm việc</w:t>
+      </w:r>
+    </w:p>
+    <w:p>
+      <w:pPr>
+        <w:rPr>
+          <w:lang w:val="en-US"/>
+        </w:rPr>
+      </w:pPr>
+      <w:r>
+        <w:rPr>
+          <w:lang w:val="en-US"/>
+        </w:rPr>
+        <w:lastRenderedPageBreak/>
+        <w:t>Thuật ngữ và sổ tay</w:t>
+      </w:r>
+    </w:p>
+    <w:p>
+      <w:pPr>
+        <w:rPr>
+          <w:lang w:val="en-US"/>
+        </w:rPr>
+      </w:pPr>
+      <w:r>
+        <w:rPr>
+          <w:lang w:val="en-US"/>
+        </w:rPr>
+        <w:t>Biểu mẫu</w:t>
+      </w:r>
+    </w:p>
+    <w:p>
+      <w:pPr>
+        <w:pStyle w:val="Heading4"/>
+        <w:rPr>
+          <w:lang w:val="en-US"/>
+        </w:rPr>
+      </w:pPr>
+      <w:bookmarkStart w:id="111" w:name="_Toc237855983"/>
+      <w:r>
+        <w:rPr>
+          <w:lang w:val="en-US"/>
+        </w:rPr>
+        <w:t>Phỏng vấn</w:t>
+      </w:r>
+      <w:bookmarkEnd w:id="111"/>
+    </w:p>
+    <w:p>
+      <w:pPr>
+        <w:rPr>
+          <w:lang w:val="en-US"/>
+        </w:rPr>
+      </w:pPr>
+      <w:r>
+        <w:rPr>
+          <w:lang w:val="en-US"/>
+        </w:rPr>
+        <w:t>10 câu hỏi định tính</w:t>
+      </w:r>
+    </w:p>
+    <w:p>
+      <w:pPr>
+        <w:rPr>
+          <w:lang w:val="en-US"/>
+        </w:rPr>
+      </w:pPr>
+      <w:r>
+        <w:rPr>
+          <w:lang w:val="en-US"/>
+        </w:rPr>
+        <w:tab/>
+        <w:t>5 câu có cấu trúc</w:t>
+      </w:r>
+    </w:p>
+    <w:p>
+      <w:pPr>
+        <w:rPr>
+          <w:lang w:val="en-US"/>
+        </w:rPr>
+      </w:pPr>
+      <w:r>
+        <w:rPr>
+          <w:lang w:val="en-US"/>
+        </w:rPr>
+        <w:tab/>
+        <w:t>5 câu không cấu trúc</w:t>
+      </w:r>
+    </w:p>
+    <w:p>
+      <w:pPr>
+        <w:rPr>
+          <w:lang w:val="en-US"/>
+        </w:rPr>
+      </w:pPr>
+      <w:r>
+        <w:rPr>
+          <w:lang w:val="en-US"/>
+        </w:rPr>
+        <w:t>10 câu hỏi định lượng</w:t>
+      </w:r>
+    </w:p>
+    <w:p>
+      <w:pPr>
+        <w:pStyle w:val="Heading3"/>
+        <w:rPr>
+          <w:rFonts w:cs="Times New Roman"/>
+          <w:lang w:val="en-US"/>
+        </w:rPr>
+      </w:pPr>
+      <w:bookmarkStart w:id="112" w:name="_Toc237855984"/>
+      <w:r>
+        <w:rPr>
+          <w:rFonts w:cs="Times New Roman"/>
+          <w:lang w:val="en-US"/>
+        </w:rPr>
+        <w:t xml:space="preserve">Mô hình </w:t>
+      </w:r>
+      <w:r>
+        <w:rPr>
+          <w:rFonts w:cs="Times New Roman"/>
+          <w:lang w:val="en-US"/>
+        </w:rPr>
+        <w:t>hoá quy trình</w:t>
+      </w:r>
+      <w:bookmarkEnd w:id="112"/>
+    </w:p>
+    <w:p>
+      <w:pPr>
+        <w:rPr>
+          <w:lang w:val="en-US"/>
+        </w:rPr>
+      </w:pPr>
+      <w:r>
+        <w:rPr>
+          <w:lang w:val="en-US"/>
+        </w:rPr>
+        <w:t>BPMN</w:t>
+      </w:r>
+    </w:p>
+    <w:p>
+      <w:pPr>
+        <w:pStyle w:val="Heading3"/>
+        <w:rPr>
+          <w:rFonts w:cs="Times New Roman"/>
+          <w:lang w:val="en-US"/>
+        </w:rPr>
+      </w:pPr>
+      <w:bookmarkStart w:id="113" w:name="_Toc237855985"/>
       <w:r>
         <w:rPr>
           <w:rFonts w:cs="Times New Roman"/>
@@ -15240,7 +18048,7 @@
         </w:rPr>
         <w:t>Phân tích quy trình</w:t>
       </w:r>
-      <w:bookmarkEnd w:id="65"/>
+      <w:bookmarkEnd w:id="113"/>
     </w:p>
     <w:p>
       <w:pPr>
@@ -15250,7 +18058,7 @@
           <w:lang w:val="en-US"/>
         </w:rPr>
       </w:pPr>
-      <w:bookmarkStart w:id="66" w:name="_Toc237511212"/>
+      <w:bookmarkStart w:id="114" w:name="_Toc237855986"/>
       <w:r>
         <w:rPr>
           <w:rFonts w:cs="Times New Roman"/>
@@ -15258,7 +18066,7 @@
         </w:rPr>
         <w:t>Phân tích định tính</w:t>
       </w:r>
-      <w:bookmarkEnd w:id="66"/>
+      <w:bookmarkEnd w:id="114"/>
     </w:p>
     <w:p>
       <w:pPr>
@@ -15268,7 +18076,7 @@
           <w:lang w:val="en-US"/>
         </w:rPr>
       </w:pPr>
-      <w:bookmarkStart w:id="67" w:name="_Toc237511213"/>
+      <w:bookmarkStart w:id="115" w:name="_Toc237855987"/>
       <w:r>
         <w:rPr>
           <w:rFonts w:cs="Times New Roman"/>
@@ -15276,7 +18084,7 @@
         </w:rPr>
         <w:t>Phân tích giá trị gia tăng</w:t>
       </w:r>
-      <w:bookmarkEnd w:id="67"/>
+      <w:bookmarkEnd w:id="115"/>
     </w:p>
     <w:p>
       <w:pPr>
@@ -15286,7 +18094,7 @@
           <w:lang w:val="en-US"/>
         </w:rPr>
       </w:pPr>
-      <w:bookmarkStart w:id="68" w:name="_Toc237511214"/>
+      <w:bookmarkStart w:id="116" w:name="_Toc237855988"/>
       <w:r>
         <w:rPr>
           <w:rFonts w:cs="Times New Roman"/>
@@ -15294,7 +18102,7 @@
         </w:rPr>
         <w:t>Phân tích sự lãng phí</w:t>
       </w:r>
-      <w:bookmarkEnd w:id="68"/>
+      <w:bookmarkEnd w:id="116"/>
     </w:p>
     <w:p>
       <w:pPr>
@@ -15304,7 +18112,7 @@
           <w:lang w:val="en-US"/>
         </w:rPr>
       </w:pPr>
-      <w:bookmarkStart w:id="69" w:name="_Toc237511215"/>
+      <w:bookmarkStart w:id="117" w:name="_Toc237855989"/>
       <w:r>
         <w:rPr>
           <w:rFonts w:cs="Times New Roman"/>
@@ -15312,7 +18120,7 @@
         </w:rPr>
         <w:t>Phân tích các bên liên quan</w:t>
       </w:r>
-      <w:bookmarkEnd w:id="69"/>
+      <w:bookmarkEnd w:id="117"/>
     </w:p>
     <w:p>
       <w:pPr>
@@ -15322,7 +18130,7 @@
           <w:lang w:val="en-US"/>
         </w:rPr>
       </w:pPr>
-      <w:bookmarkStart w:id="70" w:name="_Toc237511216"/>
+      <w:bookmarkStart w:id="118" w:name="_Toc237855990"/>
       <w:r>
         <w:rPr>
           <w:rFonts w:cs="Times New Roman"/>
@@ -15330,7 +18138,7 @@
         </w:rPr>
         <w:t>Phân tính định lượng</w:t>
       </w:r>
-      <w:bookmarkEnd w:id="70"/>
+      <w:bookmarkEnd w:id="118"/>
     </w:p>
     <w:p>
       <w:pPr>
@@ -15340,7 +18148,7 @@
           <w:lang w:val="en-US"/>
         </w:rPr>
       </w:pPr>
-      <w:bookmarkStart w:id="71" w:name="_Toc237511217"/>
+      <w:bookmarkStart w:id="119" w:name="_Toc237855991"/>
       <w:r>
         <w:rPr>
           <w:rFonts w:cs="Times New Roman"/>
@@ -15348,7 +18156,7 @@
         </w:rPr>
         <w:t>Thời gian</w:t>
       </w:r>
-      <w:bookmarkEnd w:id="71"/>
+      <w:bookmarkEnd w:id="119"/>
     </w:p>
     <w:p>
       <w:pPr>
@@ -15358,7 +18166,7 @@
           <w:lang w:val="en-US"/>
         </w:rPr>
       </w:pPr>
-      <w:bookmarkStart w:id="72" w:name="_Toc237511218"/>
+      <w:bookmarkStart w:id="120" w:name="_Toc237855992"/>
       <w:r>
         <w:rPr>
           <w:rFonts w:cs="Times New Roman"/>
@@ -15366,7 +18174,7 @@
         </w:rPr>
         <w:t>Chất lượng</w:t>
       </w:r>
-      <w:bookmarkEnd w:id="72"/>
+      <w:bookmarkEnd w:id="120"/>
     </w:p>
     <w:p>
       <w:pPr>
@@ -15376,7 +18184,7 @@
           <w:lang w:val="en-US"/>
         </w:rPr>
       </w:pPr>
-      <w:bookmarkStart w:id="73" w:name="_Toc237511219"/>
+      <w:bookmarkStart w:id="121" w:name="_Toc237855993"/>
       <w:r>
         <w:rPr>
           <w:rFonts w:cs="Times New Roman"/>
@@ -15384,682 +18192,7 @@
         </w:rPr>
         <w:t>Chi phí</w:t>
       </w:r>
-      <w:bookmarkEnd w:id="73"/>
-    </w:p>
-    <w:p>
-      <w:pPr>
-        <w:rPr>
-          <w:rFonts w:cs="Times New Roman"/>
-          <w:lang w:val="en-US"/>
-        </w:rPr>
-      </w:pPr>
-    </w:p>
-    <w:p>
-      <w:pPr>
-        <w:pStyle w:val="Heading2"/>
-        <w:rPr>
-          <w:rFonts w:cs="Times New Roman"/>
-          <w:lang w:val="en-US"/>
-        </w:rPr>
-      </w:pPr>
-      <w:bookmarkStart w:id="74" w:name="_Toc237511220"/>
-      <w:r>
-        <w:rPr>
-          <w:rFonts w:cs="Times New Roman"/>
-          <w:lang w:val="en-US"/>
-        </w:rPr>
-        <w:lastRenderedPageBreak/>
-        <w:t>Quy trình bảo hành sản phẩm</w:t>
-      </w:r>
-      <w:bookmarkEnd w:id="74"/>
-    </w:p>
-    <w:p>
-      <w:pPr>
-        <w:pStyle w:val="Heading3"/>
-        <w:rPr>
-          <w:rFonts w:cs="Times New Roman"/>
-          <w:lang w:val="en-US"/>
-        </w:rPr>
-      </w:pPr>
-      <w:bookmarkStart w:id="75" w:name="_Toc237511221"/>
-      <w:r>
-        <w:rPr>
-          <w:rFonts w:cs="Times New Roman"/>
-          <w:lang w:val="en-US"/>
-        </w:rPr>
-        <w:t>Mô tả quy trình</w:t>
-      </w:r>
-      <w:bookmarkEnd w:id="75"/>
-    </w:p>
-    <w:p>
-      <w:pPr>
-        <w:pStyle w:val="Heading3"/>
-        <w:rPr>
-          <w:rFonts w:cs="Times New Roman"/>
-          <w:lang w:val="en-US"/>
-        </w:rPr>
-      </w:pPr>
-      <w:bookmarkStart w:id="76" w:name="_Toc237511222"/>
-      <w:r>
-        <w:rPr>
-          <w:rFonts w:cs="Times New Roman"/>
-          <w:lang w:val="en-US"/>
-        </w:rPr>
-        <w:t>Mô hình BPMN</w:t>
-      </w:r>
-      <w:bookmarkEnd w:id="76"/>
-    </w:p>
-    <w:p>
-      <w:pPr>
-        <w:pStyle w:val="Heading3"/>
-        <w:rPr>
-          <w:rFonts w:cs="Times New Roman"/>
-          <w:lang w:val="en-US"/>
-        </w:rPr>
-      </w:pPr>
-      <w:bookmarkStart w:id="77" w:name="_Toc237511223"/>
-      <w:r>
-        <w:rPr>
-          <w:rFonts w:cs="Times New Roman"/>
-          <w:lang w:val="en-US"/>
-        </w:rPr>
-        <w:t>Phân tích quy trình</w:t>
-      </w:r>
-      <w:bookmarkEnd w:id="77"/>
-    </w:p>
-    <w:p>
-      <w:pPr>
-        <w:pStyle w:val="Heading3"/>
-        <w:rPr>
-          <w:rFonts w:cs="Times New Roman"/>
-          <w:lang w:val="en-US"/>
-        </w:rPr>
-      </w:pPr>
-      <w:bookmarkStart w:id="78" w:name="_Toc237511224"/>
-      <w:r>
-        <w:rPr>
-          <w:rFonts w:cs="Times New Roman"/>
-          <w:lang w:val="en-US"/>
-        </w:rPr>
-        <w:t>Phân tích định tính</w:t>
-      </w:r>
-      <w:bookmarkEnd w:id="78"/>
-    </w:p>
-    <w:p>
-      <w:pPr>
-        <w:pStyle w:val="Heading4"/>
-        <w:rPr>
-          <w:rFonts w:cs="Times New Roman"/>
-          <w:lang w:val="en-US"/>
-        </w:rPr>
-      </w:pPr>
-      <w:bookmarkStart w:id="79" w:name="_Toc237511225"/>
-      <w:r>
-        <w:rPr>
-          <w:rFonts w:cs="Times New Roman"/>
-          <w:lang w:val="en-US"/>
-        </w:rPr>
-        <w:t>Phân tích giá trị gia tăng</w:t>
-      </w:r>
-      <w:bookmarkEnd w:id="79"/>
-    </w:p>
-    <w:p>
-      <w:pPr>
-        <w:pStyle w:val="Heading4"/>
-        <w:rPr>
-          <w:rFonts w:cs="Times New Roman"/>
-          <w:lang w:val="en-US"/>
-        </w:rPr>
-      </w:pPr>
-      <w:bookmarkStart w:id="80" w:name="_Toc237511226"/>
-      <w:r>
-        <w:rPr>
-          <w:rFonts w:cs="Times New Roman"/>
-          <w:lang w:val="en-US"/>
-        </w:rPr>
-        <w:t>Phân tích sự lãng phí</w:t>
-      </w:r>
-      <w:bookmarkEnd w:id="80"/>
-    </w:p>
-    <w:p>
-      <w:pPr>
-        <w:pStyle w:val="Heading4"/>
-        <w:rPr>
-          <w:rFonts w:cs="Times New Roman"/>
-          <w:lang w:val="en-US"/>
-        </w:rPr>
-      </w:pPr>
-      <w:bookmarkStart w:id="81" w:name="_Toc237511227"/>
-      <w:r>
-        <w:rPr>
-          <w:rFonts w:cs="Times New Roman"/>
-          <w:lang w:val="en-US"/>
-        </w:rPr>
-        <w:t>Phân tích các bên liên quan</w:t>
-      </w:r>
-      <w:bookmarkEnd w:id="81"/>
-    </w:p>
-    <w:p>
-      <w:pPr>
-        <w:pStyle w:val="Heading3"/>
-        <w:rPr>
-          <w:rFonts w:cs="Times New Roman"/>
-          <w:lang w:val="en-US"/>
-        </w:rPr>
-      </w:pPr>
-      <w:bookmarkStart w:id="82" w:name="_Toc237511228"/>
-      <w:r>
-        <w:rPr>
-          <w:rFonts w:cs="Times New Roman"/>
-          <w:lang w:val="en-US"/>
-        </w:rPr>
-        <w:t>Phân tính định lượng</w:t>
-      </w:r>
-      <w:bookmarkEnd w:id="82"/>
-    </w:p>
-    <w:p>
-      <w:pPr>
-        <w:pStyle w:val="Heading4"/>
-        <w:rPr>
-          <w:rFonts w:cs="Times New Roman"/>
-          <w:lang w:val="en-US"/>
-        </w:rPr>
-      </w:pPr>
-      <w:bookmarkStart w:id="83" w:name="_Toc237511229"/>
-      <w:r>
-        <w:rPr>
-          <w:rFonts w:cs="Times New Roman"/>
-          <w:lang w:val="en-US"/>
-        </w:rPr>
-        <w:t>Thời gian</w:t>
-      </w:r>
-      <w:bookmarkEnd w:id="83"/>
-    </w:p>
-    <w:p>
-      <w:pPr>
-        <w:pStyle w:val="Heading4"/>
-        <w:rPr>
-          <w:rFonts w:cs="Times New Roman"/>
-          <w:lang w:val="en-US"/>
-        </w:rPr>
-      </w:pPr>
-      <w:bookmarkStart w:id="84" w:name="_Toc237511230"/>
-      <w:r>
-        <w:rPr>
-          <w:rFonts w:cs="Times New Roman"/>
-          <w:lang w:val="en-US"/>
-        </w:rPr>
-        <w:t>Chất lượng</w:t>
-      </w:r>
-      <w:bookmarkEnd w:id="84"/>
-    </w:p>
-    <w:p>
-      <w:pPr>
-        <w:pStyle w:val="Heading4"/>
-        <w:rPr>
-          <w:rFonts w:cs="Times New Roman"/>
-          <w:lang w:val="en-US"/>
-        </w:rPr>
-      </w:pPr>
-      <w:bookmarkStart w:id="85" w:name="_Toc237511231"/>
-      <w:r>
-        <w:rPr>
-          <w:rFonts w:cs="Times New Roman"/>
-          <w:lang w:val="en-US"/>
-        </w:rPr>
-        <w:t>Chi phí</w:t>
-      </w:r>
-      <w:bookmarkEnd w:id="85"/>
-    </w:p>
-    <w:p>
-      <w:pPr>
-        <w:rPr>
-          <w:rFonts w:cs="Times New Roman"/>
-          <w:lang w:val="en-US"/>
-        </w:rPr>
-      </w:pPr>
-    </w:p>
-    <w:p>
-      <w:pPr>
-        <w:pStyle w:val="Heading2"/>
-        <w:rPr>
-          <w:rFonts w:cs="Times New Roman"/>
-          <w:lang w:val="en-US"/>
-        </w:rPr>
-      </w:pPr>
-      <w:bookmarkStart w:id="86" w:name="_Toc237511232"/>
-      <w:r>
-        <w:rPr>
-          <w:rFonts w:cs="Times New Roman"/>
-          <w:lang w:val="en-US"/>
-        </w:rPr>
-        <w:lastRenderedPageBreak/>
-        <w:t>Quy trình tuyển dụng nhân sự</w:t>
-      </w:r>
-      <w:bookmarkEnd w:id="86"/>
-    </w:p>
-    <w:p>
-      <w:pPr>
-        <w:pStyle w:val="Heading3"/>
-        <w:rPr>
-          <w:rFonts w:cs="Times New Roman"/>
-          <w:lang w:val="en-US"/>
-        </w:rPr>
-      </w:pPr>
-      <w:bookmarkStart w:id="87" w:name="_Toc237511233"/>
-      <w:r>
-        <w:rPr>
-          <w:rFonts w:cs="Times New Roman"/>
-          <w:lang w:val="en-US"/>
-        </w:rPr>
-        <w:t>Mô tả quy trình</w:t>
-      </w:r>
-      <w:bookmarkEnd w:id="87"/>
-    </w:p>
-    <w:p>
-      <w:pPr>
-        <w:pStyle w:val="Heading3"/>
-        <w:rPr>
-          <w:rFonts w:cs="Times New Roman"/>
-          <w:lang w:val="en-US"/>
-        </w:rPr>
-      </w:pPr>
-      <w:bookmarkStart w:id="88" w:name="_Toc237511234"/>
-      <w:r>
-        <w:rPr>
-          <w:rFonts w:cs="Times New Roman"/>
-          <w:lang w:val="en-US"/>
-        </w:rPr>
-        <w:t>Mô hình BPMN</w:t>
-      </w:r>
-      <w:bookmarkEnd w:id="88"/>
-    </w:p>
-    <w:p>
-      <w:pPr>
-        <w:pStyle w:val="Heading3"/>
-        <w:rPr>
-          <w:rFonts w:cs="Times New Roman"/>
-          <w:lang w:val="en-US"/>
-        </w:rPr>
-      </w:pPr>
-      <w:bookmarkStart w:id="89" w:name="_Toc237511235"/>
-      <w:r>
-        <w:rPr>
-          <w:rFonts w:cs="Times New Roman"/>
-          <w:lang w:val="en-US"/>
-        </w:rPr>
-        <w:t>Phân tích quy trình</w:t>
-      </w:r>
-      <w:bookmarkEnd w:id="89"/>
-    </w:p>
-    <w:p>
-      <w:pPr>
-        <w:pStyle w:val="Heading3"/>
-        <w:rPr>
-          <w:rFonts w:cs="Times New Roman"/>
-          <w:lang w:val="en-US"/>
-        </w:rPr>
-      </w:pPr>
-      <w:bookmarkStart w:id="90" w:name="_Toc237511236"/>
-      <w:r>
-        <w:rPr>
-          <w:rFonts w:cs="Times New Roman"/>
-          <w:lang w:val="en-US"/>
-        </w:rPr>
-        <w:t>Phân tích định tính</w:t>
-      </w:r>
-      <w:bookmarkEnd w:id="90"/>
-    </w:p>
-    <w:p>
-      <w:pPr>
-        <w:pStyle w:val="Heading4"/>
-        <w:rPr>
-          <w:rFonts w:cs="Times New Roman"/>
-          <w:lang w:val="en-US"/>
-        </w:rPr>
-      </w:pPr>
-      <w:bookmarkStart w:id="91" w:name="_Toc237511237"/>
-      <w:r>
-        <w:rPr>
-          <w:rFonts w:cs="Times New Roman"/>
-          <w:lang w:val="en-US"/>
-        </w:rPr>
-        <w:t>Phân tích giá trị gia tăng</w:t>
-      </w:r>
-      <w:bookmarkEnd w:id="91"/>
-    </w:p>
-    <w:p>
-      <w:pPr>
-        <w:pStyle w:val="Heading4"/>
-        <w:rPr>
-          <w:rFonts w:cs="Times New Roman"/>
-          <w:lang w:val="en-US"/>
-        </w:rPr>
-      </w:pPr>
-      <w:bookmarkStart w:id="92" w:name="_Toc237511238"/>
-      <w:r>
-        <w:rPr>
-          <w:rFonts w:cs="Times New Roman"/>
-          <w:lang w:val="en-US"/>
-        </w:rPr>
-        <w:t>Phân tích sự lãng phí</w:t>
-      </w:r>
-      <w:bookmarkEnd w:id="92"/>
-    </w:p>
-    <w:p>
-      <w:pPr>
-        <w:pStyle w:val="Heading4"/>
-        <w:rPr>
-          <w:rFonts w:cs="Times New Roman"/>
-          <w:lang w:val="en-US"/>
-        </w:rPr>
-      </w:pPr>
-      <w:bookmarkStart w:id="93" w:name="_Toc237511239"/>
-      <w:r>
-        <w:rPr>
-          <w:rFonts w:cs="Times New Roman"/>
-          <w:lang w:val="en-US"/>
-        </w:rPr>
-        <w:t>Phân tích các bên liên quan</w:t>
-      </w:r>
-      <w:bookmarkEnd w:id="93"/>
-    </w:p>
-    <w:p>
-      <w:pPr>
-        <w:pStyle w:val="Heading3"/>
-        <w:rPr>
-          <w:rFonts w:cs="Times New Roman"/>
-          <w:lang w:val="en-US"/>
-        </w:rPr>
-      </w:pPr>
-      <w:bookmarkStart w:id="94" w:name="_Toc237511240"/>
-      <w:r>
-        <w:rPr>
-          <w:rFonts w:cs="Times New Roman"/>
-          <w:lang w:val="en-US"/>
-        </w:rPr>
-        <w:t>Phân tính định lượng</w:t>
-      </w:r>
-      <w:bookmarkEnd w:id="94"/>
-    </w:p>
-    <w:p>
-      <w:pPr>
-        <w:pStyle w:val="Heading4"/>
-        <w:rPr>
-          <w:rFonts w:cs="Times New Roman"/>
-          <w:lang w:val="en-US"/>
-        </w:rPr>
-      </w:pPr>
-      <w:bookmarkStart w:id="95" w:name="_Toc237511241"/>
-      <w:r>
-        <w:rPr>
-          <w:rFonts w:cs="Times New Roman"/>
-          <w:lang w:val="en-US"/>
-        </w:rPr>
-        <w:t>Thời gian</w:t>
-      </w:r>
-      <w:bookmarkEnd w:id="95"/>
-    </w:p>
-    <w:p>
-      <w:pPr>
-        <w:pStyle w:val="Heading4"/>
-        <w:rPr>
-          <w:rFonts w:cs="Times New Roman"/>
-          <w:lang w:val="en-US"/>
-        </w:rPr>
-      </w:pPr>
-      <w:bookmarkStart w:id="96" w:name="_Toc237511242"/>
-      <w:r>
-        <w:rPr>
-          <w:rFonts w:cs="Times New Roman"/>
-          <w:lang w:val="en-US"/>
-        </w:rPr>
-        <w:t>Chất lượng</w:t>
-      </w:r>
-      <w:bookmarkEnd w:id="96"/>
-    </w:p>
-    <w:p>
-      <w:pPr>
-        <w:pStyle w:val="Heading4"/>
-        <w:rPr>
-          <w:rFonts w:cs="Times New Roman"/>
-          <w:lang w:val="en-US"/>
-        </w:rPr>
-      </w:pPr>
-      <w:bookmarkStart w:id="97" w:name="_Toc237511243"/>
-      <w:r>
-        <w:rPr>
-          <w:rFonts w:cs="Times New Roman"/>
-          <w:lang w:val="en-US"/>
-        </w:rPr>
-        <w:t>Chi phí</w:t>
-      </w:r>
-      <w:bookmarkEnd w:id="97"/>
-    </w:p>
-    <w:p>
-      <w:pPr>
-        <w:rPr>
-          <w:rFonts w:cs="Times New Roman"/>
-          <w:lang w:val="en-US"/>
-        </w:rPr>
-      </w:pPr>
-    </w:p>
-    <w:p>
-      <w:pPr>
-        <w:pStyle w:val="Heading2"/>
-        <w:rPr>
-          <w:rFonts w:cs="Times New Roman"/>
-          <w:lang w:val="en-US"/>
-        </w:rPr>
-      </w:pPr>
-      <w:bookmarkStart w:id="98" w:name="_Toc237511244"/>
-      <w:r>
-        <w:rPr>
-          <w:rFonts w:cs="Times New Roman"/>
-          <w:lang w:val="en-US"/>
-        </w:rPr>
-        <w:lastRenderedPageBreak/>
-        <w:t>Quy trình hỗ trợ Công nghệ thông tin</w:t>
-      </w:r>
-      <w:bookmarkEnd w:id="98"/>
-    </w:p>
-    <w:p>
-      <w:pPr>
-        <w:pStyle w:val="Heading3"/>
-        <w:rPr>
-          <w:rFonts w:cs="Times New Roman"/>
-          <w:lang w:val="en-US"/>
-        </w:rPr>
-      </w:pPr>
-      <w:bookmarkStart w:id="99" w:name="_Toc237511245"/>
-      <w:r>
-        <w:rPr>
-          <w:rFonts w:cs="Times New Roman"/>
-          <w:lang w:val="en-US"/>
-        </w:rPr>
-        <w:t>Mô tả quy trình</w:t>
-      </w:r>
-      <w:bookmarkEnd w:id="99"/>
-    </w:p>
-    <w:p>
-      <w:pPr>
-        <w:pStyle w:val="Heading3"/>
-        <w:rPr>
-          <w:rFonts w:cs="Times New Roman"/>
-          <w:lang w:val="en-US"/>
-        </w:rPr>
-      </w:pPr>
-      <w:bookmarkStart w:id="100" w:name="_Toc237511246"/>
-      <w:r>
-        <w:rPr>
-          <w:rFonts w:cs="Times New Roman"/>
-          <w:lang w:val="en-US"/>
-        </w:rPr>
-        <w:t>Mô hình BPMN</w:t>
-      </w:r>
-      <w:bookmarkEnd w:id="100"/>
-    </w:p>
-    <w:p>
-      <w:pPr>
-        <w:pStyle w:val="Heading3"/>
-        <w:rPr>
-          <w:rFonts w:cs="Times New Roman"/>
-          <w:lang w:val="en-US"/>
-        </w:rPr>
-      </w:pPr>
-      <w:bookmarkStart w:id="101" w:name="_Toc237511247"/>
-      <w:r>
-        <w:rPr>
-          <w:rFonts w:cs="Times New Roman"/>
-          <w:lang w:val="en-US"/>
-        </w:rPr>
-        <w:t>Phân tích quy trình</w:t>
-      </w:r>
-      <w:bookmarkEnd w:id="101"/>
-    </w:p>
-    <w:p>
-      <w:pPr>
-        <w:pStyle w:val="Heading3"/>
-        <w:rPr>
-          <w:rFonts w:cs="Times New Roman"/>
-          <w:lang w:val="en-US"/>
-        </w:rPr>
-      </w:pPr>
-      <w:bookmarkStart w:id="102" w:name="_Toc237511248"/>
-      <w:r>
-        <w:rPr>
-          <w:rFonts w:cs="Times New Roman"/>
-          <w:lang w:val="en-US"/>
-        </w:rPr>
-        <w:t>Phân tích định tính</w:t>
-      </w:r>
-      <w:bookmarkEnd w:id="102"/>
-    </w:p>
-    <w:p>
-      <w:pPr>
-        <w:pStyle w:val="Heading4"/>
-        <w:rPr>
-          <w:rFonts w:cs="Times New Roman"/>
-          <w:lang w:val="en-US"/>
-        </w:rPr>
-      </w:pPr>
-      <w:bookmarkStart w:id="103" w:name="_Toc237511249"/>
-      <w:r>
-        <w:rPr>
-          <w:rFonts w:cs="Times New Roman"/>
-          <w:lang w:val="en-US"/>
-        </w:rPr>
-        <w:t>Phân tích giá trị gia tăng</w:t>
-      </w:r>
-      <w:bookmarkEnd w:id="103"/>
-    </w:p>
-    <w:p>
-      <w:pPr>
-        <w:pStyle w:val="Heading4"/>
-        <w:rPr>
-          <w:rFonts w:cs="Times New Roman"/>
-          <w:lang w:val="en-US"/>
-        </w:rPr>
-      </w:pPr>
-      <w:bookmarkStart w:id="104" w:name="_Toc237511250"/>
-      <w:r>
-        <w:rPr>
-          <w:rFonts w:cs="Times New Roman"/>
-          <w:lang w:val="en-US"/>
-        </w:rPr>
-        <w:t>Phân tích sự lãng phí</w:t>
-      </w:r>
-      <w:bookmarkEnd w:id="104"/>
-    </w:p>
-    <w:p>
-      <w:pPr>
-        <w:pStyle w:val="Heading4"/>
-        <w:rPr>
-          <w:rFonts w:cs="Times New Roman"/>
-          <w:lang w:val="en-US"/>
-        </w:rPr>
-      </w:pPr>
-      <w:bookmarkStart w:id="105" w:name="_Toc237511251"/>
-      <w:r>
-        <w:rPr>
-          <w:rFonts w:cs="Times New Roman"/>
-          <w:lang w:val="en-US"/>
-        </w:rPr>
-        <w:t>Phân tích các bên liên quan</w:t>
-      </w:r>
-      <w:bookmarkEnd w:id="105"/>
-    </w:p>
-    <w:p>
-      <w:pPr>
-        <w:pStyle w:val="Heading3"/>
-        <w:rPr>
-          <w:rFonts w:cs="Times New Roman"/>
-          <w:lang w:val="en-US"/>
-        </w:rPr>
-      </w:pPr>
-      <w:bookmarkStart w:id="106" w:name="_Toc237511252"/>
-      <w:r>
-        <w:rPr>
-          <w:rFonts w:cs="Times New Roman"/>
-          <w:lang w:val="en-US"/>
-        </w:rPr>
-        <w:t>Phân tính định lượng</w:t>
-      </w:r>
-      <w:bookmarkEnd w:id="106"/>
-    </w:p>
-    <w:p>
-      <w:pPr>
-        <w:pStyle w:val="Heading4"/>
-        <w:rPr>
-          <w:rFonts w:cs="Times New Roman"/>
-          <w:lang w:val="en-US"/>
-        </w:rPr>
-      </w:pPr>
-      <w:bookmarkStart w:id="107" w:name="_Toc237511253"/>
-      <w:r>
-        <w:rPr>
-          <w:rFonts w:cs="Times New Roman"/>
-          <w:lang w:val="en-US"/>
-        </w:rPr>
-        <w:t>Thời gian</w:t>
-      </w:r>
-      <w:bookmarkEnd w:id="107"/>
-    </w:p>
-    <w:p>
-      <w:pPr>
-        <w:pStyle w:val="Heading4"/>
-        <w:rPr>
-          <w:rFonts w:cs="Times New Roman"/>
-          <w:lang w:val="en-US"/>
-        </w:rPr>
-      </w:pPr>
-      <w:bookmarkStart w:id="108" w:name="_Toc237511254"/>
-      <w:r>
-        <w:rPr>
-          <w:rFonts w:cs="Times New Roman"/>
-          <w:lang w:val="en-US"/>
-        </w:rPr>
-        <w:t>Chất lượng</w:t>
-      </w:r>
-      <w:bookmarkEnd w:id="108"/>
-    </w:p>
-    <w:p>
-      <w:pPr>
-        <w:pStyle w:val="Heading4"/>
-        <w:rPr>
-          <w:rFonts w:cs="Times New Roman"/>
-          <w:lang w:val="en-US"/>
-        </w:rPr>
-      </w:pPr>
-      <w:bookmarkStart w:id="109" w:name="_Toc237511255"/>
-      <w:r>
-        <w:rPr>
-          <w:rFonts w:cs="Times New Roman"/>
-          <w:lang w:val="en-US"/>
-        </w:rPr>
-        <w:t>Chi phí</w:t>
-      </w:r>
-      <w:bookmarkEnd w:id="109"/>
+      <w:bookmarkEnd w:id="121"/>
     </w:p>
     <w:p>
       <w:pPr>
@@ -16098,12 +18231,12 @@
           <w:docGrid w:linePitch="360"/>
         </w:sectPr>
       </w:pPr>
-      <w:bookmarkStart w:id="110" w:name="_Toc237511256"/>
+      <w:bookmarkStart w:id="122" w:name="_Toc237855994"/>
       <w:r>
         <w:lastRenderedPageBreak/>
         <w:t>KẾT LUẬN</w:t>
       </w:r>
-      <w:bookmarkEnd w:id="110"/>
+      <w:bookmarkEnd w:id="122"/>
     </w:p>
     <w:p>
       <w:pPr>
@@ -18259,6 +20392,7 @@
   <w:style w:type="character" w:default="1" w:styleId="DefaultParagraphFont">
     <w:name w:val="Default Paragraph Font"/>
     <w:uiPriority w:val="1"/>
+    <w:semiHidden/>
     <w:unhideWhenUsed/>
   </w:style>
   <w:style w:type="table" w:default="1" w:styleId="TableNormal">

--- a/Nhom8_BaoCao.docx
+++ b/Nhom8_BaoCao.docx
@@ -108,7 +108,6 @@
           <w:rFonts w:cs="Times New Roman"/>
           <w:b/>
           <w:sz w:val="28"/>
-          <w:lang w:val="en-US"/>
         </w:rPr>
       </w:pPr>
       <w:r>
@@ -127,7 +126,6 @@
           <w:rFonts w:cs="Times New Roman"/>
           <w:b/>
           <w:sz w:val="28"/>
-          <w:lang w:val="en-US"/>
         </w:rPr>
       </w:pPr>
       <w:r>
@@ -146,7 +144,6 @@
           <w:rFonts w:cs="Times New Roman"/>
           <w:b/>
           <w:sz w:val="28"/>
-          <w:lang w:val="en-US"/>
         </w:rPr>
       </w:pPr>
       <w:r>
@@ -165,7 +162,6 @@
           <w:rFonts w:cs="Times New Roman"/>
           <w:b/>
           <w:sz w:val="28"/>
-          <w:lang w:val="en-US"/>
         </w:rPr>
       </w:pPr>
       <w:r>
@@ -184,7 +180,6 @@
           <w:rFonts w:cs="Times New Roman"/>
           <w:b/>
           <w:sz w:val="28"/>
-          <w:lang w:val="en-US"/>
         </w:rPr>
       </w:pPr>
       <w:r>
@@ -220,7 +215,6 @@
           <w:rFonts w:cs="Times New Roman"/>
           <w:b/>
           <w:sz w:val="28"/>
-          <w:lang w:val="en-US"/>
         </w:rPr>
       </w:pPr>
       <w:r>
@@ -228,7 +222,6 @@
           <w:rFonts w:cs="Times New Roman"/>
           <w:b/>
           <w:sz w:val="28"/>
-          <w:lang w:val="en-US"/>
         </w:rPr>
         <w:t>NGUYỄN HỮU TRÍ</w:t>
       </w:r>
@@ -503,7 +496,6 @@
         <w:rPr>
           <w:rFonts w:cs="Times New Roman"/>
           <w:sz w:val="28"/>
-          <w:lang w:val="en-US"/>
         </w:rPr>
       </w:pPr>
       <w:r>
@@ -521,7 +513,6 @@
           <w:b/>
           <w:sz w:val="32"/>
           <w:szCs w:val="28"/>
-          <w:lang w:val="en-US"/>
         </w:rPr>
         <w:t xml:space="preserve"> CÔNG NGHỆ THÔNG TIN</w:t>
       </w:r>
@@ -650,7 +641,6 @@
           <w:b/>
           <w:bCs/>
           <w:sz w:val="28"/>
-          <w:lang w:val="en-US"/>
         </w:rPr>
       </w:pPr>
       <w:r>
@@ -659,7 +649,6 @@
           <w:b/>
           <w:bCs/>
           <w:sz w:val="28"/>
-          <w:lang w:val="en-US"/>
         </w:rPr>
         <w:t>NGUYỄN</w:t>
       </w:r>
@@ -669,7 +658,6 @@
           <w:b/>
           <w:bCs/>
           <w:sz w:val="28"/>
-          <w:lang w:val="en-US"/>
         </w:rPr>
         <w:t xml:space="preserve"> HỮU TRÍ - 25410320</w:t>
       </w:r>
@@ -841,7 +829,6 @@
           <w:rFonts w:cs="Times New Roman"/>
           <w:b/>
           <w:sz w:val="28"/>
-          <w:lang w:val="en-US"/>
         </w:rPr>
         <w:t>h</w:t>
       </w:r>
@@ -859,7 +846,6 @@
         <w:rPr>
           <w:rFonts w:cs="Times New Roman"/>
           <w:sz w:val="28"/>
-          <w:lang w:val="en-US"/>
         </w:rPr>
       </w:pPr>
     </w:p>
@@ -868,7 +854,6 @@
         <w:rPr>
           <w:rFonts w:cs="Times New Roman"/>
           <w:sz w:val="28"/>
-          <w:lang w:val="en-US"/>
         </w:rPr>
       </w:pPr>
     </w:p>
@@ -889,7 +874,6 @@
           <w:rFonts w:cs="Times New Roman"/>
           <w:b/>
           <w:szCs w:val="26"/>
-          <w:lang w:val="en-US"/>
         </w:rPr>
         <w:sectPr>
           <w:pgSz w:w="11906" w:h="16838"/>
@@ -917,7 +901,6 @@
           <w:rFonts w:cs="Times New Roman"/>
           <w:b/>
           <w:szCs w:val="26"/>
-          <w:lang w:val="en-US"/>
         </w:rPr>
         <w:t>2026</w:t>
       </w:r>
@@ -927,7 +910,6 @@
         <w:pStyle w:val="Title"/>
         <w:rPr>
           <w:rFonts w:cs="Times New Roman"/>
-          <w:lang w:val="en-US"/>
         </w:rPr>
       </w:pPr>
       <w:r>
@@ -943,7 +925,6 @@
         <w:pStyle w:val="Title"/>
         <w:rPr>
           <w:rFonts w:cs="Times New Roman"/>
-          <w:lang w:val="en-US"/>
         </w:rPr>
       </w:pPr>
     </w:p>
@@ -953,20 +934,17 @@
         <w:jc w:val="both"/>
         <w:rPr>
           <w:rFonts w:cs="Times New Roman"/>
-          <w:lang w:val="en-US"/>
-        </w:rPr>
-      </w:pPr>
-      <w:r>
-        <w:rPr>
-          <w:rFonts w:cs="Times New Roman"/>
-          <w:lang w:val="en-US"/>
+        </w:rPr>
+      </w:pPr>
+      <w:r>
+        <w:rPr>
+          <w:rFonts w:cs="Times New Roman"/>
         </w:rPr>
         <w:t xml:space="preserve">Trước hết, </w:t>
       </w:r>
       <w:r>
         <w:rPr>
           <w:rFonts w:cs="Times New Roman"/>
-          <w:lang w:val="en-US"/>
         </w:rPr>
         <w:t xml:space="preserve">chúng em xin gửi lời cảm ơn chân thành đến </w:t>
       </w:r>
@@ -975,14 +953,12 @@
           <w:rFonts w:cs="Times New Roman"/>
           <w:b/>
           <w:bCs/>
-          <w:lang w:val="en-US"/>
         </w:rPr>
         <w:t>ThS. Hà Lê Hoài Trung</w:t>
       </w:r>
       <w:r>
         <w:rPr>
           <w:rFonts w:cs="Times New Roman"/>
-          <w:lang w:val="en-US"/>
         </w:rPr>
         <w:t xml:space="preserve">, giảng viên môn </w:t>
       </w:r>
@@ -991,14 +967,12 @@
           <w:rFonts w:cs="Times New Roman"/>
           <w:b/>
           <w:bCs/>
-          <w:lang w:val="en-US"/>
         </w:rPr>
         <w:t>Hệ thống quản trị qui trình nghiệp vụ</w:t>
       </w:r>
       <w:r>
         <w:rPr>
           <w:rFonts w:cs="Times New Roman"/>
-          <w:lang w:val="en-US"/>
         </w:rPr>
         <w:t xml:space="preserve">, thuộc </w:t>
       </w:r>
@@ -1007,14 +981,12 @@
           <w:rFonts w:cs="Times New Roman"/>
           <w:b/>
           <w:bCs/>
-          <w:lang w:val="en-US"/>
         </w:rPr>
         <w:t>Trường Đại học Công nghệ Thông tin – Đại học Quốc gia Thành phố Hồ Chí Minh</w:t>
       </w:r>
       <w:r>
         <w:rPr>
           <w:rFonts w:cs="Times New Roman"/>
-          <w:lang w:val="en-US"/>
         </w:rPr>
         <w:t>, đã tận tình giảng dạy, hướng dẫn và cung cấp cho chúng em những kiến thức cần thiết trong suốt quá trình học tập và thực hiện đồ án.</w:t>
       </w:r>
@@ -1025,13 +997,11 @@
         <w:jc w:val="both"/>
         <w:rPr>
           <w:rFonts w:cs="Times New Roman"/>
-          <w:lang w:val="en-US"/>
-        </w:rPr>
-      </w:pPr>
-      <w:r>
-        <w:rPr>
-          <w:rFonts w:cs="Times New Roman"/>
-          <w:lang w:val="en-US"/>
+        </w:rPr>
+      </w:pPr>
+      <w:r>
+        <w:rPr>
+          <w:rFonts w:cs="Times New Roman"/>
         </w:rPr>
         <w:t>Thông qua môn học, chúng em có cơ hội tiếp cận và vận dụng các kiến thức về quản trị quy trình nghiệp vụ, phân tích quy trình và mô hình hóa BPMN (Business Process Model and Notation). Đây là những kiến thức thiết thực, giúp chúng em hiểu rõ hơn cách thức xây dựng, vận hành và cải tiến quy trình trong doanh nghiệp thực tế.</w:t>
       </w:r>
@@ -1042,13 +1012,11 @@
         <w:jc w:val="both"/>
         <w:rPr>
           <w:rFonts w:cs="Times New Roman"/>
-          <w:lang w:val="en-US"/>
-        </w:rPr>
-      </w:pPr>
-      <w:r>
-        <w:rPr>
-          <w:rFonts w:cs="Times New Roman"/>
-          <w:lang w:val="en-US"/>
+        </w:rPr>
+      </w:pPr>
+      <w:r>
+        <w:rPr>
+          <w:rFonts w:cs="Times New Roman"/>
         </w:rPr>
         <w:t>Trong quá trình thực hiện đồ án về hệ thống quản trị quy trình nghiệp vụ tại FPT Shop, chúng em đã vận dụng kiến thức được học để tìm hiểu hoạt động của doanh nghiệp, xây dựng kiến trúc quy trình, phân loại các quy trình theo nhóm Management, Core và Support, đồng thời mô hình hóa và phân tích các quy trình tiêu biểu bằng BPMN. Qua đó, chúng em có thêm cơ hội gắn kết kiến thức lý thuyết với thực tế và hiểu rõ hơn vai trò của quản trị quy trình trong doanh nghiệp.</w:t>
       </w:r>
@@ -1059,13 +1027,11 @@
         <w:jc w:val="both"/>
         <w:rPr>
           <w:rFonts w:cs="Times New Roman"/>
-          <w:lang w:val="en-US"/>
-        </w:rPr>
-      </w:pPr>
-      <w:r>
-        <w:rPr>
-          <w:rFonts w:cs="Times New Roman"/>
-          <w:lang w:val="en-US"/>
+        </w:rPr>
+      </w:pPr>
+      <w:r>
+        <w:rPr>
+          <w:rFonts w:cs="Times New Roman"/>
         </w:rPr>
         <w:t>Mặc dù đã cố gắng hoàn thiện đồ án, do hạn chế về kiến thức, kinh nghiệm và thời gian, bài làm khó tránh khỏi những thiếu sót. Chúng em kính mong nhận được những nhận xét và góp ý từ giảng viên để có thể hoàn thiện đồ án và nâng cao kiến thức, kỹ năng của mình.</w:t>
       </w:r>
@@ -1076,13 +1042,11 @@
         <w:jc w:val="both"/>
         <w:rPr>
           <w:rFonts w:cs="Times New Roman"/>
-          <w:lang w:val="en-US"/>
-        </w:rPr>
-      </w:pPr>
-      <w:r>
-        <w:rPr>
-          <w:rFonts w:cs="Times New Roman"/>
-          <w:lang w:val="en-US"/>
+        </w:rPr>
+      </w:pPr>
+      <w:r>
+        <w:rPr>
+          <w:rFonts w:cs="Times New Roman"/>
         </w:rPr>
         <w:t xml:space="preserve">Cuối cùng, chúng em xin kính chúc </w:t>
       </w:r>
@@ -1091,14 +1055,12 @@
           <w:rFonts w:cs="Times New Roman"/>
           <w:b/>
           <w:bCs/>
-          <w:lang w:val="en-US"/>
         </w:rPr>
         <w:t>ThS. Hà Lê Hoài Trung</w:t>
       </w:r>
       <w:r>
         <w:rPr>
           <w:rFonts w:cs="Times New Roman"/>
-          <w:lang w:val="en-US"/>
         </w:rPr>
         <w:t xml:space="preserve"> luôn mạnh khỏe, thành công và tiếp tục truyền đạt những kiến thức bổ ích đến các thế hệ sinh viên. Chúng em cũng xin chân thành cảm ơn </w:t>
       </w:r>
@@ -1107,14 +1069,12 @@
           <w:rFonts w:cs="Times New Roman"/>
           <w:b/>
           <w:bCs/>
-          <w:lang w:val="en-US"/>
         </w:rPr>
         <w:t>Trường Đại học Công nghệ Thông tin – Đại học Quốc gia Thành phố Hồ Chí Minh</w:t>
       </w:r>
       <w:r>
         <w:rPr>
           <w:rFonts w:cs="Times New Roman"/>
-          <w:lang w:val="en-US"/>
         </w:rPr>
         <w:t xml:space="preserve"> đã tạo điều kiện thuận lợi cho chúng em trong quá trình học tập và thực hiện đồ án.</w:t>
       </w:r>
@@ -1127,7 +1087,6 @@
           <w:rFonts w:cs="Times New Roman"/>
           <w:b/>
           <w:bCs/>
-          <w:lang w:val="en-US"/>
         </w:rPr>
       </w:pPr>
       <w:r>
@@ -1135,7 +1094,6 @@
           <w:rFonts w:cs="Times New Roman"/>
           <w:b/>
           <w:bCs/>
-          <w:lang w:val="en-US"/>
         </w:rPr>
         <w:t>Chúng em xin chân thành cảm ơn!</w:t>
       </w:r>
@@ -10823,7 +10781,6 @@
         <w:pStyle w:val="Title"/>
         <w:rPr>
           <w:rFonts w:eastAsia="Times New Roman" w:cs="Times New Roman"/>
-          <w:lang w:val="en-US"/>
         </w:rPr>
       </w:pPr>
       <w:r>
@@ -10836,7 +10793,6 @@
       <w:r>
         <w:rPr>
           <w:rFonts w:eastAsia="Times New Roman" w:cs="Times New Roman"/>
-          <w:lang w:val="en-US"/>
         </w:rPr>
         <w:t>ĐỒ ÁN</w:t>
       </w:r>
@@ -10847,13 +10803,11 @@
         <w:jc w:val="both"/>
         <w:rPr>
           <w:rFonts w:cs="Times New Roman"/>
-          <w:lang w:val="en-US"/>
-        </w:rPr>
-      </w:pPr>
-      <w:r>
-        <w:rPr>
-          <w:rFonts w:cs="Times New Roman"/>
-          <w:lang w:val="en-US"/>
+        </w:rPr>
+      </w:pPr>
+      <w:r>
+        <w:rPr>
+          <w:rFonts w:cs="Times New Roman"/>
         </w:rPr>
         <w:t xml:space="preserve">Đồ án tập trung nghiên cứu và phân tích hệ </w:t>
       </w:r>
@@ -10862,14 +10816,12 @@
           <w:rFonts w:cs="Times New Roman"/>
           <w:b/>
           <w:bCs/>
-          <w:lang w:val="en-US"/>
         </w:rPr>
         <w:t>thống quản trị quy trình nghiệp vụ của FPT Shop</w:t>
       </w:r>
       <w:r>
         <w:rPr>
           <w:rFonts w:cs="Times New Roman"/>
-          <w:lang w:val="en-US"/>
         </w:rPr>
         <w:t>, chuỗi bán lẻ sản phẩm công nghệ thuộc Công ty Cổ phần Bán lẻ Kỹ thuật số FPT (FPT Retail). Với đặc thù hoạt động theo mô hình bán lẻ đa kênh, FPT Shop có nhiều quy trình liên quan đến quản lý, kinh doanh và các hoạt động hỗ trợ. Việc xây dựng kiến trúc quy trình nghiệp vụ giúp hệ thống hóa các hoạt động và làm rõ mối quan hệ giữa các quy trình trong doanh nghiệp.</w:t>
       </w:r>
@@ -10880,43 +10832,25 @@
         <w:jc w:val="both"/>
         <w:rPr>
           <w:rFonts w:cs="Times New Roman"/>
-          <w:lang w:val="en-US"/>
-        </w:rPr>
-      </w:pPr>
-      <w:r>
-        <w:rPr>
-          <w:rFonts w:cs="Times New Roman"/>
-          <w:lang w:val="en-US"/>
-        </w:rPr>
-        <w:t>Đồ án tiến hành xây dựng kiến trúc quy trình nghiệp vụ</w:t>
-      </w:r>
-      <w:r>
-        <w:rPr>
-          <w:rFonts w:cs="Times New Roman"/>
-          <w:lang w:val="en-US"/>
-        </w:rPr>
-        <w:t xml:space="preserve"> </w:t>
-      </w:r>
-      <w:r>
-        <w:rPr>
-          <w:rFonts w:cs="Times New Roman"/>
-          <w:lang w:val="en-US"/>
-        </w:rPr>
-        <w:t xml:space="preserve">của FPT Shop, trong đó các quy trình được phân thành ba nhóm: </w:t>
+        </w:rPr>
+      </w:pPr>
+      <w:r>
+        <w:rPr>
+          <w:rFonts w:cs="Times New Roman"/>
+        </w:rPr>
+        <w:t xml:space="preserve">Đồ án tiến hành xây dựng kiến trúc quy trình nghiệp vụ của FPT Shop, trong đó các quy trình được phân thành ba nhóm: </w:t>
       </w:r>
       <w:r>
         <w:rPr>
           <w:rFonts w:cs="Times New Roman"/>
           <w:b/>
           <w:bCs/>
-          <w:lang w:val="en-US"/>
         </w:rPr>
         <w:t>Management Processes, Core Processes và Support Processes</w:t>
       </w:r>
       <w:r>
         <w:rPr>
           <w:rFonts w:cs="Times New Roman"/>
-          <w:lang w:val="en-US"/>
         </w:rPr>
         <w:t xml:space="preserve">. Từ hệ thống quy trình được xác định, nhóm lựa chọn sáu quy trình tiêu biểu để nghiên cứu và mô hình hóa bằng </w:t>
       </w:r>
@@ -10925,14 +10859,12 @@
           <w:rFonts w:cs="Times New Roman"/>
           <w:b/>
           <w:bCs/>
-          <w:lang w:val="en-US"/>
         </w:rPr>
         <w:t>BPMN (Business Process Model and Notation)</w:t>
       </w:r>
       <w:r>
         <w:rPr>
           <w:rFonts w:cs="Times New Roman"/>
-          <w:lang w:val="en-US"/>
         </w:rPr>
         <w:t xml:space="preserve">, bao gồm: </w:t>
       </w:r>
@@ -10941,7 +10873,6 @@
           <w:rFonts w:cs="Times New Roman"/>
           <w:b/>
           <w:bCs/>
-          <w:lang w:val="en-US"/>
         </w:rPr>
         <w:t>Quy trình quản lý nhà cung cấp, Quy trình quản lý tồn kho, Quy trình bán hàng trực tuyến, Quy trình bảo hành sản phẩm, Quy trình tuyển dụng nhân sự và Quy trình hỗ trợ công nghệ thông tin.</w:t>
       </w:r>
@@ -10952,13 +10883,11 @@
         <w:jc w:val="both"/>
         <w:rPr>
           <w:rFonts w:cs="Times New Roman"/>
-          <w:lang w:val="en-US"/>
-        </w:rPr>
-      </w:pPr>
-      <w:r>
-        <w:rPr>
-          <w:rFonts w:cs="Times New Roman"/>
-          <w:lang w:val="en-US"/>
+        </w:rPr>
+      </w:pPr>
+      <w:r>
+        <w:rPr>
+          <w:rFonts w:cs="Times New Roman"/>
         </w:rPr>
         <w:t>Đối với từng quy trình được lựa chọn, đồ án tập trung mô tả luồng nghiệp vụ, xác định các bên tham gia, xây dựng mô hình BPMN và phân tích quy trình theo các khía cạnh phù hợp. Bên cạnh đó, nhóm thực hiện đánh giá các hoạt động tạo giá trị, hoạt động không tạo giá trị, các điểm bất hợp lý và những lãng phí có thể phát sinh trong quá trình thực hiện.</w:t>
       </w:r>
@@ -10969,13 +10898,11 @@
         <w:jc w:val="both"/>
         <w:rPr>
           <w:rFonts w:cs="Times New Roman"/>
-          <w:lang w:val="en-US"/>
-        </w:rPr>
-      </w:pPr>
-      <w:r>
-        <w:rPr>
-          <w:rFonts w:cs="Times New Roman"/>
-          <w:lang w:val="en-US"/>
+        </w:rPr>
+      </w:pPr>
+      <w:r>
+        <w:rPr>
+          <w:rFonts w:cs="Times New Roman"/>
         </w:rPr>
         <w:t>Thông qua việc mô hình hóa và phân tích, đồ án hướng đến việc làm rõ cách thức vận hành các quy trình nghiệp vụ của FPT Shop, xác định những điểm có thể cải thiện và đề xuất các giải pháp nhằm nâng cao hiệu quả hoạt động. Kết quả của đồ án là cơ sở để đánh giá khả năng chuẩn hóa, tối ưu hóa và ứng dụng công nghệ vào quản trị quy trình nghiệp vụ trong hoạt động bán lẻ của doanh nghiệp.</w:t>
       </w:r>
@@ -11019,13 +10946,11 @@
         <w:jc w:val="both"/>
         <w:rPr>
           <w:rFonts w:cs="Times New Roman"/>
-          <w:lang w:val="en-US"/>
-        </w:rPr>
-      </w:pPr>
-      <w:r>
-        <w:rPr>
-          <w:rFonts w:cs="Times New Roman"/>
-          <w:lang w:val="en-US"/>
+        </w:rPr>
+      </w:pPr>
+      <w:r>
+        <w:rPr>
+          <w:rFonts w:cs="Times New Roman"/>
         </w:rPr>
         <w:t>Trong bối cảnh thị trường bán lẻ công nghệ ngày càng cạnh tranh, việc quản trị và tối ưu hóa quy trình nghiệp vụ đóng vai trò quan trọng trong việc nâng cao hiệu quả hoạt động và chất lượng phục vụ khách hàng. FPT Shop với hệ thống bán lẻ và kênh kinh doanh trực tuyến có nhiều quy trình liên kết từ quản lý hàng hóa, bán hàng đến các hoạt động sau bán hàng và hỗ trợ vận hành.</w:t>
       </w:r>
@@ -11036,13 +10961,11 @@
         <w:jc w:val="both"/>
         <w:rPr>
           <w:rFonts w:cs="Times New Roman"/>
-          <w:lang w:val="en-US"/>
-        </w:rPr>
-      </w:pPr>
-      <w:r>
-        <w:rPr>
-          <w:rFonts w:cs="Times New Roman"/>
-          <w:lang w:val="en-US"/>
+        </w:rPr>
+      </w:pPr>
+      <w:r>
+        <w:rPr>
+          <w:rFonts w:cs="Times New Roman"/>
         </w:rPr>
         <w:t xml:space="preserve">Xuất phát từ thực tế trên, nhóm lựa chọn </w:t>
       </w:r>
@@ -11051,14 +10974,12 @@
           <w:rFonts w:cs="Times New Roman"/>
           <w:b/>
           <w:bCs/>
-          <w:lang w:val="en-US"/>
         </w:rPr>
         <w:t>FPT Shop</w:t>
       </w:r>
       <w:r>
         <w:rPr>
           <w:rFonts w:cs="Times New Roman"/>
-          <w:lang w:val="en-US"/>
         </w:rPr>
         <w:t xml:space="preserve"> làm đối tượng nghiên cứu cho đồ án môn </w:t>
       </w:r>
@@ -11067,14 +10988,12 @@
           <w:rFonts w:cs="Times New Roman"/>
           <w:b/>
           <w:bCs/>
-          <w:lang w:val="en-US"/>
         </w:rPr>
         <w:t>Hệ thống quản trị quy trình nghiệp vụ</w:t>
       </w:r>
       <w:r>
         <w:rPr>
           <w:rFonts w:cs="Times New Roman"/>
-          <w:lang w:val="en-US"/>
         </w:rPr>
         <w:t xml:space="preserve">. Đề tài tập trung xây dựng kiến trúc quy trình nghiệp vụ của FPT Shop, phân loại các quy trình theo ba nhóm </w:t>
       </w:r>
@@ -11083,14 +11002,12 @@
           <w:rFonts w:cs="Times New Roman"/>
           <w:b/>
           <w:bCs/>
-          <w:lang w:val="en-US"/>
         </w:rPr>
         <w:t>Management Processes, Core Processes và Support Processes</w:t>
       </w:r>
       <w:r>
         <w:rPr>
           <w:rFonts w:cs="Times New Roman"/>
-          <w:lang w:val="en-US"/>
         </w:rPr>
         <w:t>, đồng thời lựa chọn một số quy trình tiêu biểu để mô hình hóa và phân tích bằng BPMN.</w:t>
       </w:r>
@@ -12403,7 +12320,7 @@
         </w:rPr>
         <w:lastRenderedPageBreak/>
         <w:drawing>
-          <wp:inline distT="0" distB="0" distL="0" distR="0" wp14:anchorId="18A847AB" wp14:editId="4A3D7D26">
+          <wp:inline distT="0" distB="0" distL="0" distR="0" wp14:anchorId="18A847AB" wp14:editId="250C9CC7">
             <wp:extent cx="5579745" cy="2936875"/>
             <wp:effectExtent l="0" t="0" r="0" b="0"/>
             <wp:docPr id="1563092666" name="Picture 2"/>
@@ -12450,7 +12367,6 @@
         <w:pStyle w:val="Caption"/>
         <w:rPr>
           <w:rFonts w:cs="Times New Roman"/>
-          <w:lang w:val="en-US"/>
         </w:rPr>
       </w:pPr>
       <w:bookmarkStart w:id="13" w:name="_Toc237511257"/>
@@ -12477,16 +12393,7 @@
         </w:r>
       </w:fldSimple>
       <w:r>
-        <w:rPr>
-          <w:lang w:val="en-US"/>
-        </w:rPr>
-        <w:t xml:space="preserve"> </w:t>
-      </w:r>
-      <w:r>
-        <w:rPr>
-          <w:lang w:val="en-US"/>
-        </w:rPr>
-        <w:t>Cơ cấu tổ chức Công ty Cổ phần Bán lẻ Kỹ thuật số FPT</w:t>
+        <w:t xml:space="preserve"> Cơ cấu tổ chức Công ty Cổ phần Bán lẻ Kỹ thuật số FPT</w:t>
       </w:r>
       <w:bookmarkEnd w:id="13"/>
     </w:p>
@@ -12496,22 +12403,13 @@
         <w:jc w:val="both"/>
         <w:rPr>
           <w:rFonts w:cs="Times New Roman"/>
-          <w:lang w:val="en-US"/>
-        </w:rPr>
-      </w:pPr>
-      <w:r>
-        <w:rPr>
-          <w:rFonts w:cs="Times New Roman"/>
-          <w:lang w:val="en-US"/>
-        </w:rPr>
-        <w:t>T</w:t>
-      </w:r>
-      <w:r>
-        <w:rPr>
-          <w:rFonts w:cs="Times New Roman"/>
-          <w:lang w:val="en-US"/>
-        </w:rPr>
-        <w:t>heo sơ đồ cơ cấu tổ chức, FPT Retail được tổ chức theo mô hình quản trị gồm các cấp và bộ phận chính sau:</w:t>
+        </w:rPr>
+      </w:pPr>
+      <w:r>
+        <w:rPr>
+          <w:rFonts w:cs="Times New Roman"/>
+        </w:rPr>
+        <w:t>Theo sơ đồ cơ cấu tổ chức, FPT Retail được tổ chức theo mô hình quản trị gồm các cấp và bộ phận chính sau:</w:t>
       </w:r>
     </w:p>
     <w:p>
@@ -12521,15 +12419,22 @@
           <w:ilvl w:val="0"/>
           <w:numId w:val="7"/>
         </w:numPr>
+        <w:rPr>
+          <w:lang w:val="vi-VN"/>
+        </w:rPr>
       </w:pPr>
       <w:r>
         <w:rPr>
           <w:b/>
           <w:bCs/>
+          <w:lang w:val="vi-VN"/>
         </w:rPr>
         <w:t>Đại hội đồng cổ đông:</w:t>
       </w:r>
       <w:r>
+        <w:rPr>
+          <w:lang w:val="vi-VN"/>
+        </w:rPr>
         <w:t xml:space="preserve"> là cơ quan có thẩm quyền cao nhất trong cơ cấu quản trị công ty, thực hiện các quyền và quyết định thuộc thẩm quyền theo quy định.</w:t>
       </w:r>
     </w:p>
@@ -12540,15 +12445,22 @@
           <w:ilvl w:val="0"/>
           <w:numId w:val="7"/>
         </w:numPr>
+        <w:rPr>
+          <w:lang w:val="vi-VN"/>
+        </w:rPr>
       </w:pPr>
       <w:r>
         <w:rPr>
           <w:b/>
           <w:bCs/>
+          <w:lang w:val="vi-VN"/>
         </w:rPr>
         <w:t>Hội đồng quản trị:</w:t>
       </w:r>
       <w:r>
+        <w:rPr>
+          <w:lang w:val="vi-VN"/>
+        </w:rPr>
         <w:t xml:space="preserve"> chịu trách nhiệm định hướng và giám sát hoạt động quản trị của công ty.</w:t>
       </w:r>
     </w:p>
@@ -12559,15 +12471,22 @@
           <w:ilvl w:val="0"/>
           <w:numId w:val="7"/>
         </w:numPr>
+        <w:rPr>
+          <w:lang w:val="vi-VN"/>
+        </w:rPr>
       </w:pPr>
       <w:r>
         <w:rPr>
           <w:b/>
           <w:bCs/>
+          <w:lang w:val="vi-VN"/>
         </w:rPr>
         <w:t>Ban Kiểm soát:</w:t>
       </w:r>
       <w:r>
+        <w:rPr>
+          <w:lang w:val="vi-VN"/>
+        </w:rPr>
         <w:t xml:space="preserve"> thực hiện chức năng kiểm tra, giám sát hoạt động quản lý và điều hành.</w:t>
       </w:r>
     </w:p>
@@ -12578,8 +12497,14 @@
           <w:ilvl w:val="0"/>
           <w:numId w:val="7"/>
         </w:numPr>
-      </w:pPr>
-      <w:r>
+        <w:rPr>
+          <w:lang w:val="vi-VN"/>
+        </w:rPr>
+      </w:pPr>
+      <w:r>
+        <w:rPr>
+          <w:lang w:val="vi-VN"/>
+        </w:rPr>
         <w:t>Chủ tịch Hội đồng quản trị: đứng đầu Hội đồng quản trị, thực hiện vai trò lãnh đạo và điều phối hoạt động của Hội đồng quản trị.</w:t>
       </w:r>
     </w:p>
@@ -12590,15 +12515,22 @@
           <w:ilvl w:val="0"/>
           <w:numId w:val="7"/>
         </w:numPr>
+        <w:rPr>
+          <w:lang w:val="vi-VN"/>
+        </w:rPr>
       </w:pPr>
       <w:r>
         <w:rPr>
           <w:b/>
           <w:bCs/>
+          <w:lang w:val="vi-VN"/>
         </w:rPr>
         <w:t>Tổng Giám đốc và Ban Điều hành:</w:t>
       </w:r>
       <w:r>
+        <w:rPr>
+          <w:lang w:val="vi-VN"/>
+        </w:rPr>
         <w:t xml:space="preserve"> chịu trách nhiệm điều hành hoạt động kinh doanh và vận hành của công ty theo định hướng của Hội đồng quản trị.</w:t>
       </w:r>
     </w:p>
@@ -12606,6 +12538,9 @@
       <w:pPr>
         <w:pStyle w:val="ListParagraph"/>
         <w:ind w:left="947"/>
+        <w:rPr>
+          <w:lang w:val="vi-VN"/>
+        </w:rPr>
       </w:pPr>
     </w:p>
     <w:p>
@@ -12614,13 +12549,11 @@
         <w:jc w:val="both"/>
         <w:rPr>
           <w:rFonts w:cs="Times New Roman"/>
-          <w:lang w:val="en-US"/>
-        </w:rPr>
-      </w:pPr>
-      <w:r>
-        <w:rPr>
-          <w:rFonts w:cs="Times New Roman"/>
-          <w:lang w:val="en-US"/>
+        </w:rPr>
+      </w:pPr>
+      <w:r>
+        <w:rPr>
+          <w:rFonts w:cs="Times New Roman"/>
         </w:rPr>
         <w:t>Bên cạnh các cấp quản trị và điều hành, FPT Retail tổ chức các Khối/Phòng ban chức năng để thực hiện các hoạt động chuyên môn, bao gồm:</w:t>
       </w:r>
@@ -12632,15 +12565,22 @@
           <w:ilvl w:val="0"/>
           <w:numId w:val="8"/>
         </w:numPr>
+        <w:rPr>
+          <w:lang w:val="vi-VN"/>
+        </w:rPr>
       </w:pPr>
       <w:r>
         <w:rPr>
           <w:b/>
           <w:bCs/>
+          <w:lang w:val="vi-VN"/>
         </w:rPr>
         <w:t>Khối Phát triển kinh doanh:</w:t>
       </w:r>
       <w:r>
+        <w:rPr>
+          <w:lang w:val="vi-VN"/>
+        </w:rPr>
         <w:t xml:space="preserve"> phụ trách các hoạt động liên quan đến phát triển và kinh doanh của doanh nghiệp.</w:t>
       </w:r>
     </w:p>
@@ -12651,15 +12591,22 @@
           <w:ilvl w:val="0"/>
           <w:numId w:val="8"/>
         </w:numPr>
+        <w:rPr>
+          <w:lang w:val="vi-VN"/>
+        </w:rPr>
       </w:pPr>
       <w:r>
         <w:rPr>
           <w:b/>
           <w:bCs/>
+          <w:lang w:val="vi-VN"/>
         </w:rPr>
         <w:t>Khối Tài chính kế toán:</w:t>
       </w:r>
       <w:r>
+        <w:rPr>
+          <w:lang w:val="vi-VN"/>
+        </w:rPr>
         <w:t xml:space="preserve"> thực hiện các hoạt động quản lý tài chính, kế toán và kiểm soát các vấn đề tài chính của công ty.</w:t>
       </w:r>
     </w:p>
@@ -12670,16 +12617,23 @@
           <w:ilvl w:val="0"/>
           <w:numId w:val="8"/>
         </w:numPr>
+        <w:rPr>
+          <w:lang w:val="vi-VN"/>
+        </w:rPr>
       </w:pPr>
       <w:r>
         <w:rPr>
           <w:b/>
           <w:bCs/>
+          <w:lang w:val="vi-VN"/>
         </w:rPr>
         <w:lastRenderedPageBreak/>
         <w:t>Khối Công nghệ thông tin:</w:t>
       </w:r>
       <w:r>
+        <w:rPr>
+          <w:lang w:val="vi-VN"/>
+        </w:rPr>
         <w:t xml:space="preserve"> phụ trách hệ thống công nghệ thông tin và các hoạt động ứng dụng công nghệ trong doanh nghiệp.</w:t>
       </w:r>
     </w:p>
@@ -12690,15 +12644,22 @@
           <w:ilvl w:val="0"/>
           <w:numId w:val="8"/>
         </w:numPr>
+        <w:rPr>
+          <w:lang w:val="vi-VN"/>
+        </w:rPr>
       </w:pPr>
       <w:r>
         <w:rPr>
           <w:b/>
           <w:bCs/>
+          <w:lang w:val="vi-VN"/>
         </w:rPr>
         <w:t>Khối Nhân sự:</w:t>
       </w:r>
       <w:r>
+        <w:rPr>
+          <w:lang w:val="vi-VN"/>
+        </w:rPr>
         <w:t xml:space="preserve"> phụ trách công tác nhân sự và nguồn nhân lực.</w:t>
       </w:r>
     </w:p>
@@ -12709,15 +12670,22 @@
           <w:ilvl w:val="0"/>
           <w:numId w:val="8"/>
         </w:numPr>
+        <w:rPr>
+          <w:lang w:val="vi-VN"/>
+        </w:rPr>
       </w:pPr>
       <w:r>
         <w:rPr>
           <w:b/>
           <w:bCs/>
+          <w:lang w:val="vi-VN"/>
         </w:rPr>
         <w:t>Khối Vận hành</w:t>
       </w:r>
       <w:r>
+        <w:rPr>
+          <w:lang w:val="vi-VN"/>
+        </w:rPr>
         <w:t>: phụ trách các hoạt động vận hành của hệ thống kinh doanh.</w:t>
       </w:r>
     </w:p>
@@ -12725,6 +12693,9 @@
       <w:pPr>
         <w:pStyle w:val="ListParagraph"/>
         <w:ind w:left="947"/>
+        <w:rPr>
+          <w:lang w:val="vi-VN"/>
+        </w:rPr>
       </w:pPr>
     </w:p>
     <w:p>
@@ -12733,13 +12704,11 @@
         <w:jc w:val="both"/>
         <w:rPr>
           <w:rFonts w:cs="Times New Roman"/>
-          <w:lang w:val="en-US"/>
-        </w:rPr>
-      </w:pPr>
-      <w:r>
-        <w:rPr>
-          <w:rFonts w:cs="Times New Roman"/>
-          <w:lang w:val="en-US"/>
+        </w:rPr>
+      </w:pPr>
+      <w:r>
+        <w:rPr>
+          <w:rFonts w:cs="Times New Roman"/>
         </w:rPr>
         <w:t>Ngoài các khối/phòng ban chức năng, sơ đồ tổ chức còn thể hiện các công ty con thuộc FPT Retail, bao gồm Công ty Cổ phần Đầu tư FPT Long Châu và Công ty Cổ phần Hữu Nghị Việt Hàn; trong đó Công ty Cổ phần Dược phẩm FPT Long Châu được sở hữu gián tiếp thông qua Công ty Cổ phần Đầu tư FPT Long Châu.</w:t>
       </w:r>
@@ -12750,13 +12719,11 @@
         <w:jc w:val="both"/>
         <w:rPr>
           <w:rFonts w:cs="Times New Roman"/>
-          <w:lang w:val="en-US"/>
-        </w:rPr>
-      </w:pPr>
-      <w:r>
-        <w:rPr>
-          <w:rFonts w:cs="Times New Roman"/>
-          <w:lang w:val="en-US"/>
+        </w:rPr>
+      </w:pPr>
+      <w:r>
+        <w:rPr>
+          <w:rFonts w:cs="Times New Roman"/>
         </w:rPr>
         <w:t xml:space="preserve">Đối với phạm vi của đề tài, </w:t>
       </w:r>
@@ -12765,14 +12732,12 @@
           <w:rFonts w:cs="Times New Roman"/>
           <w:b/>
           <w:bCs/>
-          <w:lang w:val="en-US"/>
         </w:rPr>
         <w:t>FPT Shop được tập trung nghiên cứu dưới góc độ hoạt động của một chuỗi bán lẻ thuộc FPT Retail</w:t>
       </w:r>
       <w:r>
         <w:rPr>
           <w:rFonts w:cs="Times New Roman"/>
-          <w:lang w:val="en-US"/>
         </w:rPr>
         <w:t xml:space="preserve">. Vì vậy, các khối có liên quan trực tiếp đến việc xây dựng hệ thống quy trình nghiệp vụ của FPT Shop gồm </w:t>
       </w:r>
@@ -12781,14 +12746,12 @@
           <w:rFonts w:cs="Times New Roman"/>
           <w:b/>
           <w:bCs/>
-          <w:lang w:val="en-US"/>
         </w:rPr>
         <w:t>Khối Phát triển kinh doanh, Khối Vận hành, Khối Công nghệ thông tin, Khối Nhân sự và Khối Tài chính kế toán</w:t>
       </w:r>
       <w:r>
         <w:rPr>
           <w:rFonts w:cs="Times New Roman"/>
-          <w:lang w:val="en-US"/>
         </w:rPr>
         <w:t>. Đây cũng là cơ sở để nhóm xác định và phân loại các quy trình nghiệp vụ của FPT Shop trong Chương 2.</w:t>
       </w:r>
@@ -14211,9 +14174,6 @@
     <w:p>
       <w:pPr>
         <w:pStyle w:val="Caption"/>
-        <w:rPr>
-          <w:lang w:val="en-US"/>
-        </w:rPr>
       </w:pPr>
       <w:bookmarkStart w:id="31" w:name="_Toc237511258"/>
       <w:r>
@@ -14239,32 +14199,21 @@
         </w:r>
       </w:fldSimple>
       <w:r>
-        <w:rPr>
-          <w:lang w:val="en-US"/>
-        </w:rPr>
         <w:t xml:space="preserve"> Sơ đồ kiến trúc quy trình nghiệp vụ FPT Shop</w:t>
       </w:r>
       <w:bookmarkEnd w:id="31"/>
     </w:p>
-    <w:p>
-      <w:pPr>
-        <w:rPr>
-          <w:lang w:val="en-US"/>
-        </w:rPr>
-      </w:pPr>
-    </w:p>
+    <w:p/>
     <w:p>
       <w:pPr>
         <w:ind w:firstLine="227"/>
         <w:rPr>
           <w:rFonts w:cs="Times New Roman"/>
-          <w:lang w:val="en-US"/>
-        </w:rPr>
-      </w:pPr>
-      <w:r>
-        <w:rPr>
-          <w:rFonts w:cs="Times New Roman"/>
-          <w:lang w:val="en-US"/>
+        </w:rPr>
+      </w:pPr>
+      <w:r>
+        <w:rPr>
+          <w:rFonts w:cs="Times New Roman"/>
         </w:rPr>
         <w:t>Từ kiến trúc trên, nhóm lựa chọn 6 quy trình tiêu biểu để mô hình hóa và phân tích chi tiết bằng BPMN trong Chương 3:</w:t>
       </w:r>
@@ -14274,7 +14223,6 @@
         <w:ind w:firstLine="227"/>
         <w:rPr>
           <w:rFonts w:cs="Times New Roman"/>
-          <w:lang w:val="en-US"/>
         </w:rPr>
       </w:pPr>
     </w:p>
@@ -14308,9 +14256,6 @@
         </w:r>
       </w:fldSimple>
       <w:r>
-        <w:rPr>
-          <w:lang w:val="en-US"/>
-        </w:rPr>
         <w:t xml:space="preserve"> Các quy trình được lựa chọn phân tích</w:t>
       </w:r>
       <w:bookmarkEnd w:id="32"/>
@@ -15601,13 +15546,13 @@
       </w:pPr>
       <w:r>
         <w:rPr>
-          <w:noProof/>
+          <w:lang w:val="en-US"/>
         </w:rPr>
         <w:drawing>
-          <wp:inline distT="0" distB="0" distL="0" distR="0" wp14:anchorId="3749E84D" wp14:editId="47DFC3F0">
-            <wp:extent cx="5579745" cy="3721100"/>
+          <wp:inline distT="0" distB="0" distL="0" distR="0" wp14:anchorId="5B1976B4" wp14:editId="65CA65A9">
+            <wp:extent cx="5579745" cy="2384425"/>
             <wp:effectExtent l="0" t="0" r="0" b="0"/>
-            <wp:docPr id="1750042900" name="Picture 2"/>
+            <wp:docPr id="820590680" name="Picture 1"/>
             <wp:cNvGraphicFramePr>
               <a:graphicFrameLocks xmlns:a="http://schemas.openxmlformats.org/drawingml/2006/main" noChangeAspect="1"/>
             </wp:cNvGraphicFramePr>
@@ -15615,36 +15560,23 @@
               <a:graphicData uri="http://schemas.openxmlformats.org/drawingml/2006/picture">
                 <pic:pic xmlns:pic="http://schemas.openxmlformats.org/drawingml/2006/picture">
                   <pic:nvPicPr>
-                    <pic:cNvPr id="0" name="Picture 6"/>
-                    <pic:cNvPicPr>
-                      <a:picLocks noChangeAspect="1" noChangeArrowheads="1"/>
-                    </pic:cNvPicPr>
+                    <pic:cNvPr id="820590680" name=""/>
+                    <pic:cNvPicPr/>
                   </pic:nvPicPr>
                   <pic:blipFill>
-                    <a:blip r:embed="rId11" cstate="print">
-                      <a:extLst>
-                        <a:ext uri="{28A0092B-C50C-407E-A947-70E740481C1C}">
-                          <a14:useLocalDpi xmlns:a14="http://schemas.microsoft.com/office/drawing/2010/main" val="0"/>
-                        </a:ext>
-                      </a:extLst>
-                    </a:blip>
-                    <a:srcRect/>
+                    <a:blip r:embed="rId11"/>
                     <a:stretch>
                       <a:fillRect/>
                     </a:stretch>
                   </pic:blipFill>
-                  <pic:spPr bwMode="auto">
+                  <pic:spPr>
                     <a:xfrm>
                       <a:off x="0" y="0"/>
-                      <a:ext cx="5579745" cy="3721100"/>
+                      <a:ext cx="5579745" cy="2384425"/>
                     </a:xfrm>
                     <a:prstGeom prst="rect">
                       <a:avLst/>
                     </a:prstGeom>
-                    <a:noFill/>
-                    <a:ln>
-                      <a:noFill/>
-                    </a:ln>
                   </pic:spPr>
                 </pic:pic>
               </a:graphicData>
@@ -15655,6 +15587,4152 @@
     </w:p>
     <w:p>
       <w:pPr>
+        <w:rPr>
+          <w:lang w:val="en-US"/>
+        </w:rPr>
+      </w:pPr>
+    </w:p>
+    <w:p>
+      <w:pPr>
+        <w:ind w:left="720"/>
+        <w:rPr>
+          <w:b/>
+          <w:bCs/>
+          <w:lang w:val="en-US"/>
+        </w:rPr>
+      </w:pPr>
+      <w:r>
+        <w:rPr>
+          <w:b/>
+          <w:bCs/>
+          <w:lang w:val="en-US"/>
+        </w:rPr>
+        <w:t>1. Bảng phân tích VA</w:t>
+      </w:r>
+    </w:p>
+    <w:p>
+      <w:pPr>
+        <w:rPr>
+          <w:lang w:val="en-US"/>
+        </w:rPr>
+      </w:pPr>
+      <w:r>
+        <w:rPr>
+          <w:lang w:val="en-US"/>
+        </w:rPr>
+        <w:t>Dùng để phân loại từng hoạt động:</w:t>
+      </w:r>
+    </w:p>
+    <w:p>
+      <w:pPr>
+        <w:numPr>
+          <w:ilvl w:val="0"/>
+          <w:numId w:val="32"/>
+        </w:numPr>
+        <w:rPr>
+          <w:lang w:val="en-US"/>
+        </w:rPr>
+      </w:pPr>
+      <w:r>
+        <w:rPr>
+          <w:b/>
+          <w:bCs/>
+          <w:lang w:val="en-US"/>
+        </w:rPr>
+        <w:t>VA</w:t>
+      </w:r>
+      <w:r>
+        <w:rPr>
+          <w:lang w:val="en-US"/>
+        </w:rPr>
+        <w:t xml:space="preserve">: tạo giá trị </w:t>
+      </w:r>
+    </w:p>
+    <w:p>
+      <w:pPr>
+        <w:numPr>
+          <w:ilvl w:val="0"/>
+          <w:numId w:val="32"/>
+        </w:numPr>
+        <w:rPr>
+          <w:lang w:val="en-US"/>
+        </w:rPr>
+      </w:pPr>
+      <w:r>
+        <w:rPr>
+          <w:b/>
+          <w:bCs/>
+          <w:lang w:val="en-US"/>
+        </w:rPr>
+        <w:t>BVA</w:t>
+      </w:r>
+      <w:r>
+        <w:rPr>
+          <w:lang w:val="en-US"/>
+        </w:rPr>
+        <w:t xml:space="preserve">: cần thiết cho doanh nghiệp </w:t>
+      </w:r>
+    </w:p>
+    <w:p>
+      <w:pPr>
+        <w:numPr>
+          <w:ilvl w:val="0"/>
+          <w:numId w:val="32"/>
+        </w:numPr>
+        <w:rPr>
+          <w:lang w:val="en-US"/>
+        </w:rPr>
+      </w:pPr>
+      <w:r>
+        <w:rPr>
+          <w:b/>
+          <w:bCs/>
+          <w:lang w:val="en-US"/>
+        </w:rPr>
+        <w:t>NVA</w:t>
+      </w:r>
+      <w:r>
+        <w:rPr>
+          <w:lang w:val="en-US"/>
+        </w:rPr>
+        <w:t xml:space="preserve">: không tạo giá trị </w:t>
+      </w:r>
+    </w:p>
+    <w:p>
+      <w:pPr>
+        <w:rPr>
+          <w:lang w:val="en-US"/>
+        </w:rPr>
+      </w:pPr>
+    </w:p>
+    <w:p>
+      <w:pPr>
+        <w:rPr>
+          <w:lang w:val="en-US"/>
+        </w:rPr>
+      </w:pPr>
+    </w:p>
+    <w:tbl>
+      <w:tblPr>
+        <w:tblW w:w="0" w:type="auto"/>
+        <w:tblCellSpacing w:w="15" w:type="dxa"/>
+        <w:tblBorders>
+          <w:top w:val="single" w:sz="4" w:space="0" w:color="auto"/>
+          <w:left w:val="single" w:sz="4" w:space="0" w:color="auto"/>
+          <w:bottom w:val="single" w:sz="4" w:space="0" w:color="auto"/>
+          <w:right w:val="single" w:sz="4" w:space="0" w:color="auto"/>
+          <w:insideH w:val="single" w:sz="4" w:space="0" w:color="auto"/>
+          <w:insideV w:val="single" w:sz="4" w:space="0" w:color="auto"/>
+        </w:tblBorders>
+        <w:tblCellMar>
+          <w:top w:w="15" w:type="dxa"/>
+          <w:left w:w="15" w:type="dxa"/>
+          <w:bottom w:w="15" w:type="dxa"/>
+          <w:right w:w="15" w:type="dxa"/>
+        </w:tblCellMar>
+        <w:tblLook w:val="04A0" w:firstRow="1" w:lastRow="0" w:firstColumn="1" w:lastColumn="0" w:noHBand="0" w:noVBand="1"/>
+      </w:tblPr>
+      <w:tblGrid>
+        <w:gridCol w:w="514"/>
+        <w:gridCol w:w="1987"/>
+        <w:gridCol w:w="2787"/>
+        <w:gridCol w:w="2011"/>
+        <w:gridCol w:w="1598"/>
+      </w:tblGrid>
+      <w:tr>
+        <w:trPr>
+          <w:tblHeader/>
+          <w:tblCellSpacing w:w="15" w:type="dxa"/>
+        </w:trPr>
+        <w:tc>
+          <w:tcPr>
+            <w:tcW w:w="0" w:type="auto"/>
+            <w:vAlign w:val="center"/>
+            <w:hideMark/>
+          </w:tcPr>
+          <w:p>
+            <w:pPr>
+              <w:rPr>
+                <w:b/>
+                <w:bCs/>
+                <w:lang w:val="en-US"/>
+              </w:rPr>
+            </w:pPr>
+            <w:r>
+              <w:rPr>
+                <w:b/>
+                <w:bCs/>
+                <w:lang w:val="en-US"/>
+              </w:rPr>
+              <w:t>ID</w:t>
+            </w:r>
+          </w:p>
+        </w:tc>
+        <w:tc>
+          <w:tcPr>
+            <w:tcW w:w="0" w:type="auto"/>
+            <w:vAlign w:val="center"/>
+            <w:hideMark/>
+          </w:tcPr>
+          <w:p>
+            <w:pPr>
+              <w:rPr>
+                <w:b/>
+                <w:bCs/>
+                <w:lang w:val="en-US"/>
+              </w:rPr>
+            </w:pPr>
+            <w:r>
+              <w:rPr>
+                <w:b/>
+                <w:bCs/>
+                <w:lang w:val="en-US"/>
+              </w:rPr>
+              <w:t>Task</w:t>
+            </w:r>
+          </w:p>
+        </w:tc>
+        <w:tc>
+          <w:tcPr>
+            <w:tcW w:w="0" w:type="auto"/>
+            <w:vAlign w:val="center"/>
+            <w:hideMark/>
+          </w:tcPr>
+          <w:p>
+            <w:pPr>
+              <w:rPr>
+                <w:b/>
+                <w:bCs/>
+                <w:lang w:val="en-US"/>
+              </w:rPr>
+            </w:pPr>
+            <w:r>
+              <w:rPr>
+                <w:b/>
+                <w:bCs/>
+                <w:lang w:val="en-US"/>
+              </w:rPr>
+              <w:t>Step</w:t>
+            </w:r>
+          </w:p>
+        </w:tc>
+        <w:tc>
+          <w:tcPr>
+            <w:tcW w:w="0" w:type="auto"/>
+            <w:vAlign w:val="center"/>
+            <w:hideMark/>
+          </w:tcPr>
+          <w:p>
+            <w:pPr>
+              <w:rPr>
+                <w:b/>
+                <w:bCs/>
+                <w:lang w:val="en-US"/>
+              </w:rPr>
+            </w:pPr>
+            <w:r>
+              <w:rPr>
+                <w:b/>
+                <w:bCs/>
+                <w:lang w:val="en-US"/>
+              </w:rPr>
+              <w:t>Performer</w:t>
+            </w:r>
+          </w:p>
+        </w:tc>
+        <w:tc>
+          <w:tcPr>
+            <w:tcW w:w="0" w:type="auto"/>
+            <w:vAlign w:val="center"/>
+            <w:hideMark/>
+          </w:tcPr>
+          <w:p>
+            <w:pPr>
+              <w:rPr>
+                <w:b/>
+                <w:bCs/>
+                <w:lang w:val="en-US"/>
+              </w:rPr>
+            </w:pPr>
+            <w:r>
+              <w:rPr>
+                <w:b/>
+                <w:bCs/>
+                <w:lang w:val="en-US"/>
+              </w:rPr>
+              <w:t>Classification</w:t>
+            </w:r>
+          </w:p>
+        </w:tc>
+      </w:tr>
+      <w:tr>
+        <w:trPr>
+          <w:tblCellSpacing w:w="15" w:type="dxa"/>
+        </w:trPr>
+        <w:tc>
+          <w:tcPr>
+            <w:tcW w:w="0" w:type="auto"/>
+            <w:vAlign w:val="center"/>
+            <w:hideMark/>
+          </w:tcPr>
+          <w:p>
+            <w:pPr>
+              <w:rPr>
+                <w:lang w:val="en-US"/>
+              </w:rPr>
+            </w:pPr>
+            <w:r>
+              <w:rPr>
+                <w:lang w:val="en-US"/>
+              </w:rPr>
+              <w:lastRenderedPageBreak/>
+              <w:t>T01</w:t>
+            </w:r>
+          </w:p>
+        </w:tc>
+        <w:tc>
+          <w:tcPr>
+            <w:tcW w:w="0" w:type="auto"/>
+            <w:vAlign w:val="center"/>
+            <w:hideMark/>
+          </w:tcPr>
+          <w:p>
+            <w:pPr>
+              <w:rPr>
+                <w:lang w:val="en-US"/>
+              </w:rPr>
+            </w:pPr>
+            <w:r>
+              <w:rPr>
+                <w:lang w:val="en-US"/>
+              </w:rPr>
+              <w:t>Kiểm tra tồn kho</w:t>
+            </w:r>
+          </w:p>
+        </w:tc>
+        <w:tc>
+          <w:tcPr>
+            <w:tcW w:w="0" w:type="auto"/>
+            <w:vAlign w:val="center"/>
+            <w:hideMark/>
+          </w:tcPr>
+          <w:p>
+            <w:pPr>
+              <w:rPr>
+                <w:lang w:val="en-US"/>
+              </w:rPr>
+            </w:pPr>
+            <w:r>
+              <w:rPr>
+                <w:lang w:val="en-US"/>
+              </w:rPr>
+              <w:t>Kiểm tra lượng tồn hiện tại</w:t>
+            </w:r>
+          </w:p>
+        </w:tc>
+        <w:tc>
+          <w:tcPr>
+            <w:tcW w:w="0" w:type="auto"/>
+            <w:vAlign w:val="center"/>
+            <w:hideMark/>
+          </w:tcPr>
+          <w:p>
+            <w:pPr>
+              <w:rPr>
+                <w:lang w:val="en-US"/>
+              </w:rPr>
+            </w:pPr>
+            <w:r>
+              <w:rPr>
+                <w:lang w:val="en-US"/>
+              </w:rPr>
+              <w:t>Hệ thống</w:t>
+            </w:r>
+          </w:p>
+        </w:tc>
+        <w:tc>
+          <w:tcPr>
+            <w:tcW w:w="0" w:type="auto"/>
+            <w:vAlign w:val="center"/>
+            <w:hideMark/>
+          </w:tcPr>
+          <w:p>
+            <w:pPr>
+              <w:rPr>
+                <w:lang w:val="en-US"/>
+              </w:rPr>
+            </w:pPr>
+            <w:r>
+              <w:rPr>
+                <w:lang w:val="en-US"/>
+              </w:rPr>
+              <w:t>BVA</w:t>
+            </w:r>
+          </w:p>
+        </w:tc>
+      </w:tr>
+      <w:tr>
+        <w:trPr>
+          <w:tblCellSpacing w:w="15" w:type="dxa"/>
+        </w:trPr>
+        <w:tc>
+          <w:tcPr>
+            <w:tcW w:w="0" w:type="auto"/>
+            <w:vAlign w:val="center"/>
+            <w:hideMark/>
+          </w:tcPr>
+          <w:p>
+            <w:pPr>
+              <w:rPr>
+                <w:lang w:val="en-US"/>
+              </w:rPr>
+            </w:pPr>
+            <w:r>
+              <w:rPr>
+                <w:lang w:val="en-US"/>
+              </w:rPr>
+              <w:t>T02</w:t>
+            </w:r>
+          </w:p>
+        </w:tc>
+        <w:tc>
+          <w:tcPr>
+            <w:tcW w:w="0" w:type="auto"/>
+            <w:vAlign w:val="center"/>
+            <w:hideMark/>
+          </w:tcPr>
+          <w:p>
+            <w:pPr>
+              <w:rPr>
+                <w:lang w:val="en-US"/>
+              </w:rPr>
+            </w:pPr>
+            <w:r>
+              <w:rPr>
+                <w:lang w:val="en-US"/>
+              </w:rPr>
+              <w:t>Phân tích nhu cầu</w:t>
+            </w:r>
+          </w:p>
+        </w:tc>
+        <w:tc>
+          <w:tcPr>
+            <w:tcW w:w="0" w:type="auto"/>
+            <w:vAlign w:val="center"/>
+            <w:hideMark/>
+          </w:tcPr>
+          <w:p>
+            <w:pPr>
+              <w:rPr>
+                <w:lang w:val="en-US"/>
+              </w:rPr>
+            </w:pPr>
+            <w:r>
+              <w:rPr>
+                <w:lang w:val="en-US"/>
+              </w:rPr>
+              <w:t>Xác định nhu cầu bổ sung</w:t>
+            </w:r>
+          </w:p>
+        </w:tc>
+        <w:tc>
+          <w:tcPr>
+            <w:tcW w:w="0" w:type="auto"/>
+            <w:vAlign w:val="center"/>
+            <w:hideMark/>
+          </w:tcPr>
+          <w:p>
+            <w:pPr>
+              <w:rPr>
+                <w:lang w:val="en-US"/>
+              </w:rPr>
+            </w:pPr>
+            <w:r>
+              <w:rPr>
+                <w:lang w:val="en-US"/>
+              </w:rPr>
+              <w:t>Nhân viên cửa hàng</w:t>
+            </w:r>
+          </w:p>
+        </w:tc>
+        <w:tc>
+          <w:tcPr>
+            <w:tcW w:w="0" w:type="auto"/>
+            <w:vAlign w:val="center"/>
+            <w:hideMark/>
+          </w:tcPr>
+          <w:p>
+            <w:pPr>
+              <w:rPr>
+                <w:lang w:val="en-US"/>
+              </w:rPr>
+            </w:pPr>
+            <w:r>
+              <w:rPr>
+                <w:lang w:val="en-US"/>
+              </w:rPr>
+              <w:t>VA</w:t>
+            </w:r>
+          </w:p>
+        </w:tc>
+      </w:tr>
+      <w:tr>
+        <w:trPr>
+          <w:tblCellSpacing w:w="15" w:type="dxa"/>
+        </w:trPr>
+        <w:tc>
+          <w:tcPr>
+            <w:tcW w:w="0" w:type="auto"/>
+            <w:vAlign w:val="center"/>
+            <w:hideMark/>
+          </w:tcPr>
+          <w:p>
+            <w:pPr>
+              <w:rPr>
+                <w:lang w:val="en-US"/>
+              </w:rPr>
+            </w:pPr>
+            <w:r>
+              <w:rPr>
+                <w:lang w:val="en-US"/>
+              </w:rPr>
+              <w:t>T03</w:t>
+            </w:r>
+          </w:p>
+        </w:tc>
+        <w:tc>
+          <w:tcPr>
+            <w:tcW w:w="0" w:type="auto"/>
+            <w:vAlign w:val="center"/>
+            <w:hideMark/>
+          </w:tcPr>
+          <w:p>
+            <w:pPr>
+              <w:rPr>
+                <w:lang w:val="en-US"/>
+              </w:rPr>
+            </w:pPr>
+            <w:r>
+              <w:rPr>
+                <w:lang w:val="en-US"/>
+              </w:rPr>
+              <w:t>Lập yêu cầu bổ sung</w:t>
+            </w:r>
+          </w:p>
+        </w:tc>
+        <w:tc>
+          <w:tcPr>
+            <w:tcW w:w="0" w:type="auto"/>
+            <w:vAlign w:val="center"/>
+            <w:hideMark/>
+          </w:tcPr>
+          <w:p>
+            <w:pPr>
+              <w:rPr>
+                <w:lang w:val="en-US"/>
+              </w:rPr>
+            </w:pPr>
+            <w:r>
+              <w:rPr>
+                <w:lang w:val="en-US"/>
+              </w:rPr>
+              <w:t>Tạo yêu cầu bổ sung hàng</w:t>
+            </w:r>
+          </w:p>
+        </w:tc>
+        <w:tc>
+          <w:tcPr>
+            <w:tcW w:w="0" w:type="auto"/>
+            <w:vAlign w:val="center"/>
+            <w:hideMark/>
+          </w:tcPr>
+          <w:p>
+            <w:pPr>
+              <w:rPr>
+                <w:lang w:val="en-US"/>
+              </w:rPr>
+            </w:pPr>
+            <w:r>
+              <w:rPr>
+                <w:lang w:val="en-US"/>
+              </w:rPr>
+              <w:t>Nhân viên cửa hàng</w:t>
+            </w:r>
+          </w:p>
+        </w:tc>
+        <w:tc>
+          <w:tcPr>
+            <w:tcW w:w="0" w:type="auto"/>
+            <w:vAlign w:val="center"/>
+            <w:hideMark/>
+          </w:tcPr>
+          <w:p>
+            <w:pPr>
+              <w:rPr>
+                <w:lang w:val="en-US"/>
+              </w:rPr>
+            </w:pPr>
+            <w:r>
+              <w:rPr>
+                <w:lang w:val="en-US"/>
+              </w:rPr>
+              <w:t>BVA</w:t>
+            </w:r>
+          </w:p>
+        </w:tc>
+      </w:tr>
+      <w:tr>
+        <w:trPr>
+          <w:tblCellSpacing w:w="15" w:type="dxa"/>
+        </w:trPr>
+        <w:tc>
+          <w:tcPr>
+            <w:tcW w:w="0" w:type="auto"/>
+            <w:vAlign w:val="center"/>
+            <w:hideMark/>
+          </w:tcPr>
+          <w:p>
+            <w:pPr>
+              <w:rPr>
+                <w:lang w:val="en-US"/>
+              </w:rPr>
+            </w:pPr>
+            <w:r>
+              <w:rPr>
+                <w:lang w:val="en-US"/>
+              </w:rPr>
+              <w:t>T04</w:t>
+            </w:r>
+          </w:p>
+        </w:tc>
+        <w:tc>
+          <w:tcPr>
+            <w:tcW w:w="0" w:type="auto"/>
+            <w:vAlign w:val="center"/>
+            <w:hideMark/>
+          </w:tcPr>
+          <w:p>
+            <w:pPr>
+              <w:rPr>
+                <w:lang w:val="en-US"/>
+              </w:rPr>
+            </w:pPr>
+            <w:r>
+              <w:rPr>
+                <w:lang w:val="en-US"/>
+              </w:rPr>
+              <w:t>Kiểm tra yêu cầu</w:t>
+            </w:r>
+          </w:p>
+        </w:tc>
+        <w:tc>
+          <w:tcPr>
+            <w:tcW w:w="0" w:type="auto"/>
+            <w:vAlign w:val="center"/>
+            <w:hideMark/>
+          </w:tcPr>
+          <w:p>
+            <w:pPr>
+              <w:rPr>
+                <w:lang w:val="en-US"/>
+              </w:rPr>
+            </w:pPr>
+            <w:r>
+              <w:rPr>
+                <w:lang w:val="en-US"/>
+              </w:rPr>
+              <w:t>Kiểm tra tính hợp lệ</w:t>
+            </w:r>
+          </w:p>
+        </w:tc>
+        <w:tc>
+          <w:tcPr>
+            <w:tcW w:w="0" w:type="auto"/>
+            <w:vAlign w:val="center"/>
+            <w:hideMark/>
+          </w:tcPr>
+          <w:p>
+            <w:pPr>
+              <w:rPr>
+                <w:lang w:val="en-US"/>
+              </w:rPr>
+            </w:pPr>
+            <w:r>
+              <w:rPr>
+                <w:lang w:val="en-US"/>
+              </w:rPr>
+              <w:t>Quản lý cửa hàng</w:t>
+            </w:r>
+          </w:p>
+        </w:tc>
+        <w:tc>
+          <w:tcPr>
+            <w:tcW w:w="0" w:type="auto"/>
+            <w:vAlign w:val="center"/>
+            <w:hideMark/>
+          </w:tcPr>
+          <w:p>
+            <w:pPr>
+              <w:rPr>
+                <w:lang w:val="en-US"/>
+              </w:rPr>
+            </w:pPr>
+            <w:r>
+              <w:rPr>
+                <w:lang w:val="en-US"/>
+              </w:rPr>
+              <w:t>BVA</w:t>
+            </w:r>
+          </w:p>
+        </w:tc>
+      </w:tr>
+      <w:tr>
+        <w:trPr>
+          <w:tblCellSpacing w:w="15" w:type="dxa"/>
+        </w:trPr>
+        <w:tc>
+          <w:tcPr>
+            <w:tcW w:w="0" w:type="auto"/>
+            <w:vAlign w:val="center"/>
+            <w:hideMark/>
+          </w:tcPr>
+          <w:p>
+            <w:pPr>
+              <w:rPr>
+                <w:lang w:val="en-US"/>
+              </w:rPr>
+            </w:pPr>
+            <w:r>
+              <w:rPr>
+                <w:lang w:val="en-US"/>
+              </w:rPr>
+              <w:t>T05</w:t>
+            </w:r>
+          </w:p>
+        </w:tc>
+        <w:tc>
+          <w:tcPr>
+            <w:tcW w:w="0" w:type="auto"/>
+            <w:vAlign w:val="center"/>
+            <w:hideMark/>
+          </w:tcPr>
+          <w:p>
+            <w:pPr>
+              <w:rPr>
+                <w:lang w:val="en-US"/>
+              </w:rPr>
+            </w:pPr>
+            <w:r>
+              <w:rPr>
+                <w:lang w:val="en-US"/>
+              </w:rPr>
+              <w:t>Phê duyệt yêu cầu</w:t>
+            </w:r>
+          </w:p>
+        </w:tc>
+        <w:tc>
+          <w:tcPr>
+            <w:tcW w:w="0" w:type="auto"/>
+            <w:vAlign w:val="center"/>
+            <w:hideMark/>
+          </w:tcPr>
+          <w:p>
+            <w:pPr>
+              <w:rPr>
+                <w:lang w:val="en-US"/>
+              </w:rPr>
+            </w:pPr>
+            <w:r>
+              <w:rPr>
+                <w:lang w:val="en-US"/>
+              </w:rPr>
+              <w:t>Xác nhận yêu cầu bổ sung</w:t>
+            </w:r>
+          </w:p>
+        </w:tc>
+        <w:tc>
+          <w:tcPr>
+            <w:tcW w:w="0" w:type="auto"/>
+            <w:vAlign w:val="center"/>
+            <w:hideMark/>
+          </w:tcPr>
+          <w:p>
+            <w:pPr>
+              <w:rPr>
+                <w:lang w:val="en-US"/>
+              </w:rPr>
+            </w:pPr>
+            <w:r>
+              <w:rPr>
+                <w:lang w:val="en-US"/>
+              </w:rPr>
+              <w:t>Quản lý cửa hàng</w:t>
+            </w:r>
+          </w:p>
+        </w:tc>
+        <w:tc>
+          <w:tcPr>
+            <w:tcW w:w="0" w:type="auto"/>
+            <w:vAlign w:val="center"/>
+            <w:hideMark/>
+          </w:tcPr>
+          <w:p>
+            <w:pPr>
+              <w:rPr>
+                <w:lang w:val="en-US"/>
+              </w:rPr>
+            </w:pPr>
+            <w:r>
+              <w:rPr>
+                <w:lang w:val="en-US"/>
+              </w:rPr>
+              <w:t>BVA</w:t>
+            </w:r>
+          </w:p>
+        </w:tc>
+      </w:tr>
+      <w:tr>
+        <w:trPr>
+          <w:tblCellSpacing w:w="15" w:type="dxa"/>
+        </w:trPr>
+        <w:tc>
+          <w:tcPr>
+            <w:tcW w:w="0" w:type="auto"/>
+            <w:vAlign w:val="center"/>
+            <w:hideMark/>
+          </w:tcPr>
+          <w:p>
+            <w:pPr>
+              <w:rPr>
+                <w:lang w:val="en-US"/>
+              </w:rPr>
+            </w:pPr>
+            <w:r>
+              <w:rPr>
+                <w:lang w:val="en-US"/>
+              </w:rPr>
+              <w:t>T06</w:t>
+            </w:r>
+          </w:p>
+        </w:tc>
+        <w:tc>
+          <w:tcPr>
+            <w:tcW w:w="0" w:type="auto"/>
+            <w:vAlign w:val="center"/>
+            <w:hideMark/>
+          </w:tcPr>
+          <w:p>
+            <w:pPr>
+              <w:rPr>
+                <w:lang w:val="en-US"/>
+              </w:rPr>
+            </w:pPr>
+            <w:r>
+              <w:rPr>
+                <w:lang w:val="en-US"/>
+              </w:rPr>
+              <w:t>Kiểm tra nguồn hàng</w:t>
+            </w:r>
+          </w:p>
+        </w:tc>
+        <w:tc>
+          <w:tcPr>
+            <w:tcW w:w="0" w:type="auto"/>
+            <w:vAlign w:val="center"/>
+            <w:hideMark/>
+          </w:tcPr>
+          <w:p>
+            <w:pPr>
+              <w:rPr>
+                <w:lang w:val="en-US"/>
+              </w:rPr>
+            </w:pPr>
+            <w:r>
+              <w:rPr>
+                <w:lang w:val="en-US"/>
+              </w:rPr>
+              <w:t>Kiểm tra tồn tại kho phân phối</w:t>
+            </w:r>
+          </w:p>
+        </w:tc>
+        <w:tc>
+          <w:tcPr>
+            <w:tcW w:w="0" w:type="auto"/>
+            <w:vAlign w:val="center"/>
+            <w:hideMark/>
+          </w:tcPr>
+          <w:p>
+            <w:pPr>
+              <w:rPr>
+                <w:lang w:val="en-US"/>
+              </w:rPr>
+            </w:pPr>
+            <w:r>
+              <w:rPr>
+                <w:lang w:val="en-US"/>
+              </w:rPr>
+              <w:t>Kho/TT phân phối</w:t>
+            </w:r>
+          </w:p>
+        </w:tc>
+        <w:tc>
+          <w:tcPr>
+            <w:tcW w:w="0" w:type="auto"/>
+            <w:vAlign w:val="center"/>
+            <w:hideMark/>
+          </w:tcPr>
+          <w:p>
+            <w:pPr>
+              <w:rPr>
+                <w:lang w:val="en-US"/>
+              </w:rPr>
+            </w:pPr>
+            <w:r>
+              <w:rPr>
+                <w:lang w:val="en-US"/>
+              </w:rPr>
+              <w:t>BVA</w:t>
+            </w:r>
+          </w:p>
+        </w:tc>
+      </w:tr>
+      <w:tr>
+        <w:trPr>
+          <w:tblCellSpacing w:w="15" w:type="dxa"/>
+        </w:trPr>
+        <w:tc>
+          <w:tcPr>
+            <w:tcW w:w="0" w:type="auto"/>
+            <w:vAlign w:val="center"/>
+            <w:hideMark/>
+          </w:tcPr>
+          <w:p>
+            <w:pPr>
+              <w:rPr>
+                <w:lang w:val="en-US"/>
+              </w:rPr>
+            </w:pPr>
+            <w:r>
+              <w:rPr>
+                <w:lang w:val="en-US"/>
+              </w:rPr>
+              <w:t>T07</w:t>
+            </w:r>
+          </w:p>
+        </w:tc>
+        <w:tc>
+          <w:tcPr>
+            <w:tcW w:w="0" w:type="auto"/>
+            <w:vAlign w:val="center"/>
+            <w:hideMark/>
+          </w:tcPr>
+          <w:p>
+            <w:pPr>
+              <w:rPr>
+                <w:lang w:val="en-US"/>
+              </w:rPr>
+            </w:pPr>
+            <w:r>
+              <w:rPr>
+                <w:lang w:val="en-US"/>
+              </w:rPr>
+              <w:t>Chuẩn bị hàng</w:t>
+            </w:r>
+          </w:p>
+        </w:tc>
+        <w:tc>
+          <w:tcPr>
+            <w:tcW w:w="0" w:type="auto"/>
+            <w:vAlign w:val="center"/>
+            <w:hideMark/>
+          </w:tcPr>
+          <w:p>
+            <w:pPr>
+              <w:rPr>
+                <w:lang w:val="en-US"/>
+              </w:rPr>
+            </w:pPr>
+            <w:r>
+              <w:rPr>
+                <w:lang w:val="en-US"/>
+              </w:rPr>
+              <w:t>Chuẩn bị hàng theo yêu cầu</w:t>
+            </w:r>
+          </w:p>
+        </w:tc>
+        <w:tc>
+          <w:tcPr>
+            <w:tcW w:w="0" w:type="auto"/>
+            <w:vAlign w:val="center"/>
+            <w:hideMark/>
+          </w:tcPr>
+          <w:p>
+            <w:pPr>
+              <w:rPr>
+                <w:lang w:val="en-US"/>
+              </w:rPr>
+            </w:pPr>
+            <w:r>
+              <w:rPr>
+                <w:lang w:val="en-US"/>
+              </w:rPr>
+              <w:t>Kho/TT phân phối</w:t>
+            </w:r>
+          </w:p>
+        </w:tc>
+        <w:tc>
+          <w:tcPr>
+            <w:tcW w:w="0" w:type="auto"/>
+            <w:vAlign w:val="center"/>
+            <w:hideMark/>
+          </w:tcPr>
+          <w:p>
+            <w:pPr>
+              <w:rPr>
+                <w:lang w:val="en-US"/>
+              </w:rPr>
+            </w:pPr>
+            <w:r>
+              <w:rPr>
+                <w:lang w:val="en-US"/>
+              </w:rPr>
+              <w:t>VA</w:t>
+            </w:r>
+          </w:p>
+        </w:tc>
+      </w:tr>
+      <w:tr>
+        <w:trPr>
+          <w:tblCellSpacing w:w="15" w:type="dxa"/>
+        </w:trPr>
+        <w:tc>
+          <w:tcPr>
+            <w:tcW w:w="0" w:type="auto"/>
+            <w:vAlign w:val="center"/>
+            <w:hideMark/>
+          </w:tcPr>
+          <w:p>
+            <w:pPr>
+              <w:rPr>
+                <w:lang w:val="en-US"/>
+              </w:rPr>
+            </w:pPr>
+            <w:r>
+              <w:rPr>
+                <w:lang w:val="en-US"/>
+              </w:rPr>
+              <w:t>T08</w:t>
+            </w:r>
+          </w:p>
+        </w:tc>
+        <w:tc>
+          <w:tcPr>
+            <w:tcW w:w="0" w:type="auto"/>
+            <w:vAlign w:val="center"/>
+            <w:hideMark/>
+          </w:tcPr>
+          <w:p>
+            <w:pPr>
+              <w:rPr>
+                <w:lang w:val="en-US"/>
+              </w:rPr>
+            </w:pPr>
+            <w:r>
+              <w:rPr>
+                <w:lang w:val="en-US"/>
+              </w:rPr>
+              <w:t>Xuất kho</w:t>
+            </w:r>
+          </w:p>
+        </w:tc>
+        <w:tc>
+          <w:tcPr>
+            <w:tcW w:w="0" w:type="auto"/>
+            <w:vAlign w:val="center"/>
+            <w:hideMark/>
+          </w:tcPr>
+          <w:p>
+            <w:pPr>
+              <w:rPr>
+                <w:lang w:val="en-US"/>
+              </w:rPr>
+            </w:pPr>
+            <w:r>
+              <w:rPr>
+                <w:lang w:val="en-US"/>
+              </w:rPr>
+              <w:t>Thực hiện xuất hàng</w:t>
+            </w:r>
+          </w:p>
+        </w:tc>
+        <w:tc>
+          <w:tcPr>
+            <w:tcW w:w="0" w:type="auto"/>
+            <w:vAlign w:val="center"/>
+            <w:hideMark/>
+          </w:tcPr>
+          <w:p>
+            <w:pPr>
+              <w:rPr>
+                <w:lang w:val="en-US"/>
+              </w:rPr>
+            </w:pPr>
+            <w:r>
+              <w:rPr>
+                <w:lang w:val="en-US"/>
+              </w:rPr>
+              <w:t>Kho/TT phân phối</w:t>
+            </w:r>
+          </w:p>
+        </w:tc>
+        <w:tc>
+          <w:tcPr>
+            <w:tcW w:w="0" w:type="auto"/>
+            <w:vAlign w:val="center"/>
+            <w:hideMark/>
+          </w:tcPr>
+          <w:p>
+            <w:pPr>
+              <w:rPr>
+                <w:lang w:val="en-US"/>
+              </w:rPr>
+            </w:pPr>
+            <w:r>
+              <w:rPr>
+                <w:lang w:val="en-US"/>
+              </w:rPr>
+              <w:t>VA</w:t>
+            </w:r>
+          </w:p>
+        </w:tc>
+      </w:tr>
+      <w:tr>
+        <w:trPr>
+          <w:tblCellSpacing w:w="15" w:type="dxa"/>
+        </w:trPr>
+        <w:tc>
+          <w:tcPr>
+            <w:tcW w:w="0" w:type="auto"/>
+            <w:vAlign w:val="center"/>
+            <w:hideMark/>
+          </w:tcPr>
+          <w:p>
+            <w:pPr>
+              <w:rPr>
+                <w:lang w:val="en-US"/>
+              </w:rPr>
+            </w:pPr>
+            <w:r>
+              <w:rPr>
+                <w:lang w:val="en-US"/>
+              </w:rPr>
+              <w:t>T09</w:t>
+            </w:r>
+          </w:p>
+        </w:tc>
+        <w:tc>
+          <w:tcPr>
+            <w:tcW w:w="0" w:type="auto"/>
+            <w:vAlign w:val="center"/>
+            <w:hideMark/>
+          </w:tcPr>
+          <w:p>
+            <w:pPr>
+              <w:rPr>
+                <w:lang w:val="en-US"/>
+              </w:rPr>
+            </w:pPr>
+            <w:r>
+              <w:rPr>
+                <w:lang w:val="en-US"/>
+              </w:rPr>
+              <w:t>Vận chuyển hàng</w:t>
+            </w:r>
+          </w:p>
+        </w:tc>
+        <w:tc>
+          <w:tcPr>
+            <w:tcW w:w="0" w:type="auto"/>
+            <w:vAlign w:val="center"/>
+            <w:hideMark/>
+          </w:tcPr>
+          <w:p>
+            <w:pPr>
+              <w:rPr>
+                <w:lang w:val="en-US"/>
+              </w:rPr>
+            </w:pPr>
+            <w:r>
+              <w:rPr>
+                <w:lang w:val="en-US"/>
+              </w:rPr>
+              <w:t>Chuyển hàng đến cửa hàng</w:t>
+            </w:r>
+          </w:p>
+        </w:tc>
+        <w:tc>
+          <w:tcPr>
+            <w:tcW w:w="0" w:type="auto"/>
+            <w:vAlign w:val="center"/>
+            <w:hideMark/>
+          </w:tcPr>
+          <w:p>
+            <w:pPr>
+              <w:rPr>
+                <w:lang w:val="en-US"/>
+              </w:rPr>
+            </w:pPr>
+            <w:r>
+              <w:rPr>
+                <w:lang w:val="en-US"/>
+              </w:rPr>
+              <w:t>Bộ phận vận chuyển</w:t>
+            </w:r>
+          </w:p>
+        </w:tc>
+        <w:tc>
+          <w:tcPr>
+            <w:tcW w:w="0" w:type="auto"/>
+            <w:vAlign w:val="center"/>
+            <w:hideMark/>
+          </w:tcPr>
+          <w:p>
+            <w:pPr>
+              <w:rPr>
+                <w:lang w:val="en-US"/>
+              </w:rPr>
+            </w:pPr>
+            <w:r>
+              <w:rPr>
+                <w:lang w:val="en-US"/>
+              </w:rPr>
+              <w:t>VA</w:t>
+            </w:r>
+          </w:p>
+        </w:tc>
+      </w:tr>
+      <w:tr>
+        <w:trPr>
+          <w:tblCellSpacing w:w="15" w:type="dxa"/>
+        </w:trPr>
+        <w:tc>
+          <w:tcPr>
+            <w:tcW w:w="0" w:type="auto"/>
+            <w:vAlign w:val="center"/>
+            <w:hideMark/>
+          </w:tcPr>
+          <w:p>
+            <w:pPr>
+              <w:rPr>
+                <w:lang w:val="en-US"/>
+              </w:rPr>
+            </w:pPr>
+            <w:r>
+              <w:rPr>
+                <w:lang w:val="en-US"/>
+              </w:rPr>
+              <w:t>T10</w:t>
+            </w:r>
+          </w:p>
+        </w:tc>
+        <w:tc>
+          <w:tcPr>
+            <w:tcW w:w="0" w:type="auto"/>
+            <w:vAlign w:val="center"/>
+            <w:hideMark/>
+          </w:tcPr>
+          <w:p>
+            <w:pPr>
+              <w:rPr>
+                <w:lang w:val="en-US"/>
+              </w:rPr>
+            </w:pPr>
+            <w:r>
+              <w:rPr>
+                <w:lang w:val="en-US"/>
+              </w:rPr>
+              <w:t>Tiếp nhận hàng</w:t>
+            </w:r>
+          </w:p>
+        </w:tc>
+        <w:tc>
+          <w:tcPr>
+            <w:tcW w:w="0" w:type="auto"/>
+            <w:vAlign w:val="center"/>
+            <w:hideMark/>
+          </w:tcPr>
+          <w:p>
+            <w:pPr>
+              <w:rPr>
+                <w:lang w:val="en-US"/>
+              </w:rPr>
+            </w:pPr>
+            <w:r>
+              <w:rPr>
+                <w:lang w:val="en-US"/>
+              </w:rPr>
+              <w:t>Nhận hàng tại cửa hàng</w:t>
+            </w:r>
+          </w:p>
+        </w:tc>
+        <w:tc>
+          <w:tcPr>
+            <w:tcW w:w="0" w:type="auto"/>
+            <w:vAlign w:val="center"/>
+            <w:hideMark/>
+          </w:tcPr>
+          <w:p>
+            <w:pPr>
+              <w:rPr>
+                <w:lang w:val="en-US"/>
+              </w:rPr>
+            </w:pPr>
+            <w:r>
+              <w:rPr>
+                <w:lang w:val="en-US"/>
+              </w:rPr>
+              <w:t>Nhân viên cửa hàng</w:t>
+            </w:r>
+          </w:p>
+        </w:tc>
+        <w:tc>
+          <w:tcPr>
+            <w:tcW w:w="0" w:type="auto"/>
+            <w:vAlign w:val="center"/>
+            <w:hideMark/>
+          </w:tcPr>
+          <w:p>
+            <w:pPr>
+              <w:rPr>
+                <w:lang w:val="en-US"/>
+              </w:rPr>
+            </w:pPr>
+            <w:r>
+              <w:rPr>
+                <w:lang w:val="en-US"/>
+              </w:rPr>
+              <w:t>BVA</w:t>
+            </w:r>
+          </w:p>
+        </w:tc>
+      </w:tr>
+      <w:tr>
+        <w:trPr>
+          <w:tblCellSpacing w:w="15" w:type="dxa"/>
+        </w:trPr>
+        <w:tc>
+          <w:tcPr>
+            <w:tcW w:w="0" w:type="auto"/>
+            <w:vAlign w:val="center"/>
+            <w:hideMark/>
+          </w:tcPr>
+          <w:p>
+            <w:pPr>
+              <w:rPr>
+                <w:lang w:val="en-US"/>
+              </w:rPr>
+            </w:pPr>
+            <w:r>
+              <w:rPr>
+                <w:lang w:val="en-US"/>
+              </w:rPr>
+              <w:t>T11</w:t>
+            </w:r>
+          </w:p>
+        </w:tc>
+        <w:tc>
+          <w:tcPr>
+            <w:tcW w:w="0" w:type="auto"/>
+            <w:vAlign w:val="center"/>
+            <w:hideMark/>
+          </w:tcPr>
+          <w:p>
+            <w:pPr>
+              <w:rPr>
+                <w:lang w:val="en-US"/>
+              </w:rPr>
+            </w:pPr>
+            <w:r>
+              <w:rPr>
+                <w:lang w:val="en-US"/>
+              </w:rPr>
+              <w:t>Kiểm tra số lượng</w:t>
+            </w:r>
+          </w:p>
+        </w:tc>
+        <w:tc>
+          <w:tcPr>
+            <w:tcW w:w="0" w:type="auto"/>
+            <w:vAlign w:val="center"/>
+            <w:hideMark/>
+          </w:tcPr>
+          <w:p>
+            <w:pPr>
+              <w:rPr>
+                <w:lang w:val="en-US"/>
+              </w:rPr>
+            </w:pPr>
+            <w:r>
+              <w:rPr>
+                <w:lang w:val="en-US"/>
+              </w:rPr>
+              <w:t>Đối chiếu số lượng</w:t>
+            </w:r>
+          </w:p>
+        </w:tc>
+        <w:tc>
+          <w:tcPr>
+            <w:tcW w:w="0" w:type="auto"/>
+            <w:vAlign w:val="center"/>
+            <w:hideMark/>
+          </w:tcPr>
+          <w:p>
+            <w:pPr>
+              <w:rPr>
+                <w:lang w:val="en-US"/>
+              </w:rPr>
+            </w:pPr>
+            <w:r>
+              <w:rPr>
+                <w:lang w:val="en-US"/>
+              </w:rPr>
+              <w:t>Nhân viên cửa hàng</w:t>
+            </w:r>
+          </w:p>
+        </w:tc>
+        <w:tc>
+          <w:tcPr>
+            <w:tcW w:w="0" w:type="auto"/>
+            <w:vAlign w:val="center"/>
+            <w:hideMark/>
+          </w:tcPr>
+          <w:p>
+            <w:pPr>
+              <w:rPr>
+                <w:lang w:val="en-US"/>
+              </w:rPr>
+            </w:pPr>
+            <w:r>
+              <w:rPr>
+                <w:lang w:val="en-US"/>
+              </w:rPr>
+              <w:t>BVA</w:t>
+            </w:r>
+          </w:p>
+        </w:tc>
+      </w:tr>
+      <w:tr>
+        <w:trPr>
+          <w:tblCellSpacing w:w="15" w:type="dxa"/>
+        </w:trPr>
+        <w:tc>
+          <w:tcPr>
+            <w:tcW w:w="0" w:type="auto"/>
+            <w:vAlign w:val="center"/>
+            <w:hideMark/>
+          </w:tcPr>
+          <w:p>
+            <w:pPr>
+              <w:rPr>
+                <w:lang w:val="en-US"/>
+              </w:rPr>
+            </w:pPr>
+            <w:r>
+              <w:rPr>
+                <w:lang w:val="en-US"/>
+              </w:rPr>
+              <w:t>T12</w:t>
+            </w:r>
+          </w:p>
+        </w:tc>
+        <w:tc>
+          <w:tcPr>
+            <w:tcW w:w="0" w:type="auto"/>
+            <w:vAlign w:val="center"/>
+            <w:hideMark/>
+          </w:tcPr>
+          <w:p>
+            <w:pPr>
+              <w:rPr>
+                <w:lang w:val="en-US"/>
+              </w:rPr>
+            </w:pPr>
+            <w:r>
+              <w:rPr>
+                <w:lang w:val="en-US"/>
+              </w:rPr>
+              <w:t>Kiểm tra mã hàng</w:t>
+            </w:r>
+          </w:p>
+        </w:tc>
+        <w:tc>
+          <w:tcPr>
+            <w:tcW w:w="0" w:type="auto"/>
+            <w:vAlign w:val="center"/>
+            <w:hideMark/>
+          </w:tcPr>
+          <w:p>
+            <w:pPr>
+              <w:rPr>
+                <w:lang w:val="en-US"/>
+              </w:rPr>
+            </w:pPr>
+            <w:r>
+              <w:rPr>
+                <w:lang w:val="en-US"/>
+              </w:rPr>
+              <w:t>Đối chiếu mã sản phẩm</w:t>
+            </w:r>
+          </w:p>
+        </w:tc>
+        <w:tc>
+          <w:tcPr>
+            <w:tcW w:w="0" w:type="auto"/>
+            <w:vAlign w:val="center"/>
+            <w:hideMark/>
+          </w:tcPr>
+          <w:p>
+            <w:pPr>
+              <w:rPr>
+                <w:lang w:val="en-US"/>
+              </w:rPr>
+            </w:pPr>
+            <w:r>
+              <w:rPr>
+                <w:lang w:val="en-US"/>
+              </w:rPr>
+              <w:t xml:space="preserve">Nhân viên cửa </w:t>
+            </w:r>
+            <w:r>
+              <w:rPr>
+                <w:lang w:val="en-US"/>
+              </w:rPr>
+              <w:lastRenderedPageBreak/>
+              <w:t>hàng</w:t>
+            </w:r>
+          </w:p>
+        </w:tc>
+        <w:tc>
+          <w:tcPr>
+            <w:tcW w:w="0" w:type="auto"/>
+            <w:vAlign w:val="center"/>
+            <w:hideMark/>
+          </w:tcPr>
+          <w:p>
+            <w:pPr>
+              <w:rPr>
+                <w:lang w:val="en-US"/>
+              </w:rPr>
+            </w:pPr>
+            <w:r>
+              <w:rPr>
+                <w:lang w:val="en-US"/>
+              </w:rPr>
+              <w:lastRenderedPageBreak/>
+              <w:t>BVA</w:t>
+            </w:r>
+          </w:p>
+        </w:tc>
+      </w:tr>
+      <w:tr>
+        <w:trPr>
+          <w:tblCellSpacing w:w="15" w:type="dxa"/>
+        </w:trPr>
+        <w:tc>
+          <w:tcPr>
+            <w:tcW w:w="0" w:type="auto"/>
+            <w:vAlign w:val="center"/>
+            <w:hideMark/>
+          </w:tcPr>
+          <w:p>
+            <w:pPr>
+              <w:rPr>
+                <w:lang w:val="en-US"/>
+              </w:rPr>
+            </w:pPr>
+            <w:r>
+              <w:rPr>
+                <w:lang w:val="en-US"/>
+              </w:rPr>
+              <w:t>T13</w:t>
+            </w:r>
+          </w:p>
+        </w:tc>
+        <w:tc>
+          <w:tcPr>
+            <w:tcW w:w="0" w:type="auto"/>
+            <w:vAlign w:val="center"/>
+            <w:hideMark/>
+          </w:tcPr>
+          <w:p>
+            <w:pPr>
+              <w:rPr>
+                <w:lang w:val="en-US"/>
+              </w:rPr>
+            </w:pPr>
+            <w:r>
+              <w:rPr>
+                <w:lang w:val="en-US"/>
+              </w:rPr>
+              <w:t>Kiểm tra chất lượng</w:t>
+            </w:r>
+          </w:p>
+        </w:tc>
+        <w:tc>
+          <w:tcPr>
+            <w:tcW w:w="0" w:type="auto"/>
+            <w:vAlign w:val="center"/>
+            <w:hideMark/>
+          </w:tcPr>
+          <w:p>
+            <w:pPr>
+              <w:rPr>
+                <w:lang w:val="en-US"/>
+              </w:rPr>
+            </w:pPr>
+            <w:r>
+              <w:rPr>
+                <w:lang w:val="en-US"/>
+              </w:rPr>
+              <w:t>Kiểm tra tình trạng sản phẩm</w:t>
+            </w:r>
+          </w:p>
+        </w:tc>
+        <w:tc>
+          <w:tcPr>
+            <w:tcW w:w="0" w:type="auto"/>
+            <w:vAlign w:val="center"/>
+            <w:hideMark/>
+          </w:tcPr>
+          <w:p>
+            <w:pPr>
+              <w:rPr>
+                <w:lang w:val="en-US"/>
+              </w:rPr>
+            </w:pPr>
+            <w:r>
+              <w:rPr>
+                <w:lang w:val="en-US"/>
+              </w:rPr>
+              <w:t>Nhân viên cửa hàng</w:t>
+            </w:r>
+          </w:p>
+        </w:tc>
+        <w:tc>
+          <w:tcPr>
+            <w:tcW w:w="0" w:type="auto"/>
+            <w:vAlign w:val="center"/>
+            <w:hideMark/>
+          </w:tcPr>
+          <w:p>
+            <w:pPr>
+              <w:rPr>
+                <w:lang w:val="en-US"/>
+              </w:rPr>
+            </w:pPr>
+            <w:r>
+              <w:rPr>
+                <w:lang w:val="en-US"/>
+              </w:rPr>
+              <w:t>BVA</w:t>
+            </w:r>
+          </w:p>
+        </w:tc>
+      </w:tr>
+      <w:tr>
+        <w:trPr>
+          <w:tblCellSpacing w:w="15" w:type="dxa"/>
+        </w:trPr>
+        <w:tc>
+          <w:tcPr>
+            <w:tcW w:w="0" w:type="auto"/>
+            <w:vAlign w:val="center"/>
+            <w:hideMark/>
+          </w:tcPr>
+          <w:p>
+            <w:pPr>
+              <w:rPr>
+                <w:lang w:val="en-US"/>
+              </w:rPr>
+            </w:pPr>
+            <w:r>
+              <w:rPr>
+                <w:lang w:val="en-US"/>
+              </w:rPr>
+              <w:t>T14</w:t>
+            </w:r>
+          </w:p>
+        </w:tc>
+        <w:tc>
+          <w:tcPr>
+            <w:tcW w:w="0" w:type="auto"/>
+            <w:vAlign w:val="center"/>
+            <w:hideMark/>
+          </w:tcPr>
+          <w:p>
+            <w:pPr>
+              <w:rPr>
+                <w:lang w:val="en-US"/>
+              </w:rPr>
+            </w:pPr>
+            <w:r>
+              <w:rPr>
+                <w:lang w:val="en-US"/>
+              </w:rPr>
+              <w:t>Lập biên bản sai lệch</w:t>
+            </w:r>
+          </w:p>
+        </w:tc>
+        <w:tc>
+          <w:tcPr>
+            <w:tcW w:w="0" w:type="auto"/>
+            <w:vAlign w:val="center"/>
+            <w:hideMark/>
+          </w:tcPr>
+          <w:p>
+            <w:pPr>
+              <w:rPr>
+                <w:lang w:val="en-US"/>
+              </w:rPr>
+            </w:pPr>
+            <w:r>
+              <w:rPr>
+                <w:lang w:val="en-US"/>
+              </w:rPr>
+              <w:t>Ghi nhận sai lệch</w:t>
+            </w:r>
+          </w:p>
+        </w:tc>
+        <w:tc>
+          <w:tcPr>
+            <w:tcW w:w="0" w:type="auto"/>
+            <w:vAlign w:val="center"/>
+            <w:hideMark/>
+          </w:tcPr>
+          <w:p>
+            <w:pPr>
+              <w:rPr>
+                <w:lang w:val="en-US"/>
+              </w:rPr>
+            </w:pPr>
+            <w:r>
+              <w:rPr>
+                <w:lang w:val="en-US"/>
+              </w:rPr>
+              <w:t>Nhân viên cửa hàng</w:t>
+            </w:r>
+          </w:p>
+        </w:tc>
+        <w:tc>
+          <w:tcPr>
+            <w:tcW w:w="0" w:type="auto"/>
+            <w:vAlign w:val="center"/>
+            <w:hideMark/>
+          </w:tcPr>
+          <w:p>
+            <w:pPr>
+              <w:rPr>
+                <w:lang w:val="en-US"/>
+              </w:rPr>
+            </w:pPr>
+            <w:r>
+              <w:rPr>
+                <w:lang w:val="en-US"/>
+              </w:rPr>
+              <w:t>NVA</w:t>
+            </w:r>
+          </w:p>
+        </w:tc>
+      </w:tr>
+      <w:tr>
+        <w:trPr>
+          <w:tblCellSpacing w:w="15" w:type="dxa"/>
+        </w:trPr>
+        <w:tc>
+          <w:tcPr>
+            <w:tcW w:w="0" w:type="auto"/>
+            <w:vAlign w:val="center"/>
+            <w:hideMark/>
+          </w:tcPr>
+          <w:p>
+            <w:pPr>
+              <w:rPr>
+                <w:lang w:val="en-US"/>
+              </w:rPr>
+            </w:pPr>
+            <w:r>
+              <w:rPr>
+                <w:lang w:val="en-US"/>
+              </w:rPr>
+              <w:t>T15</w:t>
+            </w:r>
+          </w:p>
+        </w:tc>
+        <w:tc>
+          <w:tcPr>
+            <w:tcW w:w="0" w:type="auto"/>
+            <w:vAlign w:val="center"/>
+            <w:hideMark/>
+          </w:tcPr>
+          <w:p>
+            <w:pPr>
+              <w:rPr>
+                <w:lang w:val="en-US"/>
+              </w:rPr>
+            </w:pPr>
+            <w:r>
+              <w:rPr>
+                <w:lang w:val="en-US"/>
+              </w:rPr>
+              <w:t>Cập nhật tồn kho</w:t>
+            </w:r>
+          </w:p>
+        </w:tc>
+        <w:tc>
+          <w:tcPr>
+            <w:tcW w:w="0" w:type="auto"/>
+            <w:vAlign w:val="center"/>
+            <w:hideMark/>
+          </w:tcPr>
+          <w:p>
+            <w:pPr>
+              <w:rPr>
+                <w:lang w:val="en-US"/>
+              </w:rPr>
+            </w:pPr>
+            <w:r>
+              <w:rPr>
+                <w:lang w:val="en-US"/>
+              </w:rPr>
+              <w:t>Ghi nhận số lượng mới</w:t>
+            </w:r>
+          </w:p>
+        </w:tc>
+        <w:tc>
+          <w:tcPr>
+            <w:tcW w:w="0" w:type="auto"/>
+            <w:vAlign w:val="center"/>
+            <w:hideMark/>
+          </w:tcPr>
+          <w:p>
+            <w:pPr>
+              <w:rPr>
+                <w:lang w:val="en-US"/>
+              </w:rPr>
+            </w:pPr>
+            <w:r>
+              <w:rPr>
+                <w:lang w:val="en-US"/>
+              </w:rPr>
+              <w:t>Hệ thống</w:t>
+            </w:r>
+          </w:p>
+        </w:tc>
+        <w:tc>
+          <w:tcPr>
+            <w:tcW w:w="0" w:type="auto"/>
+            <w:vAlign w:val="center"/>
+            <w:hideMark/>
+          </w:tcPr>
+          <w:p>
+            <w:pPr>
+              <w:rPr>
+                <w:lang w:val="en-US"/>
+              </w:rPr>
+            </w:pPr>
+            <w:r>
+              <w:rPr>
+                <w:lang w:val="en-US"/>
+              </w:rPr>
+              <w:t>BVA</w:t>
+            </w:r>
+          </w:p>
+        </w:tc>
+      </w:tr>
+      <w:tr>
+        <w:trPr>
+          <w:tblCellSpacing w:w="15" w:type="dxa"/>
+        </w:trPr>
+        <w:tc>
+          <w:tcPr>
+            <w:tcW w:w="0" w:type="auto"/>
+            <w:vAlign w:val="center"/>
+            <w:hideMark/>
+          </w:tcPr>
+          <w:p>
+            <w:pPr>
+              <w:rPr>
+                <w:lang w:val="en-US"/>
+              </w:rPr>
+            </w:pPr>
+            <w:r>
+              <w:rPr>
+                <w:lang w:val="en-US"/>
+              </w:rPr>
+              <w:t>T16</w:t>
+            </w:r>
+          </w:p>
+        </w:tc>
+        <w:tc>
+          <w:tcPr>
+            <w:tcW w:w="0" w:type="auto"/>
+            <w:vAlign w:val="center"/>
+            <w:hideMark/>
+          </w:tcPr>
+          <w:p>
+            <w:pPr>
+              <w:rPr>
+                <w:lang w:val="en-US"/>
+              </w:rPr>
+            </w:pPr>
+            <w:r>
+              <w:rPr>
+                <w:lang w:val="en-US"/>
+              </w:rPr>
+              <w:t>Sắp xếp hàng</w:t>
+            </w:r>
+          </w:p>
+        </w:tc>
+        <w:tc>
+          <w:tcPr>
+            <w:tcW w:w="0" w:type="auto"/>
+            <w:vAlign w:val="center"/>
+            <w:hideMark/>
+          </w:tcPr>
+          <w:p>
+            <w:pPr>
+              <w:rPr>
+                <w:lang w:val="en-US"/>
+              </w:rPr>
+            </w:pPr>
+            <w:r>
+              <w:rPr>
+                <w:lang w:val="en-US"/>
+              </w:rPr>
+              <w:t>Đưa hàng vào kho/khu bán</w:t>
+            </w:r>
+          </w:p>
+        </w:tc>
+        <w:tc>
+          <w:tcPr>
+            <w:tcW w:w="0" w:type="auto"/>
+            <w:vAlign w:val="center"/>
+            <w:hideMark/>
+          </w:tcPr>
+          <w:p>
+            <w:pPr>
+              <w:rPr>
+                <w:lang w:val="en-US"/>
+              </w:rPr>
+            </w:pPr>
+            <w:r>
+              <w:rPr>
+                <w:lang w:val="en-US"/>
+              </w:rPr>
+              <w:t>Nhân viên cửa hàng</w:t>
+            </w:r>
+          </w:p>
+        </w:tc>
+        <w:tc>
+          <w:tcPr>
+            <w:tcW w:w="0" w:type="auto"/>
+            <w:vAlign w:val="center"/>
+            <w:hideMark/>
+          </w:tcPr>
+          <w:p>
+            <w:pPr>
+              <w:rPr>
+                <w:lang w:val="en-US"/>
+              </w:rPr>
+            </w:pPr>
+            <w:r>
+              <w:rPr>
+                <w:lang w:val="en-US"/>
+              </w:rPr>
+              <w:t>VA</w:t>
+            </w:r>
+          </w:p>
+        </w:tc>
+      </w:tr>
+    </w:tbl>
+    <w:p>
+      <w:pPr>
+        <w:rPr>
+          <w:lang w:val="en-US"/>
+        </w:rPr>
+      </w:pPr>
+      <w:r>
+        <w:rPr>
+          <w:lang w:val="en-US"/>
+        </w:rPr>
+        <w:pict w14:anchorId="517BC53E">
+          <v:rect id="_x0000_i1043" style="width:0;height:1.5pt" o:hralign="center" o:hrstd="t" o:hr="t" fillcolor="#a0a0a0" stroked="f"/>
+        </w:pict>
+      </w:r>
+    </w:p>
+    <w:p>
+      <w:pPr>
+        <w:ind w:firstLine="720"/>
+        <w:rPr>
+          <w:lang w:val="en-US"/>
+        </w:rPr>
+      </w:pPr>
+      <w:r>
+        <w:rPr>
+          <w:b/>
+          <w:bCs/>
+          <w:lang w:val="en-US"/>
+        </w:rPr>
+        <w:t>2. Phân tích định tính – góc nhìn tích cực</w:t>
+      </w:r>
+    </w:p>
+    <w:tbl>
+      <w:tblPr>
+        <w:tblW w:w="0" w:type="auto"/>
+        <w:tblCellSpacing w:w="15" w:type="dxa"/>
+        <w:tblBorders>
+          <w:top w:val="single" w:sz="4" w:space="0" w:color="auto"/>
+          <w:left w:val="single" w:sz="4" w:space="0" w:color="auto"/>
+          <w:bottom w:val="single" w:sz="4" w:space="0" w:color="auto"/>
+          <w:right w:val="single" w:sz="4" w:space="0" w:color="auto"/>
+          <w:insideH w:val="single" w:sz="4" w:space="0" w:color="auto"/>
+          <w:insideV w:val="single" w:sz="4" w:space="0" w:color="auto"/>
+        </w:tblBorders>
+        <w:tblCellMar>
+          <w:top w:w="15" w:type="dxa"/>
+          <w:left w:w="15" w:type="dxa"/>
+          <w:bottom w:w="15" w:type="dxa"/>
+          <w:right w:w="15" w:type="dxa"/>
+        </w:tblCellMar>
+        <w:tblLook w:val="04A0" w:firstRow="1" w:lastRow="0" w:firstColumn="1" w:lastColumn="0" w:noHBand="0" w:noVBand="1"/>
+      </w:tblPr>
+      <w:tblGrid>
+        <w:gridCol w:w="500"/>
+        <w:gridCol w:w="3843"/>
+        <w:gridCol w:w="4554"/>
+      </w:tblGrid>
+      <w:tr>
+        <w:trPr>
+          <w:tblHeader/>
+          <w:tblCellSpacing w:w="15" w:type="dxa"/>
+        </w:trPr>
+        <w:tc>
+          <w:tcPr>
+            <w:tcW w:w="0" w:type="auto"/>
+            <w:vAlign w:val="center"/>
+            <w:hideMark/>
+          </w:tcPr>
+          <w:p>
+            <w:pPr>
+              <w:rPr>
+                <w:b/>
+                <w:bCs/>
+                <w:lang w:val="en-US"/>
+              </w:rPr>
+            </w:pPr>
+            <w:r>
+              <w:rPr>
+                <w:b/>
+                <w:bCs/>
+                <w:lang w:val="en-US"/>
+              </w:rPr>
+              <w:t>ID</w:t>
+            </w:r>
+          </w:p>
+        </w:tc>
+        <w:tc>
+          <w:tcPr>
+            <w:tcW w:w="0" w:type="auto"/>
+            <w:vAlign w:val="center"/>
+            <w:hideMark/>
+          </w:tcPr>
+          <w:p>
+            <w:pPr>
+              <w:rPr>
+                <w:b/>
+                <w:bCs/>
+                <w:lang w:val="en-US"/>
+              </w:rPr>
+            </w:pPr>
+            <w:r>
+              <w:rPr>
+                <w:b/>
+                <w:bCs/>
+                <w:lang w:val="en-US"/>
+              </w:rPr>
+              <w:t>Nội dung tích cực</w:t>
+            </w:r>
+          </w:p>
+        </w:tc>
+        <w:tc>
+          <w:tcPr>
+            <w:tcW w:w="0" w:type="auto"/>
+            <w:vAlign w:val="center"/>
+            <w:hideMark/>
+          </w:tcPr>
+          <w:p>
+            <w:pPr>
+              <w:rPr>
+                <w:b/>
+                <w:bCs/>
+                <w:lang w:val="en-US"/>
+              </w:rPr>
+            </w:pPr>
+            <w:r>
+              <w:rPr>
+                <w:b/>
+                <w:bCs/>
+                <w:lang w:val="en-US"/>
+              </w:rPr>
+              <w:t>Phân tích</w:t>
+            </w:r>
+          </w:p>
+        </w:tc>
+      </w:tr>
+      <w:tr>
+        <w:trPr>
+          <w:tblCellSpacing w:w="15" w:type="dxa"/>
+        </w:trPr>
+        <w:tc>
+          <w:tcPr>
+            <w:tcW w:w="0" w:type="auto"/>
+            <w:vAlign w:val="center"/>
+            <w:hideMark/>
+          </w:tcPr>
+          <w:p>
+            <w:pPr>
+              <w:rPr>
+                <w:lang w:val="en-US"/>
+              </w:rPr>
+            </w:pPr>
+            <w:r>
+              <w:rPr>
+                <w:lang w:val="en-US"/>
+              </w:rPr>
+              <w:t>P01</w:t>
+            </w:r>
+          </w:p>
+        </w:tc>
+        <w:tc>
+          <w:tcPr>
+            <w:tcW w:w="0" w:type="auto"/>
+            <w:vAlign w:val="center"/>
+            <w:hideMark/>
+          </w:tcPr>
+          <w:p>
+            <w:pPr>
+              <w:rPr>
+                <w:lang w:val="en-US"/>
+              </w:rPr>
+            </w:pPr>
+            <w:r>
+              <w:rPr>
+                <w:lang w:val="en-US"/>
+              </w:rPr>
+              <w:t>Có bước kiểm tra tồn kho trước khi bổ sung</w:t>
+            </w:r>
+          </w:p>
+        </w:tc>
+        <w:tc>
+          <w:tcPr>
+            <w:tcW w:w="0" w:type="auto"/>
+            <w:vAlign w:val="center"/>
+            <w:hideMark/>
+          </w:tcPr>
+          <w:p>
+            <w:pPr>
+              <w:rPr>
+                <w:lang w:val="en-US"/>
+              </w:rPr>
+            </w:pPr>
+            <w:r>
+              <w:rPr>
+                <w:lang w:val="en-US"/>
+              </w:rPr>
+              <w:t>Giảm nguy cơ nhập hàng không cần thiết</w:t>
+            </w:r>
+          </w:p>
+        </w:tc>
+      </w:tr>
+      <w:tr>
+        <w:trPr>
+          <w:tblCellSpacing w:w="15" w:type="dxa"/>
+        </w:trPr>
+        <w:tc>
+          <w:tcPr>
+            <w:tcW w:w="0" w:type="auto"/>
+            <w:vAlign w:val="center"/>
+            <w:hideMark/>
+          </w:tcPr>
+          <w:p>
+            <w:pPr>
+              <w:rPr>
+                <w:lang w:val="en-US"/>
+              </w:rPr>
+            </w:pPr>
+            <w:r>
+              <w:rPr>
+                <w:lang w:val="en-US"/>
+              </w:rPr>
+              <w:t>P02</w:t>
+            </w:r>
+          </w:p>
+        </w:tc>
+        <w:tc>
+          <w:tcPr>
+            <w:tcW w:w="0" w:type="auto"/>
+            <w:vAlign w:val="center"/>
+            <w:hideMark/>
+          </w:tcPr>
+          <w:p>
+            <w:pPr>
+              <w:rPr>
+                <w:lang w:val="en-US"/>
+              </w:rPr>
+            </w:pPr>
+            <w:r>
+              <w:rPr>
+                <w:lang w:val="en-US"/>
+              </w:rPr>
+              <w:t>Có bước phê duyệt của quản lý</w:t>
+            </w:r>
+          </w:p>
+        </w:tc>
+        <w:tc>
+          <w:tcPr>
+            <w:tcW w:w="0" w:type="auto"/>
+            <w:vAlign w:val="center"/>
+            <w:hideMark/>
+          </w:tcPr>
+          <w:p>
+            <w:pPr>
+              <w:rPr>
+                <w:lang w:val="en-US"/>
+              </w:rPr>
+            </w:pPr>
+            <w:r>
+              <w:rPr>
+                <w:lang w:val="en-US"/>
+              </w:rPr>
+              <w:t>Tăng khả năng kiểm soát yêu cầu bổ sung</w:t>
+            </w:r>
+          </w:p>
+        </w:tc>
+      </w:tr>
+      <w:tr>
+        <w:trPr>
+          <w:tblCellSpacing w:w="15" w:type="dxa"/>
+        </w:trPr>
+        <w:tc>
+          <w:tcPr>
+            <w:tcW w:w="0" w:type="auto"/>
+            <w:vAlign w:val="center"/>
+            <w:hideMark/>
+          </w:tcPr>
+          <w:p>
+            <w:pPr>
+              <w:rPr>
+                <w:lang w:val="en-US"/>
+              </w:rPr>
+            </w:pPr>
+            <w:r>
+              <w:rPr>
+                <w:lang w:val="en-US"/>
+              </w:rPr>
+              <w:t>P03</w:t>
+            </w:r>
+          </w:p>
+        </w:tc>
+        <w:tc>
+          <w:tcPr>
+            <w:tcW w:w="0" w:type="auto"/>
+            <w:vAlign w:val="center"/>
+            <w:hideMark/>
+          </w:tcPr>
+          <w:p>
+            <w:pPr>
+              <w:rPr>
+                <w:lang w:val="en-US"/>
+              </w:rPr>
+            </w:pPr>
+            <w:r>
+              <w:rPr>
+                <w:lang w:val="en-US"/>
+              </w:rPr>
+              <w:t>Có kiểm tra nguồn hàng tại kho</w:t>
+            </w:r>
+          </w:p>
+        </w:tc>
+        <w:tc>
+          <w:tcPr>
+            <w:tcW w:w="0" w:type="auto"/>
+            <w:vAlign w:val="center"/>
+            <w:hideMark/>
+          </w:tcPr>
+          <w:p>
+            <w:pPr>
+              <w:rPr>
+                <w:lang w:val="en-US"/>
+              </w:rPr>
+            </w:pPr>
+            <w:r>
+              <w:rPr>
+                <w:lang w:val="en-US"/>
+              </w:rPr>
+              <w:t>Giúp xác định khả năng đáp ứng trước khi xuất hàng</w:t>
+            </w:r>
+          </w:p>
+        </w:tc>
+      </w:tr>
+      <w:tr>
+        <w:trPr>
+          <w:tblCellSpacing w:w="15" w:type="dxa"/>
+        </w:trPr>
+        <w:tc>
+          <w:tcPr>
+            <w:tcW w:w="0" w:type="auto"/>
+            <w:vAlign w:val="center"/>
+            <w:hideMark/>
+          </w:tcPr>
+          <w:p>
+            <w:pPr>
+              <w:rPr>
+                <w:lang w:val="en-US"/>
+              </w:rPr>
+            </w:pPr>
+            <w:r>
+              <w:rPr>
+                <w:lang w:val="en-US"/>
+              </w:rPr>
+              <w:t>P04</w:t>
+            </w:r>
+          </w:p>
+        </w:tc>
+        <w:tc>
+          <w:tcPr>
+            <w:tcW w:w="0" w:type="auto"/>
+            <w:vAlign w:val="center"/>
+            <w:hideMark/>
+          </w:tcPr>
+          <w:p>
+            <w:pPr>
+              <w:rPr>
+                <w:lang w:val="en-US"/>
+              </w:rPr>
+            </w:pPr>
+            <w:r>
+              <w:rPr>
+                <w:lang w:val="en-US"/>
+              </w:rPr>
+              <w:t>Có phương án điều chuyển hàng</w:t>
+            </w:r>
+          </w:p>
+        </w:tc>
+        <w:tc>
+          <w:tcPr>
+            <w:tcW w:w="0" w:type="auto"/>
+            <w:vAlign w:val="center"/>
+            <w:hideMark/>
+          </w:tcPr>
+          <w:p>
+            <w:pPr>
+              <w:rPr>
+                <w:lang w:val="en-US"/>
+              </w:rPr>
+            </w:pPr>
+            <w:r>
+              <w:rPr>
+                <w:lang w:val="en-US"/>
+              </w:rPr>
+              <w:t>Tăng tính linh hoạt khi kho trung tâm thiếu hàng</w:t>
+            </w:r>
+          </w:p>
+        </w:tc>
+      </w:tr>
+      <w:tr>
+        <w:trPr>
+          <w:tblCellSpacing w:w="15" w:type="dxa"/>
+        </w:trPr>
+        <w:tc>
+          <w:tcPr>
+            <w:tcW w:w="0" w:type="auto"/>
+            <w:vAlign w:val="center"/>
+            <w:hideMark/>
+          </w:tcPr>
+          <w:p>
+            <w:pPr>
+              <w:rPr>
+                <w:lang w:val="en-US"/>
+              </w:rPr>
+            </w:pPr>
+            <w:r>
+              <w:rPr>
+                <w:lang w:val="en-US"/>
+              </w:rPr>
+              <w:t>P05</w:t>
+            </w:r>
+          </w:p>
+        </w:tc>
+        <w:tc>
+          <w:tcPr>
+            <w:tcW w:w="0" w:type="auto"/>
+            <w:vAlign w:val="center"/>
+            <w:hideMark/>
+          </w:tcPr>
+          <w:p>
+            <w:pPr>
+              <w:rPr>
+                <w:lang w:val="en-US"/>
+              </w:rPr>
+            </w:pPr>
+            <w:r>
+              <w:rPr>
+                <w:lang w:val="en-US"/>
+              </w:rPr>
+              <w:t>Có kiểm tra số lượng, mã và chất lượng</w:t>
+            </w:r>
+          </w:p>
+        </w:tc>
+        <w:tc>
+          <w:tcPr>
+            <w:tcW w:w="0" w:type="auto"/>
+            <w:vAlign w:val="center"/>
+            <w:hideMark/>
+          </w:tcPr>
+          <w:p>
+            <w:pPr>
+              <w:rPr>
+                <w:lang w:val="en-US"/>
+              </w:rPr>
+            </w:pPr>
+            <w:r>
+              <w:rPr>
+                <w:lang w:val="en-US"/>
+              </w:rPr>
+              <w:t>Giảm nguy cơ nhập sai hàng</w:t>
+            </w:r>
+          </w:p>
+        </w:tc>
+      </w:tr>
+      <w:tr>
+        <w:trPr>
+          <w:tblCellSpacing w:w="15" w:type="dxa"/>
+        </w:trPr>
+        <w:tc>
+          <w:tcPr>
+            <w:tcW w:w="0" w:type="auto"/>
+            <w:vAlign w:val="center"/>
+            <w:hideMark/>
+          </w:tcPr>
+          <w:p>
+            <w:pPr>
+              <w:rPr>
+                <w:lang w:val="en-US"/>
+              </w:rPr>
+            </w:pPr>
+            <w:r>
+              <w:rPr>
+                <w:lang w:val="en-US"/>
+              </w:rPr>
+              <w:t>P06</w:t>
+            </w:r>
+          </w:p>
+        </w:tc>
+        <w:tc>
+          <w:tcPr>
+            <w:tcW w:w="0" w:type="auto"/>
+            <w:vAlign w:val="center"/>
+            <w:hideMark/>
+          </w:tcPr>
+          <w:p>
+            <w:pPr>
+              <w:rPr>
+                <w:lang w:val="en-US"/>
+              </w:rPr>
+            </w:pPr>
+            <w:r>
+              <w:rPr>
+                <w:lang w:val="en-US"/>
+              </w:rPr>
+              <w:t>Có Split &amp; Join trong kiểm tra</w:t>
+            </w:r>
+          </w:p>
+        </w:tc>
+        <w:tc>
+          <w:tcPr>
+            <w:tcW w:w="0" w:type="auto"/>
+            <w:vAlign w:val="center"/>
+            <w:hideMark/>
+          </w:tcPr>
+          <w:p>
+            <w:pPr>
+              <w:rPr>
+                <w:lang w:val="en-US"/>
+              </w:rPr>
+            </w:pPr>
+            <w:r>
+              <w:rPr>
+                <w:lang w:val="en-US"/>
+              </w:rPr>
+              <w:t xml:space="preserve">Cho phép các hoạt động kiểm tra diễn ra </w:t>
+            </w:r>
+            <w:r>
+              <w:rPr>
+                <w:lang w:val="en-US"/>
+              </w:rPr>
+              <w:lastRenderedPageBreak/>
+              <w:t>song song</w:t>
+            </w:r>
+          </w:p>
+        </w:tc>
+      </w:tr>
+      <w:tr>
+        <w:trPr>
+          <w:tblCellSpacing w:w="15" w:type="dxa"/>
+        </w:trPr>
+        <w:tc>
+          <w:tcPr>
+            <w:tcW w:w="0" w:type="auto"/>
+            <w:vAlign w:val="center"/>
+            <w:hideMark/>
+          </w:tcPr>
+          <w:p>
+            <w:pPr>
+              <w:rPr>
+                <w:lang w:val="en-US"/>
+              </w:rPr>
+            </w:pPr>
+            <w:r>
+              <w:rPr>
+                <w:lang w:val="en-US"/>
+              </w:rPr>
+              <w:lastRenderedPageBreak/>
+              <w:t>P07</w:t>
+            </w:r>
+          </w:p>
+        </w:tc>
+        <w:tc>
+          <w:tcPr>
+            <w:tcW w:w="0" w:type="auto"/>
+            <w:vAlign w:val="center"/>
+            <w:hideMark/>
+          </w:tcPr>
+          <w:p>
+            <w:pPr>
+              <w:rPr>
+                <w:lang w:val="en-US"/>
+              </w:rPr>
+            </w:pPr>
+            <w:r>
+              <w:rPr>
+                <w:lang w:val="en-US"/>
+              </w:rPr>
+              <w:t>Có cập nhật tồn kho sau khi nhận hàng</w:t>
+            </w:r>
+          </w:p>
+        </w:tc>
+        <w:tc>
+          <w:tcPr>
+            <w:tcW w:w="0" w:type="auto"/>
+            <w:vAlign w:val="center"/>
+            <w:hideMark/>
+          </w:tcPr>
+          <w:p>
+            <w:pPr>
+              <w:rPr>
+                <w:lang w:val="en-US"/>
+              </w:rPr>
+            </w:pPr>
+            <w:r>
+              <w:rPr>
+                <w:lang w:val="en-US"/>
+              </w:rPr>
+              <w:t>Giúp dữ liệu hệ thống sát với thực tế</w:t>
+            </w:r>
+          </w:p>
+        </w:tc>
+      </w:tr>
+      <w:tr>
+        <w:trPr>
+          <w:tblCellSpacing w:w="15" w:type="dxa"/>
+        </w:trPr>
+        <w:tc>
+          <w:tcPr>
+            <w:tcW w:w="0" w:type="auto"/>
+            <w:vAlign w:val="center"/>
+            <w:hideMark/>
+          </w:tcPr>
+          <w:p>
+            <w:pPr>
+              <w:rPr>
+                <w:lang w:val="en-US"/>
+              </w:rPr>
+            </w:pPr>
+            <w:r>
+              <w:rPr>
+                <w:lang w:val="en-US"/>
+              </w:rPr>
+              <w:t>P08</w:t>
+            </w:r>
+          </w:p>
+        </w:tc>
+        <w:tc>
+          <w:tcPr>
+            <w:tcW w:w="0" w:type="auto"/>
+            <w:vAlign w:val="center"/>
+            <w:hideMark/>
+          </w:tcPr>
+          <w:p>
+            <w:pPr>
+              <w:rPr>
+                <w:lang w:val="en-US"/>
+              </w:rPr>
+            </w:pPr>
+            <w:r>
+              <w:rPr>
+                <w:lang w:val="en-US"/>
+              </w:rPr>
+              <w:t>Có nhánh xử lý sai lệch</w:t>
+            </w:r>
+          </w:p>
+        </w:tc>
+        <w:tc>
+          <w:tcPr>
+            <w:tcW w:w="0" w:type="auto"/>
+            <w:vAlign w:val="center"/>
+            <w:hideMark/>
+          </w:tcPr>
+          <w:p>
+            <w:pPr>
+              <w:rPr>
+                <w:lang w:val="en-US"/>
+              </w:rPr>
+            </w:pPr>
+            <w:r>
+              <w:rPr>
+                <w:lang w:val="en-US"/>
+              </w:rPr>
+              <w:t>Hạn chế việc ghi nhận hàng sai vào tồn kho</w:t>
+            </w:r>
+          </w:p>
+        </w:tc>
+      </w:tr>
+    </w:tbl>
+    <w:p>
+      <w:pPr>
+        <w:rPr>
+          <w:lang w:val="en-US"/>
+        </w:rPr>
+      </w:pPr>
+      <w:r>
+        <w:rPr>
+          <w:lang w:val="en-US"/>
+        </w:rPr>
+        <w:pict w14:anchorId="144AB9B6">
+          <v:rect id="_x0000_i1044" style="width:0;height:1.5pt" o:hralign="center" o:hrstd="t" o:hr="t" fillcolor="#a0a0a0" stroked="f"/>
+        </w:pict>
+      </w:r>
+    </w:p>
+    <w:p>
+      <w:pPr>
+        <w:ind w:firstLine="720"/>
+        <w:rPr>
+          <w:lang w:val="en-US"/>
+        </w:rPr>
+      </w:pPr>
+      <w:r>
+        <w:rPr>
+          <w:b/>
+          <w:bCs/>
+          <w:lang w:val="en-US"/>
+        </w:rPr>
+        <w:t>3. Phân tích định tính – góc nhìn tiêu cực</w:t>
+      </w:r>
+    </w:p>
+    <w:tbl>
+      <w:tblPr>
+        <w:tblW w:w="0" w:type="auto"/>
+        <w:tblCellSpacing w:w="15" w:type="dxa"/>
+        <w:tblBorders>
+          <w:top w:val="single" w:sz="4" w:space="0" w:color="auto"/>
+          <w:left w:val="single" w:sz="4" w:space="0" w:color="auto"/>
+          <w:bottom w:val="single" w:sz="4" w:space="0" w:color="auto"/>
+          <w:right w:val="single" w:sz="4" w:space="0" w:color="auto"/>
+          <w:insideH w:val="single" w:sz="4" w:space="0" w:color="auto"/>
+          <w:insideV w:val="single" w:sz="4" w:space="0" w:color="auto"/>
+        </w:tblBorders>
+        <w:tblCellMar>
+          <w:top w:w="15" w:type="dxa"/>
+          <w:left w:w="15" w:type="dxa"/>
+          <w:bottom w:w="15" w:type="dxa"/>
+          <w:right w:w="15" w:type="dxa"/>
+        </w:tblCellMar>
+        <w:tblLook w:val="04A0" w:firstRow="1" w:lastRow="0" w:firstColumn="1" w:lastColumn="0" w:noHBand="0" w:noVBand="1"/>
+      </w:tblPr>
+      <w:tblGrid>
+        <w:gridCol w:w="543"/>
+        <w:gridCol w:w="4398"/>
+        <w:gridCol w:w="3956"/>
+      </w:tblGrid>
+      <w:tr>
+        <w:trPr>
+          <w:tblHeader/>
+          <w:tblCellSpacing w:w="15" w:type="dxa"/>
+        </w:trPr>
+        <w:tc>
+          <w:tcPr>
+            <w:tcW w:w="0" w:type="auto"/>
+            <w:vAlign w:val="center"/>
+            <w:hideMark/>
+          </w:tcPr>
+          <w:p>
+            <w:pPr>
+              <w:rPr>
+                <w:b/>
+                <w:bCs/>
+                <w:lang w:val="en-US"/>
+              </w:rPr>
+            </w:pPr>
+            <w:r>
+              <w:rPr>
+                <w:b/>
+                <w:bCs/>
+                <w:lang w:val="en-US"/>
+              </w:rPr>
+              <w:t>ID</w:t>
+            </w:r>
+          </w:p>
+        </w:tc>
+        <w:tc>
+          <w:tcPr>
+            <w:tcW w:w="0" w:type="auto"/>
+            <w:vAlign w:val="center"/>
+            <w:hideMark/>
+          </w:tcPr>
+          <w:p>
+            <w:pPr>
+              <w:rPr>
+                <w:b/>
+                <w:bCs/>
+                <w:lang w:val="en-US"/>
+              </w:rPr>
+            </w:pPr>
+            <w:r>
+              <w:rPr>
+                <w:b/>
+                <w:bCs/>
+                <w:lang w:val="en-US"/>
+              </w:rPr>
+              <w:t>Vấn đề</w:t>
+            </w:r>
+          </w:p>
+        </w:tc>
+        <w:tc>
+          <w:tcPr>
+            <w:tcW w:w="0" w:type="auto"/>
+            <w:vAlign w:val="center"/>
+            <w:hideMark/>
+          </w:tcPr>
+          <w:p>
+            <w:pPr>
+              <w:rPr>
+                <w:b/>
+                <w:bCs/>
+                <w:lang w:val="en-US"/>
+              </w:rPr>
+            </w:pPr>
+            <w:r>
+              <w:rPr>
+                <w:b/>
+                <w:bCs/>
+                <w:lang w:val="en-US"/>
+              </w:rPr>
+              <w:t>Ảnh hưởng</w:t>
+            </w:r>
+          </w:p>
+        </w:tc>
+      </w:tr>
+      <w:tr>
+        <w:trPr>
+          <w:tblCellSpacing w:w="15" w:type="dxa"/>
+        </w:trPr>
+        <w:tc>
+          <w:tcPr>
+            <w:tcW w:w="0" w:type="auto"/>
+            <w:vAlign w:val="center"/>
+            <w:hideMark/>
+          </w:tcPr>
+          <w:p>
+            <w:pPr>
+              <w:rPr>
+                <w:lang w:val="en-US"/>
+              </w:rPr>
+            </w:pPr>
+            <w:r>
+              <w:rPr>
+                <w:lang w:val="en-US"/>
+              </w:rPr>
+              <w:t>N01</w:t>
+            </w:r>
+          </w:p>
+        </w:tc>
+        <w:tc>
+          <w:tcPr>
+            <w:tcW w:w="0" w:type="auto"/>
+            <w:vAlign w:val="center"/>
+            <w:hideMark/>
+          </w:tcPr>
+          <w:p>
+            <w:pPr>
+              <w:rPr>
+                <w:lang w:val="en-US"/>
+              </w:rPr>
+            </w:pPr>
+            <w:r>
+              <w:rPr>
+                <w:lang w:val="en-US"/>
+              </w:rPr>
+              <w:t>Yêu cầu phải qua nhiều bước kiểm tra và phê duyệt</w:t>
+            </w:r>
+          </w:p>
+        </w:tc>
+        <w:tc>
+          <w:tcPr>
+            <w:tcW w:w="0" w:type="auto"/>
+            <w:vAlign w:val="center"/>
+            <w:hideMark/>
+          </w:tcPr>
+          <w:p>
+            <w:pPr>
+              <w:rPr>
+                <w:lang w:val="en-US"/>
+              </w:rPr>
+            </w:pPr>
+            <w:r>
+              <w:rPr>
+                <w:lang w:val="en-US"/>
+              </w:rPr>
+              <w:t>Có thể làm tăng thời gian chờ</w:t>
+            </w:r>
+          </w:p>
+        </w:tc>
+      </w:tr>
+      <w:tr>
+        <w:trPr>
+          <w:tblCellSpacing w:w="15" w:type="dxa"/>
+        </w:trPr>
+        <w:tc>
+          <w:tcPr>
+            <w:tcW w:w="0" w:type="auto"/>
+            <w:vAlign w:val="center"/>
+            <w:hideMark/>
+          </w:tcPr>
+          <w:p>
+            <w:pPr>
+              <w:rPr>
+                <w:lang w:val="en-US"/>
+              </w:rPr>
+            </w:pPr>
+            <w:r>
+              <w:rPr>
+                <w:lang w:val="en-US"/>
+              </w:rPr>
+              <w:t>N02</w:t>
+            </w:r>
+          </w:p>
+        </w:tc>
+        <w:tc>
+          <w:tcPr>
+            <w:tcW w:w="0" w:type="auto"/>
+            <w:vAlign w:val="center"/>
+            <w:hideMark/>
+          </w:tcPr>
+          <w:p>
+            <w:pPr>
+              <w:rPr>
+                <w:lang w:val="en-US"/>
+              </w:rPr>
+            </w:pPr>
+            <w:r>
+              <w:rPr>
+                <w:lang w:val="en-US"/>
+              </w:rPr>
+              <w:t>Phụ thuộc vào kho trung tâm</w:t>
+            </w:r>
+          </w:p>
+        </w:tc>
+        <w:tc>
+          <w:tcPr>
+            <w:tcW w:w="0" w:type="auto"/>
+            <w:vAlign w:val="center"/>
+            <w:hideMark/>
+          </w:tcPr>
+          <w:p>
+            <w:pPr>
+              <w:rPr>
+                <w:lang w:val="en-US"/>
+              </w:rPr>
+            </w:pPr>
+            <w:r>
+              <w:rPr>
+                <w:lang w:val="en-US"/>
+              </w:rPr>
+              <w:t>Khi thiếu hàng, thời gian bổ sung có thể kéo dài</w:t>
+            </w:r>
+          </w:p>
+        </w:tc>
+      </w:tr>
+      <w:tr>
+        <w:trPr>
+          <w:tblCellSpacing w:w="15" w:type="dxa"/>
+        </w:trPr>
+        <w:tc>
+          <w:tcPr>
+            <w:tcW w:w="0" w:type="auto"/>
+            <w:vAlign w:val="center"/>
+            <w:hideMark/>
+          </w:tcPr>
+          <w:p>
+            <w:pPr>
+              <w:rPr>
+                <w:lang w:val="en-US"/>
+              </w:rPr>
+            </w:pPr>
+            <w:r>
+              <w:rPr>
+                <w:lang w:val="en-US"/>
+              </w:rPr>
+              <w:t>N03</w:t>
+            </w:r>
+          </w:p>
+        </w:tc>
+        <w:tc>
+          <w:tcPr>
+            <w:tcW w:w="0" w:type="auto"/>
+            <w:vAlign w:val="center"/>
+            <w:hideMark/>
+          </w:tcPr>
+          <w:p>
+            <w:pPr>
+              <w:rPr>
+                <w:lang w:val="en-US"/>
+              </w:rPr>
+            </w:pPr>
+            <w:r>
+              <w:rPr>
+                <w:lang w:val="en-US"/>
+              </w:rPr>
+              <w:t>Có thể phải điều chuyển từ cửa hàng khác</w:t>
+            </w:r>
+          </w:p>
+        </w:tc>
+        <w:tc>
+          <w:tcPr>
+            <w:tcW w:w="0" w:type="auto"/>
+            <w:vAlign w:val="center"/>
+            <w:hideMark/>
+          </w:tcPr>
+          <w:p>
+            <w:pPr>
+              <w:rPr>
+                <w:lang w:val="en-US"/>
+              </w:rPr>
+            </w:pPr>
+            <w:r>
+              <w:rPr>
+                <w:lang w:val="en-US"/>
+              </w:rPr>
+              <w:t>Tăng chi phí vận chuyển</w:t>
+            </w:r>
+          </w:p>
+        </w:tc>
+      </w:tr>
+      <w:tr>
+        <w:trPr>
+          <w:tblCellSpacing w:w="15" w:type="dxa"/>
+        </w:trPr>
+        <w:tc>
+          <w:tcPr>
+            <w:tcW w:w="0" w:type="auto"/>
+            <w:vAlign w:val="center"/>
+            <w:hideMark/>
+          </w:tcPr>
+          <w:p>
+            <w:pPr>
+              <w:rPr>
+                <w:lang w:val="en-US"/>
+              </w:rPr>
+            </w:pPr>
+            <w:r>
+              <w:rPr>
+                <w:lang w:val="en-US"/>
+              </w:rPr>
+              <w:t>N04</w:t>
+            </w:r>
+          </w:p>
+        </w:tc>
+        <w:tc>
+          <w:tcPr>
+            <w:tcW w:w="0" w:type="auto"/>
+            <w:vAlign w:val="center"/>
+            <w:hideMark/>
+          </w:tcPr>
+          <w:p>
+            <w:pPr>
+              <w:rPr>
+                <w:lang w:val="en-US"/>
+              </w:rPr>
+            </w:pPr>
+            <w:r>
+              <w:rPr>
+                <w:lang w:val="en-US"/>
+              </w:rPr>
+              <w:t>Nếu không điều chuyển được phải đặt nhà cung cấp</w:t>
+            </w:r>
+          </w:p>
+        </w:tc>
+        <w:tc>
+          <w:tcPr>
+            <w:tcW w:w="0" w:type="auto"/>
+            <w:vAlign w:val="center"/>
+            <w:hideMark/>
+          </w:tcPr>
+          <w:p>
+            <w:pPr>
+              <w:rPr>
+                <w:lang w:val="en-US"/>
+              </w:rPr>
+            </w:pPr>
+            <w:r>
+              <w:rPr>
+                <w:lang w:val="en-US"/>
+              </w:rPr>
+              <w:t>Lead time tăng mạnh</w:t>
+            </w:r>
+          </w:p>
+        </w:tc>
+      </w:tr>
+      <w:tr>
+        <w:trPr>
+          <w:tblCellSpacing w:w="15" w:type="dxa"/>
+        </w:trPr>
+        <w:tc>
+          <w:tcPr>
+            <w:tcW w:w="0" w:type="auto"/>
+            <w:vAlign w:val="center"/>
+            <w:hideMark/>
+          </w:tcPr>
+          <w:p>
+            <w:pPr>
+              <w:rPr>
+                <w:lang w:val="en-US"/>
+              </w:rPr>
+            </w:pPr>
+            <w:r>
+              <w:rPr>
+                <w:lang w:val="en-US"/>
+              </w:rPr>
+              <w:t>N05</w:t>
+            </w:r>
+          </w:p>
+        </w:tc>
+        <w:tc>
+          <w:tcPr>
+            <w:tcW w:w="0" w:type="auto"/>
+            <w:vAlign w:val="center"/>
+            <w:hideMark/>
+          </w:tcPr>
+          <w:p>
+            <w:pPr>
+              <w:rPr>
+                <w:lang w:val="en-US"/>
+              </w:rPr>
+            </w:pPr>
+            <w:r>
+              <w:rPr>
+                <w:lang w:val="en-US"/>
+              </w:rPr>
+              <w:t>Kiểm tra hàng có nhiều bước</w:t>
+            </w:r>
+          </w:p>
+        </w:tc>
+        <w:tc>
+          <w:tcPr>
+            <w:tcW w:w="0" w:type="auto"/>
+            <w:vAlign w:val="center"/>
+            <w:hideMark/>
+          </w:tcPr>
+          <w:p>
+            <w:pPr>
+              <w:rPr>
+                <w:lang w:val="en-US"/>
+              </w:rPr>
+            </w:pPr>
+            <w:r>
+              <w:rPr>
+                <w:lang w:val="en-US"/>
+              </w:rPr>
+              <w:t>Tăng khối lượng công việc của nhân viên</w:t>
+            </w:r>
+          </w:p>
+        </w:tc>
+      </w:tr>
+      <w:tr>
+        <w:trPr>
+          <w:tblCellSpacing w:w="15" w:type="dxa"/>
+        </w:trPr>
+        <w:tc>
+          <w:tcPr>
+            <w:tcW w:w="0" w:type="auto"/>
+            <w:vAlign w:val="center"/>
+            <w:hideMark/>
+          </w:tcPr>
+          <w:p>
+            <w:pPr>
+              <w:rPr>
+                <w:lang w:val="en-US"/>
+              </w:rPr>
+            </w:pPr>
+            <w:r>
+              <w:rPr>
+                <w:lang w:val="en-US"/>
+              </w:rPr>
+              <w:t>N06</w:t>
+            </w:r>
+          </w:p>
+        </w:tc>
+        <w:tc>
+          <w:tcPr>
+            <w:tcW w:w="0" w:type="auto"/>
+            <w:vAlign w:val="center"/>
+            <w:hideMark/>
+          </w:tcPr>
+          <w:p>
+            <w:pPr>
+              <w:rPr>
+                <w:lang w:val="en-US"/>
+              </w:rPr>
+            </w:pPr>
+            <w:r>
+              <w:rPr>
+                <w:lang w:val="en-US"/>
+              </w:rPr>
+              <w:t>Sai số lượng/mã/chất lượng phải xử lý lại</w:t>
+            </w:r>
+          </w:p>
+        </w:tc>
+        <w:tc>
+          <w:tcPr>
+            <w:tcW w:w="0" w:type="auto"/>
+            <w:vAlign w:val="center"/>
+            <w:hideMark/>
+          </w:tcPr>
+          <w:p>
+            <w:pPr>
+              <w:rPr>
+                <w:lang w:val="en-US"/>
+              </w:rPr>
+            </w:pPr>
+            <w:r>
+              <w:rPr>
+                <w:lang w:val="en-US"/>
+              </w:rPr>
+              <w:t>Tăng chi phí và thời gian</w:t>
+            </w:r>
+          </w:p>
+        </w:tc>
+      </w:tr>
+      <w:tr>
+        <w:trPr>
+          <w:tblCellSpacing w:w="15" w:type="dxa"/>
+        </w:trPr>
+        <w:tc>
+          <w:tcPr>
+            <w:tcW w:w="0" w:type="auto"/>
+            <w:vAlign w:val="center"/>
+            <w:hideMark/>
+          </w:tcPr>
+          <w:p>
+            <w:pPr>
+              <w:rPr>
+                <w:lang w:val="en-US"/>
+              </w:rPr>
+            </w:pPr>
+            <w:r>
+              <w:rPr>
+                <w:lang w:val="en-US"/>
+              </w:rPr>
+              <w:t>N07</w:t>
+            </w:r>
+          </w:p>
+        </w:tc>
+        <w:tc>
+          <w:tcPr>
+            <w:tcW w:w="0" w:type="auto"/>
+            <w:vAlign w:val="center"/>
+            <w:hideMark/>
+          </w:tcPr>
+          <w:p>
+            <w:pPr>
+              <w:rPr>
+                <w:lang w:val="en-US"/>
+              </w:rPr>
+            </w:pPr>
+            <w:r>
+              <w:rPr>
+                <w:lang w:val="en-US"/>
+              </w:rPr>
+              <w:t>Nhánh xử lý sai lệch quay lại quy trình</w:t>
+            </w:r>
+          </w:p>
+        </w:tc>
+        <w:tc>
+          <w:tcPr>
+            <w:tcW w:w="0" w:type="auto"/>
+            <w:vAlign w:val="center"/>
+            <w:hideMark/>
+          </w:tcPr>
+          <w:p>
+            <w:pPr>
+              <w:rPr>
+                <w:lang w:val="en-US"/>
+              </w:rPr>
+            </w:pPr>
+            <w:r>
+              <w:rPr>
+                <w:lang w:val="en-US"/>
+              </w:rPr>
+              <w:t>Có thể làm Cycle Time tăng đáng kể</w:t>
+            </w:r>
+          </w:p>
+        </w:tc>
+      </w:tr>
+      <w:tr>
+        <w:trPr>
+          <w:tblCellSpacing w:w="15" w:type="dxa"/>
+        </w:trPr>
+        <w:tc>
+          <w:tcPr>
+            <w:tcW w:w="0" w:type="auto"/>
+            <w:vAlign w:val="center"/>
+            <w:hideMark/>
+          </w:tcPr>
+          <w:p>
+            <w:pPr>
+              <w:rPr>
+                <w:lang w:val="en-US"/>
+              </w:rPr>
+            </w:pPr>
+            <w:r>
+              <w:rPr>
+                <w:lang w:val="en-US"/>
+              </w:rPr>
+              <w:t>N08</w:t>
+            </w:r>
+          </w:p>
+        </w:tc>
+        <w:tc>
+          <w:tcPr>
+            <w:tcW w:w="0" w:type="auto"/>
+            <w:vAlign w:val="center"/>
+            <w:hideMark/>
+          </w:tcPr>
+          <w:p>
+            <w:pPr>
+              <w:rPr>
+                <w:lang w:val="en-US"/>
+              </w:rPr>
+            </w:pPr>
+            <w:r>
+              <w:rPr>
+                <w:lang w:val="en-US"/>
+              </w:rPr>
+              <w:t>Vận chuyển chiếm nhiều thời gian</w:t>
+            </w:r>
+          </w:p>
+        </w:tc>
+        <w:tc>
+          <w:tcPr>
+            <w:tcW w:w="0" w:type="auto"/>
+            <w:vAlign w:val="center"/>
+            <w:hideMark/>
+          </w:tcPr>
+          <w:p>
+            <w:pPr>
+              <w:rPr>
+                <w:lang w:val="en-US"/>
+              </w:rPr>
+            </w:pPr>
+            <w:r>
+              <w:rPr>
+                <w:lang w:val="en-US"/>
+              </w:rPr>
+              <w:t xml:space="preserve">Khó đáp ứng nhanh khi cửa hàng </w:t>
+            </w:r>
+            <w:r>
+              <w:rPr>
+                <w:lang w:val="en-US"/>
+              </w:rPr>
+              <w:lastRenderedPageBreak/>
+              <w:t>thiếu hàng gấp</w:t>
+            </w:r>
+          </w:p>
+        </w:tc>
+      </w:tr>
+    </w:tbl>
+    <w:p>
+      <w:pPr>
+        <w:rPr>
+          <w:lang w:val="en-US"/>
+        </w:rPr>
+      </w:pPr>
+    </w:p>
+    <w:p>
+      <w:pPr>
+        <w:ind w:left="720"/>
+        <w:rPr>
+          <w:b/>
+          <w:bCs/>
+          <w:lang w:val="en-US"/>
+        </w:rPr>
+      </w:pPr>
+      <w:r>
+        <w:rPr>
+          <w:b/>
+          <w:bCs/>
+          <w:lang w:val="en-US"/>
+        </w:rPr>
+        <w:t>4. Phân tích định lượng</w:t>
+      </w:r>
+    </w:p>
+    <w:tbl>
+      <w:tblPr>
+        <w:tblW w:w="0" w:type="auto"/>
+        <w:tblCellSpacing w:w="15" w:type="dxa"/>
+        <w:tblBorders>
+          <w:top w:val="single" w:sz="4" w:space="0" w:color="auto"/>
+          <w:left w:val="single" w:sz="4" w:space="0" w:color="auto"/>
+          <w:bottom w:val="single" w:sz="4" w:space="0" w:color="auto"/>
+          <w:right w:val="single" w:sz="4" w:space="0" w:color="auto"/>
+          <w:insideH w:val="single" w:sz="4" w:space="0" w:color="auto"/>
+          <w:insideV w:val="single" w:sz="4" w:space="0" w:color="auto"/>
+        </w:tblBorders>
+        <w:tblCellMar>
+          <w:top w:w="15" w:type="dxa"/>
+          <w:left w:w="15" w:type="dxa"/>
+          <w:bottom w:w="15" w:type="dxa"/>
+          <w:right w:w="15" w:type="dxa"/>
+        </w:tblCellMar>
+        <w:tblLook w:val="04A0" w:firstRow="1" w:lastRow="0" w:firstColumn="1" w:lastColumn="0" w:noHBand="0" w:noVBand="1"/>
+      </w:tblPr>
+      <w:tblGrid>
+        <w:gridCol w:w="3753"/>
+        <w:gridCol w:w="2303"/>
+        <w:gridCol w:w="2841"/>
+      </w:tblGrid>
+      <w:tr>
+        <w:trPr>
+          <w:tblHeader/>
+          <w:tblCellSpacing w:w="15" w:type="dxa"/>
+        </w:trPr>
+        <w:tc>
+          <w:tcPr>
+            <w:tcW w:w="0" w:type="auto"/>
+            <w:vAlign w:val="center"/>
+            <w:hideMark/>
+          </w:tcPr>
+          <w:p>
+            <w:pPr>
+              <w:rPr>
+                <w:b/>
+                <w:bCs/>
+                <w:lang w:val="en-US"/>
+              </w:rPr>
+            </w:pPr>
+            <w:r>
+              <w:rPr>
+                <w:b/>
+                <w:bCs/>
+                <w:lang w:val="en-US"/>
+              </w:rPr>
+              <w:t>Chỉ tiêu</w:t>
+            </w:r>
+          </w:p>
+        </w:tc>
+        <w:tc>
+          <w:tcPr>
+            <w:tcW w:w="0" w:type="auto"/>
+            <w:vAlign w:val="center"/>
+            <w:hideMark/>
+          </w:tcPr>
+          <w:p>
+            <w:pPr>
+              <w:rPr>
+                <w:b/>
+                <w:bCs/>
+                <w:lang w:val="en-US"/>
+              </w:rPr>
+            </w:pPr>
+            <w:r>
+              <w:rPr>
+                <w:b/>
+                <w:bCs/>
+                <w:lang w:val="en-US"/>
+              </w:rPr>
+              <w:t>Giá trị mô phỏng</w:t>
+            </w:r>
+          </w:p>
+        </w:tc>
+        <w:tc>
+          <w:tcPr>
+            <w:tcW w:w="0" w:type="auto"/>
+            <w:vAlign w:val="center"/>
+            <w:hideMark/>
+          </w:tcPr>
+          <w:p>
+            <w:pPr>
+              <w:rPr>
+                <w:b/>
+                <w:bCs/>
+                <w:lang w:val="en-US"/>
+              </w:rPr>
+            </w:pPr>
+            <w:r>
+              <w:rPr>
+                <w:b/>
+                <w:bCs/>
+                <w:lang w:val="en-US"/>
+              </w:rPr>
+              <w:t>Nhận xét</w:t>
+            </w:r>
+          </w:p>
+        </w:tc>
+      </w:tr>
+      <w:tr>
+        <w:trPr>
+          <w:tblCellSpacing w:w="15" w:type="dxa"/>
+        </w:trPr>
+        <w:tc>
+          <w:tcPr>
+            <w:tcW w:w="0" w:type="auto"/>
+            <w:vAlign w:val="center"/>
+            <w:hideMark/>
+          </w:tcPr>
+          <w:p>
+            <w:pPr>
+              <w:rPr>
+                <w:lang w:val="en-US"/>
+              </w:rPr>
+            </w:pPr>
+            <w:r>
+              <w:rPr>
+                <w:lang w:val="en-US"/>
+              </w:rPr>
+              <w:t>Tổng Cycle Time</w:t>
+            </w:r>
+          </w:p>
+        </w:tc>
+        <w:tc>
+          <w:tcPr>
+            <w:tcW w:w="0" w:type="auto"/>
+            <w:vAlign w:val="center"/>
+            <w:hideMark/>
+          </w:tcPr>
+          <w:p>
+            <w:pPr>
+              <w:rPr>
+                <w:lang w:val="en-US"/>
+              </w:rPr>
+            </w:pPr>
+            <w:r>
+              <w:rPr>
+                <w:lang w:val="en-US"/>
+              </w:rPr>
+              <w:t>320 phút</w:t>
+            </w:r>
+          </w:p>
+        </w:tc>
+        <w:tc>
+          <w:tcPr>
+            <w:tcW w:w="0" w:type="auto"/>
+            <w:vAlign w:val="center"/>
+            <w:hideMark/>
+          </w:tcPr>
+          <w:p>
+            <w:pPr>
+              <w:rPr>
+                <w:lang w:val="en-US"/>
+              </w:rPr>
+            </w:pPr>
+            <w:r>
+              <w:rPr>
+                <w:lang w:val="en-US"/>
+              </w:rPr>
+              <w:t>Khoảng 5,33 giờ</w:t>
+            </w:r>
+          </w:p>
+        </w:tc>
+      </w:tr>
+      <w:tr>
+        <w:trPr>
+          <w:tblCellSpacing w:w="15" w:type="dxa"/>
+        </w:trPr>
+        <w:tc>
+          <w:tcPr>
+            <w:tcW w:w="0" w:type="auto"/>
+            <w:vAlign w:val="center"/>
+            <w:hideMark/>
+          </w:tcPr>
+          <w:p>
+            <w:pPr>
+              <w:rPr>
+                <w:lang w:val="en-US"/>
+              </w:rPr>
+            </w:pPr>
+            <w:r>
+              <w:rPr>
+                <w:lang w:val="en-US"/>
+              </w:rPr>
+              <w:t>Thời gian vận chuyển</w:t>
+            </w:r>
+          </w:p>
+        </w:tc>
+        <w:tc>
+          <w:tcPr>
+            <w:tcW w:w="0" w:type="auto"/>
+            <w:vAlign w:val="center"/>
+            <w:hideMark/>
+          </w:tcPr>
+          <w:p>
+            <w:pPr>
+              <w:rPr>
+                <w:lang w:val="en-US"/>
+              </w:rPr>
+            </w:pPr>
+            <w:r>
+              <w:rPr>
+                <w:lang w:val="en-US"/>
+              </w:rPr>
+              <w:t>180 phút</w:t>
+            </w:r>
+          </w:p>
+        </w:tc>
+        <w:tc>
+          <w:tcPr>
+            <w:tcW w:w="0" w:type="auto"/>
+            <w:vAlign w:val="center"/>
+            <w:hideMark/>
+          </w:tcPr>
+          <w:p>
+            <w:pPr>
+              <w:rPr>
+                <w:lang w:val="en-US"/>
+              </w:rPr>
+            </w:pPr>
+            <w:r>
+              <w:rPr>
+                <w:lang w:val="en-US"/>
+              </w:rPr>
+              <w:t>Chiếm 56,25% tổng thời gian</w:t>
+            </w:r>
+          </w:p>
+        </w:tc>
+      </w:tr>
+      <w:tr>
+        <w:trPr>
+          <w:tblCellSpacing w:w="15" w:type="dxa"/>
+        </w:trPr>
+        <w:tc>
+          <w:tcPr>
+            <w:tcW w:w="0" w:type="auto"/>
+            <w:vAlign w:val="center"/>
+            <w:hideMark/>
+          </w:tcPr>
+          <w:p>
+            <w:pPr>
+              <w:rPr>
+                <w:lang w:val="en-US"/>
+              </w:rPr>
+            </w:pPr>
+            <w:r>
+              <w:rPr>
+                <w:lang w:val="en-US"/>
+              </w:rPr>
+              <w:t>Thời gian chờ</w:t>
+            </w:r>
+          </w:p>
+        </w:tc>
+        <w:tc>
+          <w:tcPr>
+            <w:tcW w:w="0" w:type="auto"/>
+            <w:vAlign w:val="center"/>
+            <w:hideMark/>
+          </w:tcPr>
+          <w:p>
+            <w:pPr>
+              <w:rPr>
+                <w:lang w:val="en-US"/>
+              </w:rPr>
+            </w:pPr>
+            <w:r>
+              <w:rPr>
+                <w:lang w:val="en-US"/>
+              </w:rPr>
+              <w:t>45 phút</w:t>
+            </w:r>
+          </w:p>
+        </w:tc>
+        <w:tc>
+          <w:tcPr>
+            <w:tcW w:w="0" w:type="auto"/>
+            <w:vAlign w:val="center"/>
+            <w:hideMark/>
+          </w:tcPr>
+          <w:p>
+            <w:pPr>
+              <w:rPr>
+                <w:lang w:val="en-US"/>
+              </w:rPr>
+            </w:pPr>
+            <w:r>
+              <w:rPr>
+                <w:lang w:val="en-US"/>
+              </w:rPr>
+              <w:t>Chiếm 14,06%</w:t>
+            </w:r>
+          </w:p>
+        </w:tc>
+      </w:tr>
+      <w:tr>
+        <w:trPr>
+          <w:tblCellSpacing w:w="15" w:type="dxa"/>
+        </w:trPr>
+        <w:tc>
+          <w:tcPr>
+            <w:tcW w:w="0" w:type="auto"/>
+            <w:vAlign w:val="center"/>
+            <w:hideMark/>
+          </w:tcPr>
+          <w:p>
+            <w:pPr>
+              <w:rPr>
+                <w:lang w:val="en-US"/>
+              </w:rPr>
+            </w:pPr>
+            <w:r>
+              <w:rPr>
+                <w:lang w:val="en-US"/>
+              </w:rPr>
+              <w:t>Tỷ lệ giao hàng chính xác</w:t>
+            </w:r>
+          </w:p>
+        </w:tc>
+        <w:tc>
+          <w:tcPr>
+            <w:tcW w:w="0" w:type="auto"/>
+            <w:vAlign w:val="center"/>
+            <w:hideMark/>
+          </w:tcPr>
+          <w:p>
+            <w:pPr>
+              <w:rPr>
+                <w:lang w:val="en-US"/>
+              </w:rPr>
+            </w:pPr>
+            <w:r>
+              <w:rPr>
+                <w:lang w:val="en-US"/>
+              </w:rPr>
+              <w:t>96%</w:t>
+            </w:r>
+          </w:p>
+        </w:tc>
+        <w:tc>
+          <w:tcPr>
+            <w:tcW w:w="0" w:type="auto"/>
+            <w:vAlign w:val="center"/>
+            <w:hideMark/>
+          </w:tcPr>
+          <w:p>
+            <w:pPr>
+              <w:rPr>
+                <w:lang w:val="en-US"/>
+              </w:rPr>
+            </w:pPr>
+            <w:r>
+              <w:rPr>
+                <w:lang w:val="en-US"/>
+              </w:rPr>
+              <w:t>Mức khá cao</w:t>
+            </w:r>
+          </w:p>
+        </w:tc>
+      </w:tr>
+      <w:tr>
+        <w:trPr>
+          <w:tblCellSpacing w:w="15" w:type="dxa"/>
+        </w:trPr>
+        <w:tc>
+          <w:tcPr>
+            <w:tcW w:w="0" w:type="auto"/>
+            <w:vAlign w:val="center"/>
+            <w:hideMark/>
+          </w:tcPr>
+          <w:p>
+            <w:pPr>
+              <w:rPr>
+                <w:lang w:val="en-US"/>
+              </w:rPr>
+            </w:pPr>
+            <w:r>
+              <w:rPr>
+                <w:lang w:val="en-US"/>
+              </w:rPr>
+              <w:t>Độ chính xác tồn kho</w:t>
+            </w:r>
+          </w:p>
+        </w:tc>
+        <w:tc>
+          <w:tcPr>
+            <w:tcW w:w="0" w:type="auto"/>
+            <w:vAlign w:val="center"/>
+            <w:hideMark/>
+          </w:tcPr>
+          <w:p>
+            <w:pPr>
+              <w:rPr>
+                <w:lang w:val="en-US"/>
+              </w:rPr>
+            </w:pPr>
+            <w:r>
+              <w:rPr>
+                <w:lang w:val="en-US"/>
+              </w:rPr>
+              <w:t>97%</w:t>
+            </w:r>
+          </w:p>
+        </w:tc>
+        <w:tc>
+          <w:tcPr>
+            <w:tcW w:w="0" w:type="auto"/>
+            <w:vAlign w:val="center"/>
+            <w:hideMark/>
+          </w:tcPr>
+          <w:p>
+            <w:pPr>
+              <w:rPr>
+                <w:lang w:val="en-US"/>
+              </w:rPr>
+            </w:pPr>
+            <w:r>
+              <w:rPr>
+                <w:lang w:val="en-US"/>
+              </w:rPr>
+              <w:t>Dữ liệu tương đối chính xác</w:t>
+            </w:r>
+          </w:p>
+        </w:tc>
+      </w:tr>
+      <w:tr>
+        <w:trPr>
+          <w:tblCellSpacing w:w="15" w:type="dxa"/>
+        </w:trPr>
+        <w:tc>
+          <w:tcPr>
+            <w:tcW w:w="0" w:type="auto"/>
+            <w:vAlign w:val="center"/>
+            <w:hideMark/>
+          </w:tcPr>
+          <w:p>
+            <w:pPr>
+              <w:rPr>
+                <w:lang w:val="en-US"/>
+              </w:rPr>
+            </w:pPr>
+            <w:r>
+              <w:rPr>
+                <w:lang w:val="en-US"/>
+              </w:rPr>
+              <w:t>Tỷ lệ sai sót</w:t>
+            </w:r>
+          </w:p>
+        </w:tc>
+        <w:tc>
+          <w:tcPr>
+            <w:tcW w:w="0" w:type="auto"/>
+            <w:vAlign w:val="center"/>
+            <w:hideMark/>
+          </w:tcPr>
+          <w:p>
+            <w:pPr>
+              <w:rPr>
+                <w:lang w:val="en-US"/>
+              </w:rPr>
+            </w:pPr>
+            <w:r>
+              <w:rPr>
+                <w:lang w:val="en-US"/>
+              </w:rPr>
+              <w:t>4%</w:t>
+            </w:r>
+          </w:p>
+        </w:tc>
+        <w:tc>
+          <w:tcPr>
+            <w:tcW w:w="0" w:type="auto"/>
+            <w:vAlign w:val="center"/>
+            <w:hideMark/>
+          </w:tcPr>
+          <w:p>
+            <w:pPr>
+              <w:rPr>
+                <w:lang w:val="en-US"/>
+              </w:rPr>
+            </w:pPr>
+            <w:r>
+              <w:rPr>
+                <w:lang w:val="en-US"/>
+              </w:rPr>
+              <w:t>Cần tiếp tục giảm</w:t>
+            </w:r>
+          </w:p>
+        </w:tc>
+      </w:tr>
+      <w:tr>
+        <w:trPr>
+          <w:tblCellSpacing w:w="15" w:type="dxa"/>
+        </w:trPr>
+        <w:tc>
+          <w:tcPr>
+            <w:tcW w:w="0" w:type="auto"/>
+            <w:vAlign w:val="center"/>
+            <w:hideMark/>
+          </w:tcPr>
+          <w:p>
+            <w:pPr>
+              <w:rPr>
+                <w:lang w:val="en-US"/>
+              </w:rPr>
+            </w:pPr>
+            <w:r>
+              <w:rPr>
+                <w:lang w:val="en-US"/>
+              </w:rPr>
+              <w:t>Tỷ lệ thiếu hàng</w:t>
+            </w:r>
+          </w:p>
+        </w:tc>
+        <w:tc>
+          <w:tcPr>
+            <w:tcW w:w="0" w:type="auto"/>
+            <w:vAlign w:val="center"/>
+            <w:hideMark/>
+          </w:tcPr>
+          <w:p>
+            <w:pPr>
+              <w:rPr>
+                <w:lang w:val="en-US"/>
+              </w:rPr>
+            </w:pPr>
+            <w:r>
+              <w:rPr>
+                <w:lang w:val="en-US"/>
+              </w:rPr>
+              <w:t>4%</w:t>
+            </w:r>
+          </w:p>
+        </w:tc>
+        <w:tc>
+          <w:tcPr>
+            <w:tcW w:w="0" w:type="auto"/>
+            <w:vAlign w:val="center"/>
+            <w:hideMark/>
+          </w:tcPr>
+          <w:p>
+            <w:pPr>
+              <w:rPr>
+                <w:lang w:val="en-US"/>
+              </w:rPr>
+            </w:pPr>
+            <w:r>
+              <w:rPr>
+                <w:lang w:val="en-US"/>
+              </w:rPr>
+              <w:t>Có nguy cơ mất doanh thu</w:t>
+            </w:r>
+          </w:p>
+        </w:tc>
+      </w:tr>
+      <w:tr>
+        <w:trPr>
+          <w:tblCellSpacing w:w="15" w:type="dxa"/>
+        </w:trPr>
+        <w:tc>
+          <w:tcPr>
+            <w:tcW w:w="0" w:type="auto"/>
+            <w:vAlign w:val="center"/>
+            <w:hideMark/>
+          </w:tcPr>
+          <w:p>
+            <w:pPr>
+              <w:rPr>
+                <w:lang w:val="en-US"/>
+              </w:rPr>
+            </w:pPr>
+            <w:r>
+              <w:rPr>
+                <w:lang w:val="en-US"/>
+              </w:rPr>
+              <w:t>Chi phí/lần bổ sung</w:t>
+            </w:r>
+          </w:p>
+        </w:tc>
+        <w:tc>
+          <w:tcPr>
+            <w:tcW w:w="0" w:type="auto"/>
+            <w:vAlign w:val="center"/>
+            <w:hideMark/>
+          </w:tcPr>
+          <w:p>
+            <w:pPr>
+              <w:rPr>
+                <w:lang w:val="en-US"/>
+              </w:rPr>
+            </w:pPr>
+            <w:r>
+              <w:rPr>
+                <w:lang w:val="en-US"/>
+              </w:rPr>
+              <w:t>230.000 đồng</w:t>
+            </w:r>
+          </w:p>
+        </w:tc>
+        <w:tc>
+          <w:tcPr>
+            <w:tcW w:w="0" w:type="auto"/>
+            <w:vAlign w:val="center"/>
+            <w:hideMark/>
+          </w:tcPr>
+          <w:p>
+            <w:pPr>
+              <w:rPr>
+                <w:lang w:val="en-US"/>
+              </w:rPr>
+            </w:pPr>
+            <w:r>
+              <w:rPr>
+                <w:lang w:val="en-US"/>
+              </w:rPr>
+              <w:t>Chi phí mô phỏng</w:t>
+            </w:r>
+          </w:p>
+        </w:tc>
+      </w:tr>
+      <w:tr>
+        <w:trPr>
+          <w:tblCellSpacing w:w="15" w:type="dxa"/>
+        </w:trPr>
+        <w:tc>
+          <w:tcPr>
+            <w:tcW w:w="0" w:type="auto"/>
+            <w:vAlign w:val="center"/>
+            <w:hideMark/>
+          </w:tcPr>
+          <w:p>
+            <w:pPr>
+              <w:rPr>
+                <w:lang w:val="en-US"/>
+              </w:rPr>
+            </w:pPr>
+            <w:r>
+              <w:rPr>
+                <w:lang w:val="en-US"/>
+              </w:rPr>
+              <w:t>Chi phí vận chuyển</w:t>
+            </w:r>
+          </w:p>
+        </w:tc>
+        <w:tc>
+          <w:tcPr>
+            <w:tcW w:w="0" w:type="auto"/>
+            <w:vAlign w:val="center"/>
+            <w:hideMark/>
+          </w:tcPr>
+          <w:p>
+            <w:pPr>
+              <w:rPr>
+                <w:lang w:val="en-US"/>
+              </w:rPr>
+            </w:pPr>
+            <w:r>
+              <w:rPr>
+                <w:lang w:val="en-US"/>
+              </w:rPr>
+              <w:t>120.000 đồng/lần</w:t>
+            </w:r>
+          </w:p>
+        </w:tc>
+        <w:tc>
+          <w:tcPr>
+            <w:tcW w:w="0" w:type="auto"/>
+            <w:vAlign w:val="center"/>
+            <w:hideMark/>
+          </w:tcPr>
+          <w:p>
+            <w:pPr>
+              <w:rPr>
+                <w:lang w:val="en-US"/>
+              </w:rPr>
+            </w:pPr>
+            <w:r>
+              <w:rPr>
+                <w:lang w:val="en-US"/>
+              </w:rPr>
+              <w:t>Chiếm khoảng 52,17%</w:t>
+            </w:r>
+          </w:p>
+        </w:tc>
+      </w:tr>
+      <w:tr>
+        <w:trPr>
+          <w:tblCellSpacing w:w="15" w:type="dxa"/>
+        </w:trPr>
+        <w:tc>
+          <w:tcPr>
+            <w:tcW w:w="0" w:type="auto"/>
+            <w:vAlign w:val="center"/>
+            <w:hideMark/>
+          </w:tcPr>
+          <w:p>
+            <w:pPr>
+              <w:rPr>
+                <w:lang w:val="en-US"/>
+              </w:rPr>
+            </w:pPr>
+            <w:r>
+              <w:rPr>
+                <w:lang w:val="en-US"/>
+              </w:rPr>
+              <w:t>Chi phí xử lý sai sót/tháng</w:t>
+            </w:r>
+          </w:p>
+        </w:tc>
+        <w:tc>
+          <w:tcPr>
+            <w:tcW w:w="0" w:type="auto"/>
+            <w:vAlign w:val="center"/>
+            <w:hideMark/>
+          </w:tcPr>
+          <w:p>
+            <w:pPr>
+              <w:rPr>
+                <w:lang w:val="en-US"/>
+              </w:rPr>
+            </w:pPr>
+            <w:r>
+              <w:rPr>
+                <w:lang w:val="en-US"/>
+              </w:rPr>
+              <w:t>1.200.000 đồng</w:t>
+            </w:r>
+          </w:p>
+        </w:tc>
+        <w:tc>
+          <w:tcPr>
+            <w:tcW w:w="0" w:type="auto"/>
+            <w:vAlign w:val="center"/>
+            <w:hideMark/>
+          </w:tcPr>
+          <w:p>
+            <w:pPr>
+              <w:rPr>
+                <w:lang w:val="en-US"/>
+              </w:rPr>
+            </w:pPr>
+            <w:r>
+              <w:rPr>
+                <w:lang w:val="en-US"/>
+              </w:rPr>
+              <w:t>Với 8 giao dịch lỗi</w:t>
+            </w:r>
+          </w:p>
+        </w:tc>
+      </w:tr>
+      <w:tr>
+        <w:trPr>
+          <w:tblCellSpacing w:w="15" w:type="dxa"/>
+        </w:trPr>
+        <w:tc>
+          <w:tcPr>
+            <w:tcW w:w="0" w:type="auto"/>
+            <w:vAlign w:val="center"/>
+            <w:hideMark/>
+          </w:tcPr>
+          <w:p>
+            <w:pPr>
+              <w:rPr>
+                <w:lang w:val="en-US"/>
+              </w:rPr>
+            </w:pPr>
+            <w:r>
+              <w:rPr>
+                <w:lang w:val="en-US"/>
+              </w:rPr>
+              <w:t>Doanh thu tiềm năng mất do thiếu hàng</w:t>
+            </w:r>
+          </w:p>
+        </w:tc>
+        <w:tc>
+          <w:tcPr>
+            <w:tcW w:w="0" w:type="auto"/>
+            <w:vAlign w:val="center"/>
+            <w:hideMark/>
+          </w:tcPr>
+          <w:p>
+            <w:pPr>
+              <w:rPr>
+                <w:lang w:val="en-US"/>
+              </w:rPr>
+            </w:pPr>
+            <w:r>
+              <w:rPr>
+                <w:lang w:val="en-US"/>
+              </w:rPr>
+              <w:t>30.000.000 đồng/tháng</w:t>
+            </w:r>
+          </w:p>
+        </w:tc>
+        <w:tc>
+          <w:tcPr>
+            <w:tcW w:w="0" w:type="auto"/>
+            <w:vAlign w:val="center"/>
+            <w:hideMark/>
+          </w:tcPr>
+          <w:p>
+            <w:pPr>
+              <w:rPr>
+                <w:lang w:val="en-US"/>
+              </w:rPr>
+            </w:pPr>
+            <w:r>
+              <w:rPr>
+                <w:lang w:val="en-US"/>
+              </w:rPr>
+              <w:t>Số liệu mô phỏng</w:t>
+            </w:r>
+          </w:p>
+        </w:tc>
+      </w:tr>
+    </w:tbl>
+    <w:p>
+      <w:pPr>
+        <w:rPr>
+          <w:lang w:val="en-US"/>
+        </w:rPr>
+      </w:pPr>
+    </w:p>
+    <w:p>
+      <w:pPr>
         <w:pStyle w:val="Heading3"/>
         <w:rPr>
           <w:rFonts w:cs="Times New Roman"/>
@@ -15667,6 +19745,7 @@
           <w:rFonts w:cs="Times New Roman"/>
           <w:lang w:val="en-US"/>
         </w:rPr>
+        <w:lastRenderedPageBreak/>
         <w:t>Phân tích quy trình</w:t>
       </w:r>
       <w:bookmarkEnd w:id="53"/>
@@ -16058,6 +20137,7 @@
         <w:rPr>
           <w:lang w:val="en-US"/>
         </w:rPr>
+        <w:lastRenderedPageBreak/>
         <w:t xml:space="preserve">Các sai lệch trong quá trình giao nhận được ghi nhận và xử lý. </w:t>
       </w:r>
     </w:p>
@@ -16372,15 +20452,7 @@
             <w:hideMark/>
           </w:tcPr>
           <w:p>
-            <w:pPr>
-              <w:rPr>
-                <w:lang w:val="en-US"/>
-              </w:rPr>
-            </w:pPr>
             <w:r>
-              <w:rPr>
-                <w:lang w:val="en-US"/>
-              </w:rPr>
               <w:t>Xác định nhu cầu bổ sung</w:t>
             </w:r>
           </w:p>
@@ -16392,15 +20464,7 @@
             <w:hideMark/>
           </w:tcPr>
           <w:p>
-            <w:pPr>
-              <w:rPr>
-                <w:lang w:val="en-US"/>
-              </w:rPr>
-            </w:pPr>
             <w:r>
-              <w:rPr>
-                <w:lang w:val="en-US"/>
-              </w:rPr>
               <w:t>Giảm nguy cơ thiếu hàng</w:t>
             </w:r>
           </w:p>
@@ -16606,6 +20670,7 @@
               <w:rPr>
                 <w:lang w:val="en-US"/>
               </w:rPr>
+              <w:lastRenderedPageBreak/>
               <w:t>Cập nhật tồn kho</w:t>
             </w:r>
           </w:p>
@@ -16641,28 +20706,18 @@
         <w:rPr>
           <w:b/>
           <w:bCs/>
-          <w:lang w:val="en-US"/>
         </w:rPr>
       </w:pPr>
       <w:r>
         <w:rPr>
           <w:b/>
           <w:bCs/>
-          <w:lang w:val="en-US"/>
         </w:rPr>
         <w:t>Hoạt động tạo giá trị cho doanh nghiệp</w:t>
       </w:r>
     </w:p>
     <w:p>
-      <w:pPr>
-        <w:rPr>
-          <w:lang w:val="en-US"/>
-        </w:rPr>
-      </w:pPr>
-      <w:r>
-        <w:rPr>
-          <w:lang w:val="en-US"/>
-        </w:rPr>
+      <w:r>
         <w:t>Một số hoạt động không trực tiếp làm thay đổi sản phẩm nhưng cần thiết cho việc kiểm soát:</w:t>
       </w:r>
     </w:p>
@@ -16934,6 +20989,7 @@
           <w:rFonts w:cs="Times New Roman"/>
           <w:lang w:val="en-US"/>
         </w:rPr>
+        <w:lastRenderedPageBreak/>
         <w:t>Phân tích sự lãng phí</w:t>
       </w:r>
       <w:bookmarkEnd w:id="56"/>
@@ -17289,6 +21345,7 @@
         <w:rPr>
           <w:lang w:val="en-US"/>
         </w:rPr>
+        <w:lastRenderedPageBreak/>
         <w:t xml:space="preserve">Tạo chứng từ thủ công trong khi dữ liệu đã có trên hệ thống. </w:t>
       </w:r>
     </w:p>
@@ -17666,6 +21723,7 @@
         <w:rPr>
           <w:lang w:val="en-US"/>
         </w:rPr>
+        <w:lastRenderedPageBreak/>
         <w:t xml:space="preserve">Dữ liệu tồn kho chính xác. </w:t>
       </w:r>
     </w:p>
@@ -18081,6 +22139,7 @@
         <w:rPr>
           <w:lang w:val="en-US"/>
         </w:rPr>
+        <w:lastRenderedPageBreak/>
         <w:t xml:space="preserve">Đơn hàng rõ ràng. </w:t>
       </w:r>
     </w:p>
@@ -18407,7 +22466,6 @@
                 <w:rFonts w:eastAsia="Times New Roman" w:cs="Times New Roman"/>
                 <w:sz w:val="24"/>
                 <w:szCs w:val="24"/>
-                <w:lang w:val="en-US"/>
               </w:rPr>
             </w:pPr>
             <w:r>
@@ -18415,7 +22473,6 @@
                 <w:rFonts w:eastAsia="Times New Roman" w:cs="Times New Roman"/>
                 <w:sz w:val="24"/>
                 <w:szCs w:val="24"/>
-                <w:lang w:val="en-US"/>
               </w:rPr>
               <w:t>Phát hiện tồn kho thấp và lập yêu cầu</w:t>
             </w:r>
@@ -18466,7 +22523,6 @@
                 <w:rFonts w:eastAsia="Times New Roman" w:cs="Times New Roman"/>
                 <w:sz w:val="24"/>
                 <w:szCs w:val="24"/>
-                <w:lang w:val="en-US"/>
               </w:rPr>
             </w:pPr>
             <w:r>
@@ -18474,7 +22530,6 @@
                 <w:rFonts w:eastAsia="Times New Roman" w:cs="Times New Roman"/>
                 <w:sz w:val="24"/>
                 <w:szCs w:val="24"/>
-                <w:lang w:val="en-US"/>
               </w:rPr>
               <w:t>Quản lý kiểm tra và phê duyệt</w:t>
             </w:r>
@@ -18525,7 +22580,6 @@
                 <w:rFonts w:eastAsia="Times New Roman" w:cs="Times New Roman"/>
                 <w:sz w:val="24"/>
                 <w:szCs w:val="24"/>
-                <w:lang w:val="en-US"/>
               </w:rPr>
             </w:pPr>
             <w:r>
@@ -18533,7 +22587,6 @@
                 <w:rFonts w:eastAsia="Times New Roman" w:cs="Times New Roman"/>
                 <w:sz w:val="24"/>
                 <w:szCs w:val="24"/>
-                <w:lang w:val="en-US"/>
               </w:rPr>
               <w:t>Kho tiếp nhận và kiểm tra tồn</w:t>
             </w:r>
@@ -18643,7 +22696,6 @@
                 <w:rFonts w:eastAsia="Times New Roman" w:cs="Times New Roman"/>
                 <w:sz w:val="24"/>
                 <w:szCs w:val="24"/>
-                <w:lang w:val="en-US"/>
               </w:rPr>
             </w:pPr>
             <w:r>
@@ -18651,7 +22703,6 @@
                 <w:rFonts w:eastAsia="Times New Roman" w:cs="Times New Roman"/>
                 <w:sz w:val="24"/>
                 <w:szCs w:val="24"/>
-                <w:lang w:val="en-US"/>
               </w:rPr>
               <w:t>Xuất kho và hoàn tất chứng từ</w:t>
             </w:r>
@@ -18702,7 +22753,6 @@
                 <w:rFonts w:eastAsia="Times New Roman" w:cs="Times New Roman"/>
                 <w:sz w:val="24"/>
                 <w:szCs w:val="24"/>
-                <w:lang w:val="en-US"/>
               </w:rPr>
             </w:pPr>
             <w:r>
@@ -18710,7 +22760,6 @@
                 <w:rFonts w:eastAsia="Times New Roman" w:cs="Times New Roman"/>
                 <w:sz w:val="24"/>
                 <w:szCs w:val="24"/>
-                <w:lang w:val="en-US"/>
               </w:rPr>
               <w:t>Vận chuyển đến cửa hàng</w:t>
             </w:r>
@@ -18761,7 +22810,6 @@
                 <w:rFonts w:eastAsia="Times New Roman" w:cs="Times New Roman"/>
                 <w:sz w:val="24"/>
                 <w:szCs w:val="24"/>
-                <w:lang w:val="en-US"/>
               </w:rPr>
             </w:pPr>
             <w:r>
@@ -18769,7 +22817,6 @@
                 <w:rFonts w:eastAsia="Times New Roman" w:cs="Times New Roman"/>
                 <w:sz w:val="24"/>
                 <w:szCs w:val="24"/>
-                <w:lang w:val="en-US"/>
               </w:rPr>
               <w:t>Tiếp nhận, kiểm đếm hàng</w:t>
             </w:r>
@@ -18820,7 +22867,6 @@
                 <w:rFonts w:eastAsia="Times New Roman" w:cs="Times New Roman"/>
                 <w:sz w:val="24"/>
                 <w:szCs w:val="24"/>
-                <w:lang w:val="en-US"/>
               </w:rPr>
             </w:pPr>
             <w:r>
@@ -18828,7 +22874,6 @@
                 <w:rFonts w:eastAsia="Times New Roman" w:cs="Times New Roman"/>
                 <w:sz w:val="24"/>
                 <w:szCs w:val="24"/>
-                <w:lang w:val="en-US"/>
               </w:rPr>
               <w:t>Xác nhận nhập và cập nhật hệ thống</w:t>
             </w:r>
@@ -18933,7 +22978,6 @@
           <w:rFonts w:eastAsia="Times New Roman" w:cs="Times New Roman"/>
           <w:sz w:val="24"/>
           <w:szCs w:val="24"/>
-          <w:lang w:val="en-US"/>
         </w:rPr>
       </w:pPr>
       <w:r>
@@ -18941,7 +22985,6 @@
           <w:rFonts w:eastAsia="Times New Roman" w:cs="Times New Roman"/>
           <w:sz w:val="24"/>
           <w:szCs w:val="24"/>
-          <w:lang w:val="en-US"/>
         </w:rPr>
         <w:t>Tổng thời gian hoàn thành một chu kỳ bổ sung hàng là:</w:t>
       </w:r>
@@ -18953,7 +22996,6 @@
           <w:rFonts w:eastAsia="Times New Roman" w:cs="Times New Roman"/>
           <w:sz w:val="24"/>
           <w:szCs w:val="24"/>
-          <w:lang w:val="en-US"/>
         </w:rPr>
       </w:pPr>
       <w:r>
@@ -18963,8 +23005,8 @@
           <w:bCs/>
           <w:sz w:val="24"/>
           <w:szCs w:val="24"/>
-          <w:lang w:val="en-US"/>
-        </w:rPr>
+        </w:rPr>
+        <w:lastRenderedPageBreak/>
         <w:t>320 phút = 5,33 giờ</w:t>
       </w:r>
     </w:p>
@@ -18975,7 +23017,6 @@
           <w:rFonts w:eastAsia="Times New Roman" w:cs="Times New Roman"/>
           <w:sz w:val="24"/>
           <w:szCs w:val="24"/>
-          <w:lang w:val="en-US"/>
         </w:rPr>
       </w:pPr>
       <w:r>
@@ -18983,7 +23024,6 @@
           <w:rFonts w:eastAsia="Times New Roman" w:cs="Times New Roman"/>
           <w:sz w:val="24"/>
           <w:szCs w:val="24"/>
-          <w:lang w:val="en-US"/>
         </w:rPr>
         <w:t>Trong đó, thời gian vận chuyển chiếm:</w:t>
       </w:r>
@@ -18995,7 +23035,6 @@
           <w:rFonts w:eastAsia="Times New Roman" w:cs="Times New Roman"/>
           <w:sz w:val="24"/>
           <w:szCs w:val="24"/>
-          <w:lang w:val="en-US"/>
         </w:rPr>
       </w:pPr>
       <w:r>
@@ -19005,7 +23044,6 @@
           <w:bCs/>
           <w:sz w:val="24"/>
           <w:szCs w:val="24"/>
-          <w:lang w:val="en-US"/>
         </w:rPr>
         <w:t>180 / 320 × 100 = 56,25%</w:t>
       </w:r>
@@ -19017,7 +23055,6 @@
           <w:rFonts w:eastAsia="Times New Roman" w:cs="Times New Roman"/>
           <w:sz w:val="24"/>
           <w:szCs w:val="24"/>
-          <w:lang w:val="en-US"/>
         </w:rPr>
       </w:pPr>
       <w:r>
@@ -19025,9 +23062,7 @@
           <w:rFonts w:eastAsia="Times New Roman" w:cs="Times New Roman"/>
           <w:sz w:val="24"/>
           <w:szCs w:val="24"/>
-          <w:lang w:val="en-US"/>
-        </w:rPr>
-        <w:lastRenderedPageBreak/>
+        </w:rPr>
         <w:t xml:space="preserve">Như vậy, hoạt động vận chuyển chiếm khoảng </w:t>
       </w:r>
       <w:r>
@@ -19037,7 +23072,6 @@
           <w:bCs/>
           <w:sz w:val="24"/>
           <w:szCs w:val="24"/>
-          <w:lang w:val="en-US"/>
         </w:rPr>
         <w:t>56,25% tổng thời gian của quy trình</w:t>
       </w:r>
@@ -19046,7 +23080,6 @@
           <w:rFonts w:eastAsia="Times New Roman" w:cs="Times New Roman"/>
           <w:sz w:val="24"/>
           <w:szCs w:val="24"/>
-          <w:lang w:val="en-US"/>
         </w:rPr>
         <w:t>, là công đoạn có thời gian xử lý lớn nhất.</w:t>
       </w:r>
@@ -19058,7 +23091,6 @@
           <w:rFonts w:eastAsia="Times New Roman" w:cs="Times New Roman"/>
           <w:sz w:val="24"/>
           <w:szCs w:val="24"/>
-          <w:lang w:val="en-US"/>
         </w:rPr>
       </w:pPr>
       <w:r>
@@ -19066,7 +23098,6 @@
           <w:rFonts w:eastAsia="Times New Roman" w:cs="Times New Roman"/>
           <w:sz w:val="24"/>
           <w:szCs w:val="24"/>
-          <w:lang w:val="en-US"/>
         </w:rPr>
         <w:t xml:space="preserve">Giả định thời gian chờ giữa các công đoạn là khoảng </w:t>
       </w:r>
@@ -19077,7 +23108,6 @@
           <w:bCs/>
           <w:sz w:val="24"/>
           <w:szCs w:val="24"/>
-          <w:lang w:val="en-US"/>
         </w:rPr>
         <w:t>45 phút</w:t>
       </w:r>
@@ -19086,7 +23116,6 @@
           <w:rFonts w:eastAsia="Times New Roman" w:cs="Times New Roman"/>
           <w:sz w:val="24"/>
           <w:szCs w:val="24"/>
-          <w:lang w:val="en-US"/>
         </w:rPr>
         <w:t>, tỷ lệ thời gian chờ được tính như sau:</w:t>
       </w:r>
@@ -19408,6 +23437,7 @@
         <w:rPr>
           <w:lang w:val="en-US"/>
         </w:rPr>
+        <w:lastRenderedPageBreak/>
         <w:t>Tỷ lệ sai sót được tính:</w:t>
       </w:r>
     </w:p>
@@ -19463,7 +23493,6 @@
         <w:rPr>
           <w:lang w:val="en-US"/>
         </w:rPr>
-        <w:lastRenderedPageBreak/>
         <w:t>Giả định khi kiểm kê 1.000 mã hàng, có 970 mã có số lượng thực tế khớp với số liệu trên hệ thống.</w:t>
       </w:r>
     </w:p>
@@ -19720,7 +23749,6 @@
                 <w:rFonts w:eastAsia="Times New Roman" w:cs="Times New Roman"/>
                 <w:sz w:val="24"/>
                 <w:szCs w:val="24"/>
-                <w:lang w:val="en-US"/>
               </w:rPr>
             </w:pPr>
             <w:r>
@@ -19728,7 +23756,6 @@
                 <w:rFonts w:eastAsia="Times New Roman" w:cs="Times New Roman"/>
                 <w:sz w:val="24"/>
                 <w:szCs w:val="24"/>
-                <w:lang w:val="en-US"/>
               </w:rPr>
               <w:t>Nhân công lập và xử lý yêu cầu</w:t>
             </w:r>
@@ -19779,7 +23806,6 @@
                 <w:rFonts w:eastAsia="Times New Roman" w:cs="Times New Roman"/>
                 <w:sz w:val="24"/>
                 <w:szCs w:val="24"/>
-                <w:lang w:val="en-US"/>
               </w:rPr>
             </w:pPr>
             <w:r>
@@ -19787,7 +23813,6 @@
                 <w:rFonts w:eastAsia="Times New Roman" w:cs="Times New Roman"/>
                 <w:sz w:val="24"/>
                 <w:szCs w:val="24"/>
-                <w:lang w:val="en-US"/>
               </w:rPr>
               <w:t>Chuẩn bị và đóng gói tại kho</w:t>
             </w:r>
@@ -19897,7 +23922,6 @@
                 <w:rFonts w:eastAsia="Times New Roman" w:cs="Times New Roman"/>
                 <w:sz w:val="24"/>
                 <w:szCs w:val="24"/>
-                <w:lang w:val="en-US"/>
               </w:rPr>
             </w:pPr>
             <w:r>
@@ -19905,7 +23929,6 @@
                 <w:rFonts w:eastAsia="Times New Roman" w:cs="Times New Roman"/>
                 <w:sz w:val="24"/>
                 <w:szCs w:val="24"/>
-                <w:lang w:val="en-US"/>
               </w:rPr>
               <w:t>Tiếp nhận và kiểm đếm</w:t>
             </w:r>
@@ -19956,7 +23979,6 @@
                 <w:rFonts w:eastAsia="Times New Roman" w:cs="Times New Roman"/>
                 <w:sz w:val="24"/>
                 <w:szCs w:val="24"/>
-                <w:lang w:val="en-US"/>
               </w:rPr>
             </w:pPr>
             <w:r>
@@ -19964,7 +23986,6 @@
                 <w:rFonts w:eastAsia="Times New Roman" w:cs="Times New Roman"/>
                 <w:sz w:val="24"/>
                 <w:szCs w:val="24"/>
-                <w:lang w:val="en-US"/>
               </w:rPr>
               <w:t>Chi phí hệ thống và chứng từ</w:t>
             </w:r>
@@ -20069,7 +24090,6 @@
           <w:rFonts w:eastAsia="Times New Roman" w:cs="Times New Roman"/>
           <w:sz w:val="24"/>
           <w:szCs w:val="24"/>
-          <w:lang w:val="en-US"/>
         </w:rPr>
       </w:pPr>
       <w:r>
@@ -20077,7 +24097,6 @@
           <w:rFonts w:eastAsia="Times New Roman" w:cs="Times New Roman"/>
           <w:sz w:val="24"/>
           <w:szCs w:val="24"/>
-          <w:lang w:val="en-US"/>
         </w:rPr>
         <w:t xml:space="preserve">Nếu một cửa hàng thực hiện </w:t>
       </w:r>
@@ -20088,7 +24107,6 @@
           <w:bCs/>
           <w:sz w:val="24"/>
           <w:szCs w:val="24"/>
-          <w:lang w:val="en-US"/>
         </w:rPr>
         <w:t>200 lượt bổ sung hàng/tháng</w:t>
       </w:r>
@@ -20097,7 +24115,6 @@
           <w:rFonts w:eastAsia="Times New Roman" w:cs="Times New Roman"/>
           <w:sz w:val="24"/>
           <w:szCs w:val="24"/>
-          <w:lang w:val="en-US"/>
         </w:rPr>
         <w:t>, tổng chi phí vận hành quy trình là:</w:t>
       </w:r>
@@ -20109,7 +24126,6 @@
           <w:rFonts w:eastAsia="Times New Roman" w:cs="Times New Roman"/>
           <w:sz w:val="24"/>
           <w:szCs w:val="24"/>
-          <w:lang w:val="en-US"/>
         </w:rPr>
       </w:pPr>
       <w:r>
@@ -20119,7 +24135,6 @@
           <w:bCs/>
           <w:sz w:val="24"/>
           <w:szCs w:val="24"/>
-          <w:lang w:val="en-US"/>
         </w:rPr>
         <w:t>230.000 × 200 = 46.000.000 đồng/tháng</w:t>
       </w:r>
@@ -20131,7 +24146,6 @@
           <w:rFonts w:eastAsia="Times New Roman" w:cs="Times New Roman"/>
           <w:sz w:val="24"/>
           <w:szCs w:val="24"/>
-          <w:lang w:val="en-US"/>
         </w:rPr>
       </w:pPr>
       <w:r>
@@ -20139,8 +24153,8 @@
           <w:rFonts w:eastAsia="Times New Roman" w:cs="Times New Roman"/>
           <w:sz w:val="24"/>
           <w:szCs w:val="24"/>
-          <w:lang w:val="en-US"/>
-        </w:rPr>
+        </w:rPr>
+        <w:lastRenderedPageBreak/>
         <w:t>Trong đó, chi phí vận chuyển là:</w:t>
       </w:r>
     </w:p>
@@ -20151,7 +24165,6 @@
           <w:rFonts w:eastAsia="Times New Roman" w:cs="Times New Roman"/>
           <w:sz w:val="24"/>
           <w:szCs w:val="24"/>
-          <w:lang w:val="en-US"/>
         </w:rPr>
       </w:pPr>
       <w:r>
@@ -20161,7 +24174,6 @@
           <w:bCs/>
           <w:sz w:val="24"/>
           <w:szCs w:val="24"/>
-          <w:lang w:val="en-US"/>
         </w:rPr>
         <w:t>120.000 × 200 = 24.000.000 đồng/tháng</w:t>
       </w:r>
@@ -20173,7 +24185,6 @@
           <w:rFonts w:eastAsia="Times New Roman" w:cs="Times New Roman"/>
           <w:sz w:val="24"/>
           <w:szCs w:val="24"/>
-          <w:lang w:val="en-US"/>
         </w:rPr>
       </w:pPr>
       <w:r>
@@ -20181,7 +24192,6 @@
           <w:rFonts w:eastAsia="Times New Roman" w:cs="Times New Roman"/>
           <w:sz w:val="24"/>
           <w:szCs w:val="24"/>
-          <w:lang w:val="en-US"/>
         </w:rPr>
         <w:t>Tỷ trọng chi phí vận chuyển:</w:t>
       </w:r>
@@ -20193,7 +24203,6 @@
           <w:rFonts w:eastAsia="Times New Roman" w:cs="Times New Roman"/>
           <w:sz w:val="24"/>
           <w:szCs w:val="24"/>
-          <w:lang w:val="en-US"/>
         </w:rPr>
       </w:pPr>
       <w:r>
@@ -20203,9 +24212,7 @@
           <w:bCs/>
           <w:sz w:val="24"/>
           <w:szCs w:val="24"/>
-          <w:lang w:val="en-US"/>
-        </w:rPr>
-        <w:lastRenderedPageBreak/>
+        </w:rPr>
         <w:t>24.000.000 / 46.000.000 × 100 = 52,17%</w:t>
       </w:r>
     </w:p>
@@ -20216,7 +24223,6 @@
           <w:rFonts w:eastAsia="Times New Roman" w:cs="Times New Roman"/>
           <w:sz w:val="24"/>
           <w:szCs w:val="24"/>
-          <w:lang w:val="en-US"/>
         </w:rPr>
       </w:pPr>
       <w:r>
@@ -20224,7 +24230,6 @@
           <w:rFonts w:eastAsia="Times New Roman" w:cs="Times New Roman"/>
           <w:sz w:val="24"/>
           <w:szCs w:val="24"/>
-          <w:lang w:val="en-US"/>
         </w:rPr>
         <w:t xml:space="preserve">Như vậy, chi phí vận chuyển chiếm khoảng </w:t>
       </w:r>
@@ -20235,7 +24240,6 @@
           <w:bCs/>
           <w:sz w:val="24"/>
           <w:szCs w:val="24"/>
-          <w:lang w:val="en-US"/>
         </w:rPr>
         <w:t>52,17% tổng chi phí trực tiếp của quy trình</w:t>
       </w:r>
@@ -20244,7 +24248,6 @@
           <w:rFonts w:eastAsia="Times New Roman" w:cs="Times New Roman"/>
           <w:sz w:val="24"/>
           <w:szCs w:val="24"/>
-          <w:lang w:val="en-US"/>
         </w:rPr>
         <w:t>.</w:t>
       </w:r>
@@ -20256,7 +24259,6 @@
           <w:rFonts w:eastAsia="Times New Roman" w:cs="Times New Roman"/>
           <w:sz w:val="24"/>
           <w:szCs w:val="24"/>
-          <w:lang w:val="en-US"/>
         </w:rPr>
       </w:pPr>
       <w:r>
@@ -20264,7 +24266,6 @@
           <w:rFonts w:eastAsia="Times New Roman" w:cs="Times New Roman"/>
           <w:sz w:val="24"/>
           <w:szCs w:val="24"/>
-          <w:lang w:val="en-US"/>
         </w:rPr>
         <w:t>Giả định tỷ lệ sai sót là 4%, với 200 giao dịch/tháng thì số giao dịch sai là:</w:t>
       </w:r>
@@ -20276,7 +24277,6 @@
           <w:rFonts w:eastAsia="Times New Roman" w:cs="Times New Roman"/>
           <w:sz w:val="24"/>
           <w:szCs w:val="24"/>
-          <w:lang w:val="en-US"/>
         </w:rPr>
       </w:pPr>
       <w:r>
@@ -20286,7 +24286,6 @@
           <w:bCs/>
           <w:sz w:val="24"/>
           <w:szCs w:val="24"/>
-          <w:lang w:val="en-US"/>
         </w:rPr>
         <w:t>200 × 4% = 8 giao dịch</w:t>
       </w:r>
@@ -20298,7 +24297,6 @@
           <w:rFonts w:eastAsia="Times New Roman" w:cs="Times New Roman"/>
           <w:sz w:val="24"/>
           <w:szCs w:val="24"/>
-          <w:lang w:val="en-US"/>
         </w:rPr>
       </w:pPr>
       <w:r>
@@ -20306,7 +24304,6 @@
           <w:rFonts w:eastAsia="Times New Roman" w:cs="Times New Roman"/>
           <w:sz w:val="24"/>
           <w:szCs w:val="24"/>
-          <w:lang w:val="en-US"/>
         </w:rPr>
         <w:t xml:space="preserve">Nếu trung bình mỗi sai sót phát sinh khoảng </w:t>
       </w:r>
@@ -20317,7 +24314,6 @@
           <w:bCs/>
           <w:sz w:val="24"/>
           <w:szCs w:val="24"/>
-          <w:lang w:val="en-US"/>
         </w:rPr>
         <w:t>150.000 đồng</w:t>
       </w:r>
@@ -20326,7 +24322,6 @@
           <w:rFonts w:eastAsia="Times New Roman" w:cs="Times New Roman"/>
           <w:sz w:val="24"/>
           <w:szCs w:val="24"/>
-          <w:lang w:val="en-US"/>
         </w:rPr>
         <w:t xml:space="preserve"> chi phí xử lý lại, vận chuyển bổ sung và nhân công thì:</w:t>
       </w:r>
@@ -20338,7 +24333,6 @@
           <w:rFonts w:eastAsia="Times New Roman" w:cs="Times New Roman"/>
           <w:sz w:val="24"/>
           <w:szCs w:val="24"/>
-          <w:lang w:val="en-US"/>
         </w:rPr>
       </w:pPr>
       <w:r>
@@ -20348,7 +24342,6 @@
           <w:bCs/>
           <w:sz w:val="24"/>
           <w:szCs w:val="24"/>
-          <w:lang w:val="en-US"/>
         </w:rPr>
         <w:t>8 × 150.000 = 1.200.000 đồng/tháng</w:t>
       </w:r>
@@ -20360,7 +24353,6 @@
           <w:rFonts w:eastAsia="Times New Roman" w:cs="Times New Roman"/>
           <w:sz w:val="24"/>
           <w:szCs w:val="24"/>
-          <w:lang w:val="en-US"/>
         </w:rPr>
       </w:pPr>
       <w:r>
@@ -20368,7 +24360,6 @@
           <w:rFonts w:eastAsia="Times New Roman" w:cs="Times New Roman"/>
           <w:sz w:val="24"/>
           <w:szCs w:val="24"/>
-          <w:lang w:val="en-US"/>
         </w:rPr>
         <w:t xml:space="preserve">Ngoài ra, giả định mỗi trường hợp thiếu hàng có thể làm mất trung bình khoảng </w:t>
       </w:r>
@@ -20379,7 +24370,6 @@
           <w:bCs/>
           <w:sz w:val="24"/>
           <w:szCs w:val="24"/>
-          <w:lang w:val="en-US"/>
         </w:rPr>
         <w:t>1.500.000 đồng doanh thu tiềm năng</w:t>
       </w:r>
@@ -20388,7 +24378,6 @@
           <w:rFonts w:eastAsia="Times New Roman" w:cs="Times New Roman"/>
           <w:sz w:val="24"/>
           <w:szCs w:val="24"/>
-          <w:lang w:val="en-US"/>
         </w:rPr>
         <w:t>.</w:t>
       </w:r>
@@ -20400,7 +24389,6 @@
           <w:rFonts w:eastAsia="Times New Roman" w:cs="Times New Roman"/>
           <w:sz w:val="24"/>
           <w:szCs w:val="24"/>
-          <w:lang w:val="en-US"/>
         </w:rPr>
       </w:pPr>
       <w:r>
@@ -20408,7 +24396,6 @@
           <w:rFonts w:eastAsia="Times New Roman" w:cs="Times New Roman"/>
           <w:sz w:val="24"/>
           <w:szCs w:val="24"/>
-          <w:lang w:val="en-US"/>
         </w:rPr>
         <w:t>Với 20 lượt thiếu hàng:</w:t>
       </w:r>
@@ -20420,7 +24407,6 @@
           <w:rFonts w:eastAsia="Times New Roman" w:cs="Times New Roman"/>
           <w:sz w:val="24"/>
           <w:szCs w:val="24"/>
-          <w:lang w:val="en-US"/>
         </w:rPr>
       </w:pPr>
       <w:r>
@@ -20430,7 +24416,6 @@
           <w:bCs/>
           <w:sz w:val="24"/>
           <w:szCs w:val="24"/>
-          <w:lang w:val="en-US"/>
         </w:rPr>
         <w:t>20 × 1.500.000 = 30.000.000 đồng doanh thu tiềm năng</w:t>
       </w:r>
@@ -20442,7 +24427,6 @@
           <w:rFonts w:eastAsia="Times New Roman" w:cs="Times New Roman"/>
           <w:sz w:val="24"/>
           <w:szCs w:val="24"/>
-          <w:lang w:val="en-US"/>
         </w:rPr>
       </w:pPr>
       <w:r>
@@ -20450,7 +24434,6 @@
           <w:rFonts w:eastAsia="Times New Roman" w:cs="Times New Roman"/>
           <w:sz w:val="24"/>
           <w:szCs w:val="24"/>
-          <w:lang w:val="en-US"/>
         </w:rPr>
         <w:t>Con số này không phải chi phí phát sinh trực tiếp nhưng phản ánh mức độ ảnh hưởng của thiếu tồn kho đến doanh thu của doanh nghiệp.</w:t>
       </w:r>
@@ -20459,7 +24442,6 @@
       <w:pPr>
         <w:rPr>
           <w:rFonts w:cs="Times New Roman"/>
-          <w:lang w:val="en-US"/>
         </w:rPr>
       </w:pPr>
     </w:p>
@@ -20468,14 +24450,12 @@
         <w:pStyle w:val="Heading2"/>
         <w:rPr>
           <w:rFonts w:cs="Times New Roman"/>
-          <w:lang w:val="en-US"/>
         </w:rPr>
       </w:pPr>
       <w:bookmarkStart w:id="62" w:name="_Toc237511208"/>
       <w:r>
         <w:rPr>
           <w:rFonts w:cs="Times New Roman"/>
-          <w:lang w:val="en-US"/>
         </w:rPr>
         <w:lastRenderedPageBreak/>
         <w:t>Quy trình bán hàng trực tuyến</w:t>
@@ -24150,9 +28130,9 @@
     </w:lvl>
   </w:abstractNum>
   <w:abstractNum w:abstractNumId="19" w15:restartNumberingAfterBreak="0">
-    <w:nsid w:val="5B4F3C8E"/>
+    <w:nsid w:val="57F50DE8"/>
     <w:multiLevelType w:val="multilevel"/>
-    <w:tmpl w:val="BB5E9226"/>
+    <w:tmpl w:val="443648DE"/>
     <w:lvl w:ilvl="0">
       <w:start w:val="1"/>
       <w:numFmt w:val="bullet"/>
@@ -24299,9 +28279,9 @@
     </w:lvl>
   </w:abstractNum>
   <w:abstractNum w:abstractNumId="20" w15:restartNumberingAfterBreak="0">
-    <w:nsid w:val="5D9724F9"/>
+    <w:nsid w:val="5B4F3C8E"/>
     <w:multiLevelType w:val="multilevel"/>
-    <w:tmpl w:val="3F00475A"/>
+    <w:tmpl w:val="BB5E9226"/>
     <w:lvl w:ilvl="0">
       <w:start w:val="1"/>
       <w:numFmt w:val="bullet"/>
@@ -24448,6 +28428,155 @@
     </w:lvl>
   </w:abstractNum>
   <w:abstractNum w:abstractNumId="21" w15:restartNumberingAfterBreak="0">
+    <w:nsid w:val="5D9724F9"/>
+    <w:multiLevelType w:val="multilevel"/>
+    <w:tmpl w:val="3F00475A"/>
+    <w:lvl w:ilvl="0">
+      <w:start w:val="1"/>
+      <w:numFmt w:val="bullet"/>
+      <w:lvlText w:val=""/>
+      <w:lvlJc w:val="left"/>
+      <w:pPr>
+        <w:tabs>
+          <w:tab w:val="num" w:pos="720"/>
+        </w:tabs>
+        <w:ind w:left="720" w:hanging="360"/>
+      </w:pPr>
+      <w:rPr>
+        <w:rFonts w:ascii="Symbol" w:hAnsi="Symbol" w:hint="default"/>
+        <w:sz w:val="20"/>
+      </w:rPr>
+    </w:lvl>
+    <w:lvl w:ilvl="1" w:tentative="1">
+      <w:start w:val="1"/>
+      <w:numFmt w:val="bullet"/>
+      <w:lvlText w:val="o"/>
+      <w:lvlJc w:val="left"/>
+      <w:pPr>
+        <w:tabs>
+          <w:tab w:val="num" w:pos="1440"/>
+        </w:tabs>
+        <w:ind w:left="1440" w:hanging="360"/>
+      </w:pPr>
+      <w:rPr>
+        <w:rFonts w:ascii="Courier New" w:hAnsi="Courier New" w:hint="default"/>
+        <w:sz w:val="20"/>
+      </w:rPr>
+    </w:lvl>
+    <w:lvl w:ilvl="2" w:tentative="1">
+      <w:start w:val="1"/>
+      <w:numFmt w:val="bullet"/>
+      <w:lvlText w:val=""/>
+      <w:lvlJc w:val="left"/>
+      <w:pPr>
+        <w:tabs>
+          <w:tab w:val="num" w:pos="2160"/>
+        </w:tabs>
+        <w:ind w:left="2160" w:hanging="360"/>
+      </w:pPr>
+      <w:rPr>
+        <w:rFonts w:ascii="Wingdings" w:hAnsi="Wingdings" w:hint="default"/>
+        <w:sz w:val="20"/>
+      </w:rPr>
+    </w:lvl>
+    <w:lvl w:ilvl="3" w:tentative="1">
+      <w:start w:val="1"/>
+      <w:numFmt w:val="bullet"/>
+      <w:lvlText w:val=""/>
+      <w:lvlJc w:val="left"/>
+      <w:pPr>
+        <w:tabs>
+          <w:tab w:val="num" w:pos="2880"/>
+        </w:tabs>
+        <w:ind w:left="2880" w:hanging="360"/>
+      </w:pPr>
+      <w:rPr>
+        <w:rFonts w:ascii="Wingdings" w:hAnsi="Wingdings" w:hint="default"/>
+        <w:sz w:val="20"/>
+      </w:rPr>
+    </w:lvl>
+    <w:lvl w:ilvl="4" w:tentative="1">
+      <w:start w:val="1"/>
+      <w:numFmt w:val="bullet"/>
+      <w:lvlText w:val=""/>
+      <w:lvlJc w:val="left"/>
+      <w:pPr>
+        <w:tabs>
+          <w:tab w:val="num" w:pos="3600"/>
+        </w:tabs>
+        <w:ind w:left="3600" w:hanging="360"/>
+      </w:pPr>
+      <w:rPr>
+        <w:rFonts w:ascii="Wingdings" w:hAnsi="Wingdings" w:hint="default"/>
+        <w:sz w:val="20"/>
+      </w:rPr>
+    </w:lvl>
+    <w:lvl w:ilvl="5" w:tentative="1">
+      <w:start w:val="1"/>
+      <w:numFmt w:val="bullet"/>
+      <w:lvlText w:val=""/>
+      <w:lvlJc w:val="left"/>
+      <w:pPr>
+        <w:tabs>
+          <w:tab w:val="num" w:pos="4320"/>
+        </w:tabs>
+        <w:ind w:left="4320" w:hanging="360"/>
+      </w:pPr>
+      <w:rPr>
+        <w:rFonts w:ascii="Wingdings" w:hAnsi="Wingdings" w:hint="default"/>
+        <w:sz w:val="20"/>
+      </w:rPr>
+    </w:lvl>
+    <w:lvl w:ilvl="6" w:tentative="1">
+      <w:start w:val="1"/>
+      <w:numFmt w:val="bullet"/>
+      <w:lvlText w:val=""/>
+      <w:lvlJc w:val="left"/>
+      <w:pPr>
+        <w:tabs>
+          <w:tab w:val="num" w:pos="5040"/>
+        </w:tabs>
+        <w:ind w:left="5040" w:hanging="360"/>
+      </w:pPr>
+      <w:rPr>
+        <w:rFonts w:ascii="Wingdings" w:hAnsi="Wingdings" w:hint="default"/>
+        <w:sz w:val="20"/>
+      </w:rPr>
+    </w:lvl>
+    <w:lvl w:ilvl="7" w:tentative="1">
+      <w:start w:val="1"/>
+      <w:numFmt w:val="bullet"/>
+      <w:lvlText w:val=""/>
+      <w:lvlJc w:val="left"/>
+      <w:pPr>
+        <w:tabs>
+          <w:tab w:val="num" w:pos="5760"/>
+        </w:tabs>
+        <w:ind w:left="5760" w:hanging="360"/>
+      </w:pPr>
+      <w:rPr>
+        <w:rFonts w:ascii="Wingdings" w:hAnsi="Wingdings" w:hint="default"/>
+        <w:sz w:val="20"/>
+      </w:rPr>
+    </w:lvl>
+    <w:lvl w:ilvl="8" w:tentative="1">
+      <w:start w:val="1"/>
+      <w:numFmt w:val="bullet"/>
+      <w:lvlText w:val=""/>
+      <w:lvlJc w:val="left"/>
+      <w:pPr>
+        <w:tabs>
+          <w:tab w:val="num" w:pos="6480"/>
+        </w:tabs>
+        <w:ind w:left="6480" w:hanging="360"/>
+      </w:pPr>
+      <w:rPr>
+        <w:rFonts w:ascii="Wingdings" w:hAnsi="Wingdings" w:hint="default"/>
+        <w:sz w:val="20"/>
+      </w:rPr>
+    </w:lvl>
+  </w:abstractNum>
+  <w:abstractNum w:abstractNumId="22" w15:restartNumberingAfterBreak="0">
     <w:nsid w:val="5ECC7BB7"/>
     <w:multiLevelType w:val="hybridMultilevel"/>
     <w:tmpl w:val="CB18EAF6"/>
@@ -24536,7 +28665,7 @@
       </w:pPr>
     </w:lvl>
   </w:abstractNum>
-  <w:abstractNum w:abstractNumId="22" w15:restartNumberingAfterBreak="0">
+  <w:abstractNum w:abstractNumId="23" w15:restartNumberingAfterBreak="0">
     <w:nsid w:val="5F4D565D"/>
     <w:multiLevelType w:val="multilevel"/>
     <w:tmpl w:val="80887786"/>
@@ -24675,7 +28804,7 @@
       </w:rPr>
     </w:lvl>
   </w:abstractNum>
-  <w:abstractNum w:abstractNumId="23" w15:restartNumberingAfterBreak="0">
+  <w:abstractNum w:abstractNumId="24" w15:restartNumberingAfterBreak="0">
     <w:nsid w:val="62534632"/>
     <w:multiLevelType w:val="multilevel"/>
     <w:tmpl w:val="63DA2002"/>
@@ -24824,7 +28953,7 @@
       </w:rPr>
     </w:lvl>
   </w:abstractNum>
-  <w:abstractNum w:abstractNumId="24" w15:restartNumberingAfterBreak="0">
+  <w:abstractNum w:abstractNumId="25" w15:restartNumberingAfterBreak="0">
     <w:nsid w:val="6AB74C73"/>
     <w:multiLevelType w:val="multilevel"/>
     <w:tmpl w:val="3F92389E"/>
@@ -24973,7 +29102,7 @@
       </w:rPr>
     </w:lvl>
   </w:abstractNum>
-  <w:abstractNum w:abstractNumId="25" w15:restartNumberingAfterBreak="0">
+  <w:abstractNum w:abstractNumId="26" w15:restartNumberingAfterBreak="0">
     <w:nsid w:val="6C6060C9"/>
     <w:multiLevelType w:val="multilevel"/>
     <w:tmpl w:val="79A06654"/>
@@ -25122,7 +29251,7 @@
       </w:rPr>
     </w:lvl>
   </w:abstractNum>
-  <w:abstractNum w:abstractNumId="26" w15:restartNumberingAfterBreak="0">
+  <w:abstractNum w:abstractNumId="27" w15:restartNumberingAfterBreak="0">
     <w:nsid w:val="6FD179F9"/>
     <w:multiLevelType w:val="multilevel"/>
     <w:tmpl w:val="2452D90A"/>
@@ -25271,7 +29400,7 @@
       </w:rPr>
     </w:lvl>
   </w:abstractNum>
-  <w:abstractNum w:abstractNumId="27" w15:restartNumberingAfterBreak="0">
+  <w:abstractNum w:abstractNumId="28" w15:restartNumberingAfterBreak="0">
     <w:nsid w:val="73943A12"/>
     <w:multiLevelType w:val="multilevel"/>
     <w:tmpl w:val="1CFEAEAE"/>
@@ -25420,7 +29549,7 @@
       </w:rPr>
     </w:lvl>
   </w:abstractNum>
-  <w:abstractNum w:abstractNumId="28" w15:restartNumberingAfterBreak="0">
+  <w:abstractNum w:abstractNumId="29" w15:restartNumberingAfterBreak="0">
     <w:nsid w:val="73C812AE"/>
     <w:multiLevelType w:val="multilevel"/>
     <w:tmpl w:val="A81A7FB2"/>
@@ -25569,7 +29698,7 @@
       </w:rPr>
     </w:lvl>
   </w:abstractNum>
-  <w:abstractNum w:abstractNumId="29" w15:restartNumberingAfterBreak="0">
+  <w:abstractNum w:abstractNumId="30" w15:restartNumberingAfterBreak="0">
     <w:nsid w:val="7A4F7E54"/>
     <w:multiLevelType w:val="multilevel"/>
     <w:tmpl w:val="43C41720"/>
@@ -25718,7 +29847,7 @@
       </w:rPr>
     </w:lvl>
   </w:abstractNum>
-  <w:abstractNum w:abstractNumId="30" w15:restartNumberingAfterBreak="0">
+  <w:abstractNum w:abstractNumId="31" w15:restartNumberingAfterBreak="0">
     <w:nsid w:val="7BAB3244"/>
     <w:multiLevelType w:val="hybridMultilevel"/>
     <w:tmpl w:val="192062D4"/>
@@ -25832,13 +29961,13 @@
     </w:lvl>
   </w:abstractNum>
   <w:num w:numId="1" w16cid:durableId="407965790">
-    <w:abstractNumId w:val="22"/>
+    <w:abstractNumId w:val="23"/>
   </w:num>
   <w:num w:numId="2" w16cid:durableId="921375706">
     <w:abstractNumId w:val="17"/>
   </w:num>
   <w:num w:numId="3" w16cid:durableId="45761529">
-    <w:abstractNumId w:val="30"/>
+    <w:abstractNumId w:val="31"/>
   </w:num>
   <w:num w:numId="4" w16cid:durableId="412972430">
     <w:abstractNumId w:val="5"/>
@@ -25865,13 +29994,13 @@
     <w:abstractNumId w:val="18"/>
   </w:num>
   <w:num w:numId="12" w16cid:durableId="2134058340">
+    <w:abstractNumId w:val="22"/>
+  </w:num>
+  <w:num w:numId="13" w16cid:durableId="1647778212">
     <w:abstractNumId w:val="21"/>
   </w:num>
-  <w:num w:numId="13" w16cid:durableId="1647778212">
-    <w:abstractNumId w:val="20"/>
-  </w:num>
   <w:num w:numId="14" w16cid:durableId="2084716324">
-    <w:abstractNumId w:val="26"/>
+    <w:abstractNumId w:val="27"/>
   </w:num>
   <w:num w:numId="15" w16cid:durableId="1929920886">
     <w:abstractNumId w:val="13"/>
@@ -25892,22 +30021,22 @@
     <w:abstractNumId w:val="14"/>
   </w:num>
   <w:num w:numId="21" w16cid:durableId="1384406808">
-    <w:abstractNumId w:val="29"/>
+    <w:abstractNumId w:val="30"/>
   </w:num>
   <w:num w:numId="22" w16cid:durableId="102119352">
-    <w:abstractNumId w:val="25"/>
+    <w:abstractNumId w:val="26"/>
   </w:num>
   <w:num w:numId="23" w16cid:durableId="860169218">
-    <w:abstractNumId w:val="19"/>
+    <w:abstractNumId w:val="20"/>
   </w:num>
   <w:num w:numId="24" w16cid:durableId="1181745404">
     <w:abstractNumId w:val="9"/>
   </w:num>
   <w:num w:numId="25" w16cid:durableId="1714379844">
-    <w:abstractNumId w:val="27"/>
+    <w:abstractNumId w:val="28"/>
   </w:num>
   <w:num w:numId="26" w16cid:durableId="890851186">
-    <w:abstractNumId w:val="28"/>
+    <w:abstractNumId w:val="29"/>
   </w:num>
   <w:num w:numId="27" w16cid:durableId="1545555633">
     <w:abstractNumId w:val="2"/>
@@ -25916,13 +30045,16 @@
     <w:abstractNumId w:val="10"/>
   </w:num>
   <w:num w:numId="29" w16cid:durableId="673067637">
-    <w:abstractNumId w:val="23"/>
+    <w:abstractNumId w:val="24"/>
   </w:num>
   <w:num w:numId="30" w16cid:durableId="886720641">
-    <w:abstractNumId w:val="24"/>
+    <w:abstractNumId w:val="25"/>
   </w:num>
   <w:num w:numId="31" w16cid:durableId="1091505971">
     <w:abstractNumId w:val="4"/>
+  </w:num>
+  <w:num w:numId="32" w16cid:durableId="2055110326">
+    <w:abstractNumId w:val="19"/>
   </w:num>
   <w:numIdMacAtCleanup w:val="12"/>
 </w:numbering>
